--- a/frontend/public/documentation/FunctionsUserManual.docx
+++ b/frontend/public/documentation/FunctionsUserManual.docx
@@ -434,7 +434,11 @@
               <w:b w:val="0"/>
               <w:noProof/>
               <w:color w:val="auto"/>
-              <w:lang w:eastAsia="en-IE"/>
+              <w:kern w:val="2"/>
+              <w:sz w:val="24"/>
+              <w:szCs w:val="24"/>
+              <w:lang w:val="en-BE" w:eastAsia="en-BE"/>
+              <w14:ligatures w14:val="standardContextual"/>
             </w:rPr>
           </w:pPr>
           <w:r>
@@ -455,7 +459,7 @@
             </w:rPr>
             <w:fldChar w:fldCharType="separate"/>
           </w:r>
-          <w:hyperlink w:anchor="_Toc184878623" w:history="1">
+          <w:hyperlink w:anchor="_Toc202794507" w:history="1">
             <w:r>
               <w:rPr>
                 <w:rStyle w:val="Hyperlink"/>
@@ -483,7 +487,7 @@
                 <w:noProof/>
                 <w:webHidden/>
               </w:rPr>
-              <w:instrText xml:space="preserve"> PAGEREF _Toc184878623 \h </w:instrText>
+              <w:instrText xml:space="preserve"> PAGEREF _Toc202794507 \h </w:instrText>
             </w:r>
             <w:r>
               <w:rPr>
@@ -525,10 +529,14 @@
               <w:b w:val="0"/>
               <w:noProof/>
               <w:color w:val="auto"/>
-              <w:lang w:eastAsia="en-IE"/>
+              <w:kern w:val="2"/>
+              <w:sz w:val="24"/>
+              <w:szCs w:val="24"/>
+              <w:lang w:val="en-BE" w:eastAsia="en-BE"/>
+              <w14:ligatures w14:val="standardContextual"/>
             </w:rPr>
           </w:pPr>
-          <w:hyperlink w:anchor="_Toc184878624" w:history="1">
+          <w:hyperlink w:anchor="_Toc202794508" w:history="1">
             <w:r>
               <w:rPr>
                 <w:rStyle w:val="Hyperlink"/>
@@ -556,7 +564,7 @@
                 <w:noProof/>
                 <w:webHidden/>
               </w:rPr>
-              <w:instrText xml:space="preserve"> PAGEREF _Toc184878624 \h </w:instrText>
+              <w:instrText xml:space="preserve"> PAGEREF _Toc202794508 \h </w:instrText>
             </w:r>
             <w:r>
               <w:rPr>
@@ -596,10 +604,14 @@
             <w:rPr>
               <w:rFonts w:eastAsiaTheme="minorEastAsia"/>
               <w:noProof/>
-              <w:lang w:eastAsia="en-IE"/>
+              <w:kern w:val="2"/>
+              <w:sz w:val="24"/>
+              <w:szCs w:val="24"/>
+              <w:lang w:val="en-BE" w:eastAsia="en-BE"/>
+              <w14:ligatures w14:val="standardContextual"/>
             </w:rPr>
           </w:pPr>
-          <w:hyperlink w:anchor="_Toc184878625" w:history="1">
+          <w:hyperlink w:anchor="_Toc202794509" w:history="1">
             <w:r>
               <w:rPr>
                 <w:rStyle w:val="Hyperlink"/>
@@ -635,7 +647,7 @@
                 <w:noProof/>
                 <w:webHidden/>
               </w:rPr>
-              <w:instrText xml:space="preserve"> PAGEREF _Toc184878625 \h </w:instrText>
+              <w:instrText xml:space="preserve"> PAGEREF _Toc202794509 \h </w:instrText>
             </w:r>
             <w:r>
               <w:rPr>
@@ -675,10 +687,14 @@
             <w:rPr>
               <w:rFonts w:eastAsiaTheme="minorEastAsia"/>
               <w:noProof/>
-              <w:lang w:eastAsia="en-IE"/>
+              <w:kern w:val="2"/>
+              <w:sz w:val="24"/>
+              <w:szCs w:val="24"/>
+              <w:lang w:val="en-BE" w:eastAsia="en-BE"/>
+              <w14:ligatures w14:val="standardContextual"/>
             </w:rPr>
           </w:pPr>
-          <w:hyperlink w:anchor="_Toc184878626" w:history="1">
+          <w:hyperlink w:anchor="_Toc202794510" w:history="1">
             <w:r>
               <w:rPr>
                 <w:rStyle w:val="Hyperlink"/>
@@ -722,7 +738,7 @@
                 <w:noProof/>
                 <w:webHidden/>
               </w:rPr>
-              <w:instrText xml:space="preserve"> PAGEREF _Toc184878626 \h </w:instrText>
+              <w:instrText xml:space="preserve"> PAGEREF _Toc202794510 \h </w:instrText>
             </w:r>
             <w:r>
               <w:rPr>
@@ -762,10 +778,14 @@
             <w:rPr>
               <w:rFonts w:eastAsiaTheme="minorEastAsia"/>
               <w:noProof/>
-              <w:lang w:eastAsia="en-IE"/>
+              <w:kern w:val="2"/>
+              <w:sz w:val="24"/>
+              <w:szCs w:val="24"/>
+              <w:lang w:val="en-BE" w:eastAsia="en-BE"/>
+              <w14:ligatures w14:val="standardContextual"/>
             </w:rPr>
           </w:pPr>
-          <w:hyperlink w:anchor="_Toc184878627" w:history="1">
+          <w:hyperlink w:anchor="_Toc202794511" w:history="1">
             <w:r>
               <w:rPr>
                 <w:rStyle w:val="Hyperlink"/>
@@ -779,7 +799,7 @@
                 <w:b/>
                 <w:noProof/>
               </w:rPr>
-              <w:t>switchToBrowserTab</w:t>
+              <w:t>switchTab</w:t>
             </w:r>
             <w:r>
               <w:rPr>
@@ -800,7 +820,7 @@
                 <w:noProof/>
                 <w:webHidden/>
               </w:rPr>
-              <w:instrText xml:space="preserve"> PAGEREF _Toc184878627 \h </w:instrText>
+              <w:instrText xml:space="preserve"> PAGEREF _Toc202794511 \h </w:instrText>
             </w:r>
             <w:r>
               <w:rPr>
@@ -840,10 +860,14 @@
             <w:rPr>
               <w:rFonts w:eastAsiaTheme="minorEastAsia"/>
               <w:noProof/>
-              <w:lang w:eastAsia="en-IE"/>
+              <w:kern w:val="2"/>
+              <w:sz w:val="24"/>
+              <w:szCs w:val="24"/>
+              <w:lang w:val="en-BE" w:eastAsia="en-BE"/>
+              <w14:ligatures w14:val="standardContextual"/>
             </w:rPr>
           </w:pPr>
-          <w:hyperlink w:anchor="_Toc184878628" w:history="1">
+          <w:hyperlink w:anchor="_Toc202794512" w:history="1">
             <w:r>
               <w:rPr>
                 <w:rStyle w:val="Hyperlink"/>
@@ -856,8 +880,9 @@
                 <w:rStyle w:val="Hyperlink"/>
                 <w:b/>
                 <w:noProof/>
-              </w:rPr>
-              <w:t>newTab</w:t>
+                <w:lang w:val="en-BE"/>
+              </w:rPr>
+              <w:t>openNewTab</w:t>
             </w:r>
             <w:r>
               <w:rPr>
@@ -878,7 +903,7 @@
                 <w:noProof/>
                 <w:webHidden/>
               </w:rPr>
-              <w:instrText xml:space="preserve"> PAGEREF _Toc184878628 \h </w:instrText>
+              <w:instrText xml:space="preserve"> PAGEREF _Toc202794512 \h </w:instrText>
             </w:r>
             <w:r>
               <w:rPr>
@@ -918,10 +943,14 @@
             <w:rPr>
               <w:rFonts w:eastAsiaTheme="minorEastAsia"/>
               <w:noProof/>
-              <w:lang w:eastAsia="en-IE"/>
+              <w:kern w:val="2"/>
+              <w:sz w:val="24"/>
+              <w:szCs w:val="24"/>
+              <w:lang w:val="en-BE" w:eastAsia="en-BE"/>
+              <w14:ligatures w14:val="standardContextual"/>
             </w:rPr>
           </w:pPr>
-          <w:hyperlink w:anchor="_Toc184878629" w:history="1">
+          <w:hyperlink w:anchor="_Toc202794513" w:history="1">
             <w:r>
               <w:rPr>
                 <w:rStyle w:val="Hyperlink"/>
@@ -934,8 +963,9 @@
                 <w:rStyle w:val="Hyperlink"/>
                 <w:b/>
                 <w:noProof/>
-              </w:rPr>
-              <w:t>newWindow</w:t>
+                <w:lang w:val="en-BE"/>
+              </w:rPr>
+              <w:t>clickNewTab</w:t>
             </w:r>
             <w:r>
               <w:rPr>
@@ -956,7 +986,7 @@
                 <w:noProof/>
                 <w:webHidden/>
               </w:rPr>
-              <w:instrText xml:space="preserve"> PAGEREF _Toc184878629 \h </w:instrText>
+              <w:instrText xml:space="preserve"> PAGEREF _Toc202794513 \h </w:instrText>
             </w:r>
             <w:r>
               <w:rPr>
@@ -976,7 +1006,7 @@
                 <w:noProof/>
                 <w:webHidden/>
               </w:rPr>
-              <w:t>8</w:t>
+              <w:t>9</w:t>
             </w:r>
             <w:r>
               <w:rPr>
@@ -996,10 +1026,14 @@
             <w:rPr>
               <w:rFonts w:eastAsiaTheme="minorEastAsia"/>
               <w:noProof/>
-              <w:lang w:eastAsia="en-IE"/>
+              <w:kern w:val="2"/>
+              <w:sz w:val="24"/>
+              <w:szCs w:val="24"/>
+              <w:lang w:val="en-BE" w:eastAsia="en-BE"/>
+              <w14:ligatures w14:val="standardContextual"/>
             </w:rPr>
           </w:pPr>
-          <w:hyperlink w:anchor="_Toc184878630" w:history="1">
+          <w:hyperlink w:anchor="_Toc202794514" w:history="1">
             <w:r>
               <w:rPr>
                 <w:rStyle w:val="Hyperlink"/>
@@ -1012,8 +1046,9 @@
                 <w:rStyle w:val="Hyperlink"/>
                 <w:b/>
                 <w:noProof/>
-              </w:rPr>
-              <w:t>loginUser</w:t>
+                <w:lang w:val="en-BE"/>
+              </w:rPr>
+              <w:t>closeTab</w:t>
             </w:r>
             <w:r>
               <w:rPr>
@@ -1034,7 +1069,7 @@
                 <w:noProof/>
                 <w:webHidden/>
               </w:rPr>
-              <w:instrText xml:space="preserve"> PAGEREF _Toc184878630 \h </w:instrText>
+              <w:instrText xml:space="preserve"> PAGEREF _Toc202794514 \h </w:instrText>
             </w:r>
             <w:r>
               <w:rPr>
@@ -1074,10 +1109,14 @@
             <w:rPr>
               <w:rFonts w:eastAsiaTheme="minorEastAsia"/>
               <w:noProof/>
-              <w:lang w:eastAsia="en-IE"/>
+              <w:kern w:val="2"/>
+              <w:sz w:val="24"/>
+              <w:szCs w:val="24"/>
+              <w:lang w:val="en-BE" w:eastAsia="en-BE"/>
+              <w14:ligatures w14:val="standardContextual"/>
             </w:rPr>
           </w:pPr>
-          <w:hyperlink w:anchor="_Toc184878631" w:history="1">
+          <w:hyperlink w:anchor="_Toc202794515" w:history="1">
             <w:r>
               <w:rPr>
                 <w:rStyle w:val="Hyperlink"/>
@@ -1091,7 +1130,7 @@
                 <w:b/>
                 <w:noProof/>
               </w:rPr>
-              <w:t>loginPassword</w:t>
+              <w:t>loginUser</w:t>
             </w:r>
             <w:r>
               <w:rPr>
@@ -1112,7 +1151,7 @@
                 <w:noProof/>
                 <w:webHidden/>
               </w:rPr>
-              <w:instrText xml:space="preserve"> PAGEREF _Toc184878631 \h </w:instrText>
+              <w:instrText xml:space="preserve"> PAGEREF _Toc202794515 \h </w:instrText>
             </w:r>
             <w:r>
               <w:rPr>
@@ -1152,10 +1191,14 @@
             <w:rPr>
               <w:rFonts w:eastAsiaTheme="minorEastAsia"/>
               <w:noProof/>
-              <w:lang w:eastAsia="en-IE"/>
+              <w:kern w:val="2"/>
+              <w:sz w:val="24"/>
+              <w:szCs w:val="24"/>
+              <w:lang w:val="en-BE" w:eastAsia="en-BE"/>
+              <w14:ligatures w14:val="standardContextual"/>
             </w:rPr>
           </w:pPr>
-          <w:hyperlink w:anchor="_Toc184878632" w:history="1">
+          <w:hyperlink w:anchor="_Toc202794516" w:history="1">
             <w:r>
               <w:rPr>
                 <w:rStyle w:val="Hyperlink"/>
@@ -1169,7 +1212,7 @@
                 <w:b/>
                 <w:noProof/>
               </w:rPr>
-              <w:t>dummyExtraInfo</w:t>
+              <w:t>loginPassword</w:t>
             </w:r>
             <w:r>
               <w:rPr>
@@ -1190,7 +1233,7 @@
                 <w:noProof/>
                 <w:webHidden/>
               </w:rPr>
-              <w:instrText xml:space="preserve"> PAGEREF _Toc184878632 \h </w:instrText>
+              <w:instrText xml:space="preserve"> PAGEREF _Toc202794516 \h </w:instrText>
             </w:r>
             <w:r>
               <w:rPr>
@@ -1230,10 +1273,14 @@
             <w:rPr>
               <w:rFonts w:eastAsiaTheme="minorEastAsia"/>
               <w:noProof/>
-              <w:lang w:eastAsia="en-IE"/>
+              <w:kern w:val="2"/>
+              <w:sz w:val="24"/>
+              <w:szCs w:val="24"/>
+              <w:lang w:val="en-BE" w:eastAsia="en-BE"/>
+              <w14:ligatures w14:val="standardContextual"/>
             </w:rPr>
           </w:pPr>
-          <w:hyperlink w:anchor="_Toc184878633" w:history="1">
+          <w:hyperlink w:anchor="_Toc202794517" w:history="1">
             <w:r>
               <w:rPr>
                 <w:rStyle w:val="Hyperlink"/>
@@ -1247,7 +1294,7 @@
                 <w:b/>
                 <w:noProof/>
               </w:rPr>
-              <w:t>dummyLogin</w:t>
+              <w:t>dummyExtraInfo</w:t>
             </w:r>
             <w:r>
               <w:rPr>
@@ -1268,7 +1315,7 @@
                 <w:noProof/>
                 <w:webHidden/>
               </w:rPr>
-              <w:instrText xml:space="preserve"> PAGEREF _Toc184878633 \h </w:instrText>
+              <w:instrText xml:space="preserve"> PAGEREF _Toc202794517 \h </w:instrText>
             </w:r>
             <w:r>
               <w:rPr>
@@ -1288,7 +1335,7 @@
                 <w:noProof/>
                 <w:webHidden/>
               </w:rPr>
-              <w:t>11</w:t>
+              <w:t>12</w:t>
             </w:r>
             <w:r>
               <w:rPr>
@@ -1308,10 +1355,14 @@
             <w:rPr>
               <w:rFonts w:eastAsiaTheme="minorEastAsia"/>
               <w:noProof/>
-              <w:lang w:eastAsia="en-IE"/>
+              <w:kern w:val="2"/>
+              <w:sz w:val="24"/>
+              <w:szCs w:val="24"/>
+              <w:lang w:val="en-BE" w:eastAsia="en-BE"/>
+              <w14:ligatures w14:val="standardContextual"/>
             </w:rPr>
           </w:pPr>
-          <w:hyperlink w:anchor="_Toc184878634" w:history="1">
+          <w:hyperlink w:anchor="_Toc202794518" w:history="1">
             <w:r>
               <w:rPr>
                 <w:rStyle w:val="Hyperlink"/>
@@ -1325,7 +1376,7 @@
                 <w:b/>
                 <w:noProof/>
               </w:rPr>
-              <w:t>speak</w:t>
+              <w:t>dummyLogin</w:t>
             </w:r>
             <w:r>
               <w:rPr>
@@ -1346,7 +1397,7 @@
                 <w:noProof/>
                 <w:webHidden/>
               </w:rPr>
-              <w:instrText xml:space="preserve"> PAGEREF _Toc184878634 \h </w:instrText>
+              <w:instrText xml:space="preserve"> PAGEREF _Toc202794518 \h </w:instrText>
             </w:r>
             <w:r>
               <w:rPr>
@@ -1386,10 +1437,14 @@
             <w:rPr>
               <w:rFonts w:eastAsiaTheme="minorEastAsia"/>
               <w:noProof/>
-              <w:lang w:eastAsia="en-IE"/>
+              <w:kern w:val="2"/>
+              <w:sz w:val="24"/>
+              <w:szCs w:val="24"/>
+              <w:lang w:val="en-BE" w:eastAsia="en-BE"/>
+              <w14:ligatures w14:val="standardContextual"/>
             </w:rPr>
           </w:pPr>
-          <w:hyperlink w:anchor="_Toc184878635" w:history="1">
+          <w:hyperlink w:anchor="_Toc202794519" w:history="1">
             <w:r>
               <w:rPr>
                 <w:rStyle w:val="Hyperlink"/>
@@ -1403,6 +1458,88 @@
                 <w:b/>
                 <w:noProof/>
               </w:rPr>
+              <w:t>speak</w:t>
+            </w:r>
+            <w:r>
+              <w:rPr>
+                <w:noProof/>
+                <w:webHidden/>
+              </w:rPr>
+              <w:tab/>
+            </w:r>
+            <w:r>
+              <w:rPr>
+                <w:noProof/>
+                <w:webHidden/>
+              </w:rPr>
+              <w:fldChar w:fldCharType="begin"/>
+            </w:r>
+            <w:r>
+              <w:rPr>
+                <w:noProof/>
+                <w:webHidden/>
+              </w:rPr>
+              <w:instrText xml:space="preserve"> PAGEREF _Toc202794519 \h </w:instrText>
+            </w:r>
+            <w:r>
+              <w:rPr>
+                <w:noProof/>
+                <w:webHidden/>
+              </w:rPr>
+            </w:r>
+            <w:r>
+              <w:rPr>
+                <w:noProof/>
+                <w:webHidden/>
+              </w:rPr>
+              <w:fldChar w:fldCharType="separate"/>
+            </w:r>
+            <w:r>
+              <w:rPr>
+                <w:noProof/>
+                <w:webHidden/>
+              </w:rPr>
+              <w:t>13</w:t>
+            </w:r>
+            <w:r>
+              <w:rPr>
+                <w:noProof/>
+                <w:webHidden/>
+              </w:rPr>
+              <w:fldChar w:fldCharType="end"/>
+            </w:r>
+          </w:hyperlink>
+        </w:p>
+        <w:p>
+          <w:pPr>
+            <w:pStyle w:val="TOC2"/>
+            <w:tabs>
+              <w:tab w:val="right" w:leader="dot" w:pos="9350"/>
+            </w:tabs>
+            <w:rPr>
+              <w:rFonts w:eastAsiaTheme="minorEastAsia"/>
+              <w:noProof/>
+              <w:kern w:val="2"/>
+              <w:sz w:val="24"/>
+              <w:szCs w:val="24"/>
+              <w:lang w:val="en-BE" w:eastAsia="en-BE"/>
+              <w14:ligatures w14:val="standardContextual"/>
+            </w:rPr>
+          </w:pPr>
+          <w:hyperlink w:anchor="_Toc202794520" w:history="1">
+            <w:r>
+              <w:rPr>
+                <w:rStyle w:val="Hyperlink"/>
+                <w:noProof/>
+              </w:rPr>
+              <w:t xml:space="preserve">Function: </w:t>
+            </w:r>
+            <w:r>
+              <w:rPr>
+                <w:rStyle w:val="Hyperlink"/>
+                <w:b/>
+                <w:noProof/>
+              </w:rPr>
               <w:t>debug</w:t>
             </w:r>
             <w:r>
@@ -1424,7 +1561,7 @@
                 <w:noProof/>
                 <w:webHidden/>
               </w:rPr>
-              <w:instrText xml:space="preserve"> PAGEREF _Toc184878635 \h </w:instrText>
+              <w:instrText xml:space="preserve"> PAGEREF _Toc202794520 \h </w:instrText>
             </w:r>
             <w:r>
               <w:rPr>
@@ -1444,7 +1581,7 @@
                 <w:noProof/>
                 <w:webHidden/>
               </w:rPr>
-              <w:t>12</w:t>
+              <w:t>13</w:t>
             </w:r>
             <w:r>
               <w:rPr>
@@ -1466,10 +1603,14 @@
               <w:b w:val="0"/>
               <w:noProof/>
               <w:color w:val="auto"/>
-              <w:lang w:eastAsia="en-IE"/>
+              <w:kern w:val="2"/>
+              <w:sz w:val="24"/>
+              <w:szCs w:val="24"/>
+              <w:lang w:val="en-BE" w:eastAsia="en-BE"/>
+              <w14:ligatures w14:val="standardContextual"/>
             </w:rPr>
           </w:pPr>
-          <w:hyperlink w:anchor="_Toc184878636" w:history="1">
+          <w:hyperlink w:anchor="_Toc202794521" w:history="1">
             <w:r>
               <w:rPr>
                 <w:rStyle w:val="Hyperlink"/>
@@ -1497,7 +1638,7 @@
                 <w:noProof/>
                 <w:webHidden/>
               </w:rPr>
-              <w:instrText xml:space="preserve"> PAGEREF _Toc184878636 \h </w:instrText>
+              <w:instrText xml:space="preserve"> PAGEREF _Toc202794521 \h </w:instrText>
             </w:r>
             <w:r>
               <w:rPr>
@@ -1517,7 +1658,7 @@
                 <w:noProof/>
                 <w:webHidden/>
               </w:rPr>
-              <w:t>13</w:t>
+              <w:t>14</w:t>
             </w:r>
             <w:r>
               <w:rPr>
@@ -1537,10 +1678,14 @@
             <w:rPr>
               <w:rFonts w:eastAsiaTheme="minorEastAsia"/>
               <w:noProof/>
-              <w:lang w:eastAsia="en-IE"/>
+              <w:kern w:val="2"/>
+              <w:sz w:val="24"/>
+              <w:szCs w:val="24"/>
+              <w:lang w:val="en-BE" w:eastAsia="en-BE"/>
+              <w14:ligatures w14:val="standardContextual"/>
             </w:rPr>
           </w:pPr>
-          <w:hyperlink w:anchor="_Toc184878637" w:history="1">
+          <w:hyperlink w:anchor="_Toc202794522" w:history="1">
             <w:r>
               <w:rPr>
                 <w:rStyle w:val="Hyperlink"/>
@@ -1576,7 +1721,7 @@
                 <w:noProof/>
                 <w:webHidden/>
               </w:rPr>
-              <w:instrText xml:space="preserve"> PAGEREF _Toc184878637 \h </w:instrText>
+              <w:instrText xml:space="preserve"> PAGEREF _Toc202794522 \h </w:instrText>
             </w:r>
             <w:r>
               <w:rPr>
@@ -1596,7 +1741,7 @@
                 <w:noProof/>
                 <w:webHidden/>
               </w:rPr>
-              <w:t>14</w:t>
+              <w:t>15</w:t>
             </w:r>
             <w:r>
               <w:rPr>
@@ -1616,10 +1761,14 @@
             <w:rPr>
               <w:rFonts w:eastAsiaTheme="minorEastAsia"/>
               <w:noProof/>
-              <w:lang w:eastAsia="en-IE"/>
+              <w:kern w:val="2"/>
+              <w:sz w:val="24"/>
+              <w:szCs w:val="24"/>
+              <w:lang w:val="en-BE" w:eastAsia="en-BE"/>
+              <w14:ligatures w14:val="standardContextual"/>
             </w:rPr>
           </w:pPr>
-          <w:hyperlink w:anchor="_Toc184878638" w:history="1">
+          <w:hyperlink w:anchor="_Toc202794523" w:history="1">
             <w:r>
               <w:rPr>
                 <w:rStyle w:val="Hyperlink"/>
@@ -1655,7 +1804,7 @@
                 <w:noProof/>
                 <w:webHidden/>
               </w:rPr>
-              <w:instrText xml:space="preserve"> PAGEREF _Toc184878638 \h </w:instrText>
+              <w:instrText xml:space="preserve"> PAGEREF _Toc202794523 \h </w:instrText>
             </w:r>
             <w:r>
               <w:rPr>
@@ -1675,7 +1824,7 @@
                 <w:noProof/>
                 <w:webHidden/>
               </w:rPr>
-              <w:t>14</w:t>
+              <w:t>15</w:t>
             </w:r>
             <w:r>
               <w:rPr>
@@ -1695,10 +1844,14 @@
             <w:rPr>
               <w:rFonts w:eastAsiaTheme="minorEastAsia"/>
               <w:noProof/>
-              <w:lang w:eastAsia="en-IE"/>
+              <w:kern w:val="2"/>
+              <w:sz w:val="24"/>
+              <w:szCs w:val="24"/>
+              <w:lang w:val="en-BE" w:eastAsia="en-BE"/>
+              <w14:ligatures w14:val="standardContextual"/>
             </w:rPr>
           </w:pPr>
-          <w:hyperlink w:anchor="_Toc184878639" w:history="1">
+          <w:hyperlink w:anchor="_Toc202794524" w:history="1">
             <w:r>
               <w:rPr>
                 <w:rStyle w:val="Hyperlink"/>
@@ -1734,7 +1887,7 @@
                 <w:noProof/>
                 <w:webHidden/>
               </w:rPr>
-              <w:instrText xml:space="preserve"> PAGEREF _Toc184878639 \h </w:instrText>
+              <w:instrText xml:space="preserve"> PAGEREF _Toc202794524 \h </w:instrText>
             </w:r>
             <w:r>
               <w:rPr>
@@ -1754,7 +1907,7 @@
                 <w:noProof/>
                 <w:webHidden/>
               </w:rPr>
-              <w:t>15</w:t>
+              <w:t>16</w:t>
             </w:r>
             <w:r>
               <w:rPr>
@@ -1774,10 +1927,14 @@
             <w:rPr>
               <w:rFonts w:eastAsiaTheme="minorEastAsia"/>
               <w:noProof/>
-              <w:lang w:eastAsia="en-IE"/>
+              <w:kern w:val="2"/>
+              <w:sz w:val="24"/>
+              <w:szCs w:val="24"/>
+              <w:lang w:val="en-BE" w:eastAsia="en-BE"/>
+              <w14:ligatures w14:val="standardContextual"/>
             </w:rPr>
           </w:pPr>
-          <w:hyperlink w:anchor="_Toc184878640" w:history="1">
+          <w:hyperlink w:anchor="_Toc202794525" w:history="1">
             <w:r>
               <w:rPr>
                 <w:rStyle w:val="Hyperlink"/>
@@ -1813,7 +1970,7 @@
                 <w:noProof/>
                 <w:webHidden/>
               </w:rPr>
-              <w:instrText xml:space="preserve"> PAGEREF _Toc184878640 \h </w:instrText>
+              <w:instrText xml:space="preserve"> PAGEREF _Toc202794525 \h </w:instrText>
             </w:r>
             <w:r>
               <w:rPr>
@@ -1833,7 +1990,7 @@
                 <w:noProof/>
                 <w:webHidden/>
               </w:rPr>
-              <w:t>15</w:t>
+              <w:t>16</w:t>
             </w:r>
             <w:r>
               <w:rPr>
@@ -1853,10 +2010,14 @@
             <w:rPr>
               <w:rFonts w:eastAsiaTheme="minorEastAsia"/>
               <w:noProof/>
-              <w:lang w:eastAsia="en-IE"/>
+              <w:kern w:val="2"/>
+              <w:sz w:val="24"/>
+              <w:szCs w:val="24"/>
+              <w:lang w:val="en-BE" w:eastAsia="en-BE"/>
+              <w14:ligatures w14:val="standardContextual"/>
             </w:rPr>
           </w:pPr>
-          <w:hyperlink w:anchor="_Toc184878641" w:history="1">
+          <w:hyperlink w:anchor="_Toc202794526" w:history="1">
             <w:r>
               <w:rPr>
                 <w:rStyle w:val="Hyperlink"/>
@@ -1892,7 +2053,7 @@
                 <w:noProof/>
                 <w:webHidden/>
               </w:rPr>
-              <w:instrText xml:space="preserve"> PAGEREF _Toc184878641 \h </w:instrText>
+              <w:instrText xml:space="preserve"> PAGEREF _Toc202794526 \h </w:instrText>
             </w:r>
             <w:r>
               <w:rPr>
@@ -1912,7 +2073,7 @@
                 <w:noProof/>
                 <w:webHidden/>
               </w:rPr>
-              <w:t>16</w:t>
+              <w:t>17</w:t>
             </w:r>
             <w:r>
               <w:rPr>
@@ -1932,10 +2093,14 @@
             <w:rPr>
               <w:rFonts w:eastAsiaTheme="minorEastAsia"/>
               <w:noProof/>
-              <w:lang w:eastAsia="en-IE"/>
+              <w:kern w:val="2"/>
+              <w:sz w:val="24"/>
+              <w:szCs w:val="24"/>
+              <w:lang w:val="en-BE" w:eastAsia="en-BE"/>
+              <w14:ligatures w14:val="standardContextual"/>
             </w:rPr>
           </w:pPr>
-          <w:hyperlink w:anchor="_Toc184878642" w:history="1">
+          <w:hyperlink w:anchor="_Toc202794527" w:history="1">
             <w:r>
               <w:rPr>
                 <w:rStyle w:val="Hyperlink"/>
@@ -1979,7 +2144,7 @@
                 <w:noProof/>
                 <w:webHidden/>
               </w:rPr>
-              <w:instrText xml:space="preserve"> PAGEREF _Toc184878642 \h </w:instrText>
+              <w:instrText xml:space="preserve"> PAGEREF _Toc202794527 \h </w:instrText>
             </w:r>
             <w:r>
               <w:rPr>
@@ -1999,7 +2164,7 @@
                 <w:noProof/>
                 <w:webHidden/>
               </w:rPr>
-              <w:t>16</w:t>
+              <w:t>17</w:t>
             </w:r>
             <w:r>
               <w:rPr>
@@ -2019,10 +2184,14 @@
             <w:rPr>
               <w:rFonts w:eastAsiaTheme="minorEastAsia"/>
               <w:noProof/>
-              <w:lang w:eastAsia="en-IE"/>
+              <w:kern w:val="2"/>
+              <w:sz w:val="24"/>
+              <w:szCs w:val="24"/>
+              <w:lang w:val="en-BE" w:eastAsia="en-BE"/>
+              <w14:ligatures w14:val="standardContextual"/>
             </w:rPr>
           </w:pPr>
-          <w:hyperlink w:anchor="_Toc184878643" w:history="1">
+          <w:hyperlink w:anchor="_Toc202794528" w:history="1">
             <w:r>
               <w:rPr>
                 <w:rStyle w:val="Hyperlink"/>
@@ -2058,7 +2227,7 @@
                 <w:noProof/>
                 <w:webHidden/>
               </w:rPr>
-              <w:instrText xml:space="preserve"> PAGEREF _Toc184878643 \h </w:instrText>
+              <w:instrText xml:space="preserve"> PAGEREF _Toc202794528 \h </w:instrText>
             </w:r>
             <w:r>
               <w:rPr>
@@ -2078,7 +2247,7 @@
                 <w:noProof/>
                 <w:webHidden/>
               </w:rPr>
-              <w:t>17</w:t>
+              <w:t>18</w:t>
             </w:r>
             <w:r>
               <w:rPr>
@@ -2098,10 +2267,14 @@
             <w:rPr>
               <w:rFonts w:eastAsiaTheme="minorEastAsia"/>
               <w:noProof/>
-              <w:lang w:eastAsia="en-IE"/>
+              <w:kern w:val="2"/>
+              <w:sz w:val="24"/>
+              <w:szCs w:val="24"/>
+              <w:lang w:val="en-BE" w:eastAsia="en-BE"/>
+              <w14:ligatures w14:val="standardContextual"/>
             </w:rPr>
           </w:pPr>
-          <w:hyperlink w:anchor="_Toc184878644" w:history="1">
+          <w:hyperlink w:anchor="_Toc202794529" w:history="1">
             <w:r>
               <w:rPr>
                 <w:rStyle w:val="Hyperlink"/>
@@ -2137,7 +2310,7 @@
                 <w:noProof/>
                 <w:webHidden/>
               </w:rPr>
-              <w:instrText xml:space="preserve"> PAGEREF _Toc184878644 \h </w:instrText>
+              <w:instrText xml:space="preserve"> PAGEREF _Toc202794529 \h </w:instrText>
             </w:r>
             <w:r>
               <w:rPr>
@@ -2157,7 +2330,7 @@
                 <w:noProof/>
                 <w:webHidden/>
               </w:rPr>
-              <w:t>17</w:t>
+              <w:t>18</w:t>
             </w:r>
             <w:r>
               <w:rPr>
@@ -2177,10 +2350,14 @@
             <w:rPr>
               <w:rFonts w:eastAsiaTheme="minorEastAsia"/>
               <w:noProof/>
-              <w:lang w:eastAsia="en-IE"/>
+              <w:kern w:val="2"/>
+              <w:sz w:val="24"/>
+              <w:szCs w:val="24"/>
+              <w:lang w:val="en-BE" w:eastAsia="en-BE"/>
+              <w14:ligatures w14:val="standardContextual"/>
             </w:rPr>
           </w:pPr>
-          <w:hyperlink w:anchor="_Toc184878645" w:history="1">
+          <w:hyperlink w:anchor="_Toc202794530" w:history="1">
             <w:r>
               <w:rPr>
                 <w:rStyle w:val="Hyperlink"/>
@@ -2216,7 +2393,7 @@
                 <w:noProof/>
                 <w:webHidden/>
               </w:rPr>
-              <w:instrText xml:space="preserve"> PAGEREF _Toc184878645 \h </w:instrText>
+              <w:instrText xml:space="preserve"> PAGEREF _Toc202794530 \h </w:instrText>
             </w:r>
             <w:r>
               <w:rPr>
@@ -2236,7 +2413,7 @@
                 <w:noProof/>
                 <w:webHidden/>
               </w:rPr>
-              <w:t>18</w:t>
+              <w:t>19</w:t>
             </w:r>
             <w:r>
               <w:rPr>
@@ -2256,10 +2433,14 @@
             <w:rPr>
               <w:rFonts w:eastAsiaTheme="minorEastAsia"/>
               <w:noProof/>
-              <w:lang w:eastAsia="en-IE"/>
+              <w:kern w:val="2"/>
+              <w:sz w:val="24"/>
+              <w:szCs w:val="24"/>
+              <w:lang w:val="en-BE" w:eastAsia="en-BE"/>
+              <w14:ligatures w14:val="standardContextual"/>
             </w:rPr>
           </w:pPr>
-          <w:hyperlink w:anchor="_Toc184878646" w:history="1">
+          <w:hyperlink w:anchor="_Toc202794531" w:history="1">
             <w:r>
               <w:rPr>
                 <w:rStyle w:val="Hyperlink"/>
@@ -2295,7 +2476,7 @@
                 <w:noProof/>
                 <w:webHidden/>
               </w:rPr>
-              <w:instrText xml:space="preserve"> PAGEREF _Toc184878646 \h </w:instrText>
+              <w:instrText xml:space="preserve"> PAGEREF _Toc202794531 \h </w:instrText>
             </w:r>
             <w:r>
               <w:rPr>
@@ -2315,7 +2496,7 @@
                 <w:noProof/>
                 <w:webHidden/>
               </w:rPr>
-              <w:t>18</w:t>
+              <w:t>19</w:t>
             </w:r>
             <w:r>
               <w:rPr>
@@ -2335,10 +2516,14 @@
             <w:rPr>
               <w:rFonts w:eastAsiaTheme="minorEastAsia"/>
               <w:noProof/>
-              <w:lang w:eastAsia="en-IE"/>
+              <w:kern w:val="2"/>
+              <w:sz w:val="24"/>
+              <w:szCs w:val="24"/>
+              <w:lang w:val="en-BE" w:eastAsia="en-BE"/>
+              <w14:ligatures w14:val="standardContextual"/>
             </w:rPr>
           </w:pPr>
-          <w:hyperlink w:anchor="_Toc184878647" w:history="1">
+          <w:hyperlink w:anchor="_Toc202794532" w:history="1">
             <w:r>
               <w:rPr>
                 <w:rStyle w:val="Hyperlink"/>
@@ -2374,7 +2559,7 @@
                 <w:noProof/>
                 <w:webHidden/>
               </w:rPr>
-              <w:instrText xml:space="preserve"> PAGEREF _Toc184878647 \h </w:instrText>
+              <w:instrText xml:space="preserve"> PAGEREF _Toc202794532 \h </w:instrText>
             </w:r>
             <w:r>
               <w:rPr>
@@ -2394,7 +2579,7 @@
                 <w:noProof/>
                 <w:webHidden/>
               </w:rPr>
-              <w:t>19</w:t>
+              <w:t>20</w:t>
             </w:r>
             <w:r>
               <w:rPr>
@@ -2414,10 +2599,14 @@
             <w:rPr>
               <w:rFonts w:eastAsiaTheme="minorEastAsia"/>
               <w:noProof/>
-              <w:lang w:eastAsia="en-IE"/>
+              <w:kern w:val="2"/>
+              <w:sz w:val="24"/>
+              <w:szCs w:val="24"/>
+              <w:lang w:val="en-BE" w:eastAsia="en-BE"/>
+              <w14:ligatures w14:val="standardContextual"/>
             </w:rPr>
           </w:pPr>
-          <w:hyperlink w:anchor="_Toc184878648" w:history="1">
+          <w:hyperlink w:anchor="_Toc202794533" w:history="1">
             <w:r>
               <w:rPr>
                 <w:rStyle w:val="Hyperlink"/>
@@ -2453,7 +2642,7 @@
                 <w:noProof/>
                 <w:webHidden/>
               </w:rPr>
-              <w:instrText xml:space="preserve"> PAGEREF _Toc184878648 \h </w:instrText>
+              <w:instrText xml:space="preserve"> PAGEREF _Toc202794533 \h </w:instrText>
             </w:r>
             <w:r>
               <w:rPr>
@@ -2473,7 +2662,7 @@
                 <w:noProof/>
                 <w:webHidden/>
               </w:rPr>
-              <w:t>19</w:t>
+              <w:t>20</w:t>
             </w:r>
             <w:r>
               <w:rPr>
@@ -2493,10 +2682,14 @@
             <w:rPr>
               <w:rFonts w:eastAsiaTheme="minorEastAsia"/>
               <w:noProof/>
-              <w:lang w:eastAsia="en-IE"/>
+              <w:kern w:val="2"/>
+              <w:sz w:val="24"/>
+              <w:szCs w:val="24"/>
+              <w:lang w:val="en-BE" w:eastAsia="en-BE"/>
+              <w14:ligatures w14:val="standardContextual"/>
             </w:rPr>
           </w:pPr>
-          <w:hyperlink w:anchor="_Toc184878649" w:history="1">
+          <w:hyperlink w:anchor="_Toc202794534" w:history="1">
             <w:r>
               <w:rPr>
                 <w:rStyle w:val="Hyperlink"/>
@@ -2532,7 +2725,7 @@
                 <w:noProof/>
                 <w:webHidden/>
               </w:rPr>
-              <w:instrText xml:space="preserve"> PAGEREF _Toc184878649 \h </w:instrText>
+              <w:instrText xml:space="preserve"> PAGEREF _Toc202794534 \h </w:instrText>
             </w:r>
             <w:r>
               <w:rPr>
@@ -2552,7 +2745,7 @@
                 <w:noProof/>
                 <w:webHidden/>
               </w:rPr>
-              <w:t>20</w:t>
+              <w:t>21</w:t>
             </w:r>
             <w:r>
               <w:rPr>
@@ -2572,10 +2765,14 @@
             <w:rPr>
               <w:rFonts w:eastAsiaTheme="minorEastAsia"/>
               <w:noProof/>
-              <w:lang w:eastAsia="en-IE"/>
+              <w:kern w:val="2"/>
+              <w:sz w:val="24"/>
+              <w:szCs w:val="24"/>
+              <w:lang w:val="en-BE" w:eastAsia="en-BE"/>
+              <w14:ligatures w14:val="standardContextual"/>
             </w:rPr>
           </w:pPr>
-          <w:hyperlink w:anchor="_Toc184878650" w:history="1">
+          <w:hyperlink w:anchor="_Toc202794535" w:history="1">
             <w:r>
               <w:rPr>
                 <w:rStyle w:val="Hyperlink"/>
@@ -2611,7 +2808,7 @@
                 <w:noProof/>
                 <w:webHidden/>
               </w:rPr>
-              <w:instrText xml:space="preserve"> PAGEREF _Toc184878650 \h </w:instrText>
+              <w:instrText xml:space="preserve"> PAGEREF _Toc202794535 \h </w:instrText>
             </w:r>
             <w:r>
               <w:rPr>
@@ -2631,7 +2828,7 @@
                 <w:noProof/>
                 <w:webHidden/>
               </w:rPr>
-              <w:t>20</w:t>
+              <w:t>21</w:t>
             </w:r>
             <w:r>
               <w:rPr>
@@ -2651,10 +2848,14 @@
             <w:rPr>
               <w:rFonts w:eastAsiaTheme="minorEastAsia"/>
               <w:noProof/>
-              <w:lang w:eastAsia="en-IE"/>
+              <w:kern w:val="2"/>
+              <w:sz w:val="24"/>
+              <w:szCs w:val="24"/>
+              <w:lang w:val="en-BE" w:eastAsia="en-BE"/>
+              <w14:ligatures w14:val="standardContextual"/>
             </w:rPr>
           </w:pPr>
-          <w:hyperlink w:anchor="_Toc184878651" w:history="1">
+          <w:hyperlink w:anchor="_Toc202794536" w:history="1">
             <w:r>
               <w:rPr>
                 <w:rStyle w:val="Hyperlink"/>
@@ -2690,7 +2891,7 @@
                 <w:noProof/>
                 <w:webHidden/>
               </w:rPr>
-              <w:instrText xml:space="preserve"> PAGEREF _Toc184878651 \h </w:instrText>
+              <w:instrText xml:space="preserve"> PAGEREF _Toc202794536 \h </w:instrText>
             </w:r>
             <w:r>
               <w:rPr>
@@ -2710,7 +2911,7 @@
                 <w:noProof/>
                 <w:webHidden/>
               </w:rPr>
-              <w:t>21</w:t>
+              <w:t>22</w:t>
             </w:r>
             <w:r>
               <w:rPr>
@@ -2730,10 +2931,14 @@
             <w:rPr>
               <w:rFonts w:eastAsiaTheme="minorEastAsia"/>
               <w:noProof/>
-              <w:lang w:eastAsia="en-IE"/>
+              <w:kern w:val="2"/>
+              <w:sz w:val="24"/>
+              <w:szCs w:val="24"/>
+              <w:lang w:val="en-BE" w:eastAsia="en-BE"/>
+              <w14:ligatures w14:val="standardContextual"/>
             </w:rPr>
           </w:pPr>
-          <w:hyperlink w:anchor="_Toc184878652" w:history="1">
+          <w:hyperlink w:anchor="_Toc202794537" w:history="1">
             <w:r>
               <w:rPr>
                 <w:rStyle w:val="Hyperlink"/>
@@ -2769,7 +2974,7 @@
                 <w:noProof/>
                 <w:webHidden/>
               </w:rPr>
-              <w:instrText xml:space="preserve"> PAGEREF _Toc184878652 \h </w:instrText>
+              <w:instrText xml:space="preserve"> PAGEREF _Toc202794537 \h </w:instrText>
             </w:r>
             <w:r>
               <w:rPr>
@@ -2789,7 +2994,7 @@
                 <w:noProof/>
                 <w:webHidden/>
               </w:rPr>
-              <w:t>21</w:t>
+              <w:t>22</w:t>
             </w:r>
             <w:r>
               <w:rPr>
@@ -2809,10 +3014,14 @@
             <w:rPr>
               <w:rFonts w:eastAsiaTheme="minorEastAsia"/>
               <w:noProof/>
-              <w:lang w:eastAsia="en-IE"/>
+              <w:kern w:val="2"/>
+              <w:sz w:val="24"/>
+              <w:szCs w:val="24"/>
+              <w:lang w:val="en-BE" w:eastAsia="en-BE"/>
+              <w14:ligatures w14:val="standardContextual"/>
             </w:rPr>
           </w:pPr>
-          <w:hyperlink w:anchor="_Toc184878653" w:history="1">
+          <w:hyperlink w:anchor="_Toc202794538" w:history="1">
             <w:r>
               <w:rPr>
                 <w:rStyle w:val="Hyperlink"/>
@@ -2848,7 +3057,7 @@
                 <w:noProof/>
                 <w:webHidden/>
               </w:rPr>
-              <w:instrText xml:space="preserve"> PAGEREF _Toc184878653 \h </w:instrText>
+              <w:instrText xml:space="preserve"> PAGEREF _Toc202794538 \h </w:instrText>
             </w:r>
             <w:r>
               <w:rPr>
@@ -2868,7 +3077,7 @@
                 <w:noProof/>
                 <w:webHidden/>
               </w:rPr>
-              <w:t>21</w:t>
+              <w:t>22</w:t>
             </w:r>
             <w:r>
               <w:rPr>
@@ -2888,10 +3097,14 @@
             <w:rPr>
               <w:rFonts w:eastAsiaTheme="minorEastAsia"/>
               <w:noProof/>
-              <w:lang w:eastAsia="en-IE"/>
+              <w:kern w:val="2"/>
+              <w:sz w:val="24"/>
+              <w:szCs w:val="24"/>
+              <w:lang w:val="en-BE" w:eastAsia="en-BE"/>
+              <w14:ligatures w14:val="standardContextual"/>
             </w:rPr>
           </w:pPr>
-          <w:hyperlink w:anchor="_Toc184878654" w:history="1">
+          <w:hyperlink w:anchor="_Toc202794539" w:history="1">
             <w:r>
               <w:rPr>
                 <w:rStyle w:val="Hyperlink"/>
@@ -2927,7 +3140,7 @@
                 <w:noProof/>
                 <w:webHidden/>
               </w:rPr>
-              <w:instrText xml:space="preserve"> PAGEREF _Toc184878654 \h </w:instrText>
+              <w:instrText xml:space="preserve"> PAGEREF _Toc202794539 \h </w:instrText>
             </w:r>
             <w:r>
               <w:rPr>
@@ -2947,7 +3160,7 @@
                 <w:noProof/>
                 <w:webHidden/>
               </w:rPr>
-              <w:t>22</w:t>
+              <w:t>23</w:t>
             </w:r>
             <w:r>
               <w:rPr>
@@ -2967,10 +3180,14 @@
             <w:rPr>
               <w:rFonts w:eastAsiaTheme="minorEastAsia"/>
               <w:noProof/>
-              <w:lang w:eastAsia="en-IE"/>
+              <w:kern w:val="2"/>
+              <w:sz w:val="24"/>
+              <w:szCs w:val="24"/>
+              <w:lang w:val="en-BE" w:eastAsia="en-BE"/>
+              <w14:ligatures w14:val="standardContextual"/>
             </w:rPr>
           </w:pPr>
-          <w:hyperlink w:anchor="_Toc184878655" w:history="1">
+          <w:hyperlink w:anchor="_Toc202794540" w:history="1">
             <w:r>
               <w:rPr>
                 <w:rStyle w:val="Hyperlink"/>
@@ -3006,7 +3223,7 @@
                 <w:noProof/>
                 <w:webHidden/>
               </w:rPr>
-              <w:instrText xml:space="preserve"> PAGEREF _Toc184878655 \h </w:instrText>
+              <w:instrText xml:space="preserve"> PAGEREF _Toc202794540 \h </w:instrText>
             </w:r>
             <w:r>
               <w:rPr>
@@ -3026,7 +3243,7 @@
                 <w:noProof/>
                 <w:webHidden/>
               </w:rPr>
-              <w:t>22</w:t>
+              <w:t>23</w:t>
             </w:r>
             <w:r>
               <w:rPr>
@@ -3046,10 +3263,14 @@
             <w:rPr>
               <w:rFonts w:eastAsiaTheme="minorEastAsia"/>
               <w:noProof/>
-              <w:lang w:eastAsia="en-IE"/>
+              <w:kern w:val="2"/>
+              <w:sz w:val="24"/>
+              <w:szCs w:val="24"/>
+              <w:lang w:val="en-BE" w:eastAsia="en-BE"/>
+              <w14:ligatures w14:val="standardContextual"/>
             </w:rPr>
           </w:pPr>
-          <w:hyperlink w:anchor="_Toc184878656" w:history="1">
+          <w:hyperlink w:anchor="_Toc202794541" w:history="1">
             <w:r>
               <w:rPr>
                 <w:rStyle w:val="Hyperlink"/>
@@ -3085,7 +3306,7 @@
                 <w:noProof/>
                 <w:webHidden/>
               </w:rPr>
-              <w:instrText xml:space="preserve"> PAGEREF _Toc184878656 \h </w:instrText>
+              <w:instrText xml:space="preserve"> PAGEREF _Toc202794541 \h </w:instrText>
             </w:r>
             <w:r>
               <w:rPr>
@@ -3105,7 +3326,7 @@
                 <w:noProof/>
                 <w:webHidden/>
               </w:rPr>
-              <w:t>23</w:t>
+              <w:t>24</w:t>
             </w:r>
             <w:r>
               <w:rPr>
@@ -3125,10 +3346,14 @@
             <w:rPr>
               <w:rFonts w:eastAsiaTheme="minorEastAsia"/>
               <w:noProof/>
-              <w:lang w:eastAsia="en-IE"/>
+              <w:kern w:val="2"/>
+              <w:sz w:val="24"/>
+              <w:szCs w:val="24"/>
+              <w:lang w:val="en-BE" w:eastAsia="en-BE"/>
+              <w14:ligatures w14:val="standardContextual"/>
             </w:rPr>
           </w:pPr>
-          <w:hyperlink w:anchor="_Toc184878657" w:history="1">
+          <w:hyperlink w:anchor="_Toc202794542" w:history="1">
             <w:r>
               <w:rPr>
                 <w:rStyle w:val="Hyperlink"/>
@@ -3164,7 +3389,7 @@
                 <w:noProof/>
                 <w:webHidden/>
               </w:rPr>
-              <w:instrText xml:space="preserve"> PAGEREF _Toc184878657 \h </w:instrText>
+              <w:instrText xml:space="preserve"> PAGEREF _Toc202794542 \h </w:instrText>
             </w:r>
             <w:r>
               <w:rPr>
@@ -3184,7 +3409,7 @@
                 <w:noProof/>
                 <w:webHidden/>
               </w:rPr>
-              <w:t>23</w:t>
+              <w:t>24</w:t>
             </w:r>
             <w:r>
               <w:rPr>
@@ -3204,10 +3429,14 @@
             <w:rPr>
               <w:rFonts w:eastAsiaTheme="minorEastAsia"/>
               <w:noProof/>
-              <w:lang w:eastAsia="en-IE"/>
+              <w:kern w:val="2"/>
+              <w:sz w:val="24"/>
+              <w:szCs w:val="24"/>
+              <w:lang w:val="en-BE" w:eastAsia="en-BE"/>
+              <w14:ligatures w14:val="standardContextual"/>
             </w:rPr>
           </w:pPr>
-          <w:hyperlink w:anchor="_Toc184878658" w:history="1">
+          <w:hyperlink w:anchor="_Toc202794543" w:history="1">
             <w:r>
               <w:rPr>
                 <w:rStyle w:val="Hyperlink"/>
@@ -3243,7 +3472,7 @@
                 <w:noProof/>
                 <w:webHidden/>
               </w:rPr>
-              <w:instrText xml:space="preserve"> PAGEREF _Toc184878658 \h </w:instrText>
+              <w:instrText xml:space="preserve"> PAGEREF _Toc202794543 \h </w:instrText>
             </w:r>
             <w:r>
               <w:rPr>
@@ -3263,7 +3492,7 @@
                 <w:noProof/>
                 <w:webHidden/>
               </w:rPr>
-              <w:t>24</w:t>
+              <w:t>25</w:t>
             </w:r>
             <w:r>
               <w:rPr>
@@ -3283,10 +3512,14 @@
             <w:rPr>
               <w:rFonts w:eastAsiaTheme="minorEastAsia"/>
               <w:noProof/>
-              <w:lang w:eastAsia="en-IE"/>
+              <w:kern w:val="2"/>
+              <w:sz w:val="24"/>
+              <w:szCs w:val="24"/>
+              <w:lang w:val="en-BE" w:eastAsia="en-BE"/>
+              <w14:ligatures w14:val="standardContextual"/>
             </w:rPr>
           </w:pPr>
-          <w:hyperlink w:anchor="_Toc184878659" w:history="1">
+          <w:hyperlink w:anchor="_Toc202794544" w:history="1">
             <w:r>
               <w:rPr>
                 <w:rStyle w:val="Hyperlink"/>
@@ -3330,7 +3563,7 @@
                 <w:noProof/>
                 <w:webHidden/>
               </w:rPr>
-              <w:instrText xml:space="preserve"> PAGEREF _Toc184878659 \h </w:instrText>
+              <w:instrText xml:space="preserve"> PAGEREF _Toc202794544 \h </w:instrText>
             </w:r>
             <w:r>
               <w:rPr>
@@ -3350,7 +3583,7 @@
                 <w:noProof/>
                 <w:webHidden/>
               </w:rPr>
-              <w:t>24</w:t>
+              <w:t>25</w:t>
             </w:r>
             <w:r>
               <w:rPr>
@@ -3370,10 +3603,14 @@
             <w:rPr>
               <w:rFonts w:eastAsiaTheme="minorEastAsia"/>
               <w:noProof/>
-              <w:lang w:eastAsia="en-IE"/>
+              <w:kern w:val="2"/>
+              <w:sz w:val="24"/>
+              <w:szCs w:val="24"/>
+              <w:lang w:val="en-BE" w:eastAsia="en-BE"/>
+              <w14:ligatures w14:val="standardContextual"/>
             </w:rPr>
           </w:pPr>
-          <w:hyperlink w:anchor="_Toc184878660" w:history="1">
+          <w:hyperlink w:anchor="_Toc202794545" w:history="1">
             <w:r>
               <w:rPr>
                 <w:rStyle w:val="Hyperlink"/>
@@ -3408,7 +3645,7 @@
                 <w:noProof/>
                 <w:webHidden/>
               </w:rPr>
-              <w:instrText xml:space="preserve"> PAGEREF _Toc184878660 \h </w:instrText>
+              <w:instrText xml:space="preserve"> PAGEREF _Toc202794545 \h </w:instrText>
             </w:r>
             <w:r>
               <w:rPr>
@@ -3428,7 +3665,7 @@
                 <w:noProof/>
                 <w:webHidden/>
               </w:rPr>
-              <w:t>25</w:t>
+              <w:t>26</w:t>
             </w:r>
             <w:r>
               <w:rPr>
@@ -3448,10 +3685,14 @@
             <w:rPr>
               <w:rFonts w:eastAsiaTheme="minorEastAsia"/>
               <w:noProof/>
-              <w:lang w:eastAsia="en-IE"/>
+              <w:kern w:val="2"/>
+              <w:sz w:val="24"/>
+              <w:szCs w:val="24"/>
+              <w:lang w:val="en-BE" w:eastAsia="en-BE"/>
+              <w14:ligatures w14:val="standardContextual"/>
             </w:rPr>
           </w:pPr>
-          <w:hyperlink w:anchor="_Toc184878661" w:history="1">
+          <w:hyperlink w:anchor="_Toc202794546" w:history="1">
             <w:r>
               <w:rPr>
                 <w:rStyle w:val="Hyperlink"/>
@@ -3486,7 +3727,7 @@
                 <w:noProof/>
                 <w:webHidden/>
               </w:rPr>
-              <w:instrText xml:space="preserve"> PAGEREF _Toc184878661 \h </w:instrText>
+              <w:instrText xml:space="preserve"> PAGEREF _Toc202794546 \h </w:instrText>
             </w:r>
             <w:r>
               <w:rPr>
@@ -3506,7 +3747,7 @@
                 <w:noProof/>
                 <w:webHidden/>
               </w:rPr>
-              <w:t>25</w:t>
+              <w:t>26</w:t>
             </w:r>
             <w:r>
               <w:rPr>
@@ -3526,10 +3767,14 @@
             <w:rPr>
               <w:rFonts w:eastAsiaTheme="minorEastAsia"/>
               <w:noProof/>
-              <w:lang w:eastAsia="en-IE"/>
+              <w:kern w:val="2"/>
+              <w:sz w:val="24"/>
+              <w:szCs w:val="24"/>
+              <w:lang w:val="en-BE" w:eastAsia="en-BE"/>
+              <w14:ligatures w14:val="standardContextual"/>
             </w:rPr>
           </w:pPr>
-          <w:hyperlink w:anchor="_Toc184878662" w:history="1">
+          <w:hyperlink w:anchor="_Toc202794547" w:history="1">
             <w:r>
               <w:rPr>
                 <w:rStyle w:val="Hyperlink"/>
@@ -3564,7 +3809,7 @@
                 <w:noProof/>
                 <w:webHidden/>
               </w:rPr>
-              <w:instrText xml:space="preserve"> PAGEREF _Toc184878662 \h </w:instrText>
+              <w:instrText xml:space="preserve"> PAGEREF _Toc202794547 \h </w:instrText>
             </w:r>
             <w:r>
               <w:rPr>
@@ -3584,7 +3829,7 @@
                 <w:noProof/>
                 <w:webHidden/>
               </w:rPr>
-              <w:t>26</w:t>
+              <w:t>27</w:t>
             </w:r>
             <w:r>
               <w:rPr>
@@ -3604,10 +3849,14 @@
             <w:rPr>
               <w:rFonts w:eastAsiaTheme="minorEastAsia"/>
               <w:noProof/>
-              <w:lang w:eastAsia="en-IE"/>
+              <w:kern w:val="2"/>
+              <w:sz w:val="24"/>
+              <w:szCs w:val="24"/>
+              <w:lang w:val="en-BE" w:eastAsia="en-BE"/>
+              <w14:ligatures w14:val="standardContextual"/>
             </w:rPr>
           </w:pPr>
-          <w:hyperlink w:anchor="_Toc184878663" w:history="1">
+          <w:hyperlink w:anchor="_Toc202794548" w:history="1">
             <w:r>
               <w:rPr>
                 <w:rStyle w:val="Hyperlink"/>
@@ -3621,7 +3870,7 @@
                 <w:b/>
                 <w:noProof/>
               </w:rPr>
-              <w:t>refreshURL</w:t>
+              <w:t>refreshURL    &lt;OBSOLETE&gt;</w:t>
             </w:r>
             <w:r>
               <w:rPr>
@@ -3642,7 +3891,7 @@
                 <w:noProof/>
                 <w:webHidden/>
               </w:rPr>
-              <w:instrText xml:space="preserve"> PAGEREF _Toc184878663 \h </w:instrText>
+              <w:instrText xml:space="preserve"> PAGEREF _Toc202794548 \h </w:instrText>
             </w:r>
             <w:r>
               <w:rPr>
@@ -3662,7 +3911,7 @@
                 <w:noProof/>
                 <w:webHidden/>
               </w:rPr>
-              <w:t>26</w:t>
+              <w:t>27</w:t>
             </w:r>
             <w:r>
               <w:rPr>
@@ -3682,10 +3931,14 @@
             <w:rPr>
               <w:rFonts w:eastAsiaTheme="minorEastAsia"/>
               <w:noProof/>
-              <w:lang w:eastAsia="en-IE"/>
+              <w:kern w:val="2"/>
+              <w:sz w:val="24"/>
+              <w:szCs w:val="24"/>
+              <w:lang w:val="en-BE" w:eastAsia="en-BE"/>
+              <w14:ligatures w14:val="standardContextual"/>
             </w:rPr>
           </w:pPr>
-          <w:hyperlink w:anchor="_Toc184878664" w:history="1">
+          <w:hyperlink w:anchor="_Toc202794549" w:history="1">
             <w:r>
               <w:rPr>
                 <w:rStyle w:val="Hyperlink"/>
@@ -3699,7 +3952,7 @@
                 <w:b/>
                 <w:noProof/>
               </w:rPr>
-              <w:t>ask</w:t>
+              <w:t>ask    &lt;OBSOLETE&gt;</w:t>
             </w:r>
             <w:r>
               <w:rPr>
@@ -3720,7 +3973,7 @@
                 <w:noProof/>
                 <w:webHidden/>
               </w:rPr>
-              <w:instrText xml:space="preserve"> PAGEREF _Toc184878664 \h </w:instrText>
+              <w:instrText xml:space="preserve"> PAGEREF _Toc202794549 \h </w:instrText>
             </w:r>
             <w:r>
               <w:rPr>
@@ -3740,7 +3993,7 @@
                 <w:noProof/>
                 <w:webHidden/>
               </w:rPr>
-              <w:t>27</w:t>
+              <w:t>28</w:t>
             </w:r>
             <w:r>
               <w:rPr>
@@ -3760,10 +4013,14 @@
             <w:rPr>
               <w:rFonts w:eastAsiaTheme="minorEastAsia"/>
               <w:noProof/>
-              <w:lang w:eastAsia="en-IE"/>
+              <w:kern w:val="2"/>
+              <w:sz w:val="24"/>
+              <w:szCs w:val="24"/>
+              <w:lang w:val="en-BE" w:eastAsia="en-BE"/>
+              <w14:ligatures w14:val="standardContextual"/>
             </w:rPr>
           </w:pPr>
-          <w:hyperlink w:anchor="_Toc184878665" w:history="1">
+          <w:hyperlink w:anchor="_Toc202794550" w:history="1">
             <w:r>
               <w:rPr>
                 <w:rStyle w:val="Hyperlink"/>
@@ -3798,7 +4055,7 @@
                 <w:noProof/>
                 <w:webHidden/>
               </w:rPr>
-              <w:instrText xml:space="preserve"> PAGEREF _Toc184878665 \h </w:instrText>
+              <w:instrText xml:space="preserve"> PAGEREF _Toc202794550 \h </w:instrText>
             </w:r>
             <w:r>
               <w:rPr>
@@ -3818,7 +4075,7 @@
                 <w:noProof/>
                 <w:webHidden/>
               </w:rPr>
-              <w:t>28</w:t>
+              <w:t>29</w:t>
             </w:r>
             <w:r>
               <w:rPr>
@@ -3840,10 +4097,14 @@
               <w:b w:val="0"/>
               <w:noProof/>
               <w:color w:val="auto"/>
-              <w:lang w:eastAsia="en-IE"/>
+              <w:kern w:val="2"/>
+              <w:sz w:val="24"/>
+              <w:szCs w:val="24"/>
+              <w:lang w:val="en-BE" w:eastAsia="en-BE"/>
+              <w14:ligatures w14:val="standardContextual"/>
             </w:rPr>
           </w:pPr>
-          <w:hyperlink w:anchor="_Toc184878666" w:history="1">
+          <w:hyperlink w:anchor="_Toc202794551" w:history="1">
             <w:r>
               <w:rPr>
                 <w:rStyle w:val="Hyperlink"/>
@@ -3871,7 +4132,7 @@
                 <w:noProof/>
                 <w:webHidden/>
               </w:rPr>
-              <w:instrText xml:space="preserve"> PAGEREF _Toc184878666 \h </w:instrText>
+              <w:instrText xml:space="preserve"> PAGEREF _Toc202794551 \h </w:instrText>
             </w:r>
             <w:r>
               <w:rPr>
@@ -3891,7 +4152,7 @@
                 <w:noProof/>
                 <w:webHidden/>
               </w:rPr>
-              <w:t>29</w:t>
+              <w:t>30</w:t>
             </w:r>
             <w:r>
               <w:rPr>
@@ -3911,10 +4172,14 @@
             <w:rPr>
               <w:rFonts w:eastAsiaTheme="minorEastAsia"/>
               <w:noProof/>
-              <w:lang w:eastAsia="en-IE"/>
+              <w:kern w:val="2"/>
+              <w:sz w:val="24"/>
+              <w:szCs w:val="24"/>
+              <w:lang w:val="en-BE" w:eastAsia="en-BE"/>
+              <w14:ligatures w14:val="standardContextual"/>
             </w:rPr>
           </w:pPr>
-          <w:hyperlink w:anchor="_Toc184878667" w:history="1">
+          <w:hyperlink w:anchor="_Toc202794552" w:history="1">
             <w:r>
               <w:rPr>
                 <w:rStyle w:val="Hyperlink"/>
@@ -3950,7 +4215,7 @@
                 <w:noProof/>
                 <w:webHidden/>
               </w:rPr>
-              <w:instrText xml:space="preserve"> PAGEREF _Toc184878667 \h </w:instrText>
+              <w:instrText xml:space="preserve"> PAGEREF _Toc202794552 \h </w:instrText>
             </w:r>
             <w:r>
               <w:rPr>
@@ -3970,7 +4235,7 @@
                 <w:noProof/>
                 <w:webHidden/>
               </w:rPr>
-              <w:t>30</w:t>
+              <w:t>31</w:t>
             </w:r>
             <w:r>
               <w:rPr>
@@ -3990,10 +4255,14 @@
             <w:rPr>
               <w:rFonts w:eastAsiaTheme="minorEastAsia"/>
               <w:noProof/>
-              <w:lang w:eastAsia="en-IE"/>
+              <w:kern w:val="2"/>
+              <w:sz w:val="24"/>
+              <w:szCs w:val="24"/>
+              <w:lang w:val="en-BE" w:eastAsia="en-BE"/>
+              <w14:ligatures w14:val="standardContextual"/>
             </w:rPr>
           </w:pPr>
-          <w:hyperlink w:anchor="_Toc184878668" w:history="1">
+          <w:hyperlink w:anchor="_Toc202794553" w:history="1">
             <w:r>
               <w:rPr>
                 <w:rStyle w:val="Hyperlink"/>
@@ -4037,7 +4306,7 @@
                 <w:noProof/>
                 <w:webHidden/>
               </w:rPr>
-              <w:instrText xml:space="preserve"> PAGEREF _Toc184878668 \h </w:instrText>
+              <w:instrText xml:space="preserve"> PAGEREF _Toc202794553 \h </w:instrText>
             </w:r>
             <w:r>
               <w:rPr>
@@ -4057,7 +4326,7 @@
                 <w:noProof/>
                 <w:webHidden/>
               </w:rPr>
-              <w:t>30</w:t>
+              <w:t>31</w:t>
             </w:r>
             <w:r>
               <w:rPr>
@@ -4077,10 +4346,14 @@
             <w:rPr>
               <w:rFonts w:eastAsiaTheme="minorEastAsia"/>
               <w:noProof/>
-              <w:lang w:eastAsia="en-IE"/>
+              <w:kern w:val="2"/>
+              <w:sz w:val="24"/>
+              <w:szCs w:val="24"/>
+              <w:lang w:val="en-BE" w:eastAsia="en-BE"/>
+              <w14:ligatures w14:val="standardContextual"/>
             </w:rPr>
           </w:pPr>
-          <w:hyperlink w:anchor="_Toc184878669" w:history="1">
+          <w:hyperlink w:anchor="_Toc202794554" w:history="1">
             <w:r>
               <w:rPr>
                 <w:rStyle w:val="Hyperlink"/>
@@ -4115,7 +4388,7 @@
                 <w:noProof/>
                 <w:webHidden/>
               </w:rPr>
-              <w:instrText xml:space="preserve"> PAGEREF _Toc184878669 \h </w:instrText>
+              <w:instrText xml:space="preserve"> PAGEREF _Toc202794554 \h </w:instrText>
             </w:r>
             <w:r>
               <w:rPr>
@@ -4135,7 +4408,7 @@
                 <w:noProof/>
                 <w:webHidden/>
               </w:rPr>
-              <w:t>31</w:t>
+              <w:t>32</w:t>
             </w:r>
             <w:r>
               <w:rPr>
@@ -4155,10 +4428,14 @@
             <w:rPr>
               <w:rFonts w:eastAsiaTheme="minorEastAsia"/>
               <w:noProof/>
-              <w:lang w:eastAsia="en-IE"/>
+              <w:kern w:val="2"/>
+              <w:sz w:val="24"/>
+              <w:szCs w:val="24"/>
+              <w:lang w:val="en-BE" w:eastAsia="en-BE"/>
+              <w14:ligatures w14:val="standardContextual"/>
             </w:rPr>
           </w:pPr>
-          <w:hyperlink w:anchor="_Toc184878670" w:history="1">
+          <w:hyperlink w:anchor="_Toc202794555" w:history="1">
             <w:r>
               <w:rPr>
                 <w:rStyle w:val="Hyperlink"/>
@@ -4193,7 +4470,7 @@
                 <w:noProof/>
                 <w:webHidden/>
               </w:rPr>
-              <w:instrText xml:space="preserve"> PAGEREF _Toc184878670 \h </w:instrText>
+              <w:instrText xml:space="preserve"> PAGEREF _Toc202794555 \h </w:instrText>
             </w:r>
             <w:r>
               <w:rPr>
@@ -4213,7 +4490,7 @@
                 <w:noProof/>
                 <w:webHidden/>
               </w:rPr>
-              <w:t>32</w:t>
+              <w:t>33</w:t>
             </w:r>
             <w:r>
               <w:rPr>
@@ -4233,10 +4510,14 @@
             <w:rPr>
               <w:rFonts w:eastAsiaTheme="minorEastAsia"/>
               <w:noProof/>
-              <w:lang w:eastAsia="en-IE"/>
+              <w:kern w:val="2"/>
+              <w:sz w:val="24"/>
+              <w:szCs w:val="24"/>
+              <w:lang w:val="en-BE" w:eastAsia="en-BE"/>
+              <w14:ligatures w14:val="standardContextual"/>
             </w:rPr>
           </w:pPr>
-          <w:hyperlink w:anchor="_Toc184878671" w:history="1">
+          <w:hyperlink w:anchor="_Toc202794556" w:history="1">
             <w:r>
               <w:rPr>
                 <w:rStyle w:val="Hyperlink"/>
@@ -4271,7 +4552,7 @@
                 <w:noProof/>
                 <w:webHidden/>
               </w:rPr>
-              <w:instrText xml:space="preserve"> PAGEREF _Toc184878671 \h </w:instrText>
+              <w:instrText xml:space="preserve"> PAGEREF _Toc202794556 \h </w:instrText>
             </w:r>
             <w:r>
               <w:rPr>
@@ -4291,7 +4572,7 @@
                 <w:noProof/>
                 <w:webHidden/>
               </w:rPr>
-              <w:t>32</w:t>
+              <w:t>33</w:t>
             </w:r>
             <w:r>
               <w:rPr>
@@ -4313,10 +4594,14 @@
               <w:b w:val="0"/>
               <w:noProof/>
               <w:color w:val="auto"/>
-              <w:lang w:eastAsia="en-IE"/>
+              <w:kern w:val="2"/>
+              <w:sz w:val="24"/>
+              <w:szCs w:val="24"/>
+              <w:lang w:val="en-BE" w:eastAsia="en-BE"/>
+              <w14:ligatures w14:val="standardContextual"/>
             </w:rPr>
           </w:pPr>
-          <w:hyperlink w:anchor="_Toc184878672" w:history="1">
+          <w:hyperlink w:anchor="_Toc202794557" w:history="1">
             <w:r>
               <w:rPr>
                 <w:rStyle w:val="Hyperlink"/>
@@ -4344,7 +4629,7 @@
                 <w:noProof/>
                 <w:webHidden/>
               </w:rPr>
-              <w:instrText xml:space="preserve"> PAGEREF _Toc184878672 \h </w:instrText>
+              <w:instrText xml:space="preserve"> PAGEREF _Toc202794557 \h </w:instrText>
             </w:r>
             <w:r>
               <w:rPr>
@@ -4364,7 +4649,7 @@
                 <w:noProof/>
                 <w:webHidden/>
               </w:rPr>
-              <w:t>33</w:t>
+              <w:t>34</w:t>
             </w:r>
             <w:r>
               <w:rPr>
@@ -4384,10 +4669,14 @@
             <w:rPr>
               <w:rFonts w:eastAsiaTheme="minorEastAsia"/>
               <w:noProof/>
-              <w:lang w:eastAsia="en-IE"/>
+              <w:kern w:val="2"/>
+              <w:sz w:val="24"/>
+              <w:szCs w:val="24"/>
+              <w:lang w:val="en-BE" w:eastAsia="en-BE"/>
+              <w14:ligatures w14:val="standardContextual"/>
             </w:rPr>
           </w:pPr>
-          <w:hyperlink w:anchor="_Toc184878673" w:history="1">
+          <w:hyperlink w:anchor="_Toc202794558" w:history="1">
             <w:r>
               <w:rPr>
                 <w:rStyle w:val="Hyperlink"/>
@@ -4423,7 +4712,7 @@
                 <w:noProof/>
                 <w:webHidden/>
               </w:rPr>
-              <w:instrText xml:space="preserve"> PAGEREF _Toc184878673 \h </w:instrText>
+              <w:instrText xml:space="preserve"> PAGEREF _Toc202794558 \h </w:instrText>
             </w:r>
             <w:r>
               <w:rPr>
@@ -4443,7 +4732,7 @@
                 <w:noProof/>
                 <w:webHidden/>
               </w:rPr>
-              <w:t>34</w:t>
+              <w:t>35</w:t>
             </w:r>
             <w:r>
               <w:rPr>
@@ -4463,10 +4752,14 @@
             <w:rPr>
               <w:rFonts w:eastAsiaTheme="minorEastAsia"/>
               <w:noProof/>
-              <w:lang w:eastAsia="en-IE"/>
+              <w:kern w:val="2"/>
+              <w:sz w:val="24"/>
+              <w:szCs w:val="24"/>
+              <w:lang w:val="en-BE" w:eastAsia="en-BE"/>
+              <w14:ligatures w14:val="standardContextual"/>
             </w:rPr>
           </w:pPr>
-          <w:hyperlink w:anchor="_Toc184878674" w:history="1">
+          <w:hyperlink w:anchor="_Toc202794559" w:history="1">
             <w:r>
               <w:rPr>
                 <w:rStyle w:val="Hyperlink"/>
@@ -4502,7 +4795,7 @@
                 <w:noProof/>
                 <w:webHidden/>
               </w:rPr>
-              <w:instrText xml:space="preserve"> PAGEREF _Toc184878674 \h </w:instrText>
+              <w:instrText xml:space="preserve"> PAGEREF _Toc202794559 \h </w:instrText>
             </w:r>
             <w:r>
               <w:rPr>
@@ -4522,7 +4815,7 @@
                 <w:noProof/>
                 <w:webHidden/>
               </w:rPr>
-              <w:t>34</w:t>
+              <w:t>35</w:t>
             </w:r>
             <w:r>
               <w:rPr>
@@ -4542,10 +4835,14 @@
             <w:rPr>
               <w:rFonts w:eastAsiaTheme="minorEastAsia"/>
               <w:noProof/>
-              <w:lang w:eastAsia="en-IE"/>
+              <w:kern w:val="2"/>
+              <w:sz w:val="24"/>
+              <w:szCs w:val="24"/>
+              <w:lang w:val="en-BE" w:eastAsia="en-BE"/>
+              <w14:ligatures w14:val="standardContextual"/>
             </w:rPr>
           </w:pPr>
-          <w:hyperlink w:anchor="_Toc184878675" w:history="1">
+          <w:hyperlink w:anchor="_Toc202794560" w:history="1">
             <w:r>
               <w:rPr>
                 <w:rStyle w:val="Hyperlink"/>
@@ -4581,7 +4878,7 @@
                 <w:noProof/>
                 <w:webHidden/>
               </w:rPr>
-              <w:instrText xml:space="preserve"> PAGEREF _Toc184878675 \h </w:instrText>
+              <w:instrText xml:space="preserve"> PAGEREF _Toc202794560 \h </w:instrText>
             </w:r>
             <w:r>
               <w:rPr>
@@ -4601,7 +4898,7 @@
                 <w:noProof/>
                 <w:webHidden/>
               </w:rPr>
-              <w:t>35</w:t>
+              <w:t>36</w:t>
             </w:r>
             <w:r>
               <w:rPr>
@@ -4621,10 +4918,14 @@
             <w:rPr>
               <w:rFonts w:eastAsiaTheme="minorEastAsia"/>
               <w:noProof/>
-              <w:lang w:eastAsia="en-IE"/>
+              <w:kern w:val="2"/>
+              <w:sz w:val="24"/>
+              <w:szCs w:val="24"/>
+              <w:lang w:val="en-BE" w:eastAsia="en-BE"/>
+              <w14:ligatures w14:val="standardContextual"/>
             </w:rPr>
           </w:pPr>
-          <w:hyperlink w:anchor="_Toc184878676" w:history="1">
+          <w:hyperlink w:anchor="_Toc202794561" w:history="1">
             <w:r>
               <w:rPr>
                 <w:rStyle w:val="Hyperlink"/>
@@ -4660,7 +4961,7 @@
                 <w:noProof/>
                 <w:webHidden/>
               </w:rPr>
-              <w:instrText xml:space="preserve"> PAGEREF _Toc184878676 \h </w:instrText>
+              <w:instrText xml:space="preserve"> PAGEREF _Toc202794561 \h </w:instrText>
             </w:r>
             <w:r>
               <w:rPr>
@@ -4680,7 +4981,7 @@
                 <w:noProof/>
                 <w:webHidden/>
               </w:rPr>
-              <w:t>35</w:t>
+              <w:t>36</w:t>
             </w:r>
             <w:r>
               <w:rPr>
@@ -4700,10 +5001,14 @@
             <w:rPr>
               <w:rFonts w:eastAsiaTheme="minorEastAsia"/>
               <w:noProof/>
-              <w:lang w:eastAsia="en-IE"/>
+              <w:kern w:val="2"/>
+              <w:sz w:val="24"/>
+              <w:szCs w:val="24"/>
+              <w:lang w:val="en-BE" w:eastAsia="en-BE"/>
+              <w14:ligatures w14:val="standardContextual"/>
             </w:rPr>
           </w:pPr>
-          <w:hyperlink w:anchor="_Toc184878677" w:history="1">
+          <w:hyperlink w:anchor="_Toc202794562" w:history="1">
             <w:r>
               <w:rPr>
                 <w:rStyle w:val="Hyperlink"/>
@@ -4739,7 +5044,7 @@
                 <w:noProof/>
                 <w:webHidden/>
               </w:rPr>
-              <w:instrText xml:space="preserve"> PAGEREF _Toc184878677 \h </w:instrText>
+              <w:instrText xml:space="preserve"> PAGEREF _Toc202794562 \h </w:instrText>
             </w:r>
             <w:r>
               <w:rPr>
@@ -4759,7 +5064,7 @@
                 <w:noProof/>
                 <w:webHidden/>
               </w:rPr>
-              <w:t>36</w:t>
+              <w:t>37</w:t>
             </w:r>
             <w:r>
               <w:rPr>
@@ -4779,10 +5084,14 @@
             <w:rPr>
               <w:rFonts w:eastAsiaTheme="minorEastAsia"/>
               <w:noProof/>
-              <w:lang w:eastAsia="en-IE"/>
+              <w:kern w:val="2"/>
+              <w:sz w:val="24"/>
+              <w:szCs w:val="24"/>
+              <w:lang w:val="en-BE" w:eastAsia="en-BE"/>
+              <w14:ligatures w14:val="standardContextual"/>
             </w:rPr>
           </w:pPr>
-          <w:hyperlink w:anchor="_Toc184878678" w:history="1">
+          <w:hyperlink w:anchor="_Toc202794563" w:history="1">
             <w:r>
               <w:rPr>
                 <w:rStyle w:val="Hyperlink"/>
@@ -4818,7 +5127,7 @@
                 <w:noProof/>
                 <w:webHidden/>
               </w:rPr>
-              <w:instrText xml:space="preserve"> PAGEREF _Toc184878678 \h </w:instrText>
+              <w:instrText xml:space="preserve"> PAGEREF _Toc202794563 \h </w:instrText>
             </w:r>
             <w:r>
               <w:rPr>
@@ -4838,7 +5147,7 @@
                 <w:noProof/>
                 <w:webHidden/>
               </w:rPr>
-              <w:t>36</w:t>
+              <w:t>37</w:t>
             </w:r>
             <w:r>
               <w:rPr>
@@ -4858,10 +5167,14 @@
             <w:rPr>
               <w:rFonts w:eastAsiaTheme="minorEastAsia"/>
               <w:noProof/>
-              <w:lang w:eastAsia="en-IE"/>
+              <w:kern w:val="2"/>
+              <w:sz w:val="24"/>
+              <w:szCs w:val="24"/>
+              <w:lang w:val="en-BE" w:eastAsia="en-BE"/>
+              <w14:ligatures w14:val="standardContextual"/>
             </w:rPr>
           </w:pPr>
-          <w:hyperlink w:anchor="_Toc184878679" w:history="1">
+          <w:hyperlink w:anchor="_Toc202794564" w:history="1">
             <w:r>
               <w:rPr>
                 <w:rStyle w:val="Hyperlink"/>
@@ -4897,7 +5210,7 @@
                 <w:noProof/>
                 <w:webHidden/>
               </w:rPr>
-              <w:instrText xml:space="preserve"> PAGEREF _Toc184878679 \h </w:instrText>
+              <w:instrText xml:space="preserve"> PAGEREF _Toc202794564 \h </w:instrText>
             </w:r>
             <w:r>
               <w:rPr>
@@ -4917,7 +5230,7 @@
                 <w:noProof/>
                 <w:webHidden/>
               </w:rPr>
-              <w:t>37</w:t>
+              <w:t>38</w:t>
             </w:r>
             <w:r>
               <w:rPr>
@@ -4939,10 +5252,14 @@
               <w:b w:val="0"/>
               <w:noProof/>
               <w:color w:val="auto"/>
-              <w:lang w:eastAsia="en-IE"/>
+              <w:kern w:val="2"/>
+              <w:sz w:val="24"/>
+              <w:szCs w:val="24"/>
+              <w:lang w:val="en-BE" w:eastAsia="en-BE"/>
+              <w14:ligatures w14:val="standardContextual"/>
             </w:rPr>
           </w:pPr>
-          <w:hyperlink w:anchor="_Toc184878680" w:history="1">
+          <w:hyperlink w:anchor="_Toc202794565" w:history="1">
             <w:r>
               <w:rPr>
                 <w:rStyle w:val="Hyperlink"/>
@@ -4970,7 +5287,7 @@
                 <w:noProof/>
                 <w:webHidden/>
               </w:rPr>
-              <w:instrText xml:space="preserve"> PAGEREF _Toc184878680 \h </w:instrText>
+              <w:instrText xml:space="preserve"> PAGEREF _Toc202794565 \h </w:instrText>
             </w:r>
             <w:r>
               <w:rPr>
@@ -4990,7 +5307,7 @@
                 <w:noProof/>
                 <w:webHidden/>
               </w:rPr>
-              <w:t>38</w:t>
+              <w:t>39</w:t>
             </w:r>
             <w:r>
               <w:rPr>
@@ -5010,10 +5327,14 @@
             <w:rPr>
               <w:rFonts w:eastAsiaTheme="minorEastAsia"/>
               <w:noProof/>
-              <w:lang w:eastAsia="en-IE"/>
+              <w:kern w:val="2"/>
+              <w:sz w:val="24"/>
+              <w:szCs w:val="24"/>
+              <w:lang w:val="en-BE" w:eastAsia="en-BE"/>
+              <w14:ligatures w14:val="standardContextual"/>
             </w:rPr>
           </w:pPr>
-          <w:hyperlink w:anchor="_Toc184878681" w:history="1">
+          <w:hyperlink w:anchor="_Toc202794566" w:history="1">
             <w:r>
               <w:rPr>
                 <w:rStyle w:val="Hyperlink"/>
@@ -5049,7 +5370,7 @@
                 <w:noProof/>
                 <w:webHidden/>
               </w:rPr>
-              <w:instrText xml:space="preserve"> PAGEREF _Toc184878681 \h </w:instrText>
+              <w:instrText xml:space="preserve"> PAGEREF _Toc202794566 \h </w:instrText>
             </w:r>
             <w:r>
               <w:rPr>
@@ -5069,7 +5390,7 @@
                 <w:noProof/>
                 <w:webHidden/>
               </w:rPr>
-              <w:t>39</w:t>
+              <w:t>40</w:t>
             </w:r>
             <w:r>
               <w:rPr>
@@ -5089,10 +5410,14 @@
             <w:rPr>
               <w:rFonts w:eastAsiaTheme="minorEastAsia"/>
               <w:noProof/>
-              <w:lang w:eastAsia="en-IE"/>
+              <w:kern w:val="2"/>
+              <w:sz w:val="24"/>
+              <w:szCs w:val="24"/>
+              <w:lang w:val="en-BE" w:eastAsia="en-BE"/>
+              <w14:ligatures w14:val="standardContextual"/>
             </w:rPr>
           </w:pPr>
-          <w:hyperlink w:anchor="_Toc184878682" w:history="1">
+          <w:hyperlink w:anchor="_Toc202794567" w:history="1">
             <w:r>
               <w:rPr>
                 <w:rStyle w:val="Hyperlink"/>
@@ -5128,7 +5453,7 @@
                 <w:noProof/>
                 <w:webHidden/>
               </w:rPr>
-              <w:instrText xml:space="preserve"> PAGEREF _Toc184878682 \h </w:instrText>
+              <w:instrText xml:space="preserve"> PAGEREF _Toc202794567 \h </w:instrText>
             </w:r>
             <w:r>
               <w:rPr>
@@ -5148,7 +5473,7 @@
                 <w:noProof/>
                 <w:webHidden/>
               </w:rPr>
-              <w:t>39</w:t>
+              <w:t>40</w:t>
             </w:r>
             <w:r>
               <w:rPr>
@@ -5168,10 +5493,14 @@
             <w:rPr>
               <w:rFonts w:eastAsiaTheme="minorEastAsia"/>
               <w:noProof/>
-              <w:lang w:eastAsia="en-IE"/>
+              <w:kern w:val="2"/>
+              <w:sz w:val="24"/>
+              <w:szCs w:val="24"/>
+              <w:lang w:val="en-BE" w:eastAsia="en-BE"/>
+              <w14:ligatures w14:val="standardContextual"/>
             </w:rPr>
           </w:pPr>
-          <w:hyperlink w:anchor="_Toc184878683" w:history="1">
+          <w:hyperlink w:anchor="_Toc202794568" w:history="1">
             <w:r>
               <w:rPr>
                 <w:rStyle w:val="Hyperlink"/>
@@ -5215,7 +5544,7 @@
                 <w:noProof/>
                 <w:webHidden/>
               </w:rPr>
-              <w:instrText xml:space="preserve"> PAGEREF _Toc184878683 \h </w:instrText>
+              <w:instrText xml:space="preserve"> PAGEREF _Toc202794568 \h </w:instrText>
             </w:r>
             <w:r>
               <w:rPr>
@@ -5235,7 +5564,7 @@
                 <w:noProof/>
                 <w:webHidden/>
               </w:rPr>
-              <w:t>40</w:t>
+              <w:t>41</w:t>
             </w:r>
             <w:r>
               <w:rPr>
@@ -5255,10 +5584,14 @@
             <w:rPr>
               <w:rFonts w:eastAsiaTheme="minorEastAsia"/>
               <w:noProof/>
-              <w:lang w:eastAsia="en-IE"/>
+              <w:kern w:val="2"/>
+              <w:sz w:val="24"/>
+              <w:szCs w:val="24"/>
+              <w:lang w:val="en-BE" w:eastAsia="en-BE"/>
+              <w14:ligatures w14:val="standardContextual"/>
             </w:rPr>
           </w:pPr>
-          <w:hyperlink w:anchor="_Toc184878684" w:history="1">
+          <w:hyperlink w:anchor="_Toc202794569" w:history="1">
             <w:r>
               <w:rPr>
                 <w:rStyle w:val="Hyperlink"/>
@@ -5293,7 +5626,7 @@
                 <w:noProof/>
                 <w:webHidden/>
               </w:rPr>
-              <w:instrText xml:space="preserve"> PAGEREF _Toc184878684 \h </w:instrText>
+              <w:instrText xml:space="preserve"> PAGEREF _Toc202794569 \h </w:instrText>
             </w:r>
             <w:r>
               <w:rPr>
@@ -5313,7 +5646,7 @@
                 <w:noProof/>
                 <w:webHidden/>
               </w:rPr>
-              <w:t>41</w:t>
+              <w:t>42</w:t>
             </w:r>
             <w:r>
               <w:rPr>
@@ -5333,10 +5666,14 @@
             <w:rPr>
               <w:rFonts w:eastAsiaTheme="minorEastAsia"/>
               <w:noProof/>
-              <w:lang w:eastAsia="en-IE"/>
+              <w:kern w:val="2"/>
+              <w:sz w:val="24"/>
+              <w:szCs w:val="24"/>
+              <w:lang w:val="en-BE" w:eastAsia="en-BE"/>
+              <w14:ligatures w14:val="standardContextual"/>
             </w:rPr>
           </w:pPr>
-          <w:hyperlink w:anchor="_Toc184878685" w:history="1">
+          <w:hyperlink w:anchor="_Toc202794570" w:history="1">
             <w:r>
               <w:rPr>
                 <w:rStyle w:val="Hyperlink"/>
@@ -5371,7 +5708,7 @@
                 <w:noProof/>
                 <w:webHidden/>
               </w:rPr>
-              <w:instrText xml:space="preserve"> PAGEREF _Toc184878685 \h </w:instrText>
+              <w:instrText xml:space="preserve"> PAGEREF _Toc202794570 \h </w:instrText>
             </w:r>
             <w:r>
               <w:rPr>
@@ -5391,7 +5728,7 @@
                 <w:noProof/>
                 <w:webHidden/>
               </w:rPr>
-              <w:t>42</w:t>
+              <w:t>43</w:t>
             </w:r>
             <w:r>
               <w:rPr>
@@ -5413,10 +5750,14 @@
               <w:b w:val="0"/>
               <w:noProof/>
               <w:color w:val="auto"/>
-              <w:lang w:eastAsia="en-IE"/>
+              <w:kern w:val="2"/>
+              <w:sz w:val="24"/>
+              <w:szCs w:val="24"/>
+              <w:lang w:val="en-BE" w:eastAsia="en-BE"/>
+              <w14:ligatures w14:val="standardContextual"/>
             </w:rPr>
           </w:pPr>
-          <w:hyperlink w:anchor="_Toc184878686" w:history="1">
+          <w:hyperlink w:anchor="_Toc202794571" w:history="1">
             <w:r>
               <w:rPr>
                 <w:rStyle w:val="Hyperlink"/>
@@ -5444,7 +5785,7 @@
                 <w:noProof/>
                 <w:webHidden/>
               </w:rPr>
-              <w:instrText xml:space="preserve"> PAGEREF _Toc184878686 \h </w:instrText>
+              <w:instrText xml:space="preserve"> PAGEREF _Toc202794571 \h </w:instrText>
             </w:r>
             <w:r>
               <w:rPr>
@@ -5464,7 +5805,7 @@
                 <w:noProof/>
                 <w:webHidden/>
               </w:rPr>
-              <w:t>43</w:t>
+              <w:t>44</w:t>
             </w:r>
             <w:r>
               <w:rPr>
@@ -5484,10 +5825,14 @@
             <w:rPr>
               <w:rFonts w:eastAsiaTheme="minorEastAsia"/>
               <w:noProof/>
-              <w:lang w:eastAsia="en-IE"/>
+              <w:kern w:val="2"/>
+              <w:sz w:val="24"/>
+              <w:szCs w:val="24"/>
+              <w:lang w:val="en-BE" w:eastAsia="en-BE"/>
+              <w14:ligatures w14:val="standardContextual"/>
             </w:rPr>
           </w:pPr>
-          <w:hyperlink w:anchor="_Toc184878687" w:history="1">
+          <w:hyperlink w:anchor="_Toc202794572" w:history="1">
             <w:r>
               <w:rPr>
                 <w:rStyle w:val="Hyperlink"/>
@@ -5523,7 +5868,7 @@
                 <w:noProof/>
                 <w:webHidden/>
               </w:rPr>
-              <w:instrText xml:space="preserve"> PAGEREF _Toc184878687 \h </w:instrText>
+              <w:instrText xml:space="preserve"> PAGEREF _Toc202794572 \h </w:instrText>
             </w:r>
             <w:r>
               <w:rPr>
@@ -5543,7 +5888,7 @@
                 <w:noProof/>
                 <w:webHidden/>
               </w:rPr>
-              <w:t>44</w:t>
+              <w:t>45</w:t>
             </w:r>
             <w:r>
               <w:rPr>
@@ -5563,10 +5908,14 @@
             <w:rPr>
               <w:rFonts w:eastAsiaTheme="minorEastAsia"/>
               <w:noProof/>
-              <w:lang w:eastAsia="en-IE"/>
+              <w:kern w:val="2"/>
+              <w:sz w:val="24"/>
+              <w:szCs w:val="24"/>
+              <w:lang w:val="en-BE" w:eastAsia="en-BE"/>
+              <w14:ligatures w14:val="standardContextual"/>
             </w:rPr>
           </w:pPr>
-          <w:hyperlink w:anchor="_Toc184878688" w:history="1">
+          <w:hyperlink w:anchor="_Toc202794573" w:history="1">
             <w:r>
               <w:rPr>
                 <w:rStyle w:val="Hyperlink"/>
@@ -5602,7 +5951,7 @@
                 <w:noProof/>
                 <w:webHidden/>
               </w:rPr>
-              <w:instrText xml:space="preserve"> PAGEREF _Toc184878688 \h </w:instrText>
+              <w:instrText xml:space="preserve"> PAGEREF _Toc202794573 \h </w:instrText>
             </w:r>
             <w:r>
               <w:rPr>
@@ -5622,7 +5971,7 @@
                 <w:noProof/>
                 <w:webHidden/>
               </w:rPr>
-              <w:t>44</w:t>
+              <w:t>45</w:t>
             </w:r>
             <w:r>
               <w:rPr>
@@ -5642,10 +5991,14 @@
             <w:rPr>
               <w:rFonts w:eastAsiaTheme="minorEastAsia"/>
               <w:noProof/>
-              <w:lang w:eastAsia="en-IE"/>
+              <w:kern w:val="2"/>
+              <w:sz w:val="24"/>
+              <w:szCs w:val="24"/>
+              <w:lang w:val="en-BE" w:eastAsia="en-BE"/>
+              <w14:ligatures w14:val="standardContextual"/>
             </w:rPr>
           </w:pPr>
-          <w:hyperlink w:anchor="_Toc184878689" w:history="1">
+          <w:hyperlink w:anchor="_Toc202794574" w:history="1">
             <w:r>
               <w:rPr>
                 <w:rStyle w:val="Hyperlink"/>
@@ -5681,7 +6034,7 @@
                 <w:noProof/>
                 <w:webHidden/>
               </w:rPr>
-              <w:instrText xml:space="preserve"> PAGEREF _Toc184878689 \h </w:instrText>
+              <w:instrText xml:space="preserve"> PAGEREF _Toc202794574 \h </w:instrText>
             </w:r>
             <w:r>
               <w:rPr>
@@ -5701,7 +6054,7 @@
                 <w:noProof/>
                 <w:webHidden/>
               </w:rPr>
-              <w:t>45</w:t>
+              <w:t>46</w:t>
             </w:r>
             <w:r>
               <w:rPr>
@@ -5721,10 +6074,14 @@
             <w:rPr>
               <w:rFonts w:eastAsiaTheme="minorEastAsia"/>
               <w:noProof/>
-              <w:lang w:eastAsia="en-IE"/>
+              <w:kern w:val="2"/>
+              <w:sz w:val="24"/>
+              <w:szCs w:val="24"/>
+              <w:lang w:val="en-BE" w:eastAsia="en-BE"/>
+              <w14:ligatures w14:val="standardContextual"/>
             </w:rPr>
           </w:pPr>
-          <w:hyperlink w:anchor="_Toc184878690" w:history="1">
+          <w:hyperlink w:anchor="_Toc202794575" w:history="1">
             <w:r>
               <w:rPr>
                 <w:rStyle w:val="Hyperlink"/>
@@ -5760,7 +6117,7 @@
                 <w:noProof/>
                 <w:webHidden/>
               </w:rPr>
-              <w:instrText xml:space="preserve"> PAGEREF _Toc184878690 \h </w:instrText>
+              <w:instrText xml:space="preserve"> PAGEREF _Toc202794575 \h </w:instrText>
             </w:r>
             <w:r>
               <w:rPr>
@@ -5780,7 +6137,7 @@
                 <w:noProof/>
                 <w:webHidden/>
               </w:rPr>
-              <w:t>45</w:t>
+              <w:t>46</w:t>
             </w:r>
             <w:r>
               <w:rPr>
@@ -5800,10 +6157,14 @@
             <w:rPr>
               <w:rFonts w:eastAsiaTheme="minorEastAsia"/>
               <w:noProof/>
-              <w:lang w:eastAsia="en-IE"/>
+              <w:kern w:val="2"/>
+              <w:sz w:val="24"/>
+              <w:szCs w:val="24"/>
+              <w:lang w:val="en-BE" w:eastAsia="en-BE"/>
+              <w14:ligatures w14:val="standardContextual"/>
             </w:rPr>
           </w:pPr>
-          <w:hyperlink w:anchor="_Toc184878691" w:history="1">
+          <w:hyperlink w:anchor="_Toc202794576" w:history="1">
             <w:r>
               <w:rPr>
                 <w:rStyle w:val="Hyperlink"/>
@@ -5839,7 +6200,7 @@
                 <w:noProof/>
                 <w:webHidden/>
               </w:rPr>
-              <w:instrText xml:space="preserve"> PAGEREF _Toc184878691 \h </w:instrText>
+              <w:instrText xml:space="preserve"> PAGEREF _Toc202794576 \h </w:instrText>
             </w:r>
             <w:r>
               <w:rPr>
@@ -5859,7 +6220,7 @@
                 <w:noProof/>
                 <w:webHidden/>
               </w:rPr>
-              <w:t>46</w:t>
+              <w:t>47</w:t>
             </w:r>
             <w:r>
               <w:rPr>
@@ -5881,10 +6242,14 @@
               <w:b w:val="0"/>
               <w:noProof/>
               <w:color w:val="auto"/>
-              <w:lang w:eastAsia="en-IE"/>
+              <w:kern w:val="2"/>
+              <w:sz w:val="24"/>
+              <w:szCs w:val="24"/>
+              <w:lang w:val="en-BE" w:eastAsia="en-BE"/>
+              <w14:ligatures w14:val="standardContextual"/>
             </w:rPr>
           </w:pPr>
-          <w:hyperlink w:anchor="_Toc184878692" w:history="1">
+          <w:hyperlink w:anchor="_Toc202794577" w:history="1">
             <w:r>
               <w:rPr>
                 <w:rStyle w:val="Hyperlink"/>
@@ -5912,7 +6277,7 @@
                 <w:noProof/>
                 <w:webHidden/>
               </w:rPr>
-              <w:instrText xml:space="preserve"> PAGEREF _Toc184878692 \h </w:instrText>
+              <w:instrText xml:space="preserve"> PAGEREF _Toc202794577 \h </w:instrText>
             </w:r>
             <w:r>
               <w:rPr>
@@ -5932,7 +6297,7 @@
                 <w:noProof/>
                 <w:webHidden/>
               </w:rPr>
-              <w:t>47</w:t>
+              <w:t>48</w:t>
             </w:r>
             <w:r>
               <w:rPr>
@@ -5952,10 +6317,14 @@
             <w:rPr>
               <w:rFonts w:eastAsiaTheme="minorEastAsia"/>
               <w:noProof/>
-              <w:lang w:eastAsia="en-IE"/>
+              <w:kern w:val="2"/>
+              <w:sz w:val="24"/>
+              <w:szCs w:val="24"/>
+              <w:lang w:val="en-BE" w:eastAsia="en-BE"/>
+              <w14:ligatures w14:val="standardContextual"/>
             </w:rPr>
           </w:pPr>
-          <w:hyperlink w:anchor="_Toc184878693" w:history="1">
+          <w:hyperlink w:anchor="_Toc202794578" w:history="1">
             <w:r>
               <w:rPr>
                 <w:rStyle w:val="Hyperlink"/>
@@ -5991,7 +6360,7 @@
                 <w:noProof/>
                 <w:webHidden/>
               </w:rPr>
-              <w:instrText xml:space="preserve"> PAGEREF _Toc184878693 \h </w:instrText>
+              <w:instrText xml:space="preserve"> PAGEREF _Toc202794578 \h </w:instrText>
             </w:r>
             <w:r>
               <w:rPr>
@@ -6011,7 +6380,7 @@
                 <w:noProof/>
                 <w:webHidden/>
               </w:rPr>
-              <w:t>48</w:t>
+              <w:t>49</w:t>
             </w:r>
             <w:r>
               <w:rPr>
@@ -6031,10 +6400,14 @@
             <w:rPr>
               <w:rFonts w:eastAsiaTheme="minorEastAsia"/>
               <w:noProof/>
-              <w:lang w:eastAsia="en-IE"/>
+              <w:kern w:val="2"/>
+              <w:sz w:val="24"/>
+              <w:szCs w:val="24"/>
+              <w:lang w:val="en-BE" w:eastAsia="en-BE"/>
+              <w14:ligatures w14:val="standardContextual"/>
             </w:rPr>
           </w:pPr>
-          <w:hyperlink w:anchor="_Toc184878694" w:history="1">
+          <w:hyperlink w:anchor="_Toc202794579" w:history="1">
             <w:r>
               <w:rPr>
                 <w:rStyle w:val="Hyperlink"/>
@@ -6070,7 +6443,7 @@
                 <w:noProof/>
                 <w:webHidden/>
               </w:rPr>
-              <w:instrText xml:space="preserve"> PAGEREF _Toc184878694 \h </w:instrText>
+              <w:instrText xml:space="preserve"> PAGEREF _Toc202794579 \h </w:instrText>
             </w:r>
             <w:r>
               <w:rPr>
@@ -6090,7 +6463,7 @@
                 <w:noProof/>
                 <w:webHidden/>
               </w:rPr>
-              <w:t>48</w:t>
+              <w:t>49</w:t>
             </w:r>
             <w:r>
               <w:rPr>
@@ -6110,10 +6483,14 @@
             <w:rPr>
               <w:rFonts w:eastAsiaTheme="minorEastAsia"/>
               <w:noProof/>
-              <w:lang w:eastAsia="en-IE"/>
+              <w:kern w:val="2"/>
+              <w:sz w:val="24"/>
+              <w:szCs w:val="24"/>
+              <w:lang w:val="en-BE" w:eastAsia="en-BE"/>
+              <w14:ligatures w14:val="standardContextual"/>
             </w:rPr>
           </w:pPr>
-          <w:hyperlink w:anchor="_Toc184878695" w:history="1">
+          <w:hyperlink w:anchor="_Toc202794580" w:history="1">
             <w:r>
               <w:rPr>
                 <w:rStyle w:val="Hyperlink"/>
@@ -6149,7 +6526,7 @@
                 <w:noProof/>
                 <w:webHidden/>
               </w:rPr>
-              <w:instrText xml:space="preserve"> PAGEREF _Toc184878695 \h </w:instrText>
+              <w:instrText xml:space="preserve"> PAGEREF _Toc202794580 \h </w:instrText>
             </w:r>
             <w:r>
               <w:rPr>
@@ -6169,7 +6546,7 @@
                 <w:noProof/>
                 <w:webHidden/>
               </w:rPr>
-              <w:t>49</w:t>
+              <w:t>50</w:t>
             </w:r>
             <w:r>
               <w:rPr>
@@ -6189,10 +6566,14 @@
             <w:rPr>
               <w:rFonts w:eastAsiaTheme="minorEastAsia"/>
               <w:noProof/>
-              <w:lang w:eastAsia="en-IE"/>
+              <w:kern w:val="2"/>
+              <w:sz w:val="24"/>
+              <w:szCs w:val="24"/>
+              <w:lang w:val="en-BE" w:eastAsia="en-BE"/>
+              <w14:ligatures w14:val="standardContextual"/>
             </w:rPr>
           </w:pPr>
-          <w:hyperlink w:anchor="_Toc184878696" w:history="1">
+          <w:hyperlink w:anchor="_Toc202794581" w:history="1">
             <w:r>
               <w:rPr>
                 <w:rStyle w:val="Hyperlink"/>
@@ -6228,7 +6609,7 @@
                 <w:noProof/>
                 <w:webHidden/>
               </w:rPr>
-              <w:instrText xml:space="preserve"> PAGEREF _Toc184878696 \h </w:instrText>
+              <w:instrText xml:space="preserve"> PAGEREF _Toc202794581 \h </w:instrText>
             </w:r>
             <w:r>
               <w:rPr>
@@ -6248,7 +6629,7 @@
                 <w:noProof/>
                 <w:webHidden/>
               </w:rPr>
-              <w:t>49</w:t>
+              <w:t>50</w:t>
             </w:r>
             <w:r>
               <w:rPr>
@@ -6268,10 +6649,14 @@
             <w:rPr>
               <w:rFonts w:eastAsiaTheme="minorEastAsia"/>
               <w:noProof/>
-              <w:lang w:eastAsia="en-IE"/>
+              <w:kern w:val="2"/>
+              <w:sz w:val="24"/>
+              <w:szCs w:val="24"/>
+              <w:lang w:val="en-BE" w:eastAsia="en-BE"/>
+              <w14:ligatures w14:val="standardContextual"/>
             </w:rPr>
           </w:pPr>
-          <w:hyperlink w:anchor="_Toc184878697" w:history="1">
+          <w:hyperlink w:anchor="_Toc202794582" w:history="1">
             <w:r>
               <w:rPr>
                 <w:rStyle w:val="Hyperlink"/>
@@ -6307,7 +6692,7 @@
                 <w:noProof/>
                 <w:webHidden/>
               </w:rPr>
-              <w:instrText xml:space="preserve"> PAGEREF _Toc184878697 \h </w:instrText>
+              <w:instrText xml:space="preserve"> PAGEREF _Toc202794582 \h </w:instrText>
             </w:r>
             <w:r>
               <w:rPr>
@@ -6327,7 +6712,7 @@
                 <w:noProof/>
                 <w:webHidden/>
               </w:rPr>
-              <w:t>50</w:t>
+              <w:t>51</w:t>
             </w:r>
             <w:r>
               <w:rPr>
@@ -6347,10 +6732,14 @@
             <w:rPr>
               <w:rFonts w:eastAsiaTheme="minorEastAsia"/>
               <w:noProof/>
-              <w:lang w:eastAsia="en-IE"/>
+              <w:kern w:val="2"/>
+              <w:sz w:val="24"/>
+              <w:szCs w:val="24"/>
+              <w:lang w:val="en-BE" w:eastAsia="en-BE"/>
+              <w14:ligatures w14:val="standardContextual"/>
             </w:rPr>
           </w:pPr>
-          <w:hyperlink w:anchor="_Toc184878698" w:history="1">
+          <w:hyperlink w:anchor="_Toc202794583" w:history="1">
             <w:r>
               <w:rPr>
                 <w:rStyle w:val="Hyperlink"/>
@@ -6386,7 +6775,7 @@
                 <w:noProof/>
                 <w:webHidden/>
               </w:rPr>
-              <w:instrText xml:space="preserve"> PAGEREF _Toc184878698 \h </w:instrText>
+              <w:instrText xml:space="preserve"> PAGEREF _Toc202794583 \h </w:instrText>
             </w:r>
             <w:r>
               <w:rPr>
@@ -6406,7 +6795,7 @@
                 <w:noProof/>
                 <w:webHidden/>
               </w:rPr>
-              <w:t>50</w:t>
+              <w:t>51</w:t>
             </w:r>
             <w:r>
               <w:rPr>
@@ -6428,10 +6817,14 @@
               <w:b w:val="0"/>
               <w:noProof/>
               <w:color w:val="auto"/>
-              <w:lang w:eastAsia="en-IE"/>
+              <w:kern w:val="2"/>
+              <w:sz w:val="24"/>
+              <w:szCs w:val="24"/>
+              <w:lang w:val="en-BE" w:eastAsia="en-BE"/>
+              <w14:ligatures w14:val="standardContextual"/>
             </w:rPr>
           </w:pPr>
-          <w:hyperlink w:anchor="_Toc184878699" w:history="1">
+          <w:hyperlink w:anchor="_Toc202794584" w:history="1">
             <w:r>
               <w:rPr>
                 <w:rStyle w:val="Hyperlink"/>
@@ -6459,7 +6852,7 @@
                 <w:noProof/>
                 <w:webHidden/>
               </w:rPr>
-              <w:instrText xml:space="preserve"> PAGEREF _Toc184878699 \h </w:instrText>
+              <w:instrText xml:space="preserve"> PAGEREF _Toc202794584 \h </w:instrText>
             </w:r>
             <w:r>
               <w:rPr>
@@ -6479,7 +6872,7 @@
                 <w:noProof/>
                 <w:webHidden/>
               </w:rPr>
-              <w:t>51</w:t>
+              <w:t>52</w:t>
             </w:r>
             <w:r>
               <w:rPr>
@@ -6499,10 +6892,14 @@
             <w:rPr>
               <w:rFonts w:eastAsiaTheme="minorEastAsia"/>
               <w:noProof/>
-              <w:lang w:eastAsia="en-IE"/>
+              <w:kern w:val="2"/>
+              <w:sz w:val="24"/>
+              <w:szCs w:val="24"/>
+              <w:lang w:val="en-BE" w:eastAsia="en-BE"/>
+              <w14:ligatures w14:val="standardContextual"/>
             </w:rPr>
           </w:pPr>
-          <w:hyperlink w:anchor="_Toc184878700" w:history="1">
+          <w:hyperlink w:anchor="_Toc202794585" w:history="1">
             <w:r>
               <w:rPr>
                 <w:rStyle w:val="Hyperlink"/>
@@ -6538,7 +6935,7 @@
                 <w:noProof/>
                 <w:webHidden/>
               </w:rPr>
-              <w:instrText xml:space="preserve"> PAGEREF _Toc184878700 \h </w:instrText>
+              <w:instrText xml:space="preserve"> PAGEREF _Toc202794585 \h </w:instrText>
             </w:r>
             <w:r>
               <w:rPr>
@@ -6558,7 +6955,7 @@
                 <w:noProof/>
                 <w:webHidden/>
               </w:rPr>
-              <w:t>52</w:t>
+              <w:t>53</w:t>
             </w:r>
             <w:r>
               <w:rPr>
@@ -6578,10 +6975,14 @@
             <w:rPr>
               <w:rFonts w:eastAsiaTheme="minorEastAsia"/>
               <w:noProof/>
-              <w:lang w:eastAsia="en-IE"/>
+              <w:kern w:val="2"/>
+              <w:sz w:val="24"/>
+              <w:szCs w:val="24"/>
+              <w:lang w:val="en-BE" w:eastAsia="en-BE"/>
+              <w14:ligatures w14:val="standardContextual"/>
             </w:rPr>
           </w:pPr>
-          <w:hyperlink w:anchor="_Toc184878701" w:history="1">
+          <w:hyperlink w:anchor="_Toc202794586" w:history="1">
             <w:r>
               <w:rPr>
                 <w:rStyle w:val="Hyperlink"/>
@@ -6617,7 +7018,7 @@
                 <w:noProof/>
                 <w:webHidden/>
               </w:rPr>
-              <w:instrText xml:space="preserve"> PAGEREF _Toc184878701 \h </w:instrText>
+              <w:instrText xml:space="preserve"> PAGEREF _Toc202794586 \h </w:instrText>
             </w:r>
             <w:r>
               <w:rPr>
@@ -6637,7 +7038,7 @@
                 <w:noProof/>
                 <w:webHidden/>
               </w:rPr>
-              <w:t>52</w:t>
+              <w:t>53</w:t>
             </w:r>
             <w:r>
               <w:rPr>
@@ -6657,10 +7058,14 @@
             <w:rPr>
               <w:rFonts w:eastAsiaTheme="minorEastAsia"/>
               <w:noProof/>
-              <w:lang w:eastAsia="en-IE"/>
+              <w:kern w:val="2"/>
+              <w:sz w:val="24"/>
+              <w:szCs w:val="24"/>
+              <w:lang w:val="en-BE" w:eastAsia="en-BE"/>
+              <w14:ligatures w14:val="standardContextual"/>
             </w:rPr>
           </w:pPr>
-          <w:hyperlink w:anchor="_Toc184878702" w:history="1">
+          <w:hyperlink w:anchor="_Toc202794587" w:history="1">
             <w:r>
               <w:rPr>
                 <w:rStyle w:val="Hyperlink"/>
@@ -6696,7 +7101,7 @@
                 <w:noProof/>
                 <w:webHidden/>
               </w:rPr>
-              <w:instrText xml:space="preserve"> PAGEREF _Toc184878702 \h </w:instrText>
+              <w:instrText xml:space="preserve"> PAGEREF _Toc202794587 \h </w:instrText>
             </w:r>
             <w:r>
               <w:rPr>
@@ -6716,7 +7121,7 @@
                 <w:noProof/>
                 <w:webHidden/>
               </w:rPr>
-              <w:t>53</w:t>
+              <w:t>54</w:t>
             </w:r>
             <w:r>
               <w:rPr>
@@ -6736,10 +7141,14 @@
             <w:rPr>
               <w:rFonts w:eastAsiaTheme="minorEastAsia"/>
               <w:noProof/>
-              <w:lang w:eastAsia="en-IE"/>
+              <w:kern w:val="2"/>
+              <w:sz w:val="24"/>
+              <w:szCs w:val="24"/>
+              <w:lang w:val="en-BE" w:eastAsia="en-BE"/>
+              <w14:ligatures w14:val="standardContextual"/>
             </w:rPr>
           </w:pPr>
-          <w:hyperlink w:anchor="_Toc184878703" w:history="1">
+          <w:hyperlink w:anchor="_Toc202794588" w:history="1">
             <w:r>
               <w:rPr>
                 <w:rStyle w:val="Hyperlink"/>
@@ -6775,7 +7184,7 @@
                 <w:noProof/>
                 <w:webHidden/>
               </w:rPr>
-              <w:instrText xml:space="preserve"> PAGEREF _Toc184878703 \h </w:instrText>
+              <w:instrText xml:space="preserve"> PAGEREF _Toc202794588 \h </w:instrText>
             </w:r>
             <w:r>
               <w:rPr>
@@ -6795,7 +7204,90 @@
                 <w:noProof/>
                 <w:webHidden/>
               </w:rPr>
-              <w:t>53</w:t>
+              <w:t>54</w:t>
+            </w:r>
+            <w:r>
+              <w:rPr>
+                <w:noProof/>
+                <w:webHidden/>
+              </w:rPr>
+              <w:fldChar w:fldCharType="end"/>
+            </w:r>
+          </w:hyperlink>
+        </w:p>
+        <w:p>
+          <w:pPr>
+            <w:pStyle w:val="TOC2"/>
+            <w:tabs>
+              <w:tab w:val="right" w:leader="dot" w:pos="9350"/>
+            </w:tabs>
+            <w:rPr>
+              <w:rFonts w:eastAsiaTheme="minorEastAsia"/>
+              <w:noProof/>
+              <w:kern w:val="2"/>
+              <w:sz w:val="24"/>
+              <w:szCs w:val="24"/>
+              <w:lang w:val="en-BE" w:eastAsia="en-BE"/>
+              <w14:ligatures w14:val="standardContextual"/>
+            </w:rPr>
+          </w:pPr>
+          <w:hyperlink w:anchor="_Toc202794589" w:history="1">
+            <w:r>
+              <w:rPr>
+                <w:rStyle w:val="Hyperlink"/>
+                <w:noProof/>
+              </w:rPr>
+              <w:t xml:space="preserve">Function: </w:t>
+            </w:r>
+            <w:r>
+              <w:rPr>
+                <w:rStyle w:val="Hyperlink"/>
+                <w:b/>
+                <w:bCs/>
+                <w:noProof/>
+              </w:rPr>
+              <w:t>promptAI</w:t>
+            </w:r>
+            <w:r>
+              <w:rPr>
+                <w:noProof/>
+                <w:webHidden/>
+              </w:rPr>
+              <w:tab/>
+            </w:r>
+            <w:r>
+              <w:rPr>
+                <w:noProof/>
+                <w:webHidden/>
+              </w:rPr>
+              <w:fldChar w:fldCharType="begin"/>
+            </w:r>
+            <w:r>
+              <w:rPr>
+                <w:noProof/>
+                <w:webHidden/>
+              </w:rPr>
+              <w:instrText xml:space="preserve"> PAGEREF _Toc202794589 \h </w:instrText>
+            </w:r>
+            <w:r>
+              <w:rPr>
+                <w:noProof/>
+                <w:webHidden/>
+              </w:rPr>
+            </w:r>
+            <w:r>
+              <w:rPr>
+                <w:noProof/>
+                <w:webHidden/>
+              </w:rPr>
+              <w:fldChar w:fldCharType="separate"/>
+            </w:r>
+            <w:r>
+              <w:rPr>
+                <w:noProof/>
+                <w:webHidden/>
+              </w:rPr>
+              <w:t>55</w:t>
             </w:r>
             <w:r>
               <w:rPr>
@@ -6865,7 +7357,7 @@
           <w:lang w:val="en-GB"/>
         </w:rPr>
       </w:pPr>
-      <w:bookmarkStart w:id="0" w:name="_Toc184878623"/>
+      <w:bookmarkStart w:id="0" w:name="_Toc202794507"/>
       <w:r>
         <w:rPr>
           <w:b/>
@@ -7280,7 +7772,7 @@
                 <w:lang w:val="en-GB"/>
               </w:rPr>
             </w:pPr>
-            <w:bookmarkStart w:id="1" w:name="_Toc184878624"/>
+            <w:bookmarkStart w:id="1" w:name="_Toc202794508"/>
             <w:r>
               <w:rPr>
                 <w:b/>
@@ -7405,7 +7897,7 @@
               <w:pStyle w:val="Heading2"/>
             </w:pPr>
             <w:bookmarkStart w:id="2" w:name="_Toc146100629"/>
-            <w:bookmarkStart w:id="3" w:name="_Toc184878625"/>
+            <w:bookmarkStart w:id="3" w:name="_Toc202794509"/>
             <w:r>
               <w:t>F</w:t>
             </w:r>
@@ -7635,7 +8127,7 @@
             <w:pPr>
               <w:pStyle w:val="Heading2"/>
             </w:pPr>
-            <w:bookmarkStart w:id="4" w:name="_Toc184878626"/>
+            <w:bookmarkStart w:id="4" w:name="_Toc202794510"/>
             <w:r>
               <w:t>F</w:t>
             </w:r>
@@ -7884,7 +8376,7 @@
         <w:t>url</w:t>
       </w:r>
       <w:r>
-        <w:t xml:space="preserve">: § </w:t>
+        <w:t>: §</w:t>
       </w:r>
       <w:proofErr w:type="spellStart"/>
       <w:r>
@@ -7897,7 +8389,6 @@
         <w:br w:type="page"/>
       </w:r>
     </w:p>
-    <w:p/>
     <w:tbl>
       <w:tblPr>
         <w:tblStyle w:val="TableGrid"/>
@@ -7918,12 +8409,13 @@
               <w:pStyle w:val="Heading2"/>
             </w:pPr>
             <w:r>
+              <w:lastRenderedPageBreak/>
               <w:br w:type="page"/>
             </w:r>
             <w:r>
               <w:br w:type="page"/>
             </w:r>
-            <w:bookmarkStart w:id="5" w:name="_Toc184878627"/>
+            <w:bookmarkStart w:id="5" w:name="_Toc202794511"/>
             <w:r>
               <w:t>F</w:t>
             </w:r>
@@ -7935,7 +8427,7 @@
               <w:rPr>
                 <w:b/>
               </w:rPr>
-              <w:t>switchToBrowserTab</w:t>
+              <w:t>switchTab</w:t>
             </w:r>
             <w:bookmarkEnd w:id="5"/>
             <w:proofErr w:type="spellEnd"/>
@@ -8082,7 +8574,7 @@
               <w:rPr>
                 <w:b/>
               </w:rPr>
-              <w:t>switchToBrowserTab</w:t>
+              <w:t>switchTab</w:t>
             </w:r>
             <w:proofErr w:type="spellEnd"/>
           </w:p>
@@ -8125,7 +8617,7 @@
               <w:rPr>
                 <w:b/>
               </w:rPr>
-              <w:t>switchToBrowserTab</w:t>
+              <w:t>switchTab</w:t>
             </w:r>
             <w:proofErr w:type="spellEnd"/>
           </w:p>
@@ -8147,162 +8639,6 @@
           <w:p>
             <w:r>
               <w:t>Switch to the second tab</w:t>
-            </w:r>
-          </w:p>
-        </w:tc>
-      </w:tr>
-    </w:tbl>
-    <w:p/>
-    <w:p/>
-    <w:p/>
-    <w:tbl>
-      <w:tblPr>
-        <w:tblStyle w:val="TableGrid"/>
-        <w:tblW w:w="0" w:type="auto"/>
-        <w:tblLook w:val="04A0" w:firstRow="1" w:lastRow="0" w:firstColumn="1" w:lastColumn="0" w:noHBand="0" w:noVBand="1"/>
-      </w:tblPr>
-      <w:tblGrid>
-        <w:gridCol w:w="9350"/>
-      </w:tblGrid>
-      <w:tr>
-        <w:tc>
-          <w:tcPr>
-            <w:tcW w:w="9350" w:type="dxa"/>
-            <w:shd w:val="clear" w:color="auto" w:fill="D9D9D9" w:themeFill="background1" w:themeFillShade="D9"/>
-          </w:tcPr>
-          <w:p>
-            <w:pPr>
-              <w:pStyle w:val="Heading2"/>
-            </w:pPr>
-            <w:r>
-              <w:br w:type="page"/>
-            </w:r>
-            <w:r>
-              <w:br w:type="page"/>
-            </w:r>
-            <w:bookmarkStart w:id="6" w:name="_Toc184878628"/>
-            <w:r>
-              <w:t>F</w:t>
-            </w:r>
-            <w:r>
-              <w:t xml:space="preserve">unction: </w:t>
-            </w:r>
-            <w:proofErr w:type="spellStart"/>
-            <w:r>
-              <w:rPr>
-                <w:b/>
-              </w:rPr>
-              <w:t>newTab</w:t>
-            </w:r>
-            <w:bookmarkEnd w:id="6"/>
-            <w:proofErr w:type="spellEnd"/>
-            <w:r>
-              <w:rPr>
-                <w:b/>
-              </w:rPr>
-              <w:t xml:space="preserve">    </w:t>
-            </w:r>
-            <w:r>
-              <w:rPr>
-                <w:b/>
-                <w:color w:val="FF0000"/>
-              </w:rPr>
-              <w:t>&lt;OBSOLETE&gt;</w:t>
-            </w:r>
-          </w:p>
-        </w:tc>
-      </w:tr>
-    </w:tbl>
-    <w:p>
-      <w:pPr>
-        <w:pStyle w:val="Heading3"/>
-        <w:rPr>
-          <w:b/>
-          <w:bCs/>
-        </w:rPr>
-      </w:pPr>
-    </w:p>
-    <w:p>
-      <w:pPr>
-        <w:pStyle w:val="Heading3"/>
-        <w:rPr>
-          <w:b/>
-          <w:bCs/>
-        </w:rPr>
-      </w:pPr>
-      <w:r>
-        <w:rPr>
-          <w:b/>
-          <w:bCs/>
-        </w:rPr>
-        <w:t>Objectives</w:t>
-      </w:r>
-    </w:p>
-    <w:p>
-      <w:r>
-        <w:t xml:space="preserve">Method to </w:t>
-      </w:r>
-      <w:r>
-        <w:t>create a new tab on the browser (the tab will become the active one)</w:t>
-      </w:r>
-    </w:p>
-    <w:p>
-      <w:pPr>
-        <w:pStyle w:val="Heading3"/>
-        <w:rPr>
-          <w:b/>
-          <w:bCs/>
-        </w:rPr>
-      </w:pPr>
-      <w:r>
-        <w:rPr>
-          <w:b/>
-          <w:bCs/>
-        </w:rPr>
-        <w:t>Example(s):</w:t>
-      </w:r>
-    </w:p>
-    <w:tbl>
-      <w:tblPr>
-        <w:tblStyle w:val="TableGrid"/>
-        <w:tblW w:w="0" w:type="auto"/>
-        <w:tblLook w:val="04A0" w:firstRow="1" w:lastRow="0" w:firstColumn="1" w:lastColumn="0" w:noHBand="0" w:noVBand="1"/>
-      </w:tblPr>
-      <w:tblGrid>
-        <w:gridCol w:w="2263"/>
-        <w:gridCol w:w="1560"/>
-        <w:gridCol w:w="5527"/>
-      </w:tblGrid>
-      <w:tr>
-        <w:tc>
-          <w:tcPr>
-            <w:tcW w:w="2263" w:type="dxa"/>
-            <w:shd w:val="clear" w:color="auto" w:fill="FBE4D5" w:themeFill="accent2" w:themeFillTint="33"/>
-          </w:tcPr>
-          <w:p>
-            <w:proofErr w:type="spellStart"/>
-            <w:r>
-              <w:rPr>
-                <w:b/>
-              </w:rPr>
-              <w:t>newTab</w:t>
-            </w:r>
-            <w:proofErr w:type="spellEnd"/>
-          </w:p>
-        </w:tc>
-        <w:tc>
-          <w:tcPr>
-            <w:tcW w:w="1560" w:type="dxa"/>
-          </w:tcPr>
-          <w:p/>
-        </w:tc>
-        <w:tc>
-          <w:tcPr>
-            <w:tcW w:w="5527" w:type="dxa"/>
-          </w:tcPr>
-          <w:p>
-            <w:r>
-              <w:t>Create a new tab on the browser</w:t>
             </w:r>
           </w:p>
         </w:tc>
@@ -8337,7 +8673,7 @@
             <w:r>
               <w:br w:type="page"/>
             </w:r>
-            <w:bookmarkStart w:id="7" w:name="_Toc184878629"/>
+            <w:bookmarkStart w:id="6" w:name="_Toc202794512"/>
             <w:r>
               <w:t>F</w:t>
             </w:r>
@@ -8348,30 +8684,12 @@
             <w:r>
               <w:rPr>
                 <w:b/>
-              </w:rPr>
-              <w:t>newWindow</w:t>
-            </w:r>
-            <w:bookmarkEnd w:id="7"/>
+                <w:lang w:val="en-BE"/>
+              </w:rPr>
+              <w:t>openNewTab</w:t>
+            </w:r>
+            <w:bookmarkEnd w:id="6"/>
             <w:proofErr w:type="spellEnd"/>
-            <w:r>
-              <w:rPr>
-                <w:b/>
-              </w:rPr>
-              <w:t xml:space="preserve"> </w:t>
-            </w:r>
-            <w:r>
-              <w:rPr>
-                <w:b/>
-              </w:rPr>
-              <w:t xml:space="preserve">    </w:t>
-            </w:r>
-            <w:r>
-              <w:rPr>
-                <w:b/>
-                <w:color w:val="FF0000"/>
-              </w:rPr>
-              <w:t>&lt;OBSOLETE&gt;</w:t>
-            </w:r>
           </w:p>
         </w:tc>
       </w:tr>
@@ -8406,9 +8724,96 @@
         <w:t xml:space="preserve">Method to </w:t>
       </w:r>
       <w:r>
-        <w:t>create a new window on the browser (the window will become the active one)</w:t>
-      </w:r>
-    </w:p>
+        <w:t xml:space="preserve">open </w:t>
+      </w:r>
+      <w:r>
+        <w:t>new tab on the browser (the tab will become the active one)</w:t>
+      </w:r>
+      <w:r>
+        <w:br/>
+        <w:t>Note: with playwright the method is equivalent to open a new window!</w:t>
+      </w:r>
+    </w:p>
+    <w:p>
+      <w:pPr>
+        <w:pStyle w:val="Heading3"/>
+        <w:rPr>
+          <w:b/>
+          <w:bCs/>
+        </w:rPr>
+      </w:pPr>
+      <w:r>
+        <w:rPr>
+          <w:b/>
+          <w:bCs/>
+        </w:rPr>
+        <w:t>Parameter(s)</w:t>
+      </w:r>
+    </w:p>
+    <w:tbl>
+      <w:tblPr>
+        <w:tblStyle w:val="TableGrid"/>
+        <w:tblW w:w="0" w:type="auto"/>
+        <w:tblLook w:val="04A0" w:firstRow="1" w:lastRow="0" w:firstColumn="1" w:lastColumn="0" w:noHBand="0" w:noVBand="1"/>
+      </w:tblPr>
+      <w:tblGrid>
+        <w:gridCol w:w="1828"/>
+        <w:gridCol w:w="7522"/>
+      </w:tblGrid>
+      <w:tr>
+        <w:tc>
+          <w:tcPr>
+            <w:tcW w:w="2660" w:type="dxa"/>
+            <w:shd w:val="clear" w:color="auto" w:fill="D9E2F3" w:themeFill="accent1" w:themeFillTint="33"/>
+          </w:tcPr>
+          <w:p>
+            <w:pPr>
+              <w:rPr>
+                <w:b/>
+                <w:bCs/>
+              </w:rPr>
+            </w:pPr>
+            <w:proofErr w:type="spellStart"/>
+            <w:r>
+              <w:rPr>
+                <w:b/>
+                <w:bCs/>
+              </w:rPr>
+              <w:t>Url</w:t>
+            </w:r>
+            <w:proofErr w:type="spellEnd"/>
+          </w:p>
+        </w:tc>
+        <w:tc>
+          <w:tcPr>
+            <w:tcW w:w="11514" w:type="dxa"/>
+          </w:tcPr>
+          <w:p>
+            <w:proofErr w:type="spellStart"/>
+            <w:r>
+              <w:t>Url</w:t>
+            </w:r>
+            <w:proofErr w:type="spellEnd"/>
+            <w:r>
+              <w:t xml:space="preserve"> text</w:t>
+            </w:r>
+            <w:r>
+              <w:t xml:space="preserve"> or</w:t>
+            </w:r>
+            <w:r>
+              <w:t xml:space="preserve"> a word in the </w:t>
+            </w:r>
+            <w:r>
+              <w:t>dictionary or a variable</w:t>
+            </w:r>
+            <w:r>
+              <w:t xml:space="preserve"> name starting with $</w:t>
+            </w:r>
+          </w:p>
+        </w:tc>
+      </w:tr>
+    </w:tbl>
+    <w:p/>
     <w:p>
       <w:pPr>
         <w:pStyle w:val="Heading3"/>
@@ -8448,7 +8853,13 @@
               <w:rPr>
                 <w:b/>
               </w:rPr>
-              <w:t>newWindow</w:t>
+              <w:t>openN</w:t>
+            </w:r>
+            <w:r>
+              <w:rPr>
+                <w:b/>
+              </w:rPr>
+              <w:t>ewTab</w:t>
             </w:r>
             <w:proofErr w:type="spellEnd"/>
           </w:p>
@@ -8457,7 +8868,11 @@
           <w:tcPr>
             <w:tcW w:w="1560" w:type="dxa"/>
           </w:tcPr>
-          <w:p/>
+          <w:p>
+            <w:r>
+              <w:t>@URL_javadoc</w:t>
+            </w:r>
+          </w:p>
         </w:tc>
         <w:tc>
           <w:tcPr>
@@ -8465,7 +8880,10 @@
           </w:tcPr>
           <w:p>
             <w:r>
-              <w:t>Create a new window on the browser</w:t>
+              <w:t>Create a new tab on the browser</w:t>
+            </w:r>
+            <w:r>
+              <w:t xml:space="preserve"> with the link</w:t>
             </w:r>
           </w:p>
         </w:tc>
@@ -8477,6 +8895,280 @@
         <w:br w:type="page"/>
       </w:r>
     </w:p>
+    <w:p/>
+    <w:tbl>
+      <w:tblPr>
+        <w:tblStyle w:val="TableGrid"/>
+        <w:tblW w:w="0" w:type="auto"/>
+        <w:tblLook w:val="04A0" w:firstRow="1" w:lastRow="0" w:firstColumn="1" w:lastColumn="0" w:noHBand="0" w:noVBand="1"/>
+      </w:tblPr>
+      <w:tblGrid>
+        <w:gridCol w:w="9350"/>
+      </w:tblGrid>
+      <w:tr>
+        <w:tc>
+          <w:tcPr>
+            <w:tcW w:w="9350" w:type="dxa"/>
+            <w:shd w:val="clear" w:color="auto" w:fill="D9D9D9" w:themeFill="background1" w:themeFillShade="D9"/>
+          </w:tcPr>
+          <w:p>
+            <w:pPr>
+              <w:pStyle w:val="Heading2"/>
+            </w:pPr>
+            <w:r>
+              <w:br w:type="page"/>
+            </w:r>
+            <w:r>
+              <w:br w:type="page"/>
+            </w:r>
+            <w:bookmarkStart w:id="7" w:name="_Toc202794513"/>
+            <w:r>
+              <w:t>F</w:t>
+            </w:r>
+            <w:r>
+              <w:t xml:space="preserve">unction: </w:t>
+            </w:r>
+            <w:proofErr w:type="spellStart"/>
+            <w:r>
+              <w:rPr>
+                <w:b/>
+                <w:lang w:val="en-BE"/>
+              </w:rPr>
+              <w:t>click</w:t>
+            </w:r>
+            <w:r>
+              <w:rPr>
+                <w:b/>
+                <w:lang w:val="en-BE"/>
+              </w:rPr>
+              <w:t>NewTab</w:t>
+            </w:r>
+            <w:bookmarkEnd w:id="7"/>
+            <w:proofErr w:type="spellEnd"/>
+          </w:p>
+        </w:tc>
+      </w:tr>
+    </w:tbl>
+    <w:p>
+      <w:pPr>
+        <w:pStyle w:val="Heading3"/>
+        <w:rPr>
+          <w:b/>
+          <w:bCs/>
+        </w:rPr>
+      </w:pPr>
+    </w:p>
+    <w:p>
+      <w:pPr>
+        <w:pStyle w:val="Heading3"/>
+        <w:rPr>
+          <w:b/>
+          <w:bCs/>
+        </w:rPr>
+      </w:pPr>
+      <w:r>
+        <w:rPr>
+          <w:b/>
+          <w:bCs/>
+        </w:rPr>
+        <w:t>Objectives</w:t>
+      </w:r>
+    </w:p>
+    <w:p>
+      <w:r>
+        <w:t>Click to open a new tab in the browser</w:t>
+      </w:r>
+      <w:r>
+        <w:t>.</w:t>
+      </w:r>
+      <w:r>
+        <w:br/>
+      </w:r>
+      <w:r>
+        <w:rPr>
+          <w:u w:val="single"/>
+        </w:rPr>
+        <w:t>Note</w:t>
+      </w:r>
+      <w:r>
+        <w:t>: C</w:t>
+      </w:r>
+      <w:r>
+        <w:t>ontrary to</w:t>
+      </w:r>
+      <w:r>
+        <w:t xml:space="preserve"> the function </w:t>
+      </w:r>
+      <w:proofErr w:type="spellStart"/>
+      <w:r>
+        <w:t>openNewTab</w:t>
+      </w:r>
+      <w:proofErr w:type="spellEnd"/>
+      <w:r>
+        <w:t xml:space="preserve">, the </w:t>
+      </w:r>
+      <w:proofErr w:type="spellStart"/>
+      <w:r>
+        <w:t>clickNewTab</w:t>
+      </w:r>
+      <w:proofErr w:type="spellEnd"/>
+      <w:r>
+        <w:t xml:space="preserve"> open a real tab in the browser</w:t>
+      </w:r>
+    </w:p>
+    <w:p>
+      <w:pPr>
+        <w:pStyle w:val="Heading3"/>
+        <w:rPr>
+          <w:b/>
+          <w:bCs/>
+        </w:rPr>
+      </w:pPr>
+      <w:r>
+        <w:rPr>
+          <w:b/>
+          <w:bCs/>
+        </w:rPr>
+        <w:t>Parameter(s)</w:t>
+      </w:r>
+    </w:p>
+    <w:tbl>
+      <w:tblPr>
+        <w:tblStyle w:val="TableGrid"/>
+        <w:tblW w:w="0" w:type="auto"/>
+        <w:tblLook w:val="04A0" w:firstRow="1" w:lastRow="0" w:firstColumn="1" w:lastColumn="0" w:noHBand="0" w:noVBand="1"/>
+      </w:tblPr>
+      <w:tblGrid>
+        <w:gridCol w:w="1915"/>
+        <w:gridCol w:w="7435"/>
+      </w:tblGrid>
+      <w:tr>
+        <w:tc>
+          <w:tcPr>
+            <w:tcW w:w="2660" w:type="dxa"/>
+            <w:shd w:val="clear" w:color="auto" w:fill="D9E2F3" w:themeFill="accent1" w:themeFillTint="33"/>
+          </w:tcPr>
+          <w:p>
+            <w:pPr>
+              <w:rPr>
+                <w:b/>
+                <w:bCs/>
+              </w:rPr>
+            </w:pPr>
+            <w:r>
+              <w:rPr>
+                <w:b/>
+                <w:bCs/>
+              </w:rPr>
+              <w:t>Name</w:t>
+            </w:r>
+          </w:p>
+        </w:tc>
+        <w:tc>
+          <w:tcPr>
+            <w:tcW w:w="11514" w:type="dxa"/>
+          </w:tcPr>
+          <w:p>
+            <w:proofErr w:type="spellStart"/>
+            <w:r>
+              <w:t>Xpath</w:t>
+            </w:r>
+            <w:proofErr w:type="spellEnd"/>
+            <w:r>
+              <w:t xml:space="preserve"> or dictionary word (starting with @) of the element or $GUI</w:t>
+            </w:r>
+          </w:p>
+        </w:tc>
+      </w:tr>
+    </w:tbl>
+    <w:p/>
+    <w:p>
+      <w:pPr>
+        <w:pStyle w:val="Heading3"/>
+        <w:rPr>
+          <w:b/>
+          <w:bCs/>
+        </w:rPr>
+      </w:pPr>
+      <w:r>
+        <w:rPr>
+          <w:b/>
+          <w:bCs/>
+        </w:rPr>
+        <w:t>Example(s):</w:t>
+      </w:r>
+    </w:p>
+    <w:tbl>
+      <w:tblPr>
+        <w:tblStyle w:val="TableGrid"/>
+        <w:tblW w:w="0" w:type="auto"/>
+        <w:tblLook w:val="04A0" w:firstRow="1" w:lastRow="0" w:firstColumn="1" w:lastColumn="0" w:noHBand="0" w:noVBand="1"/>
+      </w:tblPr>
+      <w:tblGrid>
+        <w:gridCol w:w="2263"/>
+        <w:gridCol w:w="2410"/>
+        <w:gridCol w:w="4677"/>
+      </w:tblGrid>
+      <w:tr>
+        <w:tc>
+          <w:tcPr>
+            <w:tcW w:w="2263" w:type="dxa"/>
+            <w:shd w:val="clear" w:color="auto" w:fill="FBE4D5" w:themeFill="accent2" w:themeFillTint="33"/>
+          </w:tcPr>
+          <w:p>
+            <w:proofErr w:type="spellStart"/>
+            <w:r>
+              <w:rPr>
+                <w:b/>
+              </w:rPr>
+              <w:t>click</w:t>
+            </w:r>
+            <w:r>
+              <w:rPr>
+                <w:b/>
+              </w:rPr>
+              <w:t>NewTab</w:t>
+            </w:r>
+            <w:proofErr w:type="spellEnd"/>
+          </w:p>
+        </w:tc>
+        <w:tc>
+          <w:tcPr>
+            <w:tcW w:w="2410" w:type="dxa"/>
+          </w:tcPr>
+          <w:p>
+            <w:r>
+              <w:t>@</w:t>
+            </w:r>
+            <w:r>
+              <w:t>link</w:t>
+            </w:r>
+            <w:r>
+              <w:t>_javadoc</w:t>
+            </w:r>
+            <w:r>
+              <w:t>_button</w:t>
+            </w:r>
+          </w:p>
+        </w:tc>
+        <w:tc>
+          <w:tcPr>
+            <w:tcW w:w="4677" w:type="dxa"/>
+          </w:tcPr>
+          <w:p>
+            <w:r>
+              <w:t>Click on the button to open</w:t>
+            </w:r>
+            <w:r>
+              <w:t xml:space="preserve"> a new tab on the browser with the link</w:t>
+            </w:r>
+          </w:p>
+        </w:tc>
+      </w:tr>
+    </w:tbl>
+    <w:p/>
+    <w:p/>
+    <w:p/>
     <w:p/>
     <w:p/>
     <w:tbl>
@@ -8491,14 +9183,20 @@
       <w:tr>
         <w:tc>
           <w:tcPr>
-            <w:tcW w:w="14174" w:type="dxa"/>
+            <w:tcW w:w="9350" w:type="dxa"/>
             <w:shd w:val="clear" w:color="auto" w:fill="D9D9D9" w:themeFill="background1" w:themeFillShade="D9"/>
           </w:tcPr>
           <w:p>
             <w:pPr>
               <w:pStyle w:val="Heading2"/>
             </w:pPr>
-            <w:bookmarkStart w:id="8" w:name="_Toc184878630"/>
+            <w:r>
+              <w:br w:type="page"/>
+            </w:r>
+            <w:r>
+              <w:br w:type="page"/>
+            </w:r>
+            <w:bookmarkStart w:id="8" w:name="_Toc202794514"/>
             <w:r>
               <w:t>F</w:t>
             </w:r>
@@ -8509,10 +9207,169 @@
             <w:r>
               <w:rPr>
                 <w:b/>
+                <w:lang w:val="en-BE"/>
+              </w:rPr>
+              <w:t>cl</w:t>
+            </w:r>
+            <w:r>
+              <w:rPr>
+                <w:b/>
+                <w:lang w:val="en-BE"/>
+              </w:rPr>
+              <w:t>ose</w:t>
+            </w:r>
+            <w:r>
+              <w:rPr>
+                <w:b/>
+                <w:lang w:val="en-BE"/>
+              </w:rPr>
+              <w:t>Tab</w:t>
+            </w:r>
+            <w:bookmarkEnd w:id="8"/>
+            <w:proofErr w:type="spellEnd"/>
+          </w:p>
+        </w:tc>
+      </w:tr>
+    </w:tbl>
+    <w:p>
+      <w:pPr>
+        <w:pStyle w:val="Heading3"/>
+        <w:rPr>
+          <w:b/>
+          <w:bCs/>
+        </w:rPr>
+      </w:pPr>
+    </w:p>
+    <w:p>
+      <w:pPr>
+        <w:pStyle w:val="Heading3"/>
+        <w:rPr>
+          <w:b/>
+          <w:bCs/>
+        </w:rPr>
+      </w:pPr>
+      <w:r>
+        <w:rPr>
+          <w:b/>
+          <w:bCs/>
+        </w:rPr>
+        <w:t>Objectives</w:t>
+      </w:r>
+    </w:p>
+    <w:p>
+      <w:r>
+        <w:t>Close the current tab and back to the first one</w:t>
+      </w:r>
+      <w:r>
+        <w:t>.</w:t>
+      </w:r>
+    </w:p>
+    <w:p>
+      <w:pPr>
+        <w:pStyle w:val="Heading3"/>
+        <w:rPr>
+          <w:b/>
+          <w:bCs/>
+        </w:rPr>
+      </w:pPr>
+      <w:r>
+        <w:rPr>
+          <w:b/>
+          <w:bCs/>
+        </w:rPr>
+        <w:t>Example(s):</w:t>
+      </w:r>
+    </w:p>
+    <w:tbl>
+      <w:tblPr>
+        <w:tblStyle w:val="TableGrid"/>
+        <w:tblW w:w="0" w:type="auto"/>
+        <w:tblLook w:val="04A0" w:firstRow="1" w:lastRow="0" w:firstColumn="1" w:lastColumn="0" w:noHBand="0" w:noVBand="1"/>
+      </w:tblPr>
+      <w:tblGrid>
+        <w:gridCol w:w="2263"/>
+        <w:gridCol w:w="2410"/>
+        <w:gridCol w:w="4677"/>
+      </w:tblGrid>
+      <w:tr>
+        <w:tc>
+          <w:tcPr>
+            <w:tcW w:w="2263" w:type="dxa"/>
+            <w:shd w:val="clear" w:color="auto" w:fill="FBE4D5" w:themeFill="accent2" w:themeFillTint="33"/>
+          </w:tcPr>
+          <w:p>
+            <w:proofErr w:type="spellStart"/>
+            <w:r>
+              <w:rPr>
+                <w:b/>
+              </w:rPr>
+              <w:t>closeTab</w:t>
+            </w:r>
+            <w:proofErr w:type="spellEnd"/>
+          </w:p>
+        </w:tc>
+        <w:tc>
+          <w:tcPr>
+            <w:tcW w:w="2410" w:type="dxa"/>
+          </w:tcPr>
+          <w:p/>
+        </w:tc>
+        <w:tc>
+          <w:tcPr>
+            <w:tcW w:w="4677" w:type="dxa"/>
+          </w:tcPr>
+          <w:p>
+            <w:r>
+              <w:t>Close the current tab and back to the first one</w:t>
+            </w:r>
+            <w:r>
+              <w:t>.</w:t>
+            </w:r>
+          </w:p>
+        </w:tc>
+      </w:tr>
+    </w:tbl>
+    <w:p/>
+    <w:p>
+      <w:r>
+        <w:br w:type="page"/>
+      </w:r>
+    </w:p>
+    <w:p/>
+    <w:tbl>
+      <w:tblPr>
+        <w:tblStyle w:val="TableGrid"/>
+        <w:tblW w:w="0" w:type="auto"/>
+        <w:tblLook w:val="04A0" w:firstRow="1" w:lastRow="0" w:firstColumn="1" w:lastColumn="0" w:noHBand="0" w:noVBand="1"/>
+      </w:tblPr>
+      <w:tblGrid>
+        <w:gridCol w:w="9350"/>
+      </w:tblGrid>
+      <w:tr>
+        <w:tc>
+          <w:tcPr>
+            <w:tcW w:w="14174" w:type="dxa"/>
+            <w:shd w:val="clear" w:color="auto" w:fill="D9D9D9" w:themeFill="background1" w:themeFillShade="D9"/>
+          </w:tcPr>
+          <w:p>
+            <w:pPr>
+              <w:pStyle w:val="Heading2"/>
+            </w:pPr>
+            <w:bookmarkStart w:id="9" w:name="_Toc202794515"/>
+            <w:r>
+              <w:t>F</w:t>
+            </w:r>
+            <w:r>
+              <w:t xml:space="preserve">unction: </w:t>
+            </w:r>
+            <w:proofErr w:type="spellStart"/>
+            <w:r>
+              <w:rPr>
+                <w:b/>
               </w:rPr>
               <w:t>loginUser</w:t>
             </w:r>
-            <w:bookmarkEnd w:id="8"/>
+            <w:bookmarkEnd w:id="9"/>
             <w:proofErr w:type="spellEnd"/>
           </w:p>
         </w:tc>
@@ -9087,7 +9944,7 @@
             <w:pPr>
               <w:pStyle w:val="Heading2"/>
             </w:pPr>
-            <w:bookmarkStart w:id="9" w:name="_Toc184878631"/>
+            <w:bookmarkStart w:id="10" w:name="_Toc202794516"/>
             <w:r>
               <w:lastRenderedPageBreak/>
               <w:t>F</w:t>
@@ -9102,7 +9959,7 @@
               </w:rPr>
               <w:t>loginPassword</w:t>
             </w:r>
-            <w:bookmarkEnd w:id="9"/>
+            <w:bookmarkEnd w:id="10"/>
             <w:proofErr w:type="spellEnd"/>
           </w:p>
         </w:tc>
@@ -9602,7 +10459,7 @@
             <w:pPr>
               <w:pStyle w:val="Heading2"/>
             </w:pPr>
-            <w:bookmarkStart w:id="10" w:name="_Toc184878632"/>
+            <w:bookmarkStart w:id="11" w:name="_Toc202794517"/>
             <w:r>
               <w:lastRenderedPageBreak/>
               <w:t>F</w:t>
@@ -9617,7 +10474,7 @@
               </w:rPr>
               <w:t>dummyExtraInfo</w:t>
             </w:r>
-            <w:bookmarkEnd w:id="10"/>
+            <w:bookmarkEnd w:id="11"/>
             <w:proofErr w:type="spellEnd"/>
           </w:p>
         </w:tc>
@@ -10000,7 +10857,7 @@
             <w:pPr>
               <w:pStyle w:val="Heading2"/>
             </w:pPr>
-            <w:bookmarkStart w:id="11" w:name="_Toc184878633"/>
+            <w:bookmarkStart w:id="12" w:name="_Toc202794518"/>
             <w:r>
               <w:t>F</w:t>
             </w:r>
@@ -10020,7 +10877,7 @@
               </w:rPr>
               <w:t>Login</w:t>
             </w:r>
-            <w:bookmarkEnd w:id="11"/>
+            <w:bookmarkEnd w:id="12"/>
             <w:proofErr w:type="spellEnd"/>
           </w:p>
         </w:tc>
@@ -10350,7 +11207,7 @@
             <w:pPr>
               <w:pStyle w:val="Heading2"/>
             </w:pPr>
-            <w:bookmarkStart w:id="12" w:name="_Toc184878634"/>
+            <w:bookmarkStart w:id="13" w:name="_Toc202794519"/>
             <w:r>
               <w:t>F</w:t>
             </w:r>
@@ -10363,7 +11220,7 @@
               </w:rPr>
               <w:t>speak</w:t>
             </w:r>
-            <w:bookmarkEnd w:id="12"/>
+            <w:bookmarkEnd w:id="13"/>
           </w:p>
         </w:tc>
       </w:tr>
@@ -10583,7 +11440,7 @@
             <w:pPr>
               <w:pStyle w:val="Heading2"/>
             </w:pPr>
-            <w:bookmarkStart w:id="13" w:name="_Toc184878635"/>
+            <w:bookmarkStart w:id="14" w:name="_Toc202794520"/>
             <w:r>
               <w:t>F</w:t>
             </w:r>
@@ -10596,7 +11453,7 @@
               </w:rPr>
               <w:t>debug</w:t>
             </w:r>
-            <w:bookmarkEnd w:id="13"/>
+            <w:bookmarkEnd w:id="14"/>
           </w:p>
         </w:tc>
       </w:tr>
@@ -10794,7 +11651,7 @@
                 <w:lang w:val="en-GB"/>
               </w:rPr>
             </w:pPr>
-            <w:bookmarkStart w:id="14" w:name="_Toc184878636"/>
+            <w:bookmarkStart w:id="15" w:name="_Toc202794521"/>
             <w:r>
               <w:rPr>
                 <w:b/>
@@ -10803,7 +11660,7 @@
               <w:lastRenderedPageBreak/>
               <w:t>Basic functions</w:t>
             </w:r>
-            <w:bookmarkEnd w:id="14"/>
+            <w:bookmarkEnd w:id="15"/>
           </w:p>
           <w:p>
             <w:pPr>
@@ -10925,7 +11782,7 @@
             <w:pPr>
               <w:pStyle w:val="Heading2"/>
             </w:pPr>
-            <w:bookmarkStart w:id="15" w:name="_Toc184878637"/>
+            <w:bookmarkStart w:id="16" w:name="_Toc202794522"/>
             <w:r>
               <w:t>F</w:t>
             </w:r>
@@ -10940,7 +11797,7 @@
               </w:rPr>
               <w:t>detectGUI</w:t>
             </w:r>
-            <w:bookmarkEnd w:id="15"/>
+            <w:bookmarkEnd w:id="16"/>
             <w:proofErr w:type="spellEnd"/>
           </w:p>
         </w:tc>
@@ -11394,7 +12251,7 @@
             <w:pPr>
               <w:pStyle w:val="Heading2"/>
             </w:pPr>
-            <w:bookmarkStart w:id="16" w:name="_Toc184878638"/>
+            <w:bookmarkStart w:id="17" w:name="_Toc202794523"/>
             <w:r>
               <w:t>F</w:t>
             </w:r>
@@ -11408,7 +12265,7 @@
               </w:rPr>
               <w:t>pause</w:t>
             </w:r>
-            <w:bookmarkEnd w:id="16"/>
+            <w:bookmarkEnd w:id="17"/>
           </w:p>
         </w:tc>
       </w:tr>
@@ -11598,7 +12455,7 @@
             <w:pPr>
               <w:pStyle w:val="Heading2"/>
             </w:pPr>
-            <w:bookmarkStart w:id="17" w:name="_Toc184878639"/>
+            <w:bookmarkStart w:id="18" w:name="_Toc202794524"/>
             <w:r>
               <w:lastRenderedPageBreak/>
               <w:t>F</w:t>
@@ -11614,7 +12471,7 @@
               </w:rPr>
               <w:t>waitFor</w:t>
             </w:r>
-            <w:bookmarkEnd w:id="17"/>
+            <w:bookmarkEnd w:id="18"/>
             <w:proofErr w:type="spellEnd"/>
           </w:p>
         </w:tc>
@@ -11887,7 +12744,7 @@
             <w:pPr>
               <w:pStyle w:val="Heading2"/>
             </w:pPr>
-            <w:bookmarkStart w:id="18" w:name="_Toc184878640"/>
+            <w:bookmarkStart w:id="19" w:name="_Toc202794525"/>
             <w:r>
               <w:t>F</w:t>
             </w:r>
@@ -11902,7 +12759,7 @@
               </w:rPr>
               <w:t>waitForNot</w:t>
             </w:r>
-            <w:bookmarkEnd w:id="18"/>
+            <w:bookmarkEnd w:id="19"/>
             <w:proofErr w:type="spellEnd"/>
           </w:p>
         </w:tc>
@@ -12177,7 +13034,7 @@
             <w:pPr>
               <w:pStyle w:val="Heading2"/>
             </w:pPr>
-            <w:bookmarkStart w:id="19" w:name="_Toc184878641"/>
+            <w:bookmarkStart w:id="20" w:name="_Toc202794526"/>
             <w:r>
               <w:lastRenderedPageBreak/>
               <w:t>F</w:t>
@@ -12192,7 +13049,7 @@
               </w:rPr>
               <w:t>click</w:t>
             </w:r>
-            <w:bookmarkEnd w:id="19"/>
+            <w:bookmarkEnd w:id="20"/>
           </w:p>
         </w:tc>
       </w:tr>
@@ -12461,7 +13318,7 @@
             <w:pPr>
               <w:pStyle w:val="Heading2"/>
             </w:pPr>
-            <w:bookmarkStart w:id="20" w:name="_Toc184878642"/>
+            <w:bookmarkStart w:id="21" w:name="_Toc202794527"/>
             <w:r>
               <w:t>F</w:t>
             </w:r>
@@ -12482,7 +13339,7 @@
               </w:rPr>
               <w:t>lick</w:t>
             </w:r>
-            <w:bookmarkEnd w:id="20"/>
+            <w:bookmarkEnd w:id="21"/>
             <w:proofErr w:type="spellEnd"/>
           </w:p>
         </w:tc>
@@ -12723,7 +13580,7 @@
             <w:pPr>
               <w:pStyle w:val="Heading2"/>
             </w:pPr>
-            <w:bookmarkStart w:id="21" w:name="_Toc184878643"/>
+            <w:bookmarkStart w:id="22" w:name="_Toc202794528"/>
             <w:r>
               <w:t>F</w:t>
             </w:r>
@@ -12738,7 +13595,7 @@
               </w:rPr>
               <w:t>JSclick</w:t>
             </w:r>
-            <w:bookmarkEnd w:id="21"/>
+            <w:bookmarkEnd w:id="22"/>
             <w:proofErr w:type="spellEnd"/>
           </w:p>
         </w:tc>
@@ -12989,7 +13846,7 @@
             <w:pPr>
               <w:pStyle w:val="Heading2"/>
             </w:pPr>
-            <w:bookmarkStart w:id="22" w:name="_Toc184878644"/>
+            <w:bookmarkStart w:id="23" w:name="_Toc202794529"/>
             <w:r>
               <w:t>F</w:t>
             </w:r>
@@ -13003,7 +13860,7 @@
               </w:rPr>
               <w:t>enable</w:t>
             </w:r>
-            <w:bookmarkEnd w:id="22"/>
+            <w:bookmarkEnd w:id="23"/>
           </w:p>
         </w:tc>
       </w:tr>
@@ -13202,7 +14059,7 @@
             <w:pPr>
               <w:pStyle w:val="Heading2"/>
             </w:pPr>
-            <w:bookmarkStart w:id="23" w:name="_Toc184878645"/>
+            <w:bookmarkStart w:id="24" w:name="_Toc202794530"/>
             <w:r>
               <w:t>F</w:t>
             </w:r>
@@ -13217,7 +14074,7 @@
               </w:rPr>
               <w:t>removeAttribute</w:t>
             </w:r>
-            <w:bookmarkEnd w:id="23"/>
+            <w:bookmarkEnd w:id="24"/>
             <w:proofErr w:type="spellEnd"/>
           </w:p>
         </w:tc>
@@ -13448,7 +14305,7 @@
             <w:pPr>
               <w:pStyle w:val="Heading2"/>
             </w:pPr>
-            <w:bookmarkStart w:id="24" w:name="_Toc184878646"/>
+            <w:bookmarkStart w:id="25" w:name="_Toc202794531"/>
             <w:r>
               <w:t>F</w:t>
             </w:r>
@@ -13470,7 +14327,7 @@
               </w:rPr>
               <w:t>Attribute</w:t>
             </w:r>
-            <w:bookmarkEnd w:id="24"/>
+            <w:bookmarkEnd w:id="25"/>
             <w:proofErr w:type="spellEnd"/>
           </w:p>
         </w:tc>
@@ -13745,7 +14602,7 @@
             <w:pPr>
               <w:pStyle w:val="Heading2"/>
             </w:pPr>
-            <w:bookmarkStart w:id="25" w:name="_Toc184878647"/>
+            <w:bookmarkStart w:id="26" w:name="_Toc202794532"/>
             <w:r>
               <w:t>F</w:t>
             </w:r>
@@ -13767,7 +14624,7 @@
               </w:rPr>
               <w:t>Attribute</w:t>
             </w:r>
-            <w:bookmarkEnd w:id="25"/>
+            <w:bookmarkEnd w:id="26"/>
             <w:proofErr w:type="spellEnd"/>
           </w:p>
         </w:tc>
@@ -14105,7 +14962,7 @@
             <w:pPr>
               <w:pStyle w:val="Heading2"/>
             </w:pPr>
-            <w:bookmarkStart w:id="26" w:name="_Toc184878648"/>
+            <w:bookmarkStart w:id="27" w:name="_Toc202794533"/>
             <w:r>
               <w:t>F</w:t>
             </w:r>
@@ -14120,7 +14977,7 @@
               </w:rPr>
               <w:t>setFocus</w:t>
             </w:r>
-            <w:bookmarkEnd w:id="26"/>
+            <w:bookmarkEnd w:id="27"/>
             <w:proofErr w:type="spellEnd"/>
           </w:p>
         </w:tc>
@@ -14350,7 +15207,7 @@
             <w:pPr>
               <w:pStyle w:val="Heading2"/>
             </w:pPr>
-            <w:bookmarkStart w:id="27" w:name="_Toc184878649"/>
+            <w:bookmarkStart w:id="28" w:name="_Toc202794534"/>
             <w:r>
               <w:lastRenderedPageBreak/>
               <w:t>F</w:t>
@@ -14366,7 +15223,7 @@
               </w:rPr>
               <w:t>JSinput</w:t>
             </w:r>
-            <w:bookmarkEnd w:id="27"/>
+            <w:bookmarkEnd w:id="28"/>
             <w:proofErr w:type="spellEnd"/>
           </w:p>
         </w:tc>
@@ -14609,7 +15466,7 @@
             <w:pPr>
               <w:pStyle w:val="Heading2"/>
             </w:pPr>
-            <w:bookmarkStart w:id="28" w:name="_Toc184878650"/>
+            <w:bookmarkStart w:id="29" w:name="_Toc202794535"/>
             <w:r>
               <w:t>F</w:t>
             </w:r>
@@ -14623,7 +15480,7 @@
               </w:rPr>
               <w:t>keyboard</w:t>
             </w:r>
-            <w:bookmarkEnd w:id="28"/>
+            <w:bookmarkEnd w:id="29"/>
           </w:p>
         </w:tc>
       </w:tr>
@@ -14819,7 +15676,7 @@
             <w:pPr>
               <w:pStyle w:val="Heading2"/>
             </w:pPr>
-            <w:bookmarkStart w:id="29" w:name="_Toc184878651"/>
+            <w:bookmarkStart w:id="30" w:name="_Toc202794536"/>
             <w:r>
               <w:lastRenderedPageBreak/>
               <w:t>F</w:t>
@@ -14835,7 +15692,7 @@
               </w:rPr>
               <w:t>pressEnter</w:t>
             </w:r>
-            <w:bookmarkEnd w:id="29"/>
+            <w:bookmarkEnd w:id="30"/>
             <w:proofErr w:type="spellEnd"/>
           </w:p>
         </w:tc>
@@ -15011,7 +15868,7 @@
             <w:pPr>
               <w:pStyle w:val="Heading2"/>
             </w:pPr>
-            <w:bookmarkStart w:id="30" w:name="_Toc184878652"/>
+            <w:bookmarkStart w:id="31" w:name="_Toc202794537"/>
             <w:r>
               <w:t>F</w:t>
             </w:r>
@@ -15026,7 +15883,7 @@
               </w:rPr>
               <w:t>pressEscape</w:t>
             </w:r>
-            <w:bookmarkEnd w:id="30"/>
+            <w:bookmarkEnd w:id="31"/>
             <w:proofErr w:type="spellEnd"/>
           </w:p>
         </w:tc>
@@ -15203,7 +16060,7 @@
             <w:pPr>
               <w:pStyle w:val="Heading2"/>
             </w:pPr>
-            <w:bookmarkStart w:id="31" w:name="_Toc184878653"/>
+            <w:bookmarkStart w:id="32" w:name="_Toc202794538"/>
             <w:r>
               <w:t>F</w:t>
             </w:r>
@@ -15218,7 +16075,7 @@
               </w:rPr>
               <w:t>pressTab</w:t>
             </w:r>
-            <w:bookmarkEnd w:id="31"/>
+            <w:bookmarkEnd w:id="32"/>
             <w:proofErr w:type="spellEnd"/>
           </w:p>
         </w:tc>
@@ -15410,7 +16267,7 @@
             <w:pPr>
               <w:pStyle w:val="Heading2"/>
             </w:pPr>
-            <w:bookmarkStart w:id="32" w:name="_Toc184878654"/>
+            <w:bookmarkStart w:id="33" w:name="_Toc202794539"/>
             <w:r>
               <w:t>F</w:t>
             </w:r>
@@ -15425,7 +16282,7 @@
               </w:rPr>
               <w:t>acceptPopup</w:t>
             </w:r>
-            <w:bookmarkEnd w:id="32"/>
+            <w:bookmarkEnd w:id="33"/>
             <w:proofErr w:type="spellEnd"/>
           </w:p>
         </w:tc>
@@ -15604,7 +16461,7 @@
             <w:pPr>
               <w:pStyle w:val="Heading2"/>
             </w:pPr>
-            <w:bookmarkStart w:id="33" w:name="_Toc184878655"/>
+            <w:bookmarkStart w:id="34" w:name="_Toc202794540"/>
             <w:r>
               <w:t>F</w:t>
             </w:r>
@@ -15626,7 +16483,7 @@
               </w:rPr>
               <w:t>Popup</w:t>
             </w:r>
-            <w:bookmarkEnd w:id="33"/>
+            <w:bookmarkEnd w:id="34"/>
             <w:proofErr w:type="spellEnd"/>
           </w:p>
         </w:tc>
@@ -15806,7 +16663,7 @@
             <w:pPr>
               <w:pStyle w:val="Heading2"/>
             </w:pPr>
-            <w:bookmarkStart w:id="34" w:name="_Toc184878656"/>
+            <w:bookmarkStart w:id="35" w:name="_Toc202794541"/>
             <w:r>
               <w:lastRenderedPageBreak/>
               <w:t>F</w:t>
@@ -15821,7 +16678,7 @@
               </w:rPr>
               <w:t>rule</w:t>
             </w:r>
-            <w:bookmarkEnd w:id="34"/>
+            <w:bookmarkEnd w:id="35"/>
           </w:p>
         </w:tc>
       </w:tr>
@@ -16100,7 +16957,7 @@
             <w:pPr>
               <w:pStyle w:val="Heading2"/>
             </w:pPr>
-            <w:bookmarkStart w:id="35" w:name="_Toc184878657"/>
+            <w:bookmarkStart w:id="36" w:name="_Toc202794542"/>
             <w:r>
               <w:t>F</w:t>
             </w:r>
@@ -16115,7 +16972,7 @@
               </w:rPr>
               <w:t>countElement</w:t>
             </w:r>
-            <w:bookmarkEnd w:id="35"/>
+            <w:bookmarkEnd w:id="36"/>
             <w:proofErr w:type="spellEnd"/>
           </w:p>
         </w:tc>
@@ -16400,7 +17257,7 @@
             <w:pPr>
               <w:pStyle w:val="Heading2"/>
             </w:pPr>
-            <w:bookmarkStart w:id="36" w:name="_Toc184878658"/>
+            <w:bookmarkStart w:id="37" w:name="_Toc202794543"/>
             <w:r>
               <w:t>F</w:t>
             </w:r>
@@ -16414,7 +17271,7 @@
               </w:rPr>
               <w:t>check</w:t>
             </w:r>
-            <w:bookmarkEnd w:id="36"/>
+            <w:bookmarkEnd w:id="37"/>
           </w:p>
         </w:tc>
       </w:tr>
@@ -16652,7 +17509,7 @@
             <w:pPr>
               <w:pStyle w:val="Heading2"/>
             </w:pPr>
-            <w:bookmarkStart w:id="37" w:name="_Toc184878659"/>
+            <w:bookmarkStart w:id="38" w:name="_Toc202794544"/>
             <w:r>
               <w:t>F</w:t>
             </w:r>
@@ -16672,7 +17529,7 @@
               </w:rPr>
               <w:t>check</w:t>
             </w:r>
-            <w:bookmarkEnd w:id="37"/>
+            <w:bookmarkEnd w:id="38"/>
           </w:p>
         </w:tc>
       </w:tr>
@@ -16907,7 +17764,7 @@
             <w:pPr>
               <w:pStyle w:val="Heading2"/>
             </w:pPr>
-            <w:bookmarkStart w:id="38" w:name="_Toc184878660"/>
+            <w:bookmarkStart w:id="39" w:name="_Toc202794545"/>
             <w:r>
               <w:t>F</w:t>
             </w:r>
@@ -16920,7 +17777,7 @@
               </w:rPr>
               <w:t>message</w:t>
             </w:r>
-            <w:bookmarkEnd w:id="38"/>
+            <w:bookmarkEnd w:id="39"/>
           </w:p>
         </w:tc>
       </w:tr>
@@ -17151,7 +18008,7 @@
             <w:pPr>
               <w:pStyle w:val="Heading2"/>
             </w:pPr>
-            <w:bookmarkStart w:id="39" w:name="_Toc184878661"/>
+            <w:bookmarkStart w:id="40" w:name="_Toc202794546"/>
             <w:r>
               <w:t>F</w:t>
             </w:r>
@@ -17165,7 +18022,7 @@
               </w:rPr>
               <w:t>printscreen</w:t>
             </w:r>
-            <w:bookmarkEnd w:id="39"/>
+            <w:bookmarkEnd w:id="40"/>
             <w:proofErr w:type="spellEnd"/>
           </w:p>
         </w:tc>
@@ -17361,7 +18218,7 @@
             <w:pPr>
               <w:pStyle w:val="Heading2"/>
             </w:pPr>
-            <w:bookmarkStart w:id="40" w:name="_Toc184878662"/>
+            <w:bookmarkStart w:id="41" w:name="_Toc202794547"/>
             <w:r>
               <w:t>F</w:t>
             </w:r>
@@ -17375,7 +18232,7 @@
               </w:rPr>
               <w:t>uploadFile</w:t>
             </w:r>
-            <w:bookmarkEnd w:id="40"/>
+            <w:bookmarkEnd w:id="41"/>
             <w:proofErr w:type="spellEnd"/>
           </w:p>
         </w:tc>
@@ -17631,7 +18488,7 @@
             <w:pPr>
               <w:pStyle w:val="Heading2"/>
             </w:pPr>
-            <w:bookmarkStart w:id="41" w:name="_Toc184878663"/>
+            <w:bookmarkStart w:id="42" w:name="_Toc202794548"/>
             <w:r>
               <w:t>F</w:t>
             </w:r>
@@ -17645,7 +18502,6 @@
               </w:rPr>
               <w:t>refreshURL</w:t>
             </w:r>
-            <w:bookmarkEnd w:id="41"/>
             <w:proofErr w:type="spellEnd"/>
             <w:r>
               <w:rPr>
@@ -17660,6 +18516,7 @@
               </w:rPr>
               <w:t>&lt;OBSOLETE&gt;</w:t>
             </w:r>
+            <w:bookmarkEnd w:id="42"/>
           </w:p>
         </w:tc>
       </w:tr>
@@ -17842,7 +18699,7 @@
             <w:pPr>
               <w:pStyle w:val="Heading2"/>
             </w:pPr>
-            <w:bookmarkStart w:id="42" w:name="_Toc184878664"/>
+            <w:bookmarkStart w:id="43" w:name="_Toc202794549"/>
             <w:r>
               <w:lastRenderedPageBreak/>
               <w:t>F</w:t>
@@ -17856,7 +18713,6 @@
               </w:rPr>
               <w:t>ask</w:t>
             </w:r>
-            <w:bookmarkEnd w:id="42"/>
             <w:r>
               <w:rPr>
                 <w:b/>
@@ -17870,6 +18726,7 @@
               </w:rPr>
               <w:t>&lt;OBSOLETE&gt;</w:t>
             </w:r>
+            <w:bookmarkEnd w:id="43"/>
           </w:p>
         </w:tc>
       </w:tr>
@@ -18208,7 +19065,7 @@
             <w:pPr>
               <w:pStyle w:val="Heading2"/>
             </w:pPr>
-            <w:bookmarkStart w:id="43" w:name="_Toc184878665"/>
+            <w:bookmarkStart w:id="44" w:name="_Toc202794550"/>
             <w:r>
               <w:t>F</w:t>
             </w:r>
@@ -18221,7 +19078,7 @@
               </w:rPr>
               <w:t>email</w:t>
             </w:r>
-            <w:bookmarkEnd w:id="43"/>
+            <w:bookmarkEnd w:id="44"/>
           </w:p>
         </w:tc>
       </w:tr>
@@ -18890,7 +19747,7 @@
                 <w:lang w:val="en-GB"/>
               </w:rPr>
             </w:pPr>
-            <w:bookmarkStart w:id="44" w:name="_Toc184878666"/>
+            <w:bookmarkStart w:id="45" w:name="_Toc202794551"/>
             <w:r>
               <w:rPr>
                 <w:b/>
@@ -18899,7 +19756,7 @@
               <w:lastRenderedPageBreak/>
               <w:t>References and Data</w:t>
             </w:r>
-            <w:bookmarkEnd w:id="44"/>
+            <w:bookmarkEnd w:id="45"/>
           </w:p>
           <w:p>
             <w:pPr>
@@ -19028,7 +19885,7 @@
             <w:pPr>
               <w:pStyle w:val="Heading2"/>
             </w:pPr>
-            <w:bookmarkStart w:id="45" w:name="_Toc184878667"/>
+            <w:bookmarkStart w:id="46" w:name="_Toc202794552"/>
             <w:r>
               <w:t>F</w:t>
             </w:r>
@@ -19043,7 +19900,7 @@
               </w:rPr>
               <w:t>getReference</w:t>
             </w:r>
-            <w:bookmarkEnd w:id="45"/>
+            <w:bookmarkEnd w:id="46"/>
             <w:proofErr w:type="spellEnd"/>
           </w:p>
         </w:tc>
@@ -19331,7 +20188,7 @@
             <w:pPr>
               <w:pStyle w:val="Heading2"/>
             </w:pPr>
-            <w:bookmarkStart w:id="46" w:name="_Toc184878668"/>
+            <w:bookmarkStart w:id="47" w:name="_Toc202794553"/>
             <w:r>
               <w:t>F</w:t>
             </w:r>
@@ -19352,7 +20209,7 @@
               </w:rPr>
               <w:t>Reference</w:t>
             </w:r>
-            <w:bookmarkEnd w:id="46"/>
+            <w:bookmarkEnd w:id="47"/>
             <w:proofErr w:type="spellEnd"/>
           </w:p>
         </w:tc>
@@ -19637,7 +20494,7 @@
             <w:pPr>
               <w:pStyle w:val="Heading2"/>
             </w:pPr>
-            <w:bookmarkStart w:id="47" w:name="_Toc184878669"/>
+            <w:bookmarkStart w:id="48" w:name="_Toc202794554"/>
             <w:r>
               <w:lastRenderedPageBreak/>
               <w:t>F</w:t>
@@ -19652,7 +20509,7 @@
               </w:rPr>
               <w:t>setVariable</w:t>
             </w:r>
-            <w:bookmarkEnd w:id="47"/>
+            <w:bookmarkEnd w:id="48"/>
             <w:proofErr w:type="spellEnd"/>
           </w:p>
         </w:tc>
@@ -20316,7 +21173,7 @@
             <w:pPr>
               <w:pStyle w:val="Heading2"/>
             </w:pPr>
-            <w:bookmarkStart w:id="48" w:name="_Toc184878670"/>
+            <w:bookmarkStart w:id="49" w:name="_Toc202794555"/>
             <w:r>
               <w:t>F</w:t>
             </w:r>
@@ -20330,7 +21187,7 @@
               </w:rPr>
               <w:t>getData</w:t>
             </w:r>
-            <w:bookmarkEnd w:id="48"/>
+            <w:bookmarkEnd w:id="49"/>
             <w:proofErr w:type="spellEnd"/>
           </w:p>
         </w:tc>
@@ -20588,7 +21445,7 @@
             <w:pPr>
               <w:pStyle w:val="Heading2"/>
             </w:pPr>
-            <w:bookmarkStart w:id="49" w:name="_Toc184878671"/>
+            <w:bookmarkStart w:id="50" w:name="_Toc202794556"/>
             <w:r>
               <w:t>F</w:t>
             </w:r>
@@ -20602,7 +21459,7 @@
               </w:rPr>
               <w:t>setData</w:t>
             </w:r>
-            <w:bookmarkEnd w:id="49"/>
+            <w:bookmarkEnd w:id="50"/>
             <w:proofErr w:type="spellEnd"/>
           </w:p>
         </w:tc>
@@ -20892,7 +21749,7 @@
                 <w:lang w:val="en-GB"/>
               </w:rPr>
             </w:pPr>
-            <w:bookmarkStart w:id="50" w:name="_Toc184878672"/>
+            <w:bookmarkStart w:id="51" w:name="_Toc202794557"/>
             <w:r>
               <w:rPr>
                 <w:b/>
@@ -20901,7 +21758,7 @@
               <w:lastRenderedPageBreak/>
               <w:t>Condition</w:t>
             </w:r>
-            <w:bookmarkEnd w:id="50"/>
+            <w:bookmarkEnd w:id="51"/>
           </w:p>
           <w:p>
             <w:pPr>
@@ -21024,7 +21881,7 @@
             <w:pPr>
               <w:pStyle w:val="Heading2"/>
             </w:pPr>
-            <w:bookmarkStart w:id="51" w:name="_Toc184878673"/>
+            <w:bookmarkStart w:id="52" w:name="_Toc202794558"/>
             <w:r>
               <w:t>F</w:t>
             </w:r>
@@ -21039,7 +21896,7 @@
               </w:rPr>
               <w:t>stopTest</w:t>
             </w:r>
-            <w:bookmarkEnd w:id="51"/>
+            <w:bookmarkEnd w:id="52"/>
             <w:proofErr w:type="spellEnd"/>
           </w:p>
         </w:tc>
@@ -21312,7 +22169,7 @@
             <w:pPr>
               <w:pStyle w:val="Heading2"/>
             </w:pPr>
-            <w:bookmarkStart w:id="52" w:name="_Toc184878674"/>
+            <w:bookmarkStart w:id="53" w:name="_Toc202794559"/>
             <w:r>
               <w:t>F</w:t>
             </w:r>
@@ -21327,7 +22184,7 @@
               </w:rPr>
               <w:t>skipDescribe</w:t>
             </w:r>
-            <w:bookmarkEnd w:id="52"/>
+            <w:bookmarkEnd w:id="53"/>
             <w:proofErr w:type="spellEnd"/>
           </w:p>
         </w:tc>
@@ -21598,7 +22455,7 @@
             <w:pPr>
               <w:pStyle w:val="Heading2"/>
             </w:pPr>
-            <w:bookmarkStart w:id="53" w:name="_Toc184878675"/>
+            <w:bookmarkStart w:id="54" w:name="_Toc202794560"/>
             <w:r>
               <w:t>F</w:t>
             </w:r>
@@ -21613,7 +22470,7 @@
               </w:rPr>
               <w:t>skipIt</w:t>
             </w:r>
-            <w:bookmarkEnd w:id="53"/>
+            <w:bookmarkEnd w:id="54"/>
             <w:proofErr w:type="spellEnd"/>
           </w:p>
         </w:tc>
@@ -21888,7 +22745,7 @@
             <w:pPr>
               <w:pStyle w:val="Heading2"/>
             </w:pPr>
-            <w:bookmarkStart w:id="54" w:name="_Toc184878676"/>
+            <w:bookmarkStart w:id="55" w:name="_Toc202794561"/>
             <w:r>
               <w:t>F</w:t>
             </w:r>
@@ -21903,7 +22760,7 @@
               </w:rPr>
               <w:t>isCheck</w:t>
             </w:r>
-            <w:bookmarkEnd w:id="54"/>
+            <w:bookmarkEnd w:id="55"/>
             <w:proofErr w:type="spellEnd"/>
           </w:p>
         </w:tc>
@@ -22252,7 +23109,7 @@
             <w:pPr>
               <w:pStyle w:val="Heading2"/>
             </w:pPr>
-            <w:bookmarkStart w:id="55" w:name="_Toc184878677"/>
+            <w:bookmarkStart w:id="56" w:name="_Toc202794562"/>
             <w:r>
               <w:t>F</w:t>
             </w:r>
@@ -22267,7 +23124,7 @@
               </w:rPr>
               <w:t>isExist</w:t>
             </w:r>
-            <w:bookmarkEnd w:id="55"/>
+            <w:bookmarkEnd w:id="56"/>
             <w:proofErr w:type="spellEnd"/>
           </w:p>
         </w:tc>
@@ -22593,7 +23450,7 @@
             <w:pPr>
               <w:pStyle w:val="Heading2"/>
             </w:pPr>
-            <w:bookmarkStart w:id="56" w:name="_Toc184878678"/>
+            <w:bookmarkStart w:id="57" w:name="_Toc202794563"/>
             <w:r>
               <w:t>F</w:t>
             </w:r>
@@ -22608,7 +23465,7 @@
               </w:rPr>
               <w:t>isEnable</w:t>
             </w:r>
-            <w:bookmarkEnd w:id="56"/>
+            <w:bookmarkEnd w:id="57"/>
             <w:proofErr w:type="spellEnd"/>
           </w:p>
         </w:tc>
@@ -22954,7 +23811,7 @@
             <w:pPr>
               <w:pStyle w:val="Heading2"/>
             </w:pPr>
-            <w:bookmarkStart w:id="57" w:name="_Toc184878679"/>
+            <w:bookmarkStart w:id="58" w:name="_Toc202794564"/>
             <w:r>
               <w:t>F</w:t>
             </w:r>
@@ -22969,7 +23826,7 @@
               </w:rPr>
               <w:t>isVisible</w:t>
             </w:r>
-            <w:bookmarkEnd w:id="57"/>
+            <w:bookmarkEnd w:id="58"/>
             <w:proofErr w:type="spellEnd"/>
           </w:p>
         </w:tc>
@@ -23318,7 +24175,7 @@
                 <w:lang w:val="en-GB"/>
               </w:rPr>
             </w:pPr>
-            <w:bookmarkStart w:id="58" w:name="_Toc184878680"/>
+            <w:bookmarkStart w:id="59" w:name="_Toc202794565"/>
             <w:r>
               <w:rPr>
                 <w:b/>
@@ -23327,7 +24184,7 @@
               <w:lastRenderedPageBreak/>
               <w:t>Functions to manage an element</w:t>
             </w:r>
-            <w:bookmarkEnd w:id="58"/>
+            <w:bookmarkEnd w:id="59"/>
           </w:p>
           <w:p>
             <w:pPr>
@@ -23456,7 +24313,7 @@
             <w:pPr>
               <w:pStyle w:val="Heading2"/>
             </w:pPr>
-            <w:bookmarkStart w:id="59" w:name="_Toc184878681"/>
+            <w:bookmarkStart w:id="60" w:name="_Toc202794566"/>
             <w:r>
               <w:t>F</w:t>
             </w:r>
@@ -23471,7 +24328,7 @@
               </w:rPr>
               <w:t>switchToFrame</w:t>
             </w:r>
-            <w:bookmarkEnd w:id="59"/>
+            <w:bookmarkEnd w:id="60"/>
             <w:proofErr w:type="spellEnd"/>
           </w:p>
         </w:tc>
@@ -23719,7 +24576,7 @@
             <w:pPr>
               <w:pStyle w:val="Heading2"/>
             </w:pPr>
-            <w:bookmarkStart w:id="60" w:name="_Toc184878682"/>
+            <w:bookmarkStart w:id="61" w:name="_Toc202794567"/>
             <w:r>
               <w:t>F</w:t>
             </w:r>
@@ -23734,7 +24591,7 @@
               </w:rPr>
               <w:t>getValue</w:t>
             </w:r>
-            <w:bookmarkEnd w:id="60"/>
+            <w:bookmarkEnd w:id="61"/>
             <w:proofErr w:type="spellEnd"/>
           </w:p>
         </w:tc>
@@ -24028,7 +24885,7 @@
             <w:pPr>
               <w:pStyle w:val="Heading2"/>
             </w:pPr>
-            <w:bookmarkStart w:id="61" w:name="_Toc184878683"/>
+            <w:bookmarkStart w:id="62" w:name="_Toc202794568"/>
             <w:r>
               <w:lastRenderedPageBreak/>
               <w:t>F</w:t>
@@ -24050,7 +24907,7 @@
               </w:rPr>
               <w:t>etValue</w:t>
             </w:r>
-            <w:bookmarkEnd w:id="61"/>
+            <w:bookmarkEnd w:id="62"/>
             <w:proofErr w:type="spellEnd"/>
           </w:p>
         </w:tc>
@@ -24430,7 +25287,7 @@
             <w:pPr>
               <w:pStyle w:val="Heading2"/>
             </w:pPr>
-            <w:bookmarkStart w:id="62" w:name="_Toc184878684"/>
+            <w:bookmarkStart w:id="63" w:name="_Toc202794569"/>
             <w:r>
               <w:lastRenderedPageBreak/>
               <w:t>F</w:t>
@@ -24444,7 +25301,7 @@
               </w:rPr>
               <w:t>select</w:t>
             </w:r>
-            <w:bookmarkEnd w:id="62"/>
+            <w:bookmarkEnd w:id="63"/>
           </w:p>
         </w:tc>
       </w:tr>
@@ -24966,7 +25823,7 @@
             <w:pPr>
               <w:pStyle w:val="Heading2"/>
             </w:pPr>
-            <w:bookmarkStart w:id="63" w:name="_Toc184878685"/>
+            <w:bookmarkStart w:id="64" w:name="_Toc202794570"/>
             <w:r>
               <w:t>F</w:t>
             </w:r>
@@ -24986,7 +25843,7 @@
               </w:rPr>
               <w:t>Count</w:t>
             </w:r>
-            <w:bookmarkEnd w:id="63"/>
+            <w:bookmarkEnd w:id="64"/>
             <w:proofErr w:type="spellEnd"/>
           </w:p>
         </w:tc>
@@ -25278,7 +26135,7 @@
                 <w:lang w:val="en-GB"/>
               </w:rPr>
             </w:pPr>
-            <w:bookmarkStart w:id="64" w:name="_Toc184878686"/>
+            <w:bookmarkStart w:id="65" w:name="_Toc202794571"/>
             <w:r>
               <w:rPr>
                 <w:b/>
@@ -25286,7 +26143,7 @@
               </w:rPr>
               <w:t>Epoch Date Functions</w:t>
             </w:r>
-            <w:bookmarkEnd w:id="64"/>
+            <w:bookmarkEnd w:id="65"/>
           </w:p>
           <w:p>
             <w:pPr>
@@ -25408,7 +26265,7 @@
             <w:pPr>
               <w:pStyle w:val="Heading2"/>
             </w:pPr>
-            <w:bookmarkStart w:id="65" w:name="_Toc184878687"/>
+            <w:bookmarkStart w:id="66" w:name="_Toc202794572"/>
             <w:r>
               <w:t>F</w:t>
             </w:r>
@@ -25422,7 +26279,7 @@
               </w:rPr>
               <w:t>epoch</w:t>
             </w:r>
-            <w:bookmarkEnd w:id="65"/>
+            <w:bookmarkEnd w:id="66"/>
           </w:p>
         </w:tc>
       </w:tr>
@@ -25763,7 +26620,7 @@
             <w:pPr>
               <w:pStyle w:val="Heading2"/>
             </w:pPr>
-            <w:bookmarkStart w:id="66" w:name="_Toc184878688"/>
+            <w:bookmarkStart w:id="67" w:name="_Toc202794573"/>
             <w:r>
               <w:t>F</w:t>
             </w:r>
@@ -25778,7 +26635,7 @@
               </w:rPr>
               <w:t>epochDate</w:t>
             </w:r>
-            <w:bookmarkEnd w:id="66"/>
+            <w:bookmarkEnd w:id="67"/>
             <w:proofErr w:type="spellEnd"/>
           </w:p>
         </w:tc>
@@ -26123,7 +26980,7 @@
             <w:pPr>
               <w:pStyle w:val="Heading2"/>
             </w:pPr>
-            <w:bookmarkStart w:id="67" w:name="_Toc184878689"/>
+            <w:bookmarkStart w:id="68" w:name="_Toc202794574"/>
             <w:r>
               <w:t>F</w:t>
             </w:r>
@@ -26138,7 +26995,7 @@
               </w:rPr>
               <w:t>epochAddHour</w:t>
             </w:r>
-            <w:bookmarkEnd w:id="67"/>
+            <w:bookmarkEnd w:id="68"/>
             <w:proofErr w:type="spellEnd"/>
           </w:p>
         </w:tc>
@@ -26502,7 +27359,7 @@
             <w:pPr>
               <w:pStyle w:val="Heading2"/>
             </w:pPr>
-            <w:bookmarkStart w:id="68" w:name="_Toc184878690"/>
+            <w:bookmarkStart w:id="69" w:name="_Toc202794575"/>
             <w:r>
               <w:t>F</w:t>
             </w:r>
@@ -26524,7 +27381,7 @@
               </w:rPr>
               <w:t>Minute</w:t>
             </w:r>
-            <w:bookmarkEnd w:id="68"/>
+            <w:bookmarkEnd w:id="69"/>
             <w:proofErr w:type="spellEnd"/>
           </w:p>
         </w:tc>
@@ -26918,7 +27775,7 @@
             <w:pPr>
               <w:pStyle w:val="Heading2"/>
             </w:pPr>
-            <w:bookmarkStart w:id="69" w:name="_Toc184878691"/>
+            <w:bookmarkStart w:id="70" w:name="_Toc202794576"/>
             <w:r>
               <w:t>F</w:t>
             </w:r>
@@ -26940,7 +27797,7 @@
               </w:rPr>
               <w:t>Second</w:t>
             </w:r>
-            <w:bookmarkEnd w:id="69"/>
+            <w:bookmarkEnd w:id="70"/>
             <w:proofErr w:type="spellEnd"/>
           </w:p>
         </w:tc>
@@ -27345,7 +28202,7 @@
                 <w:lang w:val="en-GB"/>
               </w:rPr>
             </w:pPr>
-            <w:bookmarkStart w:id="70" w:name="_Toc184878692"/>
+            <w:bookmarkStart w:id="71" w:name="_Toc202794577"/>
             <w:r>
               <w:rPr>
                 <w:b/>
@@ -27354,7 +28211,7 @@
               <w:lastRenderedPageBreak/>
               <w:t>Table Functions</w:t>
             </w:r>
-            <w:bookmarkEnd w:id="70"/>
+            <w:bookmarkEnd w:id="71"/>
           </w:p>
           <w:p>
             <w:pPr>
@@ -27476,7 +28333,7 @@
             <w:pPr>
               <w:pStyle w:val="Heading2"/>
             </w:pPr>
-            <w:bookmarkStart w:id="71" w:name="_Toc184878693"/>
+            <w:bookmarkStart w:id="72" w:name="_Toc202794578"/>
             <w:r>
               <w:t>F</w:t>
             </w:r>
@@ -27498,7 +28355,7 @@
               </w:rPr>
               <w:t>Header</w:t>
             </w:r>
-            <w:bookmarkEnd w:id="71"/>
+            <w:bookmarkEnd w:id="72"/>
             <w:proofErr w:type="spellEnd"/>
           </w:p>
         </w:tc>
@@ -27914,7 +28771,7 @@
             <w:pPr>
               <w:pStyle w:val="Heading2"/>
             </w:pPr>
-            <w:bookmarkStart w:id="72" w:name="_Toc184878694"/>
+            <w:bookmarkStart w:id="73" w:name="_Toc202794579"/>
             <w:r>
               <w:t>F</w:t>
             </w:r>
@@ -27929,7 +28786,7 @@
               </w:rPr>
               <w:t>getTableData</w:t>
             </w:r>
-            <w:bookmarkEnd w:id="72"/>
+            <w:bookmarkEnd w:id="73"/>
             <w:proofErr w:type="spellEnd"/>
           </w:p>
         </w:tc>
@@ -28322,7 +29179,7 @@
             <w:pPr>
               <w:pStyle w:val="Heading2"/>
             </w:pPr>
-            <w:bookmarkStart w:id="73" w:name="_Toc184878695"/>
+            <w:bookmarkStart w:id="74" w:name="_Toc202794580"/>
             <w:r>
               <w:t>F</w:t>
             </w:r>
@@ -28344,7 +29201,7 @@
               </w:rPr>
               <w:t>etTableData</w:t>
             </w:r>
-            <w:bookmarkEnd w:id="73"/>
+            <w:bookmarkEnd w:id="74"/>
             <w:proofErr w:type="spellEnd"/>
           </w:p>
         </w:tc>
@@ -28684,7 +29541,7 @@
             <w:pPr>
               <w:pStyle w:val="Heading2"/>
             </w:pPr>
-            <w:bookmarkStart w:id="74" w:name="_Toc184878696"/>
+            <w:bookmarkStart w:id="75" w:name="_Toc202794581"/>
             <w:r>
               <w:t>F</w:t>
             </w:r>
@@ -28699,7 +29556,7 @@
               </w:rPr>
               <w:t>clickCell</w:t>
             </w:r>
-            <w:bookmarkEnd w:id="74"/>
+            <w:bookmarkEnd w:id="75"/>
             <w:proofErr w:type="spellEnd"/>
           </w:p>
         </w:tc>
@@ -29021,7 +29878,7 @@
             <w:pPr>
               <w:pStyle w:val="Heading2"/>
             </w:pPr>
-            <w:bookmarkStart w:id="75" w:name="_Toc184878697"/>
+            <w:bookmarkStart w:id="76" w:name="_Toc202794582"/>
             <w:r>
               <w:lastRenderedPageBreak/>
               <w:t>F</w:t>
@@ -29037,7 +29894,7 @@
               </w:rPr>
               <w:t>countTableRow</w:t>
             </w:r>
-            <w:bookmarkEnd w:id="75"/>
+            <w:bookmarkEnd w:id="76"/>
             <w:proofErr w:type="spellEnd"/>
           </w:p>
         </w:tc>
@@ -29326,7 +30183,7 @@
             <w:pPr>
               <w:pStyle w:val="Heading2"/>
             </w:pPr>
-            <w:bookmarkStart w:id="76" w:name="_Toc184878698"/>
+            <w:bookmarkStart w:id="77" w:name="_Toc202794583"/>
             <w:r>
               <w:t>F</w:t>
             </w:r>
@@ -29341,7 +30198,7 @@
               </w:rPr>
               <w:t>searchTableData</w:t>
             </w:r>
-            <w:bookmarkEnd w:id="76"/>
+            <w:bookmarkEnd w:id="77"/>
             <w:proofErr w:type="spellEnd"/>
           </w:p>
         </w:tc>
@@ -29667,7 +30524,7 @@
                 <w:lang w:val="en-GB"/>
               </w:rPr>
             </w:pPr>
-            <w:bookmarkStart w:id="77" w:name="_Toc184878699"/>
+            <w:bookmarkStart w:id="78" w:name="_Toc202794584"/>
             <w:r>
               <w:rPr>
                 <w:b/>
@@ -29683,7 +30540,7 @@
               </w:rPr>
               <w:t xml:space="preserve"> functions</w:t>
             </w:r>
-            <w:bookmarkEnd w:id="77"/>
+            <w:bookmarkEnd w:id="78"/>
           </w:p>
           <w:p>
             <w:pPr>
@@ -29805,7 +30662,7 @@
             <w:pPr>
               <w:pStyle w:val="Heading2"/>
             </w:pPr>
-            <w:bookmarkStart w:id="78" w:name="_Toc184878700"/>
+            <w:bookmarkStart w:id="79" w:name="_Toc202794585"/>
             <w:r>
               <w:t>F</w:t>
             </w:r>
@@ -29820,7 +30677,7 @@
               </w:rPr>
               <w:t>callScenario</w:t>
             </w:r>
-            <w:bookmarkEnd w:id="78"/>
+            <w:bookmarkEnd w:id="79"/>
             <w:proofErr w:type="spellEnd"/>
           </w:p>
         </w:tc>
@@ -30013,7 +30870,7 @@
             <w:pPr>
               <w:pStyle w:val="Heading2"/>
             </w:pPr>
-            <w:bookmarkStart w:id="79" w:name="_Toc184878701"/>
+            <w:bookmarkStart w:id="80" w:name="_Toc202794586"/>
             <w:r>
               <w:t>F</w:t>
             </w:r>
@@ -30028,7 +30885,7 @@
               </w:rPr>
               <w:t>callSuite</w:t>
             </w:r>
-            <w:bookmarkEnd w:id="79"/>
+            <w:bookmarkEnd w:id="80"/>
             <w:proofErr w:type="spellEnd"/>
           </w:p>
         </w:tc>
@@ -30225,7 +31082,7 @@
             <w:pPr>
               <w:pStyle w:val="Heading2"/>
             </w:pPr>
-            <w:bookmarkStart w:id="80" w:name="_Toc184878702"/>
+            <w:bookmarkStart w:id="81" w:name="_Toc202794587"/>
             <w:r>
               <w:t>F</w:t>
             </w:r>
@@ -30240,7 +31097,7 @@
               </w:rPr>
               <w:t>startTimer</w:t>
             </w:r>
-            <w:bookmarkEnd w:id="80"/>
+            <w:bookmarkEnd w:id="81"/>
             <w:proofErr w:type="spellEnd"/>
           </w:p>
         </w:tc>
@@ -30427,7 +31284,7 @@
             <w:pPr>
               <w:pStyle w:val="Heading2"/>
             </w:pPr>
-            <w:bookmarkStart w:id="81" w:name="_Toc184878703"/>
+            <w:bookmarkStart w:id="82" w:name="_Toc202794588"/>
             <w:r>
               <w:t>F</w:t>
             </w:r>
@@ -30442,7 +31299,7 @@
               </w:rPr>
               <w:t>stopTimer</w:t>
             </w:r>
-            <w:bookmarkEnd w:id="81"/>
+            <w:bookmarkEnd w:id="82"/>
             <w:proofErr w:type="spellEnd"/>
           </w:p>
         </w:tc>
@@ -30709,6 +31566,7 @@
             <w:pPr>
               <w:pStyle w:val="Heading2"/>
             </w:pPr>
+            <w:bookmarkStart w:id="83" w:name="_Toc202794589"/>
             <w:r>
               <w:t>F</w:t>
             </w:r>
@@ -30723,6 +31581,7 @@
               </w:rPr>
               <w:t>promptAI</w:t>
             </w:r>
+            <w:bookmarkEnd w:id="83"/>
             <w:proofErr w:type="spellEnd"/>
           </w:p>
         </w:tc>
@@ -30984,12 +31843,8 @@
     <w:p/>
     <w:p/>
     <w:sectPr>
-      <w:headerReference w:type="even" r:id="rId24"/>
-      <w:headerReference w:type="default" r:id="rId25"/>
-      <w:footerReference w:type="even" r:id="rId26"/>
-      <w:footerReference w:type="default" r:id="rId27"/>
-      <w:headerReference w:type="first" r:id="rId28"/>
-      <w:footerReference w:type="first" r:id="rId29"/>
+      <w:headerReference w:type="default" r:id="rId24"/>
+      <w:footerReference w:type="default" r:id="rId25"/>
       <w:pgSz w:w="12240" w:h="15840"/>
       <w:pgMar w:top="1440" w:right="1440" w:bottom="1440" w:left="1440" w:header="708" w:footer="708" w:gutter="0"/>
       <w:cols w:space="708"/>
@@ -31025,16 +31880,6 @@
 </file>
 
 <file path=word/footer1.xml><?xml version="1.0" encoding="utf-8"?>
-<w:ftr xmlns:wpc="http://schemas.microsoft.com/office/word/2010/wordprocessingCanvas" xmlns:cx="http://schemas.microsoft.com/office/drawing/2014/chartex" xmlns:cx1="http://schemas.microsoft.com/office/drawing/2015/9/8/chartex" xmlns:cx2="http://schemas.microsoft.com/office/drawing/2015/10/21/chartex" xmlns:cx3="http://schemas.microsoft.com/office/drawing/2016/5/9/chartex" xmlns:cx4="http://schemas.microsoft.com/office/drawing/2016/5/10/chartex" xmlns:cx5="http://schemas.microsoft.com/office/drawing/2016/5/11/chartex" xmlns:cx6="http://schemas.microsoft.com/office/drawing/2016/5/12/chartex" xmlns:cx7="http://schemas.microsoft.com/office/drawing/2016/5/13/chartex" xmlns:cx8="http://schemas.microsoft.com/office/drawing/2016/5/14/chartex" xmlns:mc="http://schemas.openxmlformats.org/markup-compatibility/2006" xmlns:aink="http://schemas.microsoft.com/office/drawing/2016/ink" xmlns:am3d="http://schemas.microsoft.com/office/drawing/2017/model3d" xmlns:o="urn:schemas-microsoft-com:office:office" xmlns:oel="http://schemas.microsoft.com/office/2019/extlst" xmlns:r="http://schemas.openxmlformats.org/officeDocument/2006/relationships" xmlns:m="http://schemas.openxmlformats.org/officeDocument/2006/math" xmlns:v="urn:schemas-microsoft-com:vml" xmlns:wp14="http://schemas.microsoft.com/office/word/2010/wordprocessingDrawing" xmlns:wp="http://schemas.openxmlformats.org/drawingml/2006/wordprocessingDrawing" xmlns:w10="urn:schemas-microsoft-com:office:word" xmlns:w="http://schemas.openxmlformats.org/wordprocessingml/2006/main" xmlns:w14="http://schemas.microsoft.com/office/word/2010/wordml" xmlns:w15="http://schemas.microsoft.com/office/word/2012/wordml" xmlns:w16cex="http://schemas.microsoft.com/office/word/2018/wordml/cex" xmlns:w16cid="http://schemas.microsoft.com/office/word/2016/wordml/cid" xmlns:w16="http://schemas.microsoft.com/office/word/2018/wordml" xmlns:w16du="http://schemas.microsoft.com/office/word/2023/wordml/word16du" xmlns:w16sdtdh="http://schemas.microsoft.com/office/word/2020/wordml/sdtdatahash" xmlns:w16sdtfl="http://schemas.microsoft.com/office/word/2024/wordml/sdtformatlock" xmlns:w16se="http://schemas.microsoft.com/office/word/2015/wordml/symex" xmlns:wpg="http://schemas.microsoft.com/office/word/2010/wordprocessingGroup" xmlns:wpi="http://schemas.microsoft.com/office/word/2010/wordprocessingInk" xmlns:wne="http://schemas.microsoft.com/office/word/2006/wordml" xmlns:wps="http://schemas.microsoft.com/office/word/2010/wordprocessingShape" mc:Ignorable="w14 w15 w16se w16cid w16 w16cex w16sdtdh w16sdtfl w16du wp14">
-  <w:p>
-    <w:pPr>
-      <w:pStyle w:val="Footer"/>
-    </w:pPr>
-  </w:p>
-</w:ftr>
-</file>
-
-<file path=word/footer2.xml><?xml version="1.0" encoding="utf-8"?>
 <w:ftr xmlns:wpc="http://schemas.microsoft.com/office/word/2010/wordprocessingCanvas" xmlns:cx="http://schemas.microsoft.com/office/drawing/2014/chartex" xmlns:cx1="http://schemas.microsoft.com/office/drawing/2015/9/8/chartex" xmlns:cx2="http://schemas.microsoft.com/office/drawing/2015/10/21/chartex" xmlns:cx3="http://schemas.microsoft.com/office/drawing/2016/5/9/chartex" xmlns:cx4="http://schemas.microsoft.com/office/drawing/2016/5/10/chartex" xmlns:cx5="http://schemas.microsoft.com/office/drawing/2016/5/11/chartex" xmlns:cx6="http://schemas.microsoft.com/office/drawing/2016/5/12/chartex" xmlns:cx7="http://schemas.microsoft.com/office/drawing/2016/5/13/chartex" xmlns:cx8="http://schemas.microsoft.com/office/drawing/2016/5/14/chartex" xmlns:mc="http://schemas.openxmlformats.org/markup-compatibility/2006" xmlns:aink="http://schemas.microsoft.com/office/drawing/2016/ink" xmlns:am3d="http://schemas.microsoft.com/office/drawing/2017/model3d" xmlns:o="urn:schemas-microsoft-com:office:office" xmlns:oel="http://schemas.microsoft.com/office/2019/extlst" xmlns:r="http://schemas.openxmlformats.org/officeDocument/2006/relationships" xmlns:m="http://schemas.openxmlformats.org/officeDocument/2006/math" xmlns:v="urn:schemas-microsoft-com:vml" xmlns:wp14="http://schemas.microsoft.com/office/word/2010/wordprocessingDrawing" xmlns:wp="http://schemas.openxmlformats.org/drawingml/2006/wordprocessingDrawing" xmlns:w10="urn:schemas-microsoft-com:office:word" xmlns:w="http://schemas.openxmlformats.org/wordprocessingml/2006/main" xmlns:w14="http://schemas.microsoft.com/office/word/2010/wordml" xmlns:w15="http://schemas.microsoft.com/office/word/2012/wordml" xmlns:w16cex="http://schemas.microsoft.com/office/word/2018/wordml/cex" xmlns:w16cid="http://schemas.microsoft.com/office/word/2016/wordml/cid" xmlns:w16="http://schemas.microsoft.com/office/word/2018/wordml" xmlns:w16du="http://schemas.microsoft.com/office/word/2023/wordml/word16du" xmlns:w16sdtdh="http://schemas.microsoft.com/office/word/2020/wordml/sdtdatahash" xmlns:w16sdtfl="http://schemas.microsoft.com/office/word/2024/wordml/sdtformatlock" xmlns:w16se="http://schemas.microsoft.com/office/word/2015/wordml/symex" xmlns:wpg="http://schemas.microsoft.com/office/word/2010/wordprocessingGroup" xmlns:wpi="http://schemas.microsoft.com/office/word/2010/wordprocessingInk" xmlns:wne="http://schemas.microsoft.com/office/word/2006/wordml" xmlns:wps="http://schemas.microsoft.com/office/word/2010/wordprocessingShape" mc:Ignorable="w14 w15 w16se w16cid w16 w16cex w16sdtdh w16sdtfl w16du wp14">
   <w:p>
     <w:pPr>
@@ -31087,7 +31932,7 @@
             <w:t>V1.</w:t>
           </w:r>
           <w:r>
-            <w:t>5</w:t>
+            <w:t>6</w:t>
           </w:r>
           <w:r>
             <w:t xml:space="preserve"> – </w:t>
@@ -31096,13 +31941,16 @@
             <w:t>0</w:t>
           </w:r>
           <w:r>
-            <w:t>5</w:t>
+            <w:t>7</w:t>
           </w:r>
           <w:r>
             <w:t>/</w:t>
           </w:r>
           <w:r>
-            <w:t>06</w:t>
+            <w:t>0</w:t>
+          </w:r>
+          <w:r>
+            <w:t>7</w:t>
           </w:r>
           <w:r>
             <w:t>/202</w:t>
@@ -31198,16 +32046,6 @@
 </w:ftr>
 </file>
 
-<file path=word/footer3.xml><?xml version="1.0" encoding="utf-8"?>
-<w:ftr xmlns:wpc="http://schemas.microsoft.com/office/word/2010/wordprocessingCanvas" xmlns:cx="http://schemas.microsoft.com/office/drawing/2014/chartex" xmlns:cx1="http://schemas.microsoft.com/office/drawing/2015/9/8/chartex" xmlns:cx2="http://schemas.microsoft.com/office/drawing/2015/10/21/chartex" xmlns:cx3="http://schemas.microsoft.com/office/drawing/2016/5/9/chartex" xmlns:cx4="http://schemas.microsoft.com/office/drawing/2016/5/10/chartex" xmlns:cx5="http://schemas.microsoft.com/office/drawing/2016/5/11/chartex" xmlns:cx6="http://schemas.microsoft.com/office/drawing/2016/5/12/chartex" xmlns:cx7="http://schemas.microsoft.com/office/drawing/2016/5/13/chartex" xmlns:cx8="http://schemas.microsoft.com/office/drawing/2016/5/14/chartex" xmlns:mc="http://schemas.openxmlformats.org/markup-compatibility/2006" xmlns:aink="http://schemas.microsoft.com/office/drawing/2016/ink" xmlns:am3d="http://schemas.microsoft.com/office/drawing/2017/model3d" xmlns:o="urn:schemas-microsoft-com:office:office" xmlns:oel="http://schemas.microsoft.com/office/2019/extlst" xmlns:r="http://schemas.openxmlformats.org/officeDocument/2006/relationships" xmlns:m="http://schemas.openxmlformats.org/officeDocument/2006/math" xmlns:v="urn:schemas-microsoft-com:vml" xmlns:wp14="http://schemas.microsoft.com/office/word/2010/wordprocessingDrawing" xmlns:wp="http://schemas.openxmlformats.org/drawingml/2006/wordprocessingDrawing" xmlns:w10="urn:schemas-microsoft-com:office:word" xmlns:w="http://schemas.openxmlformats.org/wordprocessingml/2006/main" xmlns:w14="http://schemas.microsoft.com/office/word/2010/wordml" xmlns:w15="http://schemas.microsoft.com/office/word/2012/wordml" xmlns:w16cex="http://schemas.microsoft.com/office/word/2018/wordml/cex" xmlns:w16cid="http://schemas.microsoft.com/office/word/2016/wordml/cid" xmlns:w16="http://schemas.microsoft.com/office/word/2018/wordml" xmlns:w16du="http://schemas.microsoft.com/office/word/2023/wordml/word16du" xmlns:w16sdtdh="http://schemas.microsoft.com/office/word/2020/wordml/sdtdatahash" xmlns:w16sdtfl="http://schemas.microsoft.com/office/word/2024/wordml/sdtformatlock" xmlns:w16se="http://schemas.microsoft.com/office/word/2015/wordml/symex" xmlns:wpg="http://schemas.microsoft.com/office/word/2010/wordprocessingGroup" xmlns:wpi="http://schemas.microsoft.com/office/word/2010/wordprocessingInk" xmlns:wne="http://schemas.microsoft.com/office/word/2006/wordml" xmlns:wps="http://schemas.microsoft.com/office/word/2010/wordprocessingShape" mc:Ignorable="w14 w15 w16se w16cid w16 w16cex w16sdtdh w16sdtfl w16du wp14">
-  <w:p>
-    <w:pPr>
-      <w:pStyle w:val="Footer"/>
-    </w:pPr>
-  </w:p>
-</w:ftr>
-</file>
-
 <file path=word/footnotes.xml><?xml version="1.0" encoding="utf-8"?>
 <w:footnotes xmlns:wpc="http://schemas.microsoft.com/office/word/2010/wordprocessingCanvas" xmlns:cx="http://schemas.microsoft.com/office/drawing/2014/chartex" xmlns:cx1="http://schemas.microsoft.com/office/drawing/2015/9/8/chartex" xmlns:cx2="http://schemas.microsoft.com/office/drawing/2015/10/21/chartex" xmlns:cx3="http://schemas.microsoft.com/office/drawing/2016/5/9/chartex" xmlns:cx4="http://schemas.microsoft.com/office/drawing/2016/5/10/chartex" xmlns:cx5="http://schemas.microsoft.com/office/drawing/2016/5/11/chartex" xmlns:cx6="http://schemas.microsoft.com/office/drawing/2016/5/12/chartex" xmlns:cx7="http://schemas.microsoft.com/office/drawing/2016/5/13/chartex" xmlns:cx8="http://schemas.microsoft.com/office/drawing/2016/5/14/chartex" xmlns:mc="http://schemas.openxmlformats.org/markup-compatibility/2006" xmlns:aink="http://schemas.microsoft.com/office/drawing/2016/ink" xmlns:am3d="http://schemas.microsoft.com/office/drawing/2017/model3d" xmlns:o="urn:schemas-microsoft-com:office:office" xmlns:oel="http://schemas.microsoft.com/office/2019/extlst" xmlns:r="http://schemas.openxmlformats.org/officeDocument/2006/relationships" xmlns:m="http://schemas.openxmlformats.org/officeDocument/2006/math" xmlns:v="urn:schemas-microsoft-com:vml" xmlns:wp14="http://schemas.microsoft.com/office/word/2010/wordprocessingDrawing" xmlns:wp="http://schemas.openxmlformats.org/drawingml/2006/wordprocessingDrawing" xmlns:w10="urn:schemas-microsoft-com:office:word" xmlns:w="http://schemas.openxmlformats.org/wordprocessingml/2006/main" xmlns:w14="http://schemas.microsoft.com/office/word/2010/wordml" xmlns:w15="http://schemas.microsoft.com/office/word/2012/wordml" xmlns:w16cex="http://schemas.microsoft.com/office/word/2018/wordml/cex" xmlns:w16cid="http://schemas.microsoft.com/office/word/2016/wordml/cid" xmlns:w16="http://schemas.microsoft.com/office/word/2018/wordml" xmlns:w16du="http://schemas.microsoft.com/office/word/2023/wordml/word16du" xmlns:w16sdtdh="http://schemas.microsoft.com/office/word/2020/wordml/sdtdatahash" xmlns:w16sdtfl="http://schemas.microsoft.com/office/word/2024/wordml/sdtformatlock" xmlns:w16se="http://schemas.microsoft.com/office/word/2015/wordml/symex" xmlns:wpg="http://schemas.microsoft.com/office/word/2010/wordprocessingGroup" xmlns:wpi="http://schemas.microsoft.com/office/word/2010/wordprocessingInk" xmlns:wne="http://schemas.microsoft.com/office/word/2006/wordml" xmlns:wps="http://schemas.microsoft.com/office/word/2010/wordprocessingShape" mc:Ignorable="w14 w15 w16se w16cid w16 w16cex w16sdtdh w16sdtfl w16du wp14">
   <w:footnote w:type="separator" w:id="-1">
@@ -31234,16 +32072,6 @@
 </file>
 
 <file path=word/header1.xml><?xml version="1.0" encoding="utf-8"?>
-<w:hdr xmlns:wpc="http://schemas.microsoft.com/office/word/2010/wordprocessingCanvas" xmlns:cx="http://schemas.microsoft.com/office/drawing/2014/chartex" xmlns:cx1="http://schemas.microsoft.com/office/drawing/2015/9/8/chartex" xmlns:cx2="http://schemas.microsoft.com/office/drawing/2015/10/21/chartex" xmlns:cx3="http://schemas.microsoft.com/office/drawing/2016/5/9/chartex" xmlns:cx4="http://schemas.microsoft.com/office/drawing/2016/5/10/chartex" xmlns:cx5="http://schemas.microsoft.com/office/drawing/2016/5/11/chartex" xmlns:cx6="http://schemas.microsoft.com/office/drawing/2016/5/12/chartex" xmlns:cx7="http://schemas.microsoft.com/office/drawing/2016/5/13/chartex" xmlns:cx8="http://schemas.microsoft.com/office/drawing/2016/5/14/chartex" xmlns:mc="http://schemas.openxmlformats.org/markup-compatibility/2006" xmlns:aink="http://schemas.microsoft.com/office/drawing/2016/ink" xmlns:am3d="http://schemas.microsoft.com/office/drawing/2017/model3d" xmlns:o="urn:schemas-microsoft-com:office:office" xmlns:oel="http://schemas.microsoft.com/office/2019/extlst" xmlns:r="http://schemas.openxmlformats.org/officeDocument/2006/relationships" xmlns:m="http://schemas.openxmlformats.org/officeDocument/2006/math" xmlns:v="urn:schemas-microsoft-com:vml" xmlns:wp14="http://schemas.microsoft.com/office/word/2010/wordprocessingDrawing" xmlns:wp="http://schemas.openxmlformats.org/drawingml/2006/wordprocessingDrawing" xmlns:w10="urn:schemas-microsoft-com:office:word" xmlns:w="http://schemas.openxmlformats.org/wordprocessingml/2006/main" xmlns:w14="http://schemas.microsoft.com/office/word/2010/wordml" xmlns:w15="http://schemas.microsoft.com/office/word/2012/wordml" xmlns:w16cex="http://schemas.microsoft.com/office/word/2018/wordml/cex" xmlns:w16cid="http://schemas.microsoft.com/office/word/2016/wordml/cid" xmlns:w16="http://schemas.microsoft.com/office/word/2018/wordml" xmlns:w16du="http://schemas.microsoft.com/office/word/2023/wordml/word16du" xmlns:w16sdtdh="http://schemas.microsoft.com/office/word/2020/wordml/sdtdatahash" xmlns:w16sdtfl="http://schemas.microsoft.com/office/word/2024/wordml/sdtformatlock" xmlns:w16se="http://schemas.microsoft.com/office/word/2015/wordml/symex" xmlns:wpg="http://schemas.microsoft.com/office/word/2010/wordprocessingGroup" xmlns:wpi="http://schemas.microsoft.com/office/word/2010/wordprocessingInk" xmlns:wne="http://schemas.microsoft.com/office/word/2006/wordml" xmlns:wps="http://schemas.microsoft.com/office/word/2010/wordprocessingShape" mc:Ignorable="w14 w15 w16se w16cid w16 w16cex w16sdtdh w16sdtfl w16du wp14">
-  <w:p>
-    <w:pPr>
-      <w:pStyle w:val="Header"/>
-    </w:pPr>
-  </w:p>
-</w:hdr>
-</file>
-
-<file path=word/header2.xml><?xml version="1.0" encoding="utf-8"?>
 <w:hdr xmlns:wpc="http://schemas.microsoft.com/office/word/2010/wordprocessingCanvas" xmlns:cx="http://schemas.microsoft.com/office/drawing/2014/chartex" xmlns:cx1="http://schemas.microsoft.com/office/drawing/2015/9/8/chartex" xmlns:cx2="http://schemas.microsoft.com/office/drawing/2015/10/21/chartex" xmlns:cx3="http://schemas.microsoft.com/office/drawing/2016/5/9/chartex" xmlns:cx4="http://schemas.microsoft.com/office/drawing/2016/5/10/chartex" xmlns:cx5="http://schemas.microsoft.com/office/drawing/2016/5/11/chartex" xmlns:cx6="http://schemas.microsoft.com/office/drawing/2016/5/12/chartex" xmlns:cx7="http://schemas.microsoft.com/office/drawing/2016/5/13/chartex" xmlns:cx8="http://schemas.microsoft.com/office/drawing/2016/5/14/chartex" xmlns:mc="http://schemas.openxmlformats.org/markup-compatibility/2006" xmlns:aink="http://schemas.microsoft.com/office/drawing/2016/ink" xmlns:am3d="http://schemas.microsoft.com/office/drawing/2017/model3d" xmlns:o="urn:schemas-microsoft-com:office:office" xmlns:oel="http://schemas.microsoft.com/office/2019/extlst" xmlns:r="http://schemas.openxmlformats.org/officeDocument/2006/relationships" xmlns:m="http://schemas.openxmlformats.org/officeDocument/2006/math" xmlns:v="urn:schemas-microsoft-com:vml" xmlns:wp14="http://schemas.microsoft.com/office/word/2010/wordprocessingDrawing" xmlns:wp="http://schemas.openxmlformats.org/drawingml/2006/wordprocessingDrawing" xmlns:w10="urn:schemas-microsoft-com:office:word" xmlns:w="http://schemas.openxmlformats.org/wordprocessingml/2006/main" xmlns:w14="http://schemas.microsoft.com/office/word/2010/wordml" xmlns:w15="http://schemas.microsoft.com/office/word/2012/wordml" xmlns:w16cex="http://schemas.microsoft.com/office/word/2018/wordml/cex" xmlns:w16cid="http://schemas.microsoft.com/office/word/2016/wordml/cid" xmlns:w16="http://schemas.microsoft.com/office/word/2018/wordml" xmlns:w16du="http://schemas.microsoft.com/office/word/2023/wordml/word16du" xmlns:w16sdtdh="http://schemas.microsoft.com/office/word/2020/wordml/sdtdatahash" xmlns:w16sdtfl="http://schemas.microsoft.com/office/word/2024/wordml/sdtformatlock" xmlns:w16se="http://schemas.microsoft.com/office/word/2015/wordml/symex" xmlns:wpg="http://schemas.microsoft.com/office/word/2010/wordprocessingGroup" xmlns:wpi="http://schemas.microsoft.com/office/word/2010/wordprocessingInk" xmlns:wne="http://schemas.microsoft.com/office/word/2006/wordml" xmlns:wps="http://schemas.microsoft.com/office/word/2010/wordprocessingShape" mc:Ignorable="w14 w15 w16se w16cid w16 w16cex w16sdtdh w16sdtfl w16du wp14">
   <w:tbl>
     <w:tblPr>
@@ -31341,16 +32169,6 @@
       <w:rPr>
         <w:lang w:val="en-IE"/>
       </w:rPr>
-    </w:pPr>
-  </w:p>
-</w:hdr>
-</file>
-
-<file path=word/header3.xml><?xml version="1.0" encoding="utf-8"?>
-<w:hdr xmlns:wpc="http://schemas.microsoft.com/office/word/2010/wordprocessingCanvas" xmlns:cx="http://schemas.microsoft.com/office/drawing/2014/chartex" xmlns:cx1="http://schemas.microsoft.com/office/drawing/2015/9/8/chartex" xmlns:cx2="http://schemas.microsoft.com/office/drawing/2015/10/21/chartex" xmlns:cx3="http://schemas.microsoft.com/office/drawing/2016/5/9/chartex" xmlns:cx4="http://schemas.microsoft.com/office/drawing/2016/5/10/chartex" xmlns:cx5="http://schemas.microsoft.com/office/drawing/2016/5/11/chartex" xmlns:cx6="http://schemas.microsoft.com/office/drawing/2016/5/12/chartex" xmlns:cx7="http://schemas.microsoft.com/office/drawing/2016/5/13/chartex" xmlns:cx8="http://schemas.microsoft.com/office/drawing/2016/5/14/chartex" xmlns:mc="http://schemas.openxmlformats.org/markup-compatibility/2006" xmlns:aink="http://schemas.microsoft.com/office/drawing/2016/ink" xmlns:am3d="http://schemas.microsoft.com/office/drawing/2017/model3d" xmlns:o="urn:schemas-microsoft-com:office:office" xmlns:oel="http://schemas.microsoft.com/office/2019/extlst" xmlns:r="http://schemas.openxmlformats.org/officeDocument/2006/relationships" xmlns:m="http://schemas.openxmlformats.org/officeDocument/2006/math" xmlns:v="urn:schemas-microsoft-com:vml" xmlns:wp14="http://schemas.microsoft.com/office/word/2010/wordprocessingDrawing" xmlns:wp="http://schemas.openxmlformats.org/drawingml/2006/wordprocessingDrawing" xmlns:w10="urn:schemas-microsoft-com:office:word" xmlns:w="http://schemas.openxmlformats.org/wordprocessingml/2006/main" xmlns:w14="http://schemas.microsoft.com/office/word/2010/wordml" xmlns:w15="http://schemas.microsoft.com/office/word/2012/wordml" xmlns:w16cex="http://schemas.microsoft.com/office/word/2018/wordml/cex" xmlns:w16cid="http://schemas.microsoft.com/office/word/2016/wordml/cid" xmlns:w16="http://schemas.microsoft.com/office/word/2018/wordml" xmlns:w16du="http://schemas.microsoft.com/office/word/2023/wordml/word16du" xmlns:w16sdtdh="http://schemas.microsoft.com/office/word/2020/wordml/sdtdatahash" xmlns:w16sdtfl="http://schemas.microsoft.com/office/word/2024/wordml/sdtformatlock" xmlns:w16se="http://schemas.microsoft.com/office/word/2015/wordml/symex" xmlns:wpg="http://schemas.microsoft.com/office/word/2010/wordprocessingGroup" xmlns:wpi="http://schemas.microsoft.com/office/word/2010/wordprocessingInk" xmlns:wne="http://schemas.microsoft.com/office/word/2006/wordml" xmlns:wps="http://schemas.microsoft.com/office/word/2010/wordprocessingShape" mc:Ignorable="w14 w15 w16se w16cid w16 w16cex w16sdtdh w16sdtfl w16du wp14">
-  <w:p>
-    <w:pPr>
-      <w:pStyle w:val="Header"/>
     </w:pPr>
   </w:p>
 </w:hdr>
@@ -34011,7 +34829,6 @@
   <w:style w:type="character" w:default="1" w:styleId="DefaultParagraphFont">
     <w:name w:val="Default Paragraph Font"/>
     <w:uiPriority w:val="1"/>
-    <w:semiHidden/>
     <w:unhideWhenUsed/>
   </w:style>
   <w:style w:type="table" w:default="1" w:styleId="TableNormal">

--- a/frontend/public/documentation/FunctionsUserManual.docx
+++ b/frontend/public/documentation/FunctionsUserManual.docx
@@ -459,7 +459,7 @@
             </w:rPr>
             <w:fldChar w:fldCharType="separate"/>
           </w:r>
-          <w:hyperlink w:anchor="_Toc202794507" w:history="1">
+          <w:hyperlink w:anchor="_Toc203400873" w:history="1">
             <w:r>
               <w:rPr>
                 <w:rStyle w:val="Hyperlink"/>
@@ -487,7 +487,7 @@
                 <w:noProof/>
                 <w:webHidden/>
               </w:rPr>
-              <w:instrText xml:space="preserve"> PAGEREF _Toc202794507 \h </w:instrText>
+              <w:instrText xml:space="preserve"> PAGEREF _Toc203400873 \h </w:instrText>
             </w:r>
             <w:r>
               <w:rPr>
@@ -536,7 +536,7 @@
               <w14:ligatures w14:val="standardContextual"/>
             </w:rPr>
           </w:pPr>
-          <w:hyperlink w:anchor="_Toc202794508" w:history="1">
+          <w:hyperlink w:anchor="_Toc203400874" w:history="1">
             <w:r>
               <w:rPr>
                 <w:rStyle w:val="Hyperlink"/>
@@ -564,7 +564,7 @@
                 <w:noProof/>
                 <w:webHidden/>
               </w:rPr>
-              <w:instrText xml:space="preserve"> PAGEREF _Toc202794508 \h </w:instrText>
+              <w:instrText xml:space="preserve"> PAGEREF _Toc203400874 \h </w:instrText>
             </w:r>
             <w:r>
               <w:rPr>
@@ -611,7 +611,7 @@
               <w14:ligatures w14:val="standardContextual"/>
             </w:rPr>
           </w:pPr>
-          <w:hyperlink w:anchor="_Toc202794509" w:history="1">
+          <w:hyperlink w:anchor="_Toc203400875" w:history="1">
             <w:r>
               <w:rPr>
                 <w:rStyle w:val="Hyperlink"/>
@@ -647,7 +647,7 @@
                 <w:noProof/>
                 <w:webHidden/>
               </w:rPr>
-              <w:instrText xml:space="preserve"> PAGEREF _Toc202794509 \h </w:instrText>
+              <w:instrText xml:space="preserve"> PAGEREF _Toc203400875 \h </w:instrText>
             </w:r>
             <w:r>
               <w:rPr>
@@ -694,7 +694,7 @@
               <w14:ligatures w14:val="standardContextual"/>
             </w:rPr>
           </w:pPr>
-          <w:hyperlink w:anchor="_Toc202794510" w:history="1">
+          <w:hyperlink w:anchor="_Toc203400876" w:history="1">
             <w:r>
               <w:rPr>
                 <w:rStyle w:val="Hyperlink"/>
@@ -738,7 +738,7 @@
                 <w:noProof/>
                 <w:webHidden/>
               </w:rPr>
-              <w:instrText xml:space="preserve"> PAGEREF _Toc202794510 \h </w:instrText>
+              <w:instrText xml:space="preserve"> PAGEREF _Toc203400876 \h </w:instrText>
             </w:r>
             <w:r>
               <w:rPr>
@@ -785,7 +785,7 @@
               <w14:ligatures w14:val="standardContextual"/>
             </w:rPr>
           </w:pPr>
-          <w:hyperlink w:anchor="_Toc202794511" w:history="1">
+          <w:hyperlink w:anchor="_Toc203400877" w:history="1">
             <w:r>
               <w:rPr>
                 <w:rStyle w:val="Hyperlink"/>
@@ -820,7 +820,7 @@
                 <w:noProof/>
                 <w:webHidden/>
               </w:rPr>
-              <w:instrText xml:space="preserve"> PAGEREF _Toc202794511 \h </w:instrText>
+              <w:instrText xml:space="preserve"> PAGEREF _Toc203400877 \h </w:instrText>
             </w:r>
             <w:r>
               <w:rPr>
@@ -867,7 +867,7 @@
               <w14:ligatures w14:val="standardContextual"/>
             </w:rPr>
           </w:pPr>
-          <w:hyperlink w:anchor="_Toc202794512" w:history="1">
+          <w:hyperlink w:anchor="_Toc203400878" w:history="1">
             <w:r>
               <w:rPr>
                 <w:rStyle w:val="Hyperlink"/>
@@ -903,7 +903,7 @@
                 <w:noProof/>
                 <w:webHidden/>
               </w:rPr>
-              <w:instrText xml:space="preserve"> PAGEREF _Toc202794512 \h </w:instrText>
+              <w:instrText xml:space="preserve"> PAGEREF _Toc203400878 \h </w:instrText>
             </w:r>
             <w:r>
               <w:rPr>
@@ -950,7 +950,7 @@
               <w14:ligatures w14:val="standardContextual"/>
             </w:rPr>
           </w:pPr>
-          <w:hyperlink w:anchor="_Toc202794513" w:history="1">
+          <w:hyperlink w:anchor="_Toc203400879" w:history="1">
             <w:r>
               <w:rPr>
                 <w:rStyle w:val="Hyperlink"/>
@@ -986,7 +986,7 @@
                 <w:noProof/>
                 <w:webHidden/>
               </w:rPr>
-              <w:instrText xml:space="preserve"> PAGEREF _Toc202794513 \h </w:instrText>
+              <w:instrText xml:space="preserve"> PAGEREF _Toc203400879 \h </w:instrText>
             </w:r>
             <w:r>
               <w:rPr>
@@ -1033,7 +1033,7 @@
               <w14:ligatures w14:val="standardContextual"/>
             </w:rPr>
           </w:pPr>
-          <w:hyperlink w:anchor="_Toc202794514" w:history="1">
+          <w:hyperlink w:anchor="_Toc203400880" w:history="1">
             <w:r>
               <w:rPr>
                 <w:rStyle w:val="Hyperlink"/>
@@ -1069,7 +1069,7 @@
                 <w:noProof/>
                 <w:webHidden/>
               </w:rPr>
-              <w:instrText xml:space="preserve"> PAGEREF _Toc202794514 \h </w:instrText>
+              <w:instrText xml:space="preserve"> PAGEREF _Toc203400880 \h </w:instrText>
             </w:r>
             <w:r>
               <w:rPr>
@@ -1116,7 +1116,7 @@
               <w14:ligatures w14:val="standardContextual"/>
             </w:rPr>
           </w:pPr>
-          <w:hyperlink w:anchor="_Toc202794515" w:history="1">
+          <w:hyperlink w:anchor="_Toc203400881" w:history="1">
             <w:r>
               <w:rPr>
                 <w:rStyle w:val="Hyperlink"/>
@@ -1151,7 +1151,7 @@
                 <w:noProof/>
                 <w:webHidden/>
               </w:rPr>
-              <w:instrText xml:space="preserve"> PAGEREF _Toc202794515 \h </w:instrText>
+              <w:instrText xml:space="preserve"> PAGEREF _Toc203400881 \h </w:instrText>
             </w:r>
             <w:r>
               <w:rPr>
@@ -1198,7 +1198,7 @@
               <w14:ligatures w14:val="standardContextual"/>
             </w:rPr>
           </w:pPr>
-          <w:hyperlink w:anchor="_Toc202794516" w:history="1">
+          <w:hyperlink w:anchor="_Toc203400882" w:history="1">
             <w:r>
               <w:rPr>
                 <w:rStyle w:val="Hyperlink"/>
@@ -1233,7 +1233,7 @@
                 <w:noProof/>
                 <w:webHidden/>
               </w:rPr>
-              <w:instrText xml:space="preserve"> PAGEREF _Toc202794516 \h </w:instrText>
+              <w:instrText xml:space="preserve"> PAGEREF _Toc203400882 \h </w:instrText>
             </w:r>
             <w:r>
               <w:rPr>
@@ -1280,7 +1280,7 @@
               <w14:ligatures w14:val="standardContextual"/>
             </w:rPr>
           </w:pPr>
-          <w:hyperlink w:anchor="_Toc202794517" w:history="1">
+          <w:hyperlink w:anchor="_Toc203400883" w:history="1">
             <w:r>
               <w:rPr>
                 <w:rStyle w:val="Hyperlink"/>
@@ -1315,7 +1315,7 @@
                 <w:noProof/>
                 <w:webHidden/>
               </w:rPr>
-              <w:instrText xml:space="preserve"> PAGEREF _Toc202794517 \h </w:instrText>
+              <w:instrText xml:space="preserve"> PAGEREF _Toc203400883 \h </w:instrText>
             </w:r>
             <w:r>
               <w:rPr>
@@ -1362,7 +1362,7 @@
               <w14:ligatures w14:val="standardContextual"/>
             </w:rPr>
           </w:pPr>
-          <w:hyperlink w:anchor="_Toc202794518" w:history="1">
+          <w:hyperlink w:anchor="_Toc203400884" w:history="1">
             <w:r>
               <w:rPr>
                 <w:rStyle w:val="Hyperlink"/>
@@ -1397,7 +1397,7 @@
                 <w:noProof/>
                 <w:webHidden/>
               </w:rPr>
-              <w:instrText xml:space="preserve"> PAGEREF _Toc202794518 \h </w:instrText>
+              <w:instrText xml:space="preserve"> PAGEREF _Toc203400884 \h </w:instrText>
             </w:r>
             <w:r>
               <w:rPr>
@@ -1444,7 +1444,7 @@
               <w14:ligatures w14:val="standardContextual"/>
             </w:rPr>
           </w:pPr>
-          <w:hyperlink w:anchor="_Toc202794519" w:history="1">
+          <w:hyperlink w:anchor="_Toc203400885" w:history="1">
             <w:r>
               <w:rPr>
                 <w:rStyle w:val="Hyperlink"/>
@@ -1479,7 +1479,7 @@
                 <w:noProof/>
                 <w:webHidden/>
               </w:rPr>
-              <w:instrText xml:space="preserve"> PAGEREF _Toc202794519 \h </w:instrText>
+              <w:instrText xml:space="preserve"> PAGEREF _Toc203400885 \h </w:instrText>
             </w:r>
             <w:r>
               <w:rPr>
@@ -1526,7 +1526,7 @@
               <w14:ligatures w14:val="standardContextual"/>
             </w:rPr>
           </w:pPr>
-          <w:hyperlink w:anchor="_Toc202794520" w:history="1">
+          <w:hyperlink w:anchor="_Toc203400886" w:history="1">
             <w:r>
               <w:rPr>
                 <w:rStyle w:val="Hyperlink"/>
@@ -1561,7 +1561,7 @@
                 <w:noProof/>
                 <w:webHidden/>
               </w:rPr>
-              <w:instrText xml:space="preserve"> PAGEREF _Toc202794520 \h </w:instrText>
+              <w:instrText xml:space="preserve"> PAGEREF _Toc203400886 \h </w:instrText>
             </w:r>
             <w:r>
               <w:rPr>
@@ -1610,7 +1610,7 @@
               <w14:ligatures w14:val="standardContextual"/>
             </w:rPr>
           </w:pPr>
-          <w:hyperlink w:anchor="_Toc202794521" w:history="1">
+          <w:hyperlink w:anchor="_Toc203400887" w:history="1">
             <w:r>
               <w:rPr>
                 <w:rStyle w:val="Hyperlink"/>
@@ -1638,7 +1638,7 @@
                 <w:noProof/>
                 <w:webHidden/>
               </w:rPr>
-              <w:instrText xml:space="preserve"> PAGEREF _Toc202794521 \h </w:instrText>
+              <w:instrText xml:space="preserve"> PAGEREF _Toc203400887 \h </w:instrText>
             </w:r>
             <w:r>
               <w:rPr>
@@ -1685,7 +1685,7 @@
               <w14:ligatures w14:val="standardContextual"/>
             </w:rPr>
           </w:pPr>
-          <w:hyperlink w:anchor="_Toc202794522" w:history="1">
+          <w:hyperlink w:anchor="_Toc203400888" w:history="1">
             <w:r>
               <w:rPr>
                 <w:rStyle w:val="Hyperlink"/>
@@ -1721,7 +1721,7 @@
                 <w:noProof/>
                 <w:webHidden/>
               </w:rPr>
-              <w:instrText xml:space="preserve"> PAGEREF _Toc202794522 \h </w:instrText>
+              <w:instrText xml:space="preserve"> PAGEREF _Toc203400888 \h </w:instrText>
             </w:r>
             <w:r>
               <w:rPr>
@@ -1768,7 +1768,7 @@
               <w14:ligatures w14:val="standardContextual"/>
             </w:rPr>
           </w:pPr>
-          <w:hyperlink w:anchor="_Toc202794523" w:history="1">
+          <w:hyperlink w:anchor="_Toc203400889" w:history="1">
             <w:r>
               <w:rPr>
                 <w:rStyle w:val="Hyperlink"/>
@@ -1804,7 +1804,7 @@
                 <w:noProof/>
                 <w:webHidden/>
               </w:rPr>
-              <w:instrText xml:space="preserve"> PAGEREF _Toc202794523 \h </w:instrText>
+              <w:instrText xml:space="preserve"> PAGEREF _Toc203400889 \h </w:instrText>
             </w:r>
             <w:r>
               <w:rPr>
@@ -1851,7 +1851,7 @@
               <w14:ligatures w14:val="standardContextual"/>
             </w:rPr>
           </w:pPr>
-          <w:hyperlink w:anchor="_Toc202794524" w:history="1">
+          <w:hyperlink w:anchor="_Toc203400890" w:history="1">
             <w:r>
               <w:rPr>
                 <w:rStyle w:val="Hyperlink"/>
@@ -1887,7 +1887,7 @@
                 <w:noProof/>
                 <w:webHidden/>
               </w:rPr>
-              <w:instrText xml:space="preserve"> PAGEREF _Toc202794524 \h </w:instrText>
+              <w:instrText xml:space="preserve"> PAGEREF _Toc203400890 \h </w:instrText>
             </w:r>
             <w:r>
               <w:rPr>
@@ -1934,7 +1934,7 @@
               <w14:ligatures w14:val="standardContextual"/>
             </w:rPr>
           </w:pPr>
-          <w:hyperlink w:anchor="_Toc202794525" w:history="1">
+          <w:hyperlink w:anchor="_Toc203400891" w:history="1">
             <w:r>
               <w:rPr>
                 <w:rStyle w:val="Hyperlink"/>
@@ -1970,7 +1970,7 @@
                 <w:noProof/>
                 <w:webHidden/>
               </w:rPr>
-              <w:instrText xml:space="preserve"> PAGEREF _Toc202794525 \h </w:instrText>
+              <w:instrText xml:space="preserve"> PAGEREF _Toc203400891 \h </w:instrText>
             </w:r>
             <w:r>
               <w:rPr>
@@ -2017,7 +2017,7 @@
               <w14:ligatures w14:val="standardContextual"/>
             </w:rPr>
           </w:pPr>
-          <w:hyperlink w:anchor="_Toc202794526" w:history="1">
+          <w:hyperlink w:anchor="_Toc203400892" w:history="1">
             <w:r>
               <w:rPr>
                 <w:rStyle w:val="Hyperlink"/>
@@ -2053,7 +2053,7 @@
                 <w:noProof/>
                 <w:webHidden/>
               </w:rPr>
-              <w:instrText xml:space="preserve"> PAGEREF _Toc202794526 \h </w:instrText>
+              <w:instrText xml:space="preserve"> PAGEREF _Toc203400892 \h </w:instrText>
             </w:r>
             <w:r>
               <w:rPr>
@@ -2100,7 +2100,7 @@
               <w14:ligatures w14:val="standardContextual"/>
             </w:rPr>
           </w:pPr>
-          <w:hyperlink w:anchor="_Toc202794527" w:history="1">
+          <w:hyperlink w:anchor="_Toc203400893" w:history="1">
             <w:r>
               <w:rPr>
                 <w:rStyle w:val="Hyperlink"/>
@@ -2144,7 +2144,7 @@
                 <w:noProof/>
                 <w:webHidden/>
               </w:rPr>
-              <w:instrText xml:space="preserve"> PAGEREF _Toc202794527 \h </w:instrText>
+              <w:instrText xml:space="preserve"> PAGEREF _Toc203400893 \h </w:instrText>
             </w:r>
             <w:r>
               <w:rPr>
@@ -2191,7 +2191,7 @@
               <w14:ligatures w14:val="standardContextual"/>
             </w:rPr>
           </w:pPr>
-          <w:hyperlink w:anchor="_Toc202794528" w:history="1">
+          <w:hyperlink w:anchor="_Toc203400894" w:history="1">
             <w:r>
               <w:rPr>
                 <w:rStyle w:val="Hyperlink"/>
@@ -2227,7 +2227,7 @@
                 <w:noProof/>
                 <w:webHidden/>
               </w:rPr>
-              <w:instrText xml:space="preserve"> PAGEREF _Toc202794528 \h </w:instrText>
+              <w:instrText xml:space="preserve"> PAGEREF _Toc203400894 \h </w:instrText>
             </w:r>
             <w:r>
               <w:rPr>
@@ -2274,7 +2274,7 @@
               <w14:ligatures w14:val="standardContextual"/>
             </w:rPr>
           </w:pPr>
-          <w:hyperlink w:anchor="_Toc202794529" w:history="1">
+          <w:hyperlink w:anchor="_Toc203400895" w:history="1">
             <w:r>
               <w:rPr>
                 <w:rStyle w:val="Hyperlink"/>
@@ -2310,7 +2310,7 @@
                 <w:noProof/>
                 <w:webHidden/>
               </w:rPr>
-              <w:instrText xml:space="preserve"> PAGEREF _Toc202794529 \h </w:instrText>
+              <w:instrText xml:space="preserve"> PAGEREF _Toc203400895 \h </w:instrText>
             </w:r>
             <w:r>
               <w:rPr>
@@ -2357,7 +2357,7 @@
               <w14:ligatures w14:val="standardContextual"/>
             </w:rPr>
           </w:pPr>
-          <w:hyperlink w:anchor="_Toc202794530" w:history="1">
+          <w:hyperlink w:anchor="_Toc203400896" w:history="1">
             <w:r>
               <w:rPr>
                 <w:rStyle w:val="Hyperlink"/>
@@ -2393,7 +2393,7 @@
                 <w:noProof/>
                 <w:webHidden/>
               </w:rPr>
-              <w:instrText xml:space="preserve"> PAGEREF _Toc202794530 \h </w:instrText>
+              <w:instrText xml:space="preserve"> PAGEREF _Toc203400896 \h </w:instrText>
             </w:r>
             <w:r>
               <w:rPr>
@@ -2440,7 +2440,7 @@
               <w14:ligatures w14:val="standardContextual"/>
             </w:rPr>
           </w:pPr>
-          <w:hyperlink w:anchor="_Toc202794531" w:history="1">
+          <w:hyperlink w:anchor="_Toc203400897" w:history="1">
             <w:r>
               <w:rPr>
                 <w:rStyle w:val="Hyperlink"/>
@@ -2476,7 +2476,7 @@
                 <w:noProof/>
                 <w:webHidden/>
               </w:rPr>
-              <w:instrText xml:space="preserve"> PAGEREF _Toc202794531 \h </w:instrText>
+              <w:instrText xml:space="preserve"> PAGEREF _Toc203400897 \h </w:instrText>
             </w:r>
             <w:r>
               <w:rPr>
@@ -2523,7 +2523,7 @@
               <w14:ligatures w14:val="standardContextual"/>
             </w:rPr>
           </w:pPr>
-          <w:hyperlink w:anchor="_Toc202794532" w:history="1">
+          <w:hyperlink w:anchor="_Toc203400898" w:history="1">
             <w:r>
               <w:rPr>
                 <w:rStyle w:val="Hyperlink"/>
@@ -2559,7 +2559,7 @@
                 <w:noProof/>
                 <w:webHidden/>
               </w:rPr>
-              <w:instrText xml:space="preserve"> PAGEREF _Toc202794532 \h </w:instrText>
+              <w:instrText xml:space="preserve"> PAGEREF _Toc203400898 \h </w:instrText>
             </w:r>
             <w:r>
               <w:rPr>
@@ -2606,7 +2606,7 @@
               <w14:ligatures w14:val="standardContextual"/>
             </w:rPr>
           </w:pPr>
-          <w:hyperlink w:anchor="_Toc202794533" w:history="1">
+          <w:hyperlink w:anchor="_Toc203400899" w:history="1">
             <w:r>
               <w:rPr>
                 <w:rStyle w:val="Hyperlink"/>
@@ -2642,7 +2642,7 @@
                 <w:noProof/>
                 <w:webHidden/>
               </w:rPr>
-              <w:instrText xml:space="preserve"> PAGEREF _Toc202794533 \h </w:instrText>
+              <w:instrText xml:space="preserve"> PAGEREF _Toc203400899 \h </w:instrText>
             </w:r>
             <w:r>
               <w:rPr>
@@ -2689,7 +2689,7 @@
               <w14:ligatures w14:val="standardContextual"/>
             </w:rPr>
           </w:pPr>
-          <w:hyperlink w:anchor="_Toc202794534" w:history="1">
+          <w:hyperlink w:anchor="_Toc203400900" w:history="1">
             <w:r>
               <w:rPr>
                 <w:rStyle w:val="Hyperlink"/>
@@ -2725,7 +2725,7 @@
                 <w:noProof/>
                 <w:webHidden/>
               </w:rPr>
-              <w:instrText xml:space="preserve"> PAGEREF _Toc202794534 \h </w:instrText>
+              <w:instrText xml:space="preserve"> PAGEREF _Toc203400900 \h </w:instrText>
             </w:r>
             <w:r>
               <w:rPr>
@@ -2772,7 +2772,7 @@
               <w14:ligatures w14:val="standardContextual"/>
             </w:rPr>
           </w:pPr>
-          <w:hyperlink w:anchor="_Toc202794535" w:history="1">
+          <w:hyperlink w:anchor="_Toc203400901" w:history="1">
             <w:r>
               <w:rPr>
                 <w:rStyle w:val="Hyperlink"/>
@@ -2808,7 +2808,7 @@
                 <w:noProof/>
                 <w:webHidden/>
               </w:rPr>
-              <w:instrText xml:space="preserve"> PAGEREF _Toc202794535 \h </w:instrText>
+              <w:instrText xml:space="preserve"> PAGEREF _Toc203400901 \h </w:instrText>
             </w:r>
             <w:r>
               <w:rPr>
@@ -2855,7 +2855,7 @@
               <w14:ligatures w14:val="standardContextual"/>
             </w:rPr>
           </w:pPr>
-          <w:hyperlink w:anchor="_Toc202794536" w:history="1">
+          <w:hyperlink w:anchor="_Toc203400902" w:history="1">
             <w:r>
               <w:rPr>
                 <w:rStyle w:val="Hyperlink"/>
@@ -2891,7 +2891,7 @@
                 <w:noProof/>
                 <w:webHidden/>
               </w:rPr>
-              <w:instrText xml:space="preserve"> PAGEREF _Toc202794536 \h </w:instrText>
+              <w:instrText xml:space="preserve"> PAGEREF _Toc203400902 \h </w:instrText>
             </w:r>
             <w:r>
               <w:rPr>
@@ -2938,7 +2938,7 @@
               <w14:ligatures w14:val="standardContextual"/>
             </w:rPr>
           </w:pPr>
-          <w:hyperlink w:anchor="_Toc202794537" w:history="1">
+          <w:hyperlink w:anchor="_Toc203400903" w:history="1">
             <w:r>
               <w:rPr>
                 <w:rStyle w:val="Hyperlink"/>
@@ -2974,7 +2974,7 @@
                 <w:noProof/>
                 <w:webHidden/>
               </w:rPr>
-              <w:instrText xml:space="preserve"> PAGEREF _Toc202794537 \h </w:instrText>
+              <w:instrText xml:space="preserve"> PAGEREF _Toc203400903 \h </w:instrText>
             </w:r>
             <w:r>
               <w:rPr>
@@ -3021,7 +3021,7 @@
               <w14:ligatures w14:val="standardContextual"/>
             </w:rPr>
           </w:pPr>
-          <w:hyperlink w:anchor="_Toc202794538" w:history="1">
+          <w:hyperlink w:anchor="_Toc203400904" w:history="1">
             <w:r>
               <w:rPr>
                 <w:rStyle w:val="Hyperlink"/>
@@ -3057,7 +3057,7 @@
                 <w:noProof/>
                 <w:webHidden/>
               </w:rPr>
-              <w:instrText xml:space="preserve"> PAGEREF _Toc202794538 \h </w:instrText>
+              <w:instrText xml:space="preserve"> PAGEREF _Toc203400904 \h </w:instrText>
             </w:r>
             <w:r>
               <w:rPr>
@@ -3104,7 +3104,7 @@
               <w14:ligatures w14:val="standardContextual"/>
             </w:rPr>
           </w:pPr>
-          <w:hyperlink w:anchor="_Toc202794539" w:history="1">
+          <w:hyperlink w:anchor="_Toc203400905" w:history="1">
             <w:r>
               <w:rPr>
                 <w:rStyle w:val="Hyperlink"/>
@@ -3140,7 +3140,7 @@
                 <w:noProof/>
                 <w:webHidden/>
               </w:rPr>
-              <w:instrText xml:space="preserve"> PAGEREF _Toc202794539 \h </w:instrText>
+              <w:instrText xml:space="preserve"> PAGEREF _Toc203400905 \h </w:instrText>
             </w:r>
             <w:r>
               <w:rPr>
@@ -3187,7 +3187,7 @@
               <w14:ligatures w14:val="standardContextual"/>
             </w:rPr>
           </w:pPr>
-          <w:hyperlink w:anchor="_Toc202794540" w:history="1">
+          <w:hyperlink w:anchor="_Toc203400906" w:history="1">
             <w:r>
               <w:rPr>
                 <w:rStyle w:val="Hyperlink"/>
@@ -3223,7 +3223,7 @@
                 <w:noProof/>
                 <w:webHidden/>
               </w:rPr>
-              <w:instrText xml:space="preserve"> PAGEREF _Toc202794540 \h </w:instrText>
+              <w:instrText xml:space="preserve"> PAGEREF _Toc203400906 \h </w:instrText>
             </w:r>
             <w:r>
               <w:rPr>
@@ -3270,7 +3270,7 @@
               <w14:ligatures w14:val="standardContextual"/>
             </w:rPr>
           </w:pPr>
-          <w:hyperlink w:anchor="_Toc202794541" w:history="1">
+          <w:hyperlink w:anchor="_Toc203400907" w:history="1">
             <w:r>
               <w:rPr>
                 <w:rStyle w:val="Hyperlink"/>
@@ -3306,7 +3306,7 @@
                 <w:noProof/>
                 <w:webHidden/>
               </w:rPr>
-              <w:instrText xml:space="preserve"> PAGEREF _Toc202794541 \h </w:instrText>
+              <w:instrText xml:space="preserve"> PAGEREF _Toc203400907 \h </w:instrText>
             </w:r>
             <w:r>
               <w:rPr>
@@ -3353,7 +3353,7 @@
               <w14:ligatures w14:val="standardContextual"/>
             </w:rPr>
           </w:pPr>
-          <w:hyperlink w:anchor="_Toc202794542" w:history="1">
+          <w:hyperlink w:anchor="_Toc203400908" w:history="1">
             <w:r>
               <w:rPr>
                 <w:rStyle w:val="Hyperlink"/>
@@ -3389,7 +3389,7 @@
                 <w:noProof/>
                 <w:webHidden/>
               </w:rPr>
-              <w:instrText xml:space="preserve"> PAGEREF _Toc202794542 \h </w:instrText>
+              <w:instrText xml:space="preserve"> PAGEREF _Toc203400908 \h </w:instrText>
             </w:r>
             <w:r>
               <w:rPr>
@@ -3436,7 +3436,7 @@
               <w14:ligatures w14:val="standardContextual"/>
             </w:rPr>
           </w:pPr>
-          <w:hyperlink w:anchor="_Toc202794543" w:history="1">
+          <w:hyperlink w:anchor="_Toc203400909" w:history="1">
             <w:r>
               <w:rPr>
                 <w:rStyle w:val="Hyperlink"/>
@@ -3472,7 +3472,7 @@
                 <w:noProof/>
                 <w:webHidden/>
               </w:rPr>
-              <w:instrText xml:space="preserve"> PAGEREF _Toc202794543 \h </w:instrText>
+              <w:instrText xml:space="preserve"> PAGEREF _Toc203400909 \h </w:instrText>
             </w:r>
             <w:r>
               <w:rPr>
@@ -3519,7 +3519,7 @@
               <w14:ligatures w14:val="standardContextual"/>
             </w:rPr>
           </w:pPr>
-          <w:hyperlink w:anchor="_Toc202794544" w:history="1">
+          <w:hyperlink w:anchor="_Toc203400910" w:history="1">
             <w:r>
               <w:rPr>
                 <w:rStyle w:val="Hyperlink"/>
@@ -3563,7 +3563,7 @@
                 <w:noProof/>
                 <w:webHidden/>
               </w:rPr>
-              <w:instrText xml:space="preserve"> PAGEREF _Toc202794544 \h </w:instrText>
+              <w:instrText xml:space="preserve"> PAGEREF _Toc203400910 \h </w:instrText>
             </w:r>
             <w:r>
               <w:rPr>
@@ -3610,7 +3610,7 @@
               <w14:ligatures w14:val="standardContextual"/>
             </w:rPr>
           </w:pPr>
-          <w:hyperlink w:anchor="_Toc202794545" w:history="1">
+          <w:hyperlink w:anchor="_Toc203400911" w:history="1">
             <w:r>
               <w:rPr>
                 <w:rStyle w:val="Hyperlink"/>
@@ -3645,7 +3645,7 @@
                 <w:noProof/>
                 <w:webHidden/>
               </w:rPr>
-              <w:instrText xml:space="preserve"> PAGEREF _Toc202794545 \h </w:instrText>
+              <w:instrText xml:space="preserve"> PAGEREF _Toc203400911 \h </w:instrText>
             </w:r>
             <w:r>
               <w:rPr>
@@ -3692,7 +3692,7 @@
               <w14:ligatures w14:val="standardContextual"/>
             </w:rPr>
           </w:pPr>
-          <w:hyperlink w:anchor="_Toc202794546" w:history="1">
+          <w:hyperlink w:anchor="_Toc203400912" w:history="1">
             <w:r>
               <w:rPr>
                 <w:rStyle w:val="Hyperlink"/>
@@ -3727,7 +3727,7 @@
                 <w:noProof/>
                 <w:webHidden/>
               </w:rPr>
-              <w:instrText xml:space="preserve"> PAGEREF _Toc202794546 \h </w:instrText>
+              <w:instrText xml:space="preserve"> PAGEREF _Toc203400912 \h </w:instrText>
             </w:r>
             <w:r>
               <w:rPr>
@@ -3774,7 +3774,7 @@
               <w14:ligatures w14:val="standardContextual"/>
             </w:rPr>
           </w:pPr>
-          <w:hyperlink w:anchor="_Toc202794547" w:history="1">
+          <w:hyperlink w:anchor="_Toc203400913" w:history="1">
             <w:r>
               <w:rPr>
                 <w:rStyle w:val="Hyperlink"/>
@@ -3809,7 +3809,7 @@
                 <w:noProof/>
                 <w:webHidden/>
               </w:rPr>
-              <w:instrText xml:space="preserve"> PAGEREF _Toc202794547 \h </w:instrText>
+              <w:instrText xml:space="preserve"> PAGEREF _Toc203400913 \h </w:instrText>
             </w:r>
             <w:r>
               <w:rPr>
@@ -3856,7 +3856,7 @@
               <w14:ligatures w14:val="standardContextual"/>
             </w:rPr>
           </w:pPr>
-          <w:hyperlink w:anchor="_Toc202794548" w:history="1">
+          <w:hyperlink w:anchor="_Toc203400914" w:history="1">
             <w:r>
               <w:rPr>
                 <w:rStyle w:val="Hyperlink"/>
@@ -3891,7 +3891,7 @@
                 <w:noProof/>
                 <w:webHidden/>
               </w:rPr>
-              <w:instrText xml:space="preserve"> PAGEREF _Toc202794548 \h </w:instrText>
+              <w:instrText xml:space="preserve"> PAGEREF _Toc203400914 \h </w:instrText>
             </w:r>
             <w:r>
               <w:rPr>
@@ -3938,7 +3938,7 @@
               <w14:ligatures w14:val="standardContextual"/>
             </w:rPr>
           </w:pPr>
-          <w:hyperlink w:anchor="_Toc202794549" w:history="1">
+          <w:hyperlink w:anchor="_Toc203400915" w:history="1">
             <w:r>
               <w:rPr>
                 <w:rStyle w:val="Hyperlink"/>
@@ -3952,7 +3952,7 @@
                 <w:b/>
                 <w:noProof/>
               </w:rPr>
-              <w:t>ask    &lt;OBSOLETE&gt;</w:t>
+              <w:t>ask</w:t>
             </w:r>
             <w:r>
               <w:rPr>
@@ -3973,7 +3973,7 @@
                 <w:noProof/>
                 <w:webHidden/>
               </w:rPr>
-              <w:instrText xml:space="preserve"> PAGEREF _Toc202794549 \h </w:instrText>
+              <w:instrText xml:space="preserve"> PAGEREF _Toc203400915 \h </w:instrText>
             </w:r>
             <w:r>
               <w:rPr>
@@ -4020,7 +4020,7 @@
               <w14:ligatures w14:val="standardContextual"/>
             </w:rPr>
           </w:pPr>
-          <w:hyperlink w:anchor="_Toc202794550" w:history="1">
+          <w:hyperlink w:anchor="_Toc203400916" w:history="1">
             <w:r>
               <w:rPr>
                 <w:rStyle w:val="Hyperlink"/>
@@ -4055,7 +4055,7 @@
                 <w:noProof/>
                 <w:webHidden/>
               </w:rPr>
-              <w:instrText xml:space="preserve"> PAGEREF _Toc202794550 \h </w:instrText>
+              <w:instrText xml:space="preserve"> PAGEREF _Toc203400916 \h </w:instrText>
             </w:r>
             <w:r>
               <w:rPr>
@@ -4104,7 +4104,7 @@
               <w14:ligatures w14:val="standardContextual"/>
             </w:rPr>
           </w:pPr>
-          <w:hyperlink w:anchor="_Toc202794551" w:history="1">
+          <w:hyperlink w:anchor="_Toc203400917" w:history="1">
             <w:r>
               <w:rPr>
                 <w:rStyle w:val="Hyperlink"/>
@@ -4132,7 +4132,7 @@
                 <w:noProof/>
                 <w:webHidden/>
               </w:rPr>
-              <w:instrText xml:space="preserve"> PAGEREF _Toc202794551 \h </w:instrText>
+              <w:instrText xml:space="preserve"> PAGEREF _Toc203400917 \h </w:instrText>
             </w:r>
             <w:r>
               <w:rPr>
@@ -4179,7 +4179,7 @@
               <w14:ligatures w14:val="standardContextual"/>
             </w:rPr>
           </w:pPr>
-          <w:hyperlink w:anchor="_Toc202794552" w:history="1">
+          <w:hyperlink w:anchor="_Toc203400918" w:history="1">
             <w:r>
               <w:rPr>
                 <w:rStyle w:val="Hyperlink"/>
@@ -4215,7 +4215,7 @@
                 <w:noProof/>
                 <w:webHidden/>
               </w:rPr>
-              <w:instrText xml:space="preserve"> PAGEREF _Toc202794552 \h </w:instrText>
+              <w:instrText xml:space="preserve"> PAGEREF _Toc203400918 \h </w:instrText>
             </w:r>
             <w:r>
               <w:rPr>
@@ -4262,7 +4262,7 @@
               <w14:ligatures w14:val="standardContextual"/>
             </w:rPr>
           </w:pPr>
-          <w:hyperlink w:anchor="_Toc202794553" w:history="1">
+          <w:hyperlink w:anchor="_Toc203400919" w:history="1">
             <w:r>
               <w:rPr>
                 <w:rStyle w:val="Hyperlink"/>
@@ -4306,7 +4306,7 @@
                 <w:noProof/>
                 <w:webHidden/>
               </w:rPr>
-              <w:instrText xml:space="preserve"> PAGEREF _Toc202794553 \h </w:instrText>
+              <w:instrText xml:space="preserve"> PAGEREF _Toc203400919 \h </w:instrText>
             </w:r>
             <w:r>
               <w:rPr>
@@ -4353,7 +4353,7 @@
               <w14:ligatures w14:val="standardContextual"/>
             </w:rPr>
           </w:pPr>
-          <w:hyperlink w:anchor="_Toc202794554" w:history="1">
+          <w:hyperlink w:anchor="_Toc203400920" w:history="1">
             <w:r>
               <w:rPr>
                 <w:rStyle w:val="Hyperlink"/>
@@ -4388,7 +4388,7 @@
                 <w:noProof/>
                 <w:webHidden/>
               </w:rPr>
-              <w:instrText xml:space="preserve"> PAGEREF _Toc202794554 \h </w:instrText>
+              <w:instrText xml:space="preserve"> PAGEREF _Toc203400920 \h </w:instrText>
             </w:r>
             <w:r>
               <w:rPr>
@@ -4435,7 +4435,7 @@
               <w14:ligatures w14:val="standardContextual"/>
             </w:rPr>
           </w:pPr>
-          <w:hyperlink w:anchor="_Toc202794555" w:history="1">
+          <w:hyperlink w:anchor="_Toc203400921" w:history="1">
             <w:r>
               <w:rPr>
                 <w:rStyle w:val="Hyperlink"/>
@@ -4470,7 +4470,7 @@
                 <w:noProof/>
                 <w:webHidden/>
               </w:rPr>
-              <w:instrText xml:space="preserve"> PAGEREF _Toc202794555 \h </w:instrText>
+              <w:instrText xml:space="preserve"> PAGEREF _Toc203400921 \h </w:instrText>
             </w:r>
             <w:r>
               <w:rPr>
@@ -4517,7 +4517,7 @@
               <w14:ligatures w14:val="standardContextual"/>
             </w:rPr>
           </w:pPr>
-          <w:hyperlink w:anchor="_Toc202794556" w:history="1">
+          <w:hyperlink w:anchor="_Toc203400922" w:history="1">
             <w:r>
               <w:rPr>
                 <w:rStyle w:val="Hyperlink"/>
@@ -4552,7 +4552,7 @@
                 <w:noProof/>
                 <w:webHidden/>
               </w:rPr>
-              <w:instrText xml:space="preserve"> PAGEREF _Toc202794556 \h </w:instrText>
+              <w:instrText xml:space="preserve"> PAGEREF _Toc203400922 \h </w:instrText>
             </w:r>
             <w:r>
               <w:rPr>
@@ -4601,7 +4601,7 @@
               <w14:ligatures w14:val="standardContextual"/>
             </w:rPr>
           </w:pPr>
-          <w:hyperlink w:anchor="_Toc202794557" w:history="1">
+          <w:hyperlink w:anchor="_Toc203400923" w:history="1">
             <w:r>
               <w:rPr>
                 <w:rStyle w:val="Hyperlink"/>
@@ -4629,7 +4629,7 @@
                 <w:noProof/>
                 <w:webHidden/>
               </w:rPr>
-              <w:instrText xml:space="preserve"> PAGEREF _Toc202794557 \h </w:instrText>
+              <w:instrText xml:space="preserve"> PAGEREF _Toc203400923 \h </w:instrText>
             </w:r>
             <w:r>
               <w:rPr>
@@ -4676,7 +4676,7 @@
               <w14:ligatures w14:val="standardContextual"/>
             </w:rPr>
           </w:pPr>
-          <w:hyperlink w:anchor="_Toc202794558" w:history="1">
+          <w:hyperlink w:anchor="_Toc203400924" w:history="1">
             <w:r>
               <w:rPr>
                 <w:rStyle w:val="Hyperlink"/>
@@ -4712,7 +4712,7 @@
                 <w:noProof/>
                 <w:webHidden/>
               </w:rPr>
-              <w:instrText xml:space="preserve"> PAGEREF _Toc202794558 \h </w:instrText>
+              <w:instrText xml:space="preserve"> PAGEREF _Toc203400924 \h </w:instrText>
             </w:r>
             <w:r>
               <w:rPr>
@@ -4759,7 +4759,7 @@
               <w14:ligatures w14:val="standardContextual"/>
             </w:rPr>
           </w:pPr>
-          <w:hyperlink w:anchor="_Toc202794559" w:history="1">
+          <w:hyperlink w:anchor="_Toc203400925" w:history="1">
             <w:r>
               <w:rPr>
                 <w:rStyle w:val="Hyperlink"/>
@@ -4795,7 +4795,7 @@
                 <w:noProof/>
                 <w:webHidden/>
               </w:rPr>
-              <w:instrText xml:space="preserve"> PAGEREF _Toc202794559 \h </w:instrText>
+              <w:instrText xml:space="preserve"> PAGEREF _Toc203400925 \h </w:instrText>
             </w:r>
             <w:r>
               <w:rPr>
@@ -4842,7 +4842,7 @@
               <w14:ligatures w14:val="standardContextual"/>
             </w:rPr>
           </w:pPr>
-          <w:hyperlink w:anchor="_Toc202794560" w:history="1">
+          <w:hyperlink w:anchor="_Toc203400926" w:history="1">
             <w:r>
               <w:rPr>
                 <w:rStyle w:val="Hyperlink"/>
@@ -4878,7 +4878,7 @@
                 <w:noProof/>
                 <w:webHidden/>
               </w:rPr>
-              <w:instrText xml:space="preserve"> PAGEREF _Toc202794560 \h </w:instrText>
+              <w:instrText xml:space="preserve"> PAGEREF _Toc203400926 \h </w:instrText>
             </w:r>
             <w:r>
               <w:rPr>
@@ -4925,7 +4925,7 @@
               <w14:ligatures w14:val="standardContextual"/>
             </w:rPr>
           </w:pPr>
-          <w:hyperlink w:anchor="_Toc202794561" w:history="1">
+          <w:hyperlink w:anchor="_Toc203400927" w:history="1">
             <w:r>
               <w:rPr>
                 <w:rStyle w:val="Hyperlink"/>
@@ -4961,7 +4961,7 @@
                 <w:noProof/>
                 <w:webHidden/>
               </w:rPr>
-              <w:instrText xml:space="preserve"> PAGEREF _Toc202794561 \h </w:instrText>
+              <w:instrText xml:space="preserve"> PAGEREF _Toc203400927 \h </w:instrText>
             </w:r>
             <w:r>
               <w:rPr>
@@ -5008,7 +5008,7 @@
               <w14:ligatures w14:val="standardContextual"/>
             </w:rPr>
           </w:pPr>
-          <w:hyperlink w:anchor="_Toc202794562" w:history="1">
+          <w:hyperlink w:anchor="_Toc203400928" w:history="1">
             <w:r>
               <w:rPr>
                 <w:rStyle w:val="Hyperlink"/>
@@ -5044,7 +5044,7 @@
                 <w:noProof/>
                 <w:webHidden/>
               </w:rPr>
-              <w:instrText xml:space="preserve"> PAGEREF _Toc202794562 \h </w:instrText>
+              <w:instrText xml:space="preserve"> PAGEREF _Toc203400928 \h </w:instrText>
             </w:r>
             <w:r>
               <w:rPr>
@@ -5091,7 +5091,7 @@
               <w14:ligatures w14:val="standardContextual"/>
             </w:rPr>
           </w:pPr>
-          <w:hyperlink w:anchor="_Toc202794563" w:history="1">
+          <w:hyperlink w:anchor="_Toc203400929" w:history="1">
             <w:r>
               <w:rPr>
                 <w:rStyle w:val="Hyperlink"/>
@@ -5127,7 +5127,7 @@
                 <w:noProof/>
                 <w:webHidden/>
               </w:rPr>
-              <w:instrText xml:space="preserve"> PAGEREF _Toc202794563 \h </w:instrText>
+              <w:instrText xml:space="preserve"> PAGEREF _Toc203400929 \h </w:instrText>
             </w:r>
             <w:r>
               <w:rPr>
@@ -5174,7 +5174,7 @@
               <w14:ligatures w14:val="standardContextual"/>
             </w:rPr>
           </w:pPr>
-          <w:hyperlink w:anchor="_Toc202794564" w:history="1">
+          <w:hyperlink w:anchor="_Toc203400930" w:history="1">
             <w:r>
               <w:rPr>
                 <w:rStyle w:val="Hyperlink"/>
@@ -5210,7 +5210,7 @@
                 <w:noProof/>
                 <w:webHidden/>
               </w:rPr>
-              <w:instrText xml:space="preserve"> PAGEREF _Toc202794564 \h </w:instrText>
+              <w:instrText xml:space="preserve"> PAGEREF _Toc203400930 \h </w:instrText>
             </w:r>
             <w:r>
               <w:rPr>
@@ -5259,7 +5259,7 @@
               <w14:ligatures w14:val="standardContextual"/>
             </w:rPr>
           </w:pPr>
-          <w:hyperlink w:anchor="_Toc202794565" w:history="1">
+          <w:hyperlink w:anchor="_Toc203400931" w:history="1">
             <w:r>
               <w:rPr>
                 <w:rStyle w:val="Hyperlink"/>
@@ -5287,7 +5287,7 @@
                 <w:noProof/>
                 <w:webHidden/>
               </w:rPr>
-              <w:instrText xml:space="preserve"> PAGEREF _Toc202794565 \h </w:instrText>
+              <w:instrText xml:space="preserve"> PAGEREF _Toc203400931 \h </w:instrText>
             </w:r>
             <w:r>
               <w:rPr>
@@ -5334,7 +5334,7 @@
               <w14:ligatures w14:val="standardContextual"/>
             </w:rPr>
           </w:pPr>
-          <w:hyperlink w:anchor="_Toc202794566" w:history="1">
+          <w:hyperlink w:anchor="_Toc203400932" w:history="1">
             <w:r>
               <w:rPr>
                 <w:rStyle w:val="Hyperlink"/>
@@ -5370,7 +5370,7 @@
                 <w:noProof/>
                 <w:webHidden/>
               </w:rPr>
-              <w:instrText xml:space="preserve"> PAGEREF _Toc202794566 \h </w:instrText>
+              <w:instrText xml:space="preserve"> PAGEREF _Toc203400932 \h </w:instrText>
             </w:r>
             <w:r>
               <w:rPr>
@@ -5417,7 +5417,7 @@
               <w14:ligatures w14:val="standardContextual"/>
             </w:rPr>
           </w:pPr>
-          <w:hyperlink w:anchor="_Toc202794567" w:history="1">
+          <w:hyperlink w:anchor="_Toc203400933" w:history="1">
             <w:r>
               <w:rPr>
                 <w:rStyle w:val="Hyperlink"/>
@@ -5453,7 +5453,7 @@
                 <w:noProof/>
                 <w:webHidden/>
               </w:rPr>
-              <w:instrText xml:space="preserve"> PAGEREF _Toc202794567 \h </w:instrText>
+              <w:instrText xml:space="preserve"> PAGEREF _Toc203400933 \h </w:instrText>
             </w:r>
             <w:r>
               <w:rPr>
@@ -5500,7 +5500,7 @@
               <w14:ligatures w14:val="standardContextual"/>
             </w:rPr>
           </w:pPr>
-          <w:hyperlink w:anchor="_Toc202794568" w:history="1">
+          <w:hyperlink w:anchor="_Toc203400934" w:history="1">
             <w:r>
               <w:rPr>
                 <w:rStyle w:val="Hyperlink"/>
@@ -5544,7 +5544,7 @@
                 <w:noProof/>
                 <w:webHidden/>
               </w:rPr>
-              <w:instrText xml:space="preserve"> PAGEREF _Toc202794568 \h </w:instrText>
+              <w:instrText xml:space="preserve"> PAGEREF _Toc203400934 \h </w:instrText>
             </w:r>
             <w:r>
               <w:rPr>
@@ -5591,7 +5591,7 @@
               <w14:ligatures w14:val="standardContextual"/>
             </w:rPr>
           </w:pPr>
-          <w:hyperlink w:anchor="_Toc202794569" w:history="1">
+          <w:hyperlink w:anchor="_Toc203400935" w:history="1">
             <w:r>
               <w:rPr>
                 <w:rStyle w:val="Hyperlink"/>
@@ -5626,7 +5626,7 @@
                 <w:noProof/>
                 <w:webHidden/>
               </w:rPr>
-              <w:instrText xml:space="preserve"> PAGEREF _Toc202794569 \h </w:instrText>
+              <w:instrText xml:space="preserve"> PAGEREF _Toc203400935 \h </w:instrText>
             </w:r>
             <w:r>
               <w:rPr>
@@ -5673,7 +5673,7 @@
               <w14:ligatures w14:val="standardContextual"/>
             </w:rPr>
           </w:pPr>
-          <w:hyperlink w:anchor="_Toc202794570" w:history="1">
+          <w:hyperlink w:anchor="_Toc203400936" w:history="1">
             <w:r>
               <w:rPr>
                 <w:rStyle w:val="Hyperlink"/>
@@ -5708,7 +5708,7 @@
                 <w:noProof/>
                 <w:webHidden/>
               </w:rPr>
-              <w:instrText xml:space="preserve"> PAGEREF _Toc202794570 \h </w:instrText>
+              <w:instrText xml:space="preserve"> PAGEREF _Toc203400936 \h </w:instrText>
             </w:r>
             <w:r>
               <w:rPr>
@@ -5757,7 +5757,7 @@
               <w14:ligatures w14:val="standardContextual"/>
             </w:rPr>
           </w:pPr>
-          <w:hyperlink w:anchor="_Toc202794571" w:history="1">
+          <w:hyperlink w:anchor="_Toc203400937" w:history="1">
             <w:r>
               <w:rPr>
                 <w:rStyle w:val="Hyperlink"/>
@@ -5785,7 +5785,7 @@
                 <w:noProof/>
                 <w:webHidden/>
               </w:rPr>
-              <w:instrText xml:space="preserve"> PAGEREF _Toc202794571 \h </w:instrText>
+              <w:instrText xml:space="preserve"> PAGEREF _Toc203400937 \h </w:instrText>
             </w:r>
             <w:r>
               <w:rPr>
@@ -5832,7 +5832,7 @@
               <w14:ligatures w14:val="standardContextual"/>
             </w:rPr>
           </w:pPr>
-          <w:hyperlink w:anchor="_Toc202794572" w:history="1">
+          <w:hyperlink w:anchor="_Toc203400938" w:history="1">
             <w:r>
               <w:rPr>
                 <w:rStyle w:val="Hyperlink"/>
@@ -5868,7 +5868,7 @@
                 <w:noProof/>
                 <w:webHidden/>
               </w:rPr>
-              <w:instrText xml:space="preserve"> PAGEREF _Toc202794572 \h </w:instrText>
+              <w:instrText xml:space="preserve"> PAGEREF _Toc203400938 \h </w:instrText>
             </w:r>
             <w:r>
               <w:rPr>
@@ -5915,7 +5915,7 @@
               <w14:ligatures w14:val="standardContextual"/>
             </w:rPr>
           </w:pPr>
-          <w:hyperlink w:anchor="_Toc202794573" w:history="1">
+          <w:hyperlink w:anchor="_Toc203400939" w:history="1">
             <w:r>
               <w:rPr>
                 <w:rStyle w:val="Hyperlink"/>
@@ -5951,7 +5951,7 @@
                 <w:noProof/>
                 <w:webHidden/>
               </w:rPr>
-              <w:instrText xml:space="preserve"> PAGEREF _Toc202794573 \h </w:instrText>
+              <w:instrText xml:space="preserve"> PAGEREF _Toc203400939 \h </w:instrText>
             </w:r>
             <w:r>
               <w:rPr>
@@ -5998,7 +5998,7 @@
               <w14:ligatures w14:val="standardContextual"/>
             </w:rPr>
           </w:pPr>
-          <w:hyperlink w:anchor="_Toc202794574" w:history="1">
+          <w:hyperlink w:anchor="_Toc203400940" w:history="1">
             <w:r>
               <w:rPr>
                 <w:rStyle w:val="Hyperlink"/>
@@ -6034,7 +6034,7 @@
                 <w:noProof/>
                 <w:webHidden/>
               </w:rPr>
-              <w:instrText xml:space="preserve"> PAGEREF _Toc202794574 \h </w:instrText>
+              <w:instrText xml:space="preserve"> PAGEREF _Toc203400940 \h </w:instrText>
             </w:r>
             <w:r>
               <w:rPr>
@@ -6081,7 +6081,7 @@
               <w14:ligatures w14:val="standardContextual"/>
             </w:rPr>
           </w:pPr>
-          <w:hyperlink w:anchor="_Toc202794575" w:history="1">
+          <w:hyperlink w:anchor="_Toc203400941" w:history="1">
             <w:r>
               <w:rPr>
                 <w:rStyle w:val="Hyperlink"/>
@@ -6117,7 +6117,7 @@
                 <w:noProof/>
                 <w:webHidden/>
               </w:rPr>
-              <w:instrText xml:space="preserve"> PAGEREF _Toc202794575 \h </w:instrText>
+              <w:instrText xml:space="preserve"> PAGEREF _Toc203400941 \h </w:instrText>
             </w:r>
             <w:r>
               <w:rPr>
@@ -6164,7 +6164,7 @@
               <w14:ligatures w14:val="standardContextual"/>
             </w:rPr>
           </w:pPr>
-          <w:hyperlink w:anchor="_Toc202794576" w:history="1">
+          <w:hyperlink w:anchor="_Toc203400942" w:history="1">
             <w:r>
               <w:rPr>
                 <w:rStyle w:val="Hyperlink"/>
@@ -6200,7 +6200,7 @@
                 <w:noProof/>
                 <w:webHidden/>
               </w:rPr>
-              <w:instrText xml:space="preserve"> PAGEREF _Toc202794576 \h </w:instrText>
+              <w:instrText xml:space="preserve"> PAGEREF _Toc203400942 \h </w:instrText>
             </w:r>
             <w:r>
               <w:rPr>
@@ -6249,7 +6249,7 @@
               <w14:ligatures w14:val="standardContextual"/>
             </w:rPr>
           </w:pPr>
-          <w:hyperlink w:anchor="_Toc202794577" w:history="1">
+          <w:hyperlink w:anchor="_Toc203400943" w:history="1">
             <w:r>
               <w:rPr>
                 <w:rStyle w:val="Hyperlink"/>
@@ -6277,7 +6277,7 @@
                 <w:noProof/>
                 <w:webHidden/>
               </w:rPr>
-              <w:instrText xml:space="preserve"> PAGEREF _Toc202794577 \h </w:instrText>
+              <w:instrText xml:space="preserve"> PAGEREF _Toc203400943 \h </w:instrText>
             </w:r>
             <w:r>
               <w:rPr>
@@ -6324,7 +6324,7 @@
               <w14:ligatures w14:val="standardContextual"/>
             </w:rPr>
           </w:pPr>
-          <w:hyperlink w:anchor="_Toc202794578" w:history="1">
+          <w:hyperlink w:anchor="_Toc203400944" w:history="1">
             <w:r>
               <w:rPr>
                 <w:rStyle w:val="Hyperlink"/>
@@ -6360,7 +6360,7 @@
                 <w:noProof/>
                 <w:webHidden/>
               </w:rPr>
-              <w:instrText xml:space="preserve"> PAGEREF _Toc202794578 \h </w:instrText>
+              <w:instrText xml:space="preserve"> PAGEREF _Toc203400944 \h </w:instrText>
             </w:r>
             <w:r>
               <w:rPr>
@@ -6407,7 +6407,7 @@
               <w14:ligatures w14:val="standardContextual"/>
             </w:rPr>
           </w:pPr>
-          <w:hyperlink w:anchor="_Toc202794579" w:history="1">
+          <w:hyperlink w:anchor="_Toc203400945" w:history="1">
             <w:r>
               <w:rPr>
                 <w:rStyle w:val="Hyperlink"/>
@@ -6443,7 +6443,7 @@
                 <w:noProof/>
                 <w:webHidden/>
               </w:rPr>
-              <w:instrText xml:space="preserve"> PAGEREF _Toc202794579 \h </w:instrText>
+              <w:instrText xml:space="preserve"> PAGEREF _Toc203400945 \h </w:instrText>
             </w:r>
             <w:r>
               <w:rPr>
@@ -6490,7 +6490,7 @@
               <w14:ligatures w14:val="standardContextual"/>
             </w:rPr>
           </w:pPr>
-          <w:hyperlink w:anchor="_Toc202794580" w:history="1">
+          <w:hyperlink w:anchor="_Toc203400946" w:history="1">
             <w:r>
               <w:rPr>
                 <w:rStyle w:val="Hyperlink"/>
@@ -6526,7 +6526,7 @@
                 <w:noProof/>
                 <w:webHidden/>
               </w:rPr>
-              <w:instrText xml:space="preserve"> PAGEREF _Toc202794580 \h </w:instrText>
+              <w:instrText xml:space="preserve"> PAGEREF _Toc203400946 \h </w:instrText>
             </w:r>
             <w:r>
               <w:rPr>
@@ -6573,7 +6573,7 @@
               <w14:ligatures w14:val="standardContextual"/>
             </w:rPr>
           </w:pPr>
-          <w:hyperlink w:anchor="_Toc202794581" w:history="1">
+          <w:hyperlink w:anchor="_Toc203400947" w:history="1">
             <w:r>
               <w:rPr>
                 <w:rStyle w:val="Hyperlink"/>
@@ -6609,7 +6609,7 @@
                 <w:noProof/>
                 <w:webHidden/>
               </w:rPr>
-              <w:instrText xml:space="preserve"> PAGEREF _Toc202794581 \h </w:instrText>
+              <w:instrText xml:space="preserve"> PAGEREF _Toc203400947 \h </w:instrText>
             </w:r>
             <w:r>
               <w:rPr>
@@ -6656,7 +6656,7 @@
               <w14:ligatures w14:val="standardContextual"/>
             </w:rPr>
           </w:pPr>
-          <w:hyperlink w:anchor="_Toc202794582" w:history="1">
+          <w:hyperlink w:anchor="_Toc203400948" w:history="1">
             <w:r>
               <w:rPr>
                 <w:rStyle w:val="Hyperlink"/>
@@ -6692,7 +6692,7 @@
                 <w:noProof/>
                 <w:webHidden/>
               </w:rPr>
-              <w:instrText xml:space="preserve"> PAGEREF _Toc202794582 \h </w:instrText>
+              <w:instrText xml:space="preserve"> PAGEREF _Toc203400948 \h </w:instrText>
             </w:r>
             <w:r>
               <w:rPr>
@@ -6739,7 +6739,7 @@
               <w14:ligatures w14:val="standardContextual"/>
             </w:rPr>
           </w:pPr>
-          <w:hyperlink w:anchor="_Toc202794583" w:history="1">
+          <w:hyperlink w:anchor="_Toc203400949" w:history="1">
             <w:r>
               <w:rPr>
                 <w:rStyle w:val="Hyperlink"/>
@@ -6775,7 +6775,7 @@
                 <w:noProof/>
                 <w:webHidden/>
               </w:rPr>
-              <w:instrText xml:space="preserve"> PAGEREF _Toc202794583 \h </w:instrText>
+              <w:instrText xml:space="preserve"> PAGEREF _Toc203400949 \h </w:instrText>
             </w:r>
             <w:r>
               <w:rPr>
@@ -6824,7 +6824,7 @@
               <w14:ligatures w14:val="standardContextual"/>
             </w:rPr>
           </w:pPr>
-          <w:hyperlink w:anchor="_Toc202794584" w:history="1">
+          <w:hyperlink w:anchor="_Toc203400950" w:history="1">
             <w:r>
               <w:rPr>
                 <w:rStyle w:val="Hyperlink"/>
@@ -6852,7 +6852,7 @@
                 <w:noProof/>
                 <w:webHidden/>
               </w:rPr>
-              <w:instrText xml:space="preserve"> PAGEREF _Toc202794584 \h </w:instrText>
+              <w:instrText xml:space="preserve"> PAGEREF _Toc203400950 \h </w:instrText>
             </w:r>
             <w:r>
               <w:rPr>
@@ -6899,7 +6899,7 @@
               <w14:ligatures w14:val="standardContextual"/>
             </w:rPr>
           </w:pPr>
-          <w:hyperlink w:anchor="_Toc202794585" w:history="1">
+          <w:hyperlink w:anchor="_Toc203400951" w:history="1">
             <w:r>
               <w:rPr>
                 <w:rStyle w:val="Hyperlink"/>
@@ -6935,7 +6935,7 @@
                 <w:noProof/>
                 <w:webHidden/>
               </w:rPr>
-              <w:instrText xml:space="preserve"> PAGEREF _Toc202794585 \h </w:instrText>
+              <w:instrText xml:space="preserve"> PAGEREF _Toc203400951 \h </w:instrText>
             </w:r>
             <w:r>
               <w:rPr>
@@ -6982,7 +6982,7 @@
               <w14:ligatures w14:val="standardContextual"/>
             </w:rPr>
           </w:pPr>
-          <w:hyperlink w:anchor="_Toc202794586" w:history="1">
+          <w:hyperlink w:anchor="_Toc203400952" w:history="1">
             <w:r>
               <w:rPr>
                 <w:rStyle w:val="Hyperlink"/>
@@ -7018,7 +7018,7 @@
                 <w:noProof/>
                 <w:webHidden/>
               </w:rPr>
-              <w:instrText xml:space="preserve"> PAGEREF _Toc202794586 \h </w:instrText>
+              <w:instrText xml:space="preserve"> PAGEREF _Toc203400952 \h </w:instrText>
             </w:r>
             <w:r>
               <w:rPr>
@@ -7065,7 +7065,7 @@
               <w14:ligatures w14:val="standardContextual"/>
             </w:rPr>
           </w:pPr>
-          <w:hyperlink w:anchor="_Toc202794587" w:history="1">
+          <w:hyperlink w:anchor="_Toc203400953" w:history="1">
             <w:r>
               <w:rPr>
                 <w:rStyle w:val="Hyperlink"/>
@@ -7101,7 +7101,7 @@
                 <w:noProof/>
                 <w:webHidden/>
               </w:rPr>
-              <w:instrText xml:space="preserve"> PAGEREF _Toc202794587 \h </w:instrText>
+              <w:instrText xml:space="preserve"> PAGEREF _Toc203400953 \h </w:instrText>
             </w:r>
             <w:r>
               <w:rPr>
@@ -7148,7 +7148,7 @@
               <w14:ligatures w14:val="standardContextual"/>
             </w:rPr>
           </w:pPr>
-          <w:hyperlink w:anchor="_Toc202794588" w:history="1">
+          <w:hyperlink w:anchor="_Toc203400954" w:history="1">
             <w:r>
               <w:rPr>
                 <w:rStyle w:val="Hyperlink"/>
@@ -7184,7 +7184,7 @@
                 <w:noProof/>
                 <w:webHidden/>
               </w:rPr>
-              <w:instrText xml:space="preserve"> PAGEREF _Toc202794588 \h </w:instrText>
+              <w:instrText xml:space="preserve"> PAGEREF _Toc203400954 \h </w:instrText>
             </w:r>
             <w:r>
               <w:rPr>
@@ -7231,7 +7231,7 @@
               <w14:ligatures w14:val="standardContextual"/>
             </w:rPr>
           </w:pPr>
-          <w:hyperlink w:anchor="_Toc202794589" w:history="1">
+          <w:hyperlink w:anchor="_Toc203400955" w:history="1">
             <w:r>
               <w:rPr>
                 <w:rStyle w:val="Hyperlink"/>
@@ -7267,7 +7267,7 @@
                 <w:noProof/>
                 <w:webHidden/>
               </w:rPr>
-              <w:instrText xml:space="preserve"> PAGEREF _Toc202794589 \h </w:instrText>
+              <w:instrText xml:space="preserve"> PAGEREF _Toc203400955 \h </w:instrText>
             </w:r>
             <w:r>
               <w:rPr>
@@ -7357,7 +7357,7 @@
           <w:lang w:val="en-GB"/>
         </w:rPr>
       </w:pPr>
-      <w:bookmarkStart w:id="0" w:name="_Toc202794507"/>
+      <w:bookmarkStart w:id="0" w:name="_Toc203400873"/>
       <w:r>
         <w:rPr>
           <w:b/>
@@ -7772,7 +7772,7 @@
                 <w:lang w:val="en-GB"/>
               </w:rPr>
             </w:pPr>
-            <w:bookmarkStart w:id="1" w:name="_Toc202794508"/>
+            <w:bookmarkStart w:id="1" w:name="_Toc203400874"/>
             <w:r>
               <w:rPr>
                 <w:b/>
@@ -7897,7 +7897,7 @@
               <w:pStyle w:val="Heading2"/>
             </w:pPr>
             <w:bookmarkStart w:id="2" w:name="_Toc146100629"/>
-            <w:bookmarkStart w:id="3" w:name="_Toc202794509"/>
+            <w:bookmarkStart w:id="3" w:name="_Toc203400875"/>
             <w:r>
               <w:t>F</w:t>
             </w:r>
@@ -8127,7 +8127,7 @@
             <w:pPr>
               <w:pStyle w:val="Heading2"/>
             </w:pPr>
-            <w:bookmarkStart w:id="4" w:name="_Toc202794510"/>
+            <w:bookmarkStart w:id="4" w:name="_Toc203400876"/>
             <w:r>
               <w:t>F</w:t>
             </w:r>
@@ -8415,7 +8415,7 @@
             <w:r>
               <w:br w:type="page"/>
             </w:r>
-            <w:bookmarkStart w:id="5" w:name="_Toc202794511"/>
+            <w:bookmarkStart w:id="5" w:name="_Toc203400877"/>
             <w:r>
               <w:t>F</w:t>
             </w:r>
@@ -8673,7 +8673,7 @@
             <w:r>
               <w:br w:type="page"/>
             </w:r>
-            <w:bookmarkStart w:id="6" w:name="_Toc202794512"/>
+            <w:bookmarkStart w:id="6" w:name="_Toc203400878"/>
             <w:r>
               <w:t>F</w:t>
             </w:r>
@@ -8921,7 +8921,7 @@
             <w:r>
               <w:br w:type="page"/>
             </w:r>
-            <w:bookmarkStart w:id="7" w:name="_Toc202794513"/>
+            <w:bookmarkStart w:id="7" w:name="_Toc203400879"/>
             <w:r>
               <w:t>F</w:t>
             </w:r>
@@ -9121,13 +9121,7 @@
               <w:rPr>
                 <w:b/>
               </w:rPr>
-              <w:t>click</w:t>
-            </w:r>
-            <w:r>
-              <w:rPr>
-                <w:b/>
-              </w:rPr>
-              <w:t>NewTab</w:t>
+              <w:t>clickNewTab</w:t>
             </w:r>
             <w:proofErr w:type="spellEnd"/>
           </w:p>
@@ -9138,16 +9132,7 @@
           </w:tcPr>
           <w:p>
             <w:r>
-              <w:t>@</w:t>
-            </w:r>
-            <w:r>
-              <w:t>link</w:t>
-            </w:r>
-            <w:r>
-              <w:t>_javadoc</w:t>
-            </w:r>
-            <w:r>
-              <w:t>_button</w:t>
+              <w:t>@link_javadoc_button</w:t>
             </w:r>
           </w:p>
         </w:tc>
@@ -9157,10 +9142,7 @@
           </w:tcPr>
           <w:p>
             <w:r>
-              <w:t>Click on the button to open</w:t>
-            </w:r>
-            <w:r>
-              <w:t xml:space="preserve"> a new tab on the browser with the link</w:t>
+              <w:t>Click on the button to open a new tab on the browser with the link</w:t>
             </w:r>
           </w:p>
         </w:tc>
@@ -9196,7 +9178,7 @@
             <w:r>
               <w:br w:type="page"/>
             </w:r>
-            <w:bookmarkStart w:id="8" w:name="_Toc202794514"/>
+            <w:bookmarkStart w:id="8" w:name="_Toc203400880"/>
             <w:r>
               <w:t>F</w:t>
             </w:r>
@@ -9209,14 +9191,7 @@
                 <w:b/>
                 <w:lang w:val="en-BE"/>
               </w:rPr>
-              <w:t>cl</w:t>
-            </w:r>
-            <w:r>
-              <w:rPr>
-                <w:b/>
-                <w:lang w:val="en-BE"/>
-              </w:rPr>
-              <w:t>ose</w:t>
+              <w:t>close</w:t>
             </w:r>
             <w:r>
               <w:rPr>
@@ -9355,7 +9330,7 @@
             <w:pPr>
               <w:pStyle w:val="Heading2"/>
             </w:pPr>
-            <w:bookmarkStart w:id="9" w:name="_Toc202794515"/>
+            <w:bookmarkStart w:id="9" w:name="_Toc203400881"/>
             <w:r>
               <w:t>F</w:t>
             </w:r>
@@ -9944,7 +9919,7 @@
             <w:pPr>
               <w:pStyle w:val="Heading2"/>
             </w:pPr>
-            <w:bookmarkStart w:id="10" w:name="_Toc202794516"/>
+            <w:bookmarkStart w:id="10" w:name="_Toc203400882"/>
             <w:r>
               <w:lastRenderedPageBreak/>
               <w:t>F</w:t>
@@ -10459,7 +10434,7 @@
             <w:pPr>
               <w:pStyle w:val="Heading2"/>
             </w:pPr>
-            <w:bookmarkStart w:id="11" w:name="_Toc202794517"/>
+            <w:bookmarkStart w:id="11" w:name="_Toc203400883"/>
             <w:r>
               <w:lastRenderedPageBreak/>
               <w:t>F</w:t>
@@ -10857,7 +10832,7 @@
             <w:pPr>
               <w:pStyle w:val="Heading2"/>
             </w:pPr>
-            <w:bookmarkStart w:id="12" w:name="_Toc202794518"/>
+            <w:bookmarkStart w:id="12" w:name="_Toc203400884"/>
             <w:r>
               <w:t>F</w:t>
             </w:r>
@@ -11207,7 +11182,7 @@
             <w:pPr>
               <w:pStyle w:val="Heading2"/>
             </w:pPr>
-            <w:bookmarkStart w:id="13" w:name="_Toc202794519"/>
+            <w:bookmarkStart w:id="13" w:name="_Toc203400885"/>
             <w:r>
               <w:t>F</w:t>
             </w:r>
@@ -11440,7 +11415,7 @@
             <w:pPr>
               <w:pStyle w:val="Heading2"/>
             </w:pPr>
-            <w:bookmarkStart w:id="14" w:name="_Toc202794520"/>
+            <w:bookmarkStart w:id="14" w:name="_Toc203400886"/>
             <w:r>
               <w:t>F</w:t>
             </w:r>
@@ -11651,7 +11626,7 @@
                 <w:lang w:val="en-GB"/>
               </w:rPr>
             </w:pPr>
-            <w:bookmarkStart w:id="15" w:name="_Toc202794521"/>
+            <w:bookmarkStart w:id="15" w:name="_Toc203400887"/>
             <w:r>
               <w:rPr>
                 <w:b/>
@@ -11782,7 +11757,7 @@
             <w:pPr>
               <w:pStyle w:val="Heading2"/>
             </w:pPr>
-            <w:bookmarkStart w:id="16" w:name="_Toc202794522"/>
+            <w:bookmarkStart w:id="16" w:name="_Toc203400888"/>
             <w:r>
               <w:t>F</w:t>
             </w:r>
@@ -12251,7 +12226,7 @@
             <w:pPr>
               <w:pStyle w:val="Heading2"/>
             </w:pPr>
-            <w:bookmarkStart w:id="17" w:name="_Toc202794523"/>
+            <w:bookmarkStart w:id="17" w:name="_Toc203400889"/>
             <w:r>
               <w:t>F</w:t>
             </w:r>
@@ -12455,7 +12430,7 @@
             <w:pPr>
               <w:pStyle w:val="Heading2"/>
             </w:pPr>
-            <w:bookmarkStart w:id="18" w:name="_Toc202794524"/>
+            <w:bookmarkStart w:id="18" w:name="_Toc203400890"/>
             <w:r>
               <w:lastRenderedPageBreak/>
               <w:t>F</w:t>
@@ -12744,7 +12719,7 @@
             <w:pPr>
               <w:pStyle w:val="Heading2"/>
             </w:pPr>
-            <w:bookmarkStart w:id="19" w:name="_Toc202794525"/>
+            <w:bookmarkStart w:id="19" w:name="_Toc203400891"/>
             <w:r>
               <w:t>F</w:t>
             </w:r>
@@ -13034,7 +13009,7 @@
             <w:pPr>
               <w:pStyle w:val="Heading2"/>
             </w:pPr>
-            <w:bookmarkStart w:id="20" w:name="_Toc202794526"/>
+            <w:bookmarkStart w:id="20" w:name="_Toc203400892"/>
             <w:r>
               <w:lastRenderedPageBreak/>
               <w:t>F</w:t>
@@ -13318,7 +13293,7 @@
             <w:pPr>
               <w:pStyle w:val="Heading2"/>
             </w:pPr>
-            <w:bookmarkStart w:id="21" w:name="_Toc202794527"/>
+            <w:bookmarkStart w:id="21" w:name="_Toc203400893"/>
             <w:r>
               <w:t>F</w:t>
             </w:r>
@@ -13580,7 +13555,7 @@
             <w:pPr>
               <w:pStyle w:val="Heading2"/>
             </w:pPr>
-            <w:bookmarkStart w:id="22" w:name="_Toc202794528"/>
+            <w:bookmarkStart w:id="22" w:name="_Toc203400894"/>
             <w:r>
               <w:t>F</w:t>
             </w:r>
@@ -13846,7 +13821,7 @@
             <w:pPr>
               <w:pStyle w:val="Heading2"/>
             </w:pPr>
-            <w:bookmarkStart w:id="23" w:name="_Toc202794529"/>
+            <w:bookmarkStart w:id="23" w:name="_Toc203400895"/>
             <w:r>
               <w:t>F</w:t>
             </w:r>
@@ -14059,7 +14034,7 @@
             <w:pPr>
               <w:pStyle w:val="Heading2"/>
             </w:pPr>
-            <w:bookmarkStart w:id="24" w:name="_Toc202794530"/>
+            <w:bookmarkStart w:id="24" w:name="_Toc203400896"/>
             <w:r>
               <w:t>F</w:t>
             </w:r>
@@ -14305,7 +14280,7 @@
             <w:pPr>
               <w:pStyle w:val="Heading2"/>
             </w:pPr>
-            <w:bookmarkStart w:id="25" w:name="_Toc202794531"/>
+            <w:bookmarkStart w:id="25" w:name="_Toc203400897"/>
             <w:r>
               <w:t>F</w:t>
             </w:r>
@@ -14602,7 +14577,7 @@
             <w:pPr>
               <w:pStyle w:val="Heading2"/>
             </w:pPr>
-            <w:bookmarkStart w:id="26" w:name="_Toc202794532"/>
+            <w:bookmarkStart w:id="26" w:name="_Toc203400898"/>
             <w:r>
               <w:t>F</w:t>
             </w:r>
@@ -14962,7 +14937,7 @@
             <w:pPr>
               <w:pStyle w:val="Heading2"/>
             </w:pPr>
-            <w:bookmarkStart w:id="27" w:name="_Toc202794533"/>
+            <w:bookmarkStart w:id="27" w:name="_Toc203400899"/>
             <w:r>
               <w:t>F</w:t>
             </w:r>
@@ -15207,7 +15182,7 @@
             <w:pPr>
               <w:pStyle w:val="Heading2"/>
             </w:pPr>
-            <w:bookmarkStart w:id="28" w:name="_Toc202794534"/>
+            <w:bookmarkStart w:id="28" w:name="_Toc203400900"/>
             <w:r>
               <w:lastRenderedPageBreak/>
               <w:t>F</w:t>
@@ -15466,7 +15441,7 @@
             <w:pPr>
               <w:pStyle w:val="Heading2"/>
             </w:pPr>
-            <w:bookmarkStart w:id="29" w:name="_Toc202794535"/>
+            <w:bookmarkStart w:id="29" w:name="_Toc203400901"/>
             <w:r>
               <w:t>F</w:t>
             </w:r>
@@ -15676,7 +15651,7 @@
             <w:pPr>
               <w:pStyle w:val="Heading2"/>
             </w:pPr>
-            <w:bookmarkStart w:id="30" w:name="_Toc202794536"/>
+            <w:bookmarkStart w:id="30" w:name="_Toc203400902"/>
             <w:r>
               <w:lastRenderedPageBreak/>
               <w:t>F</w:t>
@@ -15868,7 +15843,7 @@
             <w:pPr>
               <w:pStyle w:val="Heading2"/>
             </w:pPr>
-            <w:bookmarkStart w:id="31" w:name="_Toc202794537"/>
+            <w:bookmarkStart w:id="31" w:name="_Toc203400903"/>
             <w:r>
               <w:t>F</w:t>
             </w:r>
@@ -16060,7 +16035,7 @@
             <w:pPr>
               <w:pStyle w:val="Heading2"/>
             </w:pPr>
-            <w:bookmarkStart w:id="32" w:name="_Toc202794538"/>
+            <w:bookmarkStart w:id="32" w:name="_Toc203400904"/>
             <w:r>
               <w:t>F</w:t>
             </w:r>
@@ -16267,7 +16242,7 @@
             <w:pPr>
               <w:pStyle w:val="Heading2"/>
             </w:pPr>
-            <w:bookmarkStart w:id="33" w:name="_Toc202794539"/>
+            <w:bookmarkStart w:id="33" w:name="_Toc203400905"/>
             <w:r>
               <w:t>F</w:t>
             </w:r>
@@ -16461,7 +16436,7 @@
             <w:pPr>
               <w:pStyle w:val="Heading2"/>
             </w:pPr>
-            <w:bookmarkStart w:id="34" w:name="_Toc202794540"/>
+            <w:bookmarkStart w:id="34" w:name="_Toc203400906"/>
             <w:r>
               <w:t>F</w:t>
             </w:r>
@@ -16663,7 +16638,7 @@
             <w:pPr>
               <w:pStyle w:val="Heading2"/>
             </w:pPr>
-            <w:bookmarkStart w:id="35" w:name="_Toc202794541"/>
+            <w:bookmarkStart w:id="35" w:name="_Toc203400907"/>
             <w:r>
               <w:lastRenderedPageBreak/>
               <w:t>F</w:t>
@@ -16957,7 +16932,7 @@
             <w:pPr>
               <w:pStyle w:val="Heading2"/>
             </w:pPr>
-            <w:bookmarkStart w:id="36" w:name="_Toc202794542"/>
+            <w:bookmarkStart w:id="36" w:name="_Toc203400908"/>
             <w:r>
               <w:t>F</w:t>
             </w:r>
@@ -17257,7 +17232,7 @@
             <w:pPr>
               <w:pStyle w:val="Heading2"/>
             </w:pPr>
-            <w:bookmarkStart w:id="37" w:name="_Toc202794543"/>
+            <w:bookmarkStart w:id="37" w:name="_Toc203400909"/>
             <w:r>
               <w:t>F</w:t>
             </w:r>
@@ -17509,7 +17484,7 @@
             <w:pPr>
               <w:pStyle w:val="Heading2"/>
             </w:pPr>
-            <w:bookmarkStart w:id="38" w:name="_Toc202794544"/>
+            <w:bookmarkStart w:id="38" w:name="_Toc203400910"/>
             <w:r>
               <w:t>F</w:t>
             </w:r>
@@ -17764,7 +17739,7 @@
             <w:pPr>
               <w:pStyle w:val="Heading2"/>
             </w:pPr>
-            <w:bookmarkStart w:id="39" w:name="_Toc202794545"/>
+            <w:bookmarkStart w:id="39" w:name="_Toc203400911"/>
             <w:r>
               <w:t>F</w:t>
             </w:r>
@@ -18008,7 +17983,7 @@
             <w:pPr>
               <w:pStyle w:val="Heading2"/>
             </w:pPr>
-            <w:bookmarkStart w:id="40" w:name="_Toc202794546"/>
+            <w:bookmarkStart w:id="40" w:name="_Toc203400912"/>
             <w:r>
               <w:t>F</w:t>
             </w:r>
@@ -18218,7 +18193,7 @@
             <w:pPr>
               <w:pStyle w:val="Heading2"/>
             </w:pPr>
-            <w:bookmarkStart w:id="41" w:name="_Toc202794547"/>
+            <w:bookmarkStart w:id="41" w:name="_Toc203400913"/>
             <w:r>
               <w:t>F</w:t>
             </w:r>
@@ -18488,7 +18463,7 @@
             <w:pPr>
               <w:pStyle w:val="Heading2"/>
             </w:pPr>
-            <w:bookmarkStart w:id="42" w:name="_Toc202794548"/>
+            <w:bookmarkStart w:id="42" w:name="_Toc203400914"/>
             <w:r>
               <w:t>F</w:t>
             </w:r>
@@ -18699,7 +18674,7 @@
             <w:pPr>
               <w:pStyle w:val="Heading2"/>
             </w:pPr>
-            <w:bookmarkStart w:id="43" w:name="_Toc202794549"/>
+            <w:bookmarkStart w:id="43" w:name="_Toc203400915"/>
             <w:r>
               <w:lastRenderedPageBreak/>
               <w:t>F</w:t>
@@ -18713,20 +18688,13 @@
               </w:rPr>
               <w:t>ask</w:t>
             </w:r>
-            <w:r>
-              <w:rPr>
-                <w:b/>
-              </w:rPr>
-              <w:t xml:space="preserve">    </w:t>
-            </w:r>
-            <w:r>
-              <w:rPr>
-                <w:b/>
-                <w:color w:val="FF0000"/>
-              </w:rPr>
-              <w:t>&lt;OBSOLETE&gt;</w:t>
-            </w:r>
             <w:bookmarkEnd w:id="43"/>
+            <w:r>
+              <w:rPr>
+                <w:b/>
+              </w:rPr>
+              <w:t xml:space="preserve">   </w:t>
+            </w:r>
           </w:p>
         </w:tc>
       </w:tr>
@@ -18980,7 +18948,16 @@
           </w:tcPr>
           <w:p>
             <w:r>
-              <w:t>Enter the environment, ACC, $Env, 20</w:t>
+              <w:t>Please enter</w:t>
+            </w:r>
+            <w:r>
+              <w:t xml:space="preserve"> the environment, ACC, $Env, </w:t>
+            </w:r>
+            <w:r>
+              <w:t>1</w:t>
+            </w:r>
+            <w:r>
+              <w:t>20</w:t>
             </w:r>
           </w:p>
         </w:tc>
@@ -18990,7 +18967,13 @@
           </w:tcPr>
           <w:p>
             <w:r>
-              <w:t>Ask the user to provide the name of the environment. After 20 seconds the variable $Env is filled with ACC</w:t>
+              <w:t xml:space="preserve">Ask the user to provide the name of the environment. After </w:t>
+            </w:r>
+            <w:r>
+              <w:t>1</w:t>
+            </w:r>
+            <w:r>
+              <w:t>20 seconds the variable $Env is filled with ACC</w:t>
             </w:r>
           </w:p>
         </w:tc>
@@ -19033,13 +19016,47 @@
       </w:r>
     </w:p>
     <w:p>
-      <w:pPr>
-        <w:rPr>
-          <w:lang w:val="en-IE"/>
-        </w:rPr>
-      </w:pPr>
-    </w:p>
-    <w:p/>
+      <w:r>
+        <w:rPr>
+          <w:noProof/>
+        </w:rPr>
+        <w:drawing>
+          <wp:inline distT="0" distB="0" distL="0" distR="0" wp14:anchorId="3F1039EC" wp14:editId="22BB15B8">
+            <wp:extent cx="4225785" cy="3848100"/>
+            <wp:effectExtent l="0" t="0" r="3810" b="0"/>
+            <wp:docPr id="394673754" name="Picture 1" descr="A screenshot of a computer&#10;&#10;AI-generated content may be incorrect."/>
+            <wp:cNvGraphicFramePr>
+              <a:graphicFrameLocks xmlns:a="http://schemas.openxmlformats.org/drawingml/2006/main" noChangeAspect="1"/>
+            </wp:cNvGraphicFramePr>
+            <a:graphic xmlns:a="http://schemas.openxmlformats.org/drawingml/2006/main">
+              <a:graphicData uri="http://schemas.openxmlformats.org/drawingml/2006/picture">
+                <pic:pic xmlns:pic="http://schemas.openxmlformats.org/drawingml/2006/picture">
+                  <pic:nvPicPr>
+                    <pic:cNvPr id="394673754" name="Picture 1" descr="A screenshot of a computer&#10;&#10;AI-generated content may be incorrect."/>
+                    <pic:cNvPicPr/>
+                  </pic:nvPicPr>
+                  <pic:blipFill>
+                    <a:blip r:embed="rId16"/>
+                    <a:stretch>
+                      <a:fillRect/>
+                    </a:stretch>
+                  </pic:blipFill>
+                  <pic:spPr>
+                    <a:xfrm>
+                      <a:off x="0" y="0"/>
+                      <a:ext cx="4235371" cy="3856829"/>
+                    </a:xfrm>
+                    <a:prstGeom prst="rect">
+                      <a:avLst/>
+                    </a:prstGeom>
+                  </pic:spPr>
+                </pic:pic>
+              </a:graphicData>
+            </a:graphic>
+          </wp:inline>
+        </w:drawing>
+      </w:r>
+    </w:p>
     <w:p>
       <w:r>
         <w:br w:type="page"/>
@@ -19065,7 +19082,7 @@
             <w:pPr>
               <w:pStyle w:val="Heading2"/>
             </w:pPr>
-            <w:bookmarkStart w:id="44" w:name="_Toc202794550"/>
+            <w:bookmarkStart w:id="44" w:name="_Toc203400916"/>
             <w:r>
               <w:t>F</w:t>
             </w:r>
@@ -19151,7 +19168,7 @@
                     <pic:cNvPicPr/>
                   </pic:nvPicPr>
                   <pic:blipFill>
-                    <a:blip r:embed="rId16"/>
+                    <a:blip r:embed="rId17"/>
                     <a:stretch>
                       <a:fillRect/>
                     </a:stretch>
@@ -19747,7 +19764,7 @@
                 <w:lang w:val="en-GB"/>
               </w:rPr>
             </w:pPr>
-            <w:bookmarkStart w:id="45" w:name="_Toc202794551"/>
+            <w:bookmarkStart w:id="45" w:name="_Toc203400917"/>
             <w:r>
               <w:rPr>
                 <w:b/>
@@ -19808,7 +19825,7 @@
                           <pic:cNvPicPr/>
                         </pic:nvPicPr>
                         <pic:blipFill rotWithShape="1">
-                          <a:blip r:embed="rId17"/>
+                          <a:blip r:embed="rId18"/>
                           <a:srcRect l="8829"/>
                           <a:stretch/>
                         </pic:blipFill>
@@ -19885,7 +19902,7 @@
             <w:pPr>
               <w:pStyle w:val="Heading2"/>
             </w:pPr>
-            <w:bookmarkStart w:id="46" w:name="_Toc202794552"/>
+            <w:bookmarkStart w:id="46" w:name="_Toc203400918"/>
             <w:r>
               <w:t>F</w:t>
             </w:r>
@@ -20188,7 +20205,7 @@
             <w:pPr>
               <w:pStyle w:val="Heading2"/>
             </w:pPr>
-            <w:bookmarkStart w:id="47" w:name="_Toc202794553"/>
+            <w:bookmarkStart w:id="47" w:name="_Toc203400919"/>
             <w:r>
               <w:t>F</w:t>
             </w:r>
@@ -20494,7 +20511,7 @@
             <w:pPr>
               <w:pStyle w:val="Heading2"/>
             </w:pPr>
-            <w:bookmarkStart w:id="48" w:name="_Toc202794554"/>
+            <w:bookmarkStart w:id="48" w:name="_Toc203400920"/>
             <w:r>
               <w:lastRenderedPageBreak/>
               <w:t>F</w:t>
@@ -21173,7 +21190,7 @@
             <w:pPr>
               <w:pStyle w:val="Heading2"/>
             </w:pPr>
-            <w:bookmarkStart w:id="49" w:name="_Toc202794555"/>
+            <w:bookmarkStart w:id="49" w:name="_Toc203400921"/>
             <w:r>
               <w:t>F</w:t>
             </w:r>
@@ -21445,7 +21462,7 @@
             <w:pPr>
               <w:pStyle w:val="Heading2"/>
             </w:pPr>
-            <w:bookmarkStart w:id="50" w:name="_Toc202794556"/>
+            <w:bookmarkStart w:id="50" w:name="_Toc203400922"/>
             <w:r>
               <w:t>F</w:t>
             </w:r>
@@ -21749,7 +21766,7 @@
                 <w:lang w:val="en-GB"/>
               </w:rPr>
             </w:pPr>
-            <w:bookmarkStart w:id="51" w:name="_Toc202794557"/>
+            <w:bookmarkStart w:id="51" w:name="_Toc203400923"/>
             <w:r>
               <w:rPr>
                 <w:b/>
@@ -21810,7 +21827,7 @@
                           <pic:cNvPicPr/>
                         </pic:nvPicPr>
                         <pic:blipFill>
-                          <a:blip r:embed="rId18"/>
+                          <a:blip r:embed="rId19"/>
                           <a:stretch>
                             <a:fillRect/>
                           </a:stretch>
@@ -21881,7 +21898,7 @@
             <w:pPr>
               <w:pStyle w:val="Heading2"/>
             </w:pPr>
-            <w:bookmarkStart w:id="52" w:name="_Toc202794558"/>
+            <w:bookmarkStart w:id="52" w:name="_Toc203400924"/>
             <w:r>
               <w:t>F</w:t>
             </w:r>
@@ -22169,7 +22186,7 @@
             <w:pPr>
               <w:pStyle w:val="Heading2"/>
             </w:pPr>
-            <w:bookmarkStart w:id="53" w:name="_Toc202794559"/>
+            <w:bookmarkStart w:id="53" w:name="_Toc203400925"/>
             <w:r>
               <w:t>F</w:t>
             </w:r>
@@ -22455,7 +22472,7 @@
             <w:pPr>
               <w:pStyle w:val="Heading2"/>
             </w:pPr>
-            <w:bookmarkStart w:id="54" w:name="_Toc202794560"/>
+            <w:bookmarkStart w:id="54" w:name="_Toc203400926"/>
             <w:r>
               <w:t>F</w:t>
             </w:r>
@@ -22745,7 +22762,7 @@
             <w:pPr>
               <w:pStyle w:val="Heading2"/>
             </w:pPr>
-            <w:bookmarkStart w:id="55" w:name="_Toc202794561"/>
+            <w:bookmarkStart w:id="55" w:name="_Toc203400927"/>
             <w:r>
               <w:t>F</w:t>
             </w:r>
@@ -23109,7 +23126,7 @@
             <w:pPr>
               <w:pStyle w:val="Heading2"/>
             </w:pPr>
-            <w:bookmarkStart w:id="56" w:name="_Toc202794562"/>
+            <w:bookmarkStart w:id="56" w:name="_Toc203400928"/>
             <w:r>
               <w:t>F</w:t>
             </w:r>
@@ -23450,7 +23467,7 @@
             <w:pPr>
               <w:pStyle w:val="Heading2"/>
             </w:pPr>
-            <w:bookmarkStart w:id="57" w:name="_Toc202794563"/>
+            <w:bookmarkStart w:id="57" w:name="_Toc203400929"/>
             <w:r>
               <w:t>F</w:t>
             </w:r>
@@ -23811,7 +23828,7 @@
             <w:pPr>
               <w:pStyle w:val="Heading2"/>
             </w:pPr>
-            <w:bookmarkStart w:id="58" w:name="_Toc202794564"/>
+            <w:bookmarkStart w:id="58" w:name="_Toc203400930"/>
             <w:r>
               <w:t>F</w:t>
             </w:r>
@@ -24175,7 +24192,7 @@
                 <w:lang w:val="en-GB"/>
               </w:rPr>
             </w:pPr>
-            <w:bookmarkStart w:id="59" w:name="_Toc202794565"/>
+            <w:bookmarkStart w:id="59" w:name="_Toc203400931"/>
             <w:r>
               <w:rPr>
                 <w:b/>
@@ -24236,7 +24253,7 @@
                           <pic:cNvPicPr/>
                         </pic:nvPicPr>
                         <pic:blipFill rotWithShape="1">
-                          <a:blip r:embed="rId19"/>
+                          <a:blip r:embed="rId20"/>
                           <a:srcRect l="6154"/>
                           <a:stretch/>
                         </pic:blipFill>
@@ -24313,7 +24330,7 @@
             <w:pPr>
               <w:pStyle w:val="Heading2"/>
             </w:pPr>
-            <w:bookmarkStart w:id="60" w:name="_Toc202794566"/>
+            <w:bookmarkStart w:id="60" w:name="_Toc203400932"/>
             <w:r>
               <w:t>F</w:t>
             </w:r>
@@ -24576,7 +24593,7 @@
             <w:pPr>
               <w:pStyle w:val="Heading2"/>
             </w:pPr>
-            <w:bookmarkStart w:id="61" w:name="_Toc202794567"/>
+            <w:bookmarkStart w:id="61" w:name="_Toc203400933"/>
             <w:r>
               <w:t>F</w:t>
             </w:r>
@@ -24885,7 +24902,7 @@
             <w:pPr>
               <w:pStyle w:val="Heading2"/>
             </w:pPr>
-            <w:bookmarkStart w:id="62" w:name="_Toc202794568"/>
+            <w:bookmarkStart w:id="62" w:name="_Toc203400934"/>
             <w:r>
               <w:lastRenderedPageBreak/>
               <w:t>F</w:t>
@@ -25234,7 +25251,7 @@
                     <pic:cNvPicPr/>
                   </pic:nvPicPr>
                   <pic:blipFill>
-                    <a:blip r:embed="rId20"/>
+                    <a:blip r:embed="rId21"/>
                     <a:stretch>
                       <a:fillRect/>
                     </a:stretch>
@@ -25287,7 +25304,7 @@
             <w:pPr>
               <w:pStyle w:val="Heading2"/>
             </w:pPr>
-            <w:bookmarkStart w:id="63" w:name="_Toc202794569"/>
+            <w:bookmarkStart w:id="63" w:name="_Toc203400935"/>
             <w:r>
               <w:lastRenderedPageBreak/>
               <w:t>F</w:t>
@@ -25736,454 +25753,6 @@
                   <wp:extent cx="3772426" cy="409632"/>
                   <wp:effectExtent l="0" t="0" r="0" b="9525"/>
                   <wp:docPr id="11" name="Picture 11"/>
-                  <wp:cNvGraphicFramePr>
-                    <a:graphicFrameLocks xmlns:a="http://schemas.openxmlformats.org/drawingml/2006/main" noChangeAspect="1"/>
-                  </wp:cNvGraphicFramePr>
-                  <a:graphic xmlns:a="http://schemas.openxmlformats.org/drawingml/2006/main">
-                    <a:graphicData uri="http://schemas.openxmlformats.org/drawingml/2006/picture">
-                      <pic:pic xmlns:pic="http://schemas.openxmlformats.org/drawingml/2006/picture">
-                        <pic:nvPicPr>
-                          <pic:cNvPr id="1" name=""/>
-                          <pic:cNvPicPr/>
-                        </pic:nvPicPr>
-                        <pic:blipFill>
-                          <a:blip r:embed="rId20"/>
-                          <a:stretch>
-                            <a:fillRect/>
-                          </a:stretch>
-                        </pic:blipFill>
-                        <pic:spPr>
-                          <a:xfrm>
-                            <a:off x="0" y="0"/>
-                            <a:ext cx="3772426" cy="409632"/>
-                          </a:xfrm>
-                          <a:prstGeom prst="rect">
-                            <a:avLst/>
-                          </a:prstGeom>
-                        </pic:spPr>
-                      </pic:pic>
-                    </a:graphicData>
-                  </a:graphic>
-                </wp:inline>
-              </w:drawing>
-            </w:r>
-          </w:p>
-          <w:p/>
-          <w:p/>
-        </w:tc>
-      </w:tr>
-    </w:tbl>
-    <w:p/>
-    <w:p>
-      <w:pPr>
-        <w:ind w:left="720"/>
-      </w:pPr>
-    </w:p>
-    <w:p>
-      <w:pPr>
-        <w:spacing w:after="0"/>
-      </w:pPr>
-    </w:p>
-    <w:p>
-      <w:pPr>
-        <w:rPr>
-          <w:lang w:val="en-GB"/>
-        </w:rPr>
-      </w:pPr>
-      <w:r>
-        <w:rPr>
-          <w:lang w:val="en-GB"/>
-        </w:rPr>
-        <w:br w:type="page"/>
-      </w:r>
-    </w:p>
-    <w:p>
-      <w:pPr>
-        <w:rPr>
-          <w:lang w:val="en-GB"/>
-        </w:rPr>
-      </w:pPr>
-    </w:p>
-    <w:tbl>
-      <w:tblPr>
-        <w:tblStyle w:val="TableGrid"/>
-        <w:tblW w:w="0" w:type="auto"/>
-        <w:tblLook w:val="04A0" w:firstRow="1" w:lastRow="0" w:firstColumn="1" w:lastColumn="0" w:noHBand="0" w:noVBand="1"/>
-      </w:tblPr>
-      <w:tblGrid>
-        <w:gridCol w:w="9350"/>
-      </w:tblGrid>
-      <w:tr>
-        <w:tc>
-          <w:tcPr>
-            <w:tcW w:w="9350" w:type="dxa"/>
-            <w:shd w:val="clear" w:color="auto" w:fill="D9D9D9" w:themeFill="background1" w:themeFillShade="D9"/>
-          </w:tcPr>
-          <w:p>
-            <w:pPr>
-              <w:pStyle w:val="Heading2"/>
-            </w:pPr>
-            <w:bookmarkStart w:id="64" w:name="_Toc202794570"/>
-            <w:r>
-              <w:t>F</w:t>
-            </w:r>
-            <w:r>
-              <w:t xml:space="preserve">unction: </w:t>
-            </w:r>
-            <w:proofErr w:type="spellStart"/>
-            <w:r>
-              <w:rPr>
-                <w:b/>
-              </w:rPr>
-              <w:t>select</w:t>
-            </w:r>
-            <w:r>
-              <w:rPr>
-                <w:b/>
-              </w:rPr>
-              <w:t>Count</w:t>
-            </w:r>
-            <w:bookmarkEnd w:id="64"/>
-            <w:proofErr w:type="spellEnd"/>
-          </w:p>
-        </w:tc>
-      </w:tr>
-    </w:tbl>
-    <w:p>
-      <w:pPr>
-        <w:pStyle w:val="Heading3"/>
-        <w:rPr>
-          <w:b/>
-          <w:bCs/>
-        </w:rPr>
-      </w:pPr>
-    </w:p>
-    <w:p>
-      <w:pPr>
-        <w:pStyle w:val="Heading3"/>
-        <w:rPr>
-          <w:b/>
-          <w:bCs/>
-        </w:rPr>
-      </w:pPr>
-      <w:r>
-        <w:rPr>
-          <w:b/>
-          <w:bCs/>
-        </w:rPr>
-        <w:t>Objectives</w:t>
-      </w:r>
-    </w:p>
-    <w:p>
-      <w:pPr>
-        <w:rPr>
-          <w:lang w:val="en-IE"/>
-        </w:rPr>
-      </w:pPr>
-      <w:r>
-        <w:t>M</w:t>
-      </w:r>
-      <w:r>
-        <w:t xml:space="preserve">ethod </w:t>
-      </w:r>
-      <w:r>
-        <w:t>to count the number of</w:t>
-      </w:r>
-      <w:r>
-        <w:t xml:space="preserve"> value</w:t>
-      </w:r>
-      <w:r>
-        <w:t>s</w:t>
-      </w:r>
-      <w:r>
-        <w:t xml:space="preserve"> </w:t>
-      </w:r>
-      <w:r>
-        <w:t>in a list.</w:t>
-      </w:r>
-      <w:r>
-        <w:rPr>
-          <w:lang w:val="en-IE"/>
-        </w:rPr>
-        <w:br/>
-      </w:r>
-    </w:p>
-    <w:p>
-      <w:pPr>
-        <w:pStyle w:val="Heading3"/>
-        <w:rPr>
-          <w:b/>
-          <w:bCs/>
-        </w:rPr>
-      </w:pPr>
-      <w:r>
-        <w:rPr>
-          <w:b/>
-          <w:bCs/>
-        </w:rPr>
-        <w:t>Parameter(s)</w:t>
-      </w:r>
-    </w:p>
-    <w:tbl>
-      <w:tblPr>
-        <w:tblStyle w:val="TableGrid"/>
-        <w:tblW w:w="0" w:type="auto"/>
-        <w:tblLook w:val="04A0" w:firstRow="1" w:lastRow="0" w:firstColumn="1" w:lastColumn="0" w:noHBand="0" w:noVBand="1"/>
-      </w:tblPr>
-      <w:tblGrid>
-        <w:gridCol w:w="1838"/>
-        <w:gridCol w:w="7512"/>
-      </w:tblGrid>
-      <w:tr>
-        <w:tc>
-          <w:tcPr>
-            <w:tcW w:w="1838" w:type="dxa"/>
-            <w:shd w:val="clear" w:color="auto" w:fill="D9E2F3" w:themeFill="accent1" w:themeFillTint="33"/>
-          </w:tcPr>
-          <w:p>
-            <w:pPr>
-              <w:rPr>
-                <w:b/>
-                <w:bCs/>
-              </w:rPr>
-            </w:pPr>
-            <w:r>
-              <w:rPr>
-                <w:b/>
-                <w:bCs/>
-              </w:rPr>
-              <w:t>Name</w:t>
-            </w:r>
-          </w:p>
-        </w:tc>
-        <w:tc>
-          <w:tcPr>
-            <w:tcW w:w="7512" w:type="dxa"/>
-          </w:tcPr>
-          <w:p>
-            <w:proofErr w:type="spellStart"/>
-            <w:r>
-              <w:t>Xpath</w:t>
-            </w:r>
-            <w:proofErr w:type="spellEnd"/>
-            <w:r>
-              <w:t xml:space="preserve"> or dictionary word (starting with @) of the element or $GUI</w:t>
-            </w:r>
-          </w:p>
-        </w:tc>
-      </w:tr>
-      <w:tr>
-        <w:tc>
-          <w:tcPr>
-            <w:tcW w:w="1838" w:type="dxa"/>
-            <w:shd w:val="clear" w:color="auto" w:fill="D9E2F3" w:themeFill="accent1" w:themeFillTint="33"/>
-          </w:tcPr>
-          <w:p>
-            <w:pPr>
-              <w:rPr>
-                <w:b/>
-              </w:rPr>
-            </w:pPr>
-            <w:r>
-              <w:rPr>
-                <w:b/>
-              </w:rPr>
-              <w:t>Variable</w:t>
-            </w:r>
-          </w:p>
-        </w:tc>
-        <w:tc>
-          <w:tcPr>
-            <w:tcW w:w="7512" w:type="dxa"/>
-          </w:tcPr>
-          <w:p>
-            <w:r>
-              <w:t xml:space="preserve">Name of </w:t>
-            </w:r>
-            <w:r>
-              <w:t>the variable to store the result: 1 or 0 (starting with $)</w:t>
-            </w:r>
-          </w:p>
-        </w:tc>
-      </w:tr>
-    </w:tbl>
-    <w:p>
-      <w:pPr>
-        <w:pStyle w:val="Heading3"/>
-        <w:rPr>
-          <w:b/>
-          <w:bCs/>
-          <w:lang w:val="en-US"/>
-        </w:rPr>
-      </w:pPr>
-    </w:p>
-    <w:p>
-      <w:pPr>
-        <w:pStyle w:val="Heading3"/>
-        <w:rPr>
-          <w:b/>
-          <w:bCs/>
-        </w:rPr>
-      </w:pPr>
-      <w:r>
-        <w:rPr>
-          <w:b/>
-          <w:bCs/>
-        </w:rPr>
-        <w:t>Example(s):</w:t>
-      </w:r>
-    </w:p>
-    <w:tbl>
-      <w:tblPr>
-        <w:tblStyle w:val="TableGrid"/>
-        <w:tblW w:w="0" w:type="auto"/>
-        <w:tblLook w:val="04A0" w:firstRow="1" w:lastRow="0" w:firstColumn="1" w:lastColumn="0" w:noHBand="0" w:noVBand="1"/>
-      </w:tblPr>
-      <w:tblGrid>
-        <w:gridCol w:w="1449"/>
-        <w:gridCol w:w="4075"/>
-        <w:gridCol w:w="3826"/>
-      </w:tblGrid>
-      <w:tr>
-        <w:tc>
-          <w:tcPr>
-            <w:tcW w:w="1449" w:type="dxa"/>
-            <w:shd w:val="clear" w:color="auto" w:fill="FBE4D5" w:themeFill="accent2" w:themeFillTint="33"/>
-          </w:tcPr>
-          <w:p>
-            <w:proofErr w:type="spellStart"/>
-            <w:r>
-              <w:t>selectCount</w:t>
-            </w:r>
-            <w:proofErr w:type="spellEnd"/>
-          </w:p>
-        </w:tc>
-        <w:tc>
-          <w:tcPr>
-            <w:tcW w:w="4075" w:type="dxa"/>
-          </w:tcPr>
-          <w:p>
-            <w:r>
-              <w:t>@APP_Country, $Countries</w:t>
-            </w:r>
-          </w:p>
-        </w:tc>
-        <w:tc>
-          <w:tcPr>
-            <w:tcW w:w="3826" w:type="dxa"/>
-          </w:tcPr>
-          <w:p>
-            <w:r>
-              <w:t>Count the number of countries</w:t>
-            </w:r>
-          </w:p>
-        </w:tc>
-      </w:tr>
-    </w:tbl>
-    <w:p/>
-    <w:p>
-      <w:r>
-        <w:rPr>
-          <w:b/>
-          <w:u w:val="single"/>
-        </w:rPr>
-        <w:t>Note 1</w:t>
-      </w:r>
-      <w:r>
-        <w:t>: Only the standard html &lt;select&gt;&lt;option&gt;  is recognized.</w:t>
-      </w:r>
-    </w:p>
-    <w:p/>
-    <w:p>
-      <w:r>
-        <w:br w:type="page"/>
-      </w:r>
-    </w:p>
-    <w:p/>
-    <w:p>
-      <w:pPr>
-        <w:rPr>
-          <w:rFonts w:asciiTheme="majorHAnsi" w:eastAsiaTheme="majorEastAsia" w:hAnsiTheme="majorHAnsi" w:cstheme="majorBidi"/>
-          <w:b/>
-          <w:color w:val="2F5496" w:themeColor="accent1" w:themeShade="BF"/>
-          <w:sz w:val="32"/>
-          <w:szCs w:val="32"/>
-          <w:lang w:val="en-GB"/>
-        </w:rPr>
-      </w:pPr>
-    </w:p>
-    <w:tbl>
-      <w:tblPr>
-        <w:tblStyle w:val="TableGrid"/>
-        <w:tblW w:w="0" w:type="auto"/>
-        <w:tblLook w:val="04A0" w:firstRow="1" w:lastRow="0" w:firstColumn="1" w:lastColumn="0" w:noHBand="0" w:noVBand="1"/>
-      </w:tblPr>
-      <w:tblGrid>
-        <w:gridCol w:w="9350"/>
-      </w:tblGrid>
-      <w:tr>
-        <w:tc>
-          <w:tcPr>
-            <w:tcW w:w="9350" w:type="dxa"/>
-          </w:tcPr>
-          <w:p>
-            <w:pPr>
-              <w:pStyle w:val="Heading1"/>
-              <w:jc w:val="center"/>
-              <w:rPr>
-                <w:b/>
-                <w:lang w:val="en-GB"/>
-              </w:rPr>
-            </w:pPr>
-            <w:bookmarkStart w:id="65" w:name="_Toc202794571"/>
-            <w:r>
-              <w:rPr>
-                <w:b/>
-                <w:lang w:val="en-GB"/>
-              </w:rPr>
-              <w:t>Epoch Date Functions</w:t>
-            </w:r>
-            <w:bookmarkEnd w:id="65"/>
-          </w:p>
-          <w:p>
-            <w:pPr>
-              <w:rPr>
-                <w:lang w:val="en-GB"/>
-              </w:rPr>
-            </w:pPr>
-          </w:p>
-        </w:tc>
-      </w:tr>
-      <w:tr>
-        <w:tc>
-          <w:tcPr>
-            <w:tcW w:w="9350" w:type="dxa"/>
-          </w:tcPr>
-          <w:p>
-            <w:pPr>
-              <w:jc w:val="center"/>
-              <w:rPr>
-                <w:lang w:val="en-GB"/>
-              </w:rPr>
-            </w:pPr>
-          </w:p>
-          <w:p>
-            <w:pPr>
-              <w:jc w:val="center"/>
-              <w:rPr>
-                <w:lang w:val="en-GB"/>
-              </w:rPr>
-            </w:pPr>
-            <w:r>
-              <w:rPr>
-                <w:noProof/>
-                <w:lang w:val="en-IE" w:eastAsia="en-IE"/>
-              </w:rPr>
-              <w:drawing>
-                <wp:inline distT="0" distB="0" distL="0" distR="0" wp14:anchorId="4A06BD95" wp14:editId="7FA3D624">
-                  <wp:extent cx="5487166" cy="5487166"/>
-                  <wp:effectExtent l="0" t="0" r="0" b="0"/>
-                  <wp:docPr id="8" name="Picture 8"/>
                   <wp:cNvGraphicFramePr>
                     <a:graphicFrameLocks xmlns:a="http://schemas.openxmlformats.org/drawingml/2006/main" noChangeAspect="1"/>
                   </wp:cNvGraphicFramePr>
@@ -26203,7 +25772,7 @@
                         <pic:spPr>
                           <a:xfrm>
                             <a:off x="0" y="0"/>
-                            <a:ext cx="5487166" cy="5487166"/>
+                            <a:ext cx="3772426" cy="409632"/>
                           </a:xfrm>
                           <a:prstGeom prst="rect">
                             <a:avLst/>
@@ -26216,16 +25785,22 @@
               </w:drawing>
             </w:r>
           </w:p>
-          <w:p>
-            <w:pPr>
-              <w:rPr>
-                <w:lang w:val="en-GB"/>
-              </w:rPr>
-            </w:pPr>
-          </w:p>
+          <w:p/>
+          <w:p/>
         </w:tc>
       </w:tr>
     </w:tbl>
+    <w:p/>
+    <w:p>
+      <w:pPr>
+        <w:ind w:left="720"/>
+      </w:pPr>
+    </w:p>
+    <w:p>
+      <w:pPr>
+        <w:spacing w:after="0"/>
+      </w:pPr>
+    </w:p>
     <w:p>
       <w:pPr>
         <w:rPr>
@@ -26265,21 +25840,28 @@
             <w:pPr>
               <w:pStyle w:val="Heading2"/>
             </w:pPr>
-            <w:bookmarkStart w:id="66" w:name="_Toc202794572"/>
+            <w:bookmarkStart w:id="64" w:name="_Toc203400936"/>
             <w:r>
               <w:t>F</w:t>
             </w:r>
             <w:r>
               <w:t xml:space="preserve">unction: </w:t>
             </w:r>
-            <w:r>
-              <w:rPr>
-                <w:b/>
-                <w:bCs/>
-              </w:rPr>
-              <w:t>epoch</w:t>
-            </w:r>
-            <w:bookmarkEnd w:id="66"/>
+            <w:proofErr w:type="spellStart"/>
+            <w:r>
+              <w:rPr>
+                <w:b/>
+              </w:rPr>
+              <w:t>select</w:t>
+            </w:r>
+            <w:r>
+              <w:rPr>
+                <w:b/>
+              </w:rPr>
+              <w:t>Count</w:t>
+            </w:r>
+            <w:bookmarkEnd w:id="64"/>
+            <w:proofErr w:type="spellEnd"/>
           </w:p>
         </w:tc>
       </w:tr>
@@ -26322,22 +25904,19 @@
         <w:t xml:space="preserve">ethod </w:t>
       </w:r>
       <w:r>
-        <w:t>to</w:t>
+        <w:t>to count the number of</w:t>
+      </w:r>
+      <w:r>
+        <w:t xml:space="preserve"> value</w:t>
+      </w:r>
+      <w:r>
+        <w:t>s</w:t>
       </w:r>
       <w:r>
         <w:t xml:space="preserve"> </w:t>
       </w:r>
       <w:r>
-        <w:t>get</w:t>
-      </w:r>
-      <w:r>
-        <w:t xml:space="preserve"> a date converted into epoch (Unix) date and time</w:t>
-      </w:r>
-      <w:r>
-        <w:rPr>
-          <w:lang w:val="en-IE"/>
-        </w:rPr>
-        <w:t>.</w:t>
+        <w:t>in a list.</w:t>
       </w:r>
       <w:r>
         <w:rPr>
@@ -26390,7 +25969,7 @@
                 <w:b/>
                 <w:bCs/>
               </w:rPr>
-              <w:t>Date</w:t>
+              <w:t>Name</w:t>
             </w:r>
           </w:p>
         </w:tc>
@@ -26399,8 +25978,13 @@
             <w:tcW w:w="7512" w:type="dxa"/>
           </w:tcPr>
           <w:p>
-            <w:r>
-              <w:t>A date in any valid format</w:t>
+            <w:proofErr w:type="spellStart"/>
+            <w:r>
+              <w:t>Xpath</w:t>
+            </w:r>
+            <w:proofErr w:type="spellEnd"/>
+            <w:r>
+              <w:t xml:space="preserve"> or dictionary word (starting with @) of the element or $GUI</w:t>
             </w:r>
           </w:p>
         </w:tc>
@@ -26415,15 +25999,13 @@
             <w:pPr>
               <w:rPr>
                 <w:b/>
-                <w:bCs/>
               </w:rPr>
             </w:pPr>
             <w:r>
               <w:rPr>
                 <w:b/>
-                <w:bCs/>
-              </w:rPr>
-              <w:t>Format</w:t>
+              </w:rPr>
+              <w:t>Variable</w:t>
             </w:r>
           </w:p>
         </w:tc>
@@ -26433,55 +26015,25 @@
           </w:tcPr>
           <w:p>
             <w:r>
-              <w:t xml:space="preserve">Any valid format (E.g.:  'DD/MM/YYYY </w:t>
-            </w:r>
-            <w:proofErr w:type="spellStart"/>
-            <w:r>
-              <w:t>HH:mm:ss</w:t>
-            </w:r>
-            <w:proofErr w:type="spellEnd"/>
-            <w:r>
-              <w:t>')</w:t>
-            </w:r>
-          </w:p>
-        </w:tc>
-      </w:tr>
-      <w:tr>
-        <w:tc>
-          <w:tcPr>
-            <w:tcW w:w="1838" w:type="dxa"/>
-            <w:shd w:val="clear" w:color="auto" w:fill="D9E2F3" w:themeFill="accent1" w:themeFillTint="33"/>
-          </w:tcPr>
-          <w:p>
-            <w:pPr>
-              <w:rPr>
-                <w:b/>
-              </w:rPr>
-            </w:pPr>
-            <w:r>
-              <w:rPr>
-                <w:b/>
-              </w:rPr>
-              <w:t>Variable</w:t>
-            </w:r>
-          </w:p>
-        </w:tc>
-        <w:tc>
-          <w:tcPr>
-            <w:tcW w:w="7512" w:type="dxa"/>
-          </w:tcPr>
-          <w:p>
-            <w:r>
               <w:t xml:space="preserve">Name of </w:t>
             </w:r>
             <w:r>
-              <w:t>the variable to store the result (starting with $)</w:t>
+              <w:t>the variable to store the result: 1 or 0 (starting with $)</w:t>
             </w:r>
           </w:p>
         </w:tc>
       </w:tr>
     </w:tbl>
-    <w:p/>
+    <w:p>
+      <w:pPr>
+        <w:pStyle w:val="Heading3"/>
+        <w:rPr>
+          <w:b/>
+          <w:bCs/>
+          <w:lang w:val="en-US"/>
+        </w:rPr>
+      </w:pPr>
+    </w:p>
     <w:p>
       <w:pPr>
         <w:pStyle w:val="Heading3"/>
@@ -26516,9 +26068,11 @@
             <w:shd w:val="clear" w:color="auto" w:fill="FBE4D5" w:themeFill="accent2" w:themeFillTint="33"/>
           </w:tcPr>
           <w:p>
-            <w:r>
-              <w:t>epoch</w:t>
-            </w:r>
+            <w:proofErr w:type="spellStart"/>
+            <w:r>
+              <w:t>selectCount</w:t>
+            </w:r>
+            <w:proofErr w:type="spellEnd"/>
           </w:p>
         </w:tc>
         <w:tc>
@@ -26527,13 +26081,8 @@
           </w:tcPr>
           <w:p>
             <w:r>
-              <w:t>22/05/2024, DD/MM/YYYY, $</w:t>
-            </w:r>
-            <w:proofErr w:type="spellStart"/>
-            <w:r>
-              <w:t>EpochDate</w:t>
-            </w:r>
-            <w:proofErr w:type="spellEnd"/>
+              <w:t>@APP_Country, $Countries</w:t>
+            </w:r>
           </w:p>
         </w:tc>
         <w:tc>
@@ -26542,61 +26091,40 @@
           </w:tcPr>
           <w:p>
             <w:r>
-              <w:t>Convert a date</w:t>
+              <w:t>Count the number of countries</w:t>
             </w:r>
           </w:p>
         </w:tc>
       </w:tr>
     </w:tbl>
-    <w:p>
-      <w:pPr>
-        <w:rPr>
-          <w:lang w:val="en-IE"/>
-        </w:rPr>
-      </w:pPr>
+    <w:p/>
+    <w:p>
       <w:r>
         <w:rPr>
           <w:b/>
           <w:u w:val="single"/>
         </w:rPr>
-        <w:t>Note</w:t>
-      </w:r>
-      <w:r>
-        <w:t xml:space="preserve">: in the rule, the sign $ for the variable must be replaced by the sign: § </w:t>
-      </w:r>
-      <w:r>
-        <w:br/>
-        <w:t xml:space="preserve">Example: </w:t>
-      </w:r>
-      <w:r>
-        <w:t>#</w:t>
-      </w:r>
-      <w:r>
-        <w:t>epoch</w:t>
-      </w:r>
-      <w:r>
-        <w:t xml:space="preserve">: </w:t>
-      </w:r>
-      <w:r>
-        <w:t>22/05/2024, DD/MM/YYYY, §</w:t>
-      </w:r>
-      <w:proofErr w:type="spellStart"/>
-      <w:r>
-        <w:t>EpochDate</w:t>
-      </w:r>
-      <w:proofErr w:type="spellEnd"/>
-    </w:p>
-    <w:p>
-      <w:pPr>
-        <w:rPr>
-          <w:lang w:val="en-IE"/>
-        </w:rPr>
-      </w:pPr>
+        <w:t>Note 1</w:t>
+      </w:r>
+      <w:r>
+        <w:t>: Only the standard html &lt;select&gt;&lt;option&gt;  is recognized.</w:t>
+      </w:r>
     </w:p>
     <w:p/>
     <w:p>
-      <w:pPr>
-        <w:rPr>
+      <w:r>
+        <w:br w:type="page"/>
+      </w:r>
+    </w:p>
+    <w:p/>
+    <w:p>
+      <w:pPr>
+        <w:rPr>
+          <w:rFonts w:asciiTheme="majorHAnsi" w:eastAsiaTheme="majorEastAsia" w:hAnsiTheme="majorHAnsi" w:cstheme="majorBidi"/>
+          <w:b/>
+          <w:color w:val="2F5496" w:themeColor="accent1" w:themeShade="BF"/>
+          <w:sz w:val="32"/>
+          <w:szCs w:val="32"/>
           <w:lang w:val="en-GB"/>
         </w:rPr>
       </w:pPr>
@@ -26614,1584 +26142,6 @@
         <w:tc>
           <w:tcPr>
             <w:tcW w:w="9350" w:type="dxa"/>
-            <w:shd w:val="clear" w:color="auto" w:fill="D9D9D9" w:themeFill="background1" w:themeFillShade="D9"/>
-          </w:tcPr>
-          <w:p>
-            <w:pPr>
-              <w:pStyle w:val="Heading2"/>
-            </w:pPr>
-            <w:bookmarkStart w:id="67" w:name="_Toc202794573"/>
-            <w:r>
-              <w:t>F</w:t>
-            </w:r>
-            <w:r>
-              <w:t xml:space="preserve">unction: </w:t>
-            </w:r>
-            <w:proofErr w:type="spellStart"/>
-            <w:r>
-              <w:rPr>
-                <w:b/>
-                <w:bCs/>
-              </w:rPr>
-              <w:t>epochDate</w:t>
-            </w:r>
-            <w:bookmarkEnd w:id="67"/>
-            <w:proofErr w:type="spellEnd"/>
-          </w:p>
-        </w:tc>
-      </w:tr>
-    </w:tbl>
-    <w:p>
-      <w:pPr>
-        <w:pStyle w:val="Heading3"/>
-        <w:rPr>
-          <w:b/>
-          <w:bCs/>
-        </w:rPr>
-      </w:pPr>
-    </w:p>
-    <w:p>
-      <w:pPr>
-        <w:pStyle w:val="Heading3"/>
-        <w:rPr>
-          <w:b/>
-          <w:bCs/>
-        </w:rPr>
-      </w:pPr>
-      <w:r>
-        <w:rPr>
-          <w:b/>
-          <w:bCs/>
-        </w:rPr>
-        <w:t>Objectives</w:t>
-      </w:r>
-    </w:p>
-    <w:p>
-      <w:pPr>
-        <w:rPr>
-          <w:lang w:val="en-IE"/>
-        </w:rPr>
-      </w:pPr>
-      <w:r>
-        <w:t>M</w:t>
-      </w:r>
-      <w:r>
-        <w:t xml:space="preserve">ethod </w:t>
-      </w:r>
-      <w:r>
-        <w:t xml:space="preserve">to </w:t>
-      </w:r>
-      <w:r>
-        <w:t>convert an epoch date into a date</w:t>
-      </w:r>
-      <w:r>
-        <w:t>.</w:t>
-      </w:r>
-      <w:r>
-        <w:rPr>
-          <w:lang w:val="en-IE"/>
-        </w:rPr>
-        <w:br/>
-      </w:r>
-    </w:p>
-    <w:p>
-      <w:pPr>
-        <w:pStyle w:val="Heading3"/>
-        <w:rPr>
-          <w:b/>
-          <w:bCs/>
-        </w:rPr>
-      </w:pPr>
-      <w:r>
-        <w:rPr>
-          <w:b/>
-          <w:bCs/>
-        </w:rPr>
-        <w:t>Parameter(s)</w:t>
-      </w:r>
-    </w:p>
-    <w:tbl>
-      <w:tblPr>
-        <w:tblStyle w:val="TableGrid"/>
-        <w:tblW w:w="0" w:type="auto"/>
-        <w:tblLook w:val="04A0" w:firstRow="1" w:lastRow="0" w:firstColumn="1" w:lastColumn="0" w:noHBand="0" w:noVBand="1"/>
-      </w:tblPr>
-      <w:tblGrid>
-        <w:gridCol w:w="1838"/>
-        <w:gridCol w:w="7512"/>
-      </w:tblGrid>
-      <w:tr>
-        <w:tc>
-          <w:tcPr>
-            <w:tcW w:w="1838" w:type="dxa"/>
-            <w:shd w:val="clear" w:color="auto" w:fill="D9E2F3" w:themeFill="accent1" w:themeFillTint="33"/>
-          </w:tcPr>
-          <w:p>
-            <w:pPr>
-              <w:rPr>
-                <w:b/>
-                <w:bCs/>
-              </w:rPr>
-            </w:pPr>
-            <w:r>
-              <w:rPr>
-                <w:b/>
-                <w:bCs/>
-              </w:rPr>
-              <w:t>Epoch Date</w:t>
-            </w:r>
-          </w:p>
-        </w:tc>
-        <w:tc>
-          <w:tcPr>
-            <w:tcW w:w="7512" w:type="dxa"/>
-          </w:tcPr>
-          <w:p>
-            <w:r>
-              <w:t>An epoch date</w:t>
-            </w:r>
-          </w:p>
-        </w:tc>
-      </w:tr>
-      <w:tr>
-        <w:tc>
-          <w:tcPr>
-            <w:tcW w:w="1838" w:type="dxa"/>
-            <w:shd w:val="clear" w:color="auto" w:fill="D9E2F3" w:themeFill="accent1" w:themeFillTint="33"/>
-          </w:tcPr>
-          <w:p>
-            <w:pPr>
-              <w:rPr>
-                <w:b/>
-                <w:bCs/>
-              </w:rPr>
-            </w:pPr>
-            <w:r>
-              <w:rPr>
-                <w:b/>
-                <w:bCs/>
-              </w:rPr>
-              <w:t>Format</w:t>
-            </w:r>
-          </w:p>
-        </w:tc>
-        <w:tc>
-          <w:tcPr>
-            <w:tcW w:w="7512" w:type="dxa"/>
-          </w:tcPr>
-          <w:p>
-            <w:r>
-              <w:t xml:space="preserve">Any valid format (E.g.:  'DD/MM/YYYY </w:t>
-            </w:r>
-            <w:proofErr w:type="spellStart"/>
-            <w:r>
-              <w:t>HH:mm:ss</w:t>
-            </w:r>
-            <w:proofErr w:type="spellEnd"/>
-            <w:r>
-              <w:t>')</w:t>
-            </w:r>
-          </w:p>
-        </w:tc>
-      </w:tr>
-      <w:tr>
-        <w:tc>
-          <w:tcPr>
-            <w:tcW w:w="1838" w:type="dxa"/>
-            <w:shd w:val="clear" w:color="auto" w:fill="D9E2F3" w:themeFill="accent1" w:themeFillTint="33"/>
-          </w:tcPr>
-          <w:p>
-            <w:pPr>
-              <w:rPr>
-                <w:b/>
-              </w:rPr>
-            </w:pPr>
-            <w:r>
-              <w:rPr>
-                <w:b/>
-              </w:rPr>
-              <w:t>Variable</w:t>
-            </w:r>
-          </w:p>
-        </w:tc>
-        <w:tc>
-          <w:tcPr>
-            <w:tcW w:w="7512" w:type="dxa"/>
-          </w:tcPr>
-          <w:p>
-            <w:r>
-              <w:t xml:space="preserve">Name of </w:t>
-            </w:r>
-            <w:r>
-              <w:t>the variable to store the result (starting with $)</w:t>
-            </w:r>
-          </w:p>
-        </w:tc>
-      </w:tr>
-    </w:tbl>
-    <w:p/>
-    <w:p>
-      <w:pPr>
-        <w:pStyle w:val="Heading3"/>
-        <w:rPr>
-          <w:b/>
-          <w:bCs/>
-        </w:rPr>
-      </w:pPr>
-      <w:r>
-        <w:rPr>
-          <w:b/>
-          <w:bCs/>
-        </w:rPr>
-        <w:t>Example(s):</w:t>
-      </w:r>
-    </w:p>
-    <w:tbl>
-      <w:tblPr>
-        <w:tblStyle w:val="TableGrid"/>
-        <w:tblW w:w="0" w:type="auto"/>
-        <w:tblLook w:val="04A0" w:firstRow="1" w:lastRow="0" w:firstColumn="1" w:lastColumn="0" w:noHBand="0" w:noVBand="1"/>
-      </w:tblPr>
-      <w:tblGrid>
-        <w:gridCol w:w="1449"/>
-        <w:gridCol w:w="4075"/>
-        <w:gridCol w:w="3826"/>
-      </w:tblGrid>
-      <w:tr>
-        <w:tc>
-          <w:tcPr>
-            <w:tcW w:w="1449" w:type="dxa"/>
-            <w:shd w:val="clear" w:color="auto" w:fill="FBE4D5" w:themeFill="accent2" w:themeFillTint="33"/>
-          </w:tcPr>
-          <w:p>
-            <w:proofErr w:type="spellStart"/>
-            <w:r>
-              <w:t>epochDate</w:t>
-            </w:r>
-            <w:proofErr w:type="spellEnd"/>
-          </w:p>
-        </w:tc>
-        <w:tc>
-          <w:tcPr>
-            <w:tcW w:w="4075" w:type="dxa"/>
-          </w:tcPr>
-          <w:p>
-            <w:r>
-              <w:t>$</w:t>
-            </w:r>
-            <w:proofErr w:type="spellStart"/>
-            <w:r>
-              <w:t>EpochDate</w:t>
-            </w:r>
-            <w:proofErr w:type="spellEnd"/>
-            <w:r>
-              <w:t xml:space="preserve">, </w:t>
-            </w:r>
-            <w:r>
-              <w:t>DD/MM/YYYY, $Date</w:t>
-            </w:r>
-          </w:p>
-        </w:tc>
-        <w:tc>
-          <w:tcPr>
-            <w:tcW w:w="3826" w:type="dxa"/>
-          </w:tcPr>
-          <w:p>
-            <w:r>
-              <w:t>Convert an epoch date</w:t>
-            </w:r>
-          </w:p>
-        </w:tc>
-      </w:tr>
-    </w:tbl>
-    <w:p>
-      <w:pPr>
-        <w:rPr>
-          <w:lang w:val="en-IE"/>
-        </w:rPr>
-      </w:pPr>
-      <w:r>
-        <w:rPr>
-          <w:b/>
-          <w:u w:val="single"/>
-        </w:rPr>
-        <w:t>Note</w:t>
-      </w:r>
-      <w:r>
-        <w:t xml:space="preserve">: in the rule, the sign $ for the variable must be replaced by the sign: § </w:t>
-      </w:r>
-      <w:r>
-        <w:br/>
-        <w:t xml:space="preserve">Example: </w:t>
-      </w:r>
-      <w:r>
-        <w:t>#</w:t>
-      </w:r>
-      <w:r>
-        <w:t>epochDate</w:t>
-      </w:r>
-      <w:r>
-        <w:t xml:space="preserve">: </w:t>
-      </w:r>
-      <w:r>
-        <w:t>$</w:t>
-      </w:r>
-      <w:proofErr w:type="spellStart"/>
-      <w:r>
-        <w:t>EpochDate</w:t>
-      </w:r>
-      <w:proofErr w:type="spellEnd"/>
-      <w:r>
-        <w:t>, DD/MM/YYYY, §Date</w:t>
-      </w:r>
-    </w:p>
-    <w:p>
-      <w:pPr>
-        <w:rPr>
-          <w:lang w:val="en-IE"/>
-        </w:rPr>
-      </w:pPr>
-    </w:p>
-    <w:p/>
-    <w:p/>
-    <w:p>
-      <w:pPr>
-        <w:rPr>
-          <w:lang w:val="en-GB"/>
-        </w:rPr>
-      </w:pPr>
-    </w:p>
-    <w:tbl>
-      <w:tblPr>
-        <w:tblStyle w:val="TableGrid"/>
-        <w:tblW w:w="0" w:type="auto"/>
-        <w:tblLook w:val="04A0" w:firstRow="1" w:lastRow="0" w:firstColumn="1" w:lastColumn="0" w:noHBand="0" w:noVBand="1"/>
-      </w:tblPr>
-      <w:tblGrid>
-        <w:gridCol w:w="9350"/>
-      </w:tblGrid>
-      <w:tr>
-        <w:tc>
-          <w:tcPr>
-            <w:tcW w:w="9350" w:type="dxa"/>
-            <w:shd w:val="clear" w:color="auto" w:fill="D9D9D9" w:themeFill="background1" w:themeFillShade="D9"/>
-          </w:tcPr>
-          <w:p>
-            <w:pPr>
-              <w:pStyle w:val="Heading2"/>
-            </w:pPr>
-            <w:bookmarkStart w:id="68" w:name="_Toc202794574"/>
-            <w:r>
-              <w:t>F</w:t>
-            </w:r>
-            <w:r>
-              <w:t xml:space="preserve">unction: </w:t>
-            </w:r>
-            <w:proofErr w:type="spellStart"/>
-            <w:r>
-              <w:rPr>
-                <w:b/>
-                <w:bCs/>
-              </w:rPr>
-              <w:t>epochAddHour</w:t>
-            </w:r>
-            <w:bookmarkEnd w:id="68"/>
-            <w:proofErr w:type="spellEnd"/>
-          </w:p>
-        </w:tc>
-      </w:tr>
-    </w:tbl>
-    <w:p>
-      <w:pPr>
-        <w:pStyle w:val="Heading3"/>
-        <w:rPr>
-          <w:b/>
-          <w:bCs/>
-        </w:rPr>
-      </w:pPr>
-    </w:p>
-    <w:p>
-      <w:pPr>
-        <w:pStyle w:val="Heading3"/>
-        <w:rPr>
-          <w:b/>
-          <w:bCs/>
-        </w:rPr>
-      </w:pPr>
-      <w:r>
-        <w:rPr>
-          <w:b/>
-          <w:bCs/>
-        </w:rPr>
-        <w:t>Objectives</w:t>
-      </w:r>
-    </w:p>
-    <w:p>
-      <w:pPr>
-        <w:rPr>
-          <w:lang w:val="en-IE"/>
-        </w:rPr>
-      </w:pPr>
-      <w:r>
-        <w:t>M</w:t>
-      </w:r>
-      <w:r>
-        <w:t xml:space="preserve">ethod </w:t>
-      </w:r>
-      <w:r>
-        <w:t xml:space="preserve">to get </w:t>
-      </w:r>
-      <w:r>
-        <w:t>a date + hour(s) converted into epoch (Unix) date and time</w:t>
-      </w:r>
-      <w:r>
-        <w:t>.</w:t>
-      </w:r>
-      <w:r>
-        <w:rPr>
-          <w:lang w:val="en-IE"/>
-        </w:rPr>
-        <w:br/>
-      </w:r>
-    </w:p>
-    <w:p>
-      <w:pPr>
-        <w:pStyle w:val="Heading3"/>
-        <w:rPr>
-          <w:b/>
-          <w:bCs/>
-        </w:rPr>
-      </w:pPr>
-      <w:r>
-        <w:rPr>
-          <w:b/>
-          <w:bCs/>
-        </w:rPr>
-        <w:t>Parameter(s)</w:t>
-      </w:r>
-    </w:p>
-    <w:tbl>
-      <w:tblPr>
-        <w:tblStyle w:val="TableGrid"/>
-        <w:tblW w:w="0" w:type="auto"/>
-        <w:tblLook w:val="04A0" w:firstRow="1" w:lastRow="0" w:firstColumn="1" w:lastColumn="0" w:noHBand="0" w:noVBand="1"/>
-      </w:tblPr>
-      <w:tblGrid>
-        <w:gridCol w:w="1838"/>
-        <w:gridCol w:w="7512"/>
-      </w:tblGrid>
-      <w:tr>
-        <w:tc>
-          <w:tcPr>
-            <w:tcW w:w="1838" w:type="dxa"/>
-            <w:shd w:val="clear" w:color="auto" w:fill="D9E2F3" w:themeFill="accent1" w:themeFillTint="33"/>
-          </w:tcPr>
-          <w:p>
-            <w:pPr>
-              <w:rPr>
-                <w:b/>
-                <w:bCs/>
-              </w:rPr>
-            </w:pPr>
-            <w:r>
-              <w:rPr>
-                <w:b/>
-                <w:bCs/>
-              </w:rPr>
-              <w:t>Date</w:t>
-            </w:r>
-          </w:p>
-        </w:tc>
-        <w:tc>
-          <w:tcPr>
-            <w:tcW w:w="7512" w:type="dxa"/>
-          </w:tcPr>
-          <w:p>
-            <w:r>
-              <w:t xml:space="preserve">A date in any valid format or </w:t>
-            </w:r>
-            <w:r>
-              <w:t xml:space="preserve">NOW </w:t>
-            </w:r>
-            <w:r>
-              <w:t>for the current date time</w:t>
-            </w:r>
-          </w:p>
-        </w:tc>
-      </w:tr>
-      <w:tr>
-        <w:tc>
-          <w:tcPr>
-            <w:tcW w:w="1838" w:type="dxa"/>
-            <w:shd w:val="clear" w:color="auto" w:fill="D9E2F3" w:themeFill="accent1" w:themeFillTint="33"/>
-          </w:tcPr>
-          <w:p>
-            <w:pPr>
-              <w:rPr>
-                <w:b/>
-                <w:bCs/>
-              </w:rPr>
-            </w:pPr>
-            <w:r>
-              <w:rPr>
-                <w:b/>
-                <w:bCs/>
-              </w:rPr>
-              <w:t>Format</w:t>
-            </w:r>
-          </w:p>
-        </w:tc>
-        <w:tc>
-          <w:tcPr>
-            <w:tcW w:w="7512" w:type="dxa"/>
-          </w:tcPr>
-          <w:p>
-            <w:r>
-              <w:t xml:space="preserve">Any valid format (E.g.:  'DD/MM/YYYY </w:t>
-            </w:r>
-            <w:proofErr w:type="spellStart"/>
-            <w:r>
-              <w:t>HH:mm:ss</w:t>
-            </w:r>
-            <w:proofErr w:type="spellEnd"/>
-            <w:r>
-              <w:t>')</w:t>
-            </w:r>
-          </w:p>
-        </w:tc>
-      </w:tr>
-      <w:tr>
-        <w:tc>
-          <w:tcPr>
-            <w:tcW w:w="1838" w:type="dxa"/>
-            <w:shd w:val="clear" w:color="auto" w:fill="D9E2F3" w:themeFill="accent1" w:themeFillTint="33"/>
-          </w:tcPr>
-          <w:p>
-            <w:pPr>
-              <w:rPr>
-                <w:b/>
-                <w:bCs/>
-              </w:rPr>
-            </w:pPr>
-            <w:r>
-              <w:rPr>
-                <w:b/>
-                <w:bCs/>
-              </w:rPr>
-              <w:t>Hour</w:t>
-            </w:r>
-          </w:p>
-        </w:tc>
-        <w:tc>
-          <w:tcPr>
-            <w:tcW w:w="7512" w:type="dxa"/>
-          </w:tcPr>
-          <w:p>
-            <w:r>
-              <w:t>Number of hour(</w:t>
-            </w:r>
-            <w:r>
-              <w:t>s</w:t>
-            </w:r>
-            <w:r>
-              <w:t>) to add to the date</w:t>
-            </w:r>
-          </w:p>
-        </w:tc>
-      </w:tr>
-      <w:tr>
-        <w:tc>
-          <w:tcPr>
-            <w:tcW w:w="1838" w:type="dxa"/>
-            <w:shd w:val="clear" w:color="auto" w:fill="D9E2F3" w:themeFill="accent1" w:themeFillTint="33"/>
-          </w:tcPr>
-          <w:p>
-            <w:pPr>
-              <w:rPr>
-                <w:b/>
-              </w:rPr>
-            </w:pPr>
-            <w:r>
-              <w:rPr>
-                <w:b/>
-              </w:rPr>
-              <w:t>Variable</w:t>
-            </w:r>
-          </w:p>
-        </w:tc>
-        <w:tc>
-          <w:tcPr>
-            <w:tcW w:w="7512" w:type="dxa"/>
-          </w:tcPr>
-          <w:p>
-            <w:r>
-              <w:t xml:space="preserve">Name of </w:t>
-            </w:r>
-            <w:r>
-              <w:t>the variable to store the result (starting with $)</w:t>
-            </w:r>
-          </w:p>
-        </w:tc>
-      </w:tr>
-    </w:tbl>
-    <w:p/>
-    <w:p>
-      <w:pPr>
-        <w:pStyle w:val="Heading3"/>
-        <w:rPr>
-          <w:b/>
-          <w:bCs/>
-        </w:rPr>
-      </w:pPr>
-      <w:r>
-        <w:rPr>
-          <w:b/>
-          <w:bCs/>
-        </w:rPr>
-        <w:t>Example(s):</w:t>
-      </w:r>
-    </w:p>
-    <w:tbl>
-      <w:tblPr>
-        <w:tblStyle w:val="TableGrid"/>
-        <w:tblW w:w="0" w:type="auto"/>
-        <w:tblLook w:val="04A0" w:firstRow="1" w:lastRow="0" w:firstColumn="1" w:lastColumn="0" w:noHBand="0" w:noVBand="1"/>
-      </w:tblPr>
-      <w:tblGrid>
-        <w:gridCol w:w="1570"/>
-        <w:gridCol w:w="4018"/>
-        <w:gridCol w:w="3762"/>
-      </w:tblGrid>
-      <w:tr>
-        <w:tc>
-          <w:tcPr>
-            <w:tcW w:w="1570" w:type="dxa"/>
-            <w:shd w:val="clear" w:color="auto" w:fill="FBE4D5" w:themeFill="accent2" w:themeFillTint="33"/>
-          </w:tcPr>
-          <w:p>
-            <w:proofErr w:type="spellStart"/>
-            <w:r>
-              <w:t>epochAddHour</w:t>
-            </w:r>
-            <w:proofErr w:type="spellEnd"/>
-          </w:p>
-        </w:tc>
-        <w:tc>
-          <w:tcPr>
-            <w:tcW w:w="4018" w:type="dxa"/>
-          </w:tcPr>
-          <w:p>
-            <w:r>
-              <w:t>NOW, DD/MM/YYYY, 2, $Date</w:t>
-            </w:r>
-          </w:p>
-        </w:tc>
-        <w:tc>
-          <w:tcPr>
-            <w:tcW w:w="3762" w:type="dxa"/>
-          </w:tcPr>
-          <w:p>
-            <w:r>
-              <w:t>Add 2 hours and convert in epoch</w:t>
-            </w:r>
-          </w:p>
-        </w:tc>
-      </w:tr>
-    </w:tbl>
-    <w:p>
-      <w:pPr>
-        <w:rPr>
-          <w:lang w:val="en-IE"/>
-        </w:rPr>
-      </w:pPr>
-      <w:r>
-        <w:rPr>
-          <w:b/>
-          <w:u w:val="single"/>
-        </w:rPr>
-        <w:t>Note</w:t>
-      </w:r>
-      <w:r>
-        <w:t xml:space="preserve">: in the rule, the sign $ for the variable must be replaced by the sign: § </w:t>
-      </w:r>
-      <w:r>
-        <w:br/>
-        <w:t xml:space="preserve">Example: </w:t>
-      </w:r>
-      <w:r>
-        <w:t>#</w:t>
-      </w:r>
-      <w:r>
-        <w:t>epochAddHour</w:t>
-      </w:r>
-      <w:r>
-        <w:t xml:space="preserve">: </w:t>
-      </w:r>
-      <w:r>
-        <w:t>NOW, DD/MM/YYYY, 2, §Date</w:t>
-      </w:r>
-    </w:p>
-    <w:p>
-      <w:pPr>
-        <w:rPr>
-          <w:lang w:val="en-IE"/>
-        </w:rPr>
-      </w:pPr>
-    </w:p>
-    <w:p/>
-    <w:p/>
-    <w:tbl>
-      <w:tblPr>
-        <w:tblStyle w:val="TableGrid"/>
-        <w:tblW w:w="0" w:type="auto"/>
-        <w:tblLook w:val="04A0" w:firstRow="1" w:lastRow="0" w:firstColumn="1" w:lastColumn="0" w:noHBand="0" w:noVBand="1"/>
-      </w:tblPr>
-      <w:tblGrid>
-        <w:gridCol w:w="9350"/>
-      </w:tblGrid>
-      <w:tr>
-        <w:tc>
-          <w:tcPr>
-            <w:tcW w:w="9350" w:type="dxa"/>
-            <w:shd w:val="clear" w:color="auto" w:fill="D9D9D9" w:themeFill="background1" w:themeFillShade="D9"/>
-          </w:tcPr>
-          <w:p>
-            <w:pPr>
-              <w:pStyle w:val="Heading2"/>
-            </w:pPr>
-            <w:bookmarkStart w:id="69" w:name="_Toc202794575"/>
-            <w:r>
-              <w:t>F</w:t>
-            </w:r>
-            <w:r>
-              <w:t xml:space="preserve">unction: </w:t>
-            </w:r>
-            <w:proofErr w:type="spellStart"/>
-            <w:r>
-              <w:rPr>
-                <w:b/>
-                <w:bCs/>
-              </w:rPr>
-              <w:t>epochAdd</w:t>
-            </w:r>
-            <w:r>
-              <w:rPr>
-                <w:b/>
-                <w:bCs/>
-              </w:rPr>
-              <w:t>Minute</w:t>
-            </w:r>
-            <w:bookmarkEnd w:id="69"/>
-            <w:proofErr w:type="spellEnd"/>
-          </w:p>
-        </w:tc>
-      </w:tr>
-    </w:tbl>
-    <w:p>
-      <w:pPr>
-        <w:pStyle w:val="Heading3"/>
-        <w:rPr>
-          <w:b/>
-          <w:bCs/>
-        </w:rPr>
-      </w:pPr>
-    </w:p>
-    <w:p>
-      <w:pPr>
-        <w:pStyle w:val="Heading3"/>
-        <w:rPr>
-          <w:b/>
-          <w:bCs/>
-        </w:rPr>
-      </w:pPr>
-      <w:r>
-        <w:rPr>
-          <w:b/>
-          <w:bCs/>
-        </w:rPr>
-        <w:t>Objectives</w:t>
-      </w:r>
-    </w:p>
-    <w:p>
-      <w:pPr>
-        <w:rPr>
-          <w:lang w:val="en-IE"/>
-        </w:rPr>
-      </w:pPr>
-      <w:r>
-        <w:t>M</w:t>
-      </w:r>
-      <w:r>
-        <w:t xml:space="preserve">ethod </w:t>
-      </w:r>
-      <w:r>
-        <w:t xml:space="preserve">to get </w:t>
-      </w:r>
-      <w:r>
-        <w:t xml:space="preserve">a date + </w:t>
-      </w:r>
-      <w:r>
-        <w:t>minute</w:t>
-      </w:r>
-      <w:r>
-        <w:t>(s) converted into epoch (Unix) date and time</w:t>
-      </w:r>
-      <w:r>
-        <w:t>.</w:t>
-      </w:r>
-      <w:r>
-        <w:rPr>
-          <w:lang w:val="en-IE"/>
-        </w:rPr>
-        <w:br/>
-      </w:r>
-    </w:p>
-    <w:p>
-      <w:pPr>
-        <w:pStyle w:val="Heading3"/>
-        <w:rPr>
-          <w:b/>
-          <w:bCs/>
-        </w:rPr>
-      </w:pPr>
-      <w:r>
-        <w:rPr>
-          <w:b/>
-          <w:bCs/>
-        </w:rPr>
-        <w:t>Parameter(s)</w:t>
-      </w:r>
-    </w:p>
-    <w:tbl>
-      <w:tblPr>
-        <w:tblStyle w:val="TableGrid"/>
-        <w:tblW w:w="0" w:type="auto"/>
-        <w:tblLook w:val="04A0" w:firstRow="1" w:lastRow="0" w:firstColumn="1" w:lastColumn="0" w:noHBand="0" w:noVBand="1"/>
-      </w:tblPr>
-      <w:tblGrid>
-        <w:gridCol w:w="1838"/>
-        <w:gridCol w:w="7512"/>
-      </w:tblGrid>
-      <w:tr>
-        <w:tc>
-          <w:tcPr>
-            <w:tcW w:w="1838" w:type="dxa"/>
-            <w:shd w:val="clear" w:color="auto" w:fill="D9E2F3" w:themeFill="accent1" w:themeFillTint="33"/>
-          </w:tcPr>
-          <w:p>
-            <w:pPr>
-              <w:rPr>
-                <w:b/>
-                <w:bCs/>
-              </w:rPr>
-            </w:pPr>
-            <w:r>
-              <w:rPr>
-                <w:b/>
-                <w:bCs/>
-              </w:rPr>
-              <w:t>Date</w:t>
-            </w:r>
-          </w:p>
-        </w:tc>
-        <w:tc>
-          <w:tcPr>
-            <w:tcW w:w="7512" w:type="dxa"/>
-          </w:tcPr>
-          <w:p>
-            <w:r>
-              <w:t xml:space="preserve">A date in any valid format or </w:t>
-            </w:r>
-            <w:r>
-              <w:t xml:space="preserve">NOW </w:t>
-            </w:r>
-            <w:r>
-              <w:t>for the current date time</w:t>
-            </w:r>
-          </w:p>
-        </w:tc>
-      </w:tr>
-      <w:tr>
-        <w:tc>
-          <w:tcPr>
-            <w:tcW w:w="1838" w:type="dxa"/>
-            <w:shd w:val="clear" w:color="auto" w:fill="D9E2F3" w:themeFill="accent1" w:themeFillTint="33"/>
-          </w:tcPr>
-          <w:p>
-            <w:pPr>
-              <w:rPr>
-                <w:b/>
-                <w:bCs/>
-              </w:rPr>
-            </w:pPr>
-            <w:r>
-              <w:rPr>
-                <w:b/>
-                <w:bCs/>
-              </w:rPr>
-              <w:t>Format</w:t>
-            </w:r>
-          </w:p>
-        </w:tc>
-        <w:tc>
-          <w:tcPr>
-            <w:tcW w:w="7512" w:type="dxa"/>
-          </w:tcPr>
-          <w:p>
-            <w:r>
-              <w:t xml:space="preserve">Any valid format (E.g.:  'DD/MM/YYYY </w:t>
-            </w:r>
-            <w:proofErr w:type="spellStart"/>
-            <w:r>
-              <w:t>HH:mm:ss</w:t>
-            </w:r>
-            <w:proofErr w:type="spellEnd"/>
-            <w:r>
-              <w:t>')</w:t>
-            </w:r>
-          </w:p>
-        </w:tc>
-      </w:tr>
-      <w:tr>
-        <w:tc>
-          <w:tcPr>
-            <w:tcW w:w="1838" w:type="dxa"/>
-            <w:shd w:val="clear" w:color="auto" w:fill="D9E2F3" w:themeFill="accent1" w:themeFillTint="33"/>
-          </w:tcPr>
-          <w:p>
-            <w:pPr>
-              <w:rPr>
-                <w:b/>
-                <w:bCs/>
-              </w:rPr>
-            </w:pPr>
-            <w:r>
-              <w:rPr>
-                <w:b/>
-                <w:bCs/>
-              </w:rPr>
-              <w:t>Minute</w:t>
-            </w:r>
-          </w:p>
-        </w:tc>
-        <w:tc>
-          <w:tcPr>
-            <w:tcW w:w="7512" w:type="dxa"/>
-          </w:tcPr>
-          <w:p>
-            <w:r>
-              <w:t xml:space="preserve">Number of </w:t>
-            </w:r>
-            <w:r>
-              <w:t>minute</w:t>
-            </w:r>
-            <w:r>
-              <w:t>(</w:t>
-            </w:r>
-            <w:r>
-              <w:t>s</w:t>
-            </w:r>
-            <w:r>
-              <w:t>) to add to the date</w:t>
-            </w:r>
-          </w:p>
-        </w:tc>
-      </w:tr>
-      <w:tr>
-        <w:tc>
-          <w:tcPr>
-            <w:tcW w:w="1838" w:type="dxa"/>
-            <w:shd w:val="clear" w:color="auto" w:fill="D9E2F3" w:themeFill="accent1" w:themeFillTint="33"/>
-          </w:tcPr>
-          <w:p>
-            <w:pPr>
-              <w:rPr>
-                <w:b/>
-              </w:rPr>
-            </w:pPr>
-            <w:r>
-              <w:rPr>
-                <w:b/>
-              </w:rPr>
-              <w:t>Variable</w:t>
-            </w:r>
-          </w:p>
-        </w:tc>
-        <w:tc>
-          <w:tcPr>
-            <w:tcW w:w="7512" w:type="dxa"/>
-          </w:tcPr>
-          <w:p>
-            <w:r>
-              <w:t xml:space="preserve">Name of </w:t>
-            </w:r>
-            <w:r>
-              <w:t>the variable to store the result (starting with $)</w:t>
-            </w:r>
-          </w:p>
-        </w:tc>
-      </w:tr>
-    </w:tbl>
-    <w:p/>
-    <w:p>
-      <w:pPr>
-        <w:pStyle w:val="Heading3"/>
-        <w:rPr>
-          <w:b/>
-          <w:bCs/>
-        </w:rPr>
-      </w:pPr>
-      <w:r>
-        <w:rPr>
-          <w:b/>
-          <w:bCs/>
-        </w:rPr>
-        <w:t>Example(s):</w:t>
-      </w:r>
-    </w:p>
-    <w:tbl>
-      <w:tblPr>
-        <w:tblStyle w:val="TableGrid"/>
-        <w:tblW w:w="0" w:type="auto"/>
-        <w:tblLook w:val="04A0" w:firstRow="1" w:lastRow="0" w:firstColumn="1" w:lastColumn="0" w:noHBand="0" w:noVBand="1"/>
-      </w:tblPr>
-      <w:tblGrid>
-        <w:gridCol w:w="1775"/>
-        <w:gridCol w:w="3921"/>
-        <w:gridCol w:w="3654"/>
-      </w:tblGrid>
-      <w:tr>
-        <w:tc>
-          <w:tcPr>
-            <w:tcW w:w="1775" w:type="dxa"/>
-            <w:shd w:val="clear" w:color="auto" w:fill="FBE4D5" w:themeFill="accent2" w:themeFillTint="33"/>
-          </w:tcPr>
-          <w:p>
-            <w:proofErr w:type="spellStart"/>
-            <w:r>
-              <w:t>epochAdd</w:t>
-            </w:r>
-            <w:r>
-              <w:t>Minute</w:t>
-            </w:r>
-            <w:proofErr w:type="spellEnd"/>
-          </w:p>
-        </w:tc>
-        <w:tc>
-          <w:tcPr>
-            <w:tcW w:w="3921" w:type="dxa"/>
-          </w:tcPr>
-          <w:p>
-            <w:r>
-              <w:t xml:space="preserve">NOW, DD/MM/YYYY, </w:t>
-            </w:r>
-            <w:r>
-              <w:t>10</w:t>
-            </w:r>
-            <w:r>
-              <w:t>, $Date</w:t>
-            </w:r>
-          </w:p>
-        </w:tc>
-        <w:tc>
-          <w:tcPr>
-            <w:tcW w:w="3654" w:type="dxa"/>
-          </w:tcPr>
-          <w:p>
-            <w:r>
-              <w:t xml:space="preserve">Add </w:t>
-            </w:r>
-            <w:r>
-              <w:t>10 seconds</w:t>
-            </w:r>
-            <w:r>
-              <w:t xml:space="preserve"> and convert in epoch</w:t>
-            </w:r>
-          </w:p>
-        </w:tc>
-      </w:tr>
-    </w:tbl>
-    <w:p>
-      <w:pPr>
-        <w:rPr>
-          <w:lang w:val="en-IE"/>
-        </w:rPr>
-      </w:pPr>
-      <w:r>
-        <w:rPr>
-          <w:b/>
-          <w:u w:val="single"/>
-        </w:rPr>
-        <w:t>Note</w:t>
-      </w:r>
-      <w:r>
-        <w:t xml:space="preserve">: in the rule, the sign $ for the variable must be replaced by the sign: § </w:t>
-      </w:r>
-      <w:r>
-        <w:br/>
-        <w:t xml:space="preserve">Example: </w:t>
-      </w:r>
-      <w:r>
-        <w:t>#</w:t>
-      </w:r>
-      <w:r>
-        <w:t>epochAdd</w:t>
-      </w:r>
-      <w:r>
-        <w:t>Minute</w:t>
-      </w:r>
-      <w:r>
-        <w:t xml:space="preserve">: </w:t>
-      </w:r>
-      <w:r>
-        <w:t>NOW, DD/MM/YYYY, 10, §Date</w:t>
-      </w:r>
-    </w:p>
-    <w:p>
-      <w:pPr>
-        <w:rPr>
-          <w:lang w:val="en-IE"/>
-        </w:rPr>
-      </w:pPr>
-    </w:p>
-    <w:p/>
-    <w:p/>
-    <w:tbl>
-      <w:tblPr>
-        <w:tblStyle w:val="TableGrid"/>
-        <w:tblW w:w="0" w:type="auto"/>
-        <w:tblLook w:val="04A0" w:firstRow="1" w:lastRow="0" w:firstColumn="1" w:lastColumn="0" w:noHBand="0" w:noVBand="1"/>
-      </w:tblPr>
-      <w:tblGrid>
-        <w:gridCol w:w="9350"/>
-      </w:tblGrid>
-      <w:tr>
-        <w:tc>
-          <w:tcPr>
-            <w:tcW w:w="9350" w:type="dxa"/>
-            <w:shd w:val="clear" w:color="auto" w:fill="D9D9D9" w:themeFill="background1" w:themeFillShade="D9"/>
-          </w:tcPr>
-          <w:p>
-            <w:pPr>
-              <w:pStyle w:val="Heading2"/>
-            </w:pPr>
-            <w:bookmarkStart w:id="70" w:name="_Toc202794576"/>
-            <w:r>
-              <w:t>F</w:t>
-            </w:r>
-            <w:r>
-              <w:t xml:space="preserve">unction: </w:t>
-            </w:r>
-            <w:proofErr w:type="spellStart"/>
-            <w:r>
-              <w:rPr>
-                <w:b/>
-                <w:bCs/>
-              </w:rPr>
-              <w:t>epochAdd</w:t>
-            </w:r>
-            <w:r>
-              <w:rPr>
-                <w:b/>
-                <w:bCs/>
-              </w:rPr>
-              <w:t>Second</w:t>
-            </w:r>
-            <w:bookmarkEnd w:id="70"/>
-            <w:proofErr w:type="spellEnd"/>
-          </w:p>
-        </w:tc>
-      </w:tr>
-    </w:tbl>
-    <w:p>
-      <w:pPr>
-        <w:pStyle w:val="Heading3"/>
-        <w:rPr>
-          <w:b/>
-          <w:bCs/>
-        </w:rPr>
-      </w:pPr>
-    </w:p>
-    <w:p>
-      <w:pPr>
-        <w:pStyle w:val="Heading3"/>
-        <w:rPr>
-          <w:b/>
-          <w:bCs/>
-        </w:rPr>
-      </w:pPr>
-      <w:r>
-        <w:rPr>
-          <w:b/>
-          <w:bCs/>
-        </w:rPr>
-        <w:t>Objectives</w:t>
-      </w:r>
-    </w:p>
-    <w:p>
-      <w:pPr>
-        <w:rPr>
-          <w:lang w:val="en-IE"/>
-        </w:rPr>
-      </w:pPr>
-      <w:r>
-        <w:t>M</w:t>
-      </w:r>
-      <w:r>
-        <w:t xml:space="preserve">ethod </w:t>
-      </w:r>
-      <w:r>
-        <w:t xml:space="preserve">to get </w:t>
-      </w:r>
-      <w:r>
-        <w:t xml:space="preserve">a date + </w:t>
-      </w:r>
-      <w:r>
-        <w:t>second</w:t>
-      </w:r>
-      <w:r>
-        <w:t>(s) converted into epoch (Unix) date and time</w:t>
-      </w:r>
-      <w:r>
-        <w:t>.</w:t>
-      </w:r>
-      <w:r>
-        <w:rPr>
-          <w:lang w:val="en-IE"/>
-        </w:rPr>
-        <w:br/>
-      </w:r>
-    </w:p>
-    <w:p>
-      <w:pPr>
-        <w:pStyle w:val="Heading3"/>
-        <w:rPr>
-          <w:b/>
-          <w:bCs/>
-        </w:rPr>
-      </w:pPr>
-      <w:r>
-        <w:rPr>
-          <w:b/>
-          <w:bCs/>
-        </w:rPr>
-        <w:t>Parameter(s)</w:t>
-      </w:r>
-    </w:p>
-    <w:tbl>
-      <w:tblPr>
-        <w:tblStyle w:val="TableGrid"/>
-        <w:tblW w:w="0" w:type="auto"/>
-        <w:tblLook w:val="04A0" w:firstRow="1" w:lastRow="0" w:firstColumn="1" w:lastColumn="0" w:noHBand="0" w:noVBand="1"/>
-      </w:tblPr>
-      <w:tblGrid>
-        <w:gridCol w:w="1838"/>
-        <w:gridCol w:w="7512"/>
-      </w:tblGrid>
-      <w:tr>
-        <w:tc>
-          <w:tcPr>
-            <w:tcW w:w="1838" w:type="dxa"/>
-            <w:shd w:val="clear" w:color="auto" w:fill="D9E2F3" w:themeFill="accent1" w:themeFillTint="33"/>
-          </w:tcPr>
-          <w:p>
-            <w:pPr>
-              <w:rPr>
-                <w:b/>
-                <w:bCs/>
-              </w:rPr>
-            </w:pPr>
-            <w:r>
-              <w:rPr>
-                <w:b/>
-                <w:bCs/>
-              </w:rPr>
-              <w:t>Date</w:t>
-            </w:r>
-          </w:p>
-        </w:tc>
-        <w:tc>
-          <w:tcPr>
-            <w:tcW w:w="7512" w:type="dxa"/>
-          </w:tcPr>
-          <w:p>
-            <w:r>
-              <w:t xml:space="preserve">A date in any valid format or </w:t>
-            </w:r>
-            <w:r>
-              <w:t xml:space="preserve">NOW </w:t>
-            </w:r>
-            <w:r>
-              <w:t>for the current date time</w:t>
-            </w:r>
-          </w:p>
-        </w:tc>
-      </w:tr>
-      <w:tr>
-        <w:tc>
-          <w:tcPr>
-            <w:tcW w:w="1838" w:type="dxa"/>
-            <w:shd w:val="clear" w:color="auto" w:fill="D9E2F3" w:themeFill="accent1" w:themeFillTint="33"/>
-          </w:tcPr>
-          <w:p>
-            <w:pPr>
-              <w:rPr>
-                <w:b/>
-                <w:bCs/>
-              </w:rPr>
-            </w:pPr>
-            <w:r>
-              <w:rPr>
-                <w:b/>
-                <w:bCs/>
-              </w:rPr>
-              <w:t>Format</w:t>
-            </w:r>
-          </w:p>
-        </w:tc>
-        <w:tc>
-          <w:tcPr>
-            <w:tcW w:w="7512" w:type="dxa"/>
-          </w:tcPr>
-          <w:p>
-            <w:r>
-              <w:t xml:space="preserve">Any valid format (E.g.:  'DD/MM/YYYY </w:t>
-            </w:r>
-            <w:proofErr w:type="spellStart"/>
-            <w:r>
-              <w:t>HH:mm:ss</w:t>
-            </w:r>
-            <w:proofErr w:type="spellEnd"/>
-            <w:r>
-              <w:t>')</w:t>
-            </w:r>
-          </w:p>
-        </w:tc>
-      </w:tr>
-      <w:tr>
-        <w:tc>
-          <w:tcPr>
-            <w:tcW w:w="1838" w:type="dxa"/>
-            <w:shd w:val="clear" w:color="auto" w:fill="D9E2F3" w:themeFill="accent1" w:themeFillTint="33"/>
-          </w:tcPr>
-          <w:p>
-            <w:pPr>
-              <w:rPr>
-                <w:b/>
-                <w:bCs/>
-              </w:rPr>
-            </w:pPr>
-            <w:r>
-              <w:rPr>
-                <w:b/>
-                <w:bCs/>
-              </w:rPr>
-              <w:t>Second</w:t>
-            </w:r>
-          </w:p>
-        </w:tc>
-        <w:tc>
-          <w:tcPr>
-            <w:tcW w:w="7512" w:type="dxa"/>
-          </w:tcPr>
-          <w:p>
-            <w:r>
-              <w:t xml:space="preserve">Number of </w:t>
-            </w:r>
-            <w:r>
-              <w:t>second</w:t>
-            </w:r>
-            <w:r>
-              <w:t>(</w:t>
-            </w:r>
-            <w:r>
-              <w:t>s</w:t>
-            </w:r>
-            <w:r>
-              <w:t>) to add to the date</w:t>
-            </w:r>
-          </w:p>
-        </w:tc>
-      </w:tr>
-      <w:tr>
-        <w:tc>
-          <w:tcPr>
-            <w:tcW w:w="1838" w:type="dxa"/>
-            <w:shd w:val="clear" w:color="auto" w:fill="D9E2F3" w:themeFill="accent1" w:themeFillTint="33"/>
-          </w:tcPr>
-          <w:p>
-            <w:pPr>
-              <w:rPr>
-                <w:b/>
-              </w:rPr>
-            </w:pPr>
-            <w:r>
-              <w:rPr>
-                <w:b/>
-              </w:rPr>
-              <w:t>Variable</w:t>
-            </w:r>
-          </w:p>
-        </w:tc>
-        <w:tc>
-          <w:tcPr>
-            <w:tcW w:w="7512" w:type="dxa"/>
-          </w:tcPr>
-          <w:p>
-            <w:r>
-              <w:t xml:space="preserve">Name of </w:t>
-            </w:r>
-            <w:r>
-              <w:t>the variable to store the result (starting with $)</w:t>
-            </w:r>
-          </w:p>
-        </w:tc>
-      </w:tr>
-    </w:tbl>
-    <w:p/>
-    <w:p>
-      <w:pPr>
-        <w:pStyle w:val="Heading3"/>
-        <w:rPr>
-          <w:b/>
-          <w:bCs/>
-        </w:rPr>
-      </w:pPr>
-      <w:r>
-        <w:rPr>
-          <w:b/>
-          <w:bCs/>
-        </w:rPr>
-        <w:t>Example(s):</w:t>
-      </w:r>
-    </w:p>
-    <w:tbl>
-      <w:tblPr>
-        <w:tblStyle w:val="TableGrid"/>
-        <w:tblW w:w="0" w:type="auto"/>
-        <w:tblLook w:val="04A0" w:firstRow="1" w:lastRow="0" w:firstColumn="1" w:lastColumn="0" w:noHBand="0" w:noVBand="1"/>
-      </w:tblPr>
-      <w:tblGrid>
-        <w:gridCol w:w="1774"/>
-        <w:gridCol w:w="3921"/>
-        <w:gridCol w:w="3655"/>
-      </w:tblGrid>
-      <w:tr>
-        <w:tc>
-          <w:tcPr>
-            <w:tcW w:w="1449" w:type="dxa"/>
-            <w:shd w:val="clear" w:color="auto" w:fill="FBE4D5" w:themeFill="accent2" w:themeFillTint="33"/>
-          </w:tcPr>
-          <w:p>
-            <w:proofErr w:type="spellStart"/>
-            <w:r>
-              <w:t>epochAdd</w:t>
-            </w:r>
-            <w:r>
-              <w:t>Second</w:t>
-            </w:r>
-            <w:proofErr w:type="spellEnd"/>
-          </w:p>
-        </w:tc>
-        <w:tc>
-          <w:tcPr>
-            <w:tcW w:w="4075" w:type="dxa"/>
-          </w:tcPr>
-          <w:p>
-            <w:r>
-              <w:t>NOW, DD/MM/YYYY, 5, $Date</w:t>
-            </w:r>
-          </w:p>
-        </w:tc>
-        <w:tc>
-          <w:tcPr>
-            <w:tcW w:w="3826" w:type="dxa"/>
-          </w:tcPr>
-          <w:p>
-            <w:r>
-              <w:t>Add 5 minutes and convert in epoch</w:t>
-            </w:r>
-          </w:p>
-        </w:tc>
-      </w:tr>
-    </w:tbl>
-    <w:p>
-      <w:pPr>
-        <w:rPr>
-          <w:lang w:val="en-IE"/>
-        </w:rPr>
-      </w:pPr>
-      <w:r>
-        <w:rPr>
-          <w:b/>
-          <w:u w:val="single"/>
-        </w:rPr>
-        <w:t>Note</w:t>
-      </w:r>
-      <w:r>
-        <w:t xml:space="preserve">: in the rule, the sign $ for the variable must be replaced by the sign: § </w:t>
-      </w:r>
-      <w:r>
-        <w:br/>
-        <w:t xml:space="preserve">Example: </w:t>
-      </w:r>
-      <w:r>
-        <w:t>#</w:t>
-      </w:r>
-      <w:r>
-        <w:t>epochAdd</w:t>
-      </w:r>
-      <w:r>
-        <w:t>Second</w:t>
-      </w:r>
-      <w:r>
-        <w:t xml:space="preserve">: </w:t>
-      </w:r>
-      <w:r>
-        <w:t>NOW, DD/MM/YYYY, 5, §Date</w:t>
-      </w:r>
-    </w:p>
-    <w:p>
-      <w:pPr>
-        <w:rPr>
-          <w:lang w:val="en-IE"/>
-        </w:rPr>
-      </w:pPr>
-    </w:p>
-    <w:p/>
-    <w:p/>
-    <w:p>
-      <w:pPr>
-        <w:rPr>
-          <w:rFonts w:asciiTheme="majorHAnsi" w:eastAsiaTheme="majorEastAsia" w:hAnsiTheme="majorHAnsi" w:cstheme="majorBidi"/>
-          <w:b/>
-          <w:color w:val="2F5496" w:themeColor="accent1" w:themeShade="BF"/>
-          <w:sz w:val="32"/>
-          <w:szCs w:val="32"/>
-          <w:lang w:val="en-GB"/>
-        </w:rPr>
-      </w:pPr>
-      <w:r>
-        <w:rPr>
-          <w:b/>
-          <w:lang w:val="en-GB"/>
-        </w:rPr>
-        <w:br w:type="page"/>
-      </w:r>
-    </w:p>
-    <w:tbl>
-      <w:tblPr>
-        <w:tblStyle w:val="TableGrid"/>
-        <w:tblW w:w="0" w:type="auto"/>
-        <w:tblLook w:val="04A0" w:firstRow="1" w:lastRow="0" w:firstColumn="1" w:lastColumn="0" w:noHBand="0" w:noVBand="1"/>
-      </w:tblPr>
-      <w:tblGrid>
-        <w:gridCol w:w="9350"/>
-      </w:tblGrid>
-      <w:tr>
-        <w:tc>
-          <w:tcPr>
-            <w:tcW w:w="9350" w:type="dxa"/>
           </w:tcPr>
           <w:p>
             <w:pPr>
@@ -28202,16 +26152,15 @@
                 <w:lang w:val="en-GB"/>
               </w:rPr>
             </w:pPr>
-            <w:bookmarkStart w:id="71" w:name="_Toc202794577"/>
+            <w:bookmarkStart w:id="65" w:name="_Toc203400937"/>
             <w:r>
               <w:rPr>
                 <w:b/>
                 <w:lang w:val="en-GB"/>
               </w:rPr>
-              <w:lastRenderedPageBreak/>
-              <w:t>Table Functions</w:t>
-            </w:r>
-            <w:bookmarkEnd w:id="71"/>
+              <w:t>Epoch Date Functions</w:t>
+            </w:r>
+            <w:bookmarkEnd w:id="65"/>
           </w:p>
           <w:p>
             <w:pPr>
@@ -28248,10 +26197,10 @@
                 <w:lang w:val="en-IE" w:eastAsia="en-IE"/>
               </w:rPr>
               <w:drawing>
-                <wp:inline distT="0" distB="0" distL="0" distR="0" wp14:anchorId="5E4D8E84" wp14:editId="606145E1">
-                  <wp:extent cx="5201376" cy="4991797"/>
+                <wp:inline distT="0" distB="0" distL="0" distR="0" wp14:anchorId="4A06BD95" wp14:editId="7FA3D624">
+                  <wp:extent cx="5487166" cy="5487166"/>
                   <wp:effectExtent l="0" t="0" r="0" b="0"/>
-                  <wp:docPr id="12" name="Picture 12"/>
+                  <wp:docPr id="8" name="Picture 8"/>
                   <wp:cNvGraphicFramePr>
                     <a:graphicFrameLocks xmlns:a="http://schemas.openxmlformats.org/drawingml/2006/main" noChangeAspect="1"/>
                   </wp:cNvGraphicFramePr>
@@ -28271,6 +26220,2074 @@
                         <pic:spPr>
                           <a:xfrm>
                             <a:off x="0" y="0"/>
+                            <a:ext cx="5487166" cy="5487166"/>
+                          </a:xfrm>
+                          <a:prstGeom prst="rect">
+                            <a:avLst/>
+                          </a:prstGeom>
+                        </pic:spPr>
+                      </pic:pic>
+                    </a:graphicData>
+                  </a:graphic>
+                </wp:inline>
+              </w:drawing>
+            </w:r>
+          </w:p>
+          <w:p>
+            <w:pPr>
+              <w:rPr>
+                <w:lang w:val="en-GB"/>
+              </w:rPr>
+            </w:pPr>
+          </w:p>
+        </w:tc>
+      </w:tr>
+    </w:tbl>
+    <w:p>
+      <w:pPr>
+        <w:rPr>
+          <w:lang w:val="en-GB"/>
+        </w:rPr>
+      </w:pPr>
+      <w:r>
+        <w:rPr>
+          <w:lang w:val="en-GB"/>
+        </w:rPr>
+        <w:br w:type="page"/>
+      </w:r>
+    </w:p>
+    <w:p>
+      <w:pPr>
+        <w:rPr>
+          <w:lang w:val="en-GB"/>
+        </w:rPr>
+      </w:pPr>
+    </w:p>
+    <w:tbl>
+      <w:tblPr>
+        <w:tblStyle w:val="TableGrid"/>
+        <w:tblW w:w="0" w:type="auto"/>
+        <w:tblLook w:val="04A0" w:firstRow="1" w:lastRow="0" w:firstColumn="1" w:lastColumn="0" w:noHBand="0" w:noVBand="1"/>
+      </w:tblPr>
+      <w:tblGrid>
+        <w:gridCol w:w="9350"/>
+      </w:tblGrid>
+      <w:tr>
+        <w:tc>
+          <w:tcPr>
+            <w:tcW w:w="9350" w:type="dxa"/>
+            <w:shd w:val="clear" w:color="auto" w:fill="D9D9D9" w:themeFill="background1" w:themeFillShade="D9"/>
+          </w:tcPr>
+          <w:p>
+            <w:pPr>
+              <w:pStyle w:val="Heading2"/>
+            </w:pPr>
+            <w:bookmarkStart w:id="66" w:name="_Toc203400938"/>
+            <w:r>
+              <w:t>F</w:t>
+            </w:r>
+            <w:r>
+              <w:t xml:space="preserve">unction: </w:t>
+            </w:r>
+            <w:r>
+              <w:rPr>
+                <w:b/>
+                <w:bCs/>
+              </w:rPr>
+              <w:t>epoch</w:t>
+            </w:r>
+            <w:bookmarkEnd w:id="66"/>
+          </w:p>
+        </w:tc>
+      </w:tr>
+    </w:tbl>
+    <w:p>
+      <w:pPr>
+        <w:pStyle w:val="Heading3"/>
+        <w:rPr>
+          <w:b/>
+          <w:bCs/>
+        </w:rPr>
+      </w:pPr>
+    </w:p>
+    <w:p>
+      <w:pPr>
+        <w:pStyle w:val="Heading3"/>
+        <w:rPr>
+          <w:b/>
+          <w:bCs/>
+        </w:rPr>
+      </w:pPr>
+      <w:r>
+        <w:rPr>
+          <w:b/>
+          <w:bCs/>
+        </w:rPr>
+        <w:t>Objectives</w:t>
+      </w:r>
+    </w:p>
+    <w:p>
+      <w:pPr>
+        <w:rPr>
+          <w:lang w:val="en-IE"/>
+        </w:rPr>
+      </w:pPr>
+      <w:r>
+        <w:t>M</w:t>
+      </w:r>
+      <w:r>
+        <w:t xml:space="preserve">ethod </w:t>
+      </w:r>
+      <w:r>
+        <w:t>to</w:t>
+      </w:r>
+      <w:r>
+        <w:t xml:space="preserve"> </w:t>
+      </w:r>
+      <w:r>
+        <w:t>get</w:t>
+      </w:r>
+      <w:r>
+        <w:t xml:space="preserve"> a date converted into epoch (Unix) date and time</w:t>
+      </w:r>
+      <w:r>
+        <w:rPr>
+          <w:lang w:val="en-IE"/>
+        </w:rPr>
+        <w:t>.</w:t>
+      </w:r>
+      <w:r>
+        <w:rPr>
+          <w:lang w:val="en-IE"/>
+        </w:rPr>
+        <w:br/>
+      </w:r>
+    </w:p>
+    <w:p>
+      <w:pPr>
+        <w:pStyle w:val="Heading3"/>
+        <w:rPr>
+          <w:b/>
+          <w:bCs/>
+        </w:rPr>
+      </w:pPr>
+      <w:r>
+        <w:rPr>
+          <w:b/>
+          <w:bCs/>
+        </w:rPr>
+        <w:t>Parameter(s)</w:t>
+      </w:r>
+    </w:p>
+    <w:tbl>
+      <w:tblPr>
+        <w:tblStyle w:val="TableGrid"/>
+        <w:tblW w:w="0" w:type="auto"/>
+        <w:tblLook w:val="04A0" w:firstRow="1" w:lastRow="0" w:firstColumn="1" w:lastColumn="0" w:noHBand="0" w:noVBand="1"/>
+      </w:tblPr>
+      <w:tblGrid>
+        <w:gridCol w:w="1838"/>
+        <w:gridCol w:w="7512"/>
+      </w:tblGrid>
+      <w:tr>
+        <w:tc>
+          <w:tcPr>
+            <w:tcW w:w="1838" w:type="dxa"/>
+            <w:shd w:val="clear" w:color="auto" w:fill="D9E2F3" w:themeFill="accent1" w:themeFillTint="33"/>
+          </w:tcPr>
+          <w:p>
+            <w:pPr>
+              <w:rPr>
+                <w:b/>
+                <w:bCs/>
+              </w:rPr>
+            </w:pPr>
+            <w:r>
+              <w:rPr>
+                <w:b/>
+                <w:bCs/>
+              </w:rPr>
+              <w:t>Date</w:t>
+            </w:r>
+          </w:p>
+        </w:tc>
+        <w:tc>
+          <w:tcPr>
+            <w:tcW w:w="7512" w:type="dxa"/>
+          </w:tcPr>
+          <w:p>
+            <w:r>
+              <w:t>A date in any valid format</w:t>
+            </w:r>
+          </w:p>
+        </w:tc>
+      </w:tr>
+      <w:tr>
+        <w:tc>
+          <w:tcPr>
+            <w:tcW w:w="1838" w:type="dxa"/>
+            <w:shd w:val="clear" w:color="auto" w:fill="D9E2F3" w:themeFill="accent1" w:themeFillTint="33"/>
+          </w:tcPr>
+          <w:p>
+            <w:pPr>
+              <w:rPr>
+                <w:b/>
+                <w:bCs/>
+              </w:rPr>
+            </w:pPr>
+            <w:r>
+              <w:rPr>
+                <w:b/>
+                <w:bCs/>
+              </w:rPr>
+              <w:t>Format</w:t>
+            </w:r>
+          </w:p>
+        </w:tc>
+        <w:tc>
+          <w:tcPr>
+            <w:tcW w:w="7512" w:type="dxa"/>
+          </w:tcPr>
+          <w:p>
+            <w:r>
+              <w:t xml:space="preserve">Any valid format (E.g.:  'DD/MM/YYYY </w:t>
+            </w:r>
+            <w:proofErr w:type="spellStart"/>
+            <w:r>
+              <w:t>HH:mm:ss</w:t>
+            </w:r>
+            <w:proofErr w:type="spellEnd"/>
+            <w:r>
+              <w:t>')</w:t>
+            </w:r>
+          </w:p>
+        </w:tc>
+      </w:tr>
+      <w:tr>
+        <w:tc>
+          <w:tcPr>
+            <w:tcW w:w="1838" w:type="dxa"/>
+            <w:shd w:val="clear" w:color="auto" w:fill="D9E2F3" w:themeFill="accent1" w:themeFillTint="33"/>
+          </w:tcPr>
+          <w:p>
+            <w:pPr>
+              <w:rPr>
+                <w:b/>
+              </w:rPr>
+            </w:pPr>
+            <w:r>
+              <w:rPr>
+                <w:b/>
+              </w:rPr>
+              <w:t>Variable</w:t>
+            </w:r>
+          </w:p>
+        </w:tc>
+        <w:tc>
+          <w:tcPr>
+            <w:tcW w:w="7512" w:type="dxa"/>
+          </w:tcPr>
+          <w:p>
+            <w:r>
+              <w:t xml:space="preserve">Name of </w:t>
+            </w:r>
+            <w:r>
+              <w:t>the variable to store the result (starting with $)</w:t>
+            </w:r>
+          </w:p>
+        </w:tc>
+      </w:tr>
+    </w:tbl>
+    <w:p/>
+    <w:p>
+      <w:pPr>
+        <w:pStyle w:val="Heading3"/>
+        <w:rPr>
+          <w:b/>
+          <w:bCs/>
+        </w:rPr>
+      </w:pPr>
+      <w:r>
+        <w:rPr>
+          <w:b/>
+          <w:bCs/>
+        </w:rPr>
+        <w:t>Example(s):</w:t>
+      </w:r>
+    </w:p>
+    <w:tbl>
+      <w:tblPr>
+        <w:tblStyle w:val="TableGrid"/>
+        <w:tblW w:w="0" w:type="auto"/>
+        <w:tblLook w:val="04A0" w:firstRow="1" w:lastRow="0" w:firstColumn="1" w:lastColumn="0" w:noHBand="0" w:noVBand="1"/>
+      </w:tblPr>
+      <w:tblGrid>
+        <w:gridCol w:w="1449"/>
+        <w:gridCol w:w="4075"/>
+        <w:gridCol w:w="3826"/>
+      </w:tblGrid>
+      <w:tr>
+        <w:tc>
+          <w:tcPr>
+            <w:tcW w:w="1449" w:type="dxa"/>
+            <w:shd w:val="clear" w:color="auto" w:fill="FBE4D5" w:themeFill="accent2" w:themeFillTint="33"/>
+          </w:tcPr>
+          <w:p>
+            <w:r>
+              <w:t>epoch</w:t>
+            </w:r>
+          </w:p>
+        </w:tc>
+        <w:tc>
+          <w:tcPr>
+            <w:tcW w:w="4075" w:type="dxa"/>
+          </w:tcPr>
+          <w:p>
+            <w:r>
+              <w:t>22/05/2024, DD/MM/YYYY, $</w:t>
+            </w:r>
+            <w:proofErr w:type="spellStart"/>
+            <w:r>
+              <w:t>EpochDate</w:t>
+            </w:r>
+            <w:proofErr w:type="spellEnd"/>
+          </w:p>
+        </w:tc>
+        <w:tc>
+          <w:tcPr>
+            <w:tcW w:w="3826" w:type="dxa"/>
+          </w:tcPr>
+          <w:p>
+            <w:r>
+              <w:t>Convert a date</w:t>
+            </w:r>
+          </w:p>
+        </w:tc>
+      </w:tr>
+    </w:tbl>
+    <w:p>
+      <w:pPr>
+        <w:rPr>
+          <w:lang w:val="en-IE"/>
+        </w:rPr>
+      </w:pPr>
+      <w:r>
+        <w:rPr>
+          <w:b/>
+          <w:u w:val="single"/>
+        </w:rPr>
+        <w:t>Note</w:t>
+      </w:r>
+      <w:r>
+        <w:t xml:space="preserve">: in the rule, the sign $ for the variable must be replaced by the sign: § </w:t>
+      </w:r>
+      <w:r>
+        <w:br/>
+        <w:t xml:space="preserve">Example: </w:t>
+      </w:r>
+      <w:r>
+        <w:t>#</w:t>
+      </w:r>
+      <w:r>
+        <w:t>epoch</w:t>
+      </w:r>
+      <w:r>
+        <w:t xml:space="preserve">: </w:t>
+      </w:r>
+      <w:r>
+        <w:t>22/05/2024, DD/MM/YYYY, §</w:t>
+      </w:r>
+      <w:proofErr w:type="spellStart"/>
+      <w:r>
+        <w:t>EpochDate</w:t>
+      </w:r>
+      <w:proofErr w:type="spellEnd"/>
+    </w:p>
+    <w:p>
+      <w:pPr>
+        <w:rPr>
+          <w:lang w:val="en-IE"/>
+        </w:rPr>
+      </w:pPr>
+    </w:p>
+    <w:p/>
+    <w:p>
+      <w:pPr>
+        <w:rPr>
+          <w:lang w:val="en-GB"/>
+        </w:rPr>
+      </w:pPr>
+    </w:p>
+    <w:tbl>
+      <w:tblPr>
+        <w:tblStyle w:val="TableGrid"/>
+        <w:tblW w:w="0" w:type="auto"/>
+        <w:tblLook w:val="04A0" w:firstRow="1" w:lastRow="0" w:firstColumn="1" w:lastColumn="0" w:noHBand="0" w:noVBand="1"/>
+      </w:tblPr>
+      <w:tblGrid>
+        <w:gridCol w:w="9350"/>
+      </w:tblGrid>
+      <w:tr>
+        <w:tc>
+          <w:tcPr>
+            <w:tcW w:w="9350" w:type="dxa"/>
+            <w:shd w:val="clear" w:color="auto" w:fill="D9D9D9" w:themeFill="background1" w:themeFillShade="D9"/>
+          </w:tcPr>
+          <w:p>
+            <w:pPr>
+              <w:pStyle w:val="Heading2"/>
+            </w:pPr>
+            <w:bookmarkStart w:id="67" w:name="_Toc203400939"/>
+            <w:r>
+              <w:t>F</w:t>
+            </w:r>
+            <w:r>
+              <w:t xml:space="preserve">unction: </w:t>
+            </w:r>
+            <w:proofErr w:type="spellStart"/>
+            <w:r>
+              <w:rPr>
+                <w:b/>
+                <w:bCs/>
+              </w:rPr>
+              <w:t>epochDate</w:t>
+            </w:r>
+            <w:bookmarkEnd w:id="67"/>
+            <w:proofErr w:type="spellEnd"/>
+          </w:p>
+        </w:tc>
+      </w:tr>
+    </w:tbl>
+    <w:p>
+      <w:pPr>
+        <w:pStyle w:val="Heading3"/>
+        <w:rPr>
+          <w:b/>
+          <w:bCs/>
+        </w:rPr>
+      </w:pPr>
+    </w:p>
+    <w:p>
+      <w:pPr>
+        <w:pStyle w:val="Heading3"/>
+        <w:rPr>
+          <w:b/>
+          <w:bCs/>
+        </w:rPr>
+      </w:pPr>
+      <w:r>
+        <w:rPr>
+          <w:b/>
+          <w:bCs/>
+        </w:rPr>
+        <w:t>Objectives</w:t>
+      </w:r>
+    </w:p>
+    <w:p>
+      <w:pPr>
+        <w:rPr>
+          <w:lang w:val="en-IE"/>
+        </w:rPr>
+      </w:pPr>
+      <w:r>
+        <w:t>M</w:t>
+      </w:r>
+      <w:r>
+        <w:t xml:space="preserve">ethod </w:t>
+      </w:r>
+      <w:r>
+        <w:t xml:space="preserve">to </w:t>
+      </w:r>
+      <w:r>
+        <w:t>convert an epoch date into a date</w:t>
+      </w:r>
+      <w:r>
+        <w:t>.</w:t>
+      </w:r>
+      <w:r>
+        <w:rPr>
+          <w:lang w:val="en-IE"/>
+        </w:rPr>
+        <w:br/>
+      </w:r>
+    </w:p>
+    <w:p>
+      <w:pPr>
+        <w:pStyle w:val="Heading3"/>
+        <w:rPr>
+          <w:b/>
+          <w:bCs/>
+        </w:rPr>
+      </w:pPr>
+      <w:r>
+        <w:rPr>
+          <w:b/>
+          <w:bCs/>
+        </w:rPr>
+        <w:t>Parameter(s)</w:t>
+      </w:r>
+    </w:p>
+    <w:tbl>
+      <w:tblPr>
+        <w:tblStyle w:val="TableGrid"/>
+        <w:tblW w:w="0" w:type="auto"/>
+        <w:tblLook w:val="04A0" w:firstRow="1" w:lastRow="0" w:firstColumn="1" w:lastColumn="0" w:noHBand="0" w:noVBand="1"/>
+      </w:tblPr>
+      <w:tblGrid>
+        <w:gridCol w:w="1838"/>
+        <w:gridCol w:w="7512"/>
+      </w:tblGrid>
+      <w:tr>
+        <w:tc>
+          <w:tcPr>
+            <w:tcW w:w="1838" w:type="dxa"/>
+            <w:shd w:val="clear" w:color="auto" w:fill="D9E2F3" w:themeFill="accent1" w:themeFillTint="33"/>
+          </w:tcPr>
+          <w:p>
+            <w:pPr>
+              <w:rPr>
+                <w:b/>
+                <w:bCs/>
+              </w:rPr>
+            </w:pPr>
+            <w:r>
+              <w:rPr>
+                <w:b/>
+                <w:bCs/>
+              </w:rPr>
+              <w:t>Epoch Date</w:t>
+            </w:r>
+          </w:p>
+        </w:tc>
+        <w:tc>
+          <w:tcPr>
+            <w:tcW w:w="7512" w:type="dxa"/>
+          </w:tcPr>
+          <w:p>
+            <w:r>
+              <w:t>An epoch date</w:t>
+            </w:r>
+          </w:p>
+        </w:tc>
+      </w:tr>
+      <w:tr>
+        <w:tc>
+          <w:tcPr>
+            <w:tcW w:w="1838" w:type="dxa"/>
+            <w:shd w:val="clear" w:color="auto" w:fill="D9E2F3" w:themeFill="accent1" w:themeFillTint="33"/>
+          </w:tcPr>
+          <w:p>
+            <w:pPr>
+              <w:rPr>
+                <w:b/>
+                <w:bCs/>
+              </w:rPr>
+            </w:pPr>
+            <w:r>
+              <w:rPr>
+                <w:b/>
+                <w:bCs/>
+              </w:rPr>
+              <w:t>Format</w:t>
+            </w:r>
+          </w:p>
+        </w:tc>
+        <w:tc>
+          <w:tcPr>
+            <w:tcW w:w="7512" w:type="dxa"/>
+          </w:tcPr>
+          <w:p>
+            <w:r>
+              <w:t xml:space="preserve">Any valid format (E.g.:  'DD/MM/YYYY </w:t>
+            </w:r>
+            <w:proofErr w:type="spellStart"/>
+            <w:r>
+              <w:t>HH:mm:ss</w:t>
+            </w:r>
+            <w:proofErr w:type="spellEnd"/>
+            <w:r>
+              <w:t>')</w:t>
+            </w:r>
+          </w:p>
+        </w:tc>
+      </w:tr>
+      <w:tr>
+        <w:tc>
+          <w:tcPr>
+            <w:tcW w:w="1838" w:type="dxa"/>
+            <w:shd w:val="clear" w:color="auto" w:fill="D9E2F3" w:themeFill="accent1" w:themeFillTint="33"/>
+          </w:tcPr>
+          <w:p>
+            <w:pPr>
+              <w:rPr>
+                <w:b/>
+              </w:rPr>
+            </w:pPr>
+            <w:r>
+              <w:rPr>
+                <w:b/>
+              </w:rPr>
+              <w:t>Variable</w:t>
+            </w:r>
+          </w:p>
+        </w:tc>
+        <w:tc>
+          <w:tcPr>
+            <w:tcW w:w="7512" w:type="dxa"/>
+          </w:tcPr>
+          <w:p>
+            <w:r>
+              <w:t xml:space="preserve">Name of </w:t>
+            </w:r>
+            <w:r>
+              <w:t>the variable to store the result (starting with $)</w:t>
+            </w:r>
+          </w:p>
+        </w:tc>
+      </w:tr>
+    </w:tbl>
+    <w:p/>
+    <w:p>
+      <w:pPr>
+        <w:pStyle w:val="Heading3"/>
+        <w:rPr>
+          <w:b/>
+          <w:bCs/>
+        </w:rPr>
+      </w:pPr>
+      <w:r>
+        <w:rPr>
+          <w:b/>
+          <w:bCs/>
+        </w:rPr>
+        <w:t>Example(s):</w:t>
+      </w:r>
+    </w:p>
+    <w:tbl>
+      <w:tblPr>
+        <w:tblStyle w:val="TableGrid"/>
+        <w:tblW w:w="0" w:type="auto"/>
+        <w:tblLook w:val="04A0" w:firstRow="1" w:lastRow="0" w:firstColumn="1" w:lastColumn="0" w:noHBand="0" w:noVBand="1"/>
+      </w:tblPr>
+      <w:tblGrid>
+        <w:gridCol w:w="1449"/>
+        <w:gridCol w:w="4075"/>
+        <w:gridCol w:w="3826"/>
+      </w:tblGrid>
+      <w:tr>
+        <w:tc>
+          <w:tcPr>
+            <w:tcW w:w="1449" w:type="dxa"/>
+            <w:shd w:val="clear" w:color="auto" w:fill="FBE4D5" w:themeFill="accent2" w:themeFillTint="33"/>
+          </w:tcPr>
+          <w:p>
+            <w:proofErr w:type="spellStart"/>
+            <w:r>
+              <w:t>epochDate</w:t>
+            </w:r>
+            <w:proofErr w:type="spellEnd"/>
+          </w:p>
+        </w:tc>
+        <w:tc>
+          <w:tcPr>
+            <w:tcW w:w="4075" w:type="dxa"/>
+          </w:tcPr>
+          <w:p>
+            <w:r>
+              <w:t>$</w:t>
+            </w:r>
+            <w:proofErr w:type="spellStart"/>
+            <w:r>
+              <w:t>EpochDate</w:t>
+            </w:r>
+            <w:proofErr w:type="spellEnd"/>
+            <w:r>
+              <w:t xml:space="preserve">, </w:t>
+            </w:r>
+            <w:r>
+              <w:t>DD/MM/YYYY, $Date</w:t>
+            </w:r>
+          </w:p>
+        </w:tc>
+        <w:tc>
+          <w:tcPr>
+            <w:tcW w:w="3826" w:type="dxa"/>
+          </w:tcPr>
+          <w:p>
+            <w:r>
+              <w:t>Convert an epoch date</w:t>
+            </w:r>
+          </w:p>
+        </w:tc>
+      </w:tr>
+    </w:tbl>
+    <w:p>
+      <w:pPr>
+        <w:rPr>
+          <w:lang w:val="en-IE"/>
+        </w:rPr>
+      </w:pPr>
+      <w:r>
+        <w:rPr>
+          <w:b/>
+          <w:u w:val="single"/>
+        </w:rPr>
+        <w:t>Note</w:t>
+      </w:r>
+      <w:r>
+        <w:t xml:space="preserve">: in the rule, the sign $ for the variable must be replaced by the sign: § </w:t>
+      </w:r>
+      <w:r>
+        <w:br/>
+        <w:t xml:space="preserve">Example: </w:t>
+      </w:r>
+      <w:r>
+        <w:t>#</w:t>
+      </w:r>
+      <w:r>
+        <w:t>epochDate</w:t>
+      </w:r>
+      <w:r>
+        <w:t xml:space="preserve">: </w:t>
+      </w:r>
+      <w:r>
+        <w:t>$</w:t>
+      </w:r>
+      <w:proofErr w:type="spellStart"/>
+      <w:r>
+        <w:t>EpochDate</w:t>
+      </w:r>
+      <w:proofErr w:type="spellEnd"/>
+      <w:r>
+        <w:t>, DD/MM/YYYY, §Date</w:t>
+      </w:r>
+    </w:p>
+    <w:p>
+      <w:pPr>
+        <w:rPr>
+          <w:lang w:val="en-IE"/>
+        </w:rPr>
+      </w:pPr>
+    </w:p>
+    <w:p/>
+    <w:p/>
+    <w:p>
+      <w:pPr>
+        <w:rPr>
+          <w:lang w:val="en-GB"/>
+        </w:rPr>
+      </w:pPr>
+    </w:p>
+    <w:tbl>
+      <w:tblPr>
+        <w:tblStyle w:val="TableGrid"/>
+        <w:tblW w:w="0" w:type="auto"/>
+        <w:tblLook w:val="04A0" w:firstRow="1" w:lastRow="0" w:firstColumn="1" w:lastColumn="0" w:noHBand="0" w:noVBand="1"/>
+      </w:tblPr>
+      <w:tblGrid>
+        <w:gridCol w:w="9350"/>
+      </w:tblGrid>
+      <w:tr>
+        <w:tc>
+          <w:tcPr>
+            <w:tcW w:w="9350" w:type="dxa"/>
+            <w:shd w:val="clear" w:color="auto" w:fill="D9D9D9" w:themeFill="background1" w:themeFillShade="D9"/>
+          </w:tcPr>
+          <w:p>
+            <w:pPr>
+              <w:pStyle w:val="Heading2"/>
+            </w:pPr>
+            <w:bookmarkStart w:id="68" w:name="_Toc203400940"/>
+            <w:r>
+              <w:t>F</w:t>
+            </w:r>
+            <w:r>
+              <w:t xml:space="preserve">unction: </w:t>
+            </w:r>
+            <w:proofErr w:type="spellStart"/>
+            <w:r>
+              <w:rPr>
+                <w:b/>
+                <w:bCs/>
+              </w:rPr>
+              <w:t>epochAddHour</w:t>
+            </w:r>
+            <w:bookmarkEnd w:id="68"/>
+            <w:proofErr w:type="spellEnd"/>
+          </w:p>
+        </w:tc>
+      </w:tr>
+    </w:tbl>
+    <w:p>
+      <w:pPr>
+        <w:pStyle w:val="Heading3"/>
+        <w:rPr>
+          <w:b/>
+          <w:bCs/>
+        </w:rPr>
+      </w:pPr>
+    </w:p>
+    <w:p>
+      <w:pPr>
+        <w:pStyle w:val="Heading3"/>
+        <w:rPr>
+          <w:b/>
+          <w:bCs/>
+        </w:rPr>
+      </w:pPr>
+      <w:r>
+        <w:rPr>
+          <w:b/>
+          <w:bCs/>
+        </w:rPr>
+        <w:t>Objectives</w:t>
+      </w:r>
+    </w:p>
+    <w:p>
+      <w:pPr>
+        <w:rPr>
+          <w:lang w:val="en-IE"/>
+        </w:rPr>
+      </w:pPr>
+      <w:r>
+        <w:t>M</w:t>
+      </w:r>
+      <w:r>
+        <w:t xml:space="preserve">ethod </w:t>
+      </w:r>
+      <w:r>
+        <w:t xml:space="preserve">to get </w:t>
+      </w:r>
+      <w:r>
+        <w:t>a date + hour(s) converted into epoch (Unix) date and time</w:t>
+      </w:r>
+      <w:r>
+        <w:t>.</w:t>
+      </w:r>
+      <w:r>
+        <w:rPr>
+          <w:lang w:val="en-IE"/>
+        </w:rPr>
+        <w:br/>
+      </w:r>
+    </w:p>
+    <w:p>
+      <w:pPr>
+        <w:pStyle w:val="Heading3"/>
+        <w:rPr>
+          <w:b/>
+          <w:bCs/>
+        </w:rPr>
+      </w:pPr>
+      <w:r>
+        <w:rPr>
+          <w:b/>
+          <w:bCs/>
+        </w:rPr>
+        <w:t>Parameter(s)</w:t>
+      </w:r>
+    </w:p>
+    <w:tbl>
+      <w:tblPr>
+        <w:tblStyle w:val="TableGrid"/>
+        <w:tblW w:w="0" w:type="auto"/>
+        <w:tblLook w:val="04A0" w:firstRow="1" w:lastRow="0" w:firstColumn="1" w:lastColumn="0" w:noHBand="0" w:noVBand="1"/>
+      </w:tblPr>
+      <w:tblGrid>
+        <w:gridCol w:w="1838"/>
+        <w:gridCol w:w="7512"/>
+      </w:tblGrid>
+      <w:tr>
+        <w:tc>
+          <w:tcPr>
+            <w:tcW w:w="1838" w:type="dxa"/>
+            <w:shd w:val="clear" w:color="auto" w:fill="D9E2F3" w:themeFill="accent1" w:themeFillTint="33"/>
+          </w:tcPr>
+          <w:p>
+            <w:pPr>
+              <w:rPr>
+                <w:b/>
+                <w:bCs/>
+              </w:rPr>
+            </w:pPr>
+            <w:r>
+              <w:rPr>
+                <w:b/>
+                <w:bCs/>
+              </w:rPr>
+              <w:t>Date</w:t>
+            </w:r>
+          </w:p>
+        </w:tc>
+        <w:tc>
+          <w:tcPr>
+            <w:tcW w:w="7512" w:type="dxa"/>
+          </w:tcPr>
+          <w:p>
+            <w:r>
+              <w:t xml:space="preserve">A date in any valid format or </w:t>
+            </w:r>
+            <w:r>
+              <w:t xml:space="preserve">NOW </w:t>
+            </w:r>
+            <w:r>
+              <w:t>for the current date time</w:t>
+            </w:r>
+          </w:p>
+        </w:tc>
+      </w:tr>
+      <w:tr>
+        <w:tc>
+          <w:tcPr>
+            <w:tcW w:w="1838" w:type="dxa"/>
+            <w:shd w:val="clear" w:color="auto" w:fill="D9E2F3" w:themeFill="accent1" w:themeFillTint="33"/>
+          </w:tcPr>
+          <w:p>
+            <w:pPr>
+              <w:rPr>
+                <w:b/>
+                <w:bCs/>
+              </w:rPr>
+            </w:pPr>
+            <w:r>
+              <w:rPr>
+                <w:b/>
+                <w:bCs/>
+              </w:rPr>
+              <w:t>Format</w:t>
+            </w:r>
+          </w:p>
+        </w:tc>
+        <w:tc>
+          <w:tcPr>
+            <w:tcW w:w="7512" w:type="dxa"/>
+          </w:tcPr>
+          <w:p>
+            <w:r>
+              <w:t xml:space="preserve">Any valid format (E.g.:  'DD/MM/YYYY </w:t>
+            </w:r>
+            <w:proofErr w:type="spellStart"/>
+            <w:r>
+              <w:t>HH:mm:ss</w:t>
+            </w:r>
+            <w:proofErr w:type="spellEnd"/>
+            <w:r>
+              <w:t>')</w:t>
+            </w:r>
+          </w:p>
+        </w:tc>
+      </w:tr>
+      <w:tr>
+        <w:tc>
+          <w:tcPr>
+            <w:tcW w:w="1838" w:type="dxa"/>
+            <w:shd w:val="clear" w:color="auto" w:fill="D9E2F3" w:themeFill="accent1" w:themeFillTint="33"/>
+          </w:tcPr>
+          <w:p>
+            <w:pPr>
+              <w:rPr>
+                <w:b/>
+                <w:bCs/>
+              </w:rPr>
+            </w:pPr>
+            <w:r>
+              <w:rPr>
+                <w:b/>
+                <w:bCs/>
+              </w:rPr>
+              <w:t>Hour</w:t>
+            </w:r>
+          </w:p>
+        </w:tc>
+        <w:tc>
+          <w:tcPr>
+            <w:tcW w:w="7512" w:type="dxa"/>
+          </w:tcPr>
+          <w:p>
+            <w:r>
+              <w:t>Number of hour(</w:t>
+            </w:r>
+            <w:r>
+              <w:t>s</w:t>
+            </w:r>
+            <w:r>
+              <w:t>) to add to the date</w:t>
+            </w:r>
+          </w:p>
+        </w:tc>
+      </w:tr>
+      <w:tr>
+        <w:tc>
+          <w:tcPr>
+            <w:tcW w:w="1838" w:type="dxa"/>
+            <w:shd w:val="clear" w:color="auto" w:fill="D9E2F3" w:themeFill="accent1" w:themeFillTint="33"/>
+          </w:tcPr>
+          <w:p>
+            <w:pPr>
+              <w:rPr>
+                <w:b/>
+              </w:rPr>
+            </w:pPr>
+            <w:r>
+              <w:rPr>
+                <w:b/>
+              </w:rPr>
+              <w:t>Variable</w:t>
+            </w:r>
+          </w:p>
+        </w:tc>
+        <w:tc>
+          <w:tcPr>
+            <w:tcW w:w="7512" w:type="dxa"/>
+          </w:tcPr>
+          <w:p>
+            <w:r>
+              <w:t xml:space="preserve">Name of </w:t>
+            </w:r>
+            <w:r>
+              <w:t>the variable to store the result (starting with $)</w:t>
+            </w:r>
+          </w:p>
+        </w:tc>
+      </w:tr>
+    </w:tbl>
+    <w:p/>
+    <w:p>
+      <w:pPr>
+        <w:pStyle w:val="Heading3"/>
+        <w:rPr>
+          <w:b/>
+          <w:bCs/>
+        </w:rPr>
+      </w:pPr>
+      <w:r>
+        <w:rPr>
+          <w:b/>
+          <w:bCs/>
+        </w:rPr>
+        <w:t>Example(s):</w:t>
+      </w:r>
+    </w:p>
+    <w:tbl>
+      <w:tblPr>
+        <w:tblStyle w:val="TableGrid"/>
+        <w:tblW w:w="0" w:type="auto"/>
+        <w:tblLook w:val="04A0" w:firstRow="1" w:lastRow="0" w:firstColumn="1" w:lastColumn="0" w:noHBand="0" w:noVBand="1"/>
+      </w:tblPr>
+      <w:tblGrid>
+        <w:gridCol w:w="1570"/>
+        <w:gridCol w:w="4018"/>
+        <w:gridCol w:w="3762"/>
+      </w:tblGrid>
+      <w:tr>
+        <w:tc>
+          <w:tcPr>
+            <w:tcW w:w="1570" w:type="dxa"/>
+            <w:shd w:val="clear" w:color="auto" w:fill="FBE4D5" w:themeFill="accent2" w:themeFillTint="33"/>
+          </w:tcPr>
+          <w:p>
+            <w:proofErr w:type="spellStart"/>
+            <w:r>
+              <w:t>epochAddHour</w:t>
+            </w:r>
+            <w:proofErr w:type="spellEnd"/>
+          </w:p>
+        </w:tc>
+        <w:tc>
+          <w:tcPr>
+            <w:tcW w:w="4018" w:type="dxa"/>
+          </w:tcPr>
+          <w:p>
+            <w:r>
+              <w:t>NOW, DD/MM/YYYY, 2, $Date</w:t>
+            </w:r>
+          </w:p>
+        </w:tc>
+        <w:tc>
+          <w:tcPr>
+            <w:tcW w:w="3762" w:type="dxa"/>
+          </w:tcPr>
+          <w:p>
+            <w:r>
+              <w:t>Add 2 hours and convert in epoch</w:t>
+            </w:r>
+          </w:p>
+        </w:tc>
+      </w:tr>
+    </w:tbl>
+    <w:p>
+      <w:pPr>
+        <w:rPr>
+          <w:lang w:val="en-IE"/>
+        </w:rPr>
+      </w:pPr>
+      <w:r>
+        <w:rPr>
+          <w:b/>
+          <w:u w:val="single"/>
+        </w:rPr>
+        <w:t>Note</w:t>
+      </w:r>
+      <w:r>
+        <w:t xml:space="preserve">: in the rule, the sign $ for the variable must be replaced by the sign: § </w:t>
+      </w:r>
+      <w:r>
+        <w:br/>
+        <w:t xml:space="preserve">Example: </w:t>
+      </w:r>
+      <w:r>
+        <w:t>#</w:t>
+      </w:r>
+      <w:r>
+        <w:t>epochAddHour</w:t>
+      </w:r>
+      <w:r>
+        <w:t xml:space="preserve">: </w:t>
+      </w:r>
+      <w:r>
+        <w:t>NOW, DD/MM/YYYY, 2, §Date</w:t>
+      </w:r>
+    </w:p>
+    <w:p>
+      <w:pPr>
+        <w:rPr>
+          <w:lang w:val="en-IE"/>
+        </w:rPr>
+      </w:pPr>
+    </w:p>
+    <w:p/>
+    <w:p/>
+    <w:tbl>
+      <w:tblPr>
+        <w:tblStyle w:val="TableGrid"/>
+        <w:tblW w:w="0" w:type="auto"/>
+        <w:tblLook w:val="04A0" w:firstRow="1" w:lastRow="0" w:firstColumn="1" w:lastColumn="0" w:noHBand="0" w:noVBand="1"/>
+      </w:tblPr>
+      <w:tblGrid>
+        <w:gridCol w:w="9350"/>
+      </w:tblGrid>
+      <w:tr>
+        <w:tc>
+          <w:tcPr>
+            <w:tcW w:w="9350" w:type="dxa"/>
+            <w:shd w:val="clear" w:color="auto" w:fill="D9D9D9" w:themeFill="background1" w:themeFillShade="D9"/>
+          </w:tcPr>
+          <w:p>
+            <w:pPr>
+              <w:pStyle w:val="Heading2"/>
+            </w:pPr>
+            <w:bookmarkStart w:id="69" w:name="_Toc203400941"/>
+            <w:r>
+              <w:t>F</w:t>
+            </w:r>
+            <w:r>
+              <w:t xml:space="preserve">unction: </w:t>
+            </w:r>
+            <w:proofErr w:type="spellStart"/>
+            <w:r>
+              <w:rPr>
+                <w:b/>
+                <w:bCs/>
+              </w:rPr>
+              <w:t>epochAdd</w:t>
+            </w:r>
+            <w:r>
+              <w:rPr>
+                <w:b/>
+                <w:bCs/>
+              </w:rPr>
+              <w:t>Minute</w:t>
+            </w:r>
+            <w:bookmarkEnd w:id="69"/>
+            <w:proofErr w:type="spellEnd"/>
+          </w:p>
+        </w:tc>
+      </w:tr>
+    </w:tbl>
+    <w:p>
+      <w:pPr>
+        <w:pStyle w:val="Heading3"/>
+        <w:rPr>
+          <w:b/>
+          <w:bCs/>
+        </w:rPr>
+      </w:pPr>
+    </w:p>
+    <w:p>
+      <w:pPr>
+        <w:pStyle w:val="Heading3"/>
+        <w:rPr>
+          <w:b/>
+          <w:bCs/>
+        </w:rPr>
+      </w:pPr>
+      <w:r>
+        <w:rPr>
+          <w:b/>
+          <w:bCs/>
+        </w:rPr>
+        <w:t>Objectives</w:t>
+      </w:r>
+    </w:p>
+    <w:p>
+      <w:pPr>
+        <w:rPr>
+          <w:lang w:val="en-IE"/>
+        </w:rPr>
+      </w:pPr>
+      <w:r>
+        <w:t>M</w:t>
+      </w:r>
+      <w:r>
+        <w:t xml:space="preserve">ethod </w:t>
+      </w:r>
+      <w:r>
+        <w:t xml:space="preserve">to get </w:t>
+      </w:r>
+      <w:r>
+        <w:t xml:space="preserve">a date + </w:t>
+      </w:r>
+      <w:r>
+        <w:t>minute</w:t>
+      </w:r>
+      <w:r>
+        <w:t>(s) converted into epoch (Unix) date and time</w:t>
+      </w:r>
+      <w:r>
+        <w:t>.</w:t>
+      </w:r>
+      <w:r>
+        <w:rPr>
+          <w:lang w:val="en-IE"/>
+        </w:rPr>
+        <w:br/>
+      </w:r>
+    </w:p>
+    <w:p>
+      <w:pPr>
+        <w:pStyle w:val="Heading3"/>
+        <w:rPr>
+          <w:b/>
+          <w:bCs/>
+        </w:rPr>
+      </w:pPr>
+      <w:r>
+        <w:rPr>
+          <w:b/>
+          <w:bCs/>
+        </w:rPr>
+        <w:t>Parameter(s)</w:t>
+      </w:r>
+    </w:p>
+    <w:tbl>
+      <w:tblPr>
+        <w:tblStyle w:val="TableGrid"/>
+        <w:tblW w:w="0" w:type="auto"/>
+        <w:tblLook w:val="04A0" w:firstRow="1" w:lastRow="0" w:firstColumn="1" w:lastColumn="0" w:noHBand="0" w:noVBand="1"/>
+      </w:tblPr>
+      <w:tblGrid>
+        <w:gridCol w:w="1838"/>
+        <w:gridCol w:w="7512"/>
+      </w:tblGrid>
+      <w:tr>
+        <w:tc>
+          <w:tcPr>
+            <w:tcW w:w="1838" w:type="dxa"/>
+            <w:shd w:val="clear" w:color="auto" w:fill="D9E2F3" w:themeFill="accent1" w:themeFillTint="33"/>
+          </w:tcPr>
+          <w:p>
+            <w:pPr>
+              <w:rPr>
+                <w:b/>
+                <w:bCs/>
+              </w:rPr>
+            </w:pPr>
+            <w:r>
+              <w:rPr>
+                <w:b/>
+                <w:bCs/>
+              </w:rPr>
+              <w:t>Date</w:t>
+            </w:r>
+          </w:p>
+        </w:tc>
+        <w:tc>
+          <w:tcPr>
+            <w:tcW w:w="7512" w:type="dxa"/>
+          </w:tcPr>
+          <w:p>
+            <w:r>
+              <w:t xml:space="preserve">A date in any valid format or </w:t>
+            </w:r>
+            <w:r>
+              <w:t xml:space="preserve">NOW </w:t>
+            </w:r>
+            <w:r>
+              <w:t>for the current date time</w:t>
+            </w:r>
+          </w:p>
+        </w:tc>
+      </w:tr>
+      <w:tr>
+        <w:tc>
+          <w:tcPr>
+            <w:tcW w:w="1838" w:type="dxa"/>
+            <w:shd w:val="clear" w:color="auto" w:fill="D9E2F3" w:themeFill="accent1" w:themeFillTint="33"/>
+          </w:tcPr>
+          <w:p>
+            <w:pPr>
+              <w:rPr>
+                <w:b/>
+                <w:bCs/>
+              </w:rPr>
+            </w:pPr>
+            <w:r>
+              <w:rPr>
+                <w:b/>
+                <w:bCs/>
+              </w:rPr>
+              <w:t>Format</w:t>
+            </w:r>
+          </w:p>
+        </w:tc>
+        <w:tc>
+          <w:tcPr>
+            <w:tcW w:w="7512" w:type="dxa"/>
+          </w:tcPr>
+          <w:p>
+            <w:r>
+              <w:t xml:space="preserve">Any valid format (E.g.:  'DD/MM/YYYY </w:t>
+            </w:r>
+            <w:proofErr w:type="spellStart"/>
+            <w:r>
+              <w:t>HH:mm:ss</w:t>
+            </w:r>
+            <w:proofErr w:type="spellEnd"/>
+            <w:r>
+              <w:t>')</w:t>
+            </w:r>
+          </w:p>
+        </w:tc>
+      </w:tr>
+      <w:tr>
+        <w:tc>
+          <w:tcPr>
+            <w:tcW w:w="1838" w:type="dxa"/>
+            <w:shd w:val="clear" w:color="auto" w:fill="D9E2F3" w:themeFill="accent1" w:themeFillTint="33"/>
+          </w:tcPr>
+          <w:p>
+            <w:pPr>
+              <w:rPr>
+                <w:b/>
+                <w:bCs/>
+              </w:rPr>
+            </w:pPr>
+            <w:r>
+              <w:rPr>
+                <w:b/>
+                <w:bCs/>
+              </w:rPr>
+              <w:t>Minute</w:t>
+            </w:r>
+          </w:p>
+        </w:tc>
+        <w:tc>
+          <w:tcPr>
+            <w:tcW w:w="7512" w:type="dxa"/>
+          </w:tcPr>
+          <w:p>
+            <w:r>
+              <w:t xml:space="preserve">Number of </w:t>
+            </w:r>
+            <w:r>
+              <w:t>minute</w:t>
+            </w:r>
+            <w:r>
+              <w:t>(</w:t>
+            </w:r>
+            <w:r>
+              <w:t>s</w:t>
+            </w:r>
+            <w:r>
+              <w:t>) to add to the date</w:t>
+            </w:r>
+          </w:p>
+        </w:tc>
+      </w:tr>
+      <w:tr>
+        <w:tc>
+          <w:tcPr>
+            <w:tcW w:w="1838" w:type="dxa"/>
+            <w:shd w:val="clear" w:color="auto" w:fill="D9E2F3" w:themeFill="accent1" w:themeFillTint="33"/>
+          </w:tcPr>
+          <w:p>
+            <w:pPr>
+              <w:rPr>
+                <w:b/>
+              </w:rPr>
+            </w:pPr>
+            <w:r>
+              <w:rPr>
+                <w:b/>
+              </w:rPr>
+              <w:t>Variable</w:t>
+            </w:r>
+          </w:p>
+        </w:tc>
+        <w:tc>
+          <w:tcPr>
+            <w:tcW w:w="7512" w:type="dxa"/>
+          </w:tcPr>
+          <w:p>
+            <w:r>
+              <w:t xml:space="preserve">Name of </w:t>
+            </w:r>
+            <w:r>
+              <w:t>the variable to store the result (starting with $)</w:t>
+            </w:r>
+          </w:p>
+        </w:tc>
+      </w:tr>
+    </w:tbl>
+    <w:p/>
+    <w:p>
+      <w:pPr>
+        <w:pStyle w:val="Heading3"/>
+        <w:rPr>
+          <w:b/>
+          <w:bCs/>
+        </w:rPr>
+      </w:pPr>
+      <w:r>
+        <w:rPr>
+          <w:b/>
+          <w:bCs/>
+        </w:rPr>
+        <w:t>Example(s):</w:t>
+      </w:r>
+    </w:p>
+    <w:tbl>
+      <w:tblPr>
+        <w:tblStyle w:val="TableGrid"/>
+        <w:tblW w:w="0" w:type="auto"/>
+        <w:tblLook w:val="04A0" w:firstRow="1" w:lastRow="0" w:firstColumn="1" w:lastColumn="0" w:noHBand="0" w:noVBand="1"/>
+      </w:tblPr>
+      <w:tblGrid>
+        <w:gridCol w:w="1775"/>
+        <w:gridCol w:w="3921"/>
+        <w:gridCol w:w="3654"/>
+      </w:tblGrid>
+      <w:tr>
+        <w:tc>
+          <w:tcPr>
+            <w:tcW w:w="1775" w:type="dxa"/>
+            <w:shd w:val="clear" w:color="auto" w:fill="FBE4D5" w:themeFill="accent2" w:themeFillTint="33"/>
+          </w:tcPr>
+          <w:p>
+            <w:proofErr w:type="spellStart"/>
+            <w:r>
+              <w:t>epochAdd</w:t>
+            </w:r>
+            <w:r>
+              <w:t>Minute</w:t>
+            </w:r>
+            <w:proofErr w:type="spellEnd"/>
+          </w:p>
+        </w:tc>
+        <w:tc>
+          <w:tcPr>
+            <w:tcW w:w="3921" w:type="dxa"/>
+          </w:tcPr>
+          <w:p>
+            <w:r>
+              <w:t xml:space="preserve">NOW, DD/MM/YYYY, </w:t>
+            </w:r>
+            <w:r>
+              <w:t>10</w:t>
+            </w:r>
+            <w:r>
+              <w:t>, $Date</w:t>
+            </w:r>
+          </w:p>
+        </w:tc>
+        <w:tc>
+          <w:tcPr>
+            <w:tcW w:w="3654" w:type="dxa"/>
+          </w:tcPr>
+          <w:p>
+            <w:r>
+              <w:t xml:space="preserve">Add </w:t>
+            </w:r>
+            <w:r>
+              <w:t>10 seconds</w:t>
+            </w:r>
+            <w:r>
+              <w:t xml:space="preserve"> and convert in epoch</w:t>
+            </w:r>
+          </w:p>
+        </w:tc>
+      </w:tr>
+    </w:tbl>
+    <w:p>
+      <w:pPr>
+        <w:rPr>
+          <w:lang w:val="en-IE"/>
+        </w:rPr>
+      </w:pPr>
+      <w:r>
+        <w:rPr>
+          <w:b/>
+          <w:u w:val="single"/>
+        </w:rPr>
+        <w:t>Note</w:t>
+      </w:r>
+      <w:r>
+        <w:t xml:space="preserve">: in the rule, the sign $ for the variable must be replaced by the sign: § </w:t>
+      </w:r>
+      <w:r>
+        <w:br/>
+        <w:t xml:space="preserve">Example: </w:t>
+      </w:r>
+      <w:r>
+        <w:t>#</w:t>
+      </w:r>
+      <w:r>
+        <w:t>epochAdd</w:t>
+      </w:r>
+      <w:r>
+        <w:t>Minute</w:t>
+      </w:r>
+      <w:r>
+        <w:t xml:space="preserve">: </w:t>
+      </w:r>
+      <w:r>
+        <w:t>NOW, DD/MM/YYYY, 10, §Date</w:t>
+      </w:r>
+    </w:p>
+    <w:p>
+      <w:pPr>
+        <w:rPr>
+          <w:lang w:val="en-IE"/>
+        </w:rPr>
+      </w:pPr>
+    </w:p>
+    <w:p/>
+    <w:p/>
+    <w:tbl>
+      <w:tblPr>
+        <w:tblStyle w:val="TableGrid"/>
+        <w:tblW w:w="0" w:type="auto"/>
+        <w:tblLook w:val="04A0" w:firstRow="1" w:lastRow="0" w:firstColumn="1" w:lastColumn="0" w:noHBand="0" w:noVBand="1"/>
+      </w:tblPr>
+      <w:tblGrid>
+        <w:gridCol w:w="9350"/>
+      </w:tblGrid>
+      <w:tr>
+        <w:tc>
+          <w:tcPr>
+            <w:tcW w:w="9350" w:type="dxa"/>
+            <w:shd w:val="clear" w:color="auto" w:fill="D9D9D9" w:themeFill="background1" w:themeFillShade="D9"/>
+          </w:tcPr>
+          <w:p>
+            <w:pPr>
+              <w:pStyle w:val="Heading2"/>
+            </w:pPr>
+            <w:bookmarkStart w:id="70" w:name="_Toc203400942"/>
+            <w:r>
+              <w:t>F</w:t>
+            </w:r>
+            <w:r>
+              <w:t xml:space="preserve">unction: </w:t>
+            </w:r>
+            <w:proofErr w:type="spellStart"/>
+            <w:r>
+              <w:rPr>
+                <w:b/>
+                <w:bCs/>
+              </w:rPr>
+              <w:t>epochAdd</w:t>
+            </w:r>
+            <w:r>
+              <w:rPr>
+                <w:b/>
+                <w:bCs/>
+              </w:rPr>
+              <w:t>Second</w:t>
+            </w:r>
+            <w:bookmarkEnd w:id="70"/>
+            <w:proofErr w:type="spellEnd"/>
+          </w:p>
+        </w:tc>
+      </w:tr>
+    </w:tbl>
+    <w:p>
+      <w:pPr>
+        <w:pStyle w:val="Heading3"/>
+        <w:rPr>
+          <w:b/>
+          <w:bCs/>
+        </w:rPr>
+      </w:pPr>
+    </w:p>
+    <w:p>
+      <w:pPr>
+        <w:pStyle w:val="Heading3"/>
+        <w:rPr>
+          <w:b/>
+          <w:bCs/>
+        </w:rPr>
+      </w:pPr>
+      <w:r>
+        <w:rPr>
+          <w:b/>
+          <w:bCs/>
+        </w:rPr>
+        <w:t>Objectives</w:t>
+      </w:r>
+    </w:p>
+    <w:p>
+      <w:pPr>
+        <w:rPr>
+          <w:lang w:val="en-IE"/>
+        </w:rPr>
+      </w:pPr>
+      <w:r>
+        <w:t>M</w:t>
+      </w:r>
+      <w:r>
+        <w:t xml:space="preserve">ethod </w:t>
+      </w:r>
+      <w:r>
+        <w:t xml:space="preserve">to get </w:t>
+      </w:r>
+      <w:r>
+        <w:t xml:space="preserve">a date + </w:t>
+      </w:r>
+      <w:r>
+        <w:t>second</w:t>
+      </w:r>
+      <w:r>
+        <w:t>(s) converted into epoch (Unix) date and time</w:t>
+      </w:r>
+      <w:r>
+        <w:t>.</w:t>
+      </w:r>
+      <w:r>
+        <w:rPr>
+          <w:lang w:val="en-IE"/>
+        </w:rPr>
+        <w:br/>
+      </w:r>
+    </w:p>
+    <w:p>
+      <w:pPr>
+        <w:pStyle w:val="Heading3"/>
+        <w:rPr>
+          <w:b/>
+          <w:bCs/>
+        </w:rPr>
+      </w:pPr>
+      <w:r>
+        <w:rPr>
+          <w:b/>
+          <w:bCs/>
+        </w:rPr>
+        <w:t>Parameter(s)</w:t>
+      </w:r>
+    </w:p>
+    <w:tbl>
+      <w:tblPr>
+        <w:tblStyle w:val="TableGrid"/>
+        <w:tblW w:w="0" w:type="auto"/>
+        <w:tblLook w:val="04A0" w:firstRow="1" w:lastRow="0" w:firstColumn="1" w:lastColumn="0" w:noHBand="0" w:noVBand="1"/>
+      </w:tblPr>
+      <w:tblGrid>
+        <w:gridCol w:w="1838"/>
+        <w:gridCol w:w="7512"/>
+      </w:tblGrid>
+      <w:tr>
+        <w:tc>
+          <w:tcPr>
+            <w:tcW w:w="1838" w:type="dxa"/>
+            <w:shd w:val="clear" w:color="auto" w:fill="D9E2F3" w:themeFill="accent1" w:themeFillTint="33"/>
+          </w:tcPr>
+          <w:p>
+            <w:pPr>
+              <w:rPr>
+                <w:b/>
+                <w:bCs/>
+              </w:rPr>
+            </w:pPr>
+            <w:r>
+              <w:rPr>
+                <w:b/>
+                <w:bCs/>
+              </w:rPr>
+              <w:t>Date</w:t>
+            </w:r>
+          </w:p>
+        </w:tc>
+        <w:tc>
+          <w:tcPr>
+            <w:tcW w:w="7512" w:type="dxa"/>
+          </w:tcPr>
+          <w:p>
+            <w:r>
+              <w:t xml:space="preserve">A date in any valid format or </w:t>
+            </w:r>
+            <w:r>
+              <w:t xml:space="preserve">NOW </w:t>
+            </w:r>
+            <w:r>
+              <w:t>for the current date time</w:t>
+            </w:r>
+          </w:p>
+        </w:tc>
+      </w:tr>
+      <w:tr>
+        <w:tc>
+          <w:tcPr>
+            <w:tcW w:w="1838" w:type="dxa"/>
+            <w:shd w:val="clear" w:color="auto" w:fill="D9E2F3" w:themeFill="accent1" w:themeFillTint="33"/>
+          </w:tcPr>
+          <w:p>
+            <w:pPr>
+              <w:rPr>
+                <w:b/>
+                <w:bCs/>
+              </w:rPr>
+            </w:pPr>
+            <w:r>
+              <w:rPr>
+                <w:b/>
+                <w:bCs/>
+              </w:rPr>
+              <w:t>Format</w:t>
+            </w:r>
+          </w:p>
+        </w:tc>
+        <w:tc>
+          <w:tcPr>
+            <w:tcW w:w="7512" w:type="dxa"/>
+          </w:tcPr>
+          <w:p>
+            <w:r>
+              <w:t xml:space="preserve">Any valid format (E.g.:  'DD/MM/YYYY </w:t>
+            </w:r>
+            <w:proofErr w:type="spellStart"/>
+            <w:r>
+              <w:t>HH:mm:ss</w:t>
+            </w:r>
+            <w:proofErr w:type="spellEnd"/>
+            <w:r>
+              <w:t>')</w:t>
+            </w:r>
+          </w:p>
+        </w:tc>
+      </w:tr>
+      <w:tr>
+        <w:tc>
+          <w:tcPr>
+            <w:tcW w:w="1838" w:type="dxa"/>
+            <w:shd w:val="clear" w:color="auto" w:fill="D9E2F3" w:themeFill="accent1" w:themeFillTint="33"/>
+          </w:tcPr>
+          <w:p>
+            <w:pPr>
+              <w:rPr>
+                <w:b/>
+                <w:bCs/>
+              </w:rPr>
+            </w:pPr>
+            <w:r>
+              <w:rPr>
+                <w:b/>
+                <w:bCs/>
+              </w:rPr>
+              <w:t>Second</w:t>
+            </w:r>
+          </w:p>
+        </w:tc>
+        <w:tc>
+          <w:tcPr>
+            <w:tcW w:w="7512" w:type="dxa"/>
+          </w:tcPr>
+          <w:p>
+            <w:r>
+              <w:t xml:space="preserve">Number of </w:t>
+            </w:r>
+            <w:r>
+              <w:t>second</w:t>
+            </w:r>
+            <w:r>
+              <w:t>(</w:t>
+            </w:r>
+            <w:r>
+              <w:t>s</w:t>
+            </w:r>
+            <w:r>
+              <w:t>) to add to the date</w:t>
+            </w:r>
+          </w:p>
+        </w:tc>
+      </w:tr>
+      <w:tr>
+        <w:tc>
+          <w:tcPr>
+            <w:tcW w:w="1838" w:type="dxa"/>
+            <w:shd w:val="clear" w:color="auto" w:fill="D9E2F3" w:themeFill="accent1" w:themeFillTint="33"/>
+          </w:tcPr>
+          <w:p>
+            <w:pPr>
+              <w:rPr>
+                <w:b/>
+              </w:rPr>
+            </w:pPr>
+            <w:r>
+              <w:rPr>
+                <w:b/>
+              </w:rPr>
+              <w:t>Variable</w:t>
+            </w:r>
+          </w:p>
+        </w:tc>
+        <w:tc>
+          <w:tcPr>
+            <w:tcW w:w="7512" w:type="dxa"/>
+          </w:tcPr>
+          <w:p>
+            <w:r>
+              <w:t xml:space="preserve">Name of </w:t>
+            </w:r>
+            <w:r>
+              <w:t>the variable to store the result (starting with $)</w:t>
+            </w:r>
+          </w:p>
+        </w:tc>
+      </w:tr>
+    </w:tbl>
+    <w:p/>
+    <w:p>
+      <w:pPr>
+        <w:pStyle w:val="Heading3"/>
+        <w:rPr>
+          <w:b/>
+          <w:bCs/>
+        </w:rPr>
+      </w:pPr>
+      <w:r>
+        <w:rPr>
+          <w:b/>
+          <w:bCs/>
+        </w:rPr>
+        <w:t>Example(s):</w:t>
+      </w:r>
+    </w:p>
+    <w:tbl>
+      <w:tblPr>
+        <w:tblStyle w:val="TableGrid"/>
+        <w:tblW w:w="0" w:type="auto"/>
+        <w:tblLook w:val="04A0" w:firstRow="1" w:lastRow="0" w:firstColumn="1" w:lastColumn="0" w:noHBand="0" w:noVBand="1"/>
+      </w:tblPr>
+      <w:tblGrid>
+        <w:gridCol w:w="1774"/>
+        <w:gridCol w:w="3921"/>
+        <w:gridCol w:w="3655"/>
+      </w:tblGrid>
+      <w:tr>
+        <w:tc>
+          <w:tcPr>
+            <w:tcW w:w="1449" w:type="dxa"/>
+            <w:shd w:val="clear" w:color="auto" w:fill="FBE4D5" w:themeFill="accent2" w:themeFillTint="33"/>
+          </w:tcPr>
+          <w:p>
+            <w:proofErr w:type="spellStart"/>
+            <w:r>
+              <w:t>epochAdd</w:t>
+            </w:r>
+            <w:r>
+              <w:t>Second</w:t>
+            </w:r>
+            <w:proofErr w:type="spellEnd"/>
+          </w:p>
+        </w:tc>
+        <w:tc>
+          <w:tcPr>
+            <w:tcW w:w="4075" w:type="dxa"/>
+          </w:tcPr>
+          <w:p>
+            <w:r>
+              <w:t>NOW, DD/MM/YYYY, 5, $Date</w:t>
+            </w:r>
+          </w:p>
+        </w:tc>
+        <w:tc>
+          <w:tcPr>
+            <w:tcW w:w="3826" w:type="dxa"/>
+          </w:tcPr>
+          <w:p>
+            <w:r>
+              <w:t>Add 5 minutes and convert in epoch</w:t>
+            </w:r>
+          </w:p>
+        </w:tc>
+      </w:tr>
+    </w:tbl>
+    <w:p>
+      <w:pPr>
+        <w:rPr>
+          <w:lang w:val="en-IE"/>
+        </w:rPr>
+      </w:pPr>
+      <w:r>
+        <w:rPr>
+          <w:b/>
+          <w:u w:val="single"/>
+        </w:rPr>
+        <w:t>Note</w:t>
+      </w:r>
+      <w:r>
+        <w:t xml:space="preserve">: in the rule, the sign $ for the variable must be replaced by the sign: § </w:t>
+      </w:r>
+      <w:r>
+        <w:br/>
+        <w:t xml:space="preserve">Example: </w:t>
+      </w:r>
+      <w:r>
+        <w:t>#</w:t>
+      </w:r>
+      <w:r>
+        <w:t>epochAdd</w:t>
+      </w:r>
+      <w:r>
+        <w:t>Second</w:t>
+      </w:r>
+      <w:r>
+        <w:t xml:space="preserve">: </w:t>
+      </w:r>
+      <w:r>
+        <w:t>NOW, DD/MM/YYYY, 5, §Date</w:t>
+      </w:r>
+    </w:p>
+    <w:p>
+      <w:pPr>
+        <w:rPr>
+          <w:lang w:val="en-IE"/>
+        </w:rPr>
+      </w:pPr>
+    </w:p>
+    <w:p/>
+    <w:p/>
+    <w:p>
+      <w:pPr>
+        <w:rPr>
+          <w:rFonts w:asciiTheme="majorHAnsi" w:eastAsiaTheme="majorEastAsia" w:hAnsiTheme="majorHAnsi" w:cstheme="majorBidi"/>
+          <w:b/>
+          <w:color w:val="2F5496" w:themeColor="accent1" w:themeShade="BF"/>
+          <w:sz w:val="32"/>
+          <w:szCs w:val="32"/>
+          <w:lang w:val="en-GB"/>
+        </w:rPr>
+      </w:pPr>
+      <w:r>
+        <w:rPr>
+          <w:b/>
+          <w:lang w:val="en-GB"/>
+        </w:rPr>
+        <w:br w:type="page"/>
+      </w:r>
+    </w:p>
+    <w:tbl>
+      <w:tblPr>
+        <w:tblStyle w:val="TableGrid"/>
+        <w:tblW w:w="0" w:type="auto"/>
+        <w:tblLook w:val="04A0" w:firstRow="1" w:lastRow="0" w:firstColumn="1" w:lastColumn="0" w:noHBand="0" w:noVBand="1"/>
+      </w:tblPr>
+      <w:tblGrid>
+        <w:gridCol w:w="9350"/>
+      </w:tblGrid>
+      <w:tr>
+        <w:tc>
+          <w:tcPr>
+            <w:tcW w:w="9350" w:type="dxa"/>
+          </w:tcPr>
+          <w:p>
+            <w:pPr>
+              <w:pStyle w:val="Heading1"/>
+              <w:jc w:val="center"/>
+              <w:rPr>
+                <w:b/>
+                <w:lang w:val="en-GB"/>
+              </w:rPr>
+            </w:pPr>
+            <w:bookmarkStart w:id="71" w:name="_Toc203400943"/>
+            <w:r>
+              <w:rPr>
+                <w:b/>
+                <w:lang w:val="en-GB"/>
+              </w:rPr>
+              <w:lastRenderedPageBreak/>
+              <w:t>Table Functions</w:t>
+            </w:r>
+            <w:bookmarkEnd w:id="71"/>
+          </w:p>
+          <w:p>
+            <w:pPr>
+              <w:rPr>
+                <w:lang w:val="en-GB"/>
+              </w:rPr>
+            </w:pPr>
+          </w:p>
+        </w:tc>
+      </w:tr>
+      <w:tr>
+        <w:tc>
+          <w:tcPr>
+            <w:tcW w:w="9350" w:type="dxa"/>
+          </w:tcPr>
+          <w:p>
+            <w:pPr>
+              <w:jc w:val="center"/>
+              <w:rPr>
+                <w:lang w:val="en-GB"/>
+              </w:rPr>
+            </w:pPr>
+          </w:p>
+          <w:p>
+            <w:pPr>
+              <w:jc w:val="center"/>
+              <w:rPr>
+                <w:lang w:val="en-GB"/>
+              </w:rPr>
+            </w:pPr>
+            <w:r>
+              <w:rPr>
+                <w:noProof/>
+                <w:lang w:val="en-IE" w:eastAsia="en-IE"/>
+              </w:rPr>
+              <w:drawing>
+                <wp:inline distT="0" distB="0" distL="0" distR="0" wp14:anchorId="5E4D8E84" wp14:editId="606145E1">
+                  <wp:extent cx="5201376" cy="4991797"/>
+                  <wp:effectExtent l="0" t="0" r="0" b="0"/>
+                  <wp:docPr id="12" name="Picture 12"/>
+                  <wp:cNvGraphicFramePr>
+                    <a:graphicFrameLocks xmlns:a="http://schemas.openxmlformats.org/drawingml/2006/main" noChangeAspect="1"/>
+                  </wp:cNvGraphicFramePr>
+                  <a:graphic xmlns:a="http://schemas.openxmlformats.org/drawingml/2006/main">
+                    <a:graphicData uri="http://schemas.openxmlformats.org/drawingml/2006/picture">
+                      <pic:pic xmlns:pic="http://schemas.openxmlformats.org/drawingml/2006/picture">
+                        <pic:nvPicPr>
+                          <pic:cNvPr id="1" name=""/>
+                          <pic:cNvPicPr/>
+                        </pic:nvPicPr>
+                        <pic:blipFill>
+                          <a:blip r:embed="rId23"/>
+                          <a:stretch>
+                            <a:fillRect/>
+                          </a:stretch>
+                        </pic:blipFill>
+                        <pic:spPr>
+                          <a:xfrm>
+                            <a:off x="0" y="0"/>
                             <a:ext cx="5201376" cy="4991797"/>
                           </a:xfrm>
                           <a:prstGeom prst="rect">
@@ -28333,7 +28350,7 @@
             <w:pPr>
               <w:pStyle w:val="Heading2"/>
             </w:pPr>
-            <w:bookmarkStart w:id="72" w:name="_Toc202794578"/>
+            <w:bookmarkStart w:id="72" w:name="_Toc203400944"/>
             <w:r>
               <w:t>F</w:t>
             </w:r>
@@ -28771,7 +28788,7 @@
             <w:pPr>
               <w:pStyle w:val="Heading2"/>
             </w:pPr>
-            <w:bookmarkStart w:id="73" w:name="_Toc202794579"/>
+            <w:bookmarkStart w:id="73" w:name="_Toc203400945"/>
             <w:r>
               <w:t>F</w:t>
             </w:r>
@@ -29179,7 +29196,7 @@
             <w:pPr>
               <w:pStyle w:val="Heading2"/>
             </w:pPr>
-            <w:bookmarkStart w:id="74" w:name="_Toc202794580"/>
+            <w:bookmarkStart w:id="74" w:name="_Toc203400946"/>
             <w:r>
               <w:t>F</w:t>
             </w:r>
@@ -29541,7 +29558,7 @@
             <w:pPr>
               <w:pStyle w:val="Heading2"/>
             </w:pPr>
-            <w:bookmarkStart w:id="75" w:name="_Toc202794581"/>
+            <w:bookmarkStart w:id="75" w:name="_Toc203400947"/>
             <w:r>
               <w:t>F</w:t>
             </w:r>
@@ -29878,7 +29895,7 @@
             <w:pPr>
               <w:pStyle w:val="Heading2"/>
             </w:pPr>
-            <w:bookmarkStart w:id="76" w:name="_Toc202794582"/>
+            <w:bookmarkStart w:id="76" w:name="_Toc203400948"/>
             <w:r>
               <w:lastRenderedPageBreak/>
               <w:t>F</w:t>
@@ -30183,7 +30200,7 @@
             <w:pPr>
               <w:pStyle w:val="Heading2"/>
             </w:pPr>
-            <w:bookmarkStart w:id="77" w:name="_Toc202794583"/>
+            <w:bookmarkStart w:id="77" w:name="_Toc203400949"/>
             <w:r>
               <w:t>F</w:t>
             </w:r>
@@ -30524,7 +30541,7 @@
                 <w:lang w:val="en-GB"/>
               </w:rPr>
             </w:pPr>
-            <w:bookmarkStart w:id="78" w:name="_Toc202794584"/>
+            <w:bookmarkStart w:id="78" w:name="_Toc203400950"/>
             <w:r>
               <w:rPr>
                 <w:b/>
@@ -30594,7 +30611,7 @@
                           </pic:cNvPicPr>
                         </pic:nvPicPr>
                         <pic:blipFill>
-                          <a:blip r:embed="rId23" cstate="print">
+                          <a:blip r:embed="rId24" cstate="print">
                             <a:extLst>
                               <a:ext uri="{28A0092B-C50C-407E-A947-70E740481C1C}">
                                 <a14:useLocalDpi xmlns:a14="http://schemas.microsoft.com/office/drawing/2010/main" val="0"/>
@@ -30662,7 +30679,7 @@
             <w:pPr>
               <w:pStyle w:val="Heading2"/>
             </w:pPr>
-            <w:bookmarkStart w:id="79" w:name="_Toc202794585"/>
+            <w:bookmarkStart w:id="79" w:name="_Toc203400951"/>
             <w:r>
               <w:t>F</w:t>
             </w:r>
@@ -30870,7 +30887,7 @@
             <w:pPr>
               <w:pStyle w:val="Heading2"/>
             </w:pPr>
-            <w:bookmarkStart w:id="80" w:name="_Toc202794586"/>
+            <w:bookmarkStart w:id="80" w:name="_Toc203400952"/>
             <w:r>
               <w:t>F</w:t>
             </w:r>
@@ -31082,7 +31099,7 @@
             <w:pPr>
               <w:pStyle w:val="Heading2"/>
             </w:pPr>
-            <w:bookmarkStart w:id="81" w:name="_Toc202794587"/>
+            <w:bookmarkStart w:id="81" w:name="_Toc203400953"/>
             <w:r>
               <w:t>F</w:t>
             </w:r>
@@ -31284,7 +31301,7 @@
             <w:pPr>
               <w:pStyle w:val="Heading2"/>
             </w:pPr>
-            <w:bookmarkStart w:id="82" w:name="_Toc202794588"/>
+            <w:bookmarkStart w:id="82" w:name="_Toc203400954"/>
             <w:r>
               <w:t>F</w:t>
             </w:r>
@@ -31566,7 +31583,7 @@
             <w:pPr>
               <w:pStyle w:val="Heading2"/>
             </w:pPr>
-            <w:bookmarkStart w:id="83" w:name="_Toc202794589"/>
+            <w:bookmarkStart w:id="83" w:name="_Toc203400955"/>
             <w:r>
               <w:t>F</w:t>
             </w:r>
@@ -31843,8 +31860,8 @@
     <w:p/>
     <w:p/>
     <w:sectPr>
-      <w:headerReference w:type="default" r:id="rId24"/>
-      <w:footerReference w:type="default" r:id="rId25"/>
+      <w:headerReference w:type="default" r:id="rId25"/>
+      <w:footerReference w:type="default" r:id="rId26"/>
       <w:pgSz w:w="12240" w:h="15840"/>
       <w:pgMar w:top="1440" w:right="1440" w:bottom="1440" w:left="1440" w:header="708" w:footer="708" w:gutter="0"/>
       <w:cols w:space="708"/>
@@ -31932,16 +31949,13 @@
             <w:t>V1.</w:t>
           </w:r>
           <w:r>
-            <w:t>6</w:t>
+            <w:t>7</w:t>
           </w:r>
           <w:r>
             <w:t xml:space="preserve"> – </w:t>
           </w:r>
           <w:r>
-            <w:t>0</w:t>
-          </w:r>
-          <w:r>
-            <w:t>7</w:t>
+            <w:t>14</w:t>
           </w:r>
           <w:r>
             <w:t>/</w:t>
@@ -34829,6 +34843,7 @@
   <w:style w:type="character" w:default="1" w:styleId="DefaultParagraphFont">
     <w:name w:val="Default Paragraph Font"/>
     <w:uiPriority w:val="1"/>
+    <w:semiHidden/>
     <w:unhideWhenUsed/>
   </w:style>
   <w:style w:type="table" w:default="1" w:styleId="TableNormal">

--- a/frontend/public/documentation/FunctionsUserManual.docx
+++ b/frontend/public/documentation/FunctionsUserManual.docx
@@ -4075,7 +4075,7 @@
                 <w:noProof/>
                 <w:webHidden/>
               </w:rPr>
-              <w:t>29</w:t>
+              <w:t>30</w:t>
             </w:r>
             <w:r>
               <w:rPr>
@@ -4152,7 +4152,7 @@
                 <w:noProof/>
                 <w:webHidden/>
               </w:rPr>
-              <w:t>30</w:t>
+              <w:t>31</w:t>
             </w:r>
             <w:r>
               <w:rPr>
@@ -4235,7 +4235,7 @@
                 <w:noProof/>
                 <w:webHidden/>
               </w:rPr>
-              <w:t>31</w:t>
+              <w:t>32</w:t>
             </w:r>
             <w:r>
               <w:rPr>
@@ -4326,7 +4326,7 @@
                 <w:noProof/>
                 <w:webHidden/>
               </w:rPr>
-              <w:t>31</w:t>
+              <w:t>32</w:t>
             </w:r>
             <w:r>
               <w:rPr>
@@ -4408,7 +4408,7 @@
                 <w:noProof/>
                 <w:webHidden/>
               </w:rPr>
-              <w:t>32</w:t>
+              <w:t>33</w:t>
             </w:r>
             <w:r>
               <w:rPr>
@@ -4490,7 +4490,7 @@
                 <w:noProof/>
                 <w:webHidden/>
               </w:rPr>
-              <w:t>33</w:t>
+              <w:t>34</w:t>
             </w:r>
             <w:r>
               <w:rPr>
@@ -4572,7 +4572,7 @@
                 <w:noProof/>
                 <w:webHidden/>
               </w:rPr>
-              <w:t>33</w:t>
+              <w:t>34</w:t>
             </w:r>
             <w:r>
               <w:rPr>
@@ -4649,7 +4649,7 @@
                 <w:noProof/>
                 <w:webHidden/>
               </w:rPr>
-              <w:t>34</w:t>
+              <w:t>35</w:t>
             </w:r>
             <w:r>
               <w:rPr>
@@ -4732,7 +4732,7 @@
                 <w:noProof/>
                 <w:webHidden/>
               </w:rPr>
-              <w:t>35</w:t>
+              <w:t>36</w:t>
             </w:r>
             <w:r>
               <w:rPr>
@@ -4815,7 +4815,7 @@
                 <w:noProof/>
                 <w:webHidden/>
               </w:rPr>
-              <w:t>35</w:t>
+              <w:t>36</w:t>
             </w:r>
             <w:r>
               <w:rPr>
@@ -4898,7 +4898,7 @@
                 <w:noProof/>
                 <w:webHidden/>
               </w:rPr>
-              <w:t>36</w:t>
+              <w:t>37</w:t>
             </w:r>
             <w:r>
               <w:rPr>
@@ -4981,7 +4981,7 @@
                 <w:noProof/>
                 <w:webHidden/>
               </w:rPr>
-              <w:t>36</w:t>
+              <w:t>37</w:t>
             </w:r>
             <w:r>
               <w:rPr>
@@ -5064,7 +5064,7 @@
                 <w:noProof/>
                 <w:webHidden/>
               </w:rPr>
-              <w:t>37</w:t>
+              <w:t>38</w:t>
             </w:r>
             <w:r>
               <w:rPr>
@@ -5147,7 +5147,7 @@
                 <w:noProof/>
                 <w:webHidden/>
               </w:rPr>
-              <w:t>37</w:t>
+              <w:t>38</w:t>
             </w:r>
             <w:r>
               <w:rPr>
@@ -5230,7 +5230,7 @@
                 <w:noProof/>
                 <w:webHidden/>
               </w:rPr>
-              <w:t>38</w:t>
+              <w:t>39</w:t>
             </w:r>
             <w:r>
               <w:rPr>
@@ -5307,7 +5307,7 @@
                 <w:noProof/>
                 <w:webHidden/>
               </w:rPr>
-              <w:t>39</w:t>
+              <w:t>40</w:t>
             </w:r>
             <w:r>
               <w:rPr>
@@ -5390,7 +5390,7 @@
                 <w:noProof/>
                 <w:webHidden/>
               </w:rPr>
-              <w:t>40</w:t>
+              <w:t>41</w:t>
             </w:r>
             <w:r>
               <w:rPr>
@@ -5473,7 +5473,7 @@
                 <w:noProof/>
                 <w:webHidden/>
               </w:rPr>
-              <w:t>40</w:t>
+              <w:t>41</w:t>
             </w:r>
             <w:r>
               <w:rPr>
@@ -5564,7 +5564,7 @@
                 <w:noProof/>
                 <w:webHidden/>
               </w:rPr>
-              <w:t>41</w:t>
+              <w:t>42</w:t>
             </w:r>
             <w:r>
               <w:rPr>
@@ -5646,7 +5646,7 @@
                 <w:noProof/>
                 <w:webHidden/>
               </w:rPr>
-              <w:t>42</w:t>
+              <w:t>43</w:t>
             </w:r>
             <w:r>
               <w:rPr>
@@ -5728,7 +5728,7 @@
                 <w:noProof/>
                 <w:webHidden/>
               </w:rPr>
-              <w:t>43</w:t>
+              <w:t>44</w:t>
             </w:r>
             <w:r>
               <w:rPr>
@@ -5805,7 +5805,7 @@
                 <w:noProof/>
                 <w:webHidden/>
               </w:rPr>
-              <w:t>44</w:t>
+              <w:t>45</w:t>
             </w:r>
             <w:r>
               <w:rPr>
@@ -5888,7 +5888,7 @@
                 <w:noProof/>
                 <w:webHidden/>
               </w:rPr>
-              <w:t>45</w:t>
+              <w:t>46</w:t>
             </w:r>
             <w:r>
               <w:rPr>
@@ -5971,7 +5971,7 @@
                 <w:noProof/>
                 <w:webHidden/>
               </w:rPr>
-              <w:t>45</w:t>
+              <w:t>46</w:t>
             </w:r>
             <w:r>
               <w:rPr>
@@ -6054,7 +6054,7 @@
                 <w:noProof/>
                 <w:webHidden/>
               </w:rPr>
-              <w:t>46</w:t>
+              <w:t>47</w:t>
             </w:r>
             <w:r>
               <w:rPr>
@@ -6137,7 +6137,7 @@
                 <w:noProof/>
                 <w:webHidden/>
               </w:rPr>
-              <w:t>46</w:t>
+              <w:t>47</w:t>
             </w:r>
             <w:r>
               <w:rPr>
@@ -6220,7 +6220,7 @@
                 <w:noProof/>
                 <w:webHidden/>
               </w:rPr>
-              <w:t>47</w:t>
+              <w:t>48</w:t>
             </w:r>
             <w:r>
               <w:rPr>
@@ -6297,7 +6297,7 @@
                 <w:noProof/>
                 <w:webHidden/>
               </w:rPr>
-              <w:t>48</w:t>
+              <w:t>49</w:t>
             </w:r>
             <w:r>
               <w:rPr>
@@ -6380,7 +6380,7 @@
                 <w:noProof/>
                 <w:webHidden/>
               </w:rPr>
-              <w:t>49</w:t>
+              <w:t>50</w:t>
             </w:r>
             <w:r>
               <w:rPr>
@@ -6463,7 +6463,7 @@
                 <w:noProof/>
                 <w:webHidden/>
               </w:rPr>
-              <w:t>49</w:t>
+              <w:t>50</w:t>
             </w:r>
             <w:r>
               <w:rPr>
@@ -6546,7 +6546,7 @@
                 <w:noProof/>
                 <w:webHidden/>
               </w:rPr>
-              <w:t>50</w:t>
+              <w:t>51</w:t>
             </w:r>
             <w:r>
               <w:rPr>
@@ -6629,7 +6629,7 @@
                 <w:noProof/>
                 <w:webHidden/>
               </w:rPr>
-              <w:t>50</w:t>
+              <w:t>51</w:t>
             </w:r>
             <w:r>
               <w:rPr>
@@ -6712,7 +6712,7 @@
                 <w:noProof/>
                 <w:webHidden/>
               </w:rPr>
-              <w:t>51</w:t>
+              <w:t>52</w:t>
             </w:r>
             <w:r>
               <w:rPr>
@@ -6795,7 +6795,7 @@
                 <w:noProof/>
                 <w:webHidden/>
               </w:rPr>
-              <w:t>51</w:t>
+              <w:t>52</w:t>
             </w:r>
             <w:r>
               <w:rPr>
@@ -6872,7 +6872,7 @@
                 <w:noProof/>
                 <w:webHidden/>
               </w:rPr>
-              <w:t>52</w:t>
+              <w:t>53</w:t>
             </w:r>
             <w:r>
               <w:rPr>
@@ -6955,7 +6955,7 @@
                 <w:noProof/>
                 <w:webHidden/>
               </w:rPr>
-              <w:t>53</w:t>
+              <w:t>54</w:t>
             </w:r>
             <w:r>
               <w:rPr>
@@ -7038,7 +7038,7 @@
                 <w:noProof/>
                 <w:webHidden/>
               </w:rPr>
-              <w:t>53</w:t>
+              <w:t>54</w:t>
             </w:r>
             <w:r>
               <w:rPr>
@@ -7121,7 +7121,7 @@
                 <w:noProof/>
                 <w:webHidden/>
               </w:rPr>
-              <w:t>54</w:t>
+              <w:t>55</w:t>
             </w:r>
             <w:r>
               <w:rPr>
@@ -7204,7 +7204,7 @@
                 <w:noProof/>
                 <w:webHidden/>
               </w:rPr>
-              <w:t>54</w:t>
+              <w:t>55</w:t>
             </w:r>
             <w:r>
               <w:rPr>
@@ -7287,7 +7287,7 @@
                 <w:noProof/>
                 <w:webHidden/>
               </w:rPr>
-              <w:t>55</w:t>
+              <w:t>56</w:t>
             </w:r>
             <w:r>
               <w:rPr>
@@ -7459,21 +7459,7 @@
           <w:lang w:val="en-GB"/>
         </w:rPr>
         <w:br/>
-        <w:t>The parameters are separated by a comma (</w:t>
-      </w:r>
-      <w:proofErr w:type="spellStart"/>
-      <w:r>
-        <w:rPr>
-          <w:lang w:val="en-GB"/>
-        </w:rPr>
-        <w:t>E.g</w:t>
-      </w:r>
-      <w:proofErr w:type="spellEnd"/>
-      <w:r>
-        <w:rPr>
-          <w:lang w:val="en-GB"/>
-        </w:rPr>
-        <w:t xml:space="preserve">: #click: </w:t>
+        <w:t xml:space="preserve">The parameters are separated by a comma (E.g: #click: </w:t>
       </w:r>
       <w:r>
         <w:rPr>
@@ -7905,7 +7891,6 @@
               <w:t xml:space="preserve">unction: </w:t>
             </w:r>
             <w:bookmarkEnd w:id="2"/>
-            <w:proofErr w:type="spellStart"/>
             <w:r>
               <w:rPr>
                 <w:b/>
@@ -7914,7 +7899,6 @@
               <w:t>url</w:t>
             </w:r>
             <w:bookmarkEnd w:id="3"/>
-            <w:proofErr w:type="spellEnd"/>
           </w:p>
         </w:tc>
       </w:tr>
@@ -8044,11 +8028,9 @@
             <w:shd w:val="clear" w:color="auto" w:fill="FBE4D5" w:themeFill="accent2" w:themeFillTint="33"/>
           </w:tcPr>
           <w:p>
-            <w:proofErr w:type="spellStart"/>
             <w:r>
               <w:t>url</w:t>
             </w:r>
-            <w:proofErr w:type="spellEnd"/>
           </w:p>
         </w:tc>
         <w:tc>
@@ -8079,11 +8061,9 @@
             <w:shd w:val="clear" w:color="auto" w:fill="FBE4D5" w:themeFill="accent2" w:themeFillTint="33"/>
           </w:tcPr>
           <w:p>
-            <w:proofErr w:type="spellStart"/>
             <w:r>
               <w:t>url</w:t>
             </w:r>
-            <w:proofErr w:type="spellEnd"/>
           </w:p>
         </w:tc>
         <w:tc>
@@ -8134,7 +8114,6 @@
             <w:r>
               <w:t xml:space="preserve">unction: </w:t>
             </w:r>
-            <w:proofErr w:type="spellStart"/>
             <w:r>
               <w:rPr>
                 <w:b/>
@@ -8149,7 +8128,6 @@
               <w:t>url</w:t>
             </w:r>
             <w:bookmarkEnd w:id="4"/>
-            <w:proofErr w:type="spellEnd"/>
           </w:p>
         </w:tc>
       </w:tr>
@@ -8184,15 +8162,7 @@
         <w:t xml:space="preserve">Method to </w:t>
       </w:r>
       <w:r>
-        <w:t xml:space="preserve">get the current </w:t>
-      </w:r>
-      <w:proofErr w:type="spellStart"/>
-      <w:r>
-        <w:t>url</w:t>
-      </w:r>
-      <w:proofErr w:type="spellEnd"/>
-      <w:r>
-        <w:t xml:space="preserve"> from the </w:t>
+        <w:t xml:space="preserve">get the current url from the </w:t>
       </w:r>
       <w:r>
         <w:t>browse</w:t>
@@ -8255,15 +8225,7 @@
           </w:tcPr>
           <w:p>
             <w:r>
-              <w:t xml:space="preserve">The name of the variable to store the current </w:t>
-            </w:r>
-            <w:proofErr w:type="spellStart"/>
-            <w:r>
-              <w:t>url</w:t>
-            </w:r>
-            <w:proofErr w:type="spellEnd"/>
-            <w:r>
-              <w:t xml:space="preserve"> (starting with $)</w:t>
+              <w:t>The name of the variable to store the current url (starting with $)</w:t>
             </w:r>
           </w:p>
         </w:tc>
@@ -8304,14 +8266,12 @@
             <w:shd w:val="clear" w:color="auto" w:fill="FBE4D5" w:themeFill="accent2" w:themeFillTint="33"/>
           </w:tcPr>
           <w:p>
-            <w:proofErr w:type="spellStart"/>
             <w:r>
               <w:t>get</w:t>
             </w:r>
             <w:r>
               <w:t>url</w:t>
             </w:r>
-            <w:proofErr w:type="spellEnd"/>
           </w:p>
         </w:tc>
         <w:tc>
@@ -8320,13 +8280,8 @@
           </w:tcPr>
           <w:p>
             <w:r>
-              <w:t>$</w:t>
-            </w:r>
-            <w:proofErr w:type="spellStart"/>
-            <w:r>
-              <w:t>currentURL</w:t>
-            </w:r>
-            <w:proofErr w:type="spellEnd"/>
+              <w:t>$currentURL</w:t>
+            </w:r>
           </w:p>
         </w:tc>
         <w:tc>
@@ -8335,21 +8290,8 @@
           </w:tcPr>
           <w:p>
             <w:r>
-              <w:t xml:space="preserve">Store the current </w:t>
-            </w:r>
-            <w:proofErr w:type="spellStart"/>
-            <w:r>
-              <w:t>url</w:t>
-            </w:r>
-            <w:proofErr w:type="spellEnd"/>
-            <w:r>
-              <w:t xml:space="preserve"> into the variable $</w:t>
-            </w:r>
-            <w:proofErr w:type="spellStart"/>
-            <w:r>
-              <w:t>currentURL</w:t>
-            </w:r>
-            <w:proofErr w:type="spellEnd"/>
+              <w:t>Store the current url into the variable $currentURL</w:t>
+            </w:r>
           </w:p>
         </w:tc>
       </w:tr>
@@ -8378,11 +8320,9 @@
       <w:r>
         <w:t>: §</w:t>
       </w:r>
-      <w:proofErr w:type="spellStart"/>
       <w:r>
         <w:t>currentURL</w:t>
       </w:r>
-      <w:proofErr w:type="spellEnd"/>
     </w:p>
     <w:p>
       <w:r>
@@ -8422,7 +8362,6 @@
             <w:r>
               <w:t xml:space="preserve">unction: </w:t>
             </w:r>
-            <w:proofErr w:type="spellStart"/>
             <w:r>
               <w:rPr>
                 <w:b/>
@@ -8430,7 +8369,6 @@
               <w:t>switchTab</w:t>
             </w:r>
             <w:bookmarkEnd w:id="5"/>
-            <w:proofErr w:type="spellEnd"/>
           </w:p>
         </w:tc>
       </w:tr>
@@ -8569,14 +8507,12 @@
             <w:shd w:val="clear" w:color="auto" w:fill="FBE4D5" w:themeFill="accent2" w:themeFillTint="33"/>
           </w:tcPr>
           <w:p>
-            <w:proofErr w:type="spellStart"/>
             <w:r>
               <w:rPr>
                 <w:b/>
               </w:rPr>
               <w:t>switchTab</w:t>
             </w:r>
-            <w:proofErr w:type="spellEnd"/>
           </w:p>
         </w:tc>
         <w:tc>
@@ -8612,14 +8548,12 @@
                 <w:b/>
               </w:rPr>
             </w:pPr>
-            <w:proofErr w:type="spellStart"/>
             <w:r>
               <w:rPr>
                 <w:b/>
               </w:rPr>
               <w:t>switchTab</w:t>
             </w:r>
-            <w:proofErr w:type="spellEnd"/>
           </w:p>
         </w:tc>
         <w:tc>
@@ -8680,7 +8614,6 @@
             <w:r>
               <w:t xml:space="preserve">unction: </w:t>
             </w:r>
-            <w:proofErr w:type="spellStart"/>
             <w:r>
               <w:rPr>
                 <w:b/>
@@ -8689,7 +8622,6 @@
               <w:t>openNewTab</w:t>
             </w:r>
             <w:bookmarkEnd w:id="6"/>
-            <w:proofErr w:type="spellEnd"/>
           </w:p>
         </w:tc>
       </w:tr>
@@ -8773,7 +8705,6 @@
                 <w:bCs/>
               </w:rPr>
             </w:pPr>
-            <w:proofErr w:type="spellStart"/>
             <w:r>
               <w:rPr>
                 <w:b/>
@@ -8781,7 +8712,6 @@
               </w:rPr>
               <w:t>Url</w:t>
             </w:r>
-            <w:proofErr w:type="spellEnd"/>
           </w:p>
         </w:tc>
         <w:tc>
@@ -8789,11 +8719,9 @@
             <w:tcW w:w="11514" w:type="dxa"/>
           </w:tcPr>
           <w:p>
-            <w:proofErr w:type="spellStart"/>
             <w:r>
               <w:t>Url</w:t>
             </w:r>
-            <w:proofErr w:type="spellEnd"/>
             <w:r>
               <w:t xml:space="preserve"> text</w:t>
             </w:r>
@@ -8848,7 +8776,6 @@
             <w:shd w:val="clear" w:color="auto" w:fill="FBE4D5" w:themeFill="accent2" w:themeFillTint="33"/>
           </w:tcPr>
           <w:p>
-            <w:proofErr w:type="spellStart"/>
             <w:r>
               <w:rPr>
                 <w:b/>
@@ -8861,7 +8788,6 @@
               </w:rPr>
               <w:t>ewTab</w:t>
             </w:r>
-            <w:proofErr w:type="spellEnd"/>
           </w:p>
         </w:tc>
         <w:tc>
@@ -8928,7 +8854,6 @@
             <w:r>
               <w:t xml:space="preserve">unction: </w:t>
             </w:r>
-            <w:proofErr w:type="spellStart"/>
             <w:r>
               <w:rPr>
                 <w:b/>
@@ -8944,7 +8869,6 @@
               <w:t>NewTab</w:t>
             </w:r>
             <w:bookmarkEnd w:id="7"/>
-            <w:proofErr w:type="spellEnd"/>
           </w:p>
         </w:tc>
       </w:tr>
@@ -8997,23 +8921,7 @@
         <w:t>ontrary to</w:t>
       </w:r>
       <w:r>
-        <w:t xml:space="preserve"> the function </w:t>
-      </w:r>
-      <w:proofErr w:type="spellStart"/>
-      <w:r>
-        <w:t>openNewTab</w:t>
-      </w:r>
-      <w:proofErr w:type="spellEnd"/>
-      <w:r>
-        <w:t xml:space="preserve">, the </w:t>
-      </w:r>
-      <w:proofErr w:type="spellStart"/>
-      <w:r>
-        <w:t>clickNewTab</w:t>
-      </w:r>
-      <w:proofErr w:type="spellEnd"/>
-      <w:r>
-        <w:t xml:space="preserve"> open a real tab in the browser</w:t>
+        <w:t xml:space="preserve"> the function openNewTab, the clickNewTab open a real tab in the browser</w:t>
       </w:r>
     </w:p>
     <w:p>
@@ -9069,13 +8977,8 @@
             <w:tcW w:w="11514" w:type="dxa"/>
           </w:tcPr>
           <w:p>
-            <w:proofErr w:type="spellStart"/>
-            <w:r>
-              <w:t>Xpath</w:t>
-            </w:r>
-            <w:proofErr w:type="spellEnd"/>
-            <w:r>
-              <w:t xml:space="preserve"> or dictionary word (starting with @) of the element or $GUI</w:t>
+            <w:r>
+              <w:t>Xpath or dictionary word (starting with @) of the element or $GUI</w:t>
             </w:r>
           </w:p>
         </w:tc>
@@ -9116,14 +9019,12 @@
             <w:shd w:val="clear" w:color="auto" w:fill="FBE4D5" w:themeFill="accent2" w:themeFillTint="33"/>
           </w:tcPr>
           <w:p>
-            <w:proofErr w:type="spellStart"/>
             <w:r>
               <w:rPr>
                 <w:b/>
               </w:rPr>
               <w:t>clickNewTab</w:t>
             </w:r>
-            <w:proofErr w:type="spellEnd"/>
           </w:p>
         </w:tc>
         <w:tc>
@@ -9185,7 +9086,6 @@
             <w:r>
               <w:t xml:space="preserve">unction: </w:t>
             </w:r>
-            <w:proofErr w:type="spellStart"/>
             <w:r>
               <w:rPr>
                 <w:b/>
@@ -9201,7 +9101,6 @@
               <w:t>Tab</w:t>
             </w:r>
             <w:bookmarkEnd w:id="8"/>
-            <w:proofErr w:type="spellEnd"/>
           </w:p>
         </w:tc>
       </w:tr>
@@ -9273,14 +9172,12 @@
             <w:shd w:val="clear" w:color="auto" w:fill="FBE4D5" w:themeFill="accent2" w:themeFillTint="33"/>
           </w:tcPr>
           <w:p>
-            <w:proofErr w:type="spellStart"/>
             <w:r>
               <w:rPr>
                 <w:b/>
               </w:rPr>
               <w:t>closeTab</w:t>
             </w:r>
-            <w:proofErr w:type="spellEnd"/>
           </w:p>
         </w:tc>
         <w:tc>
@@ -9337,7 +9234,6 @@
             <w:r>
               <w:t xml:space="preserve">unction: </w:t>
             </w:r>
-            <w:proofErr w:type="spellStart"/>
             <w:r>
               <w:rPr>
                 <w:b/>
@@ -9345,7 +9241,6 @@
               <w:t>loginUser</w:t>
             </w:r>
             <w:bookmarkEnd w:id="9"/>
-            <w:proofErr w:type="spellEnd"/>
           </w:p>
         </w:tc>
       </w:tr>
@@ -9473,15 +9368,7 @@
           </w:tcPr>
           <w:p>
             <w:r>
-              <w:t xml:space="preserve">Enter the </w:t>
-            </w:r>
-            <w:proofErr w:type="spellStart"/>
-            <w:r>
-              <w:t>xpath</w:t>
-            </w:r>
-            <w:proofErr w:type="spellEnd"/>
-            <w:r>
-              <w:t xml:space="preserve"> (or dictionary word) to access the user field</w:t>
+              <w:t>Enter the xpath (or dictionary word) to access the user field</w:t>
             </w:r>
           </w:p>
         </w:tc>
@@ -9514,15 +9401,7 @@
           </w:tcPr>
           <w:p>
             <w:r>
-              <w:t xml:space="preserve">[Optional] Enter the </w:t>
-            </w:r>
-            <w:proofErr w:type="spellStart"/>
-            <w:r>
-              <w:t>xpath</w:t>
-            </w:r>
-            <w:proofErr w:type="spellEnd"/>
-            <w:r>
-              <w:t xml:space="preserve"> (or dictionary word) to access the submit button</w:t>
+              <w:t>[Optional] Enter the xpath (or dictionary word) to access the submit button</w:t>
             </w:r>
           </w:p>
         </w:tc>
@@ -9618,11 +9497,9 @@
             <w:shd w:val="clear" w:color="auto" w:fill="FBE4D5" w:themeFill="accent2" w:themeFillTint="33"/>
           </w:tcPr>
           <w:p>
-            <w:proofErr w:type="spellStart"/>
             <w:r>
               <w:t>loginUser</w:t>
             </w:r>
-            <w:proofErr w:type="spellEnd"/>
           </w:p>
         </w:tc>
         <w:tc>
@@ -9685,11 +9562,9 @@
             <w:shd w:val="clear" w:color="auto" w:fill="FBE4D5" w:themeFill="accent2" w:themeFillTint="33"/>
           </w:tcPr>
           <w:p>
-            <w:proofErr w:type="spellStart"/>
             <w:r>
               <w:t>loginUser</w:t>
             </w:r>
-            <w:proofErr w:type="spellEnd"/>
           </w:p>
         </w:tc>
         <w:tc>
@@ -9927,7 +9802,6 @@
             <w:r>
               <w:t xml:space="preserve">unction: </w:t>
             </w:r>
-            <w:proofErr w:type="spellStart"/>
             <w:r>
               <w:rPr>
                 <w:b/>
@@ -9935,7 +9809,6 @@
               <w:t>loginPassword</w:t>
             </w:r>
             <w:bookmarkEnd w:id="10"/>
-            <w:proofErr w:type="spellEnd"/>
           </w:p>
         </w:tc>
       </w:tr>
@@ -10065,15 +9938,7 @@
           </w:tcPr>
           <w:p>
             <w:r>
-              <w:t xml:space="preserve">Enter the </w:t>
-            </w:r>
-            <w:proofErr w:type="spellStart"/>
-            <w:r>
-              <w:t>xpath</w:t>
-            </w:r>
-            <w:proofErr w:type="spellEnd"/>
-            <w:r>
-              <w:t xml:space="preserve"> (or dictionary word) to access the password field</w:t>
+              <w:t>Enter the xpath (or dictionary word) to access the password field</w:t>
             </w:r>
           </w:p>
         </w:tc>
@@ -10106,15 +9971,7 @@
           </w:tcPr>
           <w:p>
             <w:r>
-              <w:t xml:space="preserve">Enter the </w:t>
-            </w:r>
-            <w:proofErr w:type="spellStart"/>
-            <w:r>
-              <w:t>xpath</w:t>
-            </w:r>
-            <w:proofErr w:type="spellEnd"/>
-            <w:r>
-              <w:t xml:space="preserve"> (or dictionary word) to access the submit button</w:t>
+              <w:t>Enter the xpath (or dictionary word) to access the submit button</w:t>
             </w:r>
           </w:p>
         </w:tc>
@@ -10156,11 +10013,9 @@
             <w:shd w:val="clear" w:color="auto" w:fill="FBE4D5" w:themeFill="accent2" w:themeFillTint="33"/>
           </w:tcPr>
           <w:p>
-            <w:proofErr w:type="spellStart"/>
             <w:r>
               <w:t>loginUser</w:t>
             </w:r>
-            <w:proofErr w:type="spellEnd"/>
           </w:p>
         </w:tc>
         <w:tc>
@@ -10442,7 +10297,6 @@
             <w:r>
               <w:t xml:space="preserve">unction: </w:t>
             </w:r>
-            <w:proofErr w:type="spellStart"/>
             <w:r>
               <w:rPr>
                 <w:b/>
@@ -10450,7 +10304,6 @@
               <w:t>dummyExtraInfo</w:t>
             </w:r>
             <w:bookmarkEnd w:id="11"/>
-            <w:proofErr w:type="spellEnd"/>
           </w:p>
         </w:tc>
       </w:tr>
@@ -10642,11 +10495,9 @@
             <w:shd w:val="clear" w:color="auto" w:fill="FBE4D5" w:themeFill="accent2" w:themeFillTint="33"/>
           </w:tcPr>
           <w:p>
-            <w:proofErr w:type="spellStart"/>
             <w:r>
               <w:t>dummyExtraInfo</w:t>
             </w:r>
-            <w:proofErr w:type="spellEnd"/>
           </w:p>
         </w:tc>
         <w:tc>
@@ -10669,16 +10520,8 @@
               <w:rPr>
                 <w:lang w:val="fr-BE"/>
               </w:rPr>
-              <w:t>$</w:t>
-            </w:r>
-            <w:proofErr w:type="spellStart"/>
-            <w:r>
-              <w:rPr>
-                <w:lang w:val="fr-BE"/>
-              </w:rPr>
-              <w:t>PhoneName</w:t>
-            </w:r>
-            <w:proofErr w:type="spellEnd"/>
+              <w:t>$PhoneName</w:t>
+            </w:r>
           </w:p>
         </w:tc>
         <w:tc>
@@ -10699,11 +10542,9 @@
             <w:shd w:val="clear" w:color="auto" w:fill="FBE4D5" w:themeFill="accent2" w:themeFillTint="33"/>
           </w:tcPr>
           <w:p>
-            <w:proofErr w:type="spellStart"/>
             <w:r>
               <w:t>dummyExtraInfo</w:t>
             </w:r>
-            <w:proofErr w:type="spellEnd"/>
           </w:p>
         </w:tc>
         <w:tc>
@@ -10732,16 +10573,8 @@
               <w:rPr>
                 <w:lang w:val="fr-BE"/>
               </w:rPr>
-              <w:t>$</w:t>
-            </w:r>
-            <w:proofErr w:type="spellStart"/>
-            <w:r>
-              <w:rPr>
-                <w:lang w:val="fr-BE"/>
-              </w:rPr>
-              <w:t>PhoneName</w:t>
-            </w:r>
-            <w:proofErr w:type="spellEnd"/>
+              <w:t>$PhoneName</w:t>
+            </w:r>
           </w:p>
         </w:tc>
         <w:tc>
@@ -10798,14 +10631,12 @@
         </w:rPr>
         <w:t>§</w:t>
       </w:r>
-      <w:proofErr w:type="spellStart"/>
       <w:r>
         <w:rPr>
           <w:lang w:val="en-IE"/>
         </w:rPr>
         <w:t>PhoneName</w:t>
       </w:r>
-      <w:proofErr w:type="spellEnd"/>
     </w:p>
     <w:p>
       <w:pPr>
@@ -10839,7 +10670,6 @@
             <w:r>
               <w:t xml:space="preserve">unction: </w:t>
             </w:r>
-            <w:proofErr w:type="spellStart"/>
             <w:r>
               <w:rPr>
                 <w:b/>
@@ -10853,7 +10683,6 @@
               <w:t>Login</w:t>
             </w:r>
             <w:bookmarkEnd w:id="12"/>
-            <w:proofErr w:type="spellEnd"/>
           </w:p>
         </w:tc>
       </w:tr>
@@ -11023,14 +10852,12 @@
             <w:shd w:val="clear" w:color="auto" w:fill="FBE4D5" w:themeFill="accent2" w:themeFillTint="33"/>
           </w:tcPr>
           <w:p>
-            <w:proofErr w:type="spellStart"/>
             <w:r>
               <w:t>dummy</w:t>
             </w:r>
             <w:r>
               <w:t>Login</w:t>
             </w:r>
-            <w:proofErr w:type="spellEnd"/>
           </w:p>
         </w:tc>
         <w:tc>
@@ -11059,16 +10886,8 @@
               <w:rPr>
                 <w:lang w:val="fr-BE"/>
               </w:rPr>
-              <w:t>$</w:t>
-            </w:r>
-            <w:proofErr w:type="spellStart"/>
-            <w:r>
-              <w:rPr>
-                <w:lang w:val="fr-BE"/>
-              </w:rPr>
-              <w:t>MyLogin</w:t>
-            </w:r>
-            <w:proofErr w:type="spellEnd"/>
+              <w:t>$MyLogin</w:t>
+            </w:r>
           </w:p>
         </w:tc>
         <w:tc>
@@ -11132,16 +10951,8 @@
         <w:rPr>
           <w:lang w:val="en-IE"/>
         </w:rPr>
-        <w:t>§</w:t>
-      </w:r>
-      <w:proofErr w:type="spellStart"/>
-      <w:r>
-        <w:rPr>
-          <w:lang w:val="en-IE"/>
-        </w:rPr>
-        <w:t>MyLogin</w:t>
-      </w:r>
-      <w:proofErr w:type="spellEnd"/>
+        <w:t>§MyLogin</w:t>
+      </w:r>
     </w:p>
     <w:p>
       <w:pPr>
@@ -11347,21 +11158,7 @@
               <w:rPr>
                 <w:lang w:val="fr-BE"/>
               </w:rPr>
-              <w:t xml:space="preserve">Hello </w:t>
-            </w:r>
-            <w:proofErr w:type="spellStart"/>
-            <w:r>
-              <w:rPr>
-                <w:lang w:val="fr-BE"/>
-              </w:rPr>
-              <w:t>dear</w:t>
-            </w:r>
-            <w:proofErr w:type="spellEnd"/>
-            <w:r>
-              <w:rPr>
-                <w:lang w:val="fr-BE"/>
-              </w:rPr>
-              <w:t xml:space="preserve"> tester</w:t>
+              <w:t>Hello dear tester</w:t>
             </w:r>
           </w:p>
         </w:tc>
@@ -11764,7 +11561,6 @@
             <w:r>
               <w:t xml:space="preserve">unction: </w:t>
             </w:r>
-            <w:proofErr w:type="spellStart"/>
             <w:r>
               <w:rPr>
                 <w:b/>
@@ -11773,7 +11569,6 @@
               <w:t>detectGUI</w:t>
             </w:r>
             <w:bookmarkEnd w:id="16"/>
-            <w:proofErr w:type="spellEnd"/>
           </w:p>
         </w:tc>
       </w:tr>
@@ -11822,15 +11617,7 @@
       </w:r>
       <w:r>
         <w:br/>
-        <w:t xml:space="preserve">If </w:t>
-      </w:r>
-      <w:proofErr w:type="spellStart"/>
-      <w:r>
-        <w:t>detectGUI</w:t>
-      </w:r>
-      <w:proofErr w:type="spellEnd"/>
-      <w:r>
-        <w:t xml:space="preserve"> is successful, the variable </w:t>
+        <w:t xml:space="preserve">If detectGUI is successful, the variable </w:t>
       </w:r>
       <w:r>
         <w:rPr>
@@ -11839,15 +11626,7 @@
         <w:t>$GUI</w:t>
       </w:r>
       <w:r>
-        <w:t xml:space="preserve"> will contain the </w:t>
-      </w:r>
-      <w:proofErr w:type="spellStart"/>
-      <w:r>
-        <w:t>xpath</w:t>
-      </w:r>
-      <w:proofErr w:type="spellEnd"/>
-      <w:r>
-        <w:t xml:space="preserve"> to access the element</w:t>
+        <w:t xml:space="preserve"> will contain the xpath to access the element</w:t>
       </w:r>
     </w:p>
     <w:p>
@@ -12080,7 +11859,6 @@
             <w:shd w:val="clear" w:color="auto" w:fill="FBE4D5" w:themeFill="accent2" w:themeFillTint="33"/>
           </w:tcPr>
           <w:p>
-            <w:proofErr w:type="spellStart"/>
             <w:r>
               <w:rPr>
                 <w:b/>
@@ -12088,7 +11866,6 @@
               </w:rPr>
               <w:t>detectGUI</w:t>
             </w:r>
-            <w:proofErr w:type="spellEnd"/>
           </w:p>
         </w:tc>
         <w:tc>
@@ -12123,7 +11900,6 @@
             <w:shd w:val="clear" w:color="auto" w:fill="FBE4D5" w:themeFill="accent2" w:themeFillTint="33"/>
           </w:tcPr>
           <w:p>
-            <w:proofErr w:type="spellStart"/>
             <w:r>
               <w:rPr>
                 <w:b/>
@@ -12131,7 +11907,6 @@
               </w:rPr>
               <w:t>detectGUI</w:t>
             </w:r>
-            <w:proofErr w:type="spellEnd"/>
           </w:p>
         </w:tc>
         <w:tc>
@@ -12171,7 +11946,6 @@
                 <w:bCs/>
               </w:rPr>
             </w:pPr>
-            <w:proofErr w:type="spellStart"/>
             <w:r>
               <w:rPr>
                 <w:b/>
@@ -12179,7 +11953,6 @@
               </w:rPr>
               <w:t>detectGUI</w:t>
             </w:r>
-            <w:proofErr w:type="spellEnd"/>
           </w:p>
         </w:tc>
         <w:tc>
@@ -12438,7 +12211,6 @@
             <w:r>
               <w:t xml:space="preserve">unction: </w:t>
             </w:r>
-            <w:proofErr w:type="spellStart"/>
             <w:r>
               <w:rPr>
                 <w:b/>
@@ -12447,7 +12219,6 @@
               <w:t>waitFor</w:t>
             </w:r>
             <w:bookmarkEnd w:id="18"/>
-            <w:proofErr w:type="spellEnd"/>
           </w:p>
         </w:tc>
       </w:tr>
@@ -12544,13 +12315,8 @@
             <w:tcW w:w="7424" w:type="dxa"/>
           </w:tcPr>
           <w:p>
-            <w:proofErr w:type="spellStart"/>
-            <w:r>
-              <w:t>Xpath</w:t>
-            </w:r>
-            <w:proofErr w:type="spellEnd"/>
-            <w:r>
-              <w:t xml:space="preserve"> or dictionary word (starting with @) of the element or $GUI</w:t>
+            <w:r>
+              <w:t>Xpath or dictionary word (starting with @) of the element or $GUI</w:t>
             </w:r>
           </w:p>
         </w:tc>
@@ -12663,7 +12429,6 @@
             <w:shd w:val="clear" w:color="auto" w:fill="FBE4D5" w:themeFill="accent2" w:themeFillTint="33"/>
           </w:tcPr>
           <w:p>
-            <w:proofErr w:type="spellStart"/>
             <w:r>
               <w:rPr>
                 <w:b/>
@@ -12671,7 +12436,6 @@
               </w:rPr>
               <w:t>waitFor</w:t>
             </w:r>
-            <w:proofErr w:type="spellEnd"/>
           </w:p>
         </w:tc>
         <w:tc>
@@ -12726,7 +12490,6 @@
             <w:r>
               <w:t xml:space="preserve">unction: </w:t>
             </w:r>
-            <w:proofErr w:type="spellStart"/>
             <w:r>
               <w:rPr>
                 <w:b/>
@@ -12735,7 +12498,6 @@
               <w:t>waitForNot</w:t>
             </w:r>
             <w:bookmarkEnd w:id="19"/>
-            <w:proofErr w:type="spellEnd"/>
           </w:p>
         </w:tc>
       </w:tr>
@@ -12770,15 +12532,7 @@
         <w:t xml:space="preserve">Method to </w:t>
       </w:r>
       <w:r>
-        <w:t xml:space="preserve">wait for the element to disappear (reverse of </w:t>
-      </w:r>
-      <w:proofErr w:type="spellStart"/>
-      <w:r>
-        <w:t>waitFor</w:t>
-      </w:r>
-      <w:proofErr w:type="spellEnd"/>
-      <w:r>
-        <w:t>)</w:t>
+        <w:t>wait for the element to disappear (reverse of waitFor)</w:t>
       </w:r>
     </w:p>
     <w:p>
@@ -12834,13 +12588,8 @@
             <w:tcW w:w="7424" w:type="dxa"/>
           </w:tcPr>
           <w:p>
-            <w:proofErr w:type="spellStart"/>
-            <w:r>
-              <w:t>Xpath</w:t>
-            </w:r>
-            <w:proofErr w:type="spellEnd"/>
-            <w:r>
-              <w:t xml:space="preserve"> or dictionary word (starting with @) of the element or $GUI</w:t>
+            <w:r>
+              <w:t>Xpath or dictionary word (starting with @) of the element or $GUI</w:t>
             </w:r>
           </w:p>
         </w:tc>
@@ -12953,7 +12702,6 @@
             <w:shd w:val="clear" w:color="auto" w:fill="FBE4D5" w:themeFill="accent2" w:themeFillTint="33"/>
           </w:tcPr>
           <w:p>
-            <w:proofErr w:type="spellStart"/>
             <w:r>
               <w:rPr>
                 <w:b/>
@@ -12961,7 +12709,6 @@
               </w:rPr>
               <w:t>waitForNot</w:t>
             </w:r>
-            <w:proofErr w:type="spellEnd"/>
           </w:p>
         </w:tc>
         <w:tc>
@@ -13115,13 +12862,8 @@
             <w:tcW w:w="7424" w:type="dxa"/>
           </w:tcPr>
           <w:p>
-            <w:proofErr w:type="spellStart"/>
-            <w:r>
-              <w:t>Xpath</w:t>
-            </w:r>
-            <w:proofErr w:type="spellEnd"/>
-            <w:r>
-              <w:t xml:space="preserve"> or dictionary word (starting with @) of the element or $GUI</w:t>
+            <w:r>
+              <w:t>Xpath or dictionary word (starting with @) of the element or $GUI</w:t>
             </w:r>
           </w:p>
         </w:tc>
@@ -13300,7 +13042,6 @@
             <w:r>
               <w:t xml:space="preserve">unction: </w:t>
             </w:r>
-            <w:proofErr w:type="spellStart"/>
             <w:r>
               <w:rPr>
                 <w:b/>
@@ -13315,7 +13056,6 @@
               <w:t>lick</w:t>
             </w:r>
             <w:bookmarkEnd w:id="21"/>
-            <w:proofErr w:type="spellEnd"/>
           </w:p>
         </w:tc>
       </w:tr>
@@ -13406,13 +13146,8 @@
             <w:tcW w:w="7424" w:type="dxa"/>
           </w:tcPr>
           <w:p>
-            <w:proofErr w:type="spellStart"/>
-            <w:r>
-              <w:t>Xpath</w:t>
-            </w:r>
-            <w:proofErr w:type="spellEnd"/>
-            <w:r>
-              <w:t xml:space="preserve"> or dictionary word (starting with @) of the element or $GUI</w:t>
+            <w:r>
+              <w:t>Xpath or dictionary word (starting with @) of the element or $GUI</w:t>
             </w:r>
           </w:p>
         </w:tc>
@@ -13486,7 +13221,6 @@
             <w:shd w:val="clear" w:color="auto" w:fill="FBE4D5" w:themeFill="accent2" w:themeFillTint="33"/>
           </w:tcPr>
           <w:p>
-            <w:proofErr w:type="spellStart"/>
             <w:r>
               <w:rPr>
                 <w:b/>
@@ -13494,7 +13228,6 @@
               </w:rPr>
               <w:t>doubleClick</w:t>
             </w:r>
-            <w:proofErr w:type="spellEnd"/>
           </w:p>
         </w:tc>
         <w:tc>
@@ -13562,7 +13295,6 @@
             <w:r>
               <w:t xml:space="preserve">unction: </w:t>
             </w:r>
-            <w:proofErr w:type="spellStart"/>
             <w:r>
               <w:rPr>
                 <w:b/>
@@ -13571,7 +13303,6 @@
               <w:t>JSclick</w:t>
             </w:r>
             <w:bookmarkEnd w:id="22"/>
-            <w:proofErr w:type="spellEnd"/>
           </w:p>
         </w:tc>
       </w:tr>
@@ -13669,13 +13400,8 @@
             <w:tcW w:w="7424" w:type="dxa"/>
           </w:tcPr>
           <w:p>
-            <w:proofErr w:type="spellStart"/>
-            <w:r>
-              <w:t>Xpath</w:t>
-            </w:r>
-            <w:proofErr w:type="spellEnd"/>
-            <w:r>
-              <w:t xml:space="preserve"> or dictionary word (starting with @) of the element or $GUI</w:t>
+            <w:r>
+              <w:t>Xpath or dictionary word (starting with @) of the element or $GUI</w:t>
             </w:r>
           </w:p>
         </w:tc>
@@ -13749,7 +13475,6 @@
             <w:shd w:val="clear" w:color="auto" w:fill="FBE4D5" w:themeFill="accent2" w:themeFillTint="33"/>
           </w:tcPr>
           <w:p>
-            <w:proofErr w:type="spellStart"/>
             <w:r>
               <w:rPr>
                 <w:b/>
@@ -13757,7 +13482,6 @@
               </w:rPr>
               <w:t>JSclick</w:t>
             </w:r>
-            <w:proofErr w:type="spellEnd"/>
           </w:p>
         </w:tc>
         <w:tc>
@@ -13782,15 +13506,7 @@
               <w:t>lick on the button</w:t>
             </w:r>
             <w:r>
-              <w:t xml:space="preserve"> ‘Save’ (CSS/</w:t>
-            </w:r>
-            <w:proofErr w:type="spellStart"/>
-            <w:r>
-              <w:t>Xpath</w:t>
-            </w:r>
-            <w:proofErr w:type="spellEnd"/>
-            <w:r>
-              <w:t xml:space="preserve"> in the dictionary)</w:t>
+              <w:t xml:space="preserve"> ‘Save’ (CSS/Xpath in the dictionary)</w:t>
             </w:r>
             <w:r>
               <w:t xml:space="preserve"> and wait 3 seconds</w:t>
@@ -13929,13 +13645,8 @@
             <w:tcW w:w="7424" w:type="dxa"/>
           </w:tcPr>
           <w:p>
-            <w:proofErr w:type="spellStart"/>
-            <w:r>
-              <w:t>Xpath</w:t>
-            </w:r>
-            <w:proofErr w:type="spellEnd"/>
-            <w:r>
-              <w:t xml:space="preserve"> or dictionary word (starting with @) of the element or $GUI</w:t>
+            <w:r>
+              <w:t>Xpath or dictionary word (starting with @) of the element or $GUI</w:t>
             </w:r>
           </w:p>
         </w:tc>
@@ -14041,7 +13752,6 @@
             <w:r>
               <w:t xml:space="preserve">unction: </w:t>
             </w:r>
-            <w:proofErr w:type="spellStart"/>
             <w:r>
               <w:rPr>
                 <w:b/>
@@ -14050,7 +13760,6 @@
               <w:t>removeAttribute</w:t>
             </w:r>
             <w:bookmarkEnd w:id="24"/>
-            <w:proofErr w:type="spellEnd"/>
           </w:p>
         </w:tc>
       </w:tr>
@@ -14144,13 +13853,8 @@
             <w:tcW w:w="7424" w:type="dxa"/>
           </w:tcPr>
           <w:p>
-            <w:proofErr w:type="spellStart"/>
-            <w:r>
-              <w:t>Xpath</w:t>
-            </w:r>
-            <w:proofErr w:type="spellEnd"/>
-            <w:r>
-              <w:t xml:space="preserve"> or dictionary word (starting with @) of the element or $GUI</w:t>
+            <w:r>
+              <w:t>Xpath or dictionary word (starting with @) of the element or $GUI</w:t>
             </w:r>
           </w:p>
         </w:tc>
@@ -14224,7 +13928,6 @@
             <w:shd w:val="clear" w:color="auto" w:fill="FBE4D5" w:themeFill="accent2" w:themeFillTint="33"/>
           </w:tcPr>
           <w:p>
-            <w:proofErr w:type="spellStart"/>
             <w:r>
               <w:rPr>
                 <w:b/>
@@ -14232,7 +13935,6 @@
               </w:rPr>
               <w:t>removeAttribute</w:t>
             </w:r>
-            <w:proofErr w:type="spellEnd"/>
           </w:p>
         </w:tc>
         <w:tc>
@@ -14287,7 +13989,6 @@
             <w:r>
               <w:t xml:space="preserve">unction: </w:t>
             </w:r>
-            <w:proofErr w:type="spellStart"/>
             <w:r>
               <w:rPr>
                 <w:b/>
@@ -14303,7 +14004,6 @@
               <w:t>Attribute</w:t>
             </w:r>
             <w:bookmarkEnd w:id="25"/>
-            <w:proofErr w:type="spellEnd"/>
           </w:p>
         </w:tc>
       </w:tr>
@@ -14397,13 +14097,8 @@
             <w:tcW w:w="7424" w:type="dxa"/>
           </w:tcPr>
           <w:p>
-            <w:proofErr w:type="spellStart"/>
-            <w:r>
-              <w:t>Xpath</w:t>
-            </w:r>
-            <w:proofErr w:type="spellEnd"/>
-            <w:r>
-              <w:t xml:space="preserve"> or dictionary word (starting with @) of the element or $GUI</w:t>
+            <w:r>
+              <w:t>Xpath or dictionary word (starting with @) of the element or $GUI</w:t>
             </w:r>
           </w:p>
         </w:tc>
@@ -14510,7 +14205,6 @@
             <w:shd w:val="clear" w:color="auto" w:fill="FBE4D5" w:themeFill="accent2" w:themeFillTint="33"/>
           </w:tcPr>
           <w:p>
-            <w:proofErr w:type="spellStart"/>
             <w:r>
               <w:rPr>
                 <w:b/>
@@ -14525,7 +14219,6 @@
               </w:rPr>
               <w:t>Attribute</w:t>
             </w:r>
-            <w:proofErr w:type="spellEnd"/>
           </w:p>
         </w:tc>
         <w:tc>
@@ -14584,7 +14277,6 @@
             <w:r>
               <w:t xml:space="preserve">unction: </w:t>
             </w:r>
-            <w:proofErr w:type="spellStart"/>
             <w:r>
               <w:rPr>
                 <w:b/>
@@ -14600,7 +14292,6 @@
               <w:t>Attribute</w:t>
             </w:r>
             <w:bookmarkEnd w:id="26"/>
-            <w:proofErr w:type="spellEnd"/>
           </w:p>
         </w:tc>
       </w:tr>
@@ -14694,13 +14385,8 @@
             <w:tcW w:w="7378" w:type="dxa"/>
           </w:tcPr>
           <w:p>
-            <w:proofErr w:type="spellStart"/>
-            <w:r>
-              <w:t>Xpath</w:t>
-            </w:r>
-            <w:proofErr w:type="spellEnd"/>
-            <w:r>
-              <w:t xml:space="preserve"> or dictionary word (starting with @) of the element or $GUI</w:t>
+            <w:r>
+              <w:t>Xpath or dictionary word (starting with @) of the element or $GUI</w:t>
             </w:r>
           </w:p>
         </w:tc>
@@ -14810,7 +14496,6 @@
             <w:shd w:val="clear" w:color="auto" w:fill="FBE4D5" w:themeFill="accent2" w:themeFillTint="33"/>
           </w:tcPr>
           <w:p>
-            <w:proofErr w:type="spellStart"/>
             <w:r>
               <w:rPr>
                 <w:b/>
@@ -14825,7 +14510,6 @@
               </w:rPr>
               <w:t>Attribute</w:t>
             </w:r>
-            <w:proofErr w:type="spellEnd"/>
           </w:p>
         </w:tc>
         <w:tc>
@@ -14836,13 +14520,8 @@
             <w:r>
               <w:t xml:space="preserve">@APP_Save, </w:t>
             </w:r>
-            <w:proofErr w:type="spellStart"/>
-            <w:r>
-              <w:t>tagElement</w:t>
-            </w:r>
-            <w:proofErr w:type="spellEnd"/>
-            <w:r>
-              <w:t>, $Tag</w:t>
+            <w:r>
+              <w:t>tagElement, $Tag</w:t>
             </w:r>
           </w:p>
         </w:tc>
@@ -14897,15 +14576,7 @@
         <w:t xml:space="preserve">: </w:t>
       </w:r>
       <w:r>
-        <w:t xml:space="preserve">@APP_Save, </w:t>
-      </w:r>
-      <w:proofErr w:type="spellStart"/>
-      <w:r>
-        <w:t>tagElement</w:t>
-      </w:r>
-      <w:proofErr w:type="spellEnd"/>
-      <w:r>
-        <w:t>, §Tag</w:t>
+        <w:t>@APP_Save, tagElement, §Tag</w:t>
       </w:r>
     </w:p>
     <w:p>
@@ -14944,7 +14615,6 @@
             <w:r>
               <w:t xml:space="preserve">unction: </w:t>
             </w:r>
-            <w:proofErr w:type="spellStart"/>
             <w:r>
               <w:rPr>
                 <w:b/>
@@ -14953,7 +14623,6 @@
               <w:t>setFocus</w:t>
             </w:r>
             <w:bookmarkEnd w:id="27"/>
-            <w:proofErr w:type="spellEnd"/>
           </w:p>
         </w:tc>
       </w:tr>
@@ -15047,13 +14716,8 @@
             <w:tcW w:w="7378" w:type="dxa"/>
           </w:tcPr>
           <w:p>
-            <w:proofErr w:type="spellStart"/>
-            <w:r>
-              <w:t>Xpath</w:t>
-            </w:r>
-            <w:proofErr w:type="spellEnd"/>
-            <w:r>
-              <w:t xml:space="preserve"> or dictionary word (starting with @) of the element or $GUI</w:t>
+            <w:r>
+              <w:t>Xpath or dictionary word (starting with @) of the element or $GUI</w:t>
             </w:r>
           </w:p>
         </w:tc>
@@ -15127,7 +14791,6 @@
             <w:shd w:val="clear" w:color="auto" w:fill="FBE4D5" w:themeFill="accent2" w:themeFillTint="33"/>
           </w:tcPr>
           <w:p>
-            <w:proofErr w:type="spellStart"/>
             <w:r>
               <w:rPr>
                 <w:b/>
@@ -15135,7 +14798,6 @@
               </w:rPr>
               <w:t>setFocus</w:t>
             </w:r>
-            <w:proofErr w:type="spellEnd"/>
           </w:p>
         </w:tc>
         <w:tc>
@@ -15190,7 +14852,6 @@
             <w:r>
               <w:t xml:space="preserve">unction: </w:t>
             </w:r>
-            <w:proofErr w:type="spellStart"/>
             <w:r>
               <w:rPr>
                 <w:b/>
@@ -15199,7 +14860,6 @@
               <w:t>JSinput</w:t>
             </w:r>
             <w:bookmarkEnd w:id="28"/>
-            <w:proofErr w:type="spellEnd"/>
           </w:p>
         </w:tc>
       </w:tr>
@@ -15241,15 +14901,7 @@
       </w:r>
       <w:r>
         <w:br/>
-        <w:t xml:space="preserve">Can be used, if the </w:t>
-      </w:r>
-      <w:proofErr w:type="spellStart"/>
-      <w:r>
-        <w:t>setValue</w:t>
-      </w:r>
-      <w:proofErr w:type="spellEnd"/>
-      <w:r>
-        <w:t>() is not working due to an invalid webpage status (stale) - this method is a brutal force.</w:t>
+        <w:t>Can be used, if the setValue() is not working due to an invalid webpage status (stale) - this method is a brutal force.</w:t>
       </w:r>
     </w:p>
     <w:p/>
@@ -15306,13 +14958,8 @@
             <w:tcW w:w="7378" w:type="dxa"/>
           </w:tcPr>
           <w:p>
-            <w:proofErr w:type="spellStart"/>
-            <w:r>
-              <w:t>Xpath</w:t>
-            </w:r>
-            <w:proofErr w:type="spellEnd"/>
-            <w:r>
-              <w:t xml:space="preserve"> or dictionary word (starting with @) of the element or $GUI</w:t>
+            <w:r>
+              <w:t>Xpath or dictionary word (starting with @) of the element or $GUI</w:t>
             </w:r>
           </w:p>
         </w:tc>
@@ -15386,7 +15033,6 @@
             <w:shd w:val="clear" w:color="auto" w:fill="FBE4D5" w:themeFill="accent2" w:themeFillTint="33"/>
           </w:tcPr>
           <w:p>
-            <w:proofErr w:type="spellStart"/>
             <w:r>
               <w:rPr>
                 <w:b/>
@@ -15394,7 +15040,6 @@
               </w:rPr>
               <w:t>JSinput</w:t>
             </w:r>
-            <w:proofErr w:type="spellEnd"/>
           </w:p>
         </w:tc>
         <w:tc>
@@ -15595,7 +15240,6 @@
             <w:shd w:val="clear" w:color="auto" w:fill="FBE4D5" w:themeFill="accent2" w:themeFillTint="33"/>
           </w:tcPr>
           <w:p>
-            <w:proofErr w:type="spellStart"/>
             <w:r>
               <w:rPr>
                 <w:b/>
@@ -15603,7 +15247,6 @@
               </w:rPr>
               <w:t>JSinput</w:t>
             </w:r>
-            <w:proofErr w:type="spellEnd"/>
           </w:p>
         </w:tc>
         <w:tc>
@@ -15659,7 +15302,6 @@
             <w:r>
               <w:t xml:space="preserve">unction: </w:t>
             </w:r>
-            <w:proofErr w:type="spellStart"/>
             <w:r>
               <w:rPr>
                 <w:b/>
@@ -15668,7 +15310,6 @@
               <w:t>pressEnter</w:t>
             </w:r>
             <w:bookmarkEnd w:id="30"/>
-            <w:proofErr w:type="spellEnd"/>
           </w:p>
         </w:tc>
       </w:tr>
@@ -15793,7 +15434,6 @@
             <w:shd w:val="clear" w:color="auto" w:fill="FBE4D5" w:themeFill="accent2" w:themeFillTint="33"/>
           </w:tcPr>
           <w:p>
-            <w:proofErr w:type="spellStart"/>
             <w:r>
               <w:rPr>
                 <w:b/>
@@ -15801,7 +15441,6 @@
               </w:rPr>
               <w:t>pressEnter</w:t>
             </w:r>
-            <w:proofErr w:type="spellEnd"/>
           </w:p>
         </w:tc>
         <w:tc>
@@ -15850,7 +15489,6 @@
             <w:r>
               <w:t xml:space="preserve">unction: </w:t>
             </w:r>
-            <w:proofErr w:type="spellStart"/>
             <w:r>
               <w:rPr>
                 <w:b/>
@@ -15859,7 +15497,6 @@
               <w:t>pressEscape</w:t>
             </w:r>
             <w:bookmarkEnd w:id="31"/>
-            <w:proofErr w:type="spellEnd"/>
           </w:p>
         </w:tc>
       </w:tr>
@@ -15984,7 +15621,6 @@
             <w:shd w:val="clear" w:color="auto" w:fill="FBE4D5" w:themeFill="accent2" w:themeFillTint="33"/>
           </w:tcPr>
           <w:p>
-            <w:proofErr w:type="spellStart"/>
             <w:r>
               <w:rPr>
                 <w:b/>
@@ -15992,7 +15628,6 @@
               </w:rPr>
               <w:t>pressEscape</w:t>
             </w:r>
-            <w:proofErr w:type="spellEnd"/>
           </w:p>
         </w:tc>
         <w:tc>
@@ -16042,7 +15677,6 @@
             <w:r>
               <w:t xml:space="preserve">unction: </w:t>
             </w:r>
-            <w:proofErr w:type="spellStart"/>
             <w:r>
               <w:rPr>
                 <w:b/>
@@ -16051,7 +15685,6 @@
               <w:t>pressTab</w:t>
             </w:r>
             <w:bookmarkEnd w:id="32"/>
-            <w:proofErr w:type="spellEnd"/>
           </w:p>
         </w:tc>
       </w:tr>
@@ -16187,7 +15820,6 @@
             <w:shd w:val="clear" w:color="auto" w:fill="FBE4D5" w:themeFill="accent2" w:themeFillTint="33"/>
           </w:tcPr>
           <w:p>
-            <w:proofErr w:type="spellStart"/>
             <w:r>
               <w:rPr>
                 <w:b/>
@@ -16195,7 +15827,6 @@
               </w:rPr>
               <w:t>pressTab</w:t>
             </w:r>
-            <w:proofErr w:type="spellEnd"/>
           </w:p>
         </w:tc>
         <w:tc>
@@ -16249,7 +15880,6 @@
             <w:r>
               <w:t xml:space="preserve">unction: </w:t>
             </w:r>
-            <w:proofErr w:type="spellStart"/>
             <w:r>
               <w:rPr>
                 <w:b/>
@@ -16258,7 +15888,6 @@
               <w:t>acceptPopup</w:t>
             </w:r>
             <w:bookmarkEnd w:id="33"/>
-            <w:proofErr w:type="spellEnd"/>
           </w:p>
         </w:tc>
       </w:tr>
@@ -16384,7 +16013,6 @@
             <w:shd w:val="clear" w:color="auto" w:fill="FBE4D5" w:themeFill="accent2" w:themeFillTint="33"/>
           </w:tcPr>
           <w:p>
-            <w:proofErr w:type="spellStart"/>
             <w:r>
               <w:rPr>
                 <w:b/>
@@ -16392,7 +16020,6 @@
               </w:rPr>
               <w:t>acceptPopup</w:t>
             </w:r>
-            <w:proofErr w:type="spellEnd"/>
           </w:p>
         </w:tc>
         <w:tc>
@@ -16443,7 +16070,6 @@
             <w:r>
               <w:t xml:space="preserve">unction: </w:t>
             </w:r>
-            <w:proofErr w:type="spellStart"/>
             <w:r>
               <w:rPr>
                 <w:b/>
@@ -16459,7 +16085,6 @@
               <w:t>Popup</w:t>
             </w:r>
             <w:bookmarkEnd w:id="34"/>
-            <w:proofErr w:type="spellEnd"/>
           </w:p>
         </w:tc>
       </w:tr>
@@ -16585,7 +16210,6 @@
             <w:shd w:val="clear" w:color="auto" w:fill="FBE4D5" w:themeFill="accent2" w:themeFillTint="33"/>
           </w:tcPr>
           <w:p>
-            <w:proofErr w:type="spellStart"/>
             <w:r>
               <w:rPr>
                 <w:b/>
@@ -16593,7 +16217,6 @@
               </w:rPr>
               <w:t>cancelPopup</w:t>
             </w:r>
-            <w:proofErr w:type="spellEnd"/>
           </w:p>
         </w:tc>
         <w:tc>
@@ -16889,13 +16512,8 @@
               <w:t>Login ECAS</w:t>
             </w:r>
             <w:r>
-              <w:t>, $</w:t>
-            </w:r>
-            <w:proofErr w:type="spellStart"/>
-            <w:r>
-              <w:t>DummyUser</w:t>
-            </w:r>
-            <w:proofErr w:type="spellEnd"/>
+              <w:t>, $DummyUser</w:t>
+            </w:r>
           </w:p>
         </w:tc>
         <w:tc>
@@ -16939,7 +16557,6 @@
             <w:r>
               <w:t xml:space="preserve">unction: </w:t>
             </w:r>
-            <w:proofErr w:type="spellStart"/>
             <w:r>
               <w:rPr>
                 <w:b/>
@@ -16948,7 +16565,6 @@
               <w:t>countElement</w:t>
             </w:r>
             <w:bookmarkEnd w:id="36"/>
-            <w:proofErr w:type="spellEnd"/>
           </w:p>
         </w:tc>
       </w:tr>
@@ -17042,13 +16658,8 @@
             <w:tcW w:w="7378" w:type="dxa"/>
           </w:tcPr>
           <w:p>
-            <w:proofErr w:type="spellStart"/>
-            <w:r>
-              <w:t>Xpath</w:t>
-            </w:r>
-            <w:proofErr w:type="spellEnd"/>
-            <w:r>
-              <w:t xml:space="preserve"> or dictionary word (starting with @) of the element or $GUI</w:t>
+            <w:r>
+              <w:t>Xpath or dictionary word (starting with @) of the element or $GUI</w:t>
             </w:r>
           </w:p>
         </w:tc>
@@ -17122,7 +16733,6 @@
             <w:shd w:val="clear" w:color="auto" w:fill="FBE4D5" w:themeFill="accent2" w:themeFillTint="33"/>
           </w:tcPr>
           <w:p>
-            <w:proofErr w:type="spellStart"/>
             <w:r>
               <w:rPr>
                 <w:b/>
@@ -17130,7 +16740,6 @@
               </w:rPr>
               <w:t>countElement</w:t>
             </w:r>
-            <w:proofErr w:type="spellEnd"/>
           </w:p>
         </w:tc>
         <w:tc>
@@ -17142,13 +16751,8 @@
               <w:t>@APP_</w:t>
             </w:r>
             <w:r>
-              <w:t>section, $</w:t>
-            </w:r>
-            <w:proofErr w:type="spellStart"/>
-            <w:r>
-              <w:t>NbSection</w:t>
-            </w:r>
-            <w:proofErr w:type="spellEnd"/>
+              <w:t>section, $NbSection</w:t>
+            </w:r>
           </w:p>
         </w:tc>
         <w:tc>
@@ -17198,11 +16802,9 @@
       <w:r>
         <w:t>@APP_section, §</w:t>
       </w:r>
-      <w:proofErr w:type="spellStart"/>
       <w:r>
         <w:t>NbSection</w:t>
       </w:r>
-      <w:proofErr w:type="spellEnd"/>
     </w:p>
     <w:p/>
     <w:p/>
@@ -17340,13 +16942,8 @@
             <w:tcW w:w="7378" w:type="dxa"/>
           </w:tcPr>
           <w:p>
-            <w:proofErr w:type="spellStart"/>
-            <w:r>
-              <w:t>Xpath</w:t>
-            </w:r>
-            <w:proofErr w:type="spellEnd"/>
-            <w:r>
-              <w:t xml:space="preserve"> or dictionary word (starting with @) of the element or $GUI</w:t>
+            <w:r>
+              <w:t>Xpath or dictionary word (starting with @) of the element or $GUI</w:t>
             </w:r>
           </w:p>
         </w:tc>
@@ -17598,13 +17195,8 @@
             <w:tcW w:w="7378" w:type="dxa"/>
           </w:tcPr>
           <w:p>
-            <w:proofErr w:type="spellStart"/>
-            <w:r>
-              <w:t>Xpath</w:t>
-            </w:r>
-            <w:proofErr w:type="spellEnd"/>
-            <w:r>
-              <w:t xml:space="preserve"> or dictionary word (starting with @) of the element or $GUI</w:t>
+            <w:r>
+              <w:t>Xpath or dictionary word (starting with @) of the element or $GUI</w:t>
             </w:r>
           </w:p>
         </w:tc>
@@ -17990,7 +17582,6 @@
             <w:r>
               <w:t xml:space="preserve">unction: </w:t>
             </w:r>
-            <w:proofErr w:type="spellStart"/>
             <w:r>
               <w:rPr>
                 <w:b/>
@@ -17998,7 +17589,6 @@
               <w:t>printscreen</w:t>
             </w:r>
             <w:bookmarkEnd w:id="40"/>
-            <w:proofErr w:type="spellEnd"/>
           </w:p>
         </w:tc>
       </w:tr>
@@ -18134,7 +17724,6 @@
             <w:shd w:val="clear" w:color="auto" w:fill="FBE4D5" w:themeFill="accent2" w:themeFillTint="33"/>
           </w:tcPr>
           <w:p>
-            <w:proofErr w:type="spellStart"/>
             <w:r>
               <w:rPr>
                 <w:b/>
@@ -18142,7 +17731,6 @@
               </w:rPr>
               <w:t>printscreen</w:t>
             </w:r>
-            <w:proofErr w:type="spellEnd"/>
           </w:p>
         </w:tc>
         <w:tc>
@@ -18200,7 +17788,6 @@
             <w:r>
               <w:t xml:space="preserve">unction: </w:t>
             </w:r>
-            <w:proofErr w:type="spellStart"/>
             <w:r>
               <w:rPr>
                 <w:b/>
@@ -18208,7 +17795,6 @@
               <w:t>uploadFile</w:t>
             </w:r>
             <w:bookmarkEnd w:id="41"/>
-            <w:proofErr w:type="spellEnd"/>
           </w:p>
         </w:tc>
       </w:tr>
@@ -18327,13 +17913,8 @@
             <w:tcW w:w="7378" w:type="dxa"/>
           </w:tcPr>
           <w:p>
-            <w:proofErr w:type="spellStart"/>
-            <w:r>
-              <w:t>Xpath</w:t>
-            </w:r>
-            <w:proofErr w:type="spellEnd"/>
-            <w:r>
-              <w:t xml:space="preserve"> or dictionary word (starting with @) of the element or $GUI</w:t>
+            <w:r>
+              <w:t>Xpath or dictionary word (starting with @) of the element or $GUI</w:t>
             </w:r>
           </w:p>
         </w:tc>
@@ -18407,7 +17988,6 @@
             <w:shd w:val="clear" w:color="auto" w:fill="FBE4D5" w:themeFill="accent2" w:themeFillTint="33"/>
           </w:tcPr>
           <w:p>
-            <w:proofErr w:type="spellStart"/>
             <w:r>
               <w:rPr>
                 <w:b/>
@@ -18415,7 +17995,6 @@
               </w:rPr>
               <w:t>uploadFile</w:t>
             </w:r>
-            <w:proofErr w:type="spellEnd"/>
           </w:p>
         </w:tc>
         <w:tc>
@@ -18470,14 +18049,12 @@
             <w:r>
               <w:t xml:space="preserve">unction: </w:t>
             </w:r>
-            <w:proofErr w:type="spellStart"/>
             <w:r>
               <w:rPr>
                 <w:b/>
               </w:rPr>
               <w:t>refreshURL</w:t>
             </w:r>
-            <w:proofErr w:type="spellEnd"/>
             <w:r>
               <w:rPr>
                 <w:b/>
@@ -18622,7 +18199,6 @@
             <w:shd w:val="clear" w:color="auto" w:fill="FBE4D5" w:themeFill="accent2" w:themeFillTint="33"/>
           </w:tcPr>
           <w:p>
-            <w:proofErr w:type="spellStart"/>
             <w:r>
               <w:rPr>
                 <w:b/>
@@ -18630,7 +18206,6 @@
               </w:rPr>
               <w:t>refreshURL</w:t>
             </w:r>
-            <w:proofErr w:type="spellEnd"/>
           </w:p>
         </w:tc>
         <w:tc>
@@ -19017,14 +18592,11 @@
     </w:p>
     <w:p>
       <w:r>
-        <w:rPr>
-          <w:noProof/>
-        </w:rPr>
         <w:drawing>
-          <wp:inline distT="0" distB="0" distL="0" distR="0" wp14:anchorId="3F1039EC" wp14:editId="22BB15B8">
-            <wp:extent cx="4225785" cy="3848100"/>
-            <wp:effectExtent l="0" t="0" r="3810" b="0"/>
-            <wp:docPr id="394673754" name="Picture 1" descr="A screenshot of a computer&#10;&#10;AI-generated content may be incorrect."/>
+          <wp:inline distT="0" distB="0" distL="0" distR="0" wp14:anchorId="211BD17E" wp14:editId="69FB3166">
+            <wp:extent cx="4274101" cy="4394200"/>
+            <wp:effectExtent l="0" t="0" r="0" b="6350"/>
+            <wp:docPr id="1927986307" name="Picture 1" descr="A screenshot of a computer&#10;&#10;AI-generated content may be incorrect."/>
             <wp:cNvGraphicFramePr>
               <a:graphicFrameLocks xmlns:a="http://schemas.openxmlformats.org/drawingml/2006/main" noChangeAspect="1"/>
             </wp:cNvGraphicFramePr>
@@ -19032,7 +18604,7 @@
               <a:graphicData uri="http://schemas.openxmlformats.org/drawingml/2006/picture">
                 <pic:pic xmlns:pic="http://schemas.openxmlformats.org/drawingml/2006/picture">
                   <pic:nvPicPr>
-                    <pic:cNvPr id="394673754" name="Picture 1" descr="A screenshot of a computer&#10;&#10;AI-generated content may be incorrect."/>
+                    <pic:cNvPr id="1927986307" name="Picture 1" descr="A screenshot of a computer&#10;&#10;AI-generated content may be incorrect."/>
                     <pic:cNvPicPr/>
                   </pic:nvPicPr>
                   <pic:blipFill>
@@ -19044,7 +18616,7 @@
                   <pic:spPr>
                     <a:xfrm>
                       <a:off x="0" y="0"/>
-                      <a:ext cx="4235371" cy="3856829"/>
+                      <a:ext cx="4281243" cy="4401543"/>
                     </a:xfrm>
                     <a:prstGeom prst="rect">
                       <a:avLst/>
@@ -19059,6 +18631,7 @@
     </w:p>
     <w:p>
       <w:r>
+        <w:lastRenderedPageBreak/>
         <w:br w:type="page"/>
       </w:r>
     </w:p>
@@ -19674,35 +19247,7 @@
                 <w:lang w:val="fr-BE"/>
                 <w14:ligatures w14:val="none"/>
               </w:rPr>
-              <w:t>automated-notifications@nomail.ec.europa.eu (</w:t>
-            </w:r>
-            <w:proofErr w:type="spellStart"/>
-            <w:r>
-              <w:rPr>
-                <w:rFonts w:asciiTheme="majorHAnsi" w:eastAsiaTheme="majorEastAsia" w:hAnsiTheme="majorHAnsi" w:cstheme="majorBidi"/>
-                <w:bCs/>
-                <w:color w:val="1F3763" w:themeColor="accent1" w:themeShade="7F"/>
-                <w:kern w:val="0"/>
-                <w:sz w:val="24"/>
-                <w:szCs w:val="24"/>
-                <w:lang w:val="fr-BE"/>
-                <w14:ligatures w14:val="none"/>
-              </w:rPr>
-              <w:t>AutoTest</w:t>
-            </w:r>
-            <w:proofErr w:type="spellEnd"/>
-            <w:r>
-              <w:rPr>
-                <w:rFonts w:asciiTheme="majorHAnsi" w:eastAsiaTheme="majorEastAsia" w:hAnsiTheme="majorHAnsi" w:cstheme="majorBidi"/>
-                <w:bCs/>
-                <w:color w:val="1F3763" w:themeColor="accent1" w:themeShade="7F"/>
-                <w:kern w:val="0"/>
-                <w:sz w:val="24"/>
-                <w:szCs w:val="24"/>
-                <w:lang w:val="fr-BE"/>
-                <w14:ligatures w14:val="none"/>
-              </w:rPr>
-              <w:t>)</w:t>
+              <w:t>automated-notifications@nomail.ec.europa.eu (AutoTest)</w:t>
             </w:r>
           </w:p>
         </w:tc>
@@ -19909,7 +19454,6 @@
             <w:r>
               <w:t xml:space="preserve">unction: </w:t>
             </w:r>
-            <w:proofErr w:type="spellStart"/>
             <w:r>
               <w:rPr>
                 <w:b/>
@@ -19918,7 +19462,6 @@
               <w:t>getReference</w:t>
             </w:r>
             <w:bookmarkEnd w:id="46"/>
-            <w:proofErr w:type="spellEnd"/>
           </w:p>
         </w:tc>
       </w:tr>
@@ -20108,11 +19651,9 @@
             <w:shd w:val="clear" w:color="auto" w:fill="FBE4D5" w:themeFill="accent2" w:themeFillTint="33"/>
           </w:tcPr>
           <w:p>
-            <w:proofErr w:type="spellStart"/>
             <w:r>
               <w:t>getReference</w:t>
             </w:r>
-            <w:proofErr w:type="spellEnd"/>
           </w:p>
         </w:tc>
         <w:tc>
@@ -20212,7 +19753,6 @@
             <w:r>
               <w:t xml:space="preserve">unction: </w:t>
             </w:r>
-            <w:proofErr w:type="spellStart"/>
             <w:r>
               <w:rPr>
                 <w:b/>
@@ -20227,7 +19767,6 @@
               <w:t>Reference</w:t>
             </w:r>
             <w:bookmarkEnd w:id="47"/>
-            <w:proofErr w:type="spellEnd"/>
           </w:p>
         </w:tc>
       </w:tr>
@@ -20454,11 +19993,9 @@
             <w:shd w:val="clear" w:color="auto" w:fill="FBE4D5" w:themeFill="accent2" w:themeFillTint="33"/>
           </w:tcPr>
           <w:p>
-            <w:proofErr w:type="spellStart"/>
             <w:r>
               <w:t>getReference</w:t>
             </w:r>
-            <w:proofErr w:type="spellEnd"/>
           </w:p>
         </w:tc>
         <w:tc>
@@ -20519,7 +20056,6 @@
             <w:r>
               <w:t xml:space="preserve">unction: </w:t>
             </w:r>
-            <w:proofErr w:type="spellStart"/>
             <w:r>
               <w:rPr>
                 <w:b/>
@@ -20527,7 +20063,6 @@
               <w:t>setVariable</w:t>
             </w:r>
             <w:bookmarkEnd w:id="48"/>
-            <w:proofErr w:type="spellEnd"/>
           </w:p>
         </w:tc>
       </w:tr>
@@ -20718,11 +20253,9 @@
             <w:shd w:val="clear" w:color="auto" w:fill="FBE4D5" w:themeFill="accent2" w:themeFillTint="33"/>
           </w:tcPr>
           <w:p>
-            <w:proofErr w:type="spellStart"/>
             <w:r>
               <w:t>setVariable</w:t>
             </w:r>
-            <w:proofErr w:type="spellEnd"/>
           </w:p>
         </w:tc>
         <w:tc>
@@ -20756,11 +20289,9 @@
             <w:shd w:val="clear" w:color="auto" w:fill="FBE4D5" w:themeFill="accent2" w:themeFillTint="33"/>
           </w:tcPr>
           <w:p>
-            <w:proofErr w:type="spellStart"/>
             <w:r>
               <w:t>setVariable</w:t>
             </w:r>
-            <w:proofErr w:type="spellEnd"/>
           </w:p>
         </w:tc>
         <w:tc>
@@ -20791,11 +20322,9 @@
             <w:shd w:val="clear" w:color="auto" w:fill="FBE4D5" w:themeFill="accent2" w:themeFillTint="33"/>
           </w:tcPr>
           <w:p>
-            <w:proofErr w:type="spellStart"/>
             <w:r>
               <w:t>setVariable</w:t>
             </w:r>
-            <w:proofErr w:type="spellEnd"/>
           </w:p>
         </w:tc>
         <w:tc>
@@ -20826,11 +20355,9 @@
             <w:shd w:val="clear" w:color="auto" w:fill="FBE4D5" w:themeFill="accent2" w:themeFillTint="33"/>
           </w:tcPr>
           <w:p>
-            <w:proofErr w:type="spellStart"/>
             <w:r>
               <w:t>setVariable</w:t>
             </w:r>
-            <w:proofErr w:type="spellEnd"/>
           </w:p>
         </w:tc>
         <w:tc>
@@ -20912,14 +20439,12 @@
       <w:r>
         <w:t xml:space="preserve">With </w:t>
       </w:r>
-      <w:proofErr w:type="spellStart"/>
       <w:r>
         <w:rPr>
           <w:b/>
         </w:rPr>
         <w:t>nn</w:t>
       </w:r>
-      <w:proofErr w:type="spellEnd"/>
       <w:r>
         <w:t xml:space="preserve"> as a numeric value </w:t>
       </w:r>
@@ -20929,11 +20454,7 @@
         <w:spacing w:after="0"/>
       </w:pPr>
       <w:r>
-        <w:t>&lt;TODAY&gt;, &lt;</w:t>
-      </w:r>
-      <w:proofErr w:type="spellStart"/>
-      <w:r>
-        <w:t>TODAY+</w:t>
+        <w:t>&lt;TODAY&gt;, &lt;TODAY+</w:t>
       </w:r>
       <w:r>
         <w:rPr>
@@ -20941,18 +20462,15 @@
         </w:rPr>
         <w:t>nn</w:t>
       </w:r>
-      <w:proofErr w:type="spellEnd"/>
       <w:r>
         <w:t>&gt;, &lt;TODAY-</w:t>
       </w:r>
-      <w:proofErr w:type="spellStart"/>
       <w:r>
         <w:rPr>
           <w:b/>
         </w:rPr>
         <w:t>nn</w:t>
       </w:r>
-      <w:proofErr w:type="spellEnd"/>
       <w:r>
         <w:t xml:space="preserve">&gt; to get the current date + or – days(s) – Format: </w:t>
       </w:r>
@@ -20968,11 +20486,7 @@
         </w:rPr>
       </w:pPr>
       <w:r>
-        <w:t>&lt;NOW&gt;, &lt;</w:t>
-      </w:r>
-      <w:proofErr w:type="spellStart"/>
-      <w:r>
-        <w:t>NOW+</w:t>
+        <w:t>&lt;NOW&gt;, &lt;NOW+</w:t>
       </w:r>
       <w:r>
         <w:rPr>
@@ -20980,36 +20494,24 @@
         </w:rPr>
         <w:t>nn</w:t>
       </w:r>
-      <w:proofErr w:type="spellEnd"/>
       <w:r>
         <w:t>&gt;, &lt;NOW-</w:t>
       </w:r>
-      <w:proofErr w:type="spellStart"/>
       <w:r>
         <w:rPr>
           <w:b/>
         </w:rPr>
         <w:t>nn</w:t>
       </w:r>
-      <w:proofErr w:type="spellEnd"/>
       <w:r>
         <w:t xml:space="preserve">&gt;  to get the current date + or – day(s) - Format: </w:t>
       </w:r>
       <w:r>
-        <w:t xml:space="preserve">DD/MM/YYYY </w:t>
-      </w:r>
-      <w:proofErr w:type="spellStart"/>
-      <w:r>
-        <w:t>HH:mm</w:t>
-      </w:r>
-      <w:proofErr w:type="spellEnd"/>
+        <w:t>DD/MM/YYYY HH:mm</w:t>
+      </w:r>
       <w:r>
         <w:br/>
-        <w:t>&lt;YEAR&gt;&gt;, &lt;</w:t>
-      </w:r>
-      <w:proofErr w:type="spellStart"/>
-      <w:r>
-        <w:t>YEAR+</w:t>
+        <w:t>&lt;YEAR&gt;&gt;, &lt;YEAR+</w:t>
       </w:r>
       <w:r>
         <w:rPr>
@@ -21017,18 +20519,15 @@
         </w:rPr>
         <w:t>nn</w:t>
       </w:r>
-      <w:proofErr w:type="spellEnd"/>
       <w:r>
         <w:t>&gt;, &lt;YEAR-</w:t>
       </w:r>
-      <w:proofErr w:type="spellStart"/>
       <w:r>
         <w:rPr>
           <w:b/>
         </w:rPr>
         <w:t>nn</w:t>
       </w:r>
-      <w:proofErr w:type="spellEnd"/>
       <w:r>
         <w:t>&gt;  to get the current year + or – year(s) – Format: YYYY</w:t>
       </w:r>
@@ -21041,11 +20540,7 @@
         </w:rPr>
       </w:pPr>
       <w:r>
-        <w:t>&lt;MONTH&gt;&gt;, &lt;</w:t>
-      </w:r>
-      <w:proofErr w:type="spellStart"/>
-      <w:r>
-        <w:t>MONTH+</w:t>
+        <w:t>&lt;MONTH&gt;&gt;, &lt;MONTH+</w:t>
       </w:r>
       <w:r>
         <w:rPr>
@@ -21053,18 +20548,15 @@
         </w:rPr>
         <w:t>nn</w:t>
       </w:r>
-      <w:proofErr w:type="spellEnd"/>
       <w:r>
         <w:t>&gt;, &lt;MONTH-</w:t>
       </w:r>
-      <w:proofErr w:type="spellStart"/>
       <w:r>
         <w:rPr>
           <w:b/>
         </w:rPr>
         <w:t>nn</w:t>
       </w:r>
-      <w:proofErr w:type="spellEnd"/>
       <w:r>
         <w:t>&gt;  to get the current month + or – month(s) – Format: MM</w:t>
       </w:r>
@@ -21074,11 +20566,7 @@
         <w:spacing w:after="0"/>
       </w:pPr>
       <w:r>
-        <w:t>&lt;DAY&gt;&gt;, &lt;</w:t>
-      </w:r>
-      <w:proofErr w:type="spellStart"/>
-      <w:r>
-        <w:t>DAY+</w:t>
+        <w:t>&lt;DAY&gt;&gt;, &lt;DAY+</w:t>
       </w:r>
       <w:r>
         <w:rPr>
@@ -21086,18 +20574,15 @@
         </w:rPr>
         <w:t>nn</w:t>
       </w:r>
-      <w:proofErr w:type="spellEnd"/>
       <w:r>
         <w:t>&gt;, &lt;DAY-</w:t>
       </w:r>
-      <w:proofErr w:type="spellStart"/>
       <w:r>
         <w:rPr>
           <w:b/>
         </w:rPr>
         <w:t>nn</w:t>
       </w:r>
-      <w:proofErr w:type="spellEnd"/>
       <w:r>
         <w:t>&gt;  to get the current day + or – days(s) – Format: DD</w:t>
       </w:r>
@@ -21107,11 +20592,7 @@
         <w:spacing w:after="0"/>
       </w:pPr>
       <w:r>
-        <w:t>&lt;HOURS&gt;, &lt;</w:t>
-      </w:r>
-      <w:proofErr w:type="spellStart"/>
-      <w:r>
-        <w:t>HOUR+</w:t>
+        <w:t>&lt;HOURS&gt;, &lt;HOUR+</w:t>
       </w:r>
       <w:r>
         <w:rPr>
@@ -21119,18 +20600,15 @@
         </w:rPr>
         <w:t>nn</w:t>
       </w:r>
-      <w:proofErr w:type="spellEnd"/>
       <w:r>
         <w:t>&gt;, &lt;HOUR-</w:t>
       </w:r>
-      <w:proofErr w:type="spellStart"/>
       <w:r>
         <w:rPr>
           <w:b/>
         </w:rPr>
         <w:t>nn</w:t>
       </w:r>
-      <w:proofErr w:type="spellEnd"/>
       <w:r>
         <w:t>&gt;  to get the current hour + or – hour(s) – Format: HH</w:t>
       </w:r>
@@ -21151,11 +20629,9 @@
       <w:r>
         <w:t xml:space="preserve">&gt; to get a unique number – Format: </w:t>
       </w:r>
-      <w:proofErr w:type="spellStart"/>
       <w:r>
         <w:t>YYYYMMDD_hmmss</w:t>
       </w:r>
-      <w:proofErr w:type="spellEnd"/>
     </w:p>
     <w:p>
       <w:pPr>
@@ -21197,7 +20673,6 @@
             <w:r>
               <w:t xml:space="preserve">unction: </w:t>
             </w:r>
-            <w:proofErr w:type="spellStart"/>
             <w:r>
               <w:rPr>
                 <w:b/>
@@ -21205,7 +20680,6 @@
               <w:t>getData</w:t>
             </w:r>
             <w:bookmarkEnd w:id="49"/>
-            <w:proofErr w:type="spellEnd"/>
           </w:p>
         </w:tc>
       </w:tr>
@@ -21387,11 +20861,9 @@
             <w:shd w:val="clear" w:color="auto" w:fill="FBE4D5" w:themeFill="accent2" w:themeFillTint="33"/>
           </w:tcPr>
           <w:p>
-            <w:proofErr w:type="spellStart"/>
             <w:r>
               <w:t>getData</w:t>
             </w:r>
-            <w:proofErr w:type="spellEnd"/>
           </w:p>
         </w:tc>
         <w:tc>
@@ -21432,13 +20904,8 @@
         <w:t xml:space="preserve">Example: </w:t>
       </w:r>
       <w:r>
-        <w:t>#getData: #DATA_DirectLink, §</w:t>
-      </w:r>
-      <w:proofErr w:type="spellStart"/>
-      <w:r>
-        <w:t>DirectLink</w:t>
-      </w:r>
-      <w:proofErr w:type="spellEnd"/>
+        <w:t>#getData: #DATA_DirectLink, §DirectLink</w:t>
+      </w:r>
     </w:p>
     <w:p/>
     <w:p/>
@@ -21469,7 +20936,6 @@
             <w:r>
               <w:t xml:space="preserve">unction: </w:t>
             </w:r>
-            <w:proofErr w:type="spellStart"/>
             <w:r>
               <w:rPr>
                 <w:b/>
@@ -21477,7 +20943,6 @@
               <w:t>setData</w:t>
             </w:r>
             <w:bookmarkEnd w:id="50"/>
-            <w:proofErr w:type="spellEnd"/>
           </w:p>
         </w:tc>
       </w:tr>
@@ -21693,11 +21158,9 @@
             <w:shd w:val="clear" w:color="auto" w:fill="FBE4D5" w:themeFill="accent2" w:themeFillTint="33"/>
           </w:tcPr>
           <w:p>
-            <w:proofErr w:type="spellStart"/>
             <w:r>
               <w:t>setData</w:t>
             </w:r>
-            <w:proofErr w:type="spellEnd"/>
           </w:p>
         </w:tc>
         <w:tc>
@@ -21905,7 +21368,6 @@
             <w:r>
               <w:t xml:space="preserve">unction: </w:t>
             </w:r>
-            <w:proofErr w:type="spellStart"/>
             <w:r>
               <w:rPr>
                 <w:b/>
@@ -21914,7 +21376,6 @@
               <w:t>stopTest</w:t>
             </w:r>
             <w:bookmarkEnd w:id="52"/>
-            <w:proofErr w:type="spellEnd"/>
           </w:p>
         </w:tc>
       </w:tr>
@@ -22116,11 +21577,9 @@
             <w:shd w:val="clear" w:color="auto" w:fill="FBE4D5" w:themeFill="accent2" w:themeFillTint="33"/>
           </w:tcPr>
           <w:p>
-            <w:proofErr w:type="spellStart"/>
             <w:r>
               <w:t>stopTest</w:t>
             </w:r>
-            <w:proofErr w:type="spellEnd"/>
           </w:p>
         </w:tc>
         <w:tc>
@@ -22193,7 +21652,6 @@
             <w:r>
               <w:t xml:space="preserve">unction: </w:t>
             </w:r>
-            <w:proofErr w:type="spellStart"/>
             <w:r>
               <w:rPr>
                 <w:b/>
@@ -22202,7 +21660,6 @@
               <w:t>skipDescribe</w:t>
             </w:r>
             <w:bookmarkEnd w:id="53"/>
-            <w:proofErr w:type="spellEnd"/>
           </w:p>
         </w:tc>
       </w:tr>
@@ -22392,11 +21849,9 @@
             <w:shd w:val="clear" w:color="auto" w:fill="FBE4D5" w:themeFill="accent2" w:themeFillTint="33"/>
           </w:tcPr>
           <w:p>
-            <w:proofErr w:type="spellStart"/>
             <w:r>
               <w:t>skipDescribe</w:t>
             </w:r>
-            <w:proofErr w:type="spellEnd"/>
           </w:p>
         </w:tc>
         <w:tc>
@@ -22479,7 +21934,6 @@
             <w:r>
               <w:t xml:space="preserve">unction: </w:t>
             </w:r>
-            <w:proofErr w:type="spellStart"/>
             <w:r>
               <w:rPr>
                 <w:b/>
@@ -22488,7 +21942,6 @@
               <w:t>skipIt</w:t>
             </w:r>
             <w:bookmarkEnd w:id="54"/>
-            <w:proofErr w:type="spellEnd"/>
           </w:p>
         </w:tc>
       </w:tr>
@@ -22684,11 +22137,9 @@
             <w:shd w:val="clear" w:color="auto" w:fill="FBE4D5" w:themeFill="accent2" w:themeFillTint="33"/>
           </w:tcPr>
           <w:p>
-            <w:proofErr w:type="spellStart"/>
             <w:r>
               <w:t>skipIt</w:t>
             </w:r>
-            <w:proofErr w:type="spellEnd"/>
           </w:p>
         </w:tc>
         <w:tc>
@@ -22769,7 +22220,6 @@
             <w:r>
               <w:t xml:space="preserve">unction: </w:t>
             </w:r>
-            <w:proofErr w:type="spellStart"/>
             <w:r>
               <w:rPr>
                 <w:b/>
@@ -22778,7 +22228,6 @@
               <w:t>isCheck</w:t>
             </w:r>
             <w:bookmarkEnd w:id="55"/>
-            <w:proofErr w:type="spellEnd"/>
           </w:p>
         </w:tc>
       </w:tr>
@@ -22886,13 +22335,8 @@
             <w:tcW w:w="7512" w:type="dxa"/>
           </w:tcPr>
           <w:p>
-            <w:proofErr w:type="spellStart"/>
-            <w:r>
-              <w:t>Xpath</w:t>
-            </w:r>
-            <w:proofErr w:type="spellEnd"/>
-            <w:r>
-              <w:t xml:space="preserve"> or dictionary word (starting with @) of the element or $GUI</w:t>
+            <w:r>
+              <w:t>Xpath or dictionary word (starting with @) of the element or $GUI</w:t>
             </w:r>
           </w:p>
         </w:tc>
@@ -23000,11 +22444,9 @@
             <w:shd w:val="clear" w:color="auto" w:fill="FBE4D5" w:themeFill="accent2" w:themeFillTint="33"/>
           </w:tcPr>
           <w:p>
-            <w:proofErr w:type="spellStart"/>
             <w:r>
               <w:t>isCheck</w:t>
             </w:r>
-            <w:proofErr w:type="spellEnd"/>
           </w:p>
         </w:tc>
         <w:tc>
@@ -23133,7 +22575,6 @@
             <w:r>
               <w:t xml:space="preserve">unction: </w:t>
             </w:r>
-            <w:proofErr w:type="spellStart"/>
             <w:r>
               <w:rPr>
                 <w:b/>
@@ -23142,7 +22583,6 @@
               <w:t>isExist</w:t>
             </w:r>
             <w:bookmarkEnd w:id="56"/>
-            <w:proofErr w:type="spellEnd"/>
           </w:p>
         </w:tc>
       </w:tr>
@@ -23247,13 +22687,8 @@
             <w:tcW w:w="7512" w:type="dxa"/>
           </w:tcPr>
           <w:p>
-            <w:proofErr w:type="spellStart"/>
-            <w:r>
-              <w:t>Xpath</w:t>
-            </w:r>
-            <w:proofErr w:type="spellEnd"/>
-            <w:r>
-              <w:t xml:space="preserve"> or dictionary word (starting with @) of the element or $GUI</w:t>
+            <w:r>
+              <w:t>Xpath or dictionary word (starting with @) of the element or $GUI</w:t>
             </w:r>
           </w:p>
         </w:tc>
@@ -23361,11 +22796,9 @@
             <w:shd w:val="clear" w:color="auto" w:fill="FBE4D5" w:themeFill="accent2" w:themeFillTint="33"/>
           </w:tcPr>
           <w:p>
-            <w:proofErr w:type="spellStart"/>
             <w:r>
               <w:t>isExist</w:t>
             </w:r>
-            <w:proofErr w:type="spellEnd"/>
           </w:p>
         </w:tc>
         <w:tc>
@@ -23474,7 +22907,6 @@
             <w:r>
               <w:t xml:space="preserve">unction: </w:t>
             </w:r>
-            <w:proofErr w:type="spellStart"/>
             <w:r>
               <w:rPr>
                 <w:b/>
@@ -23483,7 +22915,6 @@
               <w:t>isEnable</w:t>
             </w:r>
             <w:bookmarkEnd w:id="57"/>
-            <w:proofErr w:type="spellEnd"/>
           </w:p>
         </w:tc>
       </w:tr>
@@ -23588,13 +23019,8 @@
             <w:tcW w:w="7512" w:type="dxa"/>
           </w:tcPr>
           <w:p>
-            <w:proofErr w:type="spellStart"/>
-            <w:r>
-              <w:t>Xpath</w:t>
-            </w:r>
-            <w:proofErr w:type="spellEnd"/>
-            <w:r>
-              <w:t xml:space="preserve"> or dictionary word (starting with @) of the element or $GUI</w:t>
+            <w:r>
+              <w:t>Xpath or dictionary word (starting with @) of the element or $GUI</w:t>
             </w:r>
           </w:p>
         </w:tc>
@@ -23702,11 +23128,9 @@
             <w:shd w:val="clear" w:color="auto" w:fill="FBE4D5" w:themeFill="accent2" w:themeFillTint="33"/>
           </w:tcPr>
           <w:p>
-            <w:proofErr w:type="spellStart"/>
             <w:r>
               <w:t>isEnable</w:t>
             </w:r>
-            <w:proofErr w:type="spellEnd"/>
           </w:p>
         </w:tc>
         <w:tc>
@@ -23835,7 +23259,6 @@
             <w:r>
               <w:t xml:space="preserve">unction: </w:t>
             </w:r>
-            <w:proofErr w:type="spellStart"/>
             <w:r>
               <w:rPr>
                 <w:b/>
@@ -23844,7 +23267,6 @@
               <w:t>isVisible</w:t>
             </w:r>
             <w:bookmarkEnd w:id="58"/>
-            <w:proofErr w:type="spellEnd"/>
           </w:p>
         </w:tc>
       </w:tr>
@@ -23949,13 +23371,8 @@
             <w:tcW w:w="7512" w:type="dxa"/>
           </w:tcPr>
           <w:p>
-            <w:proofErr w:type="spellStart"/>
-            <w:r>
-              <w:t>Xpath</w:t>
-            </w:r>
-            <w:proofErr w:type="spellEnd"/>
-            <w:r>
-              <w:t xml:space="preserve"> or dictionary word (starting with @) of the element or $GUI</w:t>
+            <w:r>
+              <w:t>Xpath or dictionary word (starting with @) of the element or $GUI</w:t>
             </w:r>
           </w:p>
         </w:tc>
@@ -24063,11 +23480,9 @@
             <w:shd w:val="clear" w:color="auto" w:fill="FBE4D5" w:themeFill="accent2" w:themeFillTint="33"/>
           </w:tcPr>
           <w:p>
-            <w:proofErr w:type="spellStart"/>
             <w:r>
               <w:t>isVisible</w:t>
             </w:r>
-            <w:proofErr w:type="spellEnd"/>
           </w:p>
         </w:tc>
         <w:tc>
@@ -24337,7 +23752,6 @@
             <w:r>
               <w:t xml:space="preserve">unction: </w:t>
             </w:r>
-            <w:proofErr w:type="spellStart"/>
             <w:r>
               <w:rPr>
                 <w:b/>
@@ -24346,7 +23760,6 @@
               <w:t>switchToFrame</w:t>
             </w:r>
             <w:bookmarkEnd w:id="60"/>
-            <w:proofErr w:type="spellEnd"/>
           </w:p>
         </w:tc>
       </w:tr>
@@ -24424,21 +23837,7 @@
         <w:rPr>
           <w:lang w:val="en-IE"/>
         </w:rPr>
-        <w:t xml:space="preserve"> the Robot is able to manage automatically the frame and the </w:t>
-      </w:r>
-      <w:proofErr w:type="spellStart"/>
-      <w:r>
-        <w:rPr>
-          <w:lang w:val="en-IE"/>
-        </w:rPr>
-        <w:t>iFrame</w:t>
-      </w:r>
-      <w:proofErr w:type="spellEnd"/>
-      <w:r>
-        <w:rPr>
-          <w:lang w:val="en-IE"/>
-        </w:rPr>
-        <w:t>. This function is there only in case you need to perform a special operation.</w:t>
+        <w:t xml:space="preserve"> the Robot is able to manage automatically the frame and the iFrame. This function is there only in case you need to perform a special operation.</w:t>
       </w:r>
     </w:p>
     <w:p>
@@ -24536,11 +23935,9 @@
             <w:shd w:val="clear" w:color="auto" w:fill="FBE4D5" w:themeFill="accent2" w:themeFillTint="33"/>
           </w:tcPr>
           <w:p>
-            <w:proofErr w:type="spellStart"/>
             <w:r>
               <w:t>switchToFrame</w:t>
             </w:r>
-            <w:proofErr w:type="spellEnd"/>
           </w:p>
         </w:tc>
         <w:tc>
@@ -24600,7 +23997,6 @@
             <w:r>
               <w:t xml:space="preserve">unction: </w:t>
             </w:r>
-            <w:proofErr w:type="spellStart"/>
             <w:r>
               <w:rPr>
                 <w:b/>
@@ -24609,7 +24005,6 @@
               <w:t>getValue</w:t>
             </w:r>
             <w:bookmarkEnd w:id="61"/>
-            <w:proofErr w:type="spellEnd"/>
           </w:p>
         </w:tc>
       </w:tr>
@@ -24720,13 +24115,8 @@
             <w:tcW w:w="7512" w:type="dxa"/>
           </w:tcPr>
           <w:p>
-            <w:proofErr w:type="spellStart"/>
-            <w:r>
-              <w:t>Xpath</w:t>
-            </w:r>
-            <w:proofErr w:type="spellEnd"/>
-            <w:r>
-              <w:t xml:space="preserve"> or dictionary word (starting with @) of the element or $GUI</w:t>
+            <w:r>
+              <w:t>Xpath or dictionary word (starting with @) of the element or $GUI</w:t>
             </w:r>
           </w:p>
         </w:tc>
@@ -24801,11 +24191,9 @@
             <w:shd w:val="clear" w:color="auto" w:fill="FBE4D5" w:themeFill="accent2" w:themeFillTint="33"/>
           </w:tcPr>
           <w:p>
-            <w:proofErr w:type="spellStart"/>
             <w:r>
               <w:t>getValue</w:t>
             </w:r>
-            <w:proofErr w:type="spellEnd"/>
           </w:p>
         </w:tc>
         <w:tc>
@@ -24910,7 +24298,6 @@
             <w:r>
               <w:t xml:space="preserve">unction: </w:t>
             </w:r>
-            <w:proofErr w:type="spellStart"/>
             <w:r>
               <w:rPr>
                 <w:b/>
@@ -24925,7 +24312,6 @@
               <w:t>etValue</w:t>
             </w:r>
             <w:bookmarkEnd w:id="62"/>
-            <w:proofErr w:type="spellEnd"/>
           </w:p>
         </w:tc>
       </w:tr>
@@ -25042,13 +24428,8 @@
             <w:tcW w:w="7512" w:type="dxa"/>
           </w:tcPr>
           <w:p>
-            <w:proofErr w:type="spellStart"/>
-            <w:r>
-              <w:t>Xpath</w:t>
-            </w:r>
-            <w:proofErr w:type="spellEnd"/>
-            <w:r>
-              <w:t xml:space="preserve"> or dictionary word (starting with @) of the element or $GUI</w:t>
+            <w:r>
+              <w:t>Xpath or dictionary word (starting with @) of the element or $GUI</w:t>
             </w:r>
           </w:p>
         </w:tc>
@@ -25154,11 +24535,9 @@
             <w:shd w:val="clear" w:color="auto" w:fill="FBE4D5" w:themeFill="accent2" w:themeFillTint="33"/>
           </w:tcPr>
           <w:p>
-            <w:proofErr w:type="spellStart"/>
             <w:r>
               <w:t>setValue</w:t>
             </w:r>
-            <w:proofErr w:type="spellEnd"/>
           </w:p>
         </w:tc>
         <w:tc>
@@ -25189,11 +24568,9 @@
             <w:shd w:val="clear" w:color="auto" w:fill="FBE4D5" w:themeFill="accent2" w:themeFillTint="33"/>
           </w:tcPr>
           <w:p>
-            <w:proofErr w:type="spellStart"/>
             <w:r>
               <w:t>setValue</w:t>
             </w:r>
-            <w:proofErr w:type="spellEnd"/>
           </w:p>
         </w:tc>
         <w:tc>
@@ -25435,13 +24812,8 @@
             <w:tcW w:w="7512" w:type="dxa"/>
           </w:tcPr>
           <w:p>
-            <w:proofErr w:type="spellStart"/>
-            <w:r>
-              <w:t>Xpath</w:t>
-            </w:r>
-            <w:proofErr w:type="spellEnd"/>
-            <w:r>
-              <w:t xml:space="preserve"> or dictionary word (starting with @) of the element or $GUI</w:t>
+            <w:r>
+              <w:t>Xpath or dictionary word (starting with @) of the element or $GUI</w:t>
             </w:r>
           </w:p>
         </w:tc>
@@ -25847,7 +25219,6 @@
             <w:r>
               <w:t xml:space="preserve">unction: </w:t>
             </w:r>
-            <w:proofErr w:type="spellStart"/>
             <w:r>
               <w:rPr>
                 <w:b/>
@@ -25861,7 +25232,6 @@
               <w:t>Count</w:t>
             </w:r>
             <w:bookmarkEnd w:id="64"/>
-            <w:proofErr w:type="spellEnd"/>
           </w:p>
         </w:tc>
       </w:tr>
@@ -25978,13 +25348,8 @@
             <w:tcW w:w="7512" w:type="dxa"/>
           </w:tcPr>
           <w:p>
-            <w:proofErr w:type="spellStart"/>
-            <w:r>
-              <w:t>Xpath</w:t>
-            </w:r>
-            <w:proofErr w:type="spellEnd"/>
-            <w:r>
-              <w:t xml:space="preserve"> or dictionary word (starting with @) of the element or $GUI</w:t>
+            <w:r>
+              <w:t>Xpath or dictionary word (starting with @) of the element or $GUI</w:t>
             </w:r>
           </w:p>
         </w:tc>
@@ -26068,11 +25433,9 @@
             <w:shd w:val="clear" w:color="auto" w:fill="FBE4D5" w:themeFill="accent2" w:themeFillTint="33"/>
           </w:tcPr>
           <w:p>
-            <w:proofErr w:type="spellStart"/>
             <w:r>
               <w:t>selectCount</w:t>
             </w:r>
-            <w:proofErr w:type="spellEnd"/>
           </w:p>
         </w:tc>
         <w:tc>
@@ -26450,15 +25813,7 @@
           </w:tcPr>
           <w:p>
             <w:r>
-              <w:t xml:space="preserve">Any valid format (E.g.:  'DD/MM/YYYY </w:t>
-            </w:r>
-            <w:proofErr w:type="spellStart"/>
-            <w:r>
-              <w:t>HH:mm:ss</w:t>
-            </w:r>
-            <w:proofErr w:type="spellEnd"/>
-            <w:r>
-              <w:t>')</w:t>
+              <w:t>Any valid format (E.g.:  'DD/MM/YYYY HH:mm:ss')</w:t>
             </w:r>
           </w:p>
         </w:tc>
@@ -26544,13 +25899,8 @@
           </w:tcPr>
           <w:p>
             <w:r>
-              <w:t>22/05/2024, DD/MM/YYYY, $</w:t>
-            </w:r>
-            <w:proofErr w:type="spellStart"/>
-            <w:r>
-              <w:t>EpochDate</w:t>
-            </w:r>
-            <w:proofErr w:type="spellEnd"/>
+              <w:t>22/05/2024, DD/MM/YYYY, $EpochDate</w:t>
+            </w:r>
           </w:p>
         </w:tc>
         <w:tc>
@@ -26595,13 +25945,8 @@
         <w:t xml:space="preserve">: </w:t>
       </w:r>
       <w:r>
-        <w:t>22/05/2024, DD/MM/YYYY, §</w:t>
-      </w:r>
-      <w:proofErr w:type="spellStart"/>
-      <w:r>
-        <w:t>EpochDate</w:t>
-      </w:r>
-      <w:proofErr w:type="spellEnd"/>
+        <w:t>22/05/2024, DD/MM/YYYY, §EpochDate</w:t>
+      </w:r>
     </w:p>
     <w:p>
       <w:pPr>
@@ -26644,7 +25989,6 @@
             <w:r>
               <w:t xml:space="preserve">unction: </w:t>
             </w:r>
-            <w:proofErr w:type="spellStart"/>
             <w:r>
               <w:rPr>
                 <w:b/>
@@ -26653,7 +25997,6 @@
               <w:t>epochDate</w:t>
             </w:r>
             <w:bookmarkEnd w:id="67"/>
-            <w:proofErr w:type="spellEnd"/>
           </w:p>
         </w:tc>
       </w:tr>
@@ -26798,15 +26141,7 @@
           </w:tcPr>
           <w:p>
             <w:r>
-              <w:t xml:space="preserve">Any valid format (E.g.:  'DD/MM/YYYY </w:t>
-            </w:r>
-            <w:proofErr w:type="spellStart"/>
-            <w:r>
-              <w:t>HH:mm:ss</w:t>
-            </w:r>
-            <w:proofErr w:type="spellEnd"/>
-            <w:r>
-              <w:t>')</w:t>
+              <w:t>Any valid format (E.g.:  'DD/MM/YYYY HH:mm:ss')</w:t>
             </w:r>
           </w:p>
         </w:tc>
@@ -26881,11 +26216,9 @@
             <w:shd w:val="clear" w:color="auto" w:fill="FBE4D5" w:themeFill="accent2" w:themeFillTint="33"/>
           </w:tcPr>
           <w:p>
-            <w:proofErr w:type="spellStart"/>
             <w:r>
               <w:t>epochDate</w:t>
             </w:r>
-            <w:proofErr w:type="spellEnd"/>
           </w:p>
         </w:tc>
         <w:tc>
@@ -26894,13 +26227,8 @@
           </w:tcPr>
           <w:p>
             <w:r>
-              <w:t>$</w:t>
-            </w:r>
-            <w:proofErr w:type="spellStart"/>
-            <w:r>
-              <w:t>EpochDate</w:t>
-            </w:r>
-            <w:proofErr w:type="spellEnd"/>
+              <w:t>$EpochDate</w:t>
+            </w:r>
             <w:r>
               <w:t xml:space="preserve">, </w:t>
             </w:r>
@@ -26951,15 +26279,7 @@
         <w:t xml:space="preserve">: </w:t>
       </w:r>
       <w:r>
-        <w:t>$</w:t>
-      </w:r>
-      <w:proofErr w:type="spellStart"/>
-      <w:r>
-        <w:t>EpochDate</w:t>
-      </w:r>
-      <w:proofErr w:type="spellEnd"/>
-      <w:r>
-        <w:t>, DD/MM/YYYY, §Date</w:t>
+        <w:t>$EpochDate, DD/MM/YYYY, §Date</w:t>
       </w:r>
     </w:p>
     <w:p>
@@ -27004,7 +26324,6 @@
             <w:r>
               <w:t xml:space="preserve">unction: </w:t>
             </w:r>
-            <w:proofErr w:type="spellStart"/>
             <w:r>
               <w:rPr>
                 <w:b/>
@@ -27013,7 +26332,6 @@
               <w:t>epochAddHour</w:t>
             </w:r>
             <w:bookmarkEnd w:id="68"/>
-            <w:proofErr w:type="spellEnd"/>
           </w:p>
         </w:tc>
       </w:tr>
@@ -27164,15 +26482,7 @@
           </w:tcPr>
           <w:p>
             <w:r>
-              <w:t xml:space="preserve">Any valid format (E.g.:  'DD/MM/YYYY </w:t>
-            </w:r>
-            <w:proofErr w:type="spellStart"/>
-            <w:r>
-              <w:t>HH:mm:ss</w:t>
-            </w:r>
-            <w:proofErr w:type="spellEnd"/>
-            <w:r>
-              <w:t>')</w:t>
+              <w:t>Any valid format (E.g.:  'DD/MM/YYYY HH:mm:ss')</w:t>
             </w:r>
           </w:p>
         </w:tc>
@@ -27286,11 +26596,9 @@
             <w:shd w:val="clear" w:color="auto" w:fill="FBE4D5" w:themeFill="accent2" w:themeFillTint="33"/>
           </w:tcPr>
           <w:p>
-            <w:proofErr w:type="spellStart"/>
             <w:r>
               <w:t>epochAddHour</w:t>
             </w:r>
-            <w:proofErr w:type="spellEnd"/>
           </w:p>
         </w:tc>
         <w:tc>
@@ -27383,7 +26691,6 @@
             <w:r>
               <w:t xml:space="preserve">unction: </w:t>
             </w:r>
-            <w:proofErr w:type="spellStart"/>
             <w:r>
               <w:rPr>
                 <w:b/>
@@ -27399,7 +26706,6 @@
               <w:t>Minute</w:t>
             </w:r>
             <w:bookmarkEnd w:id="69"/>
-            <w:proofErr w:type="spellEnd"/>
           </w:p>
         </w:tc>
       </w:tr>
@@ -27556,15 +26862,7 @@
           </w:tcPr>
           <w:p>
             <w:r>
-              <w:t xml:space="preserve">Any valid format (E.g.:  'DD/MM/YYYY </w:t>
-            </w:r>
-            <w:proofErr w:type="spellStart"/>
-            <w:r>
-              <w:t>HH:mm:ss</w:t>
-            </w:r>
-            <w:proofErr w:type="spellEnd"/>
-            <w:r>
-              <w:t>')</w:t>
+              <w:t>Any valid format (E.g.:  'DD/MM/YYYY HH:mm:ss')</w:t>
             </w:r>
           </w:p>
         </w:tc>
@@ -27684,14 +26982,12 @@
             <w:shd w:val="clear" w:color="auto" w:fill="FBE4D5" w:themeFill="accent2" w:themeFillTint="33"/>
           </w:tcPr>
           <w:p>
-            <w:proofErr w:type="spellStart"/>
             <w:r>
               <w:t>epochAdd</w:t>
             </w:r>
             <w:r>
               <w:t>Minute</w:t>
             </w:r>
-            <w:proofErr w:type="spellEnd"/>
           </w:p>
         </w:tc>
         <w:tc>
@@ -27799,7 +27095,6 @@
             <w:r>
               <w:t xml:space="preserve">unction: </w:t>
             </w:r>
-            <w:proofErr w:type="spellStart"/>
             <w:r>
               <w:rPr>
                 <w:b/>
@@ -27815,7 +27110,6 @@
               <w:t>Second</w:t>
             </w:r>
             <w:bookmarkEnd w:id="70"/>
-            <w:proofErr w:type="spellEnd"/>
           </w:p>
         </w:tc>
       </w:tr>
@@ -27972,15 +27266,7 @@
           </w:tcPr>
           <w:p>
             <w:r>
-              <w:t xml:space="preserve">Any valid format (E.g.:  'DD/MM/YYYY </w:t>
-            </w:r>
-            <w:proofErr w:type="spellStart"/>
-            <w:r>
-              <w:t>HH:mm:ss</w:t>
-            </w:r>
-            <w:proofErr w:type="spellEnd"/>
-            <w:r>
-              <w:t>')</w:t>
+              <w:t>Any valid format (E.g.:  'DD/MM/YYYY HH:mm:ss')</w:t>
             </w:r>
           </w:p>
         </w:tc>
@@ -28100,14 +27386,12 @@
             <w:shd w:val="clear" w:color="auto" w:fill="FBE4D5" w:themeFill="accent2" w:themeFillTint="33"/>
           </w:tcPr>
           <w:p>
-            <w:proofErr w:type="spellStart"/>
             <w:r>
               <w:t>epochAdd</w:t>
             </w:r>
             <w:r>
               <w:t>Second</w:t>
             </w:r>
-            <w:proofErr w:type="spellEnd"/>
           </w:p>
         </w:tc>
         <w:tc>
@@ -28357,7 +27641,6 @@
             <w:r>
               <w:t xml:space="preserve">unction: </w:t>
             </w:r>
-            <w:proofErr w:type="spellStart"/>
             <w:r>
               <w:rPr>
                 <w:b/>
@@ -28373,7 +27656,6 @@
               <w:t>Header</w:t>
             </w:r>
             <w:bookmarkEnd w:id="72"/>
-            <w:proofErr w:type="spellEnd"/>
           </w:p>
         </w:tc>
       </w:tr>
@@ -28499,13 +27781,8 @@
             <w:tcW w:w="7512" w:type="dxa"/>
           </w:tcPr>
           <w:p>
-            <w:proofErr w:type="spellStart"/>
-            <w:r>
-              <w:t>Xpath</w:t>
-            </w:r>
-            <w:proofErr w:type="spellEnd"/>
-            <w:r>
-              <w:t xml:space="preserve"> or dictionary word (starting with @) of the element or $GUI</w:t>
+            <w:r>
+              <w:t>Xpath or dictionary word (starting with @) of the element or $GUI</w:t>
             </w:r>
           </w:p>
         </w:tc>
@@ -28658,14 +27935,12 @@
             <w:shd w:val="clear" w:color="auto" w:fill="FBE4D5" w:themeFill="accent2" w:themeFillTint="33"/>
           </w:tcPr>
           <w:p>
-            <w:proofErr w:type="spellStart"/>
             <w:r>
               <w:t>getTable</w:t>
             </w:r>
             <w:r>
               <w:t>Header</w:t>
             </w:r>
-            <w:proofErr w:type="spellEnd"/>
           </w:p>
         </w:tc>
         <w:tc>
@@ -28674,16 +27949,11 @@
           </w:tcPr>
           <w:p>
             <w:r>
-              <w:t>@APP_Amount, 1, 3, $</w:t>
-            </w:r>
-            <w:proofErr w:type="spellStart"/>
-            <w:r>
-              <w:t>Amount</w:t>
+              <w:t>@APP_Amount, 1, 3, $Amount</w:t>
             </w:r>
             <w:r>
               <w:t>ID</w:t>
             </w:r>
-            <w:proofErr w:type="spellEnd"/>
           </w:p>
         </w:tc>
         <w:tc>
@@ -28744,16 +28014,11 @@
         <w:t xml:space="preserve">: </w:t>
       </w:r>
       <w:r>
-        <w:t>@APP_Amount, 1, 3, §</w:t>
-      </w:r>
-      <w:proofErr w:type="spellStart"/>
-      <w:r>
-        <w:t>Amount</w:t>
+        <w:t>@APP_Amount, 1, 3, §Amount</w:t>
       </w:r>
       <w:r>
         <w:t>ID</w:t>
       </w:r>
-      <w:proofErr w:type="spellEnd"/>
     </w:p>
     <w:p>
       <w:pPr>
@@ -28795,7 +28060,6 @@
             <w:r>
               <w:t xml:space="preserve">unction: </w:t>
             </w:r>
-            <w:proofErr w:type="spellStart"/>
             <w:r>
               <w:rPr>
                 <w:b/>
@@ -28804,7 +28068,6 @@
               <w:t>getTableData</w:t>
             </w:r>
             <w:bookmarkEnd w:id="73"/>
-            <w:proofErr w:type="spellEnd"/>
           </w:p>
         </w:tc>
       </w:tr>
@@ -28927,13 +28190,8 @@
             <w:tcW w:w="7512" w:type="dxa"/>
           </w:tcPr>
           <w:p>
-            <w:proofErr w:type="spellStart"/>
-            <w:r>
-              <w:t>Xpath</w:t>
-            </w:r>
-            <w:proofErr w:type="spellEnd"/>
-            <w:r>
-              <w:t xml:space="preserve"> or dictionary word (starting with @) of the element or $GUI</w:t>
+            <w:r>
+              <w:t>Xpath or dictionary word (starting with @) of the element or $GUI</w:t>
             </w:r>
           </w:p>
         </w:tc>
@@ -29086,11 +28344,9 @@
             <w:shd w:val="clear" w:color="auto" w:fill="FBE4D5" w:themeFill="accent2" w:themeFillTint="33"/>
           </w:tcPr>
           <w:p>
-            <w:proofErr w:type="spellStart"/>
             <w:r>
               <w:t>getTableData</w:t>
             </w:r>
-            <w:proofErr w:type="spellEnd"/>
           </w:p>
         </w:tc>
         <w:tc>
@@ -29203,7 +28459,6 @@
             <w:r>
               <w:t xml:space="preserve">unction: </w:t>
             </w:r>
-            <w:proofErr w:type="spellStart"/>
             <w:r>
               <w:rPr>
                 <w:b/>
@@ -29219,7 +28474,6 @@
               <w:t>etTableData</w:t>
             </w:r>
             <w:bookmarkEnd w:id="74"/>
-            <w:proofErr w:type="spellEnd"/>
           </w:p>
         </w:tc>
       </w:tr>
@@ -29342,13 +28596,8 @@
             <w:tcW w:w="7512" w:type="dxa"/>
           </w:tcPr>
           <w:p>
-            <w:proofErr w:type="spellStart"/>
-            <w:r>
-              <w:t>Xpath</w:t>
-            </w:r>
-            <w:proofErr w:type="spellEnd"/>
-            <w:r>
-              <w:t xml:space="preserve"> or dictionary word (starting with @) of the element or $GUI</w:t>
+            <w:r>
+              <w:t>Xpath or dictionary word (starting with @) of the element or $GUI</w:t>
             </w:r>
           </w:p>
         </w:tc>
@@ -29498,14 +28747,12 @@
             <w:shd w:val="clear" w:color="auto" w:fill="FBE4D5" w:themeFill="accent2" w:themeFillTint="33"/>
           </w:tcPr>
           <w:p>
-            <w:proofErr w:type="spellStart"/>
             <w:r>
               <w:t>s</w:t>
             </w:r>
             <w:r>
               <w:t>etTableData</w:t>
             </w:r>
-            <w:proofErr w:type="spellEnd"/>
           </w:p>
         </w:tc>
         <w:tc>
@@ -29565,7 +28812,6 @@
             <w:r>
               <w:t xml:space="preserve">unction: </w:t>
             </w:r>
-            <w:proofErr w:type="spellStart"/>
             <w:r>
               <w:rPr>
                 <w:b/>
@@ -29574,7 +28820,6 @@
               <w:t>clickCell</w:t>
             </w:r>
             <w:bookmarkEnd w:id="75"/>
-            <w:proofErr w:type="spellEnd"/>
           </w:p>
         </w:tc>
       </w:tr>
@@ -29685,13 +28930,8 @@
             <w:tcW w:w="7512" w:type="dxa"/>
           </w:tcPr>
           <w:p>
-            <w:proofErr w:type="spellStart"/>
-            <w:r>
-              <w:t>Xpath</w:t>
-            </w:r>
-            <w:proofErr w:type="spellEnd"/>
-            <w:r>
-              <w:t xml:space="preserve"> or dictionary word (starting with @) of the element or $GUI</w:t>
+            <w:r>
+              <w:t>Xpath or dictionary word (starting with @) of the element or $GUI</w:t>
             </w:r>
           </w:p>
         </w:tc>
@@ -29841,11 +29081,9 @@
             <w:shd w:val="clear" w:color="auto" w:fill="FBE4D5" w:themeFill="accent2" w:themeFillTint="33"/>
           </w:tcPr>
           <w:p>
-            <w:proofErr w:type="spellStart"/>
             <w:r>
               <w:t>clickCell</w:t>
             </w:r>
-            <w:proofErr w:type="spellEnd"/>
           </w:p>
         </w:tc>
         <w:tc>
@@ -29903,7 +29141,6 @@
             <w:r>
               <w:t xml:space="preserve">unction: </w:t>
             </w:r>
-            <w:proofErr w:type="spellStart"/>
             <w:r>
               <w:rPr>
                 <w:b/>
@@ -29912,7 +29149,6 @@
               <w:t>countTableRow</w:t>
             </w:r>
             <w:bookmarkEnd w:id="76"/>
-            <w:proofErr w:type="spellEnd"/>
           </w:p>
         </w:tc>
       </w:tr>
@@ -30029,13 +29265,8 @@
             <w:tcW w:w="7512" w:type="dxa"/>
           </w:tcPr>
           <w:p>
-            <w:proofErr w:type="spellStart"/>
-            <w:r>
-              <w:t>Xpath</w:t>
-            </w:r>
-            <w:proofErr w:type="spellEnd"/>
-            <w:r>
-              <w:t xml:space="preserve"> or dictionary word (starting with @) of the element or $GUI</w:t>
+            <w:r>
+              <w:t>Xpath or dictionary word (starting with @) of the element or $GUI</w:t>
             </w:r>
           </w:p>
         </w:tc>
@@ -30110,11 +29341,9 @@
             <w:shd w:val="clear" w:color="auto" w:fill="FBE4D5" w:themeFill="accent2" w:themeFillTint="33"/>
           </w:tcPr>
           <w:p>
-            <w:proofErr w:type="spellStart"/>
             <w:r>
               <w:t>countTableRow</w:t>
             </w:r>
-            <w:proofErr w:type="spellEnd"/>
           </w:p>
         </w:tc>
         <w:tc>
@@ -30207,7 +29436,6 @@
             <w:r>
               <w:t xml:space="preserve">unction: </w:t>
             </w:r>
-            <w:proofErr w:type="spellStart"/>
             <w:r>
               <w:rPr>
                 <w:b/>
@@ -30216,7 +29444,6 @@
               <w:t>searchTableData</w:t>
             </w:r>
             <w:bookmarkEnd w:id="77"/>
-            <w:proofErr w:type="spellEnd"/>
           </w:p>
         </w:tc>
       </w:tr>
@@ -30325,13 +29552,8 @@
             <w:tcW w:w="7512" w:type="dxa"/>
           </w:tcPr>
           <w:p>
-            <w:proofErr w:type="spellStart"/>
-            <w:r>
-              <w:t>Xpath</w:t>
-            </w:r>
-            <w:proofErr w:type="spellEnd"/>
-            <w:r>
-              <w:t xml:space="preserve"> or dictionary word (starting with @) of the element or $GUI</w:t>
+            <w:r>
+              <w:t>Xpath or dictionary word (starting with @) of the element or $GUI</w:t>
             </w:r>
           </w:p>
         </w:tc>
@@ -30482,11 +29704,9 @@
             <w:shd w:val="clear" w:color="auto" w:fill="FBE4D5" w:themeFill="accent2" w:themeFillTint="33"/>
           </w:tcPr>
           <w:p>
-            <w:proofErr w:type="spellStart"/>
             <w:r>
               <w:t>searchTableData</w:t>
             </w:r>
-            <w:proofErr w:type="spellEnd"/>
           </w:p>
         </w:tc>
         <w:tc>
@@ -30686,7 +29906,6 @@
             <w:r>
               <w:t xml:space="preserve">unction: </w:t>
             </w:r>
-            <w:proofErr w:type="spellStart"/>
             <w:r>
               <w:rPr>
                 <w:b/>
@@ -30695,7 +29914,6 @@
               <w:t>callScenario</w:t>
             </w:r>
             <w:bookmarkEnd w:id="79"/>
-            <w:proofErr w:type="spellEnd"/>
           </w:p>
         </w:tc>
       </w:tr>
@@ -30831,7 +30049,6 @@
             <w:shd w:val="clear" w:color="auto" w:fill="FBE4D5" w:themeFill="accent2" w:themeFillTint="33"/>
           </w:tcPr>
           <w:p>
-            <w:proofErr w:type="spellStart"/>
             <w:r>
               <w:rPr>
                 <w:b/>
@@ -30839,7 +30056,6 @@
               </w:rPr>
               <w:t>callScenario</w:t>
             </w:r>
-            <w:proofErr w:type="spellEnd"/>
           </w:p>
         </w:tc>
         <w:tc>
@@ -30894,7 +30110,6 @@
             <w:r>
               <w:t xml:space="preserve">unction: </w:t>
             </w:r>
-            <w:proofErr w:type="spellStart"/>
             <w:r>
               <w:rPr>
                 <w:b/>
@@ -30903,7 +30118,6 @@
               <w:t>callSuite</w:t>
             </w:r>
             <w:bookmarkEnd w:id="80"/>
-            <w:proofErr w:type="spellEnd"/>
           </w:p>
         </w:tc>
       </w:tr>
@@ -31039,7 +30253,6 @@
             <w:shd w:val="clear" w:color="auto" w:fill="FBE4D5" w:themeFill="accent2" w:themeFillTint="33"/>
           </w:tcPr>
           <w:p>
-            <w:proofErr w:type="spellStart"/>
             <w:r>
               <w:rPr>
                 <w:b/>
@@ -31047,7 +30260,6 @@
               </w:rPr>
               <w:t>callSuite</w:t>
             </w:r>
-            <w:proofErr w:type="spellEnd"/>
           </w:p>
         </w:tc>
         <w:tc>
@@ -31106,7 +30318,6 @@
             <w:r>
               <w:t xml:space="preserve">unction: </w:t>
             </w:r>
-            <w:proofErr w:type="spellStart"/>
             <w:r>
               <w:rPr>
                 <w:b/>
@@ -31115,7 +30326,6 @@
               <w:t>startTimer</w:t>
             </w:r>
             <w:bookmarkEnd w:id="81"/>
-            <w:proofErr w:type="spellEnd"/>
           </w:p>
         </w:tc>
       </w:tr>
@@ -31245,7 +30455,6 @@
             <w:shd w:val="clear" w:color="auto" w:fill="FBE4D5" w:themeFill="accent2" w:themeFillTint="33"/>
           </w:tcPr>
           <w:p>
-            <w:proofErr w:type="spellStart"/>
             <w:r>
               <w:rPr>
                 <w:b/>
@@ -31253,7 +30462,6 @@
               </w:rPr>
               <w:t>startTimer</w:t>
             </w:r>
-            <w:proofErr w:type="spellEnd"/>
           </w:p>
         </w:tc>
         <w:tc>
@@ -31308,7 +30516,6 @@
             <w:r>
               <w:t xml:space="preserve">unction: </w:t>
             </w:r>
-            <w:proofErr w:type="spellStart"/>
             <w:r>
               <w:rPr>
                 <w:b/>
@@ -31317,7 +30524,6 @@
               <w:t>stopTimer</w:t>
             </w:r>
             <w:bookmarkEnd w:id="82"/>
-            <w:proofErr w:type="spellEnd"/>
           </w:p>
         </w:tc>
       </w:tr>
@@ -31451,15 +30657,7 @@
           </w:tcPr>
           <w:p>
             <w:r>
-              <w:t xml:space="preserve">The identifier of the timer (must be the same name as in the </w:t>
-            </w:r>
-            <w:proofErr w:type="spellStart"/>
-            <w:r>
-              <w:t>startTimer</w:t>
-            </w:r>
-            <w:proofErr w:type="spellEnd"/>
-            <w:r>
-              <w:t>)</w:t>
+              <w:t>The identifier of the timer (must be the same name as in the startTimer)</w:t>
             </w:r>
           </w:p>
         </w:tc>
@@ -31501,7 +30699,6 @@
             <w:shd w:val="clear" w:color="auto" w:fill="FBE4D5" w:themeFill="accent2" w:themeFillTint="33"/>
           </w:tcPr>
           <w:p>
-            <w:proofErr w:type="spellStart"/>
             <w:r>
               <w:rPr>
                 <w:b/>
@@ -31509,7 +30706,6 @@
               </w:rPr>
               <w:t>stopTimer</w:t>
             </w:r>
-            <w:proofErr w:type="spellEnd"/>
           </w:p>
         </w:tc>
         <w:tc>
@@ -31590,7 +30786,6 @@
             <w:r>
               <w:t xml:space="preserve">unction: </w:t>
             </w:r>
-            <w:proofErr w:type="spellStart"/>
             <w:r>
               <w:rPr>
                 <w:b/>
@@ -31599,7 +30794,6 @@
               <w:t>promptAI</w:t>
             </w:r>
             <w:bookmarkEnd w:id="83"/>
-            <w:proofErr w:type="spellEnd"/>
           </w:p>
         </w:tc>
       </w:tr>
@@ -31692,13 +30886,8 @@
           </w:tcPr>
           <w:p>
             <w:r>
-              <w:t xml:space="preserve">A sentence to request something to </w:t>
-            </w:r>
-            <w:proofErr w:type="spellStart"/>
-            <w:r>
-              <w:t>chatGPT</w:t>
-            </w:r>
-            <w:proofErr w:type="spellEnd"/>
+              <w:t>A sentence to request something to chatGPT</w:t>
+            </w:r>
           </w:p>
         </w:tc>
       </w:tr>
@@ -31772,7 +30961,6 @@
             <w:shd w:val="clear" w:color="auto" w:fill="FBE4D5" w:themeFill="accent2" w:themeFillTint="33"/>
           </w:tcPr>
           <w:p>
-            <w:proofErr w:type="spellStart"/>
             <w:r>
               <w:rPr>
                 <w:b/>
@@ -31780,7 +30968,6 @@
               </w:rPr>
               <w:t>promptAI</w:t>
             </w:r>
-            <w:proofErr w:type="spellEnd"/>
           </w:p>
         </w:tc>
         <w:tc>

--- a/frontend/public/documentation/FunctionsUserManual.docx
+++ b/frontend/public/documentation/FunctionsUserManual.docx
@@ -459,7 +459,7 @@
             </w:rPr>
             <w:fldChar w:fldCharType="separate"/>
           </w:r>
-          <w:hyperlink w:anchor="_Toc203400873" w:history="1">
+          <w:hyperlink w:anchor="_Toc204692782" w:history="1">
             <w:r>
               <w:rPr>
                 <w:rStyle w:val="Hyperlink"/>
@@ -487,7 +487,7 @@
                 <w:noProof/>
                 <w:webHidden/>
               </w:rPr>
-              <w:instrText xml:space="preserve"> PAGEREF _Toc203400873 \h </w:instrText>
+              <w:instrText xml:space="preserve"> PAGEREF _Toc204692782 \h </w:instrText>
             </w:r>
             <w:r>
               <w:rPr>
@@ -536,7 +536,7 @@
               <w14:ligatures w14:val="standardContextual"/>
             </w:rPr>
           </w:pPr>
-          <w:hyperlink w:anchor="_Toc203400874" w:history="1">
+          <w:hyperlink w:anchor="_Toc204692783" w:history="1">
             <w:r>
               <w:rPr>
                 <w:rStyle w:val="Hyperlink"/>
@@ -564,7 +564,7 @@
                 <w:noProof/>
                 <w:webHidden/>
               </w:rPr>
-              <w:instrText xml:space="preserve"> PAGEREF _Toc203400874 \h </w:instrText>
+              <w:instrText xml:space="preserve"> PAGEREF _Toc204692783 \h </w:instrText>
             </w:r>
             <w:r>
               <w:rPr>
@@ -611,7 +611,7 @@
               <w14:ligatures w14:val="standardContextual"/>
             </w:rPr>
           </w:pPr>
-          <w:hyperlink w:anchor="_Toc203400875" w:history="1">
+          <w:hyperlink w:anchor="_Toc204692784" w:history="1">
             <w:r>
               <w:rPr>
                 <w:rStyle w:val="Hyperlink"/>
@@ -647,7 +647,7 @@
                 <w:noProof/>
                 <w:webHidden/>
               </w:rPr>
-              <w:instrText xml:space="preserve"> PAGEREF _Toc203400875 \h </w:instrText>
+              <w:instrText xml:space="preserve"> PAGEREF _Toc204692784 \h </w:instrText>
             </w:r>
             <w:r>
               <w:rPr>
@@ -694,7 +694,7 @@
               <w14:ligatures w14:val="standardContextual"/>
             </w:rPr>
           </w:pPr>
-          <w:hyperlink w:anchor="_Toc203400876" w:history="1">
+          <w:hyperlink w:anchor="_Toc204692785" w:history="1">
             <w:r>
               <w:rPr>
                 <w:rStyle w:val="Hyperlink"/>
@@ -738,7 +738,7 @@
                 <w:noProof/>
                 <w:webHidden/>
               </w:rPr>
-              <w:instrText xml:space="preserve"> PAGEREF _Toc203400876 \h </w:instrText>
+              <w:instrText xml:space="preserve"> PAGEREF _Toc204692785 \h </w:instrText>
             </w:r>
             <w:r>
               <w:rPr>
@@ -785,7 +785,7 @@
               <w14:ligatures w14:val="standardContextual"/>
             </w:rPr>
           </w:pPr>
-          <w:hyperlink w:anchor="_Toc203400877" w:history="1">
+          <w:hyperlink w:anchor="_Toc204692786" w:history="1">
             <w:r>
               <w:rPr>
                 <w:rStyle w:val="Hyperlink"/>
@@ -820,7 +820,7 @@
                 <w:noProof/>
                 <w:webHidden/>
               </w:rPr>
-              <w:instrText xml:space="preserve"> PAGEREF _Toc203400877 \h </w:instrText>
+              <w:instrText xml:space="preserve"> PAGEREF _Toc204692786 \h </w:instrText>
             </w:r>
             <w:r>
               <w:rPr>
@@ -867,7 +867,7 @@
               <w14:ligatures w14:val="standardContextual"/>
             </w:rPr>
           </w:pPr>
-          <w:hyperlink w:anchor="_Toc203400878" w:history="1">
+          <w:hyperlink w:anchor="_Toc204692787" w:history="1">
             <w:r>
               <w:rPr>
                 <w:rStyle w:val="Hyperlink"/>
@@ -903,7 +903,7 @@
                 <w:noProof/>
                 <w:webHidden/>
               </w:rPr>
-              <w:instrText xml:space="preserve"> PAGEREF _Toc203400878 \h </w:instrText>
+              <w:instrText xml:space="preserve"> PAGEREF _Toc204692787 \h </w:instrText>
             </w:r>
             <w:r>
               <w:rPr>
@@ -950,7 +950,7 @@
               <w14:ligatures w14:val="standardContextual"/>
             </w:rPr>
           </w:pPr>
-          <w:hyperlink w:anchor="_Toc203400879" w:history="1">
+          <w:hyperlink w:anchor="_Toc204692788" w:history="1">
             <w:r>
               <w:rPr>
                 <w:rStyle w:val="Hyperlink"/>
@@ -986,7 +986,7 @@
                 <w:noProof/>
                 <w:webHidden/>
               </w:rPr>
-              <w:instrText xml:space="preserve"> PAGEREF _Toc203400879 \h </w:instrText>
+              <w:instrText xml:space="preserve"> PAGEREF _Toc204692788 \h </w:instrText>
             </w:r>
             <w:r>
               <w:rPr>
@@ -1033,7 +1033,7 @@
               <w14:ligatures w14:val="standardContextual"/>
             </w:rPr>
           </w:pPr>
-          <w:hyperlink w:anchor="_Toc203400880" w:history="1">
+          <w:hyperlink w:anchor="_Toc204692789" w:history="1">
             <w:r>
               <w:rPr>
                 <w:rStyle w:val="Hyperlink"/>
@@ -1069,7 +1069,7 @@
                 <w:noProof/>
                 <w:webHidden/>
               </w:rPr>
-              <w:instrText xml:space="preserve"> PAGEREF _Toc203400880 \h </w:instrText>
+              <w:instrText xml:space="preserve"> PAGEREF _Toc204692789 \h </w:instrText>
             </w:r>
             <w:r>
               <w:rPr>
@@ -1116,7 +1116,7 @@
               <w14:ligatures w14:val="standardContextual"/>
             </w:rPr>
           </w:pPr>
-          <w:hyperlink w:anchor="_Toc203400881" w:history="1">
+          <w:hyperlink w:anchor="_Toc204692790" w:history="1">
             <w:r>
               <w:rPr>
                 <w:rStyle w:val="Hyperlink"/>
@@ -1151,7 +1151,7 @@
                 <w:noProof/>
                 <w:webHidden/>
               </w:rPr>
-              <w:instrText xml:space="preserve"> PAGEREF _Toc203400881 \h </w:instrText>
+              <w:instrText xml:space="preserve"> PAGEREF _Toc204692790 \h </w:instrText>
             </w:r>
             <w:r>
               <w:rPr>
@@ -1198,7 +1198,7 @@
               <w14:ligatures w14:val="standardContextual"/>
             </w:rPr>
           </w:pPr>
-          <w:hyperlink w:anchor="_Toc203400882" w:history="1">
+          <w:hyperlink w:anchor="_Toc204692791" w:history="1">
             <w:r>
               <w:rPr>
                 <w:rStyle w:val="Hyperlink"/>
@@ -1233,7 +1233,7 @@
                 <w:noProof/>
                 <w:webHidden/>
               </w:rPr>
-              <w:instrText xml:space="preserve"> PAGEREF _Toc203400882 \h </w:instrText>
+              <w:instrText xml:space="preserve"> PAGEREF _Toc204692791 \h </w:instrText>
             </w:r>
             <w:r>
               <w:rPr>
@@ -1280,7 +1280,7 @@
               <w14:ligatures w14:val="standardContextual"/>
             </w:rPr>
           </w:pPr>
-          <w:hyperlink w:anchor="_Toc203400883" w:history="1">
+          <w:hyperlink w:anchor="_Toc204692792" w:history="1">
             <w:r>
               <w:rPr>
                 <w:rStyle w:val="Hyperlink"/>
@@ -1315,7 +1315,7 @@
                 <w:noProof/>
                 <w:webHidden/>
               </w:rPr>
-              <w:instrText xml:space="preserve"> PAGEREF _Toc203400883 \h </w:instrText>
+              <w:instrText xml:space="preserve"> PAGEREF _Toc204692792 \h </w:instrText>
             </w:r>
             <w:r>
               <w:rPr>
@@ -1362,7 +1362,7 @@
               <w14:ligatures w14:val="standardContextual"/>
             </w:rPr>
           </w:pPr>
-          <w:hyperlink w:anchor="_Toc203400884" w:history="1">
+          <w:hyperlink w:anchor="_Toc204692793" w:history="1">
             <w:r>
               <w:rPr>
                 <w:rStyle w:val="Hyperlink"/>
@@ -1397,7 +1397,7 @@
                 <w:noProof/>
                 <w:webHidden/>
               </w:rPr>
-              <w:instrText xml:space="preserve"> PAGEREF _Toc203400884 \h </w:instrText>
+              <w:instrText xml:space="preserve"> PAGEREF _Toc204692793 \h </w:instrText>
             </w:r>
             <w:r>
               <w:rPr>
@@ -1444,7 +1444,7 @@
               <w14:ligatures w14:val="standardContextual"/>
             </w:rPr>
           </w:pPr>
-          <w:hyperlink w:anchor="_Toc203400885" w:history="1">
+          <w:hyperlink w:anchor="_Toc204692794" w:history="1">
             <w:r>
               <w:rPr>
                 <w:rStyle w:val="Hyperlink"/>
@@ -1479,7 +1479,7 @@
                 <w:noProof/>
                 <w:webHidden/>
               </w:rPr>
-              <w:instrText xml:space="preserve"> PAGEREF _Toc203400885 \h </w:instrText>
+              <w:instrText xml:space="preserve"> PAGEREF _Toc204692794 \h </w:instrText>
             </w:r>
             <w:r>
               <w:rPr>
@@ -1526,7 +1526,7 @@
               <w14:ligatures w14:val="standardContextual"/>
             </w:rPr>
           </w:pPr>
-          <w:hyperlink w:anchor="_Toc203400886" w:history="1">
+          <w:hyperlink w:anchor="_Toc204692795" w:history="1">
             <w:r>
               <w:rPr>
                 <w:rStyle w:val="Hyperlink"/>
@@ -1561,7 +1561,7 @@
                 <w:noProof/>
                 <w:webHidden/>
               </w:rPr>
-              <w:instrText xml:space="preserve"> PAGEREF _Toc203400886 \h </w:instrText>
+              <w:instrText xml:space="preserve"> PAGEREF _Toc204692795 \h </w:instrText>
             </w:r>
             <w:r>
               <w:rPr>
@@ -1610,7 +1610,7 @@
               <w14:ligatures w14:val="standardContextual"/>
             </w:rPr>
           </w:pPr>
-          <w:hyperlink w:anchor="_Toc203400887" w:history="1">
+          <w:hyperlink w:anchor="_Toc204692796" w:history="1">
             <w:r>
               <w:rPr>
                 <w:rStyle w:val="Hyperlink"/>
@@ -1638,7 +1638,7 @@
                 <w:noProof/>
                 <w:webHidden/>
               </w:rPr>
-              <w:instrText xml:space="preserve"> PAGEREF _Toc203400887 \h </w:instrText>
+              <w:instrText xml:space="preserve"> PAGEREF _Toc204692796 \h </w:instrText>
             </w:r>
             <w:r>
               <w:rPr>
@@ -1685,7 +1685,7 @@
               <w14:ligatures w14:val="standardContextual"/>
             </w:rPr>
           </w:pPr>
-          <w:hyperlink w:anchor="_Toc203400888" w:history="1">
+          <w:hyperlink w:anchor="_Toc204692797" w:history="1">
             <w:r>
               <w:rPr>
                 <w:rStyle w:val="Hyperlink"/>
@@ -1721,7 +1721,7 @@
                 <w:noProof/>
                 <w:webHidden/>
               </w:rPr>
-              <w:instrText xml:space="preserve"> PAGEREF _Toc203400888 \h </w:instrText>
+              <w:instrText xml:space="preserve"> PAGEREF _Toc204692797 \h </w:instrText>
             </w:r>
             <w:r>
               <w:rPr>
@@ -1768,7 +1768,7 @@
               <w14:ligatures w14:val="standardContextual"/>
             </w:rPr>
           </w:pPr>
-          <w:hyperlink w:anchor="_Toc203400889" w:history="1">
+          <w:hyperlink w:anchor="_Toc204692798" w:history="1">
             <w:r>
               <w:rPr>
                 <w:rStyle w:val="Hyperlink"/>
@@ -1804,7 +1804,7 @@
                 <w:noProof/>
                 <w:webHidden/>
               </w:rPr>
-              <w:instrText xml:space="preserve"> PAGEREF _Toc203400889 \h </w:instrText>
+              <w:instrText xml:space="preserve"> PAGEREF _Toc204692798 \h </w:instrText>
             </w:r>
             <w:r>
               <w:rPr>
@@ -1851,7 +1851,7 @@
               <w14:ligatures w14:val="standardContextual"/>
             </w:rPr>
           </w:pPr>
-          <w:hyperlink w:anchor="_Toc203400890" w:history="1">
+          <w:hyperlink w:anchor="_Toc204692799" w:history="1">
             <w:r>
               <w:rPr>
                 <w:rStyle w:val="Hyperlink"/>
@@ -1887,7 +1887,7 @@
                 <w:noProof/>
                 <w:webHidden/>
               </w:rPr>
-              <w:instrText xml:space="preserve"> PAGEREF _Toc203400890 \h </w:instrText>
+              <w:instrText xml:space="preserve"> PAGEREF _Toc204692799 \h </w:instrText>
             </w:r>
             <w:r>
               <w:rPr>
@@ -1934,7 +1934,7 @@
               <w14:ligatures w14:val="standardContextual"/>
             </w:rPr>
           </w:pPr>
-          <w:hyperlink w:anchor="_Toc203400891" w:history="1">
+          <w:hyperlink w:anchor="_Toc204692800" w:history="1">
             <w:r>
               <w:rPr>
                 <w:rStyle w:val="Hyperlink"/>
@@ -1970,7 +1970,7 @@
                 <w:noProof/>
                 <w:webHidden/>
               </w:rPr>
-              <w:instrText xml:space="preserve"> PAGEREF _Toc203400891 \h </w:instrText>
+              <w:instrText xml:space="preserve"> PAGEREF _Toc204692800 \h </w:instrText>
             </w:r>
             <w:r>
               <w:rPr>
@@ -2017,7 +2017,7 @@
               <w14:ligatures w14:val="standardContextual"/>
             </w:rPr>
           </w:pPr>
-          <w:hyperlink w:anchor="_Toc203400892" w:history="1">
+          <w:hyperlink w:anchor="_Toc204692801" w:history="1">
             <w:r>
               <w:rPr>
                 <w:rStyle w:val="Hyperlink"/>
@@ -2053,7 +2053,7 @@
                 <w:noProof/>
                 <w:webHidden/>
               </w:rPr>
-              <w:instrText xml:space="preserve"> PAGEREF _Toc203400892 \h </w:instrText>
+              <w:instrText xml:space="preserve"> PAGEREF _Toc204692801 \h </w:instrText>
             </w:r>
             <w:r>
               <w:rPr>
@@ -2100,7 +2100,7 @@
               <w14:ligatures w14:val="standardContextual"/>
             </w:rPr>
           </w:pPr>
-          <w:hyperlink w:anchor="_Toc203400893" w:history="1">
+          <w:hyperlink w:anchor="_Toc204692802" w:history="1">
             <w:r>
               <w:rPr>
                 <w:rStyle w:val="Hyperlink"/>
@@ -2144,7 +2144,7 @@
                 <w:noProof/>
                 <w:webHidden/>
               </w:rPr>
-              <w:instrText xml:space="preserve"> PAGEREF _Toc203400893 \h </w:instrText>
+              <w:instrText xml:space="preserve"> PAGEREF _Toc204692802 \h </w:instrText>
             </w:r>
             <w:r>
               <w:rPr>
@@ -2191,7 +2191,7 @@
               <w14:ligatures w14:val="standardContextual"/>
             </w:rPr>
           </w:pPr>
-          <w:hyperlink w:anchor="_Toc203400894" w:history="1">
+          <w:hyperlink w:anchor="_Toc204692803" w:history="1">
             <w:r>
               <w:rPr>
                 <w:rStyle w:val="Hyperlink"/>
@@ -2227,7 +2227,7 @@
                 <w:noProof/>
                 <w:webHidden/>
               </w:rPr>
-              <w:instrText xml:space="preserve"> PAGEREF _Toc203400894 \h </w:instrText>
+              <w:instrText xml:space="preserve"> PAGEREF _Toc204692803 \h </w:instrText>
             </w:r>
             <w:r>
               <w:rPr>
@@ -2274,7 +2274,7 @@
               <w14:ligatures w14:val="standardContextual"/>
             </w:rPr>
           </w:pPr>
-          <w:hyperlink w:anchor="_Toc203400895" w:history="1">
+          <w:hyperlink w:anchor="_Toc204692804" w:history="1">
             <w:r>
               <w:rPr>
                 <w:rStyle w:val="Hyperlink"/>
@@ -2310,7 +2310,7 @@
                 <w:noProof/>
                 <w:webHidden/>
               </w:rPr>
-              <w:instrText xml:space="preserve"> PAGEREF _Toc203400895 \h </w:instrText>
+              <w:instrText xml:space="preserve"> PAGEREF _Toc204692804 \h </w:instrText>
             </w:r>
             <w:r>
               <w:rPr>
@@ -2357,7 +2357,7 @@
               <w14:ligatures w14:val="standardContextual"/>
             </w:rPr>
           </w:pPr>
-          <w:hyperlink w:anchor="_Toc203400896" w:history="1">
+          <w:hyperlink w:anchor="_Toc204692805" w:history="1">
             <w:r>
               <w:rPr>
                 <w:rStyle w:val="Hyperlink"/>
@@ -2393,7 +2393,7 @@
                 <w:noProof/>
                 <w:webHidden/>
               </w:rPr>
-              <w:instrText xml:space="preserve"> PAGEREF _Toc203400896 \h </w:instrText>
+              <w:instrText xml:space="preserve"> PAGEREF _Toc204692805 \h </w:instrText>
             </w:r>
             <w:r>
               <w:rPr>
@@ -2440,7 +2440,7 @@
               <w14:ligatures w14:val="standardContextual"/>
             </w:rPr>
           </w:pPr>
-          <w:hyperlink w:anchor="_Toc203400897" w:history="1">
+          <w:hyperlink w:anchor="_Toc204692806" w:history="1">
             <w:r>
               <w:rPr>
                 <w:rStyle w:val="Hyperlink"/>
@@ -2476,7 +2476,7 @@
                 <w:noProof/>
                 <w:webHidden/>
               </w:rPr>
-              <w:instrText xml:space="preserve"> PAGEREF _Toc203400897 \h </w:instrText>
+              <w:instrText xml:space="preserve"> PAGEREF _Toc204692806 \h </w:instrText>
             </w:r>
             <w:r>
               <w:rPr>
@@ -2523,7 +2523,7 @@
               <w14:ligatures w14:val="standardContextual"/>
             </w:rPr>
           </w:pPr>
-          <w:hyperlink w:anchor="_Toc203400898" w:history="1">
+          <w:hyperlink w:anchor="_Toc204692807" w:history="1">
             <w:r>
               <w:rPr>
                 <w:rStyle w:val="Hyperlink"/>
@@ -2559,7 +2559,7 @@
                 <w:noProof/>
                 <w:webHidden/>
               </w:rPr>
-              <w:instrText xml:space="preserve"> PAGEREF _Toc203400898 \h </w:instrText>
+              <w:instrText xml:space="preserve"> PAGEREF _Toc204692807 \h </w:instrText>
             </w:r>
             <w:r>
               <w:rPr>
@@ -2606,7 +2606,7 @@
               <w14:ligatures w14:val="standardContextual"/>
             </w:rPr>
           </w:pPr>
-          <w:hyperlink w:anchor="_Toc203400899" w:history="1">
+          <w:hyperlink w:anchor="_Toc204692808" w:history="1">
             <w:r>
               <w:rPr>
                 <w:rStyle w:val="Hyperlink"/>
@@ -2642,7 +2642,7 @@
                 <w:noProof/>
                 <w:webHidden/>
               </w:rPr>
-              <w:instrText xml:space="preserve"> PAGEREF _Toc203400899 \h </w:instrText>
+              <w:instrText xml:space="preserve"> PAGEREF _Toc204692808 \h </w:instrText>
             </w:r>
             <w:r>
               <w:rPr>
@@ -2689,7 +2689,7 @@
               <w14:ligatures w14:val="standardContextual"/>
             </w:rPr>
           </w:pPr>
-          <w:hyperlink w:anchor="_Toc203400900" w:history="1">
+          <w:hyperlink w:anchor="_Toc204692809" w:history="1">
             <w:r>
               <w:rPr>
                 <w:rStyle w:val="Hyperlink"/>
@@ -2725,7 +2725,7 @@
                 <w:noProof/>
                 <w:webHidden/>
               </w:rPr>
-              <w:instrText xml:space="preserve"> PAGEREF _Toc203400900 \h </w:instrText>
+              <w:instrText xml:space="preserve"> PAGEREF _Toc204692809 \h </w:instrText>
             </w:r>
             <w:r>
               <w:rPr>
@@ -2772,7 +2772,7 @@
               <w14:ligatures w14:val="standardContextual"/>
             </w:rPr>
           </w:pPr>
-          <w:hyperlink w:anchor="_Toc203400901" w:history="1">
+          <w:hyperlink w:anchor="_Toc204692810" w:history="1">
             <w:r>
               <w:rPr>
                 <w:rStyle w:val="Hyperlink"/>
@@ -2808,7 +2808,7 @@
                 <w:noProof/>
                 <w:webHidden/>
               </w:rPr>
-              <w:instrText xml:space="preserve"> PAGEREF _Toc203400901 \h </w:instrText>
+              <w:instrText xml:space="preserve"> PAGEREF _Toc204692810 \h </w:instrText>
             </w:r>
             <w:r>
               <w:rPr>
@@ -2855,7 +2855,7 @@
               <w14:ligatures w14:val="standardContextual"/>
             </w:rPr>
           </w:pPr>
-          <w:hyperlink w:anchor="_Toc203400902" w:history="1">
+          <w:hyperlink w:anchor="_Toc204692811" w:history="1">
             <w:r>
               <w:rPr>
                 <w:rStyle w:val="Hyperlink"/>
@@ -2891,7 +2891,7 @@
                 <w:noProof/>
                 <w:webHidden/>
               </w:rPr>
-              <w:instrText xml:space="preserve"> PAGEREF _Toc203400902 \h </w:instrText>
+              <w:instrText xml:space="preserve"> PAGEREF _Toc204692811 \h </w:instrText>
             </w:r>
             <w:r>
               <w:rPr>
@@ -2938,7 +2938,7 @@
               <w14:ligatures w14:val="standardContextual"/>
             </w:rPr>
           </w:pPr>
-          <w:hyperlink w:anchor="_Toc203400903" w:history="1">
+          <w:hyperlink w:anchor="_Toc204692812" w:history="1">
             <w:r>
               <w:rPr>
                 <w:rStyle w:val="Hyperlink"/>
@@ -2974,7 +2974,7 @@
                 <w:noProof/>
                 <w:webHidden/>
               </w:rPr>
-              <w:instrText xml:space="preserve"> PAGEREF _Toc203400903 \h </w:instrText>
+              <w:instrText xml:space="preserve"> PAGEREF _Toc204692812 \h </w:instrText>
             </w:r>
             <w:r>
               <w:rPr>
@@ -3021,7 +3021,7 @@
               <w14:ligatures w14:val="standardContextual"/>
             </w:rPr>
           </w:pPr>
-          <w:hyperlink w:anchor="_Toc203400904" w:history="1">
+          <w:hyperlink w:anchor="_Toc204692813" w:history="1">
             <w:r>
               <w:rPr>
                 <w:rStyle w:val="Hyperlink"/>
@@ -3057,7 +3057,7 @@
                 <w:noProof/>
                 <w:webHidden/>
               </w:rPr>
-              <w:instrText xml:space="preserve"> PAGEREF _Toc203400904 \h </w:instrText>
+              <w:instrText xml:space="preserve"> PAGEREF _Toc204692813 \h </w:instrText>
             </w:r>
             <w:r>
               <w:rPr>
@@ -3104,7 +3104,7 @@
               <w14:ligatures w14:val="standardContextual"/>
             </w:rPr>
           </w:pPr>
-          <w:hyperlink w:anchor="_Toc203400905" w:history="1">
+          <w:hyperlink w:anchor="_Toc204692814" w:history="1">
             <w:r>
               <w:rPr>
                 <w:rStyle w:val="Hyperlink"/>
@@ -3140,7 +3140,7 @@
                 <w:noProof/>
                 <w:webHidden/>
               </w:rPr>
-              <w:instrText xml:space="preserve"> PAGEREF _Toc203400905 \h </w:instrText>
+              <w:instrText xml:space="preserve"> PAGEREF _Toc204692814 \h </w:instrText>
             </w:r>
             <w:r>
               <w:rPr>
@@ -3187,7 +3187,7 @@
               <w14:ligatures w14:val="standardContextual"/>
             </w:rPr>
           </w:pPr>
-          <w:hyperlink w:anchor="_Toc203400906" w:history="1">
+          <w:hyperlink w:anchor="_Toc204692815" w:history="1">
             <w:r>
               <w:rPr>
                 <w:rStyle w:val="Hyperlink"/>
@@ -3223,7 +3223,7 @@
                 <w:noProof/>
                 <w:webHidden/>
               </w:rPr>
-              <w:instrText xml:space="preserve"> PAGEREF _Toc203400906 \h </w:instrText>
+              <w:instrText xml:space="preserve"> PAGEREF _Toc204692815 \h </w:instrText>
             </w:r>
             <w:r>
               <w:rPr>
@@ -3270,7 +3270,7 @@
               <w14:ligatures w14:val="standardContextual"/>
             </w:rPr>
           </w:pPr>
-          <w:hyperlink w:anchor="_Toc203400907" w:history="1">
+          <w:hyperlink w:anchor="_Toc204692816" w:history="1">
             <w:r>
               <w:rPr>
                 <w:rStyle w:val="Hyperlink"/>
@@ -3306,7 +3306,7 @@
                 <w:noProof/>
                 <w:webHidden/>
               </w:rPr>
-              <w:instrText xml:space="preserve"> PAGEREF _Toc203400907 \h </w:instrText>
+              <w:instrText xml:space="preserve"> PAGEREF _Toc204692816 \h </w:instrText>
             </w:r>
             <w:r>
               <w:rPr>
@@ -3353,7 +3353,7 @@
               <w14:ligatures w14:val="standardContextual"/>
             </w:rPr>
           </w:pPr>
-          <w:hyperlink w:anchor="_Toc203400908" w:history="1">
+          <w:hyperlink w:anchor="_Toc204692817" w:history="1">
             <w:r>
               <w:rPr>
                 <w:rStyle w:val="Hyperlink"/>
@@ -3389,7 +3389,7 @@
                 <w:noProof/>
                 <w:webHidden/>
               </w:rPr>
-              <w:instrText xml:space="preserve"> PAGEREF _Toc203400908 \h </w:instrText>
+              <w:instrText xml:space="preserve"> PAGEREF _Toc204692817 \h </w:instrText>
             </w:r>
             <w:r>
               <w:rPr>
@@ -3436,7 +3436,7 @@
               <w14:ligatures w14:val="standardContextual"/>
             </w:rPr>
           </w:pPr>
-          <w:hyperlink w:anchor="_Toc203400909" w:history="1">
+          <w:hyperlink w:anchor="_Toc204692818" w:history="1">
             <w:r>
               <w:rPr>
                 <w:rStyle w:val="Hyperlink"/>
@@ -3472,7 +3472,7 @@
                 <w:noProof/>
                 <w:webHidden/>
               </w:rPr>
-              <w:instrText xml:space="preserve"> PAGEREF _Toc203400909 \h </w:instrText>
+              <w:instrText xml:space="preserve"> PAGEREF _Toc204692818 \h </w:instrText>
             </w:r>
             <w:r>
               <w:rPr>
@@ -3519,7 +3519,7 @@
               <w14:ligatures w14:val="standardContextual"/>
             </w:rPr>
           </w:pPr>
-          <w:hyperlink w:anchor="_Toc203400910" w:history="1">
+          <w:hyperlink w:anchor="_Toc204692819" w:history="1">
             <w:r>
               <w:rPr>
                 <w:rStyle w:val="Hyperlink"/>
@@ -3563,7 +3563,7 @@
                 <w:noProof/>
                 <w:webHidden/>
               </w:rPr>
-              <w:instrText xml:space="preserve"> PAGEREF _Toc203400910 \h </w:instrText>
+              <w:instrText xml:space="preserve"> PAGEREF _Toc204692819 \h </w:instrText>
             </w:r>
             <w:r>
               <w:rPr>
@@ -3610,7 +3610,7 @@
               <w14:ligatures w14:val="standardContextual"/>
             </w:rPr>
           </w:pPr>
-          <w:hyperlink w:anchor="_Toc203400911" w:history="1">
+          <w:hyperlink w:anchor="_Toc204692820" w:history="1">
             <w:r>
               <w:rPr>
                 <w:rStyle w:val="Hyperlink"/>
@@ -3645,7 +3645,7 @@
                 <w:noProof/>
                 <w:webHidden/>
               </w:rPr>
-              <w:instrText xml:space="preserve"> PAGEREF _Toc203400911 \h </w:instrText>
+              <w:instrText xml:space="preserve"> PAGEREF _Toc204692820 \h </w:instrText>
             </w:r>
             <w:r>
               <w:rPr>
@@ -3692,7 +3692,7 @@
               <w14:ligatures w14:val="standardContextual"/>
             </w:rPr>
           </w:pPr>
-          <w:hyperlink w:anchor="_Toc203400912" w:history="1">
+          <w:hyperlink w:anchor="_Toc204692821" w:history="1">
             <w:r>
               <w:rPr>
                 <w:rStyle w:val="Hyperlink"/>
@@ -3727,7 +3727,7 @@
                 <w:noProof/>
                 <w:webHidden/>
               </w:rPr>
-              <w:instrText xml:space="preserve"> PAGEREF _Toc203400912 \h </w:instrText>
+              <w:instrText xml:space="preserve"> PAGEREF _Toc204692821 \h </w:instrText>
             </w:r>
             <w:r>
               <w:rPr>
@@ -3774,7 +3774,7 @@
               <w14:ligatures w14:val="standardContextual"/>
             </w:rPr>
           </w:pPr>
-          <w:hyperlink w:anchor="_Toc203400913" w:history="1">
+          <w:hyperlink w:anchor="_Toc204692822" w:history="1">
             <w:r>
               <w:rPr>
                 <w:rStyle w:val="Hyperlink"/>
@@ -3809,7 +3809,7 @@
                 <w:noProof/>
                 <w:webHidden/>
               </w:rPr>
-              <w:instrText xml:space="preserve"> PAGEREF _Toc203400913 \h </w:instrText>
+              <w:instrText xml:space="preserve"> PAGEREF _Toc204692822 \h </w:instrText>
             </w:r>
             <w:r>
               <w:rPr>
@@ -3856,7 +3856,7 @@
               <w14:ligatures w14:val="standardContextual"/>
             </w:rPr>
           </w:pPr>
-          <w:hyperlink w:anchor="_Toc203400914" w:history="1">
+          <w:hyperlink w:anchor="_Toc204692823" w:history="1">
             <w:r>
               <w:rPr>
                 <w:rStyle w:val="Hyperlink"/>
@@ -3891,7 +3891,7 @@
                 <w:noProof/>
                 <w:webHidden/>
               </w:rPr>
-              <w:instrText xml:space="preserve"> PAGEREF _Toc203400914 \h </w:instrText>
+              <w:instrText xml:space="preserve"> PAGEREF _Toc204692823 \h </w:instrText>
             </w:r>
             <w:r>
               <w:rPr>
@@ -3938,7 +3938,7 @@
               <w14:ligatures w14:val="standardContextual"/>
             </w:rPr>
           </w:pPr>
-          <w:hyperlink w:anchor="_Toc203400915" w:history="1">
+          <w:hyperlink w:anchor="_Toc204692824" w:history="1">
             <w:r>
               <w:rPr>
                 <w:rStyle w:val="Hyperlink"/>
@@ -3973,7 +3973,7 @@
                 <w:noProof/>
                 <w:webHidden/>
               </w:rPr>
-              <w:instrText xml:space="preserve"> PAGEREF _Toc203400915 \h </w:instrText>
+              <w:instrText xml:space="preserve"> PAGEREF _Toc204692824 \h </w:instrText>
             </w:r>
             <w:r>
               <w:rPr>
@@ -4020,7 +4020,7 @@
               <w14:ligatures w14:val="standardContextual"/>
             </w:rPr>
           </w:pPr>
-          <w:hyperlink w:anchor="_Toc203400916" w:history="1">
+          <w:hyperlink w:anchor="_Toc204692825" w:history="1">
             <w:r>
               <w:rPr>
                 <w:rStyle w:val="Hyperlink"/>
@@ -4055,7 +4055,7 @@
                 <w:noProof/>
                 <w:webHidden/>
               </w:rPr>
-              <w:instrText xml:space="preserve"> PAGEREF _Toc203400916 \h </w:instrText>
+              <w:instrText xml:space="preserve"> PAGEREF _Toc204692825 \h </w:instrText>
             </w:r>
             <w:r>
               <w:rPr>
@@ -4104,7 +4104,7 @@
               <w14:ligatures w14:val="standardContextual"/>
             </w:rPr>
           </w:pPr>
-          <w:hyperlink w:anchor="_Toc203400917" w:history="1">
+          <w:hyperlink w:anchor="_Toc204692826" w:history="1">
             <w:r>
               <w:rPr>
                 <w:rStyle w:val="Hyperlink"/>
@@ -4132,7 +4132,7 @@
                 <w:noProof/>
                 <w:webHidden/>
               </w:rPr>
-              <w:instrText xml:space="preserve"> PAGEREF _Toc203400917 \h </w:instrText>
+              <w:instrText xml:space="preserve"> PAGEREF _Toc204692826 \h </w:instrText>
             </w:r>
             <w:r>
               <w:rPr>
@@ -4179,7 +4179,7 @@
               <w14:ligatures w14:val="standardContextual"/>
             </w:rPr>
           </w:pPr>
-          <w:hyperlink w:anchor="_Toc203400918" w:history="1">
+          <w:hyperlink w:anchor="_Toc204692827" w:history="1">
             <w:r>
               <w:rPr>
                 <w:rStyle w:val="Hyperlink"/>
@@ -4215,7 +4215,7 @@
                 <w:noProof/>
                 <w:webHidden/>
               </w:rPr>
-              <w:instrText xml:space="preserve"> PAGEREF _Toc203400918 \h </w:instrText>
+              <w:instrText xml:space="preserve"> PAGEREF _Toc204692827 \h </w:instrText>
             </w:r>
             <w:r>
               <w:rPr>
@@ -4262,7 +4262,7 @@
               <w14:ligatures w14:val="standardContextual"/>
             </w:rPr>
           </w:pPr>
-          <w:hyperlink w:anchor="_Toc203400919" w:history="1">
+          <w:hyperlink w:anchor="_Toc204692828" w:history="1">
             <w:r>
               <w:rPr>
                 <w:rStyle w:val="Hyperlink"/>
@@ -4306,7 +4306,7 @@
                 <w:noProof/>
                 <w:webHidden/>
               </w:rPr>
-              <w:instrText xml:space="preserve"> PAGEREF _Toc203400919 \h </w:instrText>
+              <w:instrText xml:space="preserve"> PAGEREF _Toc204692828 \h </w:instrText>
             </w:r>
             <w:r>
               <w:rPr>
@@ -4353,7 +4353,7 @@
               <w14:ligatures w14:val="standardContextual"/>
             </w:rPr>
           </w:pPr>
-          <w:hyperlink w:anchor="_Toc203400920" w:history="1">
+          <w:hyperlink w:anchor="_Toc204692829" w:history="1">
             <w:r>
               <w:rPr>
                 <w:rStyle w:val="Hyperlink"/>
@@ -4388,7 +4388,7 @@
                 <w:noProof/>
                 <w:webHidden/>
               </w:rPr>
-              <w:instrText xml:space="preserve"> PAGEREF _Toc203400920 \h </w:instrText>
+              <w:instrText xml:space="preserve"> PAGEREF _Toc204692829 \h </w:instrText>
             </w:r>
             <w:r>
               <w:rPr>
@@ -4435,7 +4435,7 @@
               <w14:ligatures w14:val="standardContextual"/>
             </w:rPr>
           </w:pPr>
-          <w:hyperlink w:anchor="_Toc203400921" w:history="1">
+          <w:hyperlink w:anchor="_Toc204692830" w:history="1">
             <w:r>
               <w:rPr>
                 <w:rStyle w:val="Hyperlink"/>
@@ -4470,7 +4470,7 @@
                 <w:noProof/>
                 <w:webHidden/>
               </w:rPr>
-              <w:instrText xml:space="preserve"> PAGEREF _Toc203400921 \h </w:instrText>
+              <w:instrText xml:space="preserve"> PAGEREF _Toc204692830 \h </w:instrText>
             </w:r>
             <w:r>
               <w:rPr>
@@ -4517,7 +4517,7 @@
               <w14:ligatures w14:val="standardContextual"/>
             </w:rPr>
           </w:pPr>
-          <w:hyperlink w:anchor="_Toc203400922" w:history="1">
+          <w:hyperlink w:anchor="_Toc204692831" w:history="1">
             <w:r>
               <w:rPr>
                 <w:rStyle w:val="Hyperlink"/>
@@ -4552,7 +4552,7 @@
                 <w:noProof/>
                 <w:webHidden/>
               </w:rPr>
-              <w:instrText xml:space="preserve"> PAGEREF _Toc203400922 \h </w:instrText>
+              <w:instrText xml:space="preserve"> PAGEREF _Toc204692831 \h </w:instrText>
             </w:r>
             <w:r>
               <w:rPr>
@@ -4601,7 +4601,7 @@
               <w14:ligatures w14:val="standardContextual"/>
             </w:rPr>
           </w:pPr>
-          <w:hyperlink w:anchor="_Toc203400923" w:history="1">
+          <w:hyperlink w:anchor="_Toc204692832" w:history="1">
             <w:r>
               <w:rPr>
                 <w:rStyle w:val="Hyperlink"/>
@@ -4629,7 +4629,7 @@
                 <w:noProof/>
                 <w:webHidden/>
               </w:rPr>
-              <w:instrText xml:space="preserve"> PAGEREF _Toc203400923 \h </w:instrText>
+              <w:instrText xml:space="preserve"> PAGEREF _Toc204692832 \h </w:instrText>
             </w:r>
             <w:r>
               <w:rPr>
@@ -4676,7 +4676,7 @@
               <w14:ligatures w14:val="standardContextual"/>
             </w:rPr>
           </w:pPr>
-          <w:hyperlink w:anchor="_Toc203400924" w:history="1">
+          <w:hyperlink w:anchor="_Toc204692833" w:history="1">
             <w:r>
               <w:rPr>
                 <w:rStyle w:val="Hyperlink"/>
@@ -4712,7 +4712,7 @@
                 <w:noProof/>
                 <w:webHidden/>
               </w:rPr>
-              <w:instrText xml:space="preserve"> PAGEREF _Toc203400924 \h </w:instrText>
+              <w:instrText xml:space="preserve"> PAGEREF _Toc204692833 \h </w:instrText>
             </w:r>
             <w:r>
               <w:rPr>
@@ -4759,7 +4759,7 @@
               <w14:ligatures w14:val="standardContextual"/>
             </w:rPr>
           </w:pPr>
-          <w:hyperlink w:anchor="_Toc203400925" w:history="1">
+          <w:hyperlink w:anchor="_Toc204692834" w:history="1">
             <w:r>
               <w:rPr>
                 <w:rStyle w:val="Hyperlink"/>
@@ -4795,7 +4795,7 @@
                 <w:noProof/>
                 <w:webHidden/>
               </w:rPr>
-              <w:instrText xml:space="preserve"> PAGEREF _Toc203400925 \h </w:instrText>
+              <w:instrText xml:space="preserve"> PAGEREF _Toc204692834 \h </w:instrText>
             </w:r>
             <w:r>
               <w:rPr>
@@ -4842,7 +4842,7 @@
               <w14:ligatures w14:val="standardContextual"/>
             </w:rPr>
           </w:pPr>
-          <w:hyperlink w:anchor="_Toc203400926" w:history="1">
+          <w:hyperlink w:anchor="_Toc204692835" w:history="1">
             <w:r>
               <w:rPr>
                 <w:rStyle w:val="Hyperlink"/>
@@ -4878,7 +4878,7 @@
                 <w:noProof/>
                 <w:webHidden/>
               </w:rPr>
-              <w:instrText xml:space="preserve"> PAGEREF _Toc203400926 \h </w:instrText>
+              <w:instrText xml:space="preserve"> PAGEREF _Toc204692835 \h </w:instrText>
             </w:r>
             <w:r>
               <w:rPr>
@@ -4925,7 +4925,7 @@
               <w14:ligatures w14:val="standardContextual"/>
             </w:rPr>
           </w:pPr>
-          <w:hyperlink w:anchor="_Toc203400927" w:history="1">
+          <w:hyperlink w:anchor="_Toc204692836" w:history="1">
             <w:r>
               <w:rPr>
                 <w:rStyle w:val="Hyperlink"/>
@@ -4961,7 +4961,7 @@
                 <w:noProof/>
                 <w:webHidden/>
               </w:rPr>
-              <w:instrText xml:space="preserve"> PAGEREF _Toc203400927 \h </w:instrText>
+              <w:instrText xml:space="preserve"> PAGEREF _Toc204692836 \h </w:instrText>
             </w:r>
             <w:r>
               <w:rPr>
@@ -5008,7 +5008,7 @@
               <w14:ligatures w14:val="standardContextual"/>
             </w:rPr>
           </w:pPr>
-          <w:hyperlink w:anchor="_Toc203400928" w:history="1">
+          <w:hyperlink w:anchor="_Toc204692837" w:history="1">
             <w:r>
               <w:rPr>
                 <w:rStyle w:val="Hyperlink"/>
@@ -5044,7 +5044,7 @@
                 <w:noProof/>
                 <w:webHidden/>
               </w:rPr>
-              <w:instrText xml:space="preserve"> PAGEREF _Toc203400928 \h </w:instrText>
+              <w:instrText xml:space="preserve"> PAGEREF _Toc204692837 \h </w:instrText>
             </w:r>
             <w:r>
               <w:rPr>
@@ -5091,7 +5091,7 @@
               <w14:ligatures w14:val="standardContextual"/>
             </w:rPr>
           </w:pPr>
-          <w:hyperlink w:anchor="_Toc203400929" w:history="1">
+          <w:hyperlink w:anchor="_Toc204692838" w:history="1">
             <w:r>
               <w:rPr>
                 <w:rStyle w:val="Hyperlink"/>
@@ -5127,7 +5127,7 @@
                 <w:noProof/>
                 <w:webHidden/>
               </w:rPr>
-              <w:instrText xml:space="preserve"> PAGEREF _Toc203400929 \h </w:instrText>
+              <w:instrText xml:space="preserve"> PAGEREF _Toc204692838 \h </w:instrText>
             </w:r>
             <w:r>
               <w:rPr>
@@ -5174,7 +5174,7 @@
               <w14:ligatures w14:val="standardContextual"/>
             </w:rPr>
           </w:pPr>
-          <w:hyperlink w:anchor="_Toc203400930" w:history="1">
+          <w:hyperlink w:anchor="_Toc204692839" w:history="1">
             <w:r>
               <w:rPr>
                 <w:rStyle w:val="Hyperlink"/>
@@ -5210,7 +5210,7 @@
                 <w:noProof/>
                 <w:webHidden/>
               </w:rPr>
-              <w:instrText xml:space="preserve"> PAGEREF _Toc203400930 \h </w:instrText>
+              <w:instrText xml:space="preserve"> PAGEREF _Toc204692839 \h </w:instrText>
             </w:r>
             <w:r>
               <w:rPr>
@@ -5259,7 +5259,7 @@
               <w14:ligatures w14:val="standardContextual"/>
             </w:rPr>
           </w:pPr>
-          <w:hyperlink w:anchor="_Toc203400931" w:history="1">
+          <w:hyperlink w:anchor="_Toc204692840" w:history="1">
             <w:r>
               <w:rPr>
                 <w:rStyle w:val="Hyperlink"/>
@@ -5287,7 +5287,7 @@
                 <w:noProof/>
                 <w:webHidden/>
               </w:rPr>
-              <w:instrText xml:space="preserve"> PAGEREF _Toc203400931 \h </w:instrText>
+              <w:instrText xml:space="preserve"> PAGEREF _Toc204692840 \h </w:instrText>
             </w:r>
             <w:r>
               <w:rPr>
@@ -5334,7 +5334,7 @@
               <w14:ligatures w14:val="standardContextual"/>
             </w:rPr>
           </w:pPr>
-          <w:hyperlink w:anchor="_Toc203400932" w:history="1">
+          <w:hyperlink w:anchor="_Toc204692841" w:history="1">
             <w:r>
               <w:rPr>
                 <w:rStyle w:val="Hyperlink"/>
@@ -5370,7 +5370,7 @@
                 <w:noProof/>
                 <w:webHidden/>
               </w:rPr>
-              <w:instrText xml:space="preserve"> PAGEREF _Toc203400932 \h </w:instrText>
+              <w:instrText xml:space="preserve"> PAGEREF _Toc204692841 \h </w:instrText>
             </w:r>
             <w:r>
               <w:rPr>
@@ -5417,7 +5417,7 @@
               <w14:ligatures w14:val="standardContextual"/>
             </w:rPr>
           </w:pPr>
-          <w:hyperlink w:anchor="_Toc203400933" w:history="1">
+          <w:hyperlink w:anchor="_Toc204692842" w:history="1">
             <w:r>
               <w:rPr>
                 <w:rStyle w:val="Hyperlink"/>
@@ -5453,7 +5453,7 @@
                 <w:noProof/>
                 <w:webHidden/>
               </w:rPr>
-              <w:instrText xml:space="preserve"> PAGEREF _Toc203400933 \h </w:instrText>
+              <w:instrText xml:space="preserve"> PAGEREF _Toc204692842 \h </w:instrText>
             </w:r>
             <w:r>
               <w:rPr>
@@ -5500,7 +5500,7 @@
               <w14:ligatures w14:val="standardContextual"/>
             </w:rPr>
           </w:pPr>
-          <w:hyperlink w:anchor="_Toc203400934" w:history="1">
+          <w:hyperlink w:anchor="_Toc204692843" w:history="1">
             <w:r>
               <w:rPr>
                 <w:rStyle w:val="Hyperlink"/>
@@ -5544,7 +5544,7 @@
                 <w:noProof/>
                 <w:webHidden/>
               </w:rPr>
-              <w:instrText xml:space="preserve"> PAGEREF _Toc203400934 \h </w:instrText>
+              <w:instrText xml:space="preserve"> PAGEREF _Toc204692843 \h </w:instrText>
             </w:r>
             <w:r>
               <w:rPr>
@@ -5591,7 +5591,7 @@
               <w14:ligatures w14:val="standardContextual"/>
             </w:rPr>
           </w:pPr>
-          <w:hyperlink w:anchor="_Toc203400935" w:history="1">
+          <w:hyperlink w:anchor="_Toc204692844" w:history="1">
             <w:r>
               <w:rPr>
                 <w:rStyle w:val="Hyperlink"/>
@@ -5626,7 +5626,7 @@
                 <w:noProof/>
                 <w:webHidden/>
               </w:rPr>
-              <w:instrText xml:space="preserve"> PAGEREF _Toc203400935 \h </w:instrText>
+              <w:instrText xml:space="preserve"> PAGEREF _Toc204692844 \h </w:instrText>
             </w:r>
             <w:r>
               <w:rPr>
@@ -5673,7 +5673,7 @@
               <w14:ligatures w14:val="standardContextual"/>
             </w:rPr>
           </w:pPr>
-          <w:hyperlink w:anchor="_Toc203400936" w:history="1">
+          <w:hyperlink w:anchor="_Toc204692845" w:history="1">
             <w:r>
               <w:rPr>
                 <w:rStyle w:val="Hyperlink"/>
@@ -5708,7 +5708,7 @@
                 <w:noProof/>
                 <w:webHidden/>
               </w:rPr>
-              <w:instrText xml:space="preserve"> PAGEREF _Toc203400936 \h </w:instrText>
+              <w:instrText xml:space="preserve"> PAGEREF _Toc204692845 \h </w:instrText>
             </w:r>
             <w:r>
               <w:rPr>
@@ -5757,7 +5757,7 @@
               <w14:ligatures w14:val="standardContextual"/>
             </w:rPr>
           </w:pPr>
-          <w:hyperlink w:anchor="_Toc203400937" w:history="1">
+          <w:hyperlink w:anchor="_Toc204692846" w:history="1">
             <w:r>
               <w:rPr>
                 <w:rStyle w:val="Hyperlink"/>
@@ -5785,7 +5785,7 @@
                 <w:noProof/>
                 <w:webHidden/>
               </w:rPr>
-              <w:instrText xml:space="preserve"> PAGEREF _Toc203400937 \h </w:instrText>
+              <w:instrText xml:space="preserve"> PAGEREF _Toc204692846 \h </w:instrText>
             </w:r>
             <w:r>
               <w:rPr>
@@ -5832,7 +5832,7 @@
               <w14:ligatures w14:val="standardContextual"/>
             </w:rPr>
           </w:pPr>
-          <w:hyperlink w:anchor="_Toc203400938" w:history="1">
+          <w:hyperlink w:anchor="_Toc204692847" w:history="1">
             <w:r>
               <w:rPr>
                 <w:rStyle w:val="Hyperlink"/>
@@ -5868,7 +5868,7 @@
                 <w:noProof/>
                 <w:webHidden/>
               </w:rPr>
-              <w:instrText xml:space="preserve"> PAGEREF _Toc203400938 \h </w:instrText>
+              <w:instrText xml:space="preserve"> PAGEREF _Toc204692847 \h </w:instrText>
             </w:r>
             <w:r>
               <w:rPr>
@@ -5915,7 +5915,7 @@
               <w14:ligatures w14:val="standardContextual"/>
             </w:rPr>
           </w:pPr>
-          <w:hyperlink w:anchor="_Toc203400939" w:history="1">
+          <w:hyperlink w:anchor="_Toc204692848" w:history="1">
             <w:r>
               <w:rPr>
                 <w:rStyle w:val="Hyperlink"/>
@@ -5951,7 +5951,7 @@
                 <w:noProof/>
                 <w:webHidden/>
               </w:rPr>
-              <w:instrText xml:space="preserve"> PAGEREF _Toc203400939 \h </w:instrText>
+              <w:instrText xml:space="preserve"> PAGEREF _Toc204692848 \h </w:instrText>
             </w:r>
             <w:r>
               <w:rPr>
@@ -5998,7 +5998,7 @@
               <w14:ligatures w14:val="standardContextual"/>
             </w:rPr>
           </w:pPr>
-          <w:hyperlink w:anchor="_Toc203400940" w:history="1">
+          <w:hyperlink w:anchor="_Toc204692849" w:history="1">
             <w:r>
               <w:rPr>
                 <w:rStyle w:val="Hyperlink"/>
@@ -6034,7 +6034,7 @@
                 <w:noProof/>
                 <w:webHidden/>
               </w:rPr>
-              <w:instrText xml:space="preserve"> PAGEREF _Toc203400940 \h </w:instrText>
+              <w:instrText xml:space="preserve"> PAGEREF _Toc204692849 \h </w:instrText>
             </w:r>
             <w:r>
               <w:rPr>
@@ -6081,7 +6081,7 @@
               <w14:ligatures w14:val="standardContextual"/>
             </w:rPr>
           </w:pPr>
-          <w:hyperlink w:anchor="_Toc203400941" w:history="1">
+          <w:hyperlink w:anchor="_Toc204692850" w:history="1">
             <w:r>
               <w:rPr>
                 <w:rStyle w:val="Hyperlink"/>
@@ -6117,7 +6117,7 @@
                 <w:noProof/>
                 <w:webHidden/>
               </w:rPr>
-              <w:instrText xml:space="preserve"> PAGEREF _Toc203400941 \h </w:instrText>
+              <w:instrText xml:space="preserve"> PAGEREF _Toc204692850 \h </w:instrText>
             </w:r>
             <w:r>
               <w:rPr>
@@ -6164,7 +6164,7 @@
               <w14:ligatures w14:val="standardContextual"/>
             </w:rPr>
           </w:pPr>
-          <w:hyperlink w:anchor="_Toc203400942" w:history="1">
+          <w:hyperlink w:anchor="_Toc204692851" w:history="1">
             <w:r>
               <w:rPr>
                 <w:rStyle w:val="Hyperlink"/>
@@ -6200,7 +6200,7 @@
                 <w:noProof/>
                 <w:webHidden/>
               </w:rPr>
-              <w:instrText xml:space="preserve"> PAGEREF _Toc203400942 \h </w:instrText>
+              <w:instrText xml:space="preserve"> PAGEREF _Toc204692851 \h </w:instrText>
             </w:r>
             <w:r>
               <w:rPr>
@@ -6249,7 +6249,7 @@
               <w14:ligatures w14:val="standardContextual"/>
             </w:rPr>
           </w:pPr>
-          <w:hyperlink w:anchor="_Toc203400943" w:history="1">
+          <w:hyperlink w:anchor="_Toc204692852" w:history="1">
             <w:r>
               <w:rPr>
                 <w:rStyle w:val="Hyperlink"/>
@@ -6277,7 +6277,7 @@
                 <w:noProof/>
                 <w:webHidden/>
               </w:rPr>
-              <w:instrText xml:space="preserve"> PAGEREF _Toc203400943 \h </w:instrText>
+              <w:instrText xml:space="preserve"> PAGEREF _Toc204692852 \h </w:instrText>
             </w:r>
             <w:r>
               <w:rPr>
@@ -6324,7 +6324,7 @@
               <w14:ligatures w14:val="standardContextual"/>
             </w:rPr>
           </w:pPr>
-          <w:hyperlink w:anchor="_Toc203400944" w:history="1">
+          <w:hyperlink w:anchor="_Toc204692853" w:history="1">
             <w:r>
               <w:rPr>
                 <w:rStyle w:val="Hyperlink"/>
@@ -6360,7 +6360,7 @@
                 <w:noProof/>
                 <w:webHidden/>
               </w:rPr>
-              <w:instrText xml:space="preserve"> PAGEREF _Toc203400944 \h </w:instrText>
+              <w:instrText xml:space="preserve"> PAGEREF _Toc204692853 \h </w:instrText>
             </w:r>
             <w:r>
               <w:rPr>
@@ -6407,7 +6407,7 @@
               <w14:ligatures w14:val="standardContextual"/>
             </w:rPr>
           </w:pPr>
-          <w:hyperlink w:anchor="_Toc203400945" w:history="1">
+          <w:hyperlink w:anchor="_Toc204692854" w:history="1">
             <w:r>
               <w:rPr>
                 <w:rStyle w:val="Hyperlink"/>
@@ -6443,7 +6443,7 @@
                 <w:noProof/>
                 <w:webHidden/>
               </w:rPr>
-              <w:instrText xml:space="preserve"> PAGEREF _Toc203400945 \h </w:instrText>
+              <w:instrText xml:space="preserve"> PAGEREF _Toc204692854 \h </w:instrText>
             </w:r>
             <w:r>
               <w:rPr>
@@ -6490,7 +6490,7 @@
               <w14:ligatures w14:val="standardContextual"/>
             </w:rPr>
           </w:pPr>
-          <w:hyperlink w:anchor="_Toc203400946" w:history="1">
+          <w:hyperlink w:anchor="_Toc204692855" w:history="1">
             <w:r>
               <w:rPr>
                 <w:rStyle w:val="Hyperlink"/>
@@ -6526,7 +6526,7 @@
                 <w:noProof/>
                 <w:webHidden/>
               </w:rPr>
-              <w:instrText xml:space="preserve"> PAGEREF _Toc203400946 \h </w:instrText>
+              <w:instrText xml:space="preserve"> PAGEREF _Toc204692855 \h </w:instrText>
             </w:r>
             <w:r>
               <w:rPr>
@@ -6573,7 +6573,7 @@
               <w14:ligatures w14:val="standardContextual"/>
             </w:rPr>
           </w:pPr>
-          <w:hyperlink w:anchor="_Toc203400947" w:history="1">
+          <w:hyperlink w:anchor="_Toc204692856" w:history="1">
             <w:r>
               <w:rPr>
                 <w:rStyle w:val="Hyperlink"/>
@@ -6609,7 +6609,7 @@
                 <w:noProof/>
                 <w:webHidden/>
               </w:rPr>
-              <w:instrText xml:space="preserve"> PAGEREF _Toc203400947 \h </w:instrText>
+              <w:instrText xml:space="preserve"> PAGEREF _Toc204692856 \h </w:instrText>
             </w:r>
             <w:r>
               <w:rPr>
@@ -6656,7 +6656,7 @@
               <w14:ligatures w14:val="standardContextual"/>
             </w:rPr>
           </w:pPr>
-          <w:hyperlink w:anchor="_Toc203400948" w:history="1">
+          <w:hyperlink w:anchor="_Toc204692857" w:history="1">
             <w:r>
               <w:rPr>
                 <w:rStyle w:val="Hyperlink"/>
@@ -6692,7 +6692,7 @@
                 <w:noProof/>
                 <w:webHidden/>
               </w:rPr>
-              <w:instrText xml:space="preserve"> PAGEREF _Toc203400948 \h </w:instrText>
+              <w:instrText xml:space="preserve"> PAGEREF _Toc204692857 \h </w:instrText>
             </w:r>
             <w:r>
               <w:rPr>
@@ -6739,7 +6739,7 @@
               <w14:ligatures w14:val="standardContextual"/>
             </w:rPr>
           </w:pPr>
-          <w:hyperlink w:anchor="_Toc203400949" w:history="1">
+          <w:hyperlink w:anchor="_Toc204692858" w:history="1">
             <w:r>
               <w:rPr>
                 <w:rStyle w:val="Hyperlink"/>
@@ -6775,7 +6775,7 @@
                 <w:noProof/>
                 <w:webHidden/>
               </w:rPr>
-              <w:instrText xml:space="preserve"> PAGEREF _Toc203400949 \h </w:instrText>
+              <w:instrText xml:space="preserve"> PAGEREF _Toc204692858 \h </w:instrText>
             </w:r>
             <w:r>
               <w:rPr>
@@ -6824,7 +6824,7 @@
               <w14:ligatures w14:val="standardContextual"/>
             </w:rPr>
           </w:pPr>
-          <w:hyperlink w:anchor="_Toc203400950" w:history="1">
+          <w:hyperlink w:anchor="_Toc204692859" w:history="1">
             <w:r>
               <w:rPr>
                 <w:rStyle w:val="Hyperlink"/>
@@ -6852,7 +6852,7 @@
                 <w:noProof/>
                 <w:webHidden/>
               </w:rPr>
-              <w:instrText xml:space="preserve"> PAGEREF _Toc203400950 \h </w:instrText>
+              <w:instrText xml:space="preserve"> PAGEREF _Toc204692859 \h </w:instrText>
             </w:r>
             <w:r>
               <w:rPr>
@@ -6899,7 +6899,7 @@
               <w14:ligatures w14:val="standardContextual"/>
             </w:rPr>
           </w:pPr>
-          <w:hyperlink w:anchor="_Toc203400951" w:history="1">
+          <w:hyperlink w:anchor="_Toc204692860" w:history="1">
             <w:r>
               <w:rPr>
                 <w:rStyle w:val="Hyperlink"/>
@@ -6935,7 +6935,7 @@
                 <w:noProof/>
                 <w:webHidden/>
               </w:rPr>
-              <w:instrText xml:space="preserve"> PAGEREF _Toc203400951 \h </w:instrText>
+              <w:instrText xml:space="preserve"> PAGEREF _Toc204692860 \h </w:instrText>
             </w:r>
             <w:r>
               <w:rPr>
@@ -6982,7 +6982,7 @@
               <w14:ligatures w14:val="standardContextual"/>
             </w:rPr>
           </w:pPr>
-          <w:hyperlink w:anchor="_Toc203400952" w:history="1">
+          <w:hyperlink w:anchor="_Toc204692861" w:history="1">
             <w:r>
               <w:rPr>
                 <w:rStyle w:val="Hyperlink"/>
@@ -7018,7 +7018,7 @@
                 <w:noProof/>
                 <w:webHidden/>
               </w:rPr>
-              <w:instrText xml:space="preserve"> PAGEREF _Toc203400952 \h </w:instrText>
+              <w:instrText xml:space="preserve"> PAGEREF _Toc204692861 \h </w:instrText>
             </w:r>
             <w:r>
               <w:rPr>
@@ -7065,7 +7065,7 @@
               <w14:ligatures w14:val="standardContextual"/>
             </w:rPr>
           </w:pPr>
-          <w:hyperlink w:anchor="_Toc203400953" w:history="1">
+          <w:hyperlink w:anchor="_Toc204692862" w:history="1">
             <w:r>
               <w:rPr>
                 <w:rStyle w:val="Hyperlink"/>
@@ -7101,7 +7101,7 @@
                 <w:noProof/>
                 <w:webHidden/>
               </w:rPr>
-              <w:instrText xml:space="preserve"> PAGEREF _Toc203400953 \h </w:instrText>
+              <w:instrText xml:space="preserve"> PAGEREF _Toc204692862 \h </w:instrText>
             </w:r>
             <w:r>
               <w:rPr>
@@ -7148,7 +7148,7 @@
               <w14:ligatures w14:val="standardContextual"/>
             </w:rPr>
           </w:pPr>
-          <w:hyperlink w:anchor="_Toc203400954" w:history="1">
+          <w:hyperlink w:anchor="_Toc204692863" w:history="1">
             <w:r>
               <w:rPr>
                 <w:rStyle w:val="Hyperlink"/>
@@ -7184,7 +7184,7 @@
                 <w:noProof/>
                 <w:webHidden/>
               </w:rPr>
-              <w:instrText xml:space="preserve"> PAGEREF _Toc203400954 \h </w:instrText>
+              <w:instrText xml:space="preserve"> PAGEREF _Toc204692863 \h </w:instrText>
             </w:r>
             <w:r>
               <w:rPr>
@@ -7231,7 +7231,7 @@
               <w14:ligatures w14:val="standardContextual"/>
             </w:rPr>
           </w:pPr>
-          <w:hyperlink w:anchor="_Toc203400955" w:history="1">
+          <w:hyperlink w:anchor="_Toc204692864" w:history="1">
             <w:r>
               <w:rPr>
                 <w:rStyle w:val="Hyperlink"/>
@@ -7267,7 +7267,7 @@
                 <w:noProof/>
                 <w:webHidden/>
               </w:rPr>
-              <w:instrText xml:space="preserve"> PAGEREF _Toc203400955 \h </w:instrText>
+              <w:instrText xml:space="preserve"> PAGEREF _Toc204692864 \h </w:instrText>
             </w:r>
             <w:r>
               <w:rPr>
@@ -7288,6 +7288,255 @@
                 <w:webHidden/>
               </w:rPr>
               <w:t>56</w:t>
+            </w:r>
+            <w:r>
+              <w:rPr>
+                <w:noProof/>
+                <w:webHidden/>
+              </w:rPr>
+              <w:fldChar w:fldCharType="end"/>
+            </w:r>
+          </w:hyperlink>
+        </w:p>
+        <w:p>
+          <w:pPr>
+            <w:pStyle w:val="TOC2"/>
+            <w:tabs>
+              <w:tab w:val="right" w:leader="dot" w:pos="9350"/>
+            </w:tabs>
+            <w:rPr>
+              <w:rFonts w:eastAsiaTheme="minorEastAsia"/>
+              <w:noProof/>
+              <w:kern w:val="2"/>
+              <w:sz w:val="24"/>
+              <w:szCs w:val="24"/>
+              <w:lang w:val="en-BE" w:eastAsia="en-BE"/>
+              <w14:ligatures w14:val="standardContextual"/>
+            </w:rPr>
+          </w:pPr>
+          <w:hyperlink w:anchor="_Toc204692865" w:history="1">
+            <w:r>
+              <w:rPr>
+                <w:rStyle w:val="Hyperlink"/>
+                <w:noProof/>
+              </w:rPr>
+              <w:t xml:space="preserve">Function: </w:t>
+            </w:r>
+            <w:r>
+              <w:rPr>
+                <w:rStyle w:val="Hyperlink"/>
+                <w:b/>
+                <w:bCs/>
+                <w:noProof/>
+              </w:rPr>
+              <w:t>httpGet</w:t>
+            </w:r>
+            <w:r>
+              <w:rPr>
+                <w:noProof/>
+                <w:webHidden/>
+              </w:rPr>
+              <w:tab/>
+            </w:r>
+            <w:r>
+              <w:rPr>
+                <w:noProof/>
+                <w:webHidden/>
+              </w:rPr>
+              <w:fldChar w:fldCharType="begin"/>
+            </w:r>
+            <w:r>
+              <w:rPr>
+                <w:noProof/>
+                <w:webHidden/>
+              </w:rPr>
+              <w:instrText xml:space="preserve"> PAGEREF _Toc204692865 \h </w:instrText>
+            </w:r>
+            <w:r>
+              <w:rPr>
+                <w:noProof/>
+                <w:webHidden/>
+              </w:rPr>
+            </w:r>
+            <w:r>
+              <w:rPr>
+                <w:noProof/>
+                <w:webHidden/>
+              </w:rPr>
+              <w:fldChar w:fldCharType="separate"/>
+            </w:r>
+            <w:r>
+              <w:rPr>
+                <w:noProof/>
+                <w:webHidden/>
+              </w:rPr>
+              <w:t>57</w:t>
+            </w:r>
+            <w:r>
+              <w:rPr>
+                <w:noProof/>
+                <w:webHidden/>
+              </w:rPr>
+              <w:fldChar w:fldCharType="end"/>
+            </w:r>
+          </w:hyperlink>
+        </w:p>
+        <w:p>
+          <w:pPr>
+            <w:pStyle w:val="TOC2"/>
+            <w:tabs>
+              <w:tab w:val="right" w:leader="dot" w:pos="9350"/>
+            </w:tabs>
+            <w:rPr>
+              <w:rFonts w:eastAsiaTheme="minorEastAsia"/>
+              <w:noProof/>
+              <w:kern w:val="2"/>
+              <w:sz w:val="24"/>
+              <w:szCs w:val="24"/>
+              <w:lang w:val="en-BE" w:eastAsia="en-BE"/>
+              <w14:ligatures w14:val="standardContextual"/>
+            </w:rPr>
+          </w:pPr>
+          <w:hyperlink w:anchor="_Toc204692866" w:history="1">
+            <w:r>
+              <w:rPr>
+                <w:rStyle w:val="Hyperlink"/>
+                <w:noProof/>
+              </w:rPr>
+              <w:t xml:space="preserve">Function: </w:t>
+            </w:r>
+            <w:r>
+              <w:rPr>
+                <w:rStyle w:val="Hyperlink"/>
+                <w:b/>
+                <w:bCs/>
+                <w:noProof/>
+              </w:rPr>
+              <w:t>httpPost</w:t>
+            </w:r>
+            <w:r>
+              <w:rPr>
+                <w:noProof/>
+                <w:webHidden/>
+              </w:rPr>
+              <w:tab/>
+            </w:r>
+            <w:r>
+              <w:rPr>
+                <w:noProof/>
+                <w:webHidden/>
+              </w:rPr>
+              <w:fldChar w:fldCharType="begin"/>
+            </w:r>
+            <w:r>
+              <w:rPr>
+                <w:noProof/>
+                <w:webHidden/>
+              </w:rPr>
+              <w:instrText xml:space="preserve"> PAGEREF _Toc204692866 \h </w:instrText>
+            </w:r>
+            <w:r>
+              <w:rPr>
+                <w:noProof/>
+                <w:webHidden/>
+              </w:rPr>
+            </w:r>
+            <w:r>
+              <w:rPr>
+                <w:noProof/>
+                <w:webHidden/>
+              </w:rPr>
+              <w:fldChar w:fldCharType="separate"/>
+            </w:r>
+            <w:r>
+              <w:rPr>
+                <w:noProof/>
+                <w:webHidden/>
+              </w:rPr>
+              <w:t>57</w:t>
+            </w:r>
+            <w:r>
+              <w:rPr>
+                <w:noProof/>
+                <w:webHidden/>
+              </w:rPr>
+              <w:fldChar w:fldCharType="end"/>
+            </w:r>
+          </w:hyperlink>
+        </w:p>
+        <w:p>
+          <w:pPr>
+            <w:pStyle w:val="TOC2"/>
+            <w:tabs>
+              <w:tab w:val="right" w:leader="dot" w:pos="9350"/>
+            </w:tabs>
+            <w:rPr>
+              <w:rFonts w:eastAsiaTheme="minorEastAsia"/>
+              <w:noProof/>
+              <w:kern w:val="2"/>
+              <w:sz w:val="24"/>
+              <w:szCs w:val="24"/>
+              <w:lang w:val="en-BE" w:eastAsia="en-BE"/>
+              <w14:ligatures w14:val="standardContextual"/>
+            </w:rPr>
+          </w:pPr>
+          <w:hyperlink w:anchor="_Toc204692867" w:history="1">
+            <w:r>
+              <w:rPr>
+                <w:rStyle w:val="Hyperlink"/>
+                <w:noProof/>
+              </w:rPr>
+              <w:t xml:space="preserve">Function: </w:t>
+            </w:r>
+            <w:r>
+              <w:rPr>
+                <w:rStyle w:val="Hyperlink"/>
+                <w:b/>
+                <w:bCs/>
+                <w:noProof/>
+              </w:rPr>
+              <w:t>httpData</w:t>
+            </w:r>
+            <w:r>
+              <w:rPr>
+                <w:noProof/>
+                <w:webHidden/>
+              </w:rPr>
+              <w:tab/>
+            </w:r>
+            <w:r>
+              <w:rPr>
+                <w:noProof/>
+                <w:webHidden/>
+              </w:rPr>
+              <w:fldChar w:fldCharType="begin"/>
+            </w:r>
+            <w:r>
+              <w:rPr>
+                <w:noProof/>
+                <w:webHidden/>
+              </w:rPr>
+              <w:instrText xml:space="preserve"> PAGEREF _Toc204692867 \h </w:instrText>
+            </w:r>
+            <w:r>
+              <w:rPr>
+                <w:noProof/>
+                <w:webHidden/>
+              </w:rPr>
+            </w:r>
+            <w:r>
+              <w:rPr>
+                <w:noProof/>
+                <w:webHidden/>
+              </w:rPr>
+              <w:fldChar w:fldCharType="separate"/>
+            </w:r>
+            <w:r>
+              <w:rPr>
+                <w:noProof/>
+                <w:webHidden/>
+              </w:rPr>
+              <w:t>58</w:t>
             </w:r>
             <w:r>
               <w:rPr>
@@ -7357,7 +7606,7 @@
           <w:lang w:val="en-GB"/>
         </w:rPr>
       </w:pPr>
-      <w:bookmarkStart w:id="0" w:name="_Toc203400873"/>
+      <w:bookmarkStart w:id="0" w:name="_Toc204692782"/>
       <w:r>
         <w:rPr>
           <w:b/>
@@ -7459,7 +7708,21 @@
           <w:lang w:val="en-GB"/>
         </w:rPr>
         <w:br/>
-        <w:t xml:space="preserve">The parameters are separated by a comma (E.g: #click: </w:t>
+        <w:t>The parameters are separated by a comma (</w:t>
+      </w:r>
+      <w:proofErr w:type="spellStart"/>
+      <w:r>
+        <w:rPr>
+          <w:lang w:val="en-GB"/>
+        </w:rPr>
+        <w:t>E.g</w:t>
+      </w:r>
+      <w:proofErr w:type="spellEnd"/>
+      <w:r>
+        <w:rPr>
+          <w:lang w:val="en-GB"/>
+        </w:rPr>
+        <w:t xml:space="preserve">: #click: </w:t>
       </w:r>
       <w:r>
         <w:rPr>
@@ -7758,7 +8021,7 @@
                 <w:lang w:val="en-GB"/>
               </w:rPr>
             </w:pPr>
-            <w:bookmarkStart w:id="1" w:name="_Toc203400874"/>
+            <w:bookmarkStart w:id="1" w:name="_Toc204692783"/>
             <w:r>
               <w:rPr>
                 <w:b/>
@@ -7883,7 +8146,7 @@
               <w:pStyle w:val="Heading2"/>
             </w:pPr>
             <w:bookmarkStart w:id="2" w:name="_Toc146100629"/>
-            <w:bookmarkStart w:id="3" w:name="_Toc203400875"/>
+            <w:bookmarkStart w:id="3" w:name="_Toc204692784"/>
             <w:r>
               <w:t>F</w:t>
             </w:r>
@@ -7891,6 +8154,7 @@
               <w:t xml:space="preserve">unction: </w:t>
             </w:r>
             <w:bookmarkEnd w:id="2"/>
+            <w:proofErr w:type="spellStart"/>
             <w:r>
               <w:rPr>
                 <w:b/>
@@ -7899,6 +8163,7 @@
               <w:t>url</w:t>
             </w:r>
             <w:bookmarkEnd w:id="3"/>
+            <w:proofErr w:type="spellEnd"/>
           </w:p>
         </w:tc>
       </w:tr>
@@ -8028,9 +8293,11 @@
             <w:shd w:val="clear" w:color="auto" w:fill="FBE4D5" w:themeFill="accent2" w:themeFillTint="33"/>
           </w:tcPr>
           <w:p>
+            <w:proofErr w:type="spellStart"/>
             <w:r>
               <w:t>url</w:t>
             </w:r>
+            <w:proofErr w:type="spellEnd"/>
           </w:p>
         </w:tc>
         <w:tc>
@@ -8061,9 +8328,11 @@
             <w:shd w:val="clear" w:color="auto" w:fill="FBE4D5" w:themeFill="accent2" w:themeFillTint="33"/>
           </w:tcPr>
           <w:p>
+            <w:proofErr w:type="spellStart"/>
             <w:r>
               <w:t>url</w:t>
             </w:r>
+            <w:proofErr w:type="spellEnd"/>
           </w:p>
         </w:tc>
         <w:tc>
@@ -8107,13 +8376,14 @@
             <w:pPr>
               <w:pStyle w:val="Heading2"/>
             </w:pPr>
-            <w:bookmarkStart w:id="4" w:name="_Toc203400876"/>
+            <w:bookmarkStart w:id="4" w:name="_Toc204692785"/>
             <w:r>
               <w:t>F</w:t>
             </w:r>
             <w:r>
               <w:t xml:space="preserve">unction: </w:t>
             </w:r>
+            <w:proofErr w:type="spellStart"/>
             <w:r>
               <w:rPr>
                 <w:b/>
@@ -8128,6 +8398,7 @@
               <w:t>url</w:t>
             </w:r>
             <w:bookmarkEnd w:id="4"/>
+            <w:proofErr w:type="spellEnd"/>
           </w:p>
         </w:tc>
       </w:tr>
@@ -8162,7 +8433,15 @@
         <w:t xml:space="preserve">Method to </w:t>
       </w:r>
       <w:r>
-        <w:t xml:space="preserve">get the current url from the </w:t>
+        <w:t xml:space="preserve">get the current </w:t>
+      </w:r>
+      <w:proofErr w:type="spellStart"/>
+      <w:r>
+        <w:t>url</w:t>
+      </w:r>
+      <w:proofErr w:type="spellEnd"/>
+      <w:r>
+        <w:t xml:space="preserve"> from the </w:t>
       </w:r>
       <w:r>
         <w:t>browse</w:t>
@@ -8225,7 +8504,15 @@
           </w:tcPr>
           <w:p>
             <w:r>
-              <w:t>The name of the variable to store the current url (starting with $)</w:t>
+              <w:t xml:space="preserve">The name of the variable to store the current </w:t>
+            </w:r>
+            <w:proofErr w:type="spellStart"/>
+            <w:r>
+              <w:t>url</w:t>
+            </w:r>
+            <w:proofErr w:type="spellEnd"/>
+            <w:r>
+              <w:t xml:space="preserve"> (starting with $)</w:t>
             </w:r>
           </w:p>
         </w:tc>
@@ -8266,12 +8553,14 @@
             <w:shd w:val="clear" w:color="auto" w:fill="FBE4D5" w:themeFill="accent2" w:themeFillTint="33"/>
           </w:tcPr>
           <w:p>
+            <w:proofErr w:type="spellStart"/>
             <w:r>
               <w:t>get</w:t>
             </w:r>
             <w:r>
               <w:t>url</w:t>
             </w:r>
+            <w:proofErr w:type="spellEnd"/>
           </w:p>
         </w:tc>
         <w:tc>
@@ -8280,8 +8569,13 @@
           </w:tcPr>
           <w:p>
             <w:r>
-              <w:t>$currentURL</w:t>
-            </w:r>
+              <w:t>$</w:t>
+            </w:r>
+            <w:proofErr w:type="spellStart"/>
+            <w:r>
+              <w:t>currentURL</w:t>
+            </w:r>
+            <w:proofErr w:type="spellEnd"/>
           </w:p>
         </w:tc>
         <w:tc>
@@ -8290,8 +8584,21 @@
           </w:tcPr>
           <w:p>
             <w:r>
-              <w:t>Store the current url into the variable $currentURL</w:t>
-            </w:r>
+              <w:t xml:space="preserve">Store the current </w:t>
+            </w:r>
+            <w:proofErr w:type="spellStart"/>
+            <w:r>
+              <w:t>url</w:t>
+            </w:r>
+            <w:proofErr w:type="spellEnd"/>
+            <w:r>
+              <w:t xml:space="preserve"> into the variable $</w:t>
+            </w:r>
+            <w:proofErr w:type="spellStart"/>
+            <w:r>
+              <w:t>currentURL</w:t>
+            </w:r>
+            <w:proofErr w:type="spellEnd"/>
           </w:p>
         </w:tc>
       </w:tr>
@@ -8320,9 +8627,11 @@
       <w:r>
         <w:t>: §</w:t>
       </w:r>
+      <w:proofErr w:type="spellStart"/>
       <w:r>
         <w:t>currentURL</w:t>
       </w:r>
+      <w:proofErr w:type="spellEnd"/>
     </w:p>
     <w:p>
       <w:r>
@@ -8355,13 +8664,14 @@
             <w:r>
               <w:br w:type="page"/>
             </w:r>
-            <w:bookmarkStart w:id="5" w:name="_Toc203400877"/>
+            <w:bookmarkStart w:id="5" w:name="_Toc204692786"/>
             <w:r>
               <w:t>F</w:t>
             </w:r>
             <w:r>
               <w:t xml:space="preserve">unction: </w:t>
             </w:r>
+            <w:proofErr w:type="spellStart"/>
             <w:r>
               <w:rPr>
                 <w:b/>
@@ -8369,6 +8679,7 @@
               <w:t>switchTab</w:t>
             </w:r>
             <w:bookmarkEnd w:id="5"/>
+            <w:proofErr w:type="spellEnd"/>
           </w:p>
         </w:tc>
       </w:tr>
@@ -8507,12 +8818,14 @@
             <w:shd w:val="clear" w:color="auto" w:fill="FBE4D5" w:themeFill="accent2" w:themeFillTint="33"/>
           </w:tcPr>
           <w:p>
+            <w:proofErr w:type="spellStart"/>
             <w:r>
               <w:rPr>
                 <w:b/>
               </w:rPr>
               <w:t>switchTab</w:t>
             </w:r>
+            <w:proofErr w:type="spellEnd"/>
           </w:p>
         </w:tc>
         <w:tc>
@@ -8548,12 +8861,14 @@
                 <w:b/>
               </w:rPr>
             </w:pPr>
+            <w:proofErr w:type="spellStart"/>
             <w:r>
               <w:rPr>
                 <w:b/>
               </w:rPr>
               <w:t>switchTab</w:t>
             </w:r>
+            <w:proofErr w:type="spellEnd"/>
           </w:p>
         </w:tc>
         <w:tc>
@@ -8607,13 +8922,14 @@
             <w:r>
               <w:br w:type="page"/>
             </w:r>
-            <w:bookmarkStart w:id="6" w:name="_Toc203400878"/>
+            <w:bookmarkStart w:id="6" w:name="_Toc204692787"/>
             <w:r>
               <w:t>F</w:t>
             </w:r>
             <w:r>
               <w:t xml:space="preserve">unction: </w:t>
             </w:r>
+            <w:proofErr w:type="spellStart"/>
             <w:r>
               <w:rPr>
                 <w:b/>
@@ -8622,6 +8938,7 @@
               <w:t>openNewTab</w:t>
             </w:r>
             <w:bookmarkEnd w:id="6"/>
+            <w:proofErr w:type="spellEnd"/>
           </w:p>
         </w:tc>
       </w:tr>
@@ -8705,6 +9022,7 @@
                 <w:bCs/>
               </w:rPr>
             </w:pPr>
+            <w:proofErr w:type="spellStart"/>
             <w:r>
               <w:rPr>
                 <w:b/>
@@ -8712,6 +9030,7 @@
               </w:rPr>
               <w:t>Url</w:t>
             </w:r>
+            <w:proofErr w:type="spellEnd"/>
           </w:p>
         </w:tc>
         <w:tc>
@@ -8719,9 +9038,11 @@
             <w:tcW w:w="11514" w:type="dxa"/>
           </w:tcPr>
           <w:p>
+            <w:proofErr w:type="spellStart"/>
             <w:r>
               <w:t>Url</w:t>
             </w:r>
+            <w:proofErr w:type="spellEnd"/>
             <w:r>
               <w:t xml:space="preserve"> text</w:t>
             </w:r>
@@ -8776,6 +9097,7 @@
             <w:shd w:val="clear" w:color="auto" w:fill="FBE4D5" w:themeFill="accent2" w:themeFillTint="33"/>
           </w:tcPr>
           <w:p>
+            <w:proofErr w:type="spellStart"/>
             <w:r>
               <w:rPr>
                 <w:b/>
@@ -8788,6 +9110,7 @@
               </w:rPr>
               <w:t>ewTab</w:t>
             </w:r>
+            <w:proofErr w:type="spellEnd"/>
           </w:p>
         </w:tc>
         <w:tc>
@@ -8847,13 +9170,14 @@
             <w:r>
               <w:br w:type="page"/>
             </w:r>
-            <w:bookmarkStart w:id="7" w:name="_Toc203400879"/>
+            <w:bookmarkStart w:id="7" w:name="_Toc204692788"/>
             <w:r>
               <w:t>F</w:t>
             </w:r>
             <w:r>
               <w:t xml:space="preserve">unction: </w:t>
             </w:r>
+            <w:proofErr w:type="spellStart"/>
             <w:r>
               <w:rPr>
                 <w:b/>
@@ -8869,6 +9193,7 @@
               <w:t>NewTab</w:t>
             </w:r>
             <w:bookmarkEnd w:id="7"/>
+            <w:proofErr w:type="spellEnd"/>
           </w:p>
         </w:tc>
       </w:tr>
@@ -8921,7 +9246,23 @@
         <w:t>ontrary to</w:t>
       </w:r>
       <w:r>
-        <w:t xml:space="preserve"> the function openNewTab, the clickNewTab open a real tab in the browser</w:t>
+        <w:t xml:space="preserve"> the function </w:t>
+      </w:r>
+      <w:proofErr w:type="spellStart"/>
+      <w:r>
+        <w:t>openNewTab</w:t>
+      </w:r>
+      <w:proofErr w:type="spellEnd"/>
+      <w:r>
+        <w:t xml:space="preserve">, the </w:t>
+      </w:r>
+      <w:proofErr w:type="spellStart"/>
+      <w:r>
+        <w:t>clickNewTab</w:t>
+      </w:r>
+      <w:proofErr w:type="spellEnd"/>
+      <w:r>
+        <w:t xml:space="preserve"> open a real tab in the browser</w:t>
       </w:r>
     </w:p>
     <w:p>
@@ -8977,8 +9318,13 @@
             <w:tcW w:w="11514" w:type="dxa"/>
           </w:tcPr>
           <w:p>
-            <w:r>
-              <w:t>Xpath or dictionary word (starting with @) of the element or $GUI</w:t>
+            <w:proofErr w:type="spellStart"/>
+            <w:r>
+              <w:t>Xpath</w:t>
+            </w:r>
+            <w:proofErr w:type="spellEnd"/>
+            <w:r>
+              <w:t xml:space="preserve"> or dictionary word (starting with @) of the element or $GUI</w:t>
             </w:r>
           </w:p>
         </w:tc>
@@ -9019,12 +9365,14 @@
             <w:shd w:val="clear" w:color="auto" w:fill="FBE4D5" w:themeFill="accent2" w:themeFillTint="33"/>
           </w:tcPr>
           <w:p>
+            <w:proofErr w:type="spellStart"/>
             <w:r>
               <w:rPr>
                 <w:b/>
               </w:rPr>
               <w:t>clickNewTab</w:t>
             </w:r>
+            <w:proofErr w:type="spellEnd"/>
           </w:p>
         </w:tc>
         <w:tc>
@@ -9079,13 +9427,14 @@
             <w:r>
               <w:br w:type="page"/>
             </w:r>
-            <w:bookmarkStart w:id="8" w:name="_Toc203400880"/>
+            <w:bookmarkStart w:id="8" w:name="_Toc204692789"/>
             <w:r>
               <w:t>F</w:t>
             </w:r>
             <w:r>
               <w:t xml:space="preserve">unction: </w:t>
             </w:r>
+            <w:proofErr w:type="spellStart"/>
             <w:r>
               <w:rPr>
                 <w:b/>
@@ -9101,6 +9450,7 @@
               <w:t>Tab</w:t>
             </w:r>
             <w:bookmarkEnd w:id="8"/>
+            <w:proofErr w:type="spellEnd"/>
           </w:p>
         </w:tc>
       </w:tr>
@@ -9172,12 +9522,14 @@
             <w:shd w:val="clear" w:color="auto" w:fill="FBE4D5" w:themeFill="accent2" w:themeFillTint="33"/>
           </w:tcPr>
           <w:p>
+            <w:proofErr w:type="spellStart"/>
             <w:r>
               <w:rPr>
                 <w:b/>
               </w:rPr>
               <w:t>closeTab</w:t>
             </w:r>
+            <w:proofErr w:type="spellEnd"/>
           </w:p>
         </w:tc>
         <w:tc>
@@ -9227,13 +9579,14 @@
             <w:pPr>
               <w:pStyle w:val="Heading2"/>
             </w:pPr>
-            <w:bookmarkStart w:id="9" w:name="_Toc203400881"/>
+            <w:bookmarkStart w:id="9" w:name="_Toc204692790"/>
             <w:r>
               <w:t>F</w:t>
             </w:r>
             <w:r>
               <w:t xml:space="preserve">unction: </w:t>
             </w:r>
+            <w:proofErr w:type="spellStart"/>
             <w:r>
               <w:rPr>
                 <w:b/>
@@ -9241,6 +9594,7 @@
               <w:t>loginUser</w:t>
             </w:r>
             <w:bookmarkEnd w:id="9"/>
+            <w:proofErr w:type="spellEnd"/>
           </w:p>
         </w:tc>
       </w:tr>
@@ -9368,7 +9722,15 @@
           </w:tcPr>
           <w:p>
             <w:r>
-              <w:t>Enter the xpath (or dictionary word) to access the user field</w:t>
+              <w:t xml:space="preserve">Enter the </w:t>
+            </w:r>
+            <w:proofErr w:type="spellStart"/>
+            <w:r>
+              <w:t>xpath</w:t>
+            </w:r>
+            <w:proofErr w:type="spellEnd"/>
+            <w:r>
+              <w:t xml:space="preserve"> (or dictionary word) to access the user field</w:t>
             </w:r>
           </w:p>
         </w:tc>
@@ -9401,7 +9763,15 @@
           </w:tcPr>
           <w:p>
             <w:r>
-              <w:t>[Optional] Enter the xpath (or dictionary word) to access the submit button</w:t>
+              <w:t xml:space="preserve">[Optional] Enter the </w:t>
+            </w:r>
+            <w:proofErr w:type="spellStart"/>
+            <w:r>
+              <w:t>xpath</w:t>
+            </w:r>
+            <w:proofErr w:type="spellEnd"/>
+            <w:r>
+              <w:t xml:space="preserve"> (or dictionary word) to access the submit button</w:t>
             </w:r>
           </w:p>
         </w:tc>
@@ -9497,9 +9867,11 @@
             <w:shd w:val="clear" w:color="auto" w:fill="FBE4D5" w:themeFill="accent2" w:themeFillTint="33"/>
           </w:tcPr>
           <w:p>
+            <w:proofErr w:type="spellStart"/>
             <w:r>
               <w:t>loginUser</w:t>
             </w:r>
+            <w:proofErr w:type="spellEnd"/>
           </w:p>
         </w:tc>
         <w:tc>
@@ -9562,9 +9934,11 @@
             <w:shd w:val="clear" w:color="auto" w:fill="FBE4D5" w:themeFill="accent2" w:themeFillTint="33"/>
           </w:tcPr>
           <w:p>
+            <w:proofErr w:type="spellStart"/>
             <w:r>
               <w:t>loginUser</w:t>
             </w:r>
+            <w:proofErr w:type="spellEnd"/>
           </w:p>
         </w:tc>
         <w:tc>
@@ -9794,7 +10168,7 @@
             <w:pPr>
               <w:pStyle w:val="Heading2"/>
             </w:pPr>
-            <w:bookmarkStart w:id="10" w:name="_Toc203400882"/>
+            <w:bookmarkStart w:id="10" w:name="_Toc204692791"/>
             <w:r>
               <w:lastRenderedPageBreak/>
               <w:t>F</w:t>
@@ -9802,6 +10176,7 @@
             <w:r>
               <w:t xml:space="preserve">unction: </w:t>
             </w:r>
+            <w:proofErr w:type="spellStart"/>
             <w:r>
               <w:rPr>
                 <w:b/>
@@ -9809,6 +10184,7 @@
               <w:t>loginPassword</w:t>
             </w:r>
             <w:bookmarkEnd w:id="10"/>
+            <w:proofErr w:type="spellEnd"/>
           </w:p>
         </w:tc>
       </w:tr>
@@ -9938,7 +10314,15 @@
           </w:tcPr>
           <w:p>
             <w:r>
-              <w:t>Enter the xpath (or dictionary word) to access the password field</w:t>
+              <w:t xml:space="preserve">Enter the </w:t>
+            </w:r>
+            <w:proofErr w:type="spellStart"/>
+            <w:r>
+              <w:t>xpath</w:t>
+            </w:r>
+            <w:proofErr w:type="spellEnd"/>
+            <w:r>
+              <w:t xml:space="preserve"> (or dictionary word) to access the password field</w:t>
             </w:r>
           </w:p>
         </w:tc>
@@ -9971,7 +10355,15 @@
           </w:tcPr>
           <w:p>
             <w:r>
-              <w:t>Enter the xpath (or dictionary word) to access the submit button</w:t>
+              <w:t xml:space="preserve">Enter the </w:t>
+            </w:r>
+            <w:proofErr w:type="spellStart"/>
+            <w:r>
+              <w:t>xpath</w:t>
+            </w:r>
+            <w:proofErr w:type="spellEnd"/>
+            <w:r>
+              <w:t xml:space="preserve"> (or dictionary word) to access the submit button</w:t>
             </w:r>
           </w:p>
         </w:tc>
@@ -10013,9 +10405,11 @@
             <w:shd w:val="clear" w:color="auto" w:fill="FBE4D5" w:themeFill="accent2" w:themeFillTint="33"/>
           </w:tcPr>
           <w:p>
+            <w:proofErr w:type="spellStart"/>
             <w:r>
               <w:t>loginUser</w:t>
             </w:r>
+            <w:proofErr w:type="spellEnd"/>
           </w:p>
         </w:tc>
         <w:tc>
@@ -10289,7 +10683,7 @@
             <w:pPr>
               <w:pStyle w:val="Heading2"/>
             </w:pPr>
-            <w:bookmarkStart w:id="11" w:name="_Toc203400883"/>
+            <w:bookmarkStart w:id="11" w:name="_Toc204692792"/>
             <w:r>
               <w:lastRenderedPageBreak/>
               <w:t>F</w:t>
@@ -10297,6 +10691,7 @@
             <w:r>
               <w:t xml:space="preserve">unction: </w:t>
             </w:r>
+            <w:proofErr w:type="spellStart"/>
             <w:r>
               <w:rPr>
                 <w:b/>
@@ -10304,6 +10699,7 @@
               <w:t>dummyExtraInfo</w:t>
             </w:r>
             <w:bookmarkEnd w:id="11"/>
+            <w:proofErr w:type="spellEnd"/>
           </w:p>
         </w:tc>
       </w:tr>
@@ -10495,9 +10891,11 @@
             <w:shd w:val="clear" w:color="auto" w:fill="FBE4D5" w:themeFill="accent2" w:themeFillTint="33"/>
           </w:tcPr>
           <w:p>
+            <w:proofErr w:type="spellStart"/>
             <w:r>
               <w:t>dummyExtraInfo</w:t>
             </w:r>
+            <w:proofErr w:type="spellEnd"/>
           </w:p>
         </w:tc>
         <w:tc>
@@ -10520,8 +10918,16 @@
               <w:rPr>
                 <w:lang w:val="fr-BE"/>
               </w:rPr>
-              <w:t>$PhoneName</w:t>
-            </w:r>
+              <w:t>$</w:t>
+            </w:r>
+            <w:proofErr w:type="spellStart"/>
+            <w:r>
+              <w:rPr>
+                <w:lang w:val="fr-BE"/>
+              </w:rPr>
+              <w:t>PhoneName</w:t>
+            </w:r>
+            <w:proofErr w:type="spellEnd"/>
           </w:p>
         </w:tc>
         <w:tc>
@@ -10542,9 +10948,11 @@
             <w:shd w:val="clear" w:color="auto" w:fill="FBE4D5" w:themeFill="accent2" w:themeFillTint="33"/>
           </w:tcPr>
           <w:p>
+            <w:proofErr w:type="spellStart"/>
             <w:r>
               <w:t>dummyExtraInfo</w:t>
             </w:r>
+            <w:proofErr w:type="spellEnd"/>
           </w:p>
         </w:tc>
         <w:tc>
@@ -10573,8 +10981,16 @@
               <w:rPr>
                 <w:lang w:val="fr-BE"/>
               </w:rPr>
-              <w:t>$PhoneName</w:t>
-            </w:r>
+              <w:t>$</w:t>
+            </w:r>
+            <w:proofErr w:type="spellStart"/>
+            <w:r>
+              <w:rPr>
+                <w:lang w:val="fr-BE"/>
+              </w:rPr>
+              <w:t>PhoneName</w:t>
+            </w:r>
+            <w:proofErr w:type="spellEnd"/>
           </w:p>
         </w:tc>
         <w:tc>
@@ -10631,12 +11047,14 @@
         </w:rPr>
         <w:t>§</w:t>
       </w:r>
+      <w:proofErr w:type="spellStart"/>
       <w:r>
         <w:rPr>
           <w:lang w:val="en-IE"/>
         </w:rPr>
         <w:t>PhoneName</w:t>
       </w:r>
+      <w:proofErr w:type="spellEnd"/>
     </w:p>
     <w:p>
       <w:pPr>
@@ -10663,13 +11081,14 @@
             <w:pPr>
               <w:pStyle w:val="Heading2"/>
             </w:pPr>
-            <w:bookmarkStart w:id="12" w:name="_Toc203400884"/>
+            <w:bookmarkStart w:id="12" w:name="_Toc204692793"/>
             <w:r>
               <w:t>F</w:t>
             </w:r>
             <w:r>
               <w:t xml:space="preserve">unction: </w:t>
             </w:r>
+            <w:proofErr w:type="spellStart"/>
             <w:r>
               <w:rPr>
                 <w:b/>
@@ -10683,6 +11102,7 @@
               <w:t>Login</w:t>
             </w:r>
             <w:bookmarkEnd w:id="12"/>
+            <w:proofErr w:type="spellEnd"/>
           </w:p>
         </w:tc>
       </w:tr>
@@ -10852,12 +11272,14 @@
             <w:shd w:val="clear" w:color="auto" w:fill="FBE4D5" w:themeFill="accent2" w:themeFillTint="33"/>
           </w:tcPr>
           <w:p>
+            <w:proofErr w:type="spellStart"/>
             <w:r>
               <w:t>dummy</w:t>
             </w:r>
             <w:r>
               <w:t>Login</w:t>
             </w:r>
+            <w:proofErr w:type="spellEnd"/>
           </w:p>
         </w:tc>
         <w:tc>
@@ -10886,8 +11308,16 @@
               <w:rPr>
                 <w:lang w:val="fr-BE"/>
               </w:rPr>
-              <w:t>$MyLogin</w:t>
-            </w:r>
+              <w:t>$</w:t>
+            </w:r>
+            <w:proofErr w:type="spellStart"/>
+            <w:r>
+              <w:rPr>
+                <w:lang w:val="fr-BE"/>
+              </w:rPr>
+              <w:t>MyLogin</w:t>
+            </w:r>
+            <w:proofErr w:type="spellEnd"/>
           </w:p>
         </w:tc>
         <w:tc>
@@ -10951,8 +11381,16 @@
         <w:rPr>
           <w:lang w:val="en-IE"/>
         </w:rPr>
-        <w:t>§MyLogin</w:t>
-      </w:r>
+        <w:t>§</w:t>
+      </w:r>
+      <w:proofErr w:type="spellStart"/>
+      <w:r>
+        <w:rPr>
+          <w:lang w:val="en-IE"/>
+        </w:rPr>
+        <w:t>MyLogin</w:t>
+      </w:r>
+      <w:proofErr w:type="spellEnd"/>
     </w:p>
     <w:p>
       <w:pPr>
@@ -10993,7 +11431,7 @@
             <w:pPr>
               <w:pStyle w:val="Heading2"/>
             </w:pPr>
-            <w:bookmarkStart w:id="13" w:name="_Toc203400885"/>
+            <w:bookmarkStart w:id="13" w:name="_Toc204692794"/>
             <w:r>
               <w:t>F</w:t>
             </w:r>
@@ -11158,7 +11596,21 @@
               <w:rPr>
                 <w:lang w:val="fr-BE"/>
               </w:rPr>
-              <w:t>Hello dear tester</w:t>
+              <w:t xml:space="preserve">Hello </w:t>
+            </w:r>
+            <w:proofErr w:type="spellStart"/>
+            <w:r>
+              <w:rPr>
+                <w:lang w:val="fr-BE"/>
+              </w:rPr>
+              <w:t>dear</w:t>
+            </w:r>
+            <w:proofErr w:type="spellEnd"/>
+            <w:r>
+              <w:rPr>
+                <w:lang w:val="fr-BE"/>
+              </w:rPr>
+              <w:t xml:space="preserve"> tester</w:t>
             </w:r>
           </w:p>
         </w:tc>
@@ -11212,7 +11664,7 @@
             <w:pPr>
               <w:pStyle w:val="Heading2"/>
             </w:pPr>
-            <w:bookmarkStart w:id="14" w:name="_Toc203400886"/>
+            <w:bookmarkStart w:id="14" w:name="_Toc204692795"/>
             <w:r>
               <w:t>F</w:t>
             </w:r>
@@ -11423,7 +11875,7 @@
                 <w:lang w:val="en-GB"/>
               </w:rPr>
             </w:pPr>
-            <w:bookmarkStart w:id="15" w:name="_Toc203400887"/>
+            <w:bookmarkStart w:id="15" w:name="_Toc204692796"/>
             <w:r>
               <w:rPr>
                 <w:b/>
@@ -11554,13 +12006,14 @@
             <w:pPr>
               <w:pStyle w:val="Heading2"/>
             </w:pPr>
-            <w:bookmarkStart w:id="16" w:name="_Toc203400888"/>
+            <w:bookmarkStart w:id="16" w:name="_Toc204692797"/>
             <w:r>
               <w:t>F</w:t>
             </w:r>
             <w:r>
               <w:t xml:space="preserve">unction: </w:t>
             </w:r>
+            <w:proofErr w:type="spellStart"/>
             <w:r>
               <w:rPr>
                 <w:b/>
@@ -11569,6 +12022,7 @@
               <w:t>detectGUI</w:t>
             </w:r>
             <w:bookmarkEnd w:id="16"/>
+            <w:proofErr w:type="spellEnd"/>
           </w:p>
         </w:tc>
       </w:tr>
@@ -11617,7 +12071,15 @@
       </w:r>
       <w:r>
         <w:br/>
-        <w:t xml:space="preserve">If detectGUI is successful, the variable </w:t>
+        <w:t xml:space="preserve">If </w:t>
+      </w:r>
+      <w:proofErr w:type="spellStart"/>
+      <w:r>
+        <w:t>detectGUI</w:t>
+      </w:r>
+      <w:proofErr w:type="spellEnd"/>
+      <w:r>
+        <w:t xml:space="preserve"> is successful, the variable </w:t>
       </w:r>
       <w:r>
         <w:rPr>
@@ -11626,7 +12088,15 @@
         <w:t>$GUI</w:t>
       </w:r>
       <w:r>
-        <w:t xml:space="preserve"> will contain the xpath to access the element</w:t>
+        <w:t xml:space="preserve"> will contain the </w:t>
+      </w:r>
+      <w:proofErr w:type="spellStart"/>
+      <w:r>
+        <w:t>xpath</w:t>
+      </w:r>
+      <w:proofErr w:type="spellEnd"/>
+      <w:r>
+        <w:t xml:space="preserve"> to access the element</w:t>
       </w:r>
     </w:p>
     <w:p>
@@ -11859,6 +12329,7 @@
             <w:shd w:val="clear" w:color="auto" w:fill="FBE4D5" w:themeFill="accent2" w:themeFillTint="33"/>
           </w:tcPr>
           <w:p>
+            <w:proofErr w:type="spellStart"/>
             <w:r>
               <w:rPr>
                 <w:b/>
@@ -11866,6 +12337,7 @@
               </w:rPr>
               <w:t>detectGUI</w:t>
             </w:r>
+            <w:proofErr w:type="spellEnd"/>
           </w:p>
         </w:tc>
         <w:tc>
@@ -11900,6 +12372,7 @@
             <w:shd w:val="clear" w:color="auto" w:fill="FBE4D5" w:themeFill="accent2" w:themeFillTint="33"/>
           </w:tcPr>
           <w:p>
+            <w:proofErr w:type="spellStart"/>
             <w:r>
               <w:rPr>
                 <w:b/>
@@ -11907,6 +12380,7 @@
               </w:rPr>
               <w:t>detectGUI</w:t>
             </w:r>
+            <w:proofErr w:type="spellEnd"/>
           </w:p>
         </w:tc>
         <w:tc>
@@ -11946,6 +12420,7 @@
                 <w:bCs/>
               </w:rPr>
             </w:pPr>
+            <w:proofErr w:type="spellStart"/>
             <w:r>
               <w:rPr>
                 <w:b/>
@@ -11953,6 +12428,7 @@
               </w:rPr>
               <w:t>detectGUI</w:t>
             </w:r>
+            <w:proofErr w:type="spellEnd"/>
           </w:p>
         </w:tc>
         <w:tc>
@@ -11999,7 +12475,7 @@
             <w:pPr>
               <w:pStyle w:val="Heading2"/>
             </w:pPr>
-            <w:bookmarkStart w:id="17" w:name="_Toc203400889"/>
+            <w:bookmarkStart w:id="17" w:name="_Toc204692798"/>
             <w:r>
               <w:t>F</w:t>
             </w:r>
@@ -12203,7 +12679,7 @@
             <w:pPr>
               <w:pStyle w:val="Heading2"/>
             </w:pPr>
-            <w:bookmarkStart w:id="18" w:name="_Toc203400890"/>
+            <w:bookmarkStart w:id="18" w:name="_Toc204692799"/>
             <w:r>
               <w:lastRenderedPageBreak/>
               <w:t>F</w:t>
@@ -12211,6 +12687,7 @@
             <w:r>
               <w:t xml:space="preserve">unction: </w:t>
             </w:r>
+            <w:proofErr w:type="spellStart"/>
             <w:r>
               <w:rPr>
                 <w:b/>
@@ -12219,6 +12696,7 @@
               <w:t>waitFor</w:t>
             </w:r>
             <w:bookmarkEnd w:id="18"/>
+            <w:proofErr w:type="spellEnd"/>
           </w:p>
         </w:tc>
       </w:tr>
@@ -12315,8 +12793,13 @@
             <w:tcW w:w="7424" w:type="dxa"/>
           </w:tcPr>
           <w:p>
-            <w:r>
-              <w:t>Xpath or dictionary word (starting with @) of the element or $GUI</w:t>
+            <w:proofErr w:type="spellStart"/>
+            <w:r>
+              <w:t>Xpath</w:t>
+            </w:r>
+            <w:proofErr w:type="spellEnd"/>
+            <w:r>
+              <w:t xml:space="preserve"> or dictionary word (starting with @) of the element or $GUI</w:t>
             </w:r>
           </w:p>
         </w:tc>
@@ -12429,6 +12912,7 @@
             <w:shd w:val="clear" w:color="auto" w:fill="FBE4D5" w:themeFill="accent2" w:themeFillTint="33"/>
           </w:tcPr>
           <w:p>
+            <w:proofErr w:type="spellStart"/>
             <w:r>
               <w:rPr>
                 <w:b/>
@@ -12436,6 +12920,7 @@
               </w:rPr>
               <w:t>waitFor</w:t>
             </w:r>
+            <w:proofErr w:type="spellEnd"/>
           </w:p>
         </w:tc>
         <w:tc>
@@ -12483,13 +12968,14 @@
             <w:pPr>
               <w:pStyle w:val="Heading2"/>
             </w:pPr>
-            <w:bookmarkStart w:id="19" w:name="_Toc203400891"/>
+            <w:bookmarkStart w:id="19" w:name="_Toc204692800"/>
             <w:r>
               <w:t>F</w:t>
             </w:r>
             <w:r>
               <w:t xml:space="preserve">unction: </w:t>
             </w:r>
+            <w:proofErr w:type="spellStart"/>
             <w:r>
               <w:rPr>
                 <w:b/>
@@ -12498,6 +12984,7 @@
               <w:t>waitForNot</w:t>
             </w:r>
             <w:bookmarkEnd w:id="19"/>
+            <w:proofErr w:type="spellEnd"/>
           </w:p>
         </w:tc>
       </w:tr>
@@ -12532,7 +13019,15 @@
         <w:t xml:space="preserve">Method to </w:t>
       </w:r>
       <w:r>
-        <w:t>wait for the element to disappear (reverse of waitFor)</w:t>
+        <w:t xml:space="preserve">wait for the element to disappear (reverse of </w:t>
+      </w:r>
+      <w:proofErr w:type="spellStart"/>
+      <w:r>
+        <w:t>waitFor</w:t>
+      </w:r>
+      <w:proofErr w:type="spellEnd"/>
+      <w:r>
+        <w:t>)</w:t>
       </w:r>
     </w:p>
     <w:p>
@@ -12588,8 +13083,13 @@
             <w:tcW w:w="7424" w:type="dxa"/>
           </w:tcPr>
           <w:p>
-            <w:r>
-              <w:t>Xpath or dictionary word (starting with @) of the element or $GUI</w:t>
+            <w:proofErr w:type="spellStart"/>
+            <w:r>
+              <w:t>Xpath</w:t>
+            </w:r>
+            <w:proofErr w:type="spellEnd"/>
+            <w:r>
+              <w:t xml:space="preserve"> or dictionary word (starting with @) of the element or $GUI</w:t>
             </w:r>
           </w:p>
         </w:tc>
@@ -12702,6 +13202,7 @@
             <w:shd w:val="clear" w:color="auto" w:fill="FBE4D5" w:themeFill="accent2" w:themeFillTint="33"/>
           </w:tcPr>
           <w:p>
+            <w:proofErr w:type="spellStart"/>
             <w:r>
               <w:rPr>
                 <w:b/>
@@ -12709,6 +13210,7 @@
               </w:rPr>
               <w:t>waitForNot</w:t>
             </w:r>
+            <w:proofErr w:type="spellEnd"/>
           </w:p>
         </w:tc>
         <w:tc>
@@ -12756,7 +13258,7 @@
             <w:pPr>
               <w:pStyle w:val="Heading2"/>
             </w:pPr>
-            <w:bookmarkStart w:id="20" w:name="_Toc203400892"/>
+            <w:bookmarkStart w:id="20" w:name="_Toc204692801"/>
             <w:r>
               <w:lastRenderedPageBreak/>
               <w:t>F</w:t>
@@ -12862,8 +13364,13 @@
             <w:tcW w:w="7424" w:type="dxa"/>
           </w:tcPr>
           <w:p>
-            <w:r>
-              <w:t>Xpath or dictionary word (starting with @) of the element or $GUI</w:t>
+            <w:proofErr w:type="spellStart"/>
+            <w:r>
+              <w:t>Xpath</w:t>
+            </w:r>
+            <w:proofErr w:type="spellEnd"/>
+            <w:r>
+              <w:t xml:space="preserve"> or dictionary word (starting with @) of the element or $GUI</w:t>
             </w:r>
           </w:p>
         </w:tc>
@@ -13035,13 +13542,14 @@
             <w:pPr>
               <w:pStyle w:val="Heading2"/>
             </w:pPr>
-            <w:bookmarkStart w:id="21" w:name="_Toc203400893"/>
+            <w:bookmarkStart w:id="21" w:name="_Toc204692802"/>
             <w:r>
               <w:t>F</w:t>
             </w:r>
             <w:r>
               <w:t xml:space="preserve">unction: </w:t>
             </w:r>
+            <w:proofErr w:type="spellStart"/>
             <w:r>
               <w:rPr>
                 <w:b/>
@@ -13056,6 +13564,7 @@
               <w:t>lick</w:t>
             </w:r>
             <w:bookmarkEnd w:id="21"/>
+            <w:proofErr w:type="spellEnd"/>
           </w:p>
         </w:tc>
       </w:tr>
@@ -13146,8 +13655,13 @@
             <w:tcW w:w="7424" w:type="dxa"/>
           </w:tcPr>
           <w:p>
-            <w:r>
-              <w:t>Xpath or dictionary word (starting with @) of the element or $GUI</w:t>
+            <w:proofErr w:type="spellStart"/>
+            <w:r>
+              <w:t>Xpath</w:t>
+            </w:r>
+            <w:proofErr w:type="spellEnd"/>
+            <w:r>
+              <w:t xml:space="preserve"> or dictionary word (starting with @) of the element or $GUI</w:t>
             </w:r>
           </w:p>
         </w:tc>
@@ -13221,6 +13735,7 @@
             <w:shd w:val="clear" w:color="auto" w:fill="FBE4D5" w:themeFill="accent2" w:themeFillTint="33"/>
           </w:tcPr>
           <w:p>
+            <w:proofErr w:type="spellStart"/>
             <w:r>
               <w:rPr>
                 <w:b/>
@@ -13228,6 +13743,7 @@
               </w:rPr>
               <w:t>doubleClick</w:t>
             </w:r>
+            <w:proofErr w:type="spellEnd"/>
           </w:p>
         </w:tc>
         <w:tc>
@@ -13288,13 +13804,14 @@
             <w:pPr>
               <w:pStyle w:val="Heading2"/>
             </w:pPr>
-            <w:bookmarkStart w:id="22" w:name="_Toc203400894"/>
+            <w:bookmarkStart w:id="22" w:name="_Toc204692803"/>
             <w:r>
               <w:t>F</w:t>
             </w:r>
             <w:r>
               <w:t xml:space="preserve">unction: </w:t>
             </w:r>
+            <w:proofErr w:type="spellStart"/>
             <w:r>
               <w:rPr>
                 <w:b/>
@@ -13303,6 +13820,7 @@
               <w:t>JSclick</w:t>
             </w:r>
             <w:bookmarkEnd w:id="22"/>
+            <w:proofErr w:type="spellEnd"/>
           </w:p>
         </w:tc>
       </w:tr>
@@ -13400,8 +13918,13 @@
             <w:tcW w:w="7424" w:type="dxa"/>
           </w:tcPr>
           <w:p>
-            <w:r>
-              <w:t>Xpath or dictionary word (starting with @) of the element or $GUI</w:t>
+            <w:proofErr w:type="spellStart"/>
+            <w:r>
+              <w:t>Xpath</w:t>
+            </w:r>
+            <w:proofErr w:type="spellEnd"/>
+            <w:r>
+              <w:t xml:space="preserve"> or dictionary word (starting with @) of the element or $GUI</w:t>
             </w:r>
           </w:p>
         </w:tc>
@@ -13475,6 +13998,7 @@
             <w:shd w:val="clear" w:color="auto" w:fill="FBE4D5" w:themeFill="accent2" w:themeFillTint="33"/>
           </w:tcPr>
           <w:p>
+            <w:proofErr w:type="spellStart"/>
             <w:r>
               <w:rPr>
                 <w:b/>
@@ -13482,6 +14006,7 @@
               </w:rPr>
               <w:t>JSclick</w:t>
             </w:r>
+            <w:proofErr w:type="spellEnd"/>
           </w:p>
         </w:tc>
         <w:tc>
@@ -13506,7 +14031,15 @@
               <w:t>lick on the button</w:t>
             </w:r>
             <w:r>
-              <w:t xml:space="preserve"> ‘Save’ (CSS/Xpath in the dictionary)</w:t>
+              <w:t xml:space="preserve"> ‘Save’ (CSS/</w:t>
+            </w:r>
+            <w:proofErr w:type="spellStart"/>
+            <w:r>
+              <w:t>Xpath</w:t>
+            </w:r>
+            <w:proofErr w:type="spellEnd"/>
+            <w:r>
+              <w:t xml:space="preserve"> in the dictionary)</w:t>
             </w:r>
             <w:r>
               <w:t xml:space="preserve"> and wait 3 seconds</w:t>
@@ -13537,7 +14070,7 @@
             <w:pPr>
               <w:pStyle w:val="Heading2"/>
             </w:pPr>
-            <w:bookmarkStart w:id="23" w:name="_Toc203400895"/>
+            <w:bookmarkStart w:id="23" w:name="_Toc204692804"/>
             <w:r>
               <w:t>F</w:t>
             </w:r>
@@ -13645,8 +14178,13 @@
             <w:tcW w:w="7424" w:type="dxa"/>
           </w:tcPr>
           <w:p>
-            <w:r>
-              <w:t>Xpath or dictionary word (starting with @) of the element or $GUI</w:t>
+            <w:proofErr w:type="spellStart"/>
+            <w:r>
+              <w:t>Xpath</w:t>
+            </w:r>
+            <w:proofErr w:type="spellEnd"/>
+            <w:r>
+              <w:t xml:space="preserve"> or dictionary word (starting with @) of the element or $GUI</w:t>
             </w:r>
           </w:p>
         </w:tc>
@@ -13745,13 +14283,14 @@
             <w:pPr>
               <w:pStyle w:val="Heading2"/>
             </w:pPr>
-            <w:bookmarkStart w:id="24" w:name="_Toc203400896"/>
+            <w:bookmarkStart w:id="24" w:name="_Toc204692805"/>
             <w:r>
               <w:t>F</w:t>
             </w:r>
             <w:r>
               <w:t xml:space="preserve">unction: </w:t>
             </w:r>
+            <w:proofErr w:type="spellStart"/>
             <w:r>
               <w:rPr>
                 <w:b/>
@@ -13760,6 +14299,7 @@
               <w:t>removeAttribute</w:t>
             </w:r>
             <w:bookmarkEnd w:id="24"/>
+            <w:proofErr w:type="spellEnd"/>
           </w:p>
         </w:tc>
       </w:tr>
@@ -13853,8 +14393,13 @@
             <w:tcW w:w="7424" w:type="dxa"/>
           </w:tcPr>
           <w:p>
-            <w:r>
-              <w:t>Xpath or dictionary word (starting with @) of the element or $GUI</w:t>
+            <w:proofErr w:type="spellStart"/>
+            <w:r>
+              <w:t>Xpath</w:t>
+            </w:r>
+            <w:proofErr w:type="spellEnd"/>
+            <w:r>
+              <w:t xml:space="preserve"> or dictionary word (starting with @) of the element or $GUI</w:t>
             </w:r>
           </w:p>
         </w:tc>
@@ -13928,6 +14473,7 @@
             <w:shd w:val="clear" w:color="auto" w:fill="FBE4D5" w:themeFill="accent2" w:themeFillTint="33"/>
           </w:tcPr>
           <w:p>
+            <w:proofErr w:type="spellStart"/>
             <w:r>
               <w:rPr>
                 <w:b/>
@@ -13935,6 +14481,7 @@
               </w:rPr>
               <w:t>removeAttribute</w:t>
             </w:r>
+            <w:proofErr w:type="spellEnd"/>
           </w:p>
         </w:tc>
         <w:tc>
@@ -13982,13 +14529,14 @@
             <w:pPr>
               <w:pStyle w:val="Heading2"/>
             </w:pPr>
-            <w:bookmarkStart w:id="25" w:name="_Toc203400897"/>
+            <w:bookmarkStart w:id="25" w:name="_Toc204692806"/>
             <w:r>
               <w:t>F</w:t>
             </w:r>
             <w:r>
               <w:t xml:space="preserve">unction: </w:t>
             </w:r>
+            <w:proofErr w:type="spellStart"/>
             <w:r>
               <w:rPr>
                 <w:b/>
@@ -14004,6 +14552,7 @@
               <w:t>Attribute</w:t>
             </w:r>
             <w:bookmarkEnd w:id="25"/>
+            <w:proofErr w:type="spellEnd"/>
           </w:p>
         </w:tc>
       </w:tr>
@@ -14097,8 +14646,13 @@
             <w:tcW w:w="7424" w:type="dxa"/>
           </w:tcPr>
           <w:p>
-            <w:r>
-              <w:t>Xpath or dictionary word (starting with @) of the element or $GUI</w:t>
+            <w:proofErr w:type="spellStart"/>
+            <w:r>
+              <w:t>Xpath</w:t>
+            </w:r>
+            <w:proofErr w:type="spellEnd"/>
+            <w:r>
+              <w:t xml:space="preserve"> or dictionary word (starting with @) of the element or $GUI</w:t>
             </w:r>
           </w:p>
         </w:tc>
@@ -14205,6 +14759,7 @@
             <w:shd w:val="clear" w:color="auto" w:fill="FBE4D5" w:themeFill="accent2" w:themeFillTint="33"/>
           </w:tcPr>
           <w:p>
+            <w:proofErr w:type="spellStart"/>
             <w:r>
               <w:rPr>
                 <w:b/>
@@ -14219,6 +14774,7 @@
               </w:rPr>
               <w:t>Attribute</w:t>
             </w:r>
+            <w:proofErr w:type="spellEnd"/>
           </w:p>
         </w:tc>
         <w:tc>
@@ -14270,13 +14826,14 @@
             <w:pPr>
               <w:pStyle w:val="Heading2"/>
             </w:pPr>
-            <w:bookmarkStart w:id="26" w:name="_Toc203400898"/>
+            <w:bookmarkStart w:id="26" w:name="_Toc204692807"/>
             <w:r>
               <w:t>F</w:t>
             </w:r>
             <w:r>
               <w:t xml:space="preserve">unction: </w:t>
             </w:r>
+            <w:proofErr w:type="spellStart"/>
             <w:r>
               <w:rPr>
                 <w:b/>
@@ -14292,6 +14849,7 @@
               <w:t>Attribute</w:t>
             </w:r>
             <w:bookmarkEnd w:id="26"/>
+            <w:proofErr w:type="spellEnd"/>
           </w:p>
         </w:tc>
       </w:tr>
@@ -14385,8 +14943,13 @@
             <w:tcW w:w="7378" w:type="dxa"/>
           </w:tcPr>
           <w:p>
-            <w:r>
-              <w:t>Xpath or dictionary word (starting with @) of the element or $GUI</w:t>
+            <w:proofErr w:type="spellStart"/>
+            <w:r>
+              <w:t>Xpath</w:t>
+            </w:r>
+            <w:proofErr w:type="spellEnd"/>
+            <w:r>
+              <w:t xml:space="preserve"> or dictionary word (starting with @) of the element or $GUI</w:t>
             </w:r>
           </w:p>
         </w:tc>
@@ -14496,6 +15059,7 @@
             <w:shd w:val="clear" w:color="auto" w:fill="FBE4D5" w:themeFill="accent2" w:themeFillTint="33"/>
           </w:tcPr>
           <w:p>
+            <w:proofErr w:type="spellStart"/>
             <w:r>
               <w:rPr>
                 <w:b/>
@@ -14510,6 +15074,7 @@
               </w:rPr>
               <w:t>Attribute</w:t>
             </w:r>
+            <w:proofErr w:type="spellEnd"/>
           </w:p>
         </w:tc>
         <w:tc>
@@ -14520,8 +15085,13 @@
             <w:r>
               <w:t xml:space="preserve">@APP_Save, </w:t>
             </w:r>
-            <w:r>
-              <w:t>tagElement, $Tag</w:t>
+            <w:proofErr w:type="spellStart"/>
+            <w:r>
+              <w:t>tagElement</w:t>
+            </w:r>
+            <w:proofErr w:type="spellEnd"/>
+            <w:r>
+              <w:t>, $Tag</w:t>
             </w:r>
           </w:p>
         </w:tc>
@@ -14576,7 +15146,15 @@
         <w:t xml:space="preserve">: </w:t>
       </w:r>
       <w:r>
-        <w:t>@APP_Save, tagElement, §Tag</w:t>
+        <w:t xml:space="preserve">@APP_Save, </w:t>
+      </w:r>
+      <w:proofErr w:type="spellStart"/>
+      <w:r>
+        <w:t>tagElement</w:t>
+      </w:r>
+      <w:proofErr w:type="spellEnd"/>
+      <w:r>
+        <w:t>, §Tag</w:t>
       </w:r>
     </w:p>
     <w:p>
@@ -14608,13 +15186,14 @@
             <w:pPr>
               <w:pStyle w:val="Heading2"/>
             </w:pPr>
-            <w:bookmarkStart w:id="27" w:name="_Toc203400899"/>
+            <w:bookmarkStart w:id="27" w:name="_Toc204692808"/>
             <w:r>
               <w:t>F</w:t>
             </w:r>
             <w:r>
               <w:t xml:space="preserve">unction: </w:t>
             </w:r>
+            <w:proofErr w:type="spellStart"/>
             <w:r>
               <w:rPr>
                 <w:b/>
@@ -14623,6 +15202,7 @@
               <w:t>setFocus</w:t>
             </w:r>
             <w:bookmarkEnd w:id="27"/>
+            <w:proofErr w:type="spellEnd"/>
           </w:p>
         </w:tc>
       </w:tr>
@@ -14716,8 +15296,13 @@
             <w:tcW w:w="7378" w:type="dxa"/>
           </w:tcPr>
           <w:p>
-            <w:r>
-              <w:t>Xpath or dictionary word (starting with @) of the element or $GUI</w:t>
+            <w:proofErr w:type="spellStart"/>
+            <w:r>
+              <w:t>Xpath</w:t>
+            </w:r>
+            <w:proofErr w:type="spellEnd"/>
+            <w:r>
+              <w:t xml:space="preserve"> or dictionary word (starting with @) of the element or $GUI</w:t>
             </w:r>
           </w:p>
         </w:tc>
@@ -14791,6 +15376,7 @@
             <w:shd w:val="clear" w:color="auto" w:fill="FBE4D5" w:themeFill="accent2" w:themeFillTint="33"/>
           </w:tcPr>
           <w:p>
+            <w:proofErr w:type="spellStart"/>
             <w:r>
               <w:rPr>
                 <w:b/>
@@ -14798,6 +15384,7 @@
               </w:rPr>
               <w:t>setFocus</w:t>
             </w:r>
+            <w:proofErr w:type="spellEnd"/>
           </w:p>
         </w:tc>
         <w:tc>
@@ -14844,7 +15431,7 @@
             <w:pPr>
               <w:pStyle w:val="Heading2"/>
             </w:pPr>
-            <w:bookmarkStart w:id="28" w:name="_Toc203400900"/>
+            <w:bookmarkStart w:id="28" w:name="_Toc204692809"/>
             <w:r>
               <w:lastRenderedPageBreak/>
               <w:t>F</w:t>
@@ -14852,6 +15439,7 @@
             <w:r>
               <w:t xml:space="preserve">unction: </w:t>
             </w:r>
+            <w:proofErr w:type="spellStart"/>
             <w:r>
               <w:rPr>
                 <w:b/>
@@ -14860,6 +15448,7 @@
               <w:t>JSinput</w:t>
             </w:r>
             <w:bookmarkEnd w:id="28"/>
+            <w:proofErr w:type="spellEnd"/>
           </w:p>
         </w:tc>
       </w:tr>
@@ -14901,7 +15490,15 @@
       </w:r>
       <w:r>
         <w:br/>
-        <w:t>Can be used, if the setValue() is not working due to an invalid webpage status (stale) - this method is a brutal force.</w:t>
+        <w:t xml:space="preserve">Can be used, if the </w:t>
+      </w:r>
+      <w:proofErr w:type="spellStart"/>
+      <w:r>
+        <w:t>setValue</w:t>
+      </w:r>
+      <w:proofErr w:type="spellEnd"/>
+      <w:r>
+        <w:t>() is not working due to an invalid webpage status (stale) - this method is a brutal force.</w:t>
       </w:r>
     </w:p>
     <w:p/>
@@ -14958,8 +15555,13 @@
             <w:tcW w:w="7378" w:type="dxa"/>
           </w:tcPr>
           <w:p>
-            <w:r>
-              <w:t>Xpath or dictionary word (starting with @) of the element or $GUI</w:t>
+            <w:proofErr w:type="spellStart"/>
+            <w:r>
+              <w:t>Xpath</w:t>
+            </w:r>
+            <w:proofErr w:type="spellEnd"/>
+            <w:r>
+              <w:t xml:space="preserve"> or dictionary word (starting with @) of the element or $GUI</w:t>
             </w:r>
           </w:p>
         </w:tc>
@@ -15033,6 +15635,7 @@
             <w:shd w:val="clear" w:color="auto" w:fill="FBE4D5" w:themeFill="accent2" w:themeFillTint="33"/>
           </w:tcPr>
           <w:p>
+            <w:proofErr w:type="spellStart"/>
             <w:r>
               <w:rPr>
                 <w:b/>
@@ -15040,6 +15643,7 @@
               </w:rPr>
               <w:t>JSinput</w:t>
             </w:r>
+            <w:proofErr w:type="spellEnd"/>
           </w:p>
         </w:tc>
         <w:tc>
@@ -15086,7 +15690,7 @@
             <w:pPr>
               <w:pStyle w:val="Heading2"/>
             </w:pPr>
-            <w:bookmarkStart w:id="29" w:name="_Toc203400901"/>
+            <w:bookmarkStart w:id="29" w:name="_Toc204692810"/>
             <w:r>
               <w:t>F</w:t>
             </w:r>
@@ -15240,6 +15844,7 @@
             <w:shd w:val="clear" w:color="auto" w:fill="FBE4D5" w:themeFill="accent2" w:themeFillTint="33"/>
           </w:tcPr>
           <w:p>
+            <w:proofErr w:type="spellStart"/>
             <w:r>
               <w:rPr>
                 <w:b/>
@@ -15247,6 +15852,7 @@
               </w:rPr>
               <w:t>JSinput</w:t>
             </w:r>
+            <w:proofErr w:type="spellEnd"/>
           </w:p>
         </w:tc>
         <w:tc>
@@ -15294,7 +15900,7 @@
             <w:pPr>
               <w:pStyle w:val="Heading2"/>
             </w:pPr>
-            <w:bookmarkStart w:id="30" w:name="_Toc203400902"/>
+            <w:bookmarkStart w:id="30" w:name="_Toc204692811"/>
             <w:r>
               <w:lastRenderedPageBreak/>
               <w:t>F</w:t>
@@ -15302,6 +15908,7 @@
             <w:r>
               <w:t xml:space="preserve">unction: </w:t>
             </w:r>
+            <w:proofErr w:type="spellStart"/>
             <w:r>
               <w:rPr>
                 <w:b/>
@@ -15310,6 +15917,7 @@
               <w:t>pressEnter</w:t>
             </w:r>
             <w:bookmarkEnd w:id="30"/>
+            <w:proofErr w:type="spellEnd"/>
           </w:p>
         </w:tc>
       </w:tr>
@@ -15434,6 +16042,7 @@
             <w:shd w:val="clear" w:color="auto" w:fill="FBE4D5" w:themeFill="accent2" w:themeFillTint="33"/>
           </w:tcPr>
           <w:p>
+            <w:proofErr w:type="spellStart"/>
             <w:r>
               <w:rPr>
                 <w:b/>
@@ -15441,6 +16050,7 @@
               </w:rPr>
               <w:t>pressEnter</w:t>
             </w:r>
+            <w:proofErr w:type="spellEnd"/>
           </w:p>
         </w:tc>
         <w:tc>
@@ -15482,13 +16092,14 @@
             <w:pPr>
               <w:pStyle w:val="Heading2"/>
             </w:pPr>
-            <w:bookmarkStart w:id="31" w:name="_Toc203400903"/>
+            <w:bookmarkStart w:id="31" w:name="_Toc204692812"/>
             <w:r>
               <w:t>F</w:t>
             </w:r>
             <w:r>
               <w:t xml:space="preserve">unction: </w:t>
             </w:r>
+            <w:proofErr w:type="spellStart"/>
             <w:r>
               <w:rPr>
                 <w:b/>
@@ -15497,6 +16108,7 @@
               <w:t>pressEscape</w:t>
             </w:r>
             <w:bookmarkEnd w:id="31"/>
+            <w:proofErr w:type="spellEnd"/>
           </w:p>
         </w:tc>
       </w:tr>
@@ -15621,6 +16233,7 @@
             <w:shd w:val="clear" w:color="auto" w:fill="FBE4D5" w:themeFill="accent2" w:themeFillTint="33"/>
           </w:tcPr>
           <w:p>
+            <w:proofErr w:type="spellStart"/>
             <w:r>
               <w:rPr>
                 <w:b/>
@@ -15628,6 +16241,7 @@
               </w:rPr>
               <w:t>pressEscape</w:t>
             </w:r>
+            <w:proofErr w:type="spellEnd"/>
           </w:p>
         </w:tc>
         <w:tc>
@@ -15670,13 +16284,14 @@
             <w:pPr>
               <w:pStyle w:val="Heading2"/>
             </w:pPr>
-            <w:bookmarkStart w:id="32" w:name="_Toc203400904"/>
+            <w:bookmarkStart w:id="32" w:name="_Toc204692813"/>
             <w:r>
               <w:t>F</w:t>
             </w:r>
             <w:r>
               <w:t xml:space="preserve">unction: </w:t>
             </w:r>
+            <w:proofErr w:type="spellStart"/>
             <w:r>
               <w:rPr>
                 <w:b/>
@@ -15685,6 +16300,7 @@
               <w:t>pressTab</w:t>
             </w:r>
             <w:bookmarkEnd w:id="32"/>
+            <w:proofErr w:type="spellEnd"/>
           </w:p>
         </w:tc>
       </w:tr>
@@ -15820,6 +16436,7 @@
             <w:shd w:val="clear" w:color="auto" w:fill="FBE4D5" w:themeFill="accent2" w:themeFillTint="33"/>
           </w:tcPr>
           <w:p>
+            <w:proofErr w:type="spellStart"/>
             <w:r>
               <w:rPr>
                 <w:b/>
@@ -15827,6 +16444,7 @@
               </w:rPr>
               <w:t>pressTab</w:t>
             </w:r>
+            <w:proofErr w:type="spellEnd"/>
           </w:p>
         </w:tc>
         <w:tc>
@@ -15873,13 +16491,14 @@
             <w:pPr>
               <w:pStyle w:val="Heading2"/>
             </w:pPr>
-            <w:bookmarkStart w:id="33" w:name="_Toc203400905"/>
+            <w:bookmarkStart w:id="33" w:name="_Toc204692814"/>
             <w:r>
               <w:t>F</w:t>
             </w:r>
             <w:r>
               <w:t xml:space="preserve">unction: </w:t>
             </w:r>
+            <w:proofErr w:type="spellStart"/>
             <w:r>
               <w:rPr>
                 <w:b/>
@@ -15888,6 +16507,7 @@
               <w:t>acceptPopup</w:t>
             </w:r>
             <w:bookmarkEnd w:id="33"/>
+            <w:proofErr w:type="spellEnd"/>
           </w:p>
         </w:tc>
       </w:tr>
@@ -16013,6 +16633,7 @@
             <w:shd w:val="clear" w:color="auto" w:fill="FBE4D5" w:themeFill="accent2" w:themeFillTint="33"/>
           </w:tcPr>
           <w:p>
+            <w:proofErr w:type="spellStart"/>
             <w:r>
               <w:rPr>
                 <w:b/>
@@ -16020,6 +16641,7 @@
               </w:rPr>
               <w:t>acceptPopup</w:t>
             </w:r>
+            <w:proofErr w:type="spellEnd"/>
           </w:p>
         </w:tc>
         <w:tc>
@@ -16063,13 +16685,14 @@
             <w:pPr>
               <w:pStyle w:val="Heading2"/>
             </w:pPr>
-            <w:bookmarkStart w:id="34" w:name="_Toc203400906"/>
+            <w:bookmarkStart w:id="34" w:name="_Toc204692815"/>
             <w:r>
               <w:t>F</w:t>
             </w:r>
             <w:r>
               <w:t xml:space="preserve">unction: </w:t>
             </w:r>
+            <w:proofErr w:type="spellStart"/>
             <w:r>
               <w:rPr>
                 <w:b/>
@@ -16085,6 +16708,7 @@
               <w:t>Popup</w:t>
             </w:r>
             <w:bookmarkEnd w:id="34"/>
+            <w:proofErr w:type="spellEnd"/>
           </w:p>
         </w:tc>
       </w:tr>
@@ -16210,6 +16834,7 @@
             <w:shd w:val="clear" w:color="auto" w:fill="FBE4D5" w:themeFill="accent2" w:themeFillTint="33"/>
           </w:tcPr>
           <w:p>
+            <w:proofErr w:type="spellStart"/>
             <w:r>
               <w:rPr>
                 <w:b/>
@@ -16217,6 +16842,7 @@
               </w:rPr>
               <w:t>cancelPopup</w:t>
             </w:r>
+            <w:proofErr w:type="spellEnd"/>
           </w:p>
         </w:tc>
         <w:tc>
@@ -16261,7 +16887,7 @@
             <w:pPr>
               <w:pStyle w:val="Heading2"/>
             </w:pPr>
-            <w:bookmarkStart w:id="35" w:name="_Toc203400907"/>
+            <w:bookmarkStart w:id="35" w:name="_Toc204692816"/>
             <w:r>
               <w:lastRenderedPageBreak/>
               <w:t>F</w:t>
@@ -16512,8 +17138,13 @@
               <w:t>Login ECAS</w:t>
             </w:r>
             <w:r>
-              <w:t>, $DummyUser</w:t>
-            </w:r>
+              <w:t>, $</w:t>
+            </w:r>
+            <w:proofErr w:type="spellStart"/>
+            <w:r>
+              <w:t>DummyUser</w:t>
+            </w:r>
+            <w:proofErr w:type="spellEnd"/>
           </w:p>
         </w:tc>
         <w:tc>
@@ -16550,13 +17181,14 @@
             <w:pPr>
               <w:pStyle w:val="Heading2"/>
             </w:pPr>
-            <w:bookmarkStart w:id="36" w:name="_Toc203400908"/>
+            <w:bookmarkStart w:id="36" w:name="_Toc204692817"/>
             <w:r>
               <w:t>F</w:t>
             </w:r>
             <w:r>
               <w:t xml:space="preserve">unction: </w:t>
             </w:r>
+            <w:proofErr w:type="spellStart"/>
             <w:r>
               <w:rPr>
                 <w:b/>
@@ -16565,6 +17197,7 @@
               <w:t>countElement</w:t>
             </w:r>
             <w:bookmarkEnd w:id="36"/>
+            <w:proofErr w:type="spellEnd"/>
           </w:p>
         </w:tc>
       </w:tr>
@@ -16658,8 +17291,13 @@
             <w:tcW w:w="7378" w:type="dxa"/>
           </w:tcPr>
           <w:p>
-            <w:r>
-              <w:t>Xpath or dictionary word (starting with @) of the element or $GUI</w:t>
+            <w:proofErr w:type="spellStart"/>
+            <w:r>
+              <w:t>Xpath</w:t>
+            </w:r>
+            <w:proofErr w:type="spellEnd"/>
+            <w:r>
+              <w:t xml:space="preserve"> or dictionary word (starting with @) of the element or $GUI</w:t>
             </w:r>
           </w:p>
         </w:tc>
@@ -16733,6 +17371,7 @@
             <w:shd w:val="clear" w:color="auto" w:fill="FBE4D5" w:themeFill="accent2" w:themeFillTint="33"/>
           </w:tcPr>
           <w:p>
+            <w:proofErr w:type="spellStart"/>
             <w:r>
               <w:rPr>
                 <w:b/>
@@ -16740,6 +17379,7 @@
               </w:rPr>
               <w:t>countElement</w:t>
             </w:r>
+            <w:proofErr w:type="spellEnd"/>
           </w:p>
         </w:tc>
         <w:tc>
@@ -16751,8 +17391,13 @@
               <w:t>@APP_</w:t>
             </w:r>
             <w:r>
-              <w:t>section, $NbSection</w:t>
-            </w:r>
+              <w:t>section, $</w:t>
+            </w:r>
+            <w:proofErr w:type="spellStart"/>
+            <w:r>
+              <w:t>NbSection</w:t>
+            </w:r>
+            <w:proofErr w:type="spellEnd"/>
           </w:p>
         </w:tc>
         <w:tc>
@@ -16802,9 +17447,11 @@
       <w:r>
         <w:t>@APP_section, §</w:t>
       </w:r>
+      <w:proofErr w:type="spellStart"/>
       <w:r>
         <w:t>NbSection</w:t>
       </w:r>
+      <w:proofErr w:type="spellEnd"/>
     </w:p>
     <w:p/>
     <w:p/>
@@ -16834,7 +17481,7 @@
             <w:pPr>
               <w:pStyle w:val="Heading2"/>
             </w:pPr>
-            <w:bookmarkStart w:id="37" w:name="_Toc203400909"/>
+            <w:bookmarkStart w:id="37" w:name="_Toc204692818"/>
             <w:r>
               <w:t>F</w:t>
             </w:r>
@@ -16942,8 +17589,13 @@
             <w:tcW w:w="7378" w:type="dxa"/>
           </w:tcPr>
           <w:p>
-            <w:r>
-              <w:t>Xpath or dictionary word (starting with @) of the element or $GUI</w:t>
+            <w:proofErr w:type="spellStart"/>
+            <w:r>
+              <w:t>Xpath</w:t>
+            </w:r>
+            <w:proofErr w:type="spellEnd"/>
+            <w:r>
+              <w:t xml:space="preserve"> or dictionary word (starting with @) of the element or $GUI</w:t>
             </w:r>
           </w:p>
         </w:tc>
@@ -17081,7 +17733,7 @@
             <w:pPr>
               <w:pStyle w:val="Heading2"/>
             </w:pPr>
-            <w:bookmarkStart w:id="38" w:name="_Toc203400910"/>
+            <w:bookmarkStart w:id="38" w:name="_Toc204692819"/>
             <w:r>
               <w:t>F</w:t>
             </w:r>
@@ -17195,8 +17847,13 @@
             <w:tcW w:w="7378" w:type="dxa"/>
           </w:tcPr>
           <w:p>
-            <w:r>
-              <w:t>Xpath or dictionary word (starting with @) of the element or $GUI</w:t>
+            <w:proofErr w:type="spellStart"/>
+            <w:r>
+              <w:t>Xpath</w:t>
+            </w:r>
+            <w:proofErr w:type="spellEnd"/>
+            <w:r>
+              <w:t xml:space="preserve"> or dictionary word (starting with @) of the element or $GUI</w:t>
             </w:r>
           </w:p>
         </w:tc>
@@ -17331,7 +17988,7 @@
             <w:pPr>
               <w:pStyle w:val="Heading2"/>
             </w:pPr>
-            <w:bookmarkStart w:id="39" w:name="_Toc203400911"/>
+            <w:bookmarkStart w:id="39" w:name="_Toc204692820"/>
             <w:r>
               <w:t>F</w:t>
             </w:r>
@@ -17575,13 +18232,14 @@
             <w:pPr>
               <w:pStyle w:val="Heading2"/>
             </w:pPr>
-            <w:bookmarkStart w:id="40" w:name="_Toc203400912"/>
+            <w:bookmarkStart w:id="40" w:name="_Toc204692821"/>
             <w:r>
               <w:t>F</w:t>
             </w:r>
             <w:r>
               <w:t xml:space="preserve">unction: </w:t>
             </w:r>
+            <w:proofErr w:type="spellStart"/>
             <w:r>
               <w:rPr>
                 <w:b/>
@@ -17589,6 +18247,7 @@
               <w:t>printscreen</w:t>
             </w:r>
             <w:bookmarkEnd w:id="40"/>
+            <w:proofErr w:type="spellEnd"/>
           </w:p>
         </w:tc>
       </w:tr>
@@ -17724,6 +18383,7 @@
             <w:shd w:val="clear" w:color="auto" w:fill="FBE4D5" w:themeFill="accent2" w:themeFillTint="33"/>
           </w:tcPr>
           <w:p>
+            <w:proofErr w:type="spellStart"/>
             <w:r>
               <w:rPr>
                 <w:b/>
@@ -17731,6 +18391,7 @@
               </w:rPr>
               <w:t>printscreen</w:t>
             </w:r>
+            <w:proofErr w:type="spellEnd"/>
           </w:p>
         </w:tc>
         <w:tc>
@@ -17781,13 +18442,14 @@
             <w:pPr>
               <w:pStyle w:val="Heading2"/>
             </w:pPr>
-            <w:bookmarkStart w:id="41" w:name="_Toc203400913"/>
+            <w:bookmarkStart w:id="41" w:name="_Toc204692822"/>
             <w:r>
               <w:t>F</w:t>
             </w:r>
             <w:r>
               <w:t xml:space="preserve">unction: </w:t>
             </w:r>
+            <w:proofErr w:type="spellStart"/>
             <w:r>
               <w:rPr>
                 <w:b/>
@@ -17795,6 +18457,7 @@
               <w:t>uploadFile</w:t>
             </w:r>
             <w:bookmarkEnd w:id="41"/>
+            <w:proofErr w:type="spellEnd"/>
           </w:p>
         </w:tc>
       </w:tr>
@@ -17913,8 +18576,13 @@
             <w:tcW w:w="7378" w:type="dxa"/>
           </w:tcPr>
           <w:p>
-            <w:r>
-              <w:t>Xpath or dictionary word (starting with @) of the element or $GUI</w:t>
+            <w:proofErr w:type="spellStart"/>
+            <w:r>
+              <w:t>Xpath</w:t>
+            </w:r>
+            <w:proofErr w:type="spellEnd"/>
+            <w:r>
+              <w:t xml:space="preserve"> or dictionary word (starting with @) of the element or $GUI</w:t>
             </w:r>
           </w:p>
         </w:tc>
@@ -17988,6 +18656,7 @@
             <w:shd w:val="clear" w:color="auto" w:fill="FBE4D5" w:themeFill="accent2" w:themeFillTint="33"/>
           </w:tcPr>
           <w:p>
+            <w:proofErr w:type="spellStart"/>
             <w:r>
               <w:rPr>
                 <w:b/>
@@ -17995,6 +18664,7 @@
               </w:rPr>
               <w:t>uploadFile</w:t>
             </w:r>
+            <w:proofErr w:type="spellEnd"/>
           </w:p>
         </w:tc>
         <w:tc>
@@ -18042,19 +18712,21 @@
             <w:pPr>
               <w:pStyle w:val="Heading2"/>
             </w:pPr>
-            <w:bookmarkStart w:id="42" w:name="_Toc203400914"/>
+            <w:bookmarkStart w:id="42" w:name="_Toc204692823"/>
             <w:r>
               <w:t>F</w:t>
             </w:r>
             <w:r>
               <w:t xml:space="preserve">unction: </w:t>
             </w:r>
+            <w:proofErr w:type="spellStart"/>
             <w:r>
               <w:rPr>
                 <w:b/>
               </w:rPr>
               <w:t>refreshURL</w:t>
             </w:r>
+            <w:proofErr w:type="spellEnd"/>
             <w:r>
               <w:rPr>
                 <w:b/>
@@ -18199,6 +18871,7 @@
             <w:shd w:val="clear" w:color="auto" w:fill="FBE4D5" w:themeFill="accent2" w:themeFillTint="33"/>
           </w:tcPr>
           <w:p>
+            <w:proofErr w:type="spellStart"/>
             <w:r>
               <w:rPr>
                 <w:b/>
@@ -18206,6 +18879,7 @@
               </w:rPr>
               <w:t>refreshURL</w:t>
             </w:r>
+            <w:proofErr w:type="spellEnd"/>
           </w:p>
         </w:tc>
         <w:tc>
@@ -18249,7 +18923,7 @@
             <w:pPr>
               <w:pStyle w:val="Heading2"/>
             </w:pPr>
-            <w:bookmarkStart w:id="43" w:name="_Toc203400915"/>
+            <w:bookmarkStart w:id="43" w:name="_Toc204692824"/>
             <w:r>
               <w:lastRenderedPageBreak/>
               <w:t>F</w:t>
@@ -18592,6 +19266,9 @@
     </w:p>
     <w:p>
       <w:r>
+        <w:rPr>
+          <w:noProof/>
+        </w:rPr>
         <w:drawing>
           <wp:inline distT="0" distB="0" distL="0" distR="0" wp14:anchorId="211BD17E" wp14:editId="69FB3166">
             <wp:extent cx="4274101" cy="4394200"/>
@@ -18655,7 +19332,7 @@
             <w:pPr>
               <w:pStyle w:val="Heading2"/>
             </w:pPr>
-            <w:bookmarkStart w:id="44" w:name="_Toc203400916"/>
+            <w:bookmarkStart w:id="44" w:name="_Toc204692825"/>
             <w:r>
               <w:t>F</w:t>
             </w:r>
@@ -19247,7 +19924,35 @@
                 <w:lang w:val="fr-BE"/>
                 <w14:ligatures w14:val="none"/>
               </w:rPr>
-              <w:t>automated-notifications@nomail.ec.europa.eu (AutoTest)</w:t>
+              <w:t>automated-notifications@nomail.ec.europa.eu (</w:t>
+            </w:r>
+            <w:proofErr w:type="spellStart"/>
+            <w:r>
+              <w:rPr>
+                <w:rFonts w:asciiTheme="majorHAnsi" w:eastAsiaTheme="majorEastAsia" w:hAnsiTheme="majorHAnsi" w:cstheme="majorBidi"/>
+                <w:bCs/>
+                <w:color w:val="1F3763" w:themeColor="accent1" w:themeShade="7F"/>
+                <w:kern w:val="0"/>
+                <w:sz w:val="24"/>
+                <w:szCs w:val="24"/>
+                <w:lang w:val="fr-BE"/>
+                <w14:ligatures w14:val="none"/>
+              </w:rPr>
+              <w:t>AutoTest</w:t>
+            </w:r>
+            <w:proofErr w:type="spellEnd"/>
+            <w:r>
+              <w:rPr>
+                <w:rFonts w:asciiTheme="majorHAnsi" w:eastAsiaTheme="majorEastAsia" w:hAnsiTheme="majorHAnsi" w:cstheme="majorBidi"/>
+                <w:bCs/>
+                <w:color w:val="1F3763" w:themeColor="accent1" w:themeShade="7F"/>
+                <w:kern w:val="0"/>
+                <w:sz w:val="24"/>
+                <w:szCs w:val="24"/>
+                <w:lang w:val="fr-BE"/>
+                <w14:ligatures w14:val="none"/>
+              </w:rPr>
+              <w:t>)</w:t>
             </w:r>
           </w:p>
         </w:tc>
@@ -19309,7 +20014,7 @@
                 <w:lang w:val="en-GB"/>
               </w:rPr>
             </w:pPr>
-            <w:bookmarkStart w:id="45" w:name="_Toc203400917"/>
+            <w:bookmarkStart w:id="45" w:name="_Toc204692826"/>
             <w:r>
               <w:rPr>
                 <w:b/>
@@ -19447,13 +20152,14 @@
             <w:pPr>
               <w:pStyle w:val="Heading2"/>
             </w:pPr>
-            <w:bookmarkStart w:id="46" w:name="_Toc203400918"/>
+            <w:bookmarkStart w:id="46" w:name="_Toc204692827"/>
             <w:r>
               <w:t>F</w:t>
             </w:r>
             <w:r>
               <w:t xml:space="preserve">unction: </w:t>
             </w:r>
+            <w:proofErr w:type="spellStart"/>
             <w:r>
               <w:rPr>
                 <w:b/>
@@ -19462,6 +20168,7 @@
               <w:t>getReference</w:t>
             </w:r>
             <w:bookmarkEnd w:id="46"/>
+            <w:proofErr w:type="spellEnd"/>
           </w:p>
         </w:tc>
       </w:tr>
@@ -19651,9 +20358,11 @@
             <w:shd w:val="clear" w:color="auto" w:fill="FBE4D5" w:themeFill="accent2" w:themeFillTint="33"/>
           </w:tcPr>
           <w:p>
+            <w:proofErr w:type="spellStart"/>
             <w:r>
               <w:t>getReference</w:t>
             </w:r>
+            <w:proofErr w:type="spellEnd"/>
           </w:p>
         </w:tc>
         <w:tc>
@@ -19746,13 +20455,14 @@
             <w:pPr>
               <w:pStyle w:val="Heading2"/>
             </w:pPr>
-            <w:bookmarkStart w:id="47" w:name="_Toc203400919"/>
+            <w:bookmarkStart w:id="47" w:name="_Toc204692828"/>
             <w:r>
               <w:t>F</w:t>
             </w:r>
             <w:r>
               <w:t xml:space="preserve">unction: </w:t>
             </w:r>
+            <w:proofErr w:type="spellStart"/>
             <w:r>
               <w:rPr>
                 <w:b/>
@@ -19767,6 +20477,7 @@
               <w:t>Reference</w:t>
             </w:r>
             <w:bookmarkEnd w:id="47"/>
+            <w:proofErr w:type="spellEnd"/>
           </w:p>
         </w:tc>
       </w:tr>
@@ -19993,9 +20704,11 @@
             <w:shd w:val="clear" w:color="auto" w:fill="FBE4D5" w:themeFill="accent2" w:themeFillTint="33"/>
           </w:tcPr>
           <w:p>
+            <w:proofErr w:type="spellStart"/>
             <w:r>
               <w:t>getReference</w:t>
             </w:r>
+            <w:proofErr w:type="spellEnd"/>
           </w:p>
         </w:tc>
         <w:tc>
@@ -20048,7 +20761,7 @@
             <w:pPr>
               <w:pStyle w:val="Heading2"/>
             </w:pPr>
-            <w:bookmarkStart w:id="48" w:name="_Toc203400920"/>
+            <w:bookmarkStart w:id="48" w:name="_Toc204692829"/>
             <w:r>
               <w:lastRenderedPageBreak/>
               <w:t>F</w:t>
@@ -20056,6 +20769,7 @@
             <w:r>
               <w:t xml:space="preserve">unction: </w:t>
             </w:r>
+            <w:proofErr w:type="spellStart"/>
             <w:r>
               <w:rPr>
                 <w:b/>
@@ -20063,6 +20777,7 @@
               <w:t>setVariable</w:t>
             </w:r>
             <w:bookmarkEnd w:id="48"/>
+            <w:proofErr w:type="spellEnd"/>
           </w:p>
         </w:tc>
       </w:tr>
@@ -20253,9 +20968,11 @@
             <w:shd w:val="clear" w:color="auto" w:fill="FBE4D5" w:themeFill="accent2" w:themeFillTint="33"/>
           </w:tcPr>
           <w:p>
+            <w:proofErr w:type="spellStart"/>
             <w:r>
               <w:t>setVariable</w:t>
             </w:r>
+            <w:proofErr w:type="spellEnd"/>
           </w:p>
         </w:tc>
         <w:tc>
@@ -20289,9 +21006,11 @@
             <w:shd w:val="clear" w:color="auto" w:fill="FBE4D5" w:themeFill="accent2" w:themeFillTint="33"/>
           </w:tcPr>
           <w:p>
+            <w:proofErr w:type="spellStart"/>
             <w:r>
               <w:t>setVariable</w:t>
             </w:r>
+            <w:proofErr w:type="spellEnd"/>
           </w:p>
         </w:tc>
         <w:tc>
@@ -20322,9 +21041,11 @@
             <w:shd w:val="clear" w:color="auto" w:fill="FBE4D5" w:themeFill="accent2" w:themeFillTint="33"/>
           </w:tcPr>
           <w:p>
+            <w:proofErr w:type="spellStart"/>
             <w:r>
               <w:t>setVariable</w:t>
             </w:r>
+            <w:proofErr w:type="spellEnd"/>
           </w:p>
         </w:tc>
         <w:tc>
@@ -20355,9 +21076,11 @@
             <w:shd w:val="clear" w:color="auto" w:fill="FBE4D5" w:themeFill="accent2" w:themeFillTint="33"/>
           </w:tcPr>
           <w:p>
+            <w:proofErr w:type="spellStart"/>
             <w:r>
               <w:t>setVariable</w:t>
             </w:r>
+            <w:proofErr w:type="spellEnd"/>
           </w:p>
         </w:tc>
         <w:tc>
@@ -20439,12 +21162,14 @@
       <w:r>
         <w:t xml:space="preserve">With </w:t>
       </w:r>
+      <w:proofErr w:type="spellStart"/>
       <w:r>
         <w:rPr>
           <w:b/>
         </w:rPr>
         <w:t>nn</w:t>
       </w:r>
+      <w:proofErr w:type="spellEnd"/>
       <w:r>
         <w:t xml:space="preserve"> as a numeric value </w:t>
       </w:r>
@@ -20454,7 +21179,11 @@
         <w:spacing w:after="0"/>
       </w:pPr>
       <w:r>
-        <w:t>&lt;TODAY&gt;, &lt;TODAY+</w:t>
+        <w:t>&lt;TODAY&gt;, &lt;</w:t>
+      </w:r>
+      <w:proofErr w:type="spellStart"/>
+      <w:r>
+        <w:t>TODAY+</w:t>
       </w:r>
       <w:r>
         <w:rPr>
@@ -20462,15 +21191,18 @@
         </w:rPr>
         <w:t>nn</w:t>
       </w:r>
+      <w:proofErr w:type="spellEnd"/>
       <w:r>
         <w:t>&gt;, &lt;TODAY-</w:t>
       </w:r>
+      <w:proofErr w:type="spellStart"/>
       <w:r>
         <w:rPr>
           <w:b/>
         </w:rPr>
         <w:t>nn</w:t>
       </w:r>
+      <w:proofErr w:type="spellEnd"/>
       <w:r>
         <w:t xml:space="preserve">&gt; to get the current date + or – days(s) – Format: </w:t>
       </w:r>
@@ -20486,7 +21218,11 @@
         </w:rPr>
       </w:pPr>
       <w:r>
-        <w:t>&lt;NOW&gt;, &lt;NOW+</w:t>
+        <w:t>&lt;NOW&gt;, &lt;</w:t>
+      </w:r>
+      <w:proofErr w:type="spellStart"/>
+      <w:r>
+        <w:t>NOW+</w:t>
       </w:r>
       <w:r>
         <w:rPr>
@@ -20494,24 +21230,36 @@
         </w:rPr>
         <w:t>nn</w:t>
       </w:r>
+      <w:proofErr w:type="spellEnd"/>
       <w:r>
         <w:t>&gt;, &lt;NOW-</w:t>
       </w:r>
+      <w:proofErr w:type="spellStart"/>
       <w:r>
         <w:rPr>
           <w:b/>
         </w:rPr>
         <w:t>nn</w:t>
       </w:r>
+      <w:proofErr w:type="spellEnd"/>
       <w:r>
         <w:t xml:space="preserve">&gt;  to get the current date + or – day(s) - Format: </w:t>
       </w:r>
       <w:r>
-        <w:t>DD/MM/YYYY HH:mm</w:t>
-      </w:r>
+        <w:t xml:space="preserve">DD/MM/YYYY </w:t>
+      </w:r>
+      <w:proofErr w:type="spellStart"/>
+      <w:r>
+        <w:t>HH:mm</w:t>
+      </w:r>
+      <w:proofErr w:type="spellEnd"/>
       <w:r>
         <w:br/>
-        <w:t>&lt;YEAR&gt;&gt;, &lt;YEAR+</w:t>
+        <w:t>&lt;YEAR&gt;&gt;, &lt;</w:t>
+      </w:r>
+      <w:proofErr w:type="spellStart"/>
+      <w:r>
+        <w:t>YEAR+</w:t>
       </w:r>
       <w:r>
         <w:rPr>
@@ -20519,15 +21267,18 @@
         </w:rPr>
         <w:t>nn</w:t>
       </w:r>
+      <w:proofErr w:type="spellEnd"/>
       <w:r>
         <w:t>&gt;, &lt;YEAR-</w:t>
       </w:r>
+      <w:proofErr w:type="spellStart"/>
       <w:r>
         <w:rPr>
           <w:b/>
         </w:rPr>
         <w:t>nn</w:t>
       </w:r>
+      <w:proofErr w:type="spellEnd"/>
       <w:r>
         <w:t>&gt;  to get the current year + or – year(s) – Format: YYYY</w:t>
       </w:r>
@@ -20540,7 +21291,11 @@
         </w:rPr>
       </w:pPr>
       <w:r>
-        <w:t>&lt;MONTH&gt;&gt;, &lt;MONTH+</w:t>
+        <w:t>&lt;MONTH&gt;&gt;, &lt;</w:t>
+      </w:r>
+      <w:proofErr w:type="spellStart"/>
+      <w:r>
+        <w:t>MONTH+</w:t>
       </w:r>
       <w:r>
         <w:rPr>
@@ -20548,15 +21303,18 @@
         </w:rPr>
         <w:t>nn</w:t>
       </w:r>
+      <w:proofErr w:type="spellEnd"/>
       <w:r>
         <w:t>&gt;, &lt;MONTH-</w:t>
       </w:r>
+      <w:proofErr w:type="spellStart"/>
       <w:r>
         <w:rPr>
           <w:b/>
         </w:rPr>
         <w:t>nn</w:t>
       </w:r>
+      <w:proofErr w:type="spellEnd"/>
       <w:r>
         <w:t>&gt;  to get the current month + or – month(s) – Format: MM</w:t>
       </w:r>
@@ -20566,7 +21324,11 @@
         <w:spacing w:after="0"/>
       </w:pPr>
       <w:r>
-        <w:t>&lt;DAY&gt;&gt;, &lt;DAY+</w:t>
+        <w:t>&lt;DAY&gt;&gt;, &lt;</w:t>
+      </w:r>
+      <w:proofErr w:type="spellStart"/>
+      <w:r>
+        <w:t>DAY+</w:t>
       </w:r>
       <w:r>
         <w:rPr>
@@ -20574,15 +21336,18 @@
         </w:rPr>
         <w:t>nn</w:t>
       </w:r>
+      <w:proofErr w:type="spellEnd"/>
       <w:r>
         <w:t>&gt;, &lt;DAY-</w:t>
       </w:r>
+      <w:proofErr w:type="spellStart"/>
       <w:r>
         <w:rPr>
           <w:b/>
         </w:rPr>
         <w:t>nn</w:t>
       </w:r>
+      <w:proofErr w:type="spellEnd"/>
       <w:r>
         <w:t>&gt;  to get the current day + or – days(s) – Format: DD</w:t>
       </w:r>
@@ -20592,7 +21357,11 @@
         <w:spacing w:after="0"/>
       </w:pPr>
       <w:r>
-        <w:t>&lt;HOURS&gt;, &lt;HOUR+</w:t>
+        <w:t>&lt;HOURS&gt;, &lt;</w:t>
+      </w:r>
+      <w:proofErr w:type="spellStart"/>
+      <w:r>
+        <w:t>HOUR+</w:t>
       </w:r>
       <w:r>
         <w:rPr>
@@ -20600,15 +21369,18 @@
         </w:rPr>
         <w:t>nn</w:t>
       </w:r>
+      <w:proofErr w:type="spellEnd"/>
       <w:r>
         <w:t>&gt;, &lt;HOUR-</w:t>
       </w:r>
+      <w:proofErr w:type="spellStart"/>
       <w:r>
         <w:rPr>
           <w:b/>
         </w:rPr>
         <w:t>nn</w:t>
       </w:r>
+      <w:proofErr w:type="spellEnd"/>
       <w:r>
         <w:t>&gt;  to get the current hour + or – hour(s) – Format: HH</w:t>
       </w:r>
@@ -20629,9 +21401,11 @@
       <w:r>
         <w:t xml:space="preserve">&gt; to get a unique number – Format: </w:t>
       </w:r>
+      <w:proofErr w:type="spellStart"/>
       <w:r>
         <w:t>YYYYMMDD_hmmss</w:t>
       </w:r>
+      <w:proofErr w:type="spellEnd"/>
     </w:p>
     <w:p>
       <w:pPr>
@@ -20666,13 +21440,14 @@
             <w:pPr>
               <w:pStyle w:val="Heading2"/>
             </w:pPr>
-            <w:bookmarkStart w:id="49" w:name="_Toc203400921"/>
+            <w:bookmarkStart w:id="49" w:name="_Toc204692830"/>
             <w:r>
               <w:t>F</w:t>
             </w:r>
             <w:r>
               <w:t xml:space="preserve">unction: </w:t>
             </w:r>
+            <w:proofErr w:type="spellStart"/>
             <w:r>
               <w:rPr>
                 <w:b/>
@@ -20680,6 +21455,7 @@
               <w:t>getData</w:t>
             </w:r>
             <w:bookmarkEnd w:id="49"/>
+            <w:proofErr w:type="spellEnd"/>
           </w:p>
         </w:tc>
       </w:tr>
@@ -20861,9 +21637,11 @@
             <w:shd w:val="clear" w:color="auto" w:fill="FBE4D5" w:themeFill="accent2" w:themeFillTint="33"/>
           </w:tcPr>
           <w:p>
+            <w:proofErr w:type="spellStart"/>
             <w:r>
               <w:t>getData</w:t>
             </w:r>
+            <w:proofErr w:type="spellEnd"/>
           </w:p>
         </w:tc>
         <w:tc>
@@ -20904,8 +21682,13 @@
         <w:t xml:space="preserve">Example: </w:t>
       </w:r>
       <w:r>
-        <w:t>#getData: #DATA_DirectLink, §DirectLink</w:t>
-      </w:r>
+        <w:t>#getData: #DATA_DirectLink, §</w:t>
+      </w:r>
+      <w:proofErr w:type="spellStart"/>
+      <w:r>
+        <w:t>DirectLink</w:t>
+      </w:r>
+      <w:proofErr w:type="spellEnd"/>
     </w:p>
     <w:p/>
     <w:p/>
@@ -20929,13 +21712,14 @@
             <w:pPr>
               <w:pStyle w:val="Heading2"/>
             </w:pPr>
-            <w:bookmarkStart w:id="50" w:name="_Toc203400922"/>
+            <w:bookmarkStart w:id="50" w:name="_Toc204692831"/>
             <w:r>
               <w:t>F</w:t>
             </w:r>
             <w:r>
               <w:t xml:space="preserve">unction: </w:t>
             </w:r>
+            <w:proofErr w:type="spellStart"/>
             <w:r>
               <w:rPr>
                 <w:b/>
@@ -20943,6 +21727,7 @@
               <w:t>setData</w:t>
             </w:r>
             <w:bookmarkEnd w:id="50"/>
+            <w:proofErr w:type="spellEnd"/>
           </w:p>
         </w:tc>
       </w:tr>
@@ -21158,9 +21943,11 @@
             <w:shd w:val="clear" w:color="auto" w:fill="FBE4D5" w:themeFill="accent2" w:themeFillTint="33"/>
           </w:tcPr>
           <w:p>
+            <w:proofErr w:type="spellStart"/>
             <w:r>
               <w:t>setData</w:t>
             </w:r>
+            <w:proofErr w:type="spellEnd"/>
           </w:p>
         </w:tc>
         <w:tc>
@@ -21229,7 +22016,7 @@
                 <w:lang w:val="en-GB"/>
               </w:rPr>
             </w:pPr>
-            <w:bookmarkStart w:id="51" w:name="_Toc203400923"/>
+            <w:bookmarkStart w:id="51" w:name="_Toc204692832"/>
             <w:r>
               <w:rPr>
                 <w:b/>
@@ -21361,13 +22148,14 @@
             <w:pPr>
               <w:pStyle w:val="Heading2"/>
             </w:pPr>
-            <w:bookmarkStart w:id="52" w:name="_Toc203400924"/>
+            <w:bookmarkStart w:id="52" w:name="_Toc204692833"/>
             <w:r>
               <w:t>F</w:t>
             </w:r>
             <w:r>
               <w:t xml:space="preserve">unction: </w:t>
             </w:r>
+            <w:proofErr w:type="spellStart"/>
             <w:r>
               <w:rPr>
                 <w:b/>
@@ -21376,6 +22164,7 @@
               <w:t>stopTest</w:t>
             </w:r>
             <w:bookmarkEnd w:id="52"/>
+            <w:proofErr w:type="spellEnd"/>
           </w:p>
         </w:tc>
       </w:tr>
@@ -21577,9 +22366,11 @@
             <w:shd w:val="clear" w:color="auto" w:fill="FBE4D5" w:themeFill="accent2" w:themeFillTint="33"/>
           </w:tcPr>
           <w:p>
+            <w:proofErr w:type="spellStart"/>
             <w:r>
               <w:t>stopTest</w:t>
             </w:r>
+            <w:proofErr w:type="spellEnd"/>
           </w:p>
         </w:tc>
         <w:tc>
@@ -21645,13 +22436,14 @@
             <w:pPr>
               <w:pStyle w:val="Heading2"/>
             </w:pPr>
-            <w:bookmarkStart w:id="53" w:name="_Toc203400925"/>
+            <w:bookmarkStart w:id="53" w:name="_Toc204692834"/>
             <w:r>
               <w:t>F</w:t>
             </w:r>
             <w:r>
               <w:t xml:space="preserve">unction: </w:t>
             </w:r>
+            <w:proofErr w:type="spellStart"/>
             <w:r>
               <w:rPr>
                 <w:b/>
@@ -21660,6 +22452,7 @@
               <w:t>skipDescribe</w:t>
             </w:r>
             <w:bookmarkEnd w:id="53"/>
+            <w:proofErr w:type="spellEnd"/>
           </w:p>
         </w:tc>
       </w:tr>
@@ -21849,9 +22642,11 @@
             <w:shd w:val="clear" w:color="auto" w:fill="FBE4D5" w:themeFill="accent2" w:themeFillTint="33"/>
           </w:tcPr>
           <w:p>
+            <w:proofErr w:type="spellStart"/>
             <w:r>
               <w:t>skipDescribe</w:t>
             </w:r>
+            <w:proofErr w:type="spellEnd"/>
           </w:p>
         </w:tc>
         <w:tc>
@@ -21927,13 +22722,14 @@
             <w:pPr>
               <w:pStyle w:val="Heading2"/>
             </w:pPr>
-            <w:bookmarkStart w:id="54" w:name="_Toc203400926"/>
+            <w:bookmarkStart w:id="54" w:name="_Toc204692835"/>
             <w:r>
               <w:t>F</w:t>
             </w:r>
             <w:r>
               <w:t xml:space="preserve">unction: </w:t>
             </w:r>
+            <w:proofErr w:type="spellStart"/>
             <w:r>
               <w:rPr>
                 <w:b/>
@@ -21942,6 +22738,7 @@
               <w:t>skipIt</w:t>
             </w:r>
             <w:bookmarkEnd w:id="54"/>
+            <w:proofErr w:type="spellEnd"/>
           </w:p>
         </w:tc>
       </w:tr>
@@ -22137,9 +22934,11 @@
             <w:shd w:val="clear" w:color="auto" w:fill="FBE4D5" w:themeFill="accent2" w:themeFillTint="33"/>
           </w:tcPr>
           <w:p>
+            <w:proofErr w:type="spellStart"/>
             <w:r>
               <w:t>skipIt</w:t>
             </w:r>
+            <w:proofErr w:type="spellEnd"/>
           </w:p>
         </w:tc>
         <w:tc>
@@ -22213,13 +23012,14 @@
             <w:pPr>
               <w:pStyle w:val="Heading2"/>
             </w:pPr>
-            <w:bookmarkStart w:id="55" w:name="_Toc203400927"/>
+            <w:bookmarkStart w:id="55" w:name="_Toc204692836"/>
             <w:r>
               <w:t>F</w:t>
             </w:r>
             <w:r>
               <w:t xml:space="preserve">unction: </w:t>
             </w:r>
+            <w:proofErr w:type="spellStart"/>
             <w:r>
               <w:rPr>
                 <w:b/>
@@ -22228,6 +23028,7 @@
               <w:t>isCheck</w:t>
             </w:r>
             <w:bookmarkEnd w:id="55"/>
+            <w:proofErr w:type="spellEnd"/>
           </w:p>
         </w:tc>
       </w:tr>
@@ -22335,8 +23136,13 @@
             <w:tcW w:w="7512" w:type="dxa"/>
           </w:tcPr>
           <w:p>
-            <w:r>
-              <w:t>Xpath or dictionary word (starting with @) of the element or $GUI</w:t>
+            <w:proofErr w:type="spellStart"/>
+            <w:r>
+              <w:t>Xpath</w:t>
+            </w:r>
+            <w:proofErr w:type="spellEnd"/>
+            <w:r>
+              <w:t xml:space="preserve"> or dictionary word (starting with @) of the element or $GUI</w:t>
             </w:r>
           </w:p>
         </w:tc>
@@ -22444,9 +23250,11 @@
             <w:shd w:val="clear" w:color="auto" w:fill="FBE4D5" w:themeFill="accent2" w:themeFillTint="33"/>
           </w:tcPr>
           <w:p>
+            <w:proofErr w:type="spellStart"/>
             <w:r>
               <w:t>isCheck</w:t>
             </w:r>
+            <w:proofErr w:type="spellEnd"/>
           </w:p>
         </w:tc>
         <w:tc>
@@ -22568,13 +23376,14 @@
             <w:pPr>
               <w:pStyle w:val="Heading2"/>
             </w:pPr>
-            <w:bookmarkStart w:id="56" w:name="_Toc203400928"/>
+            <w:bookmarkStart w:id="56" w:name="_Toc204692837"/>
             <w:r>
               <w:t>F</w:t>
             </w:r>
             <w:r>
               <w:t xml:space="preserve">unction: </w:t>
             </w:r>
+            <w:proofErr w:type="spellStart"/>
             <w:r>
               <w:rPr>
                 <w:b/>
@@ -22583,6 +23392,7 @@
               <w:t>isExist</w:t>
             </w:r>
             <w:bookmarkEnd w:id="56"/>
+            <w:proofErr w:type="spellEnd"/>
           </w:p>
         </w:tc>
       </w:tr>
@@ -22687,8 +23497,13 @@
             <w:tcW w:w="7512" w:type="dxa"/>
           </w:tcPr>
           <w:p>
-            <w:r>
-              <w:t>Xpath or dictionary word (starting with @) of the element or $GUI</w:t>
+            <w:proofErr w:type="spellStart"/>
+            <w:r>
+              <w:t>Xpath</w:t>
+            </w:r>
+            <w:proofErr w:type="spellEnd"/>
+            <w:r>
+              <w:t xml:space="preserve"> or dictionary word (starting with @) of the element or $GUI</w:t>
             </w:r>
           </w:p>
         </w:tc>
@@ -22796,9 +23611,11 @@
             <w:shd w:val="clear" w:color="auto" w:fill="FBE4D5" w:themeFill="accent2" w:themeFillTint="33"/>
           </w:tcPr>
           <w:p>
+            <w:proofErr w:type="spellStart"/>
             <w:r>
               <w:t>isExist</w:t>
             </w:r>
+            <w:proofErr w:type="spellEnd"/>
           </w:p>
         </w:tc>
         <w:tc>
@@ -22900,13 +23717,14 @@
             <w:pPr>
               <w:pStyle w:val="Heading2"/>
             </w:pPr>
-            <w:bookmarkStart w:id="57" w:name="_Toc203400929"/>
+            <w:bookmarkStart w:id="57" w:name="_Toc204692838"/>
             <w:r>
               <w:t>F</w:t>
             </w:r>
             <w:r>
               <w:t xml:space="preserve">unction: </w:t>
             </w:r>
+            <w:proofErr w:type="spellStart"/>
             <w:r>
               <w:rPr>
                 <w:b/>
@@ -22915,6 +23733,7 @@
               <w:t>isEnable</w:t>
             </w:r>
             <w:bookmarkEnd w:id="57"/>
+            <w:proofErr w:type="spellEnd"/>
           </w:p>
         </w:tc>
       </w:tr>
@@ -23019,8 +23838,13 @@
             <w:tcW w:w="7512" w:type="dxa"/>
           </w:tcPr>
           <w:p>
-            <w:r>
-              <w:t>Xpath or dictionary word (starting with @) of the element or $GUI</w:t>
+            <w:proofErr w:type="spellStart"/>
+            <w:r>
+              <w:t>Xpath</w:t>
+            </w:r>
+            <w:proofErr w:type="spellEnd"/>
+            <w:r>
+              <w:t xml:space="preserve"> or dictionary word (starting with @) of the element or $GUI</w:t>
             </w:r>
           </w:p>
         </w:tc>
@@ -23128,9 +23952,11 @@
             <w:shd w:val="clear" w:color="auto" w:fill="FBE4D5" w:themeFill="accent2" w:themeFillTint="33"/>
           </w:tcPr>
           <w:p>
+            <w:proofErr w:type="spellStart"/>
             <w:r>
               <w:t>isEnable</w:t>
             </w:r>
+            <w:proofErr w:type="spellEnd"/>
           </w:p>
         </w:tc>
         <w:tc>
@@ -23252,13 +24078,14 @@
             <w:pPr>
               <w:pStyle w:val="Heading2"/>
             </w:pPr>
-            <w:bookmarkStart w:id="58" w:name="_Toc203400930"/>
+            <w:bookmarkStart w:id="58" w:name="_Toc204692839"/>
             <w:r>
               <w:t>F</w:t>
             </w:r>
             <w:r>
               <w:t xml:space="preserve">unction: </w:t>
             </w:r>
+            <w:proofErr w:type="spellStart"/>
             <w:r>
               <w:rPr>
                 <w:b/>
@@ -23267,6 +24094,7 @@
               <w:t>isVisible</w:t>
             </w:r>
             <w:bookmarkEnd w:id="58"/>
+            <w:proofErr w:type="spellEnd"/>
           </w:p>
         </w:tc>
       </w:tr>
@@ -23371,8 +24199,13 @@
             <w:tcW w:w="7512" w:type="dxa"/>
           </w:tcPr>
           <w:p>
-            <w:r>
-              <w:t>Xpath or dictionary word (starting with @) of the element or $GUI</w:t>
+            <w:proofErr w:type="spellStart"/>
+            <w:r>
+              <w:t>Xpath</w:t>
+            </w:r>
+            <w:proofErr w:type="spellEnd"/>
+            <w:r>
+              <w:t xml:space="preserve"> or dictionary word (starting with @) of the element or $GUI</w:t>
             </w:r>
           </w:p>
         </w:tc>
@@ -23480,9 +24313,11 @@
             <w:shd w:val="clear" w:color="auto" w:fill="FBE4D5" w:themeFill="accent2" w:themeFillTint="33"/>
           </w:tcPr>
           <w:p>
+            <w:proofErr w:type="spellStart"/>
             <w:r>
               <w:t>isVisible</w:t>
             </w:r>
+            <w:proofErr w:type="spellEnd"/>
           </w:p>
         </w:tc>
         <w:tc>
@@ -23607,7 +24442,7 @@
                 <w:lang w:val="en-GB"/>
               </w:rPr>
             </w:pPr>
-            <w:bookmarkStart w:id="59" w:name="_Toc203400931"/>
+            <w:bookmarkStart w:id="59" w:name="_Toc204692840"/>
             <w:r>
               <w:rPr>
                 <w:b/>
@@ -23745,13 +24580,14 @@
             <w:pPr>
               <w:pStyle w:val="Heading2"/>
             </w:pPr>
-            <w:bookmarkStart w:id="60" w:name="_Toc203400932"/>
+            <w:bookmarkStart w:id="60" w:name="_Toc204692841"/>
             <w:r>
               <w:t>F</w:t>
             </w:r>
             <w:r>
               <w:t xml:space="preserve">unction: </w:t>
             </w:r>
+            <w:proofErr w:type="spellStart"/>
             <w:r>
               <w:rPr>
                 <w:b/>
@@ -23760,6 +24596,7 @@
               <w:t>switchToFrame</w:t>
             </w:r>
             <w:bookmarkEnd w:id="60"/>
+            <w:proofErr w:type="spellEnd"/>
           </w:p>
         </w:tc>
       </w:tr>
@@ -23837,7 +24674,21 @@
         <w:rPr>
           <w:lang w:val="en-IE"/>
         </w:rPr>
-        <w:t xml:space="preserve"> the Robot is able to manage automatically the frame and the iFrame. This function is there only in case you need to perform a special operation.</w:t>
+        <w:t xml:space="preserve"> the Robot is able to manage automatically the frame and the </w:t>
+      </w:r>
+      <w:proofErr w:type="spellStart"/>
+      <w:r>
+        <w:rPr>
+          <w:lang w:val="en-IE"/>
+        </w:rPr>
+        <w:t>iFrame</w:t>
+      </w:r>
+      <w:proofErr w:type="spellEnd"/>
+      <w:r>
+        <w:rPr>
+          <w:lang w:val="en-IE"/>
+        </w:rPr>
+        <w:t>. This function is there only in case you need to perform a special operation.</w:t>
       </w:r>
     </w:p>
     <w:p>
@@ -23935,9 +24786,11 @@
             <w:shd w:val="clear" w:color="auto" w:fill="FBE4D5" w:themeFill="accent2" w:themeFillTint="33"/>
           </w:tcPr>
           <w:p>
+            <w:proofErr w:type="spellStart"/>
             <w:r>
               <w:t>switchToFrame</w:t>
             </w:r>
+            <w:proofErr w:type="spellEnd"/>
           </w:p>
         </w:tc>
         <w:tc>
@@ -23990,13 +24843,14 @@
             <w:pPr>
               <w:pStyle w:val="Heading2"/>
             </w:pPr>
-            <w:bookmarkStart w:id="61" w:name="_Toc203400933"/>
+            <w:bookmarkStart w:id="61" w:name="_Toc204692842"/>
             <w:r>
               <w:t>F</w:t>
             </w:r>
             <w:r>
               <w:t xml:space="preserve">unction: </w:t>
             </w:r>
+            <w:proofErr w:type="spellStart"/>
             <w:r>
               <w:rPr>
                 <w:b/>
@@ -24005,6 +24859,7 @@
               <w:t>getValue</w:t>
             </w:r>
             <w:bookmarkEnd w:id="61"/>
+            <w:proofErr w:type="spellEnd"/>
           </w:p>
         </w:tc>
       </w:tr>
@@ -24115,8 +24970,13 @@
             <w:tcW w:w="7512" w:type="dxa"/>
           </w:tcPr>
           <w:p>
-            <w:r>
-              <w:t>Xpath or dictionary word (starting with @) of the element or $GUI</w:t>
+            <w:proofErr w:type="spellStart"/>
+            <w:r>
+              <w:t>Xpath</w:t>
+            </w:r>
+            <w:proofErr w:type="spellEnd"/>
+            <w:r>
+              <w:t xml:space="preserve"> or dictionary word (starting with @) of the element or $GUI</w:t>
             </w:r>
           </w:p>
         </w:tc>
@@ -24191,9 +25051,11 @@
             <w:shd w:val="clear" w:color="auto" w:fill="FBE4D5" w:themeFill="accent2" w:themeFillTint="33"/>
           </w:tcPr>
           <w:p>
+            <w:proofErr w:type="spellStart"/>
             <w:r>
               <w:t>getValue</w:t>
             </w:r>
+            <w:proofErr w:type="spellEnd"/>
           </w:p>
         </w:tc>
         <w:tc>
@@ -24290,7 +25152,7 @@
             <w:pPr>
               <w:pStyle w:val="Heading2"/>
             </w:pPr>
-            <w:bookmarkStart w:id="62" w:name="_Toc203400934"/>
+            <w:bookmarkStart w:id="62" w:name="_Toc204692843"/>
             <w:r>
               <w:lastRenderedPageBreak/>
               <w:t>F</w:t>
@@ -24298,6 +25160,7 @@
             <w:r>
               <w:t xml:space="preserve">unction: </w:t>
             </w:r>
+            <w:proofErr w:type="spellStart"/>
             <w:r>
               <w:rPr>
                 <w:b/>
@@ -24312,6 +25175,7 @@
               <w:t>etValue</w:t>
             </w:r>
             <w:bookmarkEnd w:id="62"/>
+            <w:proofErr w:type="spellEnd"/>
           </w:p>
         </w:tc>
       </w:tr>
@@ -24428,8 +25292,13 @@
             <w:tcW w:w="7512" w:type="dxa"/>
           </w:tcPr>
           <w:p>
-            <w:r>
-              <w:t>Xpath or dictionary word (starting with @) of the element or $GUI</w:t>
+            <w:proofErr w:type="spellStart"/>
+            <w:r>
+              <w:t>Xpath</w:t>
+            </w:r>
+            <w:proofErr w:type="spellEnd"/>
+            <w:r>
+              <w:t xml:space="preserve"> or dictionary word (starting with @) of the element or $GUI</w:t>
             </w:r>
           </w:p>
         </w:tc>
@@ -24535,9 +25404,11 @@
             <w:shd w:val="clear" w:color="auto" w:fill="FBE4D5" w:themeFill="accent2" w:themeFillTint="33"/>
           </w:tcPr>
           <w:p>
+            <w:proofErr w:type="spellStart"/>
             <w:r>
               <w:t>setValue</w:t>
             </w:r>
+            <w:proofErr w:type="spellEnd"/>
           </w:p>
         </w:tc>
         <w:tc>
@@ -24568,9 +25439,11 @@
             <w:shd w:val="clear" w:color="auto" w:fill="FBE4D5" w:themeFill="accent2" w:themeFillTint="33"/>
           </w:tcPr>
           <w:p>
+            <w:proofErr w:type="spellStart"/>
             <w:r>
               <w:t>setValue</w:t>
             </w:r>
+            <w:proofErr w:type="spellEnd"/>
           </w:p>
         </w:tc>
         <w:tc>
@@ -24681,7 +25554,7 @@
             <w:pPr>
               <w:pStyle w:val="Heading2"/>
             </w:pPr>
-            <w:bookmarkStart w:id="63" w:name="_Toc203400935"/>
+            <w:bookmarkStart w:id="63" w:name="_Toc204692844"/>
             <w:r>
               <w:lastRenderedPageBreak/>
               <w:t>F</w:t>
@@ -24812,8 +25685,13 @@
             <w:tcW w:w="7512" w:type="dxa"/>
           </w:tcPr>
           <w:p>
-            <w:r>
-              <w:t>Xpath or dictionary word (starting with @) of the element or $GUI</w:t>
+            <w:proofErr w:type="spellStart"/>
+            <w:r>
+              <w:t>Xpath</w:t>
+            </w:r>
+            <w:proofErr w:type="spellEnd"/>
+            <w:r>
+              <w:t xml:space="preserve"> or dictionary word (starting with @) of the element or $GUI</w:t>
             </w:r>
           </w:p>
         </w:tc>
@@ -25212,13 +26090,14 @@
             <w:pPr>
               <w:pStyle w:val="Heading2"/>
             </w:pPr>
-            <w:bookmarkStart w:id="64" w:name="_Toc203400936"/>
+            <w:bookmarkStart w:id="64" w:name="_Toc204692845"/>
             <w:r>
               <w:t>F</w:t>
             </w:r>
             <w:r>
               <w:t xml:space="preserve">unction: </w:t>
             </w:r>
+            <w:proofErr w:type="spellStart"/>
             <w:r>
               <w:rPr>
                 <w:b/>
@@ -25232,6 +26111,7 @@
               <w:t>Count</w:t>
             </w:r>
             <w:bookmarkEnd w:id="64"/>
+            <w:proofErr w:type="spellEnd"/>
           </w:p>
         </w:tc>
       </w:tr>
@@ -25348,8 +26228,13 @@
             <w:tcW w:w="7512" w:type="dxa"/>
           </w:tcPr>
           <w:p>
-            <w:r>
-              <w:t>Xpath or dictionary word (starting with @) of the element or $GUI</w:t>
+            <w:proofErr w:type="spellStart"/>
+            <w:r>
+              <w:t>Xpath</w:t>
+            </w:r>
+            <w:proofErr w:type="spellEnd"/>
+            <w:r>
+              <w:t xml:space="preserve"> or dictionary word (starting with @) of the element or $GUI</w:t>
             </w:r>
           </w:p>
         </w:tc>
@@ -25433,9 +26318,11 @@
             <w:shd w:val="clear" w:color="auto" w:fill="FBE4D5" w:themeFill="accent2" w:themeFillTint="33"/>
           </w:tcPr>
           <w:p>
+            <w:proofErr w:type="spellStart"/>
             <w:r>
               <w:t>selectCount</w:t>
             </w:r>
+            <w:proofErr w:type="spellEnd"/>
           </w:p>
         </w:tc>
         <w:tc>
@@ -25515,7 +26402,7 @@
                 <w:lang w:val="en-GB"/>
               </w:rPr>
             </w:pPr>
-            <w:bookmarkStart w:id="65" w:name="_Toc203400937"/>
+            <w:bookmarkStart w:id="65" w:name="_Toc204692846"/>
             <w:r>
               <w:rPr>
                 <w:b/>
@@ -25645,7 +26532,7 @@
             <w:pPr>
               <w:pStyle w:val="Heading2"/>
             </w:pPr>
-            <w:bookmarkStart w:id="66" w:name="_Toc203400938"/>
+            <w:bookmarkStart w:id="66" w:name="_Toc204692847"/>
             <w:r>
               <w:t>F</w:t>
             </w:r>
@@ -25813,7 +26700,15 @@
           </w:tcPr>
           <w:p>
             <w:r>
-              <w:t>Any valid format (E.g.:  'DD/MM/YYYY HH:mm:ss')</w:t>
+              <w:t xml:space="preserve">Any valid format (E.g.:  'DD/MM/YYYY </w:t>
+            </w:r>
+            <w:proofErr w:type="spellStart"/>
+            <w:r>
+              <w:t>HH:mm:ss</w:t>
+            </w:r>
+            <w:proofErr w:type="spellEnd"/>
+            <w:r>
+              <w:t>')</w:t>
             </w:r>
           </w:p>
         </w:tc>
@@ -25899,8 +26794,13 @@
           </w:tcPr>
           <w:p>
             <w:r>
-              <w:t>22/05/2024, DD/MM/YYYY, $EpochDate</w:t>
-            </w:r>
+              <w:t>22/05/2024, DD/MM/YYYY, $</w:t>
+            </w:r>
+            <w:proofErr w:type="spellStart"/>
+            <w:r>
+              <w:t>EpochDate</w:t>
+            </w:r>
+            <w:proofErr w:type="spellEnd"/>
           </w:p>
         </w:tc>
         <w:tc>
@@ -25945,8 +26845,13 @@
         <w:t xml:space="preserve">: </w:t>
       </w:r>
       <w:r>
-        <w:t>22/05/2024, DD/MM/YYYY, §EpochDate</w:t>
-      </w:r>
+        <w:t>22/05/2024, DD/MM/YYYY, §</w:t>
+      </w:r>
+      <w:proofErr w:type="spellStart"/>
+      <w:r>
+        <w:t>EpochDate</w:t>
+      </w:r>
+      <w:proofErr w:type="spellEnd"/>
     </w:p>
     <w:p>
       <w:pPr>
@@ -25982,13 +26887,14 @@
             <w:pPr>
               <w:pStyle w:val="Heading2"/>
             </w:pPr>
-            <w:bookmarkStart w:id="67" w:name="_Toc203400939"/>
+            <w:bookmarkStart w:id="67" w:name="_Toc204692848"/>
             <w:r>
               <w:t>F</w:t>
             </w:r>
             <w:r>
               <w:t xml:space="preserve">unction: </w:t>
             </w:r>
+            <w:proofErr w:type="spellStart"/>
             <w:r>
               <w:rPr>
                 <w:b/>
@@ -25997,6 +26903,7 @@
               <w:t>epochDate</w:t>
             </w:r>
             <w:bookmarkEnd w:id="67"/>
+            <w:proofErr w:type="spellEnd"/>
           </w:p>
         </w:tc>
       </w:tr>
@@ -26141,7 +27048,15 @@
           </w:tcPr>
           <w:p>
             <w:r>
-              <w:t>Any valid format (E.g.:  'DD/MM/YYYY HH:mm:ss')</w:t>
+              <w:t xml:space="preserve">Any valid format (E.g.:  'DD/MM/YYYY </w:t>
+            </w:r>
+            <w:proofErr w:type="spellStart"/>
+            <w:r>
+              <w:t>HH:mm:ss</w:t>
+            </w:r>
+            <w:proofErr w:type="spellEnd"/>
+            <w:r>
+              <w:t>')</w:t>
             </w:r>
           </w:p>
         </w:tc>
@@ -26216,9 +27131,11 @@
             <w:shd w:val="clear" w:color="auto" w:fill="FBE4D5" w:themeFill="accent2" w:themeFillTint="33"/>
           </w:tcPr>
           <w:p>
+            <w:proofErr w:type="spellStart"/>
             <w:r>
               <w:t>epochDate</w:t>
             </w:r>
+            <w:proofErr w:type="spellEnd"/>
           </w:p>
         </w:tc>
         <w:tc>
@@ -26227,8 +27144,13 @@
           </w:tcPr>
           <w:p>
             <w:r>
-              <w:t>$EpochDate</w:t>
-            </w:r>
+              <w:t>$</w:t>
+            </w:r>
+            <w:proofErr w:type="spellStart"/>
+            <w:r>
+              <w:t>EpochDate</w:t>
+            </w:r>
+            <w:proofErr w:type="spellEnd"/>
             <w:r>
               <w:t xml:space="preserve">, </w:t>
             </w:r>
@@ -26279,7 +27201,15 @@
         <w:t xml:space="preserve">: </w:t>
       </w:r>
       <w:r>
-        <w:t>$EpochDate, DD/MM/YYYY, §Date</w:t>
+        <w:t>$</w:t>
+      </w:r>
+      <w:proofErr w:type="spellStart"/>
+      <w:r>
+        <w:t>EpochDate</w:t>
+      </w:r>
+      <w:proofErr w:type="spellEnd"/>
+      <w:r>
+        <w:t>, DD/MM/YYYY, §Date</w:t>
       </w:r>
     </w:p>
     <w:p>
@@ -26317,13 +27247,14 @@
             <w:pPr>
               <w:pStyle w:val="Heading2"/>
             </w:pPr>
-            <w:bookmarkStart w:id="68" w:name="_Toc203400940"/>
+            <w:bookmarkStart w:id="68" w:name="_Toc204692849"/>
             <w:r>
               <w:t>F</w:t>
             </w:r>
             <w:r>
               <w:t xml:space="preserve">unction: </w:t>
             </w:r>
+            <w:proofErr w:type="spellStart"/>
             <w:r>
               <w:rPr>
                 <w:b/>
@@ -26332,6 +27263,7 @@
               <w:t>epochAddHour</w:t>
             </w:r>
             <w:bookmarkEnd w:id="68"/>
+            <w:proofErr w:type="spellEnd"/>
           </w:p>
         </w:tc>
       </w:tr>
@@ -26482,7 +27414,15 @@
           </w:tcPr>
           <w:p>
             <w:r>
-              <w:t>Any valid format (E.g.:  'DD/MM/YYYY HH:mm:ss')</w:t>
+              <w:t xml:space="preserve">Any valid format (E.g.:  'DD/MM/YYYY </w:t>
+            </w:r>
+            <w:proofErr w:type="spellStart"/>
+            <w:r>
+              <w:t>HH:mm:ss</w:t>
+            </w:r>
+            <w:proofErr w:type="spellEnd"/>
+            <w:r>
+              <w:t>')</w:t>
             </w:r>
           </w:p>
         </w:tc>
@@ -26596,9 +27536,11 @@
             <w:shd w:val="clear" w:color="auto" w:fill="FBE4D5" w:themeFill="accent2" w:themeFillTint="33"/>
           </w:tcPr>
           <w:p>
+            <w:proofErr w:type="spellStart"/>
             <w:r>
               <w:t>epochAddHour</w:t>
             </w:r>
+            <w:proofErr w:type="spellEnd"/>
           </w:p>
         </w:tc>
         <w:tc>
@@ -26684,13 +27626,14 @@
             <w:pPr>
               <w:pStyle w:val="Heading2"/>
             </w:pPr>
-            <w:bookmarkStart w:id="69" w:name="_Toc203400941"/>
+            <w:bookmarkStart w:id="69" w:name="_Toc204692850"/>
             <w:r>
               <w:t>F</w:t>
             </w:r>
             <w:r>
               <w:t xml:space="preserve">unction: </w:t>
             </w:r>
+            <w:proofErr w:type="spellStart"/>
             <w:r>
               <w:rPr>
                 <w:b/>
@@ -26706,6 +27649,7 @@
               <w:t>Minute</w:t>
             </w:r>
             <w:bookmarkEnd w:id="69"/>
+            <w:proofErr w:type="spellEnd"/>
           </w:p>
         </w:tc>
       </w:tr>
@@ -26862,7 +27806,15 @@
           </w:tcPr>
           <w:p>
             <w:r>
-              <w:t>Any valid format (E.g.:  'DD/MM/YYYY HH:mm:ss')</w:t>
+              <w:t xml:space="preserve">Any valid format (E.g.:  'DD/MM/YYYY </w:t>
+            </w:r>
+            <w:proofErr w:type="spellStart"/>
+            <w:r>
+              <w:t>HH:mm:ss</w:t>
+            </w:r>
+            <w:proofErr w:type="spellEnd"/>
+            <w:r>
+              <w:t>')</w:t>
             </w:r>
           </w:p>
         </w:tc>
@@ -26982,12 +27934,14 @@
             <w:shd w:val="clear" w:color="auto" w:fill="FBE4D5" w:themeFill="accent2" w:themeFillTint="33"/>
           </w:tcPr>
           <w:p>
+            <w:proofErr w:type="spellStart"/>
             <w:r>
               <w:t>epochAdd</w:t>
             </w:r>
             <w:r>
               <w:t>Minute</w:t>
             </w:r>
+            <w:proofErr w:type="spellEnd"/>
           </w:p>
         </w:tc>
         <w:tc>
@@ -27088,13 +28042,14 @@
             <w:pPr>
               <w:pStyle w:val="Heading2"/>
             </w:pPr>
-            <w:bookmarkStart w:id="70" w:name="_Toc203400942"/>
+            <w:bookmarkStart w:id="70" w:name="_Toc204692851"/>
             <w:r>
               <w:t>F</w:t>
             </w:r>
             <w:r>
               <w:t xml:space="preserve">unction: </w:t>
             </w:r>
+            <w:proofErr w:type="spellStart"/>
             <w:r>
               <w:rPr>
                 <w:b/>
@@ -27110,6 +28065,7 @@
               <w:t>Second</w:t>
             </w:r>
             <w:bookmarkEnd w:id="70"/>
+            <w:proofErr w:type="spellEnd"/>
           </w:p>
         </w:tc>
       </w:tr>
@@ -27266,7 +28222,15 @@
           </w:tcPr>
           <w:p>
             <w:r>
-              <w:t>Any valid format (E.g.:  'DD/MM/YYYY HH:mm:ss')</w:t>
+              <w:t xml:space="preserve">Any valid format (E.g.:  'DD/MM/YYYY </w:t>
+            </w:r>
+            <w:proofErr w:type="spellStart"/>
+            <w:r>
+              <w:t>HH:mm:ss</w:t>
+            </w:r>
+            <w:proofErr w:type="spellEnd"/>
+            <w:r>
+              <w:t>')</w:t>
             </w:r>
           </w:p>
         </w:tc>
@@ -27386,12 +28350,14 @@
             <w:shd w:val="clear" w:color="auto" w:fill="FBE4D5" w:themeFill="accent2" w:themeFillTint="33"/>
           </w:tcPr>
           <w:p>
+            <w:proofErr w:type="spellStart"/>
             <w:r>
               <w:t>epochAdd</w:t>
             </w:r>
             <w:r>
               <w:t>Second</w:t>
             </w:r>
+            <w:proofErr w:type="spellEnd"/>
           </w:p>
         </w:tc>
         <w:tc>
@@ -27503,7 +28469,7 @@
                 <w:lang w:val="en-GB"/>
               </w:rPr>
             </w:pPr>
-            <w:bookmarkStart w:id="71" w:name="_Toc203400943"/>
+            <w:bookmarkStart w:id="71" w:name="_Toc204692852"/>
             <w:r>
               <w:rPr>
                 <w:b/>
@@ -27634,13 +28600,14 @@
             <w:pPr>
               <w:pStyle w:val="Heading2"/>
             </w:pPr>
-            <w:bookmarkStart w:id="72" w:name="_Toc203400944"/>
+            <w:bookmarkStart w:id="72" w:name="_Toc204692853"/>
             <w:r>
               <w:t>F</w:t>
             </w:r>
             <w:r>
               <w:t xml:space="preserve">unction: </w:t>
             </w:r>
+            <w:proofErr w:type="spellStart"/>
             <w:r>
               <w:rPr>
                 <w:b/>
@@ -27656,6 +28623,7 @@
               <w:t>Header</w:t>
             </w:r>
             <w:bookmarkEnd w:id="72"/>
+            <w:proofErr w:type="spellEnd"/>
           </w:p>
         </w:tc>
       </w:tr>
@@ -27781,8 +28749,13 @@
             <w:tcW w:w="7512" w:type="dxa"/>
           </w:tcPr>
           <w:p>
-            <w:r>
-              <w:t>Xpath or dictionary word (starting with @) of the element or $GUI</w:t>
+            <w:proofErr w:type="spellStart"/>
+            <w:r>
+              <w:t>Xpath</w:t>
+            </w:r>
+            <w:proofErr w:type="spellEnd"/>
+            <w:r>
+              <w:t xml:space="preserve"> or dictionary word (starting with @) of the element or $GUI</w:t>
             </w:r>
           </w:p>
         </w:tc>
@@ -27935,12 +28908,14 @@
             <w:shd w:val="clear" w:color="auto" w:fill="FBE4D5" w:themeFill="accent2" w:themeFillTint="33"/>
           </w:tcPr>
           <w:p>
+            <w:proofErr w:type="spellStart"/>
             <w:r>
               <w:t>getTable</w:t>
             </w:r>
             <w:r>
               <w:t>Header</w:t>
             </w:r>
+            <w:proofErr w:type="spellEnd"/>
           </w:p>
         </w:tc>
         <w:tc>
@@ -27949,11 +28924,16 @@
           </w:tcPr>
           <w:p>
             <w:r>
-              <w:t>@APP_Amount, 1, 3, $Amount</w:t>
+              <w:t>@APP_Amount, 1, 3, $</w:t>
+            </w:r>
+            <w:proofErr w:type="spellStart"/>
+            <w:r>
+              <w:t>Amount</w:t>
             </w:r>
             <w:r>
               <w:t>ID</w:t>
             </w:r>
+            <w:proofErr w:type="spellEnd"/>
           </w:p>
         </w:tc>
         <w:tc>
@@ -28014,11 +28994,16 @@
         <w:t xml:space="preserve">: </w:t>
       </w:r>
       <w:r>
-        <w:t>@APP_Amount, 1, 3, §Amount</w:t>
+        <w:t>@APP_Amount, 1, 3, §</w:t>
+      </w:r>
+      <w:proofErr w:type="spellStart"/>
+      <w:r>
+        <w:t>Amount</w:t>
       </w:r>
       <w:r>
         <w:t>ID</w:t>
       </w:r>
+      <w:proofErr w:type="spellEnd"/>
     </w:p>
     <w:p>
       <w:pPr>
@@ -28053,13 +29038,14 @@
             <w:pPr>
               <w:pStyle w:val="Heading2"/>
             </w:pPr>
-            <w:bookmarkStart w:id="73" w:name="_Toc203400945"/>
+            <w:bookmarkStart w:id="73" w:name="_Toc204692854"/>
             <w:r>
               <w:t>F</w:t>
             </w:r>
             <w:r>
               <w:t xml:space="preserve">unction: </w:t>
             </w:r>
+            <w:proofErr w:type="spellStart"/>
             <w:r>
               <w:rPr>
                 <w:b/>
@@ -28068,6 +29054,7 @@
               <w:t>getTableData</w:t>
             </w:r>
             <w:bookmarkEnd w:id="73"/>
+            <w:proofErr w:type="spellEnd"/>
           </w:p>
         </w:tc>
       </w:tr>
@@ -28190,8 +29177,13 @@
             <w:tcW w:w="7512" w:type="dxa"/>
           </w:tcPr>
           <w:p>
-            <w:r>
-              <w:t>Xpath or dictionary word (starting with @) of the element or $GUI</w:t>
+            <w:proofErr w:type="spellStart"/>
+            <w:r>
+              <w:t>Xpath</w:t>
+            </w:r>
+            <w:proofErr w:type="spellEnd"/>
+            <w:r>
+              <w:t xml:space="preserve"> or dictionary word (starting with @) of the element or $GUI</w:t>
             </w:r>
           </w:p>
         </w:tc>
@@ -28344,9 +29336,11 @@
             <w:shd w:val="clear" w:color="auto" w:fill="FBE4D5" w:themeFill="accent2" w:themeFillTint="33"/>
           </w:tcPr>
           <w:p>
+            <w:proofErr w:type="spellStart"/>
             <w:r>
               <w:t>getTableData</w:t>
             </w:r>
+            <w:proofErr w:type="spellEnd"/>
           </w:p>
         </w:tc>
         <w:tc>
@@ -28452,13 +29446,14 @@
             <w:pPr>
               <w:pStyle w:val="Heading2"/>
             </w:pPr>
-            <w:bookmarkStart w:id="74" w:name="_Toc203400946"/>
+            <w:bookmarkStart w:id="74" w:name="_Toc204692855"/>
             <w:r>
               <w:t>F</w:t>
             </w:r>
             <w:r>
               <w:t xml:space="preserve">unction: </w:t>
             </w:r>
+            <w:proofErr w:type="spellStart"/>
             <w:r>
               <w:rPr>
                 <w:b/>
@@ -28474,6 +29469,7 @@
               <w:t>etTableData</w:t>
             </w:r>
             <w:bookmarkEnd w:id="74"/>
+            <w:proofErr w:type="spellEnd"/>
           </w:p>
         </w:tc>
       </w:tr>
@@ -28596,8 +29592,13 @@
             <w:tcW w:w="7512" w:type="dxa"/>
           </w:tcPr>
           <w:p>
-            <w:r>
-              <w:t>Xpath or dictionary word (starting with @) of the element or $GUI</w:t>
+            <w:proofErr w:type="spellStart"/>
+            <w:r>
+              <w:t>Xpath</w:t>
+            </w:r>
+            <w:proofErr w:type="spellEnd"/>
+            <w:r>
+              <w:t xml:space="preserve"> or dictionary word (starting with @) of the element or $GUI</w:t>
             </w:r>
           </w:p>
         </w:tc>
@@ -28747,12 +29748,14 @@
             <w:shd w:val="clear" w:color="auto" w:fill="FBE4D5" w:themeFill="accent2" w:themeFillTint="33"/>
           </w:tcPr>
           <w:p>
+            <w:proofErr w:type="spellStart"/>
             <w:r>
               <w:t>s</w:t>
             </w:r>
             <w:r>
               <w:t>etTableData</w:t>
             </w:r>
+            <w:proofErr w:type="spellEnd"/>
           </w:p>
         </w:tc>
         <w:tc>
@@ -28805,13 +29808,14 @@
             <w:pPr>
               <w:pStyle w:val="Heading2"/>
             </w:pPr>
-            <w:bookmarkStart w:id="75" w:name="_Toc203400947"/>
+            <w:bookmarkStart w:id="75" w:name="_Toc204692856"/>
             <w:r>
               <w:t>F</w:t>
             </w:r>
             <w:r>
               <w:t xml:space="preserve">unction: </w:t>
             </w:r>
+            <w:proofErr w:type="spellStart"/>
             <w:r>
               <w:rPr>
                 <w:b/>
@@ -28820,6 +29824,7 @@
               <w:t>clickCell</w:t>
             </w:r>
             <w:bookmarkEnd w:id="75"/>
+            <w:proofErr w:type="spellEnd"/>
           </w:p>
         </w:tc>
       </w:tr>
@@ -28930,8 +29935,13 @@
             <w:tcW w:w="7512" w:type="dxa"/>
           </w:tcPr>
           <w:p>
-            <w:r>
-              <w:t>Xpath or dictionary word (starting with @) of the element or $GUI</w:t>
+            <w:proofErr w:type="spellStart"/>
+            <w:r>
+              <w:t>Xpath</w:t>
+            </w:r>
+            <w:proofErr w:type="spellEnd"/>
+            <w:r>
+              <w:t xml:space="preserve"> or dictionary word (starting with @) of the element or $GUI</w:t>
             </w:r>
           </w:p>
         </w:tc>
@@ -29081,9 +30091,11 @@
             <w:shd w:val="clear" w:color="auto" w:fill="FBE4D5" w:themeFill="accent2" w:themeFillTint="33"/>
           </w:tcPr>
           <w:p>
+            <w:proofErr w:type="spellStart"/>
             <w:r>
               <w:t>clickCell</w:t>
             </w:r>
+            <w:proofErr w:type="spellEnd"/>
           </w:p>
         </w:tc>
         <w:tc>
@@ -29133,7 +30145,7 @@
             <w:pPr>
               <w:pStyle w:val="Heading2"/>
             </w:pPr>
-            <w:bookmarkStart w:id="76" w:name="_Toc203400948"/>
+            <w:bookmarkStart w:id="76" w:name="_Toc204692857"/>
             <w:r>
               <w:lastRenderedPageBreak/>
               <w:t>F</w:t>
@@ -29141,6 +30153,7 @@
             <w:r>
               <w:t xml:space="preserve">unction: </w:t>
             </w:r>
+            <w:proofErr w:type="spellStart"/>
             <w:r>
               <w:rPr>
                 <w:b/>
@@ -29149,6 +30162,7 @@
               <w:t>countTableRow</w:t>
             </w:r>
             <w:bookmarkEnd w:id="76"/>
+            <w:proofErr w:type="spellEnd"/>
           </w:p>
         </w:tc>
       </w:tr>
@@ -29265,8 +30279,13 @@
             <w:tcW w:w="7512" w:type="dxa"/>
           </w:tcPr>
           <w:p>
-            <w:r>
-              <w:t>Xpath or dictionary word (starting with @) of the element or $GUI</w:t>
+            <w:proofErr w:type="spellStart"/>
+            <w:r>
+              <w:t>Xpath</w:t>
+            </w:r>
+            <w:proofErr w:type="spellEnd"/>
+            <w:r>
+              <w:t xml:space="preserve"> or dictionary word (starting with @) of the element or $GUI</w:t>
             </w:r>
           </w:p>
         </w:tc>
@@ -29341,9 +30360,11 @@
             <w:shd w:val="clear" w:color="auto" w:fill="FBE4D5" w:themeFill="accent2" w:themeFillTint="33"/>
           </w:tcPr>
           <w:p>
+            <w:proofErr w:type="spellStart"/>
             <w:r>
               <w:t>countTableRow</w:t>
             </w:r>
+            <w:proofErr w:type="spellEnd"/>
           </w:p>
         </w:tc>
         <w:tc>
@@ -29429,13 +30450,14 @@
             <w:pPr>
               <w:pStyle w:val="Heading2"/>
             </w:pPr>
-            <w:bookmarkStart w:id="77" w:name="_Toc203400949"/>
+            <w:bookmarkStart w:id="77" w:name="_Toc204692858"/>
             <w:r>
               <w:t>F</w:t>
             </w:r>
             <w:r>
               <w:t xml:space="preserve">unction: </w:t>
             </w:r>
+            <w:proofErr w:type="spellStart"/>
             <w:r>
               <w:rPr>
                 <w:b/>
@@ -29444,6 +30466,7 @@
               <w:t>searchTableData</w:t>
             </w:r>
             <w:bookmarkEnd w:id="77"/>
+            <w:proofErr w:type="spellEnd"/>
           </w:p>
         </w:tc>
       </w:tr>
@@ -29552,8 +30575,13 @@
             <w:tcW w:w="7512" w:type="dxa"/>
           </w:tcPr>
           <w:p>
-            <w:r>
-              <w:t>Xpath or dictionary word (starting with @) of the element or $GUI</w:t>
+            <w:proofErr w:type="spellStart"/>
+            <w:r>
+              <w:t>Xpath</w:t>
+            </w:r>
+            <w:proofErr w:type="spellEnd"/>
+            <w:r>
+              <w:t xml:space="preserve"> or dictionary word (starting with @) of the element or $GUI</w:t>
             </w:r>
           </w:p>
         </w:tc>
@@ -29704,9 +30732,11 @@
             <w:shd w:val="clear" w:color="auto" w:fill="FBE4D5" w:themeFill="accent2" w:themeFillTint="33"/>
           </w:tcPr>
           <w:p>
+            <w:proofErr w:type="spellStart"/>
             <w:r>
               <w:t>searchTableData</w:t>
             </w:r>
+            <w:proofErr w:type="spellEnd"/>
           </w:p>
         </w:tc>
         <w:tc>
@@ -29761,7 +30791,7 @@
                 <w:lang w:val="en-GB"/>
               </w:rPr>
             </w:pPr>
-            <w:bookmarkStart w:id="78" w:name="_Toc203400950"/>
+            <w:bookmarkStart w:id="78" w:name="_Toc204692859"/>
             <w:r>
               <w:rPr>
                 <w:b/>
@@ -29899,13 +30929,14 @@
             <w:pPr>
               <w:pStyle w:val="Heading2"/>
             </w:pPr>
-            <w:bookmarkStart w:id="79" w:name="_Toc203400951"/>
+            <w:bookmarkStart w:id="79" w:name="_Toc204692860"/>
             <w:r>
               <w:t>F</w:t>
             </w:r>
             <w:r>
               <w:t xml:space="preserve">unction: </w:t>
             </w:r>
+            <w:proofErr w:type="spellStart"/>
             <w:r>
               <w:rPr>
                 <w:b/>
@@ -29914,6 +30945,7 @@
               <w:t>callScenario</w:t>
             </w:r>
             <w:bookmarkEnd w:id="79"/>
+            <w:proofErr w:type="spellEnd"/>
           </w:p>
         </w:tc>
       </w:tr>
@@ -30049,6 +31081,7 @@
             <w:shd w:val="clear" w:color="auto" w:fill="FBE4D5" w:themeFill="accent2" w:themeFillTint="33"/>
           </w:tcPr>
           <w:p>
+            <w:proofErr w:type="spellStart"/>
             <w:r>
               <w:rPr>
                 <w:b/>
@@ -30056,6 +31089,7 @@
               </w:rPr>
               <w:t>callScenario</w:t>
             </w:r>
+            <w:proofErr w:type="spellEnd"/>
           </w:p>
         </w:tc>
         <w:tc>
@@ -30103,13 +31137,14 @@
             <w:pPr>
               <w:pStyle w:val="Heading2"/>
             </w:pPr>
-            <w:bookmarkStart w:id="80" w:name="_Toc203400952"/>
+            <w:bookmarkStart w:id="80" w:name="_Toc204692861"/>
             <w:r>
               <w:t>F</w:t>
             </w:r>
             <w:r>
               <w:t xml:space="preserve">unction: </w:t>
             </w:r>
+            <w:proofErr w:type="spellStart"/>
             <w:r>
               <w:rPr>
                 <w:b/>
@@ -30118,6 +31153,7 @@
               <w:t>callSuite</w:t>
             </w:r>
             <w:bookmarkEnd w:id="80"/>
+            <w:proofErr w:type="spellEnd"/>
           </w:p>
         </w:tc>
       </w:tr>
@@ -30253,6 +31289,7 @@
             <w:shd w:val="clear" w:color="auto" w:fill="FBE4D5" w:themeFill="accent2" w:themeFillTint="33"/>
           </w:tcPr>
           <w:p>
+            <w:proofErr w:type="spellStart"/>
             <w:r>
               <w:rPr>
                 <w:b/>
@@ -30260,6 +31297,7 @@
               </w:rPr>
               <w:t>callSuite</w:t>
             </w:r>
+            <w:proofErr w:type="spellEnd"/>
           </w:p>
         </w:tc>
         <w:tc>
@@ -30311,13 +31349,14 @@
             <w:pPr>
               <w:pStyle w:val="Heading2"/>
             </w:pPr>
-            <w:bookmarkStart w:id="81" w:name="_Toc203400953"/>
+            <w:bookmarkStart w:id="81" w:name="_Toc204692862"/>
             <w:r>
               <w:t>F</w:t>
             </w:r>
             <w:r>
               <w:t xml:space="preserve">unction: </w:t>
             </w:r>
+            <w:proofErr w:type="spellStart"/>
             <w:r>
               <w:rPr>
                 <w:b/>
@@ -30326,6 +31365,7 @@
               <w:t>startTimer</w:t>
             </w:r>
             <w:bookmarkEnd w:id="81"/>
+            <w:proofErr w:type="spellEnd"/>
           </w:p>
         </w:tc>
       </w:tr>
@@ -30455,6 +31495,7 @@
             <w:shd w:val="clear" w:color="auto" w:fill="FBE4D5" w:themeFill="accent2" w:themeFillTint="33"/>
           </w:tcPr>
           <w:p>
+            <w:proofErr w:type="spellStart"/>
             <w:r>
               <w:rPr>
                 <w:b/>
@@ -30462,6 +31503,7 @@
               </w:rPr>
               <w:t>startTimer</w:t>
             </w:r>
+            <w:proofErr w:type="spellEnd"/>
           </w:p>
         </w:tc>
         <w:tc>
@@ -30509,13 +31551,14 @@
             <w:pPr>
               <w:pStyle w:val="Heading2"/>
             </w:pPr>
-            <w:bookmarkStart w:id="82" w:name="_Toc203400954"/>
+            <w:bookmarkStart w:id="82" w:name="_Toc204692863"/>
             <w:r>
               <w:t>F</w:t>
             </w:r>
             <w:r>
               <w:t xml:space="preserve">unction: </w:t>
             </w:r>
+            <w:proofErr w:type="spellStart"/>
             <w:r>
               <w:rPr>
                 <w:b/>
@@ -30524,6 +31567,7 @@
               <w:t>stopTimer</w:t>
             </w:r>
             <w:bookmarkEnd w:id="82"/>
+            <w:proofErr w:type="spellEnd"/>
           </w:p>
         </w:tc>
       </w:tr>
@@ -30657,7 +31701,15 @@
           </w:tcPr>
           <w:p>
             <w:r>
-              <w:t>The identifier of the timer (must be the same name as in the startTimer)</w:t>
+              <w:t xml:space="preserve">The identifier of the timer (must be the same name as in the </w:t>
+            </w:r>
+            <w:proofErr w:type="spellStart"/>
+            <w:r>
+              <w:t>startTimer</w:t>
+            </w:r>
+            <w:proofErr w:type="spellEnd"/>
+            <w:r>
+              <w:t>)</w:t>
             </w:r>
           </w:p>
         </w:tc>
@@ -30699,6 +31751,7 @@
             <w:shd w:val="clear" w:color="auto" w:fill="FBE4D5" w:themeFill="accent2" w:themeFillTint="33"/>
           </w:tcPr>
           <w:p>
+            <w:proofErr w:type="spellStart"/>
             <w:r>
               <w:rPr>
                 <w:b/>
@@ -30706,6 +31759,7 @@
               </w:rPr>
               <w:t>stopTimer</w:t>
             </w:r>
+            <w:proofErr w:type="spellEnd"/>
           </w:p>
         </w:tc>
         <w:tc>
@@ -30779,13 +31833,14 @@
             <w:pPr>
               <w:pStyle w:val="Heading2"/>
             </w:pPr>
-            <w:bookmarkStart w:id="83" w:name="_Toc203400955"/>
+            <w:bookmarkStart w:id="83" w:name="_Toc204692864"/>
             <w:r>
               <w:t>F</w:t>
             </w:r>
             <w:r>
               <w:t xml:space="preserve">unction: </w:t>
             </w:r>
+            <w:proofErr w:type="spellStart"/>
             <w:r>
               <w:rPr>
                 <w:b/>
@@ -30794,6 +31849,7 @@
               <w:t>promptAI</w:t>
             </w:r>
             <w:bookmarkEnd w:id="83"/>
+            <w:proofErr w:type="spellEnd"/>
           </w:p>
         </w:tc>
       </w:tr>
@@ -30886,8 +31942,13 @@
           </w:tcPr>
           <w:p>
             <w:r>
-              <w:t>A sentence to request something to chatGPT</w:t>
-            </w:r>
+              <w:t xml:space="preserve">A sentence to request something to </w:t>
+            </w:r>
+            <w:proofErr w:type="spellStart"/>
+            <w:r>
+              <w:t>chatGPT</w:t>
+            </w:r>
+            <w:proofErr w:type="spellEnd"/>
           </w:p>
         </w:tc>
       </w:tr>
@@ -30961,6 +32022,7 @@
             <w:shd w:val="clear" w:color="auto" w:fill="FBE4D5" w:themeFill="accent2" w:themeFillTint="33"/>
           </w:tcPr>
           <w:p>
+            <w:proofErr w:type="spellStart"/>
             <w:r>
               <w:rPr>
                 <w:b/>
@@ -30968,6 +32030,7 @@
               </w:rPr>
               <w:t>promptAI</w:t>
             </w:r>
+            <w:proofErr w:type="spellEnd"/>
           </w:p>
         </w:tc>
         <w:tc>
@@ -31044,6 +32107,1227 @@
         <w:t>Until now, no answer received!</w:t>
       </w:r>
     </w:p>
+    <w:p>
+      <w:r>
+        <w:br w:type="page"/>
+      </w:r>
+    </w:p>
+    <w:tbl>
+      <w:tblPr>
+        <w:tblStyle w:val="TableGrid"/>
+        <w:tblW w:w="0" w:type="auto"/>
+        <w:tblLook w:val="04A0" w:firstRow="1" w:lastRow="0" w:firstColumn="1" w:lastColumn="0" w:noHBand="0" w:noVBand="1"/>
+      </w:tblPr>
+      <w:tblGrid>
+        <w:gridCol w:w="9350"/>
+      </w:tblGrid>
+      <w:tr>
+        <w:tc>
+          <w:tcPr>
+            <w:tcW w:w="9350" w:type="dxa"/>
+            <w:shd w:val="clear" w:color="auto" w:fill="D9D9D9" w:themeFill="background1" w:themeFillShade="D9"/>
+          </w:tcPr>
+          <w:p>
+            <w:pPr>
+              <w:pStyle w:val="Heading2"/>
+            </w:pPr>
+            <w:bookmarkStart w:id="84" w:name="_Toc204692865"/>
+            <w:r>
+              <w:lastRenderedPageBreak/>
+              <w:t>F</w:t>
+            </w:r>
+            <w:r>
+              <w:t xml:space="preserve">unction: </w:t>
+            </w:r>
+            <w:proofErr w:type="spellStart"/>
+            <w:r>
+              <w:rPr>
+                <w:b/>
+                <w:bCs/>
+              </w:rPr>
+              <w:t>httpGet</w:t>
+            </w:r>
+            <w:bookmarkEnd w:id="84"/>
+            <w:proofErr w:type="spellEnd"/>
+          </w:p>
+        </w:tc>
+      </w:tr>
+    </w:tbl>
+    <w:p>
+      <w:pPr>
+        <w:pStyle w:val="Heading3"/>
+        <w:rPr>
+          <w:b/>
+          <w:bCs/>
+        </w:rPr>
+      </w:pPr>
+    </w:p>
+    <w:p>
+      <w:pPr>
+        <w:pStyle w:val="Heading3"/>
+        <w:rPr>
+          <w:b/>
+          <w:bCs/>
+        </w:rPr>
+      </w:pPr>
+      <w:r>
+        <w:rPr>
+          <w:b/>
+          <w:bCs/>
+        </w:rPr>
+        <w:t>Objectives</w:t>
+      </w:r>
+    </w:p>
+    <w:p>
+      <w:r>
+        <w:t>Perform a http request using the GET method</w:t>
+      </w:r>
+    </w:p>
+    <w:p>
+      <w:pPr>
+        <w:pStyle w:val="Heading3"/>
+        <w:rPr>
+          <w:b/>
+          <w:bCs/>
+        </w:rPr>
+      </w:pPr>
+      <w:r>
+        <w:rPr>
+          <w:b/>
+          <w:bCs/>
+        </w:rPr>
+        <w:t>Parameter(s)</w:t>
+      </w:r>
+    </w:p>
+    <w:tbl>
+      <w:tblPr>
+        <w:tblStyle w:val="TableGrid"/>
+        <w:tblW w:w="0" w:type="auto"/>
+        <w:tblLook w:val="04A0" w:firstRow="1" w:lastRow="0" w:firstColumn="1" w:lastColumn="0" w:noHBand="0" w:noVBand="1"/>
+      </w:tblPr>
+      <w:tblGrid>
+        <w:gridCol w:w="1972"/>
+        <w:gridCol w:w="7378"/>
+      </w:tblGrid>
+      <w:tr>
+        <w:tc>
+          <w:tcPr>
+            <w:tcW w:w="1972" w:type="dxa"/>
+            <w:shd w:val="clear" w:color="auto" w:fill="D9E2F3" w:themeFill="accent1" w:themeFillTint="33"/>
+          </w:tcPr>
+          <w:p>
+            <w:pPr>
+              <w:rPr>
+                <w:b/>
+                <w:bCs/>
+              </w:rPr>
+            </w:pPr>
+            <w:proofErr w:type="spellStart"/>
+            <w:r>
+              <w:rPr>
+                <w:b/>
+                <w:bCs/>
+              </w:rPr>
+              <w:t>Url</w:t>
+            </w:r>
+            <w:proofErr w:type="spellEnd"/>
+          </w:p>
+        </w:tc>
+        <w:tc>
+          <w:tcPr>
+            <w:tcW w:w="7378" w:type="dxa"/>
+          </w:tcPr>
+          <w:p>
+            <w:r>
+              <w:t>Link to the REST API (can be a variable or a word in the dictionary)</w:t>
+            </w:r>
+          </w:p>
+        </w:tc>
+      </w:tr>
+    </w:tbl>
+    <w:p/>
+    <w:p>
+      <w:pPr>
+        <w:pStyle w:val="Heading3"/>
+        <w:rPr>
+          <w:b/>
+          <w:bCs/>
+        </w:rPr>
+      </w:pPr>
+      <w:r>
+        <w:rPr>
+          <w:b/>
+          <w:bCs/>
+        </w:rPr>
+        <w:t>Example(s):</w:t>
+      </w:r>
+    </w:p>
+    <w:tbl>
+      <w:tblPr>
+        <w:tblStyle w:val="TableGrid"/>
+        <w:tblW w:w="9351" w:type="dxa"/>
+        <w:tblLook w:val="04A0" w:firstRow="1" w:lastRow="0" w:firstColumn="1" w:lastColumn="0" w:noHBand="0" w:noVBand="1"/>
+      </w:tblPr>
+      <w:tblGrid>
+        <w:gridCol w:w="1318"/>
+        <w:gridCol w:w="4489"/>
+        <w:gridCol w:w="3544"/>
+      </w:tblGrid>
+      <w:tr>
+        <w:tc>
+          <w:tcPr>
+            <w:tcW w:w="1318" w:type="dxa"/>
+            <w:shd w:val="clear" w:color="auto" w:fill="FBE4D5" w:themeFill="accent2" w:themeFillTint="33"/>
+          </w:tcPr>
+          <w:p>
+            <w:proofErr w:type="spellStart"/>
+            <w:r>
+              <w:rPr>
+                <w:b/>
+                <w:bCs/>
+              </w:rPr>
+              <w:t>httpGet</w:t>
+            </w:r>
+            <w:proofErr w:type="spellEnd"/>
+          </w:p>
+        </w:tc>
+        <w:tc>
+          <w:tcPr>
+            <w:tcW w:w="4489" w:type="dxa"/>
+          </w:tcPr>
+          <w:p>
+            <w:r>
+              <w:t>Get all the licenses using REST API</w:t>
+            </w:r>
+          </w:p>
+        </w:tc>
+        <w:tc>
+          <w:tcPr>
+            <w:tcW w:w="3544" w:type="dxa"/>
+          </w:tcPr>
+          <w:p>
+            <w:r>
+              <w:t>http://localhost:5000/api/license</w:t>
+            </w:r>
+          </w:p>
+        </w:tc>
+      </w:tr>
+    </w:tbl>
+    <w:p>
+      <w:r>
+        <w:t xml:space="preserve">Note: to get the result use the function </w:t>
+      </w:r>
+      <w:proofErr w:type="spellStart"/>
+      <w:r>
+        <w:t>httpData</w:t>
+      </w:r>
+      <w:proofErr w:type="spellEnd"/>
+      <w:r>
+        <w:t xml:space="preserve"> (see below)</w:t>
+      </w:r>
+    </w:p>
+    <w:p/>
+    <w:p/>
+    <w:p/>
+    <w:p/>
+    <w:tbl>
+      <w:tblPr>
+        <w:tblStyle w:val="TableGrid"/>
+        <w:tblW w:w="0" w:type="auto"/>
+        <w:tblLook w:val="04A0" w:firstRow="1" w:lastRow="0" w:firstColumn="1" w:lastColumn="0" w:noHBand="0" w:noVBand="1"/>
+      </w:tblPr>
+      <w:tblGrid>
+        <w:gridCol w:w="9350"/>
+      </w:tblGrid>
+      <w:tr>
+        <w:tc>
+          <w:tcPr>
+            <w:tcW w:w="9350" w:type="dxa"/>
+            <w:shd w:val="clear" w:color="auto" w:fill="D9D9D9" w:themeFill="background1" w:themeFillShade="D9"/>
+          </w:tcPr>
+          <w:p>
+            <w:pPr>
+              <w:pStyle w:val="Heading2"/>
+            </w:pPr>
+            <w:bookmarkStart w:id="85" w:name="_Toc204692866"/>
+            <w:r>
+              <w:t>F</w:t>
+            </w:r>
+            <w:r>
+              <w:t xml:space="preserve">unction: </w:t>
+            </w:r>
+            <w:proofErr w:type="spellStart"/>
+            <w:r>
+              <w:rPr>
+                <w:b/>
+                <w:bCs/>
+              </w:rPr>
+              <w:t>http</w:t>
+            </w:r>
+            <w:r>
+              <w:rPr>
+                <w:b/>
+                <w:bCs/>
+              </w:rPr>
+              <w:t>Post</w:t>
+            </w:r>
+            <w:bookmarkEnd w:id="85"/>
+            <w:proofErr w:type="spellEnd"/>
+          </w:p>
+        </w:tc>
+      </w:tr>
+    </w:tbl>
+    <w:p>
+      <w:pPr>
+        <w:pStyle w:val="Heading3"/>
+        <w:rPr>
+          <w:b/>
+          <w:bCs/>
+        </w:rPr>
+      </w:pPr>
+    </w:p>
+    <w:p>
+      <w:pPr>
+        <w:pStyle w:val="Heading3"/>
+        <w:rPr>
+          <w:b/>
+          <w:bCs/>
+        </w:rPr>
+      </w:pPr>
+      <w:r>
+        <w:rPr>
+          <w:b/>
+          <w:bCs/>
+        </w:rPr>
+        <w:t>Objectives</w:t>
+      </w:r>
+    </w:p>
+    <w:p>
+      <w:r>
+        <w:t xml:space="preserve">Perform a http request using the </w:t>
+      </w:r>
+      <w:r>
+        <w:t>POST</w:t>
+      </w:r>
+      <w:r>
+        <w:t xml:space="preserve"> method</w:t>
+      </w:r>
+    </w:p>
+    <w:p>
+      <w:pPr>
+        <w:pStyle w:val="Heading3"/>
+        <w:rPr>
+          <w:b/>
+          <w:bCs/>
+        </w:rPr>
+      </w:pPr>
+      <w:r>
+        <w:rPr>
+          <w:b/>
+          <w:bCs/>
+        </w:rPr>
+        <w:t>Parameter(s)</w:t>
+      </w:r>
+    </w:p>
+    <w:tbl>
+      <w:tblPr>
+        <w:tblStyle w:val="TableGrid"/>
+        <w:tblW w:w="0" w:type="auto"/>
+        <w:tblLook w:val="04A0" w:firstRow="1" w:lastRow="0" w:firstColumn="1" w:lastColumn="0" w:noHBand="0" w:noVBand="1"/>
+      </w:tblPr>
+      <w:tblGrid>
+        <w:gridCol w:w="1972"/>
+        <w:gridCol w:w="7378"/>
+      </w:tblGrid>
+      <w:tr>
+        <w:tc>
+          <w:tcPr>
+            <w:tcW w:w="1972" w:type="dxa"/>
+            <w:shd w:val="clear" w:color="auto" w:fill="D9E2F3" w:themeFill="accent1" w:themeFillTint="33"/>
+          </w:tcPr>
+          <w:p>
+            <w:pPr>
+              <w:rPr>
+                <w:b/>
+                <w:bCs/>
+              </w:rPr>
+            </w:pPr>
+            <w:proofErr w:type="spellStart"/>
+            <w:r>
+              <w:rPr>
+                <w:b/>
+                <w:bCs/>
+              </w:rPr>
+              <w:t>Url</w:t>
+            </w:r>
+            <w:proofErr w:type="spellEnd"/>
+          </w:p>
+        </w:tc>
+        <w:tc>
+          <w:tcPr>
+            <w:tcW w:w="7378" w:type="dxa"/>
+          </w:tcPr>
+          <w:p>
+            <w:r>
+              <w:t>Link to the REST API (can be a variable or a word in the dictionary)</w:t>
+            </w:r>
+          </w:p>
+        </w:tc>
+      </w:tr>
+      <w:tr>
+        <w:tc>
+          <w:tcPr>
+            <w:tcW w:w="1972" w:type="dxa"/>
+            <w:shd w:val="clear" w:color="auto" w:fill="D9E2F3" w:themeFill="accent1" w:themeFillTint="33"/>
+          </w:tcPr>
+          <w:p>
+            <w:pPr>
+              <w:rPr>
+                <w:b/>
+                <w:bCs/>
+              </w:rPr>
+            </w:pPr>
+            <w:r>
+              <w:rPr>
+                <w:b/>
+                <w:bCs/>
+              </w:rPr>
+              <w:t>Body</w:t>
+            </w:r>
+          </w:p>
+        </w:tc>
+        <w:tc>
+          <w:tcPr>
+            <w:tcW w:w="7378" w:type="dxa"/>
+          </w:tcPr>
+          <w:p>
+            <w:r>
+              <w:t>JSON string to define the body parameters</w:t>
+            </w:r>
+            <w:r>
+              <w:t xml:space="preserve"> (can be a variable)</w:t>
+            </w:r>
+          </w:p>
+        </w:tc>
+      </w:tr>
+    </w:tbl>
+    <w:p/>
+    <w:p>
+      <w:pPr>
+        <w:pStyle w:val="Heading3"/>
+        <w:rPr>
+          <w:b/>
+          <w:bCs/>
+        </w:rPr>
+      </w:pPr>
+      <w:r>
+        <w:rPr>
+          <w:b/>
+          <w:bCs/>
+        </w:rPr>
+        <w:t>Example(s):</w:t>
+      </w:r>
+    </w:p>
+    <w:tbl>
+      <w:tblPr>
+        <w:tblStyle w:val="TableGrid"/>
+        <w:tblW w:w="9351" w:type="dxa"/>
+        <w:tblLook w:val="04A0" w:firstRow="1" w:lastRow="0" w:firstColumn="1" w:lastColumn="0" w:noHBand="0" w:noVBand="1"/>
+      </w:tblPr>
+      <w:tblGrid>
+        <w:gridCol w:w="1318"/>
+        <w:gridCol w:w="2221"/>
+        <w:gridCol w:w="2126"/>
+        <w:gridCol w:w="3686"/>
+      </w:tblGrid>
+      <w:tr>
+        <w:tc>
+          <w:tcPr>
+            <w:tcW w:w="1318" w:type="dxa"/>
+            <w:shd w:val="clear" w:color="auto" w:fill="FBE4D5" w:themeFill="accent2" w:themeFillTint="33"/>
+          </w:tcPr>
+          <w:p>
+            <w:proofErr w:type="spellStart"/>
+            <w:r>
+              <w:rPr>
+                <w:b/>
+                <w:bCs/>
+              </w:rPr>
+              <w:t>http</w:t>
+            </w:r>
+            <w:r>
+              <w:rPr>
+                <w:b/>
+                <w:bCs/>
+              </w:rPr>
+              <w:t>Post</w:t>
+            </w:r>
+            <w:proofErr w:type="spellEnd"/>
+          </w:p>
+        </w:tc>
+        <w:tc>
+          <w:tcPr>
+            <w:tcW w:w="2221" w:type="dxa"/>
+          </w:tcPr>
+          <w:p>
+            <w:r>
+              <w:t xml:space="preserve">Get </w:t>
+            </w:r>
+            <w:r>
+              <w:t>a</w:t>
+            </w:r>
+            <w:r>
+              <w:t xml:space="preserve"> </w:t>
+            </w:r>
+            <w:r>
+              <w:t>Natural word</w:t>
+            </w:r>
+          </w:p>
+        </w:tc>
+        <w:tc>
+          <w:tcPr>
+            <w:tcW w:w="2126" w:type="dxa"/>
+          </w:tcPr>
+          <w:p>
+            <w:r>
+              <w:t>@URL_API_Natural</w:t>
+            </w:r>
+          </w:p>
+        </w:tc>
+        <w:tc>
+          <w:tcPr>
+            <w:tcW w:w="3686" w:type="dxa"/>
+          </w:tcPr>
+          <w:p>
+            <w:pPr>
+              <w:rPr>
+                <w:lang w:val="fr-BE"/>
+              </w:rPr>
+            </w:pPr>
+            <w:r>
+              <w:rPr>
+                <w:lang w:val="fr-BE"/>
+              </w:rPr>
+              <w:t>{"code": "@</w:t>
+            </w:r>
+            <w:proofErr w:type="spellStart"/>
+            <w:r>
+              <w:rPr>
+                <w:lang w:val="fr-BE"/>
+              </w:rPr>
+              <w:t>Reject_the</w:t>
+            </w:r>
+            <w:proofErr w:type="spellEnd"/>
+            <w:r>
+              <w:rPr>
+                <w:lang w:val="fr-BE"/>
+              </w:rPr>
+              <w:t>", "</w:t>
+            </w:r>
+            <w:proofErr w:type="spellStart"/>
+            <w:r>
+              <w:rPr>
+                <w:lang w:val="fr-BE"/>
+              </w:rPr>
+              <w:t>language</w:t>
+            </w:r>
+            <w:proofErr w:type="spellEnd"/>
+            <w:r>
+              <w:rPr>
+                <w:lang w:val="fr-BE"/>
+              </w:rPr>
+              <w:t>": "EN", "active": 1}</w:t>
+            </w:r>
+          </w:p>
+        </w:tc>
+      </w:tr>
+    </w:tbl>
+    <w:p>
+      <w:r>
+        <w:t>Note 1: Use only double quote in the Body expression.</w:t>
+      </w:r>
+      <w:r>
+        <w:br/>
+      </w:r>
+      <w:r>
+        <w:t>Note</w:t>
+      </w:r>
+      <w:r>
+        <w:t xml:space="preserve"> 2</w:t>
+      </w:r>
+      <w:r>
+        <w:t xml:space="preserve">: to get the result use the function </w:t>
+      </w:r>
+      <w:proofErr w:type="spellStart"/>
+      <w:r>
+        <w:t>httpData</w:t>
+      </w:r>
+      <w:proofErr w:type="spellEnd"/>
+      <w:r>
+        <w:t xml:space="preserve"> (see below)</w:t>
+      </w:r>
+    </w:p>
+    <w:p/>
+    <w:p/>
+    <w:p>
+      <w:r>
+        <w:br w:type="page"/>
+      </w:r>
+    </w:p>
+    <w:p/>
+    <w:tbl>
+      <w:tblPr>
+        <w:tblStyle w:val="TableGrid"/>
+        <w:tblW w:w="0" w:type="auto"/>
+        <w:tblLook w:val="04A0" w:firstRow="1" w:lastRow="0" w:firstColumn="1" w:lastColumn="0" w:noHBand="0" w:noVBand="1"/>
+      </w:tblPr>
+      <w:tblGrid>
+        <w:gridCol w:w="9350"/>
+      </w:tblGrid>
+      <w:tr>
+        <w:tc>
+          <w:tcPr>
+            <w:tcW w:w="9350" w:type="dxa"/>
+            <w:shd w:val="clear" w:color="auto" w:fill="D9D9D9" w:themeFill="background1" w:themeFillShade="D9"/>
+          </w:tcPr>
+          <w:p>
+            <w:pPr>
+              <w:pStyle w:val="Heading2"/>
+            </w:pPr>
+            <w:bookmarkStart w:id="86" w:name="_Toc204692867"/>
+            <w:r>
+              <w:t>F</w:t>
+            </w:r>
+            <w:r>
+              <w:t xml:space="preserve">unction: </w:t>
+            </w:r>
+            <w:proofErr w:type="spellStart"/>
+            <w:r>
+              <w:rPr>
+                <w:b/>
+                <w:bCs/>
+              </w:rPr>
+              <w:t>http</w:t>
+            </w:r>
+            <w:r>
+              <w:rPr>
+                <w:b/>
+                <w:bCs/>
+              </w:rPr>
+              <w:t>Data</w:t>
+            </w:r>
+            <w:bookmarkEnd w:id="86"/>
+            <w:proofErr w:type="spellEnd"/>
+          </w:p>
+        </w:tc>
+      </w:tr>
+    </w:tbl>
+    <w:p>
+      <w:pPr>
+        <w:pStyle w:val="Heading3"/>
+        <w:rPr>
+          <w:b/>
+          <w:bCs/>
+        </w:rPr>
+      </w:pPr>
+    </w:p>
+    <w:p>
+      <w:pPr>
+        <w:pStyle w:val="Heading3"/>
+        <w:rPr>
+          <w:b/>
+          <w:bCs/>
+        </w:rPr>
+      </w:pPr>
+      <w:r>
+        <w:rPr>
+          <w:b/>
+          <w:bCs/>
+        </w:rPr>
+        <w:t>Objectives</w:t>
+      </w:r>
+    </w:p>
+    <w:p>
+      <w:r>
+        <w:t xml:space="preserve">Get data from a previous </w:t>
+      </w:r>
+      <w:proofErr w:type="spellStart"/>
+      <w:r>
+        <w:t>httpGet</w:t>
+      </w:r>
+      <w:proofErr w:type="spellEnd"/>
+      <w:r>
+        <w:t xml:space="preserve"> or </w:t>
+      </w:r>
+      <w:proofErr w:type="spellStart"/>
+      <w:r>
+        <w:t>httpPost</w:t>
+      </w:r>
+      <w:proofErr w:type="spellEnd"/>
+      <w:r>
+        <w:t xml:space="preserve"> function</w:t>
+      </w:r>
+    </w:p>
+    <w:p>
+      <w:pPr>
+        <w:pStyle w:val="Heading3"/>
+        <w:rPr>
+          <w:b/>
+          <w:bCs/>
+        </w:rPr>
+      </w:pPr>
+      <w:r>
+        <w:rPr>
+          <w:b/>
+          <w:bCs/>
+        </w:rPr>
+        <w:t>Parameter(s)</w:t>
+      </w:r>
+    </w:p>
+    <w:tbl>
+      <w:tblPr>
+        <w:tblStyle w:val="TableGrid"/>
+        <w:tblW w:w="0" w:type="auto"/>
+        <w:tblLook w:val="04A0" w:firstRow="1" w:lastRow="0" w:firstColumn="1" w:lastColumn="0" w:noHBand="0" w:noVBand="1"/>
+      </w:tblPr>
+      <w:tblGrid>
+        <w:gridCol w:w="1972"/>
+        <w:gridCol w:w="7378"/>
+      </w:tblGrid>
+      <w:tr>
+        <w:tc>
+          <w:tcPr>
+            <w:tcW w:w="1972" w:type="dxa"/>
+            <w:shd w:val="clear" w:color="auto" w:fill="D9E2F3" w:themeFill="accent1" w:themeFillTint="33"/>
+          </w:tcPr>
+          <w:p>
+            <w:pPr>
+              <w:rPr>
+                <w:b/>
+                <w:bCs/>
+              </w:rPr>
+            </w:pPr>
+            <w:r>
+              <w:rPr>
+                <w:b/>
+                <w:bCs/>
+              </w:rPr>
+              <w:t>Expression</w:t>
+            </w:r>
+          </w:p>
+        </w:tc>
+        <w:tc>
+          <w:tcPr>
+            <w:tcW w:w="7378" w:type="dxa"/>
+          </w:tcPr>
+          <w:p>
+            <w:pPr>
+              <w:rPr>
+                <w:lang w:val="en-BE"/>
+              </w:rPr>
+            </w:pPr>
+            <w:r>
+              <w:rPr>
+                <w:lang w:val="en-BE"/>
+              </w:rPr>
+              <w:t>Expression to access the structure of the data</w:t>
+            </w:r>
+            <w:r>
+              <w:rPr>
+                <w:lang w:val="en-BE"/>
+              </w:rPr>
+              <w:t xml:space="preserve"> (can contain variables)</w:t>
+            </w:r>
+          </w:p>
+        </w:tc>
+      </w:tr>
+      <w:tr>
+        <w:tc>
+          <w:tcPr>
+            <w:tcW w:w="1972" w:type="dxa"/>
+            <w:shd w:val="clear" w:color="auto" w:fill="D9E2F3" w:themeFill="accent1" w:themeFillTint="33"/>
+          </w:tcPr>
+          <w:p>
+            <w:pPr>
+              <w:rPr>
+                <w:b/>
+                <w:bCs/>
+              </w:rPr>
+            </w:pPr>
+            <w:r>
+              <w:rPr>
+                <w:b/>
+                <w:bCs/>
+              </w:rPr>
+              <w:t>Variable</w:t>
+            </w:r>
+          </w:p>
+        </w:tc>
+        <w:tc>
+          <w:tcPr>
+            <w:tcW w:w="7378" w:type="dxa"/>
+          </w:tcPr>
+          <w:p>
+            <w:pPr>
+              <w:rPr>
+                <w:lang w:val="en-BE"/>
+              </w:rPr>
+            </w:pPr>
+            <w:r>
+              <w:rPr>
+                <w:lang w:val="en-BE"/>
+              </w:rPr>
+              <w:t>Name of the variable to store the result</w:t>
+            </w:r>
+          </w:p>
+        </w:tc>
+      </w:tr>
+    </w:tbl>
+    <w:p/>
+    <w:p>
+      <w:pPr>
+        <w:pStyle w:val="Heading3"/>
+        <w:rPr>
+          <w:b/>
+          <w:bCs/>
+        </w:rPr>
+      </w:pPr>
+      <w:r>
+        <w:rPr>
+          <w:b/>
+          <w:bCs/>
+        </w:rPr>
+        <w:t>Example(s):</w:t>
+      </w:r>
+    </w:p>
+    <w:tbl>
+      <w:tblPr>
+        <w:tblStyle w:val="TableGrid"/>
+        <w:tblW w:w="9351" w:type="dxa"/>
+        <w:tblLook w:val="04A0" w:firstRow="1" w:lastRow="0" w:firstColumn="1" w:lastColumn="0" w:noHBand="0" w:noVBand="1"/>
+      </w:tblPr>
+      <w:tblGrid>
+        <w:gridCol w:w="1318"/>
+        <w:gridCol w:w="3072"/>
+        <w:gridCol w:w="3260"/>
+        <w:gridCol w:w="1701"/>
+      </w:tblGrid>
+      <w:tr>
+        <w:tc>
+          <w:tcPr>
+            <w:tcW w:w="1318" w:type="dxa"/>
+            <w:shd w:val="clear" w:color="auto" w:fill="FBE4D5" w:themeFill="accent2" w:themeFillTint="33"/>
+          </w:tcPr>
+          <w:p>
+            <w:proofErr w:type="spellStart"/>
+            <w:r>
+              <w:rPr>
+                <w:b/>
+                <w:bCs/>
+              </w:rPr>
+              <w:t>http</w:t>
+            </w:r>
+            <w:r>
+              <w:rPr>
+                <w:b/>
+                <w:bCs/>
+              </w:rPr>
+              <w:t>Data</w:t>
+            </w:r>
+            <w:proofErr w:type="spellEnd"/>
+          </w:p>
+        </w:tc>
+        <w:tc>
+          <w:tcPr>
+            <w:tcW w:w="3072" w:type="dxa"/>
+          </w:tcPr>
+          <w:p>
+            <w:r>
+              <w:t xml:space="preserve">Get </w:t>
+            </w:r>
+            <w:r>
+              <w:t>the label (1</w:t>
+            </w:r>
+            <w:r>
+              <w:rPr>
+                <w:vertAlign w:val="superscript"/>
+              </w:rPr>
+              <w:t>st</w:t>
+            </w:r>
+            <w:r>
+              <w:t xml:space="preserve"> record)</w:t>
+            </w:r>
+          </w:p>
+        </w:tc>
+        <w:tc>
+          <w:tcPr>
+            <w:tcW w:w="3260" w:type="dxa"/>
+          </w:tcPr>
+          <w:p>
+            <w:r>
+              <w:t>data[0].label</w:t>
+            </w:r>
+          </w:p>
+        </w:tc>
+        <w:tc>
+          <w:tcPr>
+            <w:tcW w:w="1701" w:type="dxa"/>
+          </w:tcPr>
+          <w:p>
+            <w:pPr>
+              <w:rPr>
+                <w:lang w:val="fr-BE"/>
+              </w:rPr>
+            </w:pPr>
+            <w:r>
+              <w:rPr>
+                <w:lang w:val="fr-BE"/>
+              </w:rPr>
+              <w:t>$Label</w:t>
+            </w:r>
+          </w:p>
+        </w:tc>
+      </w:tr>
+      <w:tr>
+        <w:tc>
+          <w:tcPr>
+            <w:tcW w:w="1318" w:type="dxa"/>
+            <w:shd w:val="clear" w:color="auto" w:fill="FBE4D5" w:themeFill="accent2" w:themeFillTint="33"/>
+          </w:tcPr>
+          <w:p>
+            <w:pPr>
+              <w:rPr>
+                <w:b/>
+                <w:bCs/>
+              </w:rPr>
+            </w:pPr>
+            <w:proofErr w:type="spellStart"/>
+            <w:r>
+              <w:rPr>
+                <w:b/>
+                <w:bCs/>
+              </w:rPr>
+              <w:t>httpData</w:t>
+            </w:r>
+            <w:proofErr w:type="spellEnd"/>
+          </w:p>
+        </w:tc>
+        <w:tc>
+          <w:tcPr>
+            <w:tcW w:w="3072" w:type="dxa"/>
+          </w:tcPr>
+          <w:p>
+            <w:r>
+              <w:t>Get the number of records</w:t>
+            </w:r>
+          </w:p>
+        </w:tc>
+        <w:tc>
+          <w:tcPr>
+            <w:tcW w:w="3260" w:type="dxa"/>
+          </w:tcPr>
+          <w:p>
+            <w:proofErr w:type="spellStart"/>
+            <w:r>
+              <w:t>d</w:t>
+            </w:r>
+            <w:r>
+              <w:t>ata.length</w:t>
+            </w:r>
+            <w:proofErr w:type="spellEnd"/>
+          </w:p>
+        </w:tc>
+        <w:tc>
+          <w:tcPr>
+            <w:tcW w:w="1701" w:type="dxa"/>
+          </w:tcPr>
+          <w:p>
+            <w:r>
+              <w:t>$Length</w:t>
+            </w:r>
+          </w:p>
+        </w:tc>
+      </w:tr>
+      <w:tr>
+        <w:tc>
+          <w:tcPr>
+            <w:tcW w:w="1318" w:type="dxa"/>
+            <w:shd w:val="clear" w:color="auto" w:fill="FBE4D5" w:themeFill="accent2" w:themeFillTint="33"/>
+          </w:tcPr>
+          <w:p>
+            <w:pPr>
+              <w:rPr>
+                <w:b/>
+                <w:bCs/>
+              </w:rPr>
+            </w:pPr>
+            <w:proofErr w:type="spellStart"/>
+            <w:r>
+              <w:rPr>
+                <w:b/>
+                <w:bCs/>
+              </w:rPr>
+              <w:t>httpData</w:t>
+            </w:r>
+            <w:proofErr w:type="spellEnd"/>
+          </w:p>
+        </w:tc>
+        <w:tc>
+          <w:tcPr>
+            <w:tcW w:w="3072" w:type="dxa"/>
+          </w:tcPr>
+          <w:p>
+            <w:r>
+              <w:t>Get the label (in a loop)</w:t>
+            </w:r>
+          </w:p>
+        </w:tc>
+        <w:tc>
+          <w:tcPr>
+            <w:tcW w:w="3260" w:type="dxa"/>
+          </w:tcPr>
+          <w:p>
+            <w:r>
+              <w:t>data[$id].license</w:t>
+            </w:r>
+          </w:p>
+        </w:tc>
+        <w:tc>
+          <w:tcPr>
+            <w:tcW w:w="1701" w:type="dxa"/>
+          </w:tcPr>
+          <w:p>
+            <w:r>
+              <w:t>$Label</w:t>
+            </w:r>
+          </w:p>
+        </w:tc>
+      </w:tr>
+      <w:tr>
+        <w:tc>
+          <w:tcPr>
+            <w:tcW w:w="1318" w:type="dxa"/>
+            <w:shd w:val="clear" w:color="auto" w:fill="FBE4D5" w:themeFill="accent2" w:themeFillTint="33"/>
+          </w:tcPr>
+          <w:p>
+            <w:pPr>
+              <w:rPr>
+                <w:b/>
+                <w:bCs/>
+              </w:rPr>
+            </w:pPr>
+            <w:proofErr w:type="spellStart"/>
+            <w:r>
+              <w:rPr>
+                <w:b/>
+                <w:bCs/>
+              </w:rPr>
+              <w:t>httpData</w:t>
+            </w:r>
+            <w:proofErr w:type="spellEnd"/>
+          </w:p>
+        </w:tc>
+        <w:tc>
+          <w:tcPr>
+            <w:tcW w:w="3072" w:type="dxa"/>
+          </w:tcPr>
+          <w:p>
+            <w:r>
+              <w:t>Get the status</w:t>
+            </w:r>
+            <w:r>
+              <w:t xml:space="preserve"> of the request</w:t>
+            </w:r>
+          </w:p>
+        </w:tc>
+        <w:tc>
+          <w:tcPr>
+            <w:tcW w:w="3260" w:type="dxa"/>
+          </w:tcPr>
+          <w:p>
+            <w:r>
+              <w:t>success</w:t>
+            </w:r>
+          </w:p>
+        </w:tc>
+        <w:tc>
+          <w:tcPr>
+            <w:tcW w:w="1701" w:type="dxa"/>
+          </w:tcPr>
+          <w:p>
+            <w:r>
+              <w:t>$Status</w:t>
+            </w:r>
+          </w:p>
+        </w:tc>
+      </w:tr>
+    </w:tbl>
+    <w:p/>
+    <w:p>
+      <w:r>
+        <w:t>Note: the expression depends of the construction of your REST API.</w:t>
+      </w:r>
+      <w:r>
+        <w:br/>
+        <w:t>In the example, the result of the REST API is:</w:t>
+      </w:r>
+    </w:p>
+    <w:tbl>
+      <w:tblPr>
+        <w:tblStyle w:val="TableGrid"/>
+        <w:tblW w:w="0" w:type="auto"/>
+        <w:tblLook w:val="04A0" w:firstRow="1" w:lastRow="0" w:firstColumn="1" w:lastColumn="0" w:noHBand="0" w:noVBand="1"/>
+      </w:tblPr>
+      <w:tblGrid>
+        <w:gridCol w:w="9350"/>
+      </w:tblGrid>
+      <w:tr>
+        <w:tc>
+          <w:tcPr>
+            <w:tcW w:w="9350" w:type="dxa"/>
+            <w:shd w:val="clear" w:color="auto" w:fill="F2F2F2" w:themeFill="background1" w:themeFillShade="F2"/>
+          </w:tcPr>
+          <w:p>
+            <w:r>
+              <w:rPr>
+                <w:sz w:val="18"/>
+                <w:szCs w:val="18"/>
+              </w:rPr>
+              <w:t>Fetched data: {</w:t>
+            </w:r>
+            <w:r>
+              <w:rPr>
+                <w:sz w:val="18"/>
+                <w:szCs w:val="18"/>
+              </w:rPr>
+              <w:br/>
+              <w:t xml:space="preserve">  success: 1,</w:t>
+            </w:r>
+            <w:r>
+              <w:rPr>
+                <w:sz w:val="18"/>
+                <w:szCs w:val="18"/>
+              </w:rPr>
+              <w:br/>
+              <w:t xml:space="preserve">  data: [</w:t>
+            </w:r>
+            <w:r>
+              <w:rPr>
+                <w:sz w:val="18"/>
+                <w:szCs w:val="18"/>
+              </w:rPr>
+              <w:br/>
+              <w:t xml:space="preserve">    {</w:t>
+            </w:r>
+            <w:r>
+              <w:rPr>
+                <w:sz w:val="18"/>
+                <w:szCs w:val="18"/>
+              </w:rPr>
+              <w:br/>
+              <w:t xml:space="preserve">      </w:t>
+            </w:r>
+            <w:proofErr w:type="spellStart"/>
+            <w:r>
+              <w:rPr>
+                <w:sz w:val="18"/>
+                <w:szCs w:val="18"/>
+              </w:rPr>
+              <w:t>licenseID</w:t>
+            </w:r>
+            <w:proofErr w:type="spellEnd"/>
+            <w:r>
+              <w:rPr>
+                <w:sz w:val="18"/>
+                <w:szCs w:val="18"/>
+              </w:rPr>
+              <w:t>: 1,</w:t>
+            </w:r>
+            <w:r>
+              <w:rPr>
+                <w:sz w:val="18"/>
+                <w:szCs w:val="18"/>
+              </w:rPr>
+              <w:br/>
+              <w:t xml:space="preserve">      license: 'Free License'</w:t>
+            </w:r>
+            <w:r>
+              <w:rPr>
+                <w:sz w:val="18"/>
+                <w:szCs w:val="18"/>
+              </w:rPr>
+              <w:br/>
+              <w:t xml:space="preserve">    },</w:t>
+            </w:r>
+            <w:r>
+              <w:rPr>
+                <w:sz w:val="18"/>
+                <w:szCs w:val="18"/>
+              </w:rPr>
+              <w:br/>
+              <w:t xml:space="preserve">    {</w:t>
+            </w:r>
+            <w:r>
+              <w:rPr>
+                <w:sz w:val="18"/>
+                <w:szCs w:val="18"/>
+              </w:rPr>
+              <w:br/>
+              <w:t xml:space="preserve">      </w:t>
+            </w:r>
+            <w:proofErr w:type="spellStart"/>
+            <w:r>
+              <w:rPr>
+                <w:sz w:val="18"/>
+                <w:szCs w:val="18"/>
+              </w:rPr>
+              <w:t>licenseID</w:t>
+            </w:r>
+            <w:proofErr w:type="spellEnd"/>
+            <w:r>
+              <w:rPr>
+                <w:sz w:val="18"/>
+                <w:szCs w:val="18"/>
+              </w:rPr>
+              <w:t>: 2,</w:t>
+            </w:r>
+            <w:r>
+              <w:rPr>
+                <w:sz w:val="18"/>
+                <w:szCs w:val="18"/>
+              </w:rPr>
+              <w:br/>
+              <w:t xml:space="preserve">      license: 'Intermediate'</w:t>
+            </w:r>
+            <w:r>
+              <w:rPr>
+                <w:sz w:val="18"/>
+                <w:szCs w:val="18"/>
+              </w:rPr>
+              <w:br/>
+              <w:t xml:space="preserve">  ]</w:t>
+            </w:r>
+            <w:r>
+              <w:rPr>
+                <w:sz w:val="18"/>
+                <w:szCs w:val="18"/>
+              </w:rPr>
+              <w:br/>
+              <w:t>}</w:t>
+            </w:r>
+          </w:p>
+        </w:tc>
+      </w:tr>
+    </w:tbl>
+    <w:p>
+      <w:pPr>
+        <w:rPr>
+          <w:sz w:val="16"/>
+          <w:szCs w:val="16"/>
+        </w:rPr>
+      </w:pPr>
+    </w:p>
+    <w:p/>
     <w:p/>
     <w:p/>
     <w:sectPr>
@@ -31136,13 +33420,13 @@
             <w:t>V1.</w:t>
           </w:r>
           <w:r>
-            <w:t>7</w:t>
+            <w:t>8</w:t>
           </w:r>
           <w:r>
             <w:t xml:space="preserve"> – </w:t>
           </w:r>
           <w:r>
-            <w:t>14</w:t>
+            <w:t>29</w:t>
           </w:r>
           <w:r>
             <w:t>/</w:t>
@@ -34030,7 +36314,6 @@
   <w:style w:type="character" w:default="1" w:styleId="DefaultParagraphFont">
     <w:name w:val="Default Paragraph Font"/>
     <w:uiPriority w:val="1"/>
-    <w:semiHidden/>
     <w:unhideWhenUsed/>
   </w:style>
   <w:style w:type="table" w:default="1" w:styleId="TableNormal">
@@ -34470,6 +36753,18 @@
       <w:shd w:val="clear" w:color="auto" w:fill="E1DFDD"/>
     </w:rPr>
   </w:style>
+  <w:style w:type="character" w:styleId="UnresolvedMention">
+    <w:name w:val="Unresolved Mention"/>
+    <w:basedOn w:val="DefaultParagraphFont"/>
+    <w:uiPriority w:val="99"/>
+    <w:semiHidden/>
+    <w:unhideWhenUsed/>
+    <w:rsid w:val="00AF7ACD"/>
+    <w:rPr>
+      <w:color w:val="605E5C"/>
+      <w:shd w:val="clear" w:color="auto" w:fill="E1DFDD"/>
+    </w:rPr>
+  </w:style>
 </w:styles>
 </file>
 

--- a/frontend/public/documentation/FunctionsUserManual.docx
+++ b/frontend/public/documentation/FunctionsUserManual.docx
@@ -459,7 +459,7 @@
             </w:rPr>
             <w:fldChar w:fldCharType="separate"/>
           </w:r>
-          <w:hyperlink w:anchor="_Toc204692782" w:history="1">
+          <w:hyperlink w:anchor="_Toc204928530" w:history="1">
             <w:r>
               <w:rPr>
                 <w:rStyle w:val="Hyperlink"/>
@@ -487,7 +487,7 @@
                 <w:noProof/>
                 <w:webHidden/>
               </w:rPr>
-              <w:instrText xml:space="preserve"> PAGEREF _Toc204692782 \h </w:instrText>
+              <w:instrText xml:space="preserve"> PAGEREF _Toc204928530 \h </w:instrText>
             </w:r>
             <w:r>
               <w:rPr>
@@ -536,7 +536,7 @@
               <w14:ligatures w14:val="standardContextual"/>
             </w:rPr>
           </w:pPr>
-          <w:hyperlink w:anchor="_Toc204692783" w:history="1">
+          <w:hyperlink w:anchor="_Toc204928531" w:history="1">
             <w:r>
               <w:rPr>
                 <w:rStyle w:val="Hyperlink"/>
@@ -564,7 +564,7 @@
                 <w:noProof/>
                 <w:webHidden/>
               </w:rPr>
-              <w:instrText xml:space="preserve"> PAGEREF _Toc204692783 \h </w:instrText>
+              <w:instrText xml:space="preserve"> PAGEREF _Toc204928531 \h </w:instrText>
             </w:r>
             <w:r>
               <w:rPr>
@@ -611,7 +611,7 @@
               <w14:ligatures w14:val="standardContextual"/>
             </w:rPr>
           </w:pPr>
-          <w:hyperlink w:anchor="_Toc204692784" w:history="1">
+          <w:hyperlink w:anchor="_Toc204928532" w:history="1">
             <w:r>
               <w:rPr>
                 <w:rStyle w:val="Hyperlink"/>
@@ -647,7 +647,7 @@
                 <w:noProof/>
                 <w:webHidden/>
               </w:rPr>
-              <w:instrText xml:space="preserve"> PAGEREF _Toc204692784 \h </w:instrText>
+              <w:instrText xml:space="preserve"> PAGEREF _Toc204928532 \h </w:instrText>
             </w:r>
             <w:r>
               <w:rPr>
@@ -694,7 +694,7 @@
               <w14:ligatures w14:val="standardContextual"/>
             </w:rPr>
           </w:pPr>
-          <w:hyperlink w:anchor="_Toc204692785" w:history="1">
+          <w:hyperlink w:anchor="_Toc204928533" w:history="1">
             <w:r>
               <w:rPr>
                 <w:rStyle w:val="Hyperlink"/>
@@ -738,7 +738,7 @@
                 <w:noProof/>
                 <w:webHidden/>
               </w:rPr>
-              <w:instrText xml:space="preserve"> PAGEREF _Toc204692785 \h </w:instrText>
+              <w:instrText xml:space="preserve"> PAGEREF _Toc204928533 \h </w:instrText>
             </w:r>
             <w:r>
               <w:rPr>
@@ -785,7 +785,7 @@
               <w14:ligatures w14:val="standardContextual"/>
             </w:rPr>
           </w:pPr>
-          <w:hyperlink w:anchor="_Toc204692786" w:history="1">
+          <w:hyperlink w:anchor="_Toc204928534" w:history="1">
             <w:r>
               <w:rPr>
                 <w:rStyle w:val="Hyperlink"/>
@@ -820,7 +820,7 @@
                 <w:noProof/>
                 <w:webHidden/>
               </w:rPr>
-              <w:instrText xml:space="preserve"> PAGEREF _Toc204692786 \h </w:instrText>
+              <w:instrText xml:space="preserve"> PAGEREF _Toc204928534 \h </w:instrText>
             </w:r>
             <w:r>
               <w:rPr>
@@ -867,7 +867,7 @@
               <w14:ligatures w14:val="standardContextual"/>
             </w:rPr>
           </w:pPr>
-          <w:hyperlink w:anchor="_Toc204692787" w:history="1">
+          <w:hyperlink w:anchor="_Toc204928535" w:history="1">
             <w:r>
               <w:rPr>
                 <w:rStyle w:val="Hyperlink"/>
@@ -903,7 +903,7 @@
                 <w:noProof/>
                 <w:webHidden/>
               </w:rPr>
-              <w:instrText xml:space="preserve"> PAGEREF _Toc204692787 \h </w:instrText>
+              <w:instrText xml:space="preserve"> PAGEREF _Toc204928535 \h </w:instrText>
             </w:r>
             <w:r>
               <w:rPr>
@@ -950,7 +950,7 @@
               <w14:ligatures w14:val="standardContextual"/>
             </w:rPr>
           </w:pPr>
-          <w:hyperlink w:anchor="_Toc204692788" w:history="1">
+          <w:hyperlink w:anchor="_Toc204928536" w:history="1">
             <w:r>
               <w:rPr>
                 <w:rStyle w:val="Hyperlink"/>
@@ -986,7 +986,7 @@
                 <w:noProof/>
                 <w:webHidden/>
               </w:rPr>
-              <w:instrText xml:space="preserve"> PAGEREF _Toc204692788 \h </w:instrText>
+              <w:instrText xml:space="preserve"> PAGEREF _Toc204928536 \h </w:instrText>
             </w:r>
             <w:r>
               <w:rPr>
@@ -1033,7 +1033,7 @@
               <w14:ligatures w14:val="standardContextual"/>
             </w:rPr>
           </w:pPr>
-          <w:hyperlink w:anchor="_Toc204692789" w:history="1">
+          <w:hyperlink w:anchor="_Toc204928537" w:history="1">
             <w:r>
               <w:rPr>
                 <w:rStyle w:val="Hyperlink"/>
@@ -1069,7 +1069,7 @@
                 <w:noProof/>
                 <w:webHidden/>
               </w:rPr>
-              <w:instrText xml:space="preserve"> PAGEREF _Toc204692789 \h </w:instrText>
+              <w:instrText xml:space="preserve"> PAGEREF _Toc204928537 \h </w:instrText>
             </w:r>
             <w:r>
               <w:rPr>
@@ -1116,7 +1116,7 @@
               <w14:ligatures w14:val="standardContextual"/>
             </w:rPr>
           </w:pPr>
-          <w:hyperlink w:anchor="_Toc204692790" w:history="1">
+          <w:hyperlink w:anchor="_Toc204928538" w:history="1">
             <w:r>
               <w:rPr>
                 <w:rStyle w:val="Hyperlink"/>
@@ -1151,7 +1151,7 @@
                 <w:noProof/>
                 <w:webHidden/>
               </w:rPr>
-              <w:instrText xml:space="preserve"> PAGEREF _Toc204692790 \h </w:instrText>
+              <w:instrText xml:space="preserve"> PAGEREF _Toc204928538 \h </w:instrText>
             </w:r>
             <w:r>
               <w:rPr>
@@ -1198,7 +1198,7 @@
               <w14:ligatures w14:val="standardContextual"/>
             </w:rPr>
           </w:pPr>
-          <w:hyperlink w:anchor="_Toc204692791" w:history="1">
+          <w:hyperlink w:anchor="_Toc204928539" w:history="1">
             <w:r>
               <w:rPr>
                 <w:rStyle w:val="Hyperlink"/>
@@ -1233,7 +1233,7 @@
                 <w:noProof/>
                 <w:webHidden/>
               </w:rPr>
-              <w:instrText xml:space="preserve"> PAGEREF _Toc204692791 \h </w:instrText>
+              <w:instrText xml:space="preserve"> PAGEREF _Toc204928539 \h </w:instrText>
             </w:r>
             <w:r>
               <w:rPr>
@@ -1280,7 +1280,7 @@
               <w14:ligatures w14:val="standardContextual"/>
             </w:rPr>
           </w:pPr>
-          <w:hyperlink w:anchor="_Toc204692792" w:history="1">
+          <w:hyperlink w:anchor="_Toc204928540" w:history="1">
             <w:r>
               <w:rPr>
                 <w:rStyle w:val="Hyperlink"/>
@@ -1315,7 +1315,7 @@
                 <w:noProof/>
                 <w:webHidden/>
               </w:rPr>
-              <w:instrText xml:space="preserve"> PAGEREF _Toc204692792 \h </w:instrText>
+              <w:instrText xml:space="preserve"> PAGEREF _Toc204928540 \h </w:instrText>
             </w:r>
             <w:r>
               <w:rPr>
@@ -1362,7 +1362,7 @@
               <w14:ligatures w14:val="standardContextual"/>
             </w:rPr>
           </w:pPr>
-          <w:hyperlink w:anchor="_Toc204692793" w:history="1">
+          <w:hyperlink w:anchor="_Toc204928541" w:history="1">
             <w:r>
               <w:rPr>
                 <w:rStyle w:val="Hyperlink"/>
@@ -1397,7 +1397,7 @@
                 <w:noProof/>
                 <w:webHidden/>
               </w:rPr>
-              <w:instrText xml:space="preserve"> PAGEREF _Toc204692793 \h </w:instrText>
+              <w:instrText xml:space="preserve"> PAGEREF _Toc204928541 \h </w:instrText>
             </w:r>
             <w:r>
               <w:rPr>
@@ -1444,7 +1444,7 @@
               <w14:ligatures w14:val="standardContextual"/>
             </w:rPr>
           </w:pPr>
-          <w:hyperlink w:anchor="_Toc204692794" w:history="1">
+          <w:hyperlink w:anchor="_Toc204928542" w:history="1">
             <w:r>
               <w:rPr>
                 <w:rStyle w:val="Hyperlink"/>
@@ -1479,7 +1479,7 @@
                 <w:noProof/>
                 <w:webHidden/>
               </w:rPr>
-              <w:instrText xml:space="preserve"> PAGEREF _Toc204692794 \h </w:instrText>
+              <w:instrText xml:space="preserve"> PAGEREF _Toc204928542 \h </w:instrText>
             </w:r>
             <w:r>
               <w:rPr>
@@ -1526,7 +1526,7 @@
               <w14:ligatures w14:val="standardContextual"/>
             </w:rPr>
           </w:pPr>
-          <w:hyperlink w:anchor="_Toc204692795" w:history="1">
+          <w:hyperlink w:anchor="_Toc204928543" w:history="1">
             <w:r>
               <w:rPr>
                 <w:rStyle w:val="Hyperlink"/>
@@ -1561,7 +1561,7 @@
                 <w:noProof/>
                 <w:webHidden/>
               </w:rPr>
-              <w:instrText xml:space="preserve"> PAGEREF _Toc204692795 \h </w:instrText>
+              <w:instrText xml:space="preserve"> PAGEREF _Toc204928543 \h </w:instrText>
             </w:r>
             <w:r>
               <w:rPr>
@@ -1610,7 +1610,7 @@
               <w14:ligatures w14:val="standardContextual"/>
             </w:rPr>
           </w:pPr>
-          <w:hyperlink w:anchor="_Toc204692796" w:history="1">
+          <w:hyperlink w:anchor="_Toc204928544" w:history="1">
             <w:r>
               <w:rPr>
                 <w:rStyle w:val="Hyperlink"/>
@@ -1638,7 +1638,7 @@
                 <w:noProof/>
                 <w:webHidden/>
               </w:rPr>
-              <w:instrText xml:space="preserve"> PAGEREF _Toc204692796 \h </w:instrText>
+              <w:instrText xml:space="preserve"> PAGEREF _Toc204928544 \h </w:instrText>
             </w:r>
             <w:r>
               <w:rPr>
@@ -1685,7 +1685,7 @@
               <w14:ligatures w14:val="standardContextual"/>
             </w:rPr>
           </w:pPr>
-          <w:hyperlink w:anchor="_Toc204692797" w:history="1">
+          <w:hyperlink w:anchor="_Toc204928545" w:history="1">
             <w:r>
               <w:rPr>
                 <w:rStyle w:val="Hyperlink"/>
@@ -1721,7 +1721,7 @@
                 <w:noProof/>
                 <w:webHidden/>
               </w:rPr>
-              <w:instrText xml:space="preserve"> PAGEREF _Toc204692797 \h </w:instrText>
+              <w:instrText xml:space="preserve"> PAGEREF _Toc204928545 \h </w:instrText>
             </w:r>
             <w:r>
               <w:rPr>
@@ -1768,7 +1768,7 @@
               <w14:ligatures w14:val="standardContextual"/>
             </w:rPr>
           </w:pPr>
-          <w:hyperlink w:anchor="_Toc204692798" w:history="1">
+          <w:hyperlink w:anchor="_Toc204928546" w:history="1">
             <w:r>
               <w:rPr>
                 <w:rStyle w:val="Hyperlink"/>
@@ -1804,7 +1804,7 @@
                 <w:noProof/>
                 <w:webHidden/>
               </w:rPr>
-              <w:instrText xml:space="preserve"> PAGEREF _Toc204692798 \h </w:instrText>
+              <w:instrText xml:space="preserve"> PAGEREF _Toc204928546 \h </w:instrText>
             </w:r>
             <w:r>
               <w:rPr>
@@ -1851,7 +1851,7 @@
               <w14:ligatures w14:val="standardContextual"/>
             </w:rPr>
           </w:pPr>
-          <w:hyperlink w:anchor="_Toc204692799" w:history="1">
+          <w:hyperlink w:anchor="_Toc204928547" w:history="1">
             <w:r>
               <w:rPr>
                 <w:rStyle w:val="Hyperlink"/>
@@ -1887,7 +1887,7 @@
                 <w:noProof/>
                 <w:webHidden/>
               </w:rPr>
-              <w:instrText xml:space="preserve"> PAGEREF _Toc204692799 \h </w:instrText>
+              <w:instrText xml:space="preserve"> PAGEREF _Toc204928547 \h </w:instrText>
             </w:r>
             <w:r>
               <w:rPr>
@@ -1934,7 +1934,7 @@
               <w14:ligatures w14:val="standardContextual"/>
             </w:rPr>
           </w:pPr>
-          <w:hyperlink w:anchor="_Toc204692800" w:history="1">
+          <w:hyperlink w:anchor="_Toc204928548" w:history="1">
             <w:r>
               <w:rPr>
                 <w:rStyle w:val="Hyperlink"/>
@@ -1970,7 +1970,7 @@
                 <w:noProof/>
                 <w:webHidden/>
               </w:rPr>
-              <w:instrText xml:space="preserve"> PAGEREF _Toc204692800 \h </w:instrText>
+              <w:instrText xml:space="preserve"> PAGEREF _Toc204928548 \h </w:instrText>
             </w:r>
             <w:r>
               <w:rPr>
@@ -2017,7 +2017,7 @@
               <w14:ligatures w14:val="standardContextual"/>
             </w:rPr>
           </w:pPr>
-          <w:hyperlink w:anchor="_Toc204692801" w:history="1">
+          <w:hyperlink w:anchor="_Toc204928549" w:history="1">
             <w:r>
               <w:rPr>
                 <w:rStyle w:val="Hyperlink"/>
@@ -2053,7 +2053,7 @@
                 <w:noProof/>
                 <w:webHidden/>
               </w:rPr>
-              <w:instrText xml:space="preserve"> PAGEREF _Toc204692801 \h </w:instrText>
+              <w:instrText xml:space="preserve"> PAGEREF _Toc204928549 \h </w:instrText>
             </w:r>
             <w:r>
               <w:rPr>
@@ -2100,7 +2100,7 @@
               <w14:ligatures w14:val="standardContextual"/>
             </w:rPr>
           </w:pPr>
-          <w:hyperlink w:anchor="_Toc204692802" w:history="1">
+          <w:hyperlink w:anchor="_Toc204928550" w:history="1">
             <w:r>
               <w:rPr>
                 <w:rStyle w:val="Hyperlink"/>
@@ -2144,7 +2144,7 @@
                 <w:noProof/>
                 <w:webHidden/>
               </w:rPr>
-              <w:instrText xml:space="preserve"> PAGEREF _Toc204692802 \h </w:instrText>
+              <w:instrText xml:space="preserve"> PAGEREF _Toc204928550 \h </w:instrText>
             </w:r>
             <w:r>
               <w:rPr>
@@ -2191,7 +2191,7 @@
               <w14:ligatures w14:val="standardContextual"/>
             </w:rPr>
           </w:pPr>
-          <w:hyperlink w:anchor="_Toc204692803" w:history="1">
+          <w:hyperlink w:anchor="_Toc204928551" w:history="1">
             <w:r>
               <w:rPr>
                 <w:rStyle w:val="Hyperlink"/>
@@ -2227,7 +2227,7 @@
                 <w:noProof/>
                 <w:webHidden/>
               </w:rPr>
-              <w:instrText xml:space="preserve"> PAGEREF _Toc204692803 \h </w:instrText>
+              <w:instrText xml:space="preserve"> PAGEREF _Toc204928551 \h </w:instrText>
             </w:r>
             <w:r>
               <w:rPr>
@@ -2274,7 +2274,7 @@
               <w14:ligatures w14:val="standardContextual"/>
             </w:rPr>
           </w:pPr>
-          <w:hyperlink w:anchor="_Toc204692804" w:history="1">
+          <w:hyperlink w:anchor="_Toc204928552" w:history="1">
             <w:r>
               <w:rPr>
                 <w:rStyle w:val="Hyperlink"/>
@@ -2310,7 +2310,7 @@
                 <w:noProof/>
                 <w:webHidden/>
               </w:rPr>
-              <w:instrText xml:space="preserve"> PAGEREF _Toc204692804 \h </w:instrText>
+              <w:instrText xml:space="preserve"> PAGEREF _Toc204928552 \h </w:instrText>
             </w:r>
             <w:r>
               <w:rPr>
@@ -2357,7 +2357,7 @@
               <w14:ligatures w14:val="standardContextual"/>
             </w:rPr>
           </w:pPr>
-          <w:hyperlink w:anchor="_Toc204692805" w:history="1">
+          <w:hyperlink w:anchor="_Toc204928553" w:history="1">
             <w:r>
               <w:rPr>
                 <w:rStyle w:val="Hyperlink"/>
@@ -2393,7 +2393,7 @@
                 <w:noProof/>
                 <w:webHidden/>
               </w:rPr>
-              <w:instrText xml:space="preserve"> PAGEREF _Toc204692805 \h </w:instrText>
+              <w:instrText xml:space="preserve"> PAGEREF _Toc204928553 \h </w:instrText>
             </w:r>
             <w:r>
               <w:rPr>
@@ -2440,7 +2440,7 @@
               <w14:ligatures w14:val="standardContextual"/>
             </w:rPr>
           </w:pPr>
-          <w:hyperlink w:anchor="_Toc204692806" w:history="1">
+          <w:hyperlink w:anchor="_Toc204928554" w:history="1">
             <w:r>
               <w:rPr>
                 <w:rStyle w:val="Hyperlink"/>
@@ -2476,7 +2476,7 @@
                 <w:noProof/>
                 <w:webHidden/>
               </w:rPr>
-              <w:instrText xml:space="preserve"> PAGEREF _Toc204692806 \h </w:instrText>
+              <w:instrText xml:space="preserve"> PAGEREF _Toc204928554 \h </w:instrText>
             </w:r>
             <w:r>
               <w:rPr>
@@ -2523,7 +2523,7 @@
               <w14:ligatures w14:val="standardContextual"/>
             </w:rPr>
           </w:pPr>
-          <w:hyperlink w:anchor="_Toc204692807" w:history="1">
+          <w:hyperlink w:anchor="_Toc204928555" w:history="1">
             <w:r>
               <w:rPr>
                 <w:rStyle w:val="Hyperlink"/>
@@ -2559,7 +2559,7 @@
                 <w:noProof/>
                 <w:webHidden/>
               </w:rPr>
-              <w:instrText xml:space="preserve"> PAGEREF _Toc204692807 \h </w:instrText>
+              <w:instrText xml:space="preserve"> PAGEREF _Toc204928555 \h </w:instrText>
             </w:r>
             <w:r>
               <w:rPr>
@@ -2606,7 +2606,7 @@
               <w14:ligatures w14:val="standardContextual"/>
             </w:rPr>
           </w:pPr>
-          <w:hyperlink w:anchor="_Toc204692808" w:history="1">
+          <w:hyperlink w:anchor="_Toc204928556" w:history="1">
             <w:r>
               <w:rPr>
                 <w:rStyle w:val="Hyperlink"/>
@@ -2642,7 +2642,7 @@
                 <w:noProof/>
                 <w:webHidden/>
               </w:rPr>
-              <w:instrText xml:space="preserve"> PAGEREF _Toc204692808 \h </w:instrText>
+              <w:instrText xml:space="preserve"> PAGEREF _Toc204928556 \h </w:instrText>
             </w:r>
             <w:r>
               <w:rPr>
@@ -2689,7 +2689,7 @@
               <w14:ligatures w14:val="standardContextual"/>
             </w:rPr>
           </w:pPr>
-          <w:hyperlink w:anchor="_Toc204692809" w:history="1">
+          <w:hyperlink w:anchor="_Toc204928557" w:history="1">
             <w:r>
               <w:rPr>
                 <w:rStyle w:val="Hyperlink"/>
@@ -2725,7 +2725,7 @@
                 <w:noProof/>
                 <w:webHidden/>
               </w:rPr>
-              <w:instrText xml:space="preserve"> PAGEREF _Toc204692809 \h </w:instrText>
+              <w:instrText xml:space="preserve"> PAGEREF _Toc204928557 \h </w:instrText>
             </w:r>
             <w:r>
               <w:rPr>
@@ -2772,7 +2772,7 @@
               <w14:ligatures w14:val="standardContextual"/>
             </w:rPr>
           </w:pPr>
-          <w:hyperlink w:anchor="_Toc204692810" w:history="1">
+          <w:hyperlink w:anchor="_Toc204928558" w:history="1">
             <w:r>
               <w:rPr>
                 <w:rStyle w:val="Hyperlink"/>
@@ -2808,7 +2808,7 @@
                 <w:noProof/>
                 <w:webHidden/>
               </w:rPr>
-              <w:instrText xml:space="preserve"> PAGEREF _Toc204692810 \h </w:instrText>
+              <w:instrText xml:space="preserve"> PAGEREF _Toc204928558 \h </w:instrText>
             </w:r>
             <w:r>
               <w:rPr>
@@ -2855,7 +2855,7 @@
               <w14:ligatures w14:val="standardContextual"/>
             </w:rPr>
           </w:pPr>
-          <w:hyperlink w:anchor="_Toc204692811" w:history="1">
+          <w:hyperlink w:anchor="_Toc204928559" w:history="1">
             <w:r>
               <w:rPr>
                 <w:rStyle w:val="Hyperlink"/>
@@ -2891,7 +2891,7 @@
                 <w:noProof/>
                 <w:webHidden/>
               </w:rPr>
-              <w:instrText xml:space="preserve"> PAGEREF _Toc204692811 \h </w:instrText>
+              <w:instrText xml:space="preserve"> PAGEREF _Toc204928559 \h </w:instrText>
             </w:r>
             <w:r>
               <w:rPr>
@@ -2938,7 +2938,7 @@
               <w14:ligatures w14:val="standardContextual"/>
             </w:rPr>
           </w:pPr>
-          <w:hyperlink w:anchor="_Toc204692812" w:history="1">
+          <w:hyperlink w:anchor="_Toc204928560" w:history="1">
             <w:r>
               <w:rPr>
                 <w:rStyle w:val="Hyperlink"/>
@@ -2974,7 +2974,7 @@
                 <w:noProof/>
                 <w:webHidden/>
               </w:rPr>
-              <w:instrText xml:space="preserve"> PAGEREF _Toc204692812 \h </w:instrText>
+              <w:instrText xml:space="preserve"> PAGEREF _Toc204928560 \h </w:instrText>
             </w:r>
             <w:r>
               <w:rPr>
@@ -3021,7 +3021,7 @@
               <w14:ligatures w14:val="standardContextual"/>
             </w:rPr>
           </w:pPr>
-          <w:hyperlink w:anchor="_Toc204692813" w:history="1">
+          <w:hyperlink w:anchor="_Toc204928561" w:history="1">
             <w:r>
               <w:rPr>
                 <w:rStyle w:val="Hyperlink"/>
@@ -3057,7 +3057,7 @@
                 <w:noProof/>
                 <w:webHidden/>
               </w:rPr>
-              <w:instrText xml:space="preserve"> PAGEREF _Toc204692813 \h </w:instrText>
+              <w:instrText xml:space="preserve"> PAGEREF _Toc204928561 \h </w:instrText>
             </w:r>
             <w:r>
               <w:rPr>
@@ -3104,7 +3104,7 @@
               <w14:ligatures w14:val="standardContextual"/>
             </w:rPr>
           </w:pPr>
-          <w:hyperlink w:anchor="_Toc204692814" w:history="1">
+          <w:hyperlink w:anchor="_Toc204928562" w:history="1">
             <w:r>
               <w:rPr>
                 <w:rStyle w:val="Hyperlink"/>
@@ -3140,7 +3140,7 @@
                 <w:noProof/>
                 <w:webHidden/>
               </w:rPr>
-              <w:instrText xml:space="preserve"> PAGEREF _Toc204692814 \h </w:instrText>
+              <w:instrText xml:space="preserve"> PAGEREF _Toc204928562 \h </w:instrText>
             </w:r>
             <w:r>
               <w:rPr>
@@ -3187,7 +3187,7 @@
               <w14:ligatures w14:val="standardContextual"/>
             </w:rPr>
           </w:pPr>
-          <w:hyperlink w:anchor="_Toc204692815" w:history="1">
+          <w:hyperlink w:anchor="_Toc204928563" w:history="1">
             <w:r>
               <w:rPr>
                 <w:rStyle w:val="Hyperlink"/>
@@ -3223,7 +3223,7 @@
                 <w:noProof/>
                 <w:webHidden/>
               </w:rPr>
-              <w:instrText xml:space="preserve"> PAGEREF _Toc204692815 \h </w:instrText>
+              <w:instrText xml:space="preserve"> PAGEREF _Toc204928563 \h </w:instrText>
             </w:r>
             <w:r>
               <w:rPr>
@@ -3270,7 +3270,7 @@
               <w14:ligatures w14:val="standardContextual"/>
             </w:rPr>
           </w:pPr>
-          <w:hyperlink w:anchor="_Toc204692816" w:history="1">
+          <w:hyperlink w:anchor="_Toc204928564" w:history="1">
             <w:r>
               <w:rPr>
                 <w:rStyle w:val="Hyperlink"/>
@@ -3306,7 +3306,7 @@
                 <w:noProof/>
                 <w:webHidden/>
               </w:rPr>
-              <w:instrText xml:space="preserve"> PAGEREF _Toc204692816 \h </w:instrText>
+              <w:instrText xml:space="preserve"> PAGEREF _Toc204928564 \h </w:instrText>
             </w:r>
             <w:r>
               <w:rPr>
@@ -3353,7 +3353,7 @@
               <w14:ligatures w14:val="standardContextual"/>
             </w:rPr>
           </w:pPr>
-          <w:hyperlink w:anchor="_Toc204692817" w:history="1">
+          <w:hyperlink w:anchor="_Toc204928565" w:history="1">
             <w:r>
               <w:rPr>
                 <w:rStyle w:val="Hyperlink"/>
@@ -3389,7 +3389,7 @@
                 <w:noProof/>
                 <w:webHidden/>
               </w:rPr>
-              <w:instrText xml:space="preserve"> PAGEREF _Toc204692817 \h </w:instrText>
+              <w:instrText xml:space="preserve"> PAGEREF _Toc204928565 \h </w:instrText>
             </w:r>
             <w:r>
               <w:rPr>
@@ -3436,7 +3436,7 @@
               <w14:ligatures w14:val="standardContextual"/>
             </w:rPr>
           </w:pPr>
-          <w:hyperlink w:anchor="_Toc204692818" w:history="1">
+          <w:hyperlink w:anchor="_Toc204928566" w:history="1">
             <w:r>
               <w:rPr>
                 <w:rStyle w:val="Hyperlink"/>
@@ -3472,7 +3472,7 @@
                 <w:noProof/>
                 <w:webHidden/>
               </w:rPr>
-              <w:instrText xml:space="preserve"> PAGEREF _Toc204692818 \h </w:instrText>
+              <w:instrText xml:space="preserve"> PAGEREF _Toc204928566 \h </w:instrText>
             </w:r>
             <w:r>
               <w:rPr>
@@ -3519,7 +3519,7 @@
               <w14:ligatures w14:val="standardContextual"/>
             </w:rPr>
           </w:pPr>
-          <w:hyperlink w:anchor="_Toc204692819" w:history="1">
+          <w:hyperlink w:anchor="_Toc204928567" w:history="1">
             <w:r>
               <w:rPr>
                 <w:rStyle w:val="Hyperlink"/>
@@ -3563,7 +3563,7 @@
                 <w:noProof/>
                 <w:webHidden/>
               </w:rPr>
-              <w:instrText xml:space="preserve"> PAGEREF _Toc204692819 \h </w:instrText>
+              <w:instrText xml:space="preserve"> PAGEREF _Toc204928567 \h </w:instrText>
             </w:r>
             <w:r>
               <w:rPr>
@@ -3610,7 +3610,7 @@
               <w14:ligatures w14:val="standardContextual"/>
             </w:rPr>
           </w:pPr>
-          <w:hyperlink w:anchor="_Toc204692820" w:history="1">
+          <w:hyperlink w:anchor="_Toc204928568" w:history="1">
             <w:r>
               <w:rPr>
                 <w:rStyle w:val="Hyperlink"/>
@@ -3645,7 +3645,7 @@
                 <w:noProof/>
                 <w:webHidden/>
               </w:rPr>
-              <w:instrText xml:space="preserve"> PAGEREF _Toc204692820 \h </w:instrText>
+              <w:instrText xml:space="preserve"> PAGEREF _Toc204928568 \h </w:instrText>
             </w:r>
             <w:r>
               <w:rPr>
@@ -3692,7 +3692,7 @@
               <w14:ligatures w14:val="standardContextual"/>
             </w:rPr>
           </w:pPr>
-          <w:hyperlink w:anchor="_Toc204692821" w:history="1">
+          <w:hyperlink w:anchor="_Toc204928569" w:history="1">
             <w:r>
               <w:rPr>
                 <w:rStyle w:val="Hyperlink"/>
@@ -3706,7 +3706,7 @@
                 <w:b/>
                 <w:noProof/>
               </w:rPr>
-              <w:t>printscreen</w:t>
+              <w:t>uploadFile</w:t>
             </w:r>
             <w:r>
               <w:rPr>
@@ -3727,7 +3727,7 @@
                 <w:noProof/>
                 <w:webHidden/>
               </w:rPr>
-              <w:instrText xml:space="preserve"> PAGEREF _Toc204692821 \h </w:instrText>
+              <w:instrText xml:space="preserve"> PAGEREF _Toc204928569 \h </w:instrText>
             </w:r>
             <w:r>
               <w:rPr>
@@ -3774,7 +3774,7 @@
               <w14:ligatures w14:val="standardContextual"/>
             </w:rPr>
           </w:pPr>
-          <w:hyperlink w:anchor="_Toc204692822" w:history="1">
+          <w:hyperlink w:anchor="_Toc204928570" w:history="1">
             <w:r>
               <w:rPr>
                 <w:rStyle w:val="Hyperlink"/>
@@ -3788,7 +3788,7 @@
                 <w:b/>
                 <w:noProof/>
               </w:rPr>
-              <w:t>uploadFile</w:t>
+              <w:t>ask</w:t>
             </w:r>
             <w:r>
               <w:rPr>
@@ -3809,7 +3809,7 @@
                 <w:noProof/>
                 <w:webHidden/>
               </w:rPr>
-              <w:instrText xml:space="preserve"> PAGEREF _Toc204692822 \h </w:instrText>
+              <w:instrText xml:space="preserve"> PAGEREF _Toc204928570 \h </w:instrText>
             </w:r>
             <w:r>
               <w:rPr>
@@ -3856,7 +3856,7 @@
               <w14:ligatures w14:val="standardContextual"/>
             </w:rPr>
           </w:pPr>
-          <w:hyperlink w:anchor="_Toc204692823" w:history="1">
+          <w:hyperlink w:anchor="_Toc204928571" w:history="1">
             <w:r>
               <w:rPr>
                 <w:rStyle w:val="Hyperlink"/>
@@ -3870,7 +3870,7 @@
                 <w:b/>
                 <w:noProof/>
               </w:rPr>
-              <w:t>refreshURL    &lt;OBSOLETE&gt;</w:t>
+              <w:t>email</w:t>
             </w:r>
             <w:r>
               <w:rPr>
@@ -3891,7 +3891,7 @@
                 <w:noProof/>
                 <w:webHidden/>
               </w:rPr>
-              <w:instrText xml:space="preserve"> PAGEREF _Toc204692823 \h </w:instrText>
+              <w:instrText xml:space="preserve"> PAGEREF _Toc204928571 \h </w:instrText>
             </w:r>
             <w:r>
               <w:rPr>
@@ -3911,171 +3911,7 @@
                 <w:noProof/>
                 <w:webHidden/>
               </w:rPr>
-              <w:t>27</w:t>
-            </w:r>
-            <w:r>
-              <w:rPr>
-                <w:noProof/>
-                <w:webHidden/>
-              </w:rPr>
-              <w:fldChar w:fldCharType="end"/>
-            </w:r>
-          </w:hyperlink>
-        </w:p>
-        <w:p>
-          <w:pPr>
-            <w:pStyle w:val="TOC2"/>
-            <w:tabs>
-              <w:tab w:val="right" w:leader="dot" w:pos="9350"/>
-            </w:tabs>
-            <w:rPr>
-              <w:rFonts w:eastAsiaTheme="minorEastAsia"/>
-              <w:noProof/>
-              <w:kern w:val="2"/>
-              <w:sz w:val="24"/>
-              <w:szCs w:val="24"/>
-              <w:lang w:val="en-BE" w:eastAsia="en-BE"/>
-              <w14:ligatures w14:val="standardContextual"/>
-            </w:rPr>
-          </w:pPr>
-          <w:hyperlink w:anchor="_Toc204692824" w:history="1">
-            <w:r>
-              <w:rPr>
-                <w:rStyle w:val="Hyperlink"/>
-                <w:noProof/>
-              </w:rPr>
-              <w:t xml:space="preserve">Function: </w:t>
-            </w:r>
-            <w:r>
-              <w:rPr>
-                <w:rStyle w:val="Hyperlink"/>
-                <w:b/>
-                <w:noProof/>
-              </w:rPr>
-              <w:t>ask</w:t>
-            </w:r>
-            <w:r>
-              <w:rPr>
-                <w:noProof/>
-                <w:webHidden/>
-              </w:rPr>
-              <w:tab/>
-            </w:r>
-            <w:r>
-              <w:rPr>
-                <w:noProof/>
-                <w:webHidden/>
-              </w:rPr>
-              <w:fldChar w:fldCharType="begin"/>
-            </w:r>
-            <w:r>
-              <w:rPr>
-                <w:noProof/>
-                <w:webHidden/>
-              </w:rPr>
-              <w:instrText xml:space="preserve"> PAGEREF _Toc204692824 \h </w:instrText>
-            </w:r>
-            <w:r>
-              <w:rPr>
-                <w:noProof/>
-                <w:webHidden/>
-              </w:rPr>
-            </w:r>
-            <w:r>
-              <w:rPr>
-                <w:noProof/>
-                <w:webHidden/>
-              </w:rPr>
-              <w:fldChar w:fldCharType="separate"/>
-            </w:r>
-            <w:r>
-              <w:rPr>
-                <w:noProof/>
-                <w:webHidden/>
-              </w:rPr>
               <w:t>28</w:t>
-            </w:r>
-            <w:r>
-              <w:rPr>
-                <w:noProof/>
-                <w:webHidden/>
-              </w:rPr>
-              <w:fldChar w:fldCharType="end"/>
-            </w:r>
-          </w:hyperlink>
-        </w:p>
-        <w:p>
-          <w:pPr>
-            <w:pStyle w:val="TOC2"/>
-            <w:tabs>
-              <w:tab w:val="right" w:leader="dot" w:pos="9350"/>
-            </w:tabs>
-            <w:rPr>
-              <w:rFonts w:eastAsiaTheme="minorEastAsia"/>
-              <w:noProof/>
-              <w:kern w:val="2"/>
-              <w:sz w:val="24"/>
-              <w:szCs w:val="24"/>
-              <w:lang w:val="en-BE" w:eastAsia="en-BE"/>
-              <w14:ligatures w14:val="standardContextual"/>
-            </w:rPr>
-          </w:pPr>
-          <w:hyperlink w:anchor="_Toc204692825" w:history="1">
-            <w:r>
-              <w:rPr>
-                <w:rStyle w:val="Hyperlink"/>
-                <w:noProof/>
-              </w:rPr>
-              <w:t xml:space="preserve">Function: </w:t>
-            </w:r>
-            <w:r>
-              <w:rPr>
-                <w:rStyle w:val="Hyperlink"/>
-                <w:b/>
-                <w:noProof/>
-              </w:rPr>
-              <w:t>email</w:t>
-            </w:r>
-            <w:r>
-              <w:rPr>
-                <w:noProof/>
-                <w:webHidden/>
-              </w:rPr>
-              <w:tab/>
-            </w:r>
-            <w:r>
-              <w:rPr>
-                <w:noProof/>
-                <w:webHidden/>
-              </w:rPr>
-              <w:fldChar w:fldCharType="begin"/>
-            </w:r>
-            <w:r>
-              <w:rPr>
-                <w:noProof/>
-                <w:webHidden/>
-              </w:rPr>
-              <w:instrText xml:space="preserve"> PAGEREF _Toc204692825 \h </w:instrText>
-            </w:r>
-            <w:r>
-              <w:rPr>
-                <w:noProof/>
-                <w:webHidden/>
-              </w:rPr>
-            </w:r>
-            <w:r>
-              <w:rPr>
-                <w:noProof/>
-                <w:webHidden/>
-              </w:rPr>
-              <w:fldChar w:fldCharType="separate"/>
-            </w:r>
-            <w:r>
-              <w:rPr>
-                <w:noProof/>
-                <w:webHidden/>
-              </w:rPr>
-              <w:t>30</w:t>
             </w:r>
             <w:r>
               <w:rPr>
@@ -4104,7 +3940,7 @@
               <w14:ligatures w14:val="standardContextual"/>
             </w:rPr>
           </w:pPr>
-          <w:hyperlink w:anchor="_Toc204692826" w:history="1">
+          <w:hyperlink w:anchor="_Toc204928572" w:history="1">
             <w:r>
               <w:rPr>
                 <w:rStyle w:val="Hyperlink"/>
@@ -4132,7 +3968,7 @@
                 <w:noProof/>
                 <w:webHidden/>
               </w:rPr>
-              <w:instrText xml:space="preserve"> PAGEREF _Toc204692826 \h </w:instrText>
+              <w:instrText xml:space="preserve"> PAGEREF _Toc204928572 \h </w:instrText>
             </w:r>
             <w:r>
               <w:rPr>
@@ -4152,7 +3988,7 @@
                 <w:noProof/>
                 <w:webHidden/>
               </w:rPr>
-              <w:t>31</w:t>
+              <w:t>29</w:t>
             </w:r>
             <w:r>
               <w:rPr>
@@ -4179,7 +4015,7 @@
               <w14:ligatures w14:val="standardContextual"/>
             </w:rPr>
           </w:pPr>
-          <w:hyperlink w:anchor="_Toc204692827" w:history="1">
+          <w:hyperlink w:anchor="_Toc204928573" w:history="1">
             <w:r>
               <w:rPr>
                 <w:rStyle w:val="Hyperlink"/>
@@ -4215,7 +4051,7 @@
                 <w:noProof/>
                 <w:webHidden/>
               </w:rPr>
-              <w:instrText xml:space="preserve"> PAGEREF _Toc204692827 \h </w:instrText>
+              <w:instrText xml:space="preserve"> PAGEREF _Toc204928573 \h </w:instrText>
             </w:r>
             <w:r>
               <w:rPr>
@@ -4235,7 +4071,7 @@
                 <w:noProof/>
                 <w:webHidden/>
               </w:rPr>
-              <w:t>32</w:t>
+              <w:t>30</w:t>
             </w:r>
             <w:r>
               <w:rPr>
@@ -4262,7 +4098,7 @@
               <w14:ligatures w14:val="standardContextual"/>
             </w:rPr>
           </w:pPr>
-          <w:hyperlink w:anchor="_Toc204692828" w:history="1">
+          <w:hyperlink w:anchor="_Toc204928574" w:history="1">
             <w:r>
               <w:rPr>
                 <w:rStyle w:val="Hyperlink"/>
@@ -4306,7 +4142,7 @@
                 <w:noProof/>
                 <w:webHidden/>
               </w:rPr>
-              <w:instrText xml:space="preserve"> PAGEREF _Toc204692828 \h </w:instrText>
+              <w:instrText xml:space="preserve"> PAGEREF _Toc204928574 \h </w:instrText>
             </w:r>
             <w:r>
               <w:rPr>
@@ -4326,7 +4162,7 @@
                 <w:noProof/>
                 <w:webHidden/>
               </w:rPr>
-              <w:t>32</w:t>
+              <w:t>30</w:t>
             </w:r>
             <w:r>
               <w:rPr>
@@ -4353,7 +4189,7 @@
               <w14:ligatures w14:val="standardContextual"/>
             </w:rPr>
           </w:pPr>
-          <w:hyperlink w:anchor="_Toc204692829" w:history="1">
+          <w:hyperlink w:anchor="_Toc204928575" w:history="1">
             <w:r>
               <w:rPr>
                 <w:rStyle w:val="Hyperlink"/>
@@ -4388,7 +4224,7 @@
                 <w:noProof/>
                 <w:webHidden/>
               </w:rPr>
-              <w:instrText xml:space="preserve"> PAGEREF _Toc204692829 \h </w:instrText>
+              <w:instrText xml:space="preserve"> PAGEREF _Toc204928575 \h </w:instrText>
             </w:r>
             <w:r>
               <w:rPr>
@@ -4408,7 +4244,7 @@
                 <w:noProof/>
                 <w:webHidden/>
               </w:rPr>
-              <w:t>33</w:t>
+              <w:t>31</w:t>
             </w:r>
             <w:r>
               <w:rPr>
@@ -4435,7 +4271,7 @@
               <w14:ligatures w14:val="standardContextual"/>
             </w:rPr>
           </w:pPr>
-          <w:hyperlink w:anchor="_Toc204692830" w:history="1">
+          <w:hyperlink w:anchor="_Toc204928576" w:history="1">
             <w:r>
               <w:rPr>
                 <w:rStyle w:val="Hyperlink"/>
@@ -4470,7 +4306,7 @@
                 <w:noProof/>
                 <w:webHidden/>
               </w:rPr>
-              <w:instrText xml:space="preserve"> PAGEREF _Toc204692830 \h </w:instrText>
+              <w:instrText xml:space="preserve"> PAGEREF _Toc204928576 \h </w:instrText>
             </w:r>
             <w:r>
               <w:rPr>
@@ -4490,7 +4326,7 @@
                 <w:noProof/>
                 <w:webHidden/>
               </w:rPr>
-              <w:t>34</w:t>
+              <w:t>32</w:t>
             </w:r>
             <w:r>
               <w:rPr>
@@ -4517,7 +4353,7 @@
               <w14:ligatures w14:val="standardContextual"/>
             </w:rPr>
           </w:pPr>
-          <w:hyperlink w:anchor="_Toc204692831" w:history="1">
+          <w:hyperlink w:anchor="_Toc204928577" w:history="1">
             <w:r>
               <w:rPr>
                 <w:rStyle w:val="Hyperlink"/>
@@ -4552,7 +4388,7 @@
                 <w:noProof/>
                 <w:webHidden/>
               </w:rPr>
-              <w:instrText xml:space="preserve"> PAGEREF _Toc204692831 \h </w:instrText>
+              <w:instrText xml:space="preserve"> PAGEREF _Toc204928577 \h </w:instrText>
             </w:r>
             <w:r>
               <w:rPr>
@@ -4572,7 +4408,7 @@
                 <w:noProof/>
                 <w:webHidden/>
               </w:rPr>
-              <w:t>34</w:t>
+              <w:t>32</w:t>
             </w:r>
             <w:r>
               <w:rPr>
@@ -4601,7 +4437,7 @@
               <w14:ligatures w14:val="standardContextual"/>
             </w:rPr>
           </w:pPr>
-          <w:hyperlink w:anchor="_Toc204692832" w:history="1">
+          <w:hyperlink w:anchor="_Toc204928578" w:history="1">
             <w:r>
               <w:rPr>
                 <w:rStyle w:val="Hyperlink"/>
@@ -4629,7 +4465,7 @@
                 <w:noProof/>
                 <w:webHidden/>
               </w:rPr>
-              <w:instrText xml:space="preserve"> PAGEREF _Toc204692832 \h </w:instrText>
+              <w:instrText xml:space="preserve"> PAGEREF _Toc204928578 \h </w:instrText>
             </w:r>
             <w:r>
               <w:rPr>
@@ -4649,7 +4485,7 @@
                 <w:noProof/>
                 <w:webHidden/>
               </w:rPr>
-              <w:t>35</w:t>
+              <w:t>33</w:t>
             </w:r>
             <w:r>
               <w:rPr>
@@ -4676,7 +4512,7 @@
               <w14:ligatures w14:val="standardContextual"/>
             </w:rPr>
           </w:pPr>
-          <w:hyperlink w:anchor="_Toc204692833" w:history="1">
+          <w:hyperlink w:anchor="_Toc204928579" w:history="1">
             <w:r>
               <w:rPr>
                 <w:rStyle w:val="Hyperlink"/>
@@ -4712,7 +4548,7 @@
                 <w:noProof/>
                 <w:webHidden/>
               </w:rPr>
-              <w:instrText xml:space="preserve"> PAGEREF _Toc204692833 \h </w:instrText>
+              <w:instrText xml:space="preserve"> PAGEREF _Toc204928579 \h </w:instrText>
             </w:r>
             <w:r>
               <w:rPr>
@@ -4732,7 +4568,7 @@
                 <w:noProof/>
                 <w:webHidden/>
               </w:rPr>
-              <w:t>36</w:t>
+              <w:t>34</w:t>
             </w:r>
             <w:r>
               <w:rPr>
@@ -4759,7 +4595,7 @@
               <w14:ligatures w14:val="standardContextual"/>
             </w:rPr>
           </w:pPr>
-          <w:hyperlink w:anchor="_Toc204692834" w:history="1">
+          <w:hyperlink w:anchor="_Toc204928580" w:history="1">
             <w:r>
               <w:rPr>
                 <w:rStyle w:val="Hyperlink"/>
@@ -4795,7 +4631,7 @@
                 <w:noProof/>
                 <w:webHidden/>
               </w:rPr>
-              <w:instrText xml:space="preserve"> PAGEREF _Toc204692834 \h </w:instrText>
+              <w:instrText xml:space="preserve"> PAGEREF _Toc204928580 \h </w:instrText>
             </w:r>
             <w:r>
               <w:rPr>
@@ -4815,7 +4651,7 @@
                 <w:noProof/>
                 <w:webHidden/>
               </w:rPr>
-              <w:t>36</w:t>
+              <w:t>34</w:t>
             </w:r>
             <w:r>
               <w:rPr>
@@ -4842,7 +4678,7 @@
               <w14:ligatures w14:val="standardContextual"/>
             </w:rPr>
           </w:pPr>
-          <w:hyperlink w:anchor="_Toc204692835" w:history="1">
+          <w:hyperlink w:anchor="_Toc204928581" w:history="1">
             <w:r>
               <w:rPr>
                 <w:rStyle w:val="Hyperlink"/>
@@ -4878,7 +4714,7 @@
                 <w:noProof/>
                 <w:webHidden/>
               </w:rPr>
-              <w:instrText xml:space="preserve"> PAGEREF _Toc204692835 \h </w:instrText>
+              <w:instrText xml:space="preserve"> PAGEREF _Toc204928581 \h </w:instrText>
             </w:r>
             <w:r>
               <w:rPr>
@@ -4898,7 +4734,7 @@
                 <w:noProof/>
                 <w:webHidden/>
               </w:rPr>
-              <w:t>37</w:t>
+              <w:t>35</w:t>
             </w:r>
             <w:r>
               <w:rPr>
@@ -4925,7 +4761,7 @@
               <w14:ligatures w14:val="standardContextual"/>
             </w:rPr>
           </w:pPr>
-          <w:hyperlink w:anchor="_Toc204692836" w:history="1">
+          <w:hyperlink w:anchor="_Toc204928582" w:history="1">
             <w:r>
               <w:rPr>
                 <w:rStyle w:val="Hyperlink"/>
@@ -4961,7 +4797,7 @@
                 <w:noProof/>
                 <w:webHidden/>
               </w:rPr>
-              <w:instrText xml:space="preserve"> PAGEREF _Toc204692836 \h </w:instrText>
+              <w:instrText xml:space="preserve"> PAGEREF _Toc204928582 \h </w:instrText>
             </w:r>
             <w:r>
               <w:rPr>
@@ -4981,7 +4817,7 @@
                 <w:noProof/>
                 <w:webHidden/>
               </w:rPr>
-              <w:t>37</w:t>
+              <w:t>35</w:t>
             </w:r>
             <w:r>
               <w:rPr>
@@ -5008,7 +4844,7 @@
               <w14:ligatures w14:val="standardContextual"/>
             </w:rPr>
           </w:pPr>
-          <w:hyperlink w:anchor="_Toc204692837" w:history="1">
+          <w:hyperlink w:anchor="_Toc204928583" w:history="1">
             <w:r>
               <w:rPr>
                 <w:rStyle w:val="Hyperlink"/>
@@ -5044,7 +4880,7 @@
                 <w:noProof/>
                 <w:webHidden/>
               </w:rPr>
-              <w:instrText xml:space="preserve"> PAGEREF _Toc204692837 \h </w:instrText>
+              <w:instrText xml:space="preserve"> PAGEREF _Toc204928583 \h </w:instrText>
             </w:r>
             <w:r>
               <w:rPr>
@@ -5064,7 +4900,7 @@
                 <w:noProof/>
                 <w:webHidden/>
               </w:rPr>
-              <w:t>38</w:t>
+              <w:t>36</w:t>
             </w:r>
             <w:r>
               <w:rPr>
@@ -5091,7 +4927,7 @@
               <w14:ligatures w14:val="standardContextual"/>
             </w:rPr>
           </w:pPr>
-          <w:hyperlink w:anchor="_Toc204692838" w:history="1">
+          <w:hyperlink w:anchor="_Toc204928584" w:history="1">
             <w:r>
               <w:rPr>
                 <w:rStyle w:val="Hyperlink"/>
@@ -5127,7 +4963,7 @@
                 <w:noProof/>
                 <w:webHidden/>
               </w:rPr>
-              <w:instrText xml:space="preserve"> PAGEREF _Toc204692838 \h </w:instrText>
+              <w:instrText xml:space="preserve"> PAGEREF _Toc204928584 \h </w:instrText>
             </w:r>
             <w:r>
               <w:rPr>
@@ -5147,7 +4983,7 @@
                 <w:noProof/>
                 <w:webHidden/>
               </w:rPr>
-              <w:t>38</w:t>
+              <w:t>36</w:t>
             </w:r>
             <w:r>
               <w:rPr>
@@ -5174,7 +5010,7 @@
               <w14:ligatures w14:val="standardContextual"/>
             </w:rPr>
           </w:pPr>
-          <w:hyperlink w:anchor="_Toc204692839" w:history="1">
+          <w:hyperlink w:anchor="_Toc204928585" w:history="1">
             <w:r>
               <w:rPr>
                 <w:rStyle w:val="Hyperlink"/>
@@ -5210,7 +5046,7 @@
                 <w:noProof/>
                 <w:webHidden/>
               </w:rPr>
-              <w:instrText xml:space="preserve"> PAGEREF _Toc204692839 \h </w:instrText>
+              <w:instrText xml:space="preserve"> PAGEREF _Toc204928585 \h </w:instrText>
             </w:r>
             <w:r>
               <w:rPr>
@@ -5230,7 +5066,7 @@
                 <w:noProof/>
                 <w:webHidden/>
               </w:rPr>
-              <w:t>39</w:t>
+              <w:t>37</w:t>
             </w:r>
             <w:r>
               <w:rPr>
@@ -5259,7 +5095,7 @@
               <w14:ligatures w14:val="standardContextual"/>
             </w:rPr>
           </w:pPr>
-          <w:hyperlink w:anchor="_Toc204692840" w:history="1">
+          <w:hyperlink w:anchor="_Toc204928586" w:history="1">
             <w:r>
               <w:rPr>
                 <w:rStyle w:val="Hyperlink"/>
@@ -5287,7 +5123,7 @@
                 <w:noProof/>
                 <w:webHidden/>
               </w:rPr>
-              <w:instrText xml:space="preserve"> PAGEREF _Toc204692840 \h </w:instrText>
+              <w:instrText xml:space="preserve"> PAGEREF _Toc204928586 \h </w:instrText>
             </w:r>
             <w:r>
               <w:rPr>
@@ -5307,7 +5143,7 @@
                 <w:noProof/>
                 <w:webHidden/>
               </w:rPr>
-              <w:t>40</w:t>
+              <w:t>38</w:t>
             </w:r>
             <w:r>
               <w:rPr>
@@ -5334,7 +5170,7 @@
               <w14:ligatures w14:val="standardContextual"/>
             </w:rPr>
           </w:pPr>
-          <w:hyperlink w:anchor="_Toc204692841" w:history="1">
+          <w:hyperlink w:anchor="_Toc204928587" w:history="1">
             <w:r>
               <w:rPr>
                 <w:rStyle w:val="Hyperlink"/>
@@ -5370,7 +5206,7 @@
                 <w:noProof/>
                 <w:webHidden/>
               </w:rPr>
-              <w:instrText xml:space="preserve"> PAGEREF _Toc204692841 \h </w:instrText>
+              <w:instrText xml:space="preserve"> PAGEREF _Toc204928587 \h </w:instrText>
             </w:r>
             <w:r>
               <w:rPr>
@@ -5390,7 +5226,7 @@
                 <w:noProof/>
                 <w:webHidden/>
               </w:rPr>
-              <w:t>41</w:t>
+              <w:t>39</w:t>
             </w:r>
             <w:r>
               <w:rPr>
@@ -5417,7 +5253,7 @@
               <w14:ligatures w14:val="standardContextual"/>
             </w:rPr>
           </w:pPr>
-          <w:hyperlink w:anchor="_Toc204692842" w:history="1">
+          <w:hyperlink w:anchor="_Toc204928588" w:history="1">
             <w:r>
               <w:rPr>
                 <w:rStyle w:val="Hyperlink"/>
@@ -5453,7 +5289,7 @@
                 <w:noProof/>
                 <w:webHidden/>
               </w:rPr>
-              <w:instrText xml:space="preserve"> PAGEREF _Toc204692842 \h </w:instrText>
+              <w:instrText xml:space="preserve"> PAGEREF _Toc204928588 \h </w:instrText>
             </w:r>
             <w:r>
               <w:rPr>
@@ -5473,7 +5309,7 @@
                 <w:noProof/>
                 <w:webHidden/>
               </w:rPr>
-              <w:t>41</w:t>
+              <w:t>39</w:t>
             </w:r>
             <w:r>
               <w:rPr>
@@ -5500,7 +5336,7 @@
               <w14:ligatures w14:val="standardContextual"/>
             </w:rPr>
           </w:pPr>
-          <w:hyperlink w:anchor="_Toc204692843" w:history="1">
+          <w:hyperlink w:anchor="_Toc204928589" w:history="1">
             <w:r>
               <w:rPr>
                 <w:rStyle w:val="Hyperlink"/>
@@ -5544,7 +5380,7 @@
                 <w:noProof/>
                 <w:webHidden/>
               </w:rPr>
-              <w:instrText xml:space="preserve"> PAGEREF _Toc204692843 \h </w:instrText>
+              <w:instrText xml:space="preserve"> PAGEREF _Toc204928589 \h </w:instrText>
             </w:r>
             <w:r>
               <w:rPr>
@@ -5564,7 +5400,7 @@
                 <w:noProof/>
                 <w:webHidden/>
               </w:rPr>
-              <w:t>42</w:t>
+              <w:t>40</w:t>
             </w:r>
             <w:r>
               <w:rPr>
@@ -5591,7 +5427,7 @@
               <w14:ligatures w14:val="standardContextual"/>
             </w:rPr>
           </w:pPr>
-          <w:hyperlink w:anchor="_Toc204692844" w:history="1">
+          <w:hyperlink w:anchor="_Toc204928590" w:history="1">
             <w:r>
               <w:rPr>
                 <w:rStyle w:val="Hyperlink"/>
@@ -5626,7 +5462,7 @@
                 <w:noProof/>
                 <w:webHidden/>
               </w:rPr>
-              <w:instrText xml:space="preserve"> PAGEREF _Toc204692844 \h </w:instrText>
+              <w:instrText xml:space="preserve"> PAGEREF _Toc204928590 \h </w:instrText>
             </w:r>
             <w:r>
               <w:rPr>
@@ -5646,7 +5482,7 @@
                 <w:noProof/>
                 <w:webHidden/>
               </w:rPr>
-              <w:t>43</w:t>
+              <w:t>41</w:t>
             </w:r>
             <w:r>
               <w:rPr>
@@ -5673,7 +5509,7 @@
               <w14:ligatures w14:val="standardContextual"/>
             </w:rPr>
           </w:pPr>
-          <w:hyperlink w:anchor="_Toc204692845" w:history="1">
+          <w:hyperlink w:anchor="_Toc204928591" w:history="1">
             <w:r>
               <w:rPr>
                 <w:rStyle w:val="Hyperlink"/>
@@ -5708,7 +5544,7 @@
                 <w:noProof/>
                 <w:webHidden/>
               </w:rPr>
-              <w:instrText xml:space="preserve"> PAGEREF _Toc204692845 \h </w:instrText>
+              <w:instrText xml:space="preserve"> PAGEREF _Toc204928591 \h </w:instrText>
             </w:r>
             <w:r>
               <w:rPr>
@@ -5728,7 +5564,7 @@
                 <w:noProof/>
                 <w:webHidden/>
               </w:rPr>
-              <w:t>44</w:t>
+              <w:t>42</w:t>
             </w:r>
             <w:r>
               <w:rPr>
@@ -5757,14 +5593,14 @@
               <w14:ligatures w14:val="standardContextual"/>
             </w:rPr>
           </w:pPr>
-          <w:hyperlink w:anchor="_Toc204692846" w:history="1">
+          <w:hyperlink w:anchor="_Toc204928592" w:history="1">
             <w:r>
               <w:rPr>
                 <w:rStyle w:val="Hyperlink"/>
                 <w:noProof/>
                 <w:lang w:val="en-GB"/>
               </w:rPr>
-              <w:t>Epoch Date Functions</w:t>
+              <w:t>Image Functions</w:t>
             </w:r>
             <w:r>
               <w:rPr>
@@ -5785,7 +5621,7 @@
                 <w:noProof/>
                 <w:webHidden/>
               </w:rPr>
-              <w:instrText xml:space="preserve"> PAGEREF _Toc204692846 \h </w:instrText>
+              <w:instrText xml:space="preserve"> PAGEREF _Toc204928592 \h </w:instrText>
             </w:r>
             <w:r>
               <w:rPr>
@@ -5805,7 +5641,7 @@
                 <w:noProof/>
                 <w:webHidden/>
               </w:rPr>
-              <w:t>45</w:t>
+              <w:t>44</w:t>
             </w:r>
             <w:r>
               <w:rPr>
@@ -5832,7 +5668,7 @@
               <w14:ligatures w14:val="standardContextual"/>
             </w:rPr>
           </w:pPr>
-          <w:hyperlink w:anchor="_Toc204692847" w:history="1">
+          <w:hyperlink w:anchor="_Toc204928593" w:history="1">
             <w:r>
               <w:rPr>
                 <w:rStyle w:val="Hyperlink"/>
@@ -5844,10 +5680,9 @@
               <w:rPr>
                 <w:rStyle w:val="Hyperlink"/>
                 <w:b/>
-                <w:bCs/>
-                <w:noProof/>
-              </w:rPr>
-              <w:t>epoch</w:t>
+                <w:noProof/>
+              </w:rPr>
+              <w:t>printscreen</w:t>
             </w:r>
             <w:r>
               <w:rPr>
@@ -5868,7 +5703,7 @@
                 <w:noProof/>
                 <w:webHidden/>
               </w:rPr>
-              <w:instrText xml:space="preserve"> PAGEREF _Toc204692847 \h </w:instrText>
+              <w:instrText xml:space="preserve"> PAGEREF _Toc204928593 \h </w:instrText>
             </w:r>
             <w:r>
               <w:rPr>
@@ -5888,7 +5723,7 @@
                 <w:noProof/>
                 <w:webHidden/>
               </w:rPr>
-              <w:t>46</w:t>
+              <w:t>45</w:t>
             </w:r>
             <w:r>
               <w:rPr>
@@ -5915,7 +5750,7 @@
               <w14:ligatures w14:val="standardContextual"/>
             </w:rPr>
           </w:pPr>
-          <w:hyperlink w:anchor="_Toc204692848" w:history="1">
+          <w:hyperlink w:anchor="_Toc204928594" w:history="1">
             <w:r>
               <w:rPr>
                 <w:rStyle w:val="Hyperlink"/>
@@ -5927,10 +5762,9 @@
               <w:rPr>
                 <w:rStyle w:val="Hyperlink"/>
                 <w:b/>
-                <w:bCs/>
-                <w:noProof/>
-              </w:rPr>
-              <w:t>epochDate</w:t>
+                <w:noProof/>
+              </w:rPr>
+              <w:t>imageBaseline</w:t>
             </w:r>
             <w:r>
               <w:rPr>
@@ -5951,7 +5785,7 @@
                 <w:noProof/>
                 <w:webHidden/>
               </w:rPr>
-              <w:instrText xml:space="preserve"> PAGEREF _Toc204692848 \h </w:instrText>
+              <w:instrText xml:space="preserve"> PAGEREF _Toc204928594 \h </w:instrText>
             </w:r>
             <w:r>
               <w:rPr>
@@ -5998,7 +5832,7 @@
               <w14:ligatures w14:val="standardContextual"/>
             </w:rPr>
           </w:pPr>
-          <w:hyperlink w:anchor="_Toc204692849" w:history="1">
+          <w:hyperlink w:anchor="_Toc204928595" w:history="1">
             <w:r>
               <w:rPr>
                 <w:rStyle w:val="Hyperlink"/>
@@ -6010,10 +5844,9 @@
               <w:rPr>
                 <w:rStyle w:val="Hyperlink"/>
                 <w:b/>
-                <w:bCs/>
-                <w:noProof/>
-              </w:rPr>
-              <w:t>epochAddHour</w:t>
+                <w:noProof/>
+              </w:rPr>
+              <w:t>imageDifference</w:t>
             </w:r>
             <w:r>
               <w:rPr>
@@ -6034,7 +5867,7 @@
                 <w:noProof/>
                 <w:webHidden/>
               </w:rPr>
-              <w:instrText xml:space="preserve"> PAGEREF _Toc204692849 \h </w:instrText>
+              <w:instrText xml:space="preserve"> PAGEREF _Toc204928595 \h </w:instrText>
             </w:r>
             <w:r>
               <w:rPr>
@@ -6054,7 +5887,7 @@
                 <w:noProof/>
                 <w:webHidden/>
               </w:rPr>
-              <w:t>47</w:t>
+              <w:t>46</w:t>
             </w:r>
             <w:r>
               <w:rPr>
@@ -6081,7 +5914,7 @@
               <w14:ligatures w14:val="standardContextual"/>
             </w:rPr>
           </w:pPr>
-          <w:hyperlink w:anchor="_Toc204692850" w:history="1">
+          <w:hyperlink w:anchor="_Toc204928596" w:history="1">
             <w:r>
               <w:rPr>
                 <w:rStyle w:val="Hyperlink"/>
@@ -6093,10 +5926,9 @@
               <w:rPr>
                 <w:rStyle w:val="Hyperlink"/>
                 <w:b/>
-                <w:bCs/>
-                <w:noProof/>
-              </w:rPr>
-              <w:t>epochAddMinute</w:t>
+                <w:noProof/>
+              </w:rPr>
+              <w:t>imageDifferenceData</w:t>
             </w:r>
             <w:r>
               <w:rPr>
@@ -6117,7 +5949,7 @@
                 <w:noProof/>
                 <w:webHidden/>
               </w:rPr>
-              <w:instrText xml:space="preserve"> PAGEREF _Toc204692850 \h </w:instrText>
+              <w:instrText xml:space="preserve"> PAGEREF _Toc204928596 \h </w:instrText>
             </w:r>
             <w:r>
               <w:rPr>
@@ -6138,89 +5970,6 @@
                 <w:webHidden/>
               </w:rPr>
               <w:t>47</w:t>
-            </w:r>
-            <w:r>
-              <w:rPr>
-                <w:noProof/>
-                <w:webHidden/>
-              </w:rPr>
-              <w:fldChar w:fldCharType="end"/>
-            </w:r>
-          </w:hyperlink>
-        </w:p>
-        <w:p>
-          <w:pPr>
-            <w:pStyle w:val="TOC2"/>
-            <w:tabs>
-              <w:tab w:val="right" w:leader="dot" w:pos="9350"/>
-            </w:tabs>
-            <w:rPr>
-              <w:rFonts w:eastAsiaTheme="minorEastAsia"/>
-              <w:noProof/>
-              <w:kern w:val="2"/>
-              <w:sz w:val="24"/>
-              <w:szCs w:val="24"/>
-              <w:lang w:val="en-BE" w:eastAsia="en-BE"/>
-              <w14:ligatures w14:val="standardContextual"/>
-            </w:rPr>
-          </w:pPr>
-          <w:hyperlink w:anchor="_Toc204692851" w:history="1">
-            <w:r>
-              <w:rPr>
-                <w:rStyle w:val="Hyperlink"/>
-                <w:noProof/>
-              </w:rPr>
-              <w:t xml:space="preserve">Function: </w:t>
-            </w:r>
-            <w:r>
-              <w:rPr>
-                <w:rStyle w:val="Hyperlink"/>
-                <w:b/>
-                <w:bCs/>
-                <w:noProof/>
-              </w:rPr>
-              <w:t>epochAddSecond</w:t>
-            </w:r>
-            <w:r>
-              <w:rPr>
-                <w:noProof/>
-                <w:webHidden/>
-              </w:rPr>
-              <w:tab/>
-            </w:r>
-            <w:r>
-              <w:rPr>
-                <w:noProof/>
-                <w:webHidden/>
-              </w:rPr>
-              <w:fldChar w:fldCharType="begin"/>
-            </w:r>
-            <w:r>
-              <w:rPr>
-                <w:noProof/>
-                <w:webHidden/>
-              </w:rPr>
-              <w:instrText xml:space="preserve"> PAGEREF _Toc204692851 \h </w:instrText>
-            </w:r>
-            <w:r>
-              <w:rPr>
-                <w:noProof/>
-                <w:webHidden/>
-              </w:rPr>
-            </w:r>
-            <w:r>
-              <w:rPr>
-                <w:noProof/>
-                <w:webHidden/>
-              </w:rPr>
-              <w:fldChar w:fldCharType="separate"/>
-            </w:r>
-            <w:r>
-              <w:rPr>
-                <w:noProof/>
-                <w:webHidden/>
-              </w:rPr>
-              <w:t>48</w:t>
             </w:r>
             <w:r>
               <w:rPr>
@@ -6249,14 +5998,14 @@
               <w14:ligatures w14:val="standardContextual"/>
             </w:rPr>
           </w:pPr>
-          <w:hyperlink w:anchor="_Toc204692852" w:history="1">
+          <w:hyperlink w:anchor="_Toc204928597" w:history="1">
             <w:r>
               <w:rPr>
                 <w:rStyle w:val="Hyperlink"/>
                 <w:noProof/>
                 <w:lang w:val="en-GB"/>
               </w:rPr>
-              <w:t>Table Functions</w:t>
+              <w:t>Epoch Date Functions</w:t>
             </w:r>
             <w:r>
               <w:rPr>
@@ -6277,7 +6026,7 @@
                 <w:noProof/>
                 <w:webHidden/>
               </w:rPr>
-              <w:instrText xml:space="preserve"> PAGEREF _Toc204692852 \h </w:instrText>
+              <w:instrText xml:space="preserve"> PAGEREF _Toc204928597 \h </w:instrText>
             </w:r>
             <w:r>
               <w:rPr>
@@ -6297,7 +6046,7 @@
                 <w:noProof/>
                 <w:webHidden/>
               </w:rPr>
-              <w:t>49</w:t>
+              <w:t>48</w:t>
             </w:r>
             <w:r>
               <w:rPr>
@@ -6324,7 +6073,7 @@
               <w14:ligatures w14:val="standardContextual"/>
             </w:rPr>
           </w:pPr>
-          <w:hyperlink w:anchor="_Toc204692853" w:history="1">
+          <w:hyperlink w:anchor="_Toc204928598" w:history="1">
             <w:r>
               <w:rPr>
                 <w:rStyle w:val="Hyperlink"/>
@@ -6339,7 +6088,7 @@
                 <w:bCs/>
                 <w:noProof/>
               </w:rPr>
-              <w:t>getTableHeader</w:t>
+              <w:t>epoch</w:t>
             </w:r>
             <w:r>
               <w:rPr>
@@ -6360,7 +6109,7 @@
                 <w:noProof/>
                 <w:webHidden/>
               </w:rPr>
-              <w:instrText xml:space="preserve"> PAGEREF _Toc204692853 \h </w:instrText>
+              <w:instrText xml:space="preserve"> PAGEREF _Toc204928598 \h </w:instrText>
             </w:r>
             <w:r>
               <w:rPr>
@@ -6380,7 +6129,7 @@
                 <w:noProof/>
                 <w:webHidden/>
               </w:rPr>
-              <w:t>50</w:t>
+              <w:t>49</w:t>
             </w:r>
             <w:r>
               <w:rPr>
@@ -6407,7 +6156,7 @@
               <w14:ligatures w14:val="standardContextual"/>
             </w:rPr>
           </w:pPr>
-          <w:hyperlink w:anchor="_Toc204692854" w:history="1">
+          <w:hyperlink w:anchor="_Toc204928599" w:history="1">
             <w:r>
               <w:rPr>
                 <w:rStyle w:val="Hyperlink"/>
@@ -6422,7 +6171,7 @@
                 <w:bCs/>
                 <w:noProof/>
               </w:rPr>
-              <w:t>getTableData</w:t>
+              <w:t>epochDate</w:t>
             </w:r>
             <w:r>
               <w:rPr>
@@ -6443,7 +6192,7 @@
                 <w:noProof/>
                 <w:webHidden/>
               </w:rPr>
-              <w:instrText xml:space="preserve"> PAGEREF _Toc204692854 \h </w:instrText>
+              <w:instrText xml:space="preserve"> PAGEREF _Toc204928599 \h </w:instrText>
             </w:r>
             <w:r>
               <w:rPr>
@@ -6463,7 +6212,7 @@
                 <w:noProof/>
                 <w:webHidden/>
               </w:rPr>
-              <w:t>50</w:t>
+              <w:t>49</w:t>
             </w:r>
             <w:r>
               <w:rPr>
@@ -6490,7 +6239,7 @@
               <w14:ligatures w14:val="standardContextual"/>
             </w:rPr>
           </w:pPr>
-          <w:hyperlink w:anchor="_Toc204692855" w:history="1">
+          <w:hyperlink w:anchor="_Toc204928600" w:history="1">
             <w:r>
               <w:rPr>
                 <w:rStyle w:val="Hyperlink"/>
@@ -6505,7 +6254,7 @@
                 <w:bCs/>
                 <w:noProof/>
               </w:rPr>
-              <w:t>setTableData</w:t>
+              <w:t>epochAddHour</w:t>
             </w:r>
             <w:r>
               <w:rPr>
@@ -6526,7 +6275,7 @@
                 <w:noProof/>
                 <w:webHidden/>
               </w:rPr>
-              <w:instrText xml:space="preserve"> PAGEREF _Toc204692855 \h </w:instrText>
+              <w:instrText xml:space="preserve"> PAGEREF _Toc204928600 \h </w:instrText>
             </w:r>
             <w:r>
               <w:rPr>
@@ -6546,7 +6295,7 @@
                 <w:noProof/>
                 <w:webHidden/>
               </w:rPr>
-              <w:t>51</w:t>
+              <w:t>50</w:t>
             </w:r>
             <w:r>
               <w:rPr>
@@ -6573,7 +6322,7 @@
               <w14:ligatures w14:val="standardContextual"/>
             </w:rPr>
           </w:pPr>
-          <w:hyperlink w:anchor="_Toc204692856" w:history="1">
+          <w:hyperlink w:anchor="_Toc204928601" w:history="1">
             <w:r>
               <w:rPr>
                 <w:rStyle w:val="Hyperlink"/>
@@ -6588,7 +6337,7 @@
                 <w:bCs/>
                 <w:noProof/>
               </w:rPr>
-              <w:t>clickCell</w:t>
+              <w:t>epochAddMinute</w:t>
             </w:r>
             <w:r>
               <w:rPr>
@@ -6609,7 +6358,7 @@
                 <w:noProof/>
                 <w:webHidden/>
               </w:rPr>
-              <w:instrText xml:space="preserve"> PAGEREF _Toc204692856 \h </w:instrText>
+              <w:instrText xml:space="preserve"> PAGEREF _Toc204928601 \h </w:instrText>
             </w:r>
             <w:r>
               <w:rPr>
@@ -6629,7 +6378,7 @@
                 <w:noProof/>
                 <w:webHidden/>
               </w:rPr>
-              <w:t>51</w:t>
+              <w:t>50</w:t>
             </w:r>
             <w:r>
               <w:rPr>
@@ -6656,7 +6405,7 @@
               <w14:ligatures w14:val="standardContextual"/>
             </w:rPr>
           </w:pPr>
-          <w:hyperlink w:anchor="_Toc204692857" w:history="1">
+          <w:hyperlink w:anchor="_Toc204928602" w:history="1">
             <w:r>
               <w:rPr>
                 <w:rStyle w:val="Hyperlink"/>
@@ -6671,7 +6420,7 @@
                 <w:bCs/>
                 <w:noProof/>
               </w:rPr>
-              <w:t>countTableRow</w:t>
+              <w:t>epochAddSecond</w:t>
             </w:r>
             <w:r>
               <w:rPr>
@@ -6692,7 +6441,7 @@
                 <w:noProof/>
                 <w:webHidden/>
               </w:rPr>
-              <w:instrText xml:space="preserve"> PAGEREF _Toc204692857 \h </w:instrText>
+              <w:instrText xml:space="preserve"> PAGEREF _Toc204928602 \h </w:instrText>
             </w:r>
             <w:r>
               <w:rPr>
@@ -6712,90 +6461,7 @@
                 <w:noProof/>
                 <w:webHidden/>
               </w:rPr>
-              <w:t>52</w:t>
-            </w:r>
-            <w:r>
-              <w:rPr>
-                <w:noProof/>
-                <w:webHidden/>
-              </w:rPr>
-              <w:fldChar w:fldCharType="end"/>
-            </w:r>
-          </w:hyperlink>
-        </w:p>
-        <w:p>
-          <w:pPr>
-            <w:pStyle w:val="TOC2"/>
-            <w:tabs>
-              <w:tab w:val="right" w:leader="dot" w:pos="9350"/>
-            </w:tabs>
-            <w:rPr>
-              <w:rFonts w:eastAsiaTheme="minorEastAsia"/>
-              <w:noProof/>
-              <w:kern w:val="2"/>
-              <w:sz w:val="24"/>
-              <w:szCs w:val="24"/>
-              <w:lang w:val="en-BE" w:eastAsia="en-BE"/>
-              <w14:ligatures w14:val="standardContextual"/>
-            </w:rPr>
-          </w:pPr>
-          <w:hyperlink w:anchor="_Toc204692858" w:history="1">
-            <w:r>
-              <w:rPr>
-                <w:rStyle w:val="Hyperlink"/>
-                <w:noProof/>
-              </w:rPr>
-              <w:t xml:space="preserve">Function: </w:t>
-            </w:r>
-            <w:r>
-              <w:rPr>
-                <w:rStyle w:val="Hyperlink"/>
-                <w:b/>
-                <w:bCs/>
-                <w:noProof/>
-              </w:rPr>
-              <w:t>searchTableData</w:t>
-            </w:r>
-            <w:r>
-              <w:rPr>
-                <w:noProof/>
-                <w:webHidden/>
-              </w:rPr>
-              <w:tab/>
-            </w:r>
-            <w:r>
-              <w:rPr>
-                <w:noProof/>
-                <w:webHidden/>
-              </w:rPr>
-              <w:fldChar w:fldCharType="begin"/>
-            </w:r>
-            <w:r>
-              <w:rPr>
-                <w:noProof/>
-                <w:webHidden/>
-              </w:rPr>
-              <w:instrText xml:space="preserve"> PAGEREF _Toc204692858 \h </w:instrText>
-            </w:r>
-            <w:r>
-              <w:rPr>
-                <w:noProof/>
-                <w:webHidden/>
-              </w:rPr>
-            </w:r>
-            <w:r>
-              <w:rPr>
-                <w:noProof/>
-                <w:webHidden/>
-              </w:rPr>
-              <w:fldChar w:fldCharType="separate"/>
-            </w:r>
-            <w:r>
-              <w:rPr>
-                <w:noProof/>
-                <w:webHidden/>
-              </w:rPr>
-              <w:t>52</w:t>
+              <w:t>51</w:t>
             </w:r>
             <w:r>
               <w:rPr>
@@ -6824,14 +6490,14 @@
               <w14:ligatures w14:val="standardContextual"/>
             </w:rPr>
           </w:pPr>
-          <w:hyperlink w:anchor="_Toc204692859" w:history="1">
+          <w:hyperlink w:anchor="_Toc204928603" w:history="1">
             <w:r>
               <w:rPr>
                 <w:rStyle w:val="Hyperlink"/>
                 <w:noProof/>
                 <w:lang w:val="en-GB"/>
               </w:rPr>
-              <w:t>Advanced functions</w:t>
+              <w:t>Table Functions</w:t>
             </w:r>
             <w:r>
               <w:rPr>
@@ -6852,7 +6518,7 @@
                 <w:noProof/>
                 <w:webHidden/>
               </w:rPr>
-              <w:instrText xml:space="preserve"> PAGEREF _Toc204692859 \h </w:instrText>
+              <w:instrText xml:space="preserve"> PAGEREF _Toc204928603 \h </w:instrText>
             </w:r>
             <w:r>
               <w:rPr>
@@ -6872,7 +6538,7 @@
                 <w:noProof/>
                 <w:webHidden/>
               </w:rPr>
-              <w:t>53</w:t>
+              <w:t>52</w:t>
             </w:r>
             <w:r>
               <w:rPr>
@@ -6899,7 +6565,7 @@
               <w14:ligatures w14:val="standardContextual"/>
             </w:rPr>
           </w:pPr>
-          <w:hyperlink w:anchor="_Toc204692860" w:history="1">
+          <w:hyperlink w:anchor="_Toc204928604" w:history="1">
             <w:r>
               <w:rPr>
                 <w:rStyle w:val="Hyperlink"/>
@@ -6914,7 +6580,7 @@
                 <w:bCs/>
                 <w:noProof/>
               </w:rPr>
-              <w:t>callScenario</w:t>
+              <w:t>getTableHeader</w:t>
             </w:r>
             <w:r>
               <w:rPr>
@@ -6935,7 +6601,7 @@
                 <w:noProof/>
                 <w:webHidden/>
               </w:rPr>
-              <w:instrText xml:space="preserve"> PAGEREF _Toc204692860 \h </w:instrText>
+              <w:instrText xml:space="preserve"> PAGEREF _Toc204928604 \h </w:instrText>
             </w:r>
             <w:r>
               <w:rPr>
@@ -6955,7 +6621,7 @@
                 <w:noProof/>
                 <w:webHidden/>
               </w:rPr>
-              <w:t>54</w:t>
+              <w:t>53</w:t>
             </w:r>
             <w:r>
               <w:rPr>
@@ -6982,7 +6648,7 @@
               <w14:ligatures w14:val="standardContextual"/>
             </w:rPr>
           </w:pPr>
-          <w:hyperlink w:anchor="_Toc204692861" w:history="1">
+          <w:hyperlink w:anchor="_Toc204928605" w:history="1">
             <w:r>
               <w:rPr>
                 <w:rStyle w:val="Hyperlink"/>
@@ -6997,7 +6663,7 @@
                 <w:bCs/>
                 <w:noProof/>
               </w:rPr>
-              <w:t>callSuite</w:t>
+              <w:t>getTableData</w:t>
             </w:r>
             <w:r>
               <w:rPr>
@@ -7018,7 +6684,7 @@
                 <w:noProof/>
                 <w:webHidden/>
               </w:rPr>
-              <w:instrText xml:space="preserve"> PAGEREF _Toc204692861 \h </w:instrText>
+              <w:instrText xml:space="preserve"> PAGEREF _Toc204928605 \h </w:instrText>
             </w:r>
             <w:r>
               <w:rPr>
@@ -7038,7 +6704,7 @@
                 <w:noProof/>
                 <w:webHidden/>
               </w:rPr>
-              <w:t>54</w:t>
+              <w:t>53</w:t>
             </w:r>
             <w:r>
               <w:rPr>
@@ -7065,7 +6731,7 @@
               <w14:ligatures w14:val="standardContextual"/>
             </w:rPr>
           </w:pPr>
-          <w:hyperlink w:anchor="_Toc204692862" w:history="1">
+          <w:hyperlink w:anchor="_Toc204928606" w:history="1">
             <w:r>
               <w:rPr>
                 <w:rStyle w:val="Hyperlink"/>
@@ -7080,7 +6746,7 @@
                 <w:bCs/>
                 <w:noProof/>
               </w:rPr>
-              <w:t>startTimer</w:t>
+              <w:t>setTableData</w:t>
             </w:r>
             <w:r>
               <w:rPr>
@@ -7101,7 +6767,7 @@
                 <w:noProof/>
                 <w:webHidden/>
               </w:rPr>
-              <w:instrText xml:space="preserve"> PAGEREF _Toc204692862 \h </w:instrText>
+              <w:instrText xml:space="preserve"> PAGEREF _Toc204928606 \h </w:instrText>
             </w:r>
             <w:r>
               <w:rPr>
@@ -7121,7 +6787,7 @@
                 <w:noProof/>
                 <w:webHidden/>
               </w:rPr>
-              <w:t>55</w:t>
+              <w:t>54</w:t>
             </w:r>
             <w:r>
               <w:rPr>
@@ -7148,7 +6814,7 @@
               <w14:ligatures w14:val="standardContextual"/>
             </w:rPr>
           </w:pPr>
-          <w:hyperlink w:anchor="_Toc204692863" w:history="1">
+          <w:hyperlink w:anchor="_Toc204928607" w:history="1">
             <w:r>
               <w:rPr>
                 <w:rStyle w:val="Hyperlink"/>
@@ -7163,7 +6829,7 @@
                 <w:bCs/>
                 <w:noProof/>
               </w:rPr>
-              <w:t>stopTimer</w:t>
+              <w:t>clickCell</w:t>
             </w:r>
             <w:r>
               <w:rPr>
@@ -7184,7 +6850,7 @@
                 <w:noProof/>
                 <w:webHidden/>
               </w:rPr>
-              <w:instrText xml:space="preserve"> PAGEREF _Toc204692863 \h </w:instrText>
+              <w:instrText xml:space="preserve"> PAGEREF _Toc204928607 \h </w:instrText>
             </w:r>
             <w:r>
               <w:rPr>
@@ -7204,7 +6870,7 @@
                 <w:noProof/>
                 <w:webHidden/>
               </w:rPr>
-              <w:t>55</w:t>
+              <w:t>54</w:t>
             </w:r>
             <w:r>
               <w:rPr>
@@ -7231,7 +6897,7 @@
               <w14:ligatures w14:val="standardContextual"/>
             </w:rPr>
           </w:pPr>
-          <w:hyperlink w:anchor="_Toc204692864" w:history="1">
+          <w:hyperlink w:anchor="_Toc204928608" w:history="1">
             <w:r>
               <w:rPr>
                 <w:rStyle w:val="Hyperlink"/>
@@ -7246,7 +6912,7 @@
                 <w:bCs/>
                 <w:noProof/>
               </w:rPr>
-              <w:t>promptAI</w:t>
+              <w:t>countTableRow</w:t>
             </w:r>
             <w:r>
               <w:rPr>
@@ -7267,7 +6933,7 @@
                 <w:noProof/>
                 <w:webHidden/>
               </w:rPr>
-              <w:instrText xml:space="preserve"> PAGEREF _Toc204692864 \h </w:instrText>
+              <w:instrText xml:space="preserve"> PAGEREF _Toc204928608 \h </w:instrText>
             </w:r>
             <w:r>
               <w:rPr>
@@ -7287,7 +6953,7 @@
                 <w:noProof/>
                 <w:webHidden/>
               </w:rPr>
-              <w:t>56</w:t>
+              <w:t>55</w:t>
             </w:r>
             <w:r>
               <w:rPr>
@@ -7314,7 +6980,7 @@
               <w14:ligatures w14:val="standardContextual"/>
             </w:rPr>
           </w:pPr>
-          <w:hyperlink w:anchor="_Toc204692865" w:history="1">
+          <w:hyperlink w:anchor="_Toc204928609" w:history="1">
             <w:r>
               <w:rPr>
                 <w:rStyle w:val="Hyperlink"/>
@@ -7329,7 +6995,7 @@
                 <w:bCs/>
                 <w:noProof/>
               </w:rPr>
-              <w:t>httpGet</w:t>
+              <w:t>searchTableData</w:t>
             </w:r>
             <w:r>
               <w:rPr>
@@ -7350,7 +7016,7 @@
                 <w:noProof/>
                 <w:webHidden/>
               </w:rPr>
-              <w:instrText xml:space="preserve"> PAGEREF _Toc204692865 \h </w:instrText>
+              <w:instrText xml:space="preserve"> PAGEREF _Toc204928609 \h </w:instrText>
             </w:r>
             <w:r>
               <w:rPr>
@@ -7370,7 +7036,84 @@
                 <w:noProof/>
                 <w:webHidden/>
               </w:rPr>
-              <w:t>57</w:t>
+              <w:t>55</w:t>
+            </w:r>
+            <w:r>
+              <w:rPr>
+                <w:noProof/>
+                <w:webHidden/>
+              </w:rPr>
+              <w:fldChar w:fldCharType="end"/>
+            </w:r>
+          </w:hyperlink>
+        </w:p>
+        <w:p>
+          <w:pPr>
+            <w:pStyle w:val="TOC1"/>
+            <w:tabs>
+              <w:tab w:val="right" w:leader="dot" w:pos="9350"/>
+            </w:tabs>
+            <w:rPr>
+              <w:rFonts w:eastAsiaTheme="minorEastAsia"/>
+              <w:b w:val="0"/>
+              <w:noProof/>
+              <w:color w:val="auto"/>
+              <w:kern w:val="2"/>
+              <w:sz w:val="24"/>
+              <w:szCs w:val="24"/>
+              <w:lang w:val="en-BE" w:eastAsia="en-BE"/>
+              <w14:ligatures w14:val="standardContextual"/>
+            </w:rPr>
+          </w:pPr>
+          <w:hyperlink w:anchor="_Toc204928610" w:history="1">
+            <w:r>
+              <w:rPr>
+                <w:rStyle w:val="Hyperlink"/>
+                <w:noProof/>
+                <w:lang w:val="en-GB"/>
+              </w:rPr>
+              <w:t>Advanced functions</w:t>
+            </w:r>
+            <w:r>
+              <w:rPr>
+                <w:noProof/>
+                <w:webHidden/>
+              </w:rPr>
+              <w:tab/>
+            </w:r>
+            <w:r>
+              <w:rPr>
+                <w:noProof/>
+                <w:webHidden/>
+              </w:rPr>
+              <w:fldChar w:fldCharType="begin"/>
+            </w:r>
+            <w:r>
+              <w:rPr>
+                <w:noProof/>
+                <w:webHidden/>
+              </w:rPr>
+              <w:instrText xml:space="preserve"> PAGEREF _Toc204928610 \h </w:instrText>
+            </w:r>
+            <w:r>
+              <w:rPr>
+                <w:noProof/>
+                <w:webHidden/>
+              </w:rPr>
+            </w:r>
+            <w:r>
+              <w:rPr>
+                <w:noProof/>
+                <w:webHidden/>
+              </w:rPr>
+              <w:fldChar w:fldCharType="separate"/>
+            </w:r>
+            <w:r>
+              <w:rPr>
+                <w:noProof/>
+                <w:webHidden/>
+              </w:rPr>
+              <w:t>56</w:t>
             </w:r>
             <w:r>
               <w:rPr>
@@ -7397,7 +7140,7 @@
               <w14:ligatures w14:val="standardContextual"/>
             </w:rPr>
           </w:pPr>
-          <w:hyperlink w:anchor="_Toc204692866" w:history="1">
+          <w:hyperlink w:anchor="_Toc204928611" w:history="1">
             <w:r>
               <w:rPr>
                 <w:rStyle w:val="Hyperlink"/>
@@ -7412,7 +7155,7 @@
                 <w:bCs/>
                 <w:noProof/>
               </w:rPr>
-              <w:t>httpPost</w:t>
+              <w:t>callScenario</w:t>
             </w:r>
             <w:r>
               <w:rPr>
@@ -7433,7 +7176,7 @@
                 <w:noProof/>
                 <w:webHidden/>
               </w:rPr>
-              <w:instrText xml:space="preserve"> PAGEREF _Toc204692866 \h </w:instrText>
+              <w:instrText xml:space="preserve"> PAGEREF _Toc204928611 \h </w:instrText>
             </w:r>
             <w:r>
               <w:rPr>
@@ -7480,7 +7223,7 @@
               <w14:ligatures w14:val="standardContextual"/>
             </w:rPr>
           </w:pPr>
-          <w:hyperlink w:anchor="_Toc204692867" w:history="1">
+          <w:hyperlink w:anchor="_Toc204928612" w:history="1">
             <w:r>
               <w:rPr>
                 <w:rStyle w:val="Hyperlink"/>
@@ -7495,6 +7238,504 @@
                 <w:bCs/>
                 <w:noProof/>
               </w:rPr>
+              <w:t>callSuite</w:t>
+            </w:r>
+            <w:r>
+              <w:rPr>
+                <w:noProof/>
+                <w:webHidden/>
+              </w:rPr>
+              <w:tab/>
+            </w:r>
+            <w:r>
+              <w:rPr>
+                <w:noProof/>
+                <w:webHidden/>
+              </w:rPr>
+              <w:fldChar w:fldCharType="begin"/>
+            </w:r>
+            <w:r>
+              <w:rPr>
+                <w:noProof/>
+                <w:webHidden/>
+              </w:rPr>
+              <w:instrText xml:space="preserve"> PAGEREF _Toc204928612 \h </w:instrText>
+            </w:r>
+            <w:r>
+              <w:rPr>
+                <w:noProof/>
+                <w:webHidden/>
+              </w:rPr>
+            </w:r>
+            <w:r>
+              <w:rPr>
+                <w:noProof/>
+                <w:webHidden/>
+              </w:rPr>
+              <w:fldChar w:fldCharType="separate"/>
+            </w:r>
+            <w:r>
+              <w:rPr>
+                <w:noProof/>
+                <w:webHidden/>
+              </w:rPr>
+              <w:t>57</w:t>
+            </w:r>
+            <w:r>
+              <w:rPr>
+                <w:noProof/>
+                <w:webHidden/>
+              </w:rPr>
+              <w:fldChar w:fldCharType="end"/>
+            </w:r>
+          </w:hyperlink>
+        </w:p>
+        <w:p>
+          <w:pPr>
+            <w:pStyle w:val="TOC2"/>
+            <w:tabs>
+              <w:tab w:val="right" w:leader="dot" w:pos="9350"/>
+            </w:tabs>
+            <w:rPr>
+              <w:rFonts w:eastAsiaTheme="minorEastAsia"/>
+              <w:noProof/>
+              <w:kern w:val="2"/>
+              <w:sz w:val="24"/>
+              <w:szCs w:val="24"/>
+              <w:lang w:val="en-BE" w:eastAsia="en-BE"/>
+              <w14:ligatures w14:val="standardContextual"/>
+            </w:rPr>
+          </w:pPr>
+          <w:hyperlink w:anchor="_Toc204928613" w:history="1">
+            <w:r>
+              <w:rPr>
+                <w:rStyle w:val="Hyperlink"/>
+                <w:noProof/>
+              </w:rPr>
+              <w:t xml:space="preserve">Function: </w:t>
+            </w:r>
+            <w:r>
+              <w:rPr>
+                <w:rStyle w:val="Hyperlink"/>
+                <w:b/>
+                <w:bCs/>
+                <w:noProof/>
+              </w:rPr>
+              <w:t>startTimer</w:t>
+            </w:r>
+            <w:r>
+              <w:rPr>
+                <w:noProof/>
+                <w:webHidden/>
+              </w:rPr>
+              <w:tab/>
+            </w:r>
+            <w:r>
+              <w:rPr>
+                <w:noProof/>
+                <w:webHidden/>
+              </w:rPr>
+              <w:fldChar w:fldCharType="begin"/>
+            </w:r>
+            <w:r>
+              <w:rPr>
+                <w:noProof/>
+                <w:webHidden/>
+              </w:rPr>
+              <w:instrText xml:space="preserve"> PAGEREF _Toc204928613 \h </w:instrText>
+            </w:r>
+            <w:r>
+              <w:rPr>
+                <w:noProof/>
+                <w:webHidden/>
+              </w:rPr>
+            </w:r>
+            <w:r>
+              <w:rPr>
+                <w:noProof/>
+                <w:webHidden/>
+              </w:rPr>
+              <w:fldChar w:fldCharType="separate"/>
+            </w:r>
+            <w:r>
+              <w:rPr>
+                <w:noProof/>
+                <w:webHidden/>
+              </w:rPr>
+              <w:t>58</w:t>
+            </w:r>
+            <w:r>
+              <w:rPr>
+                <w:noProof/>
+                <w:webHidden/>
+              </w:rPr>
+              <w:fldChar w:fldCharType="end"/>
+            </w:r>
+          </w:hyperlink>
+        </w:p>
+        <w:p>
+          <w:pPr>
+            <w:pStyle w:val="TOC2"/>
+            <w:tabs>
+              <w:tab w:val="right" w:leader="dot" w:pos="9350"/>
+            </w:tabs>
+            <w:rPr>
+              <w:rFonts w:eastAsiaTheme="minorEastAsia"/>
+              <w:noProof/>
+              <w:kern w:val="2"/>
+              <w:sz w:val="24"/>
+              <w:szCs w:val="24"/>
+              <w:lang w:val="en-BE" w:eastAsia="en-BE"/>
+              <w14:ligatures w14:val="standardContextual"/>
+            </w:rPr>
+          </w:pPr>
+          <w:hyperlink w:anchor="_Toc204928614" w:history="1">
+            <w:r>
+              <w:rPr>
+                <w:rStyle w:val="Hyperlink"/>
+                <w:noProof/>
+              </w:rPr>
+              <w:t xml:space="preserve">Function: </w:t>
+            </w:r>
+            <w:r>
+              <w:rPr>
+                <w:rStyle w:val="Hyperlink"/>
+                <w:b/>
+                <w:bCs/>
+                <w:noProof/>
+              </w:rPr>
+              <w:t>stopTimer</w:t>
+            </w:r>
+            <w:r>
+              <w:rPr>
+                <w:noProof/>
+                <w:webHidden/>
+              </w:rPr>
+              <w:tab/>
+            </w:r>
+            <w:r>
+              <w:rPr>
+                <w:noProof/>
+                <w:webHidden/>
+              </w:rPr>
+              <w:fldChar w:fldCharType="begin"/>
+            </w:r>
+            <w:r>
+              <w:rPr>
+                <w:noProof/>
+                <w:webHidden/>
+              </w:rPr>
+              <w:instrText xml:space="preserve"> PAGEREF _Toc204928614 \h </w:instrText>
+            </w:r>
+            <w:r>
+              <w:rPr>
+                <w:noProof/>
+                <w:webHidden/>
+              </w:rPr>
+            </w:r>
+            <w:r>
+              <w:rPr>
+                <w:noProof/>
+                <w:webHidden/>
+              </w:rPr>
+              <w:fldChar w:fldCharType="separate"/>
+            </w:r>
+            <w:r>
+              <w:rPr>
+                <w:noProof/>
+                <w:webHidden/>
+              </w:rPr>
+              <w:t>58</w:t>
+            </w:r>
+            <w:r>
+              <w:rPr>
+                <w:noProof/>
+                <w:webHidden/>
+              </w:rPr>
+              <w:fldChar w:fldCharType="end"/>
+            </w:r>
+          </w:hyperlink>
+        </w:p>
+        <w:p>
+          <w:pPr>
+            <w:pStyle w:val="TOC2"/>
+            <w:tabs>
+              <w:tab w:val="right" w:leader="dot" w:pos="9350"/>
+            </w:tabs>
+            <w:rPr>
+              <w:rFonts w:eastAsiaTheme="minorEastAsia"/>
+              <w:noProof/>
+              <w:kern w:val="2"/>
+              <w:sz w:val="24"/>
+              <w:szCs w:val="24"/>
+              <w:lang w:val="en-BE" w:eastAsia="en-BE"/>
+              <w14:ligatures w14:val="standardContextual"/>
+            </w:rPr>
+          </w:pPr>
+          <w:hyperlink w:anchor="_Toc204928615" w:history="1">
+            <w:r>
+              <w:rPr>
+                <w:rStyle w:val="Hyperlink"/>
+                <w:noProof/>
+              </w:rPr>
+              <w:t xml:space="preserve">Function: </w:t>
+            </w:r>
+            <w:r>
+              <w:rPr>
+                <w:rStyle w:val="Hyperlink"/>
+                <w:b/>
+                <w:bCs/>
+                <w:noProof/>
+              </w:rPr>
+              <w:t>promptAI</w:t>
+            </w:r>
+            <w:r>
+              <w:rPr>
+                <w:noProof/>
+                <w:webHidden/>
+              </w:rPr>
+              <w:tab/>
+            </w:r>
+            <w:r>
+              <w:rPr>
+                <w:noProof/>
+                <w:webHidden/>
+              </w:rPr>
+              <w:fldChar w:fldCharType="begin"/>
+            </w:r>
+            <w:r>
+              <w:rPr>
+                <w:noProof/>
+                <w:webHidden/>
+              </w:rPr>
+              <w:instrText xml:space="preserve"> PAGEREF _Toc204928615 \h </w:instrText>
+            </w:r>
+            <w:r>
+              <w:rPr>
+                <w:noProof/>
+                <w:webHidden/>
+              </w:rPr>
+            </w:r>
+            <w:r>
+              <w:rPr>
+                <w:noProof/>
+                <w:webHidden/>
+              </w:rPr>
+              <w:fldChar w:fldCharType="separate"/>
+            </w:r>
+            <w:r>
+              <w:rPr>
+                <w:noProof/>
+                <w:webHidden/>
+              </w:rPr>
+              <w:t>59</w:t>
+            </w:r>
+            <w:r>
+              <w:rPr>
+                <w:noProof/>
+                <w:webHidden/>
+              </w:rPr>
+              <w:fldChar w:fldCharType="end"/>
+            </w:r>
+          </w:hyperlink>
+        </w:p>
+        <w:p>
+          <w:pPr>
+            <w:pStyle w:val="TOC2"/>
+            <w:tabs>
+              <w:tab w:val="right" w:leader="dot" w:pos="9350"/>
+            </w:tabs>
+            <w:rPr>
+              <w:rFonts w:eastAsiaTheme="minorEastAsia"/>
+              <w:noProof/>
+              <w:kern w:val="2"/>
+              <w:sz w:val="24"/>
+              <w:szCs w:val="24"/>
+              <w:lang w:val="en-BE" w:eastAsia="en-BE"/>
+              <w14:ligatures w14:val="standardContextual"/>
+            </w:rPr>
+          </w:pPr>
+          <w:hyperlink w:anchor="_Toc204928616" w:history="1">
+            <w:r>
+              <w:rPr>
+                <w:rStyle w:val="Hyperlink"/>
+                <w:noProof/>
+              </w:rPr>
+              <w:t xml:space="preserve">Function: </w:t>
+            </w:r>
+            <w:r>
+              <w:rPr>
+                <w:rStyle w:val="Hyperlink"/>
+                <w:b/>
+                <w:bCs/>
+                <w:noProof/>
+              </w:rPr>
+              <w:t>httpGet</w:t>
+            </w:r>
+            <w:r>
+              <w:rPr>
+                <w:noProof/>
+                <w:webHidden/>
+              </w:rPr>
+              <w:tab/>
+            </w:r>
+            <w:r>
+              <w:rPr>
+                <w:noProof/>
+                <w:webHidden/>
+              </w:rPr>
+              <w:fldChar w:fldCharType="begin"/>
+            </w:r>
+            <w:r>
+              <w:rPr>
+                <w:noProof/>
+                <w:webHidden/>
+              </w:rPr>
+              <w:instrText xml:space="preserve"> PAGEREF _Toc204928616 \h </w:instrText>
+            </w:r>
+            <w:r>
+              <w:rPr>
+                <w:noProof/>
+                <w:webHidden/>
+              </w:rPr>
+            </w:r>
+            <w:r>
+              <w:rPr>
+                <w:noProof/>
+                <w:webHidden/>
+              </w:rPr>
+              <w:fldChar w:fldCharType="separate"/>
+            </w:r>
+            <w:r>
+              <w:rPr>
+                <w:noProof/>
+                <w:webHidden/>
+              </w:rPr>
+              <w:t>60</w:t>
+            </w:r>
+            <w:r>
+              <w:rPr>
+                <w:noProof/>
+                <w:webHidden/>
+              </w:rPr>
+              <w:fldChar w:fldCharType="end"/>
+            </w:r>
+          </w:hyperlink>
+        </w:p>
+        <w:p>
+          <w:pPr>
+            <w:pStyle w:val="TOC2"/>
+            <w:tabs>
+              <w:tab w:val="right" w:leader="dot" w:pos="9350"/>
+            </w:tabs>
+            <w:rPr>
+              <w:rFonts w:eastAsiaTheme="minorEastAsia"/>
+              <w:noProof/>
+              <w:kern w:val="2"/>
+              <w:sz w:val="24"/>
+              <w:szCs w:val="24"/>
+              <w:lang w:val="en-BE" w:eastAsia="en-BE"/>
+              <w14:ligatures w14:val="standardContextual"/>
+            </w:rPr>
+          </w:pPr>
+          <w:hyperlink w:anchor="_Toc204928617" w:history="1">
+            <w:r>
+              <w:rPr>
+                <w:rStyle w:val="Hyperlink"/>
+                <w:noProof/>
+              </w:rPr>
+              <w:t xml:space="preserve">Function: </w:t>
+            </w:r>
+            <w:r>
+              <w:rPr>
+                <w:rStyle w:val="Hyperlink"/>
+                <w:b/>
+                <w:bCs/>
+                <w:noProof/>
+              </w:rPr>
+              <w:t>httpPost</w:t>
+            </w:r>
+            <w:r>
+              <w:rPr>
+                <w:noProof/>
+                <w:webHidden/>
+              </w:rPr>
+              <w:tab/>
+            </w:r>
+            <w:r>
+              <w:rPr>
+                <w:noProof/>
+                <w:webHidden/>
+              </w:rPr>
+              <w:fldChar w:fldCharType="begin"/>
+            </w:r>
+            <w:r>
+              <w:rPr>
+                <w:noProof/>
+                <w:webHidden/>
+              </w:rPr>
+              <w:instrText xml:space="preserve"> PAGEREF _Toc204928617 \h </w:instrText>
+            </w:r>
+            <w:r>
+              <w:rPr>
+                <w:noProof/>
+                <w:webHidden/>
+              </w:rPr>
+            </w:r>
+            <w:r>
+              <w:rPr>
+                <w:noProof/>
+                <w:webHidden/>
+              </w:rPr>
+              <w:fldChar w:fldCharType="separate"/>
+            </w:r>
+            <w:r>
+              <w:rPr>
+                <w:noProof/>
+                <w:webHidden/>
+              </w:rPr>
+              <w:t>60</w:t>
+            </w:r>
+            <w:r>
+              <w:rPr>
+                <w:noProof/>
+                <w:webHidden/>
+              </w:rPr>
+              <w:fldChar w:fldCharType="end"/>
+            </w:r>
+          </w:hyperlink>
+        </w:p>
+        <w:p>
+          <w:pPr>
+            <w:pStyle w:val="TOC2"/>
+            <w:tabs>
+              <w:tab w:val="right" w:leader="dot" w:pos="9350"/>
+            </w:tabs>
+            <w:rPr>
+              <w:rFonts w:eastAsiaTheme="minorEastAsia"/>
+              <w:noProof/>
+              <w:kern w:val="2"/>
+              <w:sz w:val="24"/>
+              <w:szCs w:val="24"/>
+              <w:lang w:val="en-BE" w:eastAsia="en-BE"/>
+              <w14:ligatures w14:val="standardContextual"/>
+            </w:rPr>
+          </w:pPr>
+          <w:hyperlink w:anchor="_Toc204928618" w:history="1">
+            <w:r>
+              <w:rPr>
+                <w:rStyle w:val="Hyperlink"/>
+                <w:noProof/>
+              </w:rPr>
+              <w:t xml:space="preserve">Function: </w:t>
+            </w:r>
+            <w:r>
+              <w:rPr>
+                <w:rStyle w:val="Hyperlink"/>
+                <w:b/>
+                <w:bCs/>
+                <w:noProof/>
+              </w:rPr>
               <w:t>httpData</w:t>
             </w:r>
             <w:r>
@@ -7516,7 +7757,7 @@
                 <w:noProof/>
                 <w:webHidden/>
               </w:rPr>
-              <w:instrText xml:space="preserve"> PAGEREF _Toc204692867 \h </w:instrText>
+              <w:instrText xml:space="preserve"> PAGEREF _Toc204928618 \h </w:instrText>
             </w:r>
             <w:r>
               <w:rPr>
@@ -7536,7 +7777,7 @@
                 <w:noProof/>
                 <w:webHidden/>
               </w:rPr>
-              <w:t>58</w:t>
+              <w:t>61</w:t>
             </w:r>
             <w:r>
               <w:rPr>
@@ -7606,7 +7847,7 @@
           <w:lang w:val="en-GB"/>
         </w:rPr>
       </w:pPr>
-      <w:bookmarkStart w:id="0" w:name="_Toc204692782"/>
+      <w:bookmarkStart w:id="0" w:name="_Toc204928530"/>
       <w:r>
         <w:rPr>
           <w:b/>
@@ -8021,7 +8262,7 @@
                 <w:lang w:val="en-GB"/>
               </w:rPr>
             </w:pPr>
-            <w:bookmarkStart w:id="1" w:name="_Toc204692783"/>
+            <w:bookmarkStart w:id="1" w:name="_Toc204928531"/>
             <w:r>
               <w:rPr>
                 <w:b/>
@@ -8146,7 +8387,7 @@
               <w:pStyle w:val="Heading2"/>
             </w:pPr>
             <w:bookmarkStart w:id="2" w:name="_Toc146100629"/>
-            <w:bookmarkStart w:id="3" w:name="_Toc204692784"/>
+            <w:bookmarkStart w:id="3" w:name="_Toc204928532"/>
             <w:r>
               <w:t>F</w:t>
             </w:r>
@@ -8376,7 +8617,7 @@
             <w:pPr>
               <w:pStyle w:val="Heading2"/>
             </w:pPr>
-            <w:bookmarkStart w:id="4" w:name="_Toc204692785"/>
+            <w:bookmarkStart w:id="4" w:name="_Toc204928533"/>
             <w:r>
               <w:t>F</w:t>
             </w:r>
@@ -8664,7 +8905,7 @@
             <w:r>
               <w:br w:type="page"/>
             </w:r>
-            <w:bookmarkStart w:id="5" w:name="_Toc204692786"/>
+            <w:bookmarkStart w:id="5" w:name="_Toc204928534"/>
             <w:r>
               <w:t>F</w:t>
             </w:r>
@@ -8922,7 +9163,7 @@
             <w:r>
               <w:br w:type="page"/>
             </w:r>
-            <w:bookmarkStart w:id="6" w:name="_Toc204692787"/>
+            <w:bookmarkStart w:id="6" w:name="_Toc204928535"/>
             <w:r>
               <w:t>F</w:t>
             </w:r>
@@ -9170,7 +9411,7 @@
             <w:r>
               <w:br w:type="page"/>
             </w:r>
-            <w:bookmarkStart w:id="7" w:name="_Toc204692788"/>
+            <w:bookmarkStart w:id="7" w:name="_Toc204928536"/>
             <w:r>
               <w:t>F</w:t>
             </w:r>
@@ -9427,7 +9668,7 @@
             <w:r>
               <w:br w:type="page"/>
             </w:r>
-            <w:bookmarkStart w:id="8" w:name="_Toc204692789"/>
+            <w:bookmarkStart w:id="8" w:name="_Toc204928537"/>
             <w:r>
               <w:t>F</w:t>
             </w:r>
@@ -9579,7 +9820,7 @@
             <w:pPr>
               <w:pStyle w:val="Heading2"/>
             </w:pPr>
-            <w:bookmarkStart w:id="9" w:name="_Toc204692790"/>
+            <w:bookmarkStart w:id="9" w:name="_Toc204928538"/>
             <w:r>
               <w:t>F</w:t>
             </w:r>
@@ -10168,7 +10409,7 @@
             <w:pPr>
               <w:pStyle w:val="Heading2"/>
             </w:pPr>
-            <w:bookmarkStart w:id="10" w:name="_Toc204692791"/>
+            <w:bookmarkStart w:id="10" w:name="_Toc204928539"/>
             <w:r>
               <w:lastRenderedPageBreak/>
               <w:t>F</w:t>
@@ -10683,7 +10924,7 @@
             <w:pPr>
               <w:pStyle w:val="Heading2"/>
             </w:pPr>
-            <w:bookmarkStart w:id="11" w:name="_Toc204692792"/>
+            <w:bookmarkStart w:id="11" w:name="_Toc204928540"/>
             <w:r>
               <w:lastRenderedPageBreak/>
               <w:t>F</w:t>
@@ -11081,7 +11322,7 @@
             <w:pPr>
               <w:pStyle w:val="Heading2"/>
             </w:pPr>
-            <w:bookmarkStart w:id="12" w:name="_Toc204692793"/>
+            <w:bookmarkStart w:id="12" w:name="_Toc204928541"/>
             <w:r>
               <w:t>F</w:t>
             </w:r>
@@ -11431,7 +11672,7 @@
             <w:pPr>
               <w:pStyle w:val="Heading2"/>
             </w:pPr>
-            <w:bookmarkStart w:id="13" w:name="_Toc204692794"/>
+            <w:bookmarkStart w:id="13" w:name="_Toc204928542"/>
             <w:r>
               <w:t>F</w:t>
             </w:r>
@@ -11664,7 +11905,7 @@
             <w:pPr>
               <w:pStyle w:val="Heading2"/>
             </w:pPr>
-            <w:bookmarkStart w:id="14" w:name="_Toc204692795"/>
+            <w:bookmarkStart w:id="14" w:name="_Toc204928543"/>
             <w:r>
               <w:t>F</w:t>
             </w:r>
@@ -11875,7 +12116,7 @@
                 <w:lang w:val="en-GB"/>
               </w:rPr>
             </w:pPr>
-            <w:bookmarkStart w:id="15" w:name="_Toc204692796"/>
+            <w:bookmarkStart w:id="15" w:name="_Toc204928544"/>
             <w:r>
               <w:rPr>
                 <w:b/>
@@ -12006,7 +12247,7 @@
             <w:pPr>
               <w:pStyle w:val="Heading2"/>
             </w:pPr>
-            <w:bookmarkStart w:id="16" w:name="_Toc204692797"/>
+            <w:bookmarkStart w:id="16" w:name="_Toc204928545"/>
             <w:r>
               <w:t>F</w:t>
             </w:r>
@@ -12475,7 +12716,7 @@
             <w:pPr>
               <w:pStyle w:val="Heading2"/>
             </w:pPr>
-            <w:bookmarkStart w:id="17" w:name="_Toc204692798"/>
+            <w:bookmarkStart w:id="17" w:name="_Toc204928546"/>
             <w:r>
               <w:t>F</w:t>
             </w:r>
@@ -12679,7 +12920,7 @@
             <w:pPr>
               <w:pStyle w:val="Heading2"/>
             </w:pPr>
-            <w:bookmarkStart w:id="18" w:name="_Toc204692799"/>
+            <w:bookmarkStart w:id="18" w:name="_Toc204928547"/>
             <w:r>
               <w:lastRenderedPageBreak/>
               <w:t>F</w:t>
@@ -12968,7 +13209,7 @@
             <w:pPr>
               <w:pStyle w:val="Heading2"/>
             </w:pPr>
-            <w:bookmarkStart w:id="19" w:name="_Toc204692800"/>
+            <w:bookmarkStart w:id="19" w:name="_Toc204928548"/>
             <w:r>
               <w:t>F</w:t>
             </w:r>
@@ -13258,7 +13499,7 @@
             <w:pPr>
               <w:pStyle w:val="Heading2"/>
             </w:pPr>
-            <w:bookmarkStart w:id="20" w:name="_Toc204692801"/>
+            <w:bookmarkStart w:id="20" w:name="_Toc204928549"/>
             <w:r>
               <w:lastRenderedPageBreak/>
               <w:t>F</w:t>
@@ -13542,7 +13783,7 @@
             <w:pPr>
               <w:pStyle w:val="Heading2"/>
             </w:pPr>
-            <w:bookmarkStart w:id="21" w:name="_Toc204692802"/>
+            <w:bookmarkStart w:id="21" w:name="_Toc204928550"/>
             <w:r>
               <w:t>F</w:t>
             </w:r>
@@ -13804,7 +14045,7 @@
             <w:pPr>
               <w:pStyle w:val="Heading2"/>
             </w:pPr>
-            <w:bookmarkStart w:id="22" w:name="_Toc204692803"/>
+            <w:bookmarkStart w:id="22" w:name="_Toc204928551"/>
             <w:r>
               <w:t>F</w:t>
             </w:r>
@@ -14070,7 +14311,7 @@
             <w:pPr>
               <w:pStyle w:val="Heading2"/>
             </w:pPr>
-            <w:bookmarkStart w:id="23" w:name="_Toc204692804"/>
+            <w:bookmarkStart w:id="23" w:name="_Toc204928552"/>
             <w:r>
               <w:t>F</w:t>
             </w:r>
@@ -14283,7 +14524,7 @@
             <w:pPr>
               <w:pStyle w:val="Heading2"/>
             </w:pPr>
-            <w:bookmarkStart w:id="24" w:name="_Toc204692805"/>
+            <w:bookmarkStart w:id="24" w:name="_Toc204928553"/>
             <w:r>
               <w:t>F</w:t>
             </w:r>
@@ -14529,7 +14770,7 @@
             <w:pPr>
               <w:pStyle w:val="Heading2"/>
             </w:pPr>
-            <w:bookmarkStart w:id="25" w:name="_Toc204692806"/>
+            <w:bookmarkStart w:id="25" w:name="_Toc204928554"/>
             <w:r>
               <w:t>F</w:t>
             </w:r>
@@ -14826,7 +15067,7 @@
             <w:pPr>
               <w:pStyle w:val="Heading2"/>
             </w:pPr>
-            <w:bookmarkStart w:id="26" w:name="_Toc204692807"/>
+            <w:bookmarkStart w:id="26" w:name="_Toc204928555"/>
             <w:r>
               <w:t>F</w:t>
             </w:r>
@@ -15186,7 +15427,7 @@
             <w:pPr>
               <w:pStyle w:val="Heading2"/>
             </w:pPr>
-            <w:bookmarkStart w:id="27" w:name="_Toc204692808"/>
+            <w:bookmarkStart w:id="27" w:name="_Toc204928556"/>
             <w:r>
               <w:t>F</w:t>
             </w:r>
@@ -15431,7 +15672,7 @@
             <w:pPr>
               <w:pStyle w:val="Heading2"/>
             </w:pPr>
-            <w:bookmarkStart w:id="28" w:name="_Toc204692809"/>
+            <w:bookmarkStart w:id="28" w:name="_Toc204928557"/>
             <w:r>
               <w:lastRenderedPageBreak/>
               <w:t>F</w:t>
@@ -15690,7 +15931,7 @@
             <w:pPr>
               <w:pStyle w:val="Heading2"/>
             </w:pPr>
-            <w:bookmarkStart w:id="29" w:name="_Toc204692810"/>
+            <w:bookmarkStart w:id="29" w:name="_Toc204928558"/>
             <w:r>
               <w:t>F</w:t>
             </w:r>
@@ -15900,7 +16141,7 @@
             <w:pPr>
               <w:pStyle w:val="Heading2"/>
             </w:pPr>
-            <w:bookmarkStart w:id="30" w:name="_Toc204692811"/>
+            <w:bookmarkStart w:id="30" w:name="_Toc204928559"/>
             <w:r>
               <w:lastRenderedPageBreak/>
               <w:t>F</w:t>
@@ -16092,7 +16333,7 @@
             <w:pPr>
               <w:pStyle w:val="Heading2"/>
             </w:pPr>
-            <w:bookmarkStart w:id="31" w:name="_Toc204692812"/>
+            <w:bookmarkStart w:id="31" w:name="_Toc204928560"/>
             <w:r>
               <w:t>F</w:t>
             </w:r>
@@ -16284,7 +16525,7 @@
             <w:pPr>
               <w:pStyle w:val="Heading2"/>
             </w:pPr>
-            <w:bookmarkStart w:id="32" w:name="_Toc204692813"/>
+            <w:bookmarkStart w:id="32" w:name="_Toc204928561"/>
             <w:r>
               <w:t>F</w:t>
             </w:r>
@@ -16491,7 +16732,7 @@
             <w:pPr>
               <w:pStyle w:val="Heading2"/>
             </w:pPr>
-            <w:bookmarkStart w:id="33" w:name="_Toc204692814"/>
+            <w:bookmarkStart w:id="33" w:name="_Toc204928562"/>
             <w:r>
               <w:t>F</w:t>
             </w:r>
@@ -16685,7 +16926,7 @@
             <w:pPr>
               <w:pStyle w:val="Heading2"/>
             </w:pPr>
-            <w:bookmarkStart w:id="34" w:name="_Toc204692815"/>
+            <w:bookmarkStart w:id="34" w:name="_Toc204928563"/>
             <w:r>
               <w:t>F</w:t>
             </w:r>
@@ -16887,7 +17128,7 @@
             <w:pPr>
               <w:pStyle w:val="Heading2"/>
             </w:pPr>
-            <w:bookmarkStart w:id="35" w:name="_Toc204692816"/>
+            <w:bookmarkStart w:id="35" w:name="_Toc204928564"/>
             <w:r>
               <w:lastRenderedPageBreak/>
               <w:t>F</w:t>
@@ -17181,7 +17422,7 @@
             <w:pPr>
               <w:pStyle w:val="Heading2"/>
             </w:pPr>
-            <w:bookmarkStart w:id="36" w:name="_Toc204692817"/>
+            <w:bookmarkStart w:id="36" w:name="_Toc204928565"/>
             <w:r>
               <w:t>F</w:t>
             </w:r>
@@ -17481,7 +17722,7 @@
             <w:pPr>
               <w:pStyle w:val="Heading2"/>
             </w:pPr>
-            <w:bookmarkStart w:id="37" w:name="_Toc204692818"/>
+            <w:bookmarkStart w:id="37" w:name="_Toc204928566"/>
             <w:r>
               <w:t>F</w:t>
             </w:r>
@@ -17733,7 +17974,7 @@
             <w:pPr>
               <w:pStyle w:val="Heading2"/>
             </w:pPr>
-            <w:bookmarkStart w:id="38" w:name="_Toc204692819"/>
+            <w:bookmarkStart w:id="38" w:name="_Toc204928567"/>
             <w:r>
               <w:t>F</w:t>
             </w:r>
@@ -17988,7 +18229,7 @@
             <w:pPr>
               <w:pStyle w:val="Heading2"/>
             </w:pPr>
-            <w:bookmarkStart w:id="39" w:name="_Toc204692820"/>
+            <w:bookmarkStart w:id="39" w:name="_Toc204928568"/>
             <w:r>
               <w:t>F</w:t>
             </w:r>
@@ -18225,14 +18466,14 @@
       <w:tr>
         <w:tc>
           <w:tcPr>
-            <w:tcW w:w="9350" w:type="dxa"/>
+            <w:tcW w:w="14174" w:type="dxa"/>
             <w:shd w:val="clear" w:color="auto" w:fill="D9D9D9" w:themeFill="background1" w:themeFillShade="D9"/>
           </w:tcPr>
           <w:p>
             <w:pPr>
               <w:pStyle w:val="Heading2"/>
             </w:pPr>
-            <w:bookmarkStart w:id="40" w:name="_Toc204692821"/>
+            <w:bookmarkStart w:id="40" w:name="_Toc204928569"/>
             <w:r>
               <w:t>F</w:t>
             </w:r>
@@ -18244,7 +18485,7 @@
               <w:rPr>
                 <w:b/>
               </w:rPr>
-              <w:t>printscreen</w:t>
+              <w:t>uploadFile</w:t>
             </w:r>
             <w:bookmarkEnd w:id="40"/>
             <w:proofErr w:type="spellEnd"/>
@@ -18285,7 +18526,32 @@
         <w:t xml:space="preserve">ethod </w:t>
       </w:r>
       <w:r>
-        <w:t>to take a print screen and store the image on a slot (up to 5 slots available)</w:t>
+        <w:t>to u</w:t>
+      </w:r>
+      <w:r>
+        <w:t>pload a file from the repository uploads of your project</w:t>
+      </w:r>
+      <w:r>
+        <w:t>.</w:t>
+      </w:r>
+      <w:r>
+        <w:br/>
+        <w:t>The repository is managed by the Administrator</w:t>
+      </w:r>
+      <w:r>
+        <w:t>.</w:t>
+      </w:r>
+    </w:p>
+    <w:p>
+      <w:r>
+        <w:rPr>
+          <w:b/>
+          <w:u w:val="single"/>
+        </w:rPr>
+        <w:t>Note</w:t>
+      </w:r>
+      <w:r>
+        <w:t>: Prior to use the function, the ADMIN must store the document in the Upload section of the project.</w:t>
       </w:r>
     </w:p>
     <w:p>
@@ -18332,7 +18598,7 @@
                 <w:b/>
                 <w:bCs/>
               </w:rPr>
-              <w:t>slot</w:t>
+              <w:t>Name</w:t>
             </w:r>
           </w:p>
         </w:tc>
@@ -18341,8 +18607,46 @@
             <w:tcW w:w="7378" w:type="dxa"/>
           </w:tcPr>
           <w:p>
-            <w:r>
-              <w:t>From 1 to 5</w:t>
+            <w:proofErr w:type="spellStart"/>
+            <w:r>
+              <w:t>Xpath</w:t>
+            </w:r>
+            <w:proofErr w:type="spellEnd"/>
+            <w:r>
+              <w:t xml:space="preserve"> or dictionary word (starting with @) of the element or $GUI</w:t>
+            </w:r>
+          </w:p>
+        </w:tc>
+      </w:tr>
+      <w:tr>
+        <w:tc>
+          <w:tcPr>
+            <w:tcW w:w="1972" w:type="dxa"/>
+            <w:shd w:val="clear" w:color="auto" w:fill="D9E2F3" w:themeFill="accent1" w:themeFillTint="33"/>
+          </w:tcPr>
+          <w:p>
+            <w:pPr>
+              <w:rPr>
+                <w:b/>
+                <w:bCs/>
+              </w:rPr>
+            </w:pPr>
+            <w:r>
+              <w:rPr>
+                <w:b/>
+                <w:bCs/>
+              </w:rPr>
+              <w:t>File</w:t>
+            </w:r>
+          </w:p>
+        </w:tc>
+        <w:tc>
+          <w:tcPr>
+            <w:tcW w:w="7378" w:type="dxa"/>
+          </w:tcPr>
+          <w:p>
+            <w:r>
+              <w:t>Name of the file (without a path)</w:t>
             </w:r>
           </w:p>
         </w:tc>
@@ -18389,7 +18693,7 @@
                 <w:b/>
                 <w:bCs/>
               </w:rPr>
-              <w:t>printscreen</w:t>
+              <w:t>uploadFile</w:t>
             </w:r>
             <w:proofErr w:type="spellEnd"/>
           </w:p>
@@ -18400,7 +18704,7 @@
           </w:tcPr>
           <w:p>
             <w:r>
-              <w:t xml:space="preserve">1 </w:t>
+              <w:t>@APP_Upload, price.pdf</w:t>
             </w:r>
           </w:p>
         </w:tc>
@@ -18410,12 +18714,13 @@
           </w:tcPr>
           <w:p>
             <w:r>
-              <w:t>Take a print screen and store it in the slot 1</w:t>
+              <w:t>Upload the file price.pdf</w:t>
             </w:r>
           </w:p>
         </w:tc>
       </w:tr>
     </w:tbl>
+    <w:p/>
     <w:p/>
     <w:p>
       <w:r>
@@ -18442,502 +18747,20 @@
             <w:pPr>
               <w:pStyle w:val="Heading2"/>
             </w:pPr>
-            <w:bookmarkStart w:id="41" w:name="_Toc204692822"/>
+            <w:bookmarkStart w:id="41" w:name="_Toc204928570"/>
             <w:r>
               <w:t>F</w:t>
             </w:r>
             <w:r>
               <w:t xml:space="preserve">unction: </w:t>
             </w:r>
-            <w:proofErr w:type="spellStart"/>
-            <w:r>
-              <w:rPr>
-                <w:b/>
-              </w:rPr>
-              <w:t>uploadFile</w:t>
+            <w:r>
+              <w:rPr>
+                <w:b/>
+              </w:rPr>
+              <w:t>ask</w:t>
             </w:r>
             <w:bookmarkEnd w:id="41"/>
-            <w:proofErr w:type="spellEnd"/>
-          </w:p>
-        </w:tc>
-      </w:tr>
-    </w:tbl>
-    <w:p>
-      <w:pPr>
-        <w:pStyle w:val="Heading3"/>
-        <w:rPr>
-          <w:b/>
-          <w:bCs/>
-        </w:rPr>
-      </w:pPr>
-    </w:p>
-    <w:p>
-      <w:pPr>
-        <w:pStyle w:val="Heading3"/>
-        <w:rPr>
-          <w:b/>
-          <w:bCs/>
-        </w:rPr>
-      </w:pPr>
-      <w:r>
-        <w:rPr>
-          <w:b/>
-          <w:bCs/>
-        </w:rPr>
-        <w:t>Objectives</w:t>
-      </w:r>
-    </w:p>
-    <w:p>
-      <w:r>
-        <w:t>M</w:t>
-      </w:r>
-      <w:r>
-        <w:t xml:space="preserve">ethod </w:t>
-      </w:r>
-      <w:r>
-        <w:t>to u</w:t>
-      </w:r>
-      <w:r>
-        <w:t>pload a file from the repository uploads of your project</w:t>
-      </w:r>
-      <w:r>
-        <w:t>.</w:t>
-      </w:r>
-      <w:r>
-        <w:br/>
-        <w:t>The repository is managed by the Administrator</w:t>
-      </w:r>
-      <w:r>
-        <w:t>.</w:t>
-      </w:r>
-    </w:p>
-    <w:p>
-      <w:r>
-        <w:rPr>
-          <w:b/>
-          <w:u w:val="single"/>
-        </w:rPr>
-        <w:t>Note</w:t>
-      </w:r>
-      <w:r>
-        <w:t>: Prior to use the function, the ADMIN must store the document in the Upload section of the project.</w:t>
-      </w:r>
-    </w:p>
-    <w:p>
-      <w:pPr>
-        <w:pStyle w:val="Heading3"/>
-        <w:rPr>
-          <w:b/>
-          <w:bCs/>
-        </w:rPr>
-      </w:pPr>
-      <w:r>
-        <w:rPr>
-          <w:b/>
-          <w:bCs/>
-        </w:rPr>
-        <w:t>Parameter(s)</w:t>
-      </w:r>
-    </w:p>
-    <w:tbl>
-      <w:tblPr>
-        <w:tblStyle w:val="TableGrid"/>
-        <w:tblW w:w="0" w:type="auto"/>
-        <w:tblLook w:val="04A0" w:firstRow="1" w:lastRow="0" w:firstColumn="1" w:lastColumn="0" w:noHBand="0" w:noVBand="1"/>
-      </w:tblPr>
-      <w:tblGrid>
-        <w:gridCol w:w="1972"/>
-        <w:gridCol w:w="7378"/>
-      </w:tblGrid>
-      <w:tr>
-        <w:tc>
-          <w:tcPr>
-            <w:tcW w:w="1972" w:type="dxa"/>
-            <w:shd w:val="clear" w:color="auto" w:fill="D9E2F3" w:themeFill="accent1" w:themeFillTint="33"/>
-          </w:tcPr>
-          <w:p>
-            <w:pPr>
-              <w:rPr>
-                <w:b/>
-                <w:bCs/>
-              </w:rPr>
-            </w:pPr>
-            <w:r>
-              <w:rPr>
-                <w:b/>
-                <w:bCs/>
-              </w:rPr>
-              <w:t>Name</w:t>
-            </w:r>
-          </w:p>
-        </w:tc>
-        <w:tc>
-          <w:tcPr>
-            <w:tcW w:w="7378" w:type="dxa"/>
-          </w:tcPr>
-          <w:p>
-            <w:proofErr w:type="spellStart"/>
-            <w:r>
-              <w:t>Xpath</w:t>
-            </w:r>
-            <w:proofErr w:type="spellEnd"/>
-            <w:r>
-              <w:t xml:space="preserve"> or dictionary word (starting with @) of the element or $GUI</w:t>
-            </w:r>
-          </w:p>
-        </w:tc>
-      </w:tr>
-      <w:tr>
-        <w:tc>
-          <w:tcPr>
-            <w:tcW w:w="1972" w:type="dxa"/>
-            <w:shd w:val="clear" w:color="auto" w:fill="D9E2F3" w:themeFill="accent1" w:themeFillTint="33"/>
-          </w:tcPr>
-          <w:p>
-            <w:pPr>
-              <w:rPr>
-                <w:b/>
-                <w:bCs/>
-              </w:rPr>
-            </w:pPr>
-            <w:r>
-              <w:rPr>
-                <w:b/>
-                <w:bCs/>
-              </w:rPr>
-              <w:t>File</w:t>
-            </w:r>
-          </w:p>
-        </w:tc>
-        <w:tc>
-          <w:tcPr>
-            <w:tcW w:w="7378" w:type="dxa"/>
-          </w:tcPr>
-          <w:p>
-            <w:r>
-              <w:t>Name of the file (without a path)</w:t>
-            </w:r>
-          </w:p>
-        </w:tc>
-      </w:tr>
-    </w:tbl>
-    <w:p/>
-    <w:p>
-      <w:pPr>
-        <w:pStyle w:val="Heading3"/>
-        <w:rPr>
-          <w:b/>
-          <w:bCs/>
-        </w:rPr>
-      </w:pPr>
-      <w:r>
-        <w:rPr>
-          <w:b/>
-          <w:bCs/>
-        </w:rPr>
-        <w:t>Example(s):</w:t>
-      </w:r>
-    </w:p>
-    <w:tbl>
-      <w:tblPr>
-        <w:tblStyle w:val="TableGrid"/>
-        <w:tblW w:w="0" w:type="auto"/>
-        <w:tblLook w:val="04A0" w:firstRow="1" w:lastRow="0" w:firstColumn="1" w:lastColumn="0" w:noHBand="0" w:noVBand="1"/>
-      </w:tblPr>
-      <w:tblGrid>
-        <w:gridCol w:w="1449"/>
-        <w:gridCol w:w="3224"/>
-        <w:gridCol w:w="4677"/>
-      </w:tblGrid>
-      <w:tr>
-        <w:tc>
-          <w:tcPr>
-            <w:tcW w:w="1449" w:type="dxa"/>
-            <w:shd w:val="clear" w:color="auto" w:fill="FBE4D5" w:themeFill="accent2" w:themeFillTint="33"/>
-          </w:tcPr>
-          <w:p>
-            <w:proofErr w:type="spellStart"/>
-            <w:r>
-              <w:rPr>
-                <w:b/>
-                <w:bCs/>
-              </w:rPr>
-              <w:t>uploadFile</w:t>
-            </w:r>
-            <w:proofErr w:type="spellEnd"/>
-          </w:p>
-        </w:tc>
-        <w:tc>
-          <w:tcPr>
-            <w:tcW w:w="3224" w:type="dxa"/>
-          </w:tcPr>
-          <w:p>
-            <w:r>
-              <w:t>@APP_Upload, price.pdf</w:t>
-            </w:r>
-          </w:p>
-        </w:tc>
-        <w:tc>
-          <w:tcPr>
-            <w:tcW w:w="4677" w:type="dxa"/>
-          </w:tcPr>
-          <w:p>
-            <w:r>
-              <w:t>Upload the file price.pdf</w:t>
-            </w:r>
-          </w:p>
-        </w:tc>
-      </w:tr>
-    </w:tbl>
-    <w:p/>
-    <w:p/>
-    <w:p/>
-    <w:p/>
-    <w:tbl>
-      <w:tblPr>
-        <w:tblStyle w:val="TableGrid"/>
-        <w:tblW w:w="0" w:type="auto"/>
-        <w:tblLook w:val="04A0" w:firstRow="1" w:lastRow="0" w:firstColumn="1" w:lastColumn="0" w:noHBand="0" w:noVBand="1"/>
-      </w:tblPr>
-      <w:tblGrid>
-        <w:gridCol w:w="9350"/>
-      </w:tblGrid>
-      <w:tr>
-        <w:tc>
-          <w:tcPr>
-            <w:tcW w:w="14174" w:type="dxa"/>
-            <w:shd w:val="clear" w:color="auto" w:fill="D9D9D9" w:themeFill="background1" w:themeFillShade="D9"/>
-          </w:tcPr>
-          <w:p>
-            <w:pPr>
-              <w:pStyle w:val="Heading2"/>
-            </w:pPr>
-            <w:bookmarkStart w:id="42" w:name="_Toc204692823"/>
-            <w:r>
-              <w:t>F</w:t>
-            </w:r>
-            <w:r>
-              <w:t xml:space="preserve">unction: </w:t>
-            </w:r>
-            <w:proofErr w:type="spellStart"/>
-            <w:r>
-              <w:rPr>
-                <w:b/>
-              </w:rPr>
-              <w:t>refreshURL</w:t>
-            </w:r>
-            <w:proofErr w:type="spellEnd"/>
-            <w:r>
-              <w:rPr>
-                <w:b/>
-              </w:rPr>
-              <w:t xml:space="preserve">    </w:t>
-            </w:r>
-            <w:r>
-              <w:rPr>
-                <w:b/>
-                <w:color w:val="FF0000"/>
-              </w:rPr>
-              <w:t>&lt;OBSOLETE&gt;</w:t>
-            </w:r>
-            <w:bookmarkEnd w:id="42"/>
-          </w:p>
-        </w:tc>
-      </w:tr>
-    </w:tbl>
-    <w:p>
-      <w:pPr>
-        <w:pStyle w:val="Heading3"/>
-        <w:rPr>
-          <w:b/>
-          <w:bCs/>
-        </w:rPr>
-      </w:pPr>
-    </w:p>
-    <w:p>
-      <w:pPr>
-        <w:pStyle w:val="Heading3"/>
-        <w:rPr>
-          <w:b/>
-          <w:bCs/>
-        </w:rPr>
-      </w:pPr>
-      <w:r>
-        <w:rPr>
-          <w:b/>
-          <w:bCs/>
-        </w:rPr>
-        <w:t>Objectives</w:t>
-      </w:r>
-    </w:p>
-    <w:p>
-      <w:r>
-        <w:t>M</w:t>
-      </w:r>
-      <w:r>
-        <w:t xml:space="preserve">ethod </w:t>
-      </w:r>
-      <w:r>
-        <w:t>to r</w:t>
-      </w:r>
-      <w:r>
-        <w:t>efresh the current page (equivalent to F5)</w:t>
-      </w:r>
-      <w:r>
-        <w:br/>
-      </w:r>
-    </w:p>
-    <w:p>
-      <w:pPr>
-        <w:pStyle w:val="Heading3"/>
-        <w:rPr>
-          <w:b/>
-          <w:bCs/>
-        </w:rPr>
-      </w:pPr>
-      <w:r>
-        <w:rPr>
-          <w:b/>
-          <w:bCs/>
-        </w:rPr>
-        <w:t>Parameter(s)</w:t>
-      </w:r>
-    </w:p>
-    <w:tbl>
-      <w:tblPr>
-        <w:tblStyle w:val="TableGrid"/>
-        <w:tblW w:w="0" w:type="auto"/>
-        <w:tblLook w:val="04A0" w:firstRow="1" w:lastRow="0" w:firstColumn="1" w:lastColumn="0" w:noHBand="0" w:noVBand="1"/>
-      </w:tblPr>
-      <w:tblGrid>
-        <w:gridCol w:w="1972"/>
-        <w:gridCol w:w="7378"/>
-      </w:tblGrid>
-      <w:tr>
-        <w:tc>
-          <w:tcPr>
-            <w:tcW w:w="1972" w:type="dxa"/>
-            <w:shd w:val="clear" w:color="auto" w:fill="D9E2F3" w:themeFill="accent1" w:themeFillTint="33"/>
-          </w:tcPr>
-          <w:p>
-            <w:pPr>
-              <w:rPr>
-                <w:b/>
-                <w:bCs/>
-              </w:rPr>
-            </w:pPr>
-          </w:p>
-        </w:tc>
-        <w:tc>
-          <w:tcPr>
-            <w:tcW w:w="7378" w:type="dxa"/>
-          </w:tcPr>
-          <w:p/>
-        </w:tc>
-      </w:tr>
-    </w:tbl>
-    <w:p/>
-    <w:p>
-      <w:pPr>
-        <w:pStyle w:val="Heading3"/>
-        <w:rPr>
-          <w:b/>
-          <w:bCs/>
-        </w:rPr>
-      </w:pPr>
-      <w:r>
-        <w:rPr>
-          <w:b/>
-          <w:bCs/>
-        </w:rPr>
-        <w:t>Example(s):</w:t>
-      </w:r>
-    </w:p>
-    <w:tbl>
-      <w:tblPr>
-        <w:tblStyle w:val="TableGrid"/>
-        <w:tblW w:w="0" w:type="auto"/>
-        <w:tblLook w:val="04A0" w:firstRow="1" w:lastRow="0" w:firstColumn="1" w:lastColumn="0" w:noHBand="0" w:noVBand="1"/>
-      </w:tblPr>
-      <w:tblGrid>
-        <w:gridCol w:w="1449"/>
-        <w:gridCol w:w="3224"/>
-        <w:gridCol w:w="4677"/>
-      </w:tblGrid>
-      <w:tr>
-        <w:tc>
-          <w:tcPr>
-            <w:tcW w:w="1449" w:type="dxa"/>
-            <w:shd w:val="clear" w:color="auto" w:fill="FBE4D5" w:themeFill="accent2" w:themeFillTint="33"/>
-          </w:tcPr>
-          <w:p>
-            <w:proofErr w:type="spellStart"/>
-            <w:r>
-              <w:rPr>
-                <w:b/>
-                <w:bCs/>
-              </w:rPr>
-              <w:t>refreshURL</w:t>
-            </w:r>
-            <w:proofErr w:type="spellEnd"/>
-          </w:p>
-        </w:tc>
-        <w:tc>
-          <w:tcPr>
-            <w:tcW w:w="3224" w:type="dxa"/>
-          </w:tcPr>
-          <w:p/>
-        </w:tc>
-        <w:tc>
-          <w:tcPr>
-            <w:tcW w:w="4677" w:type="dxa"/>
-          </w:tcPr>
-          <w:p>
-            <w:r>
-              <w:t>Refresh the screen</w:t>
-            </w:r>
-          </w:p>
-        </w:tc>
-      </w:tr>
-    </w:tbl>
-    <w:p/>
-    <w:p/>
-    <w:p/>
-    <w:p/>
-    <w:tbl>
-      <w:tblPr>
-        <w:tblStyle w:val="TableGrid"/>
-        <w:tblW w:w="0" w:type="auto"/>
-        <w:tblLook w:val="04A0" w:firstRow="1" w:lastRow="0" w:firstColumn="1" w:lastColumn="0" w:noHBand="0" w:noVBand="1"/>
-      </w:tblPr>
-      <w:tblGrid>
-        <w:gridCol w:w="9350"/>
-      </w:tblGrid>
-      <w:tr>
-        <w:tc>
-          <w:tcPr>
-            <w:tcW w:w="14174" w:type="dxa"/>
-            <w:shd w:val="clear" w:color="auto" w:fill="D9D9D9" w:themeFill="background1" w:themeFillShade="D9"/>
-          </w:tcPr>
-          <w:p>
-            <w:pPr>
-              <w:pStyle w:val="Heading2"/>
-            </w:pPr>
-            <w:bookmarkStart w:id="43" w:name="_Toc204692824"/>
-            <w:r>
-              <w:lastRenderedPageBreak/>
-              <w:t>F</w:t>
-            </w:r>
-            <w:r>
-              <w:t xml:space="preserve">unction: </w:t>
-            </w:r>
-            <w:r>
-              <w:rPr>
-                <w:b/>
-              </w:rPr>
-              <w:t>ask</w:t>
-            </w:r>
-            <w:bookmarkEnd w:id="43"/>
             <w:r>
               <w:rPr>
                 <w:b/>
@@ -19229,11 +19052,6 @@
       </w:tr>
     </w:tbl>
     <w:p>
-      <w:pPr>
-        <w:rPr>
-          <w:lang w:val="en-IE"/>
-        </w:rPr>
-      </w:pPr>
       <w:r>
         <w:rPr>
           <w:b/>
@@ -19263,16 +19081,14 @@
       <w:r>
         <w:t>Enter the environment, ACC, §Env, 20</w:t>
       </w:r>
-    </w:p>
-    <w:p>
       <w:r>
         <w:rPr>
           <w:noProof/>
         </w:rPr>
         <w:drawing>
-          <wp:inline distT="0" distB="0" distL="0" distR="0" wp14:anchorId="211BD17E" wp14:editId="69FB3166">
-            <wp:extent cx="4274101" cy="4394200"/>
-            <wp:effectExtent l="0" t="0" r="0" b="6350"/>
+          <wp:inline distT="0" distB="0" distL="0" distR="0" wp14:anchorId="211BD17E" wp14:editId="119B86FB">
+            <wp:extent cx="3797386" cy="3904090"/>
+            <wp:effectExtent l="0" t="0" r="0" b="1270"/>
             <wp:docPr id="1927986307" name="Picture 1" descr="A screenshot of a computer&#10;&#10;AI-generated content may be incorrect."/>
             <wp:cNvGraphicFramePr>
               <a:graphicFrameLocks xmlns:a="http://schemas.openxmlformats.org/drawingml/2006/main" noChangeAspect="1"/>
@@ -19293,7 +19109,7 @@
                   <pic:spPr>
                     <a:xfrm>
                       <a:off x="0" y="0"/>
-                      <a:ext cx="4281243" cy="4401543"/>
+                      <a:ext cx="3806366" cy="3913322"/>
                     </a:xfrm>
                     <a:prstGeom prst="rect">
                       <a:avLst/>
@@ -19308,7 +19124,6 @@
     </w:p>
     <w:p>
       <w:r>
-        <w:lastRenderedPageBreak/>
         <w:br w:type="page"/>
       </w:r>
     </w:p>
@@ -19332,7 +19147,7 @@
             <w:pPr>
               <w:pStyle w:val="Heading2"/>
             </w:pPr>
-            <w:bookmarkStart w:id="44" w:name="_Toc204692825"/>
+            <w:bookmarkStart w:id="42" w:name="_Toc204928571"/>
             <w:r>
               <w:t>F</w:t>
             </w:r>
@@ -19345,7 +19160,7 @@
               </w:rPr>
               <w:t>email</w:t>
             </w:r>
-            <w:bookmarkEnd w:id="44"/>
+            <w:bookmarkEnd w:id="42"/>
           </w:p>
         </w:tc>
       </w:tr>
@@ -20014,7 +19829,7 @@
                 <w:lang w:val="en-GB"/>
               </w:rPr>
             </w:pPr>
-            <w:bookmarkStart w:id="45" w:name="_Toc204692826"/>
+            <w:bookmarkStart w:id="43" w:name="_Toc204928572"/>
             <w:r>
               <w:rPr>
                 <w:b/>
@@ -20023,7 +19838,7 @@
               <w:lastRenderedPageBreak/>
               <w:t>References and Data</w:t>
             </w:r>
-            <w:bookmarkEnd w:id="45"/>
+            <w:bookmarkEnd w:id="43"/>
           </w:p>
           <w:p>
             <w:pPr>
@@ -20152,7 +19967,7 @@
             <w:pPr>
               <w:pStyle w:val="Heading2"/>
             </w:pPr>
-            <w:bookmarkStart w:id="46" w:name="_Toc204692827"/>
+            <w:bookmarkStart w:id="44" w:name="_Toc204928573"/>
             <w:r>
               <w:t>F</w:t>
             </w:r>
@@ -20167,7 +19982,7 @@
               </w:rPr>
               <w:t>getReference</w:t>
             </w:r>
-            <w:bookmarkEnd w:id="46"/>
+            <w:bookmarkEnd w:id="44"/>
             <w:proofErr w:type="spellEnd"/>
           </w:p>
         </w:tc>
@@ -20455,7 +20270,7 @@
             <w:pPr>
               <w:pStyle w:val="Heading2"/>
             </w:pPr>
-            <w:bookmarkStart w:id="47" w:name="_Toc204692828"/>
+            <w:bookmarkStart w:id="45" w:name="_Toc204928574"/>
             <w:r>
               <w:t>F</w:t>
             </w:r>
@@ -20476,7 +20291,7 @@
               </w:rPr>
               <w:t>Reference</w:t>
             </w:r>
-            <w:bookmarkEnd w:id="47"/>
+            <w:bookmarkEnd w:id="45"/>
             <w:proofErr w:type="spellEnd"/>
           </w:p>
         </w:tc>
@@ -20761,7 +20576,7 @@
             <w:pPr>
               <w:pStyle w:val="Heading2"/>
             </w:pPr>
-            <w:bookmarkStart w:id="48" w:name="_Toc204692829"/>
+            <w:bookmarkStart w:id="46" w:name="_Toc204928575"/>
             <w:r>
               <w:lastRenderedPageBreak/>
               <w:t>F</w:t>
@@ -20776,7 +20591,7 @@
               </w:rPr>
               <w:t>setVariable</w:t>
             </w:r>
-            <w:bookmarkEnd w:id="48"/>
+            <w:bookmarkEnd w:id="46"/>
             <w:proofErr w:type="spellEnd"/>
           </w:p>
         </w:tc>
@@ -21440,7 +21255,7 @@
             <w:pPr>
               <w:pStyle w:val="Heading2"/>
             </w:pPr>
-            <w:bookmarkStart w:id="49" w:name="_Toc204692830"/>
+            <w:bookmarkStart w:id="47" w:name="_Toc204928576"/>
             <w:r>
               <w:t>F</w:t>
             </w:r>
@@ -21454,7 +21269,7 @@
               </w:rPr>
               <w:t>getData</w:t>
             </w:r>
-            <w:bookmarkEnd w:id="49"/>
+            <w:bookmarkEnd w:id="47"/>
             <w:proofErr w:type="spellEnd"/>
           </w:p>
         </w:tc>
@@ -21712,7 +21527,7 @@
             <w:pPr>
               <w:pStyle w:val="Heading2"/>
             </w:pPr>
-            <w:bookmarkStart w:id="50" w:name="_Toc204692831"/>
+            <w:bookmarkStart w:id="48" w:name="_Toc204928577"/>
             <w:r>
               <w:t>F</w:t>
             </w:r>
@@ -21726,7 +21541,7 @@
               </w:rPr>
               <w:t>setData</w:t>
             </w:r>
-            <w:bookmarkEnd w:id="50"/>
+            <w:bookmarkEnd w:id="48"/>
             <w:proofErr w:type="spellEnd"/>
           </w:p>
         </w:tc>
@@ -22016,7 +21831,7 @@
                 <w:lang w:val="en-GB"/>
               </w:rPr>
             </w:pPr>
-            <w:bookmarkStart w:id="51" w:name="_Toc204692832"/>
+            <w:bookmarkStart w:id="49" w:name="_Toc204928578"/>
             <w:r>
               <w:rPr>
                 <w:b/>
@@ -22025,7 +21840,7 @@
               <w:lastRenderedPageBreak/>
               <w:t>Condition</w:t>
             </w:r>
-            <w:bookmarkEnd w:id="51"/>
+            <w:bookmarkEnd w:id="49"/>
           </w:p>
           <w:p>
             <w:pPr>
@@ -22148,7 +21963,7 @@
             <w:pPr>
               <w:pStyle w:val="Heading2"/>
             </w:pPr>
-            <w:bookmarkStart w:id="52" w:name="_Toc204692833"/>
+            <w:bookmarkStart w:id="50" w:name="_Toc204928579"/>
             <w:r>
               <w:t>F</w:t>
             </w:r>
@@ -22163,7 +21978,7 @@
               </w:rPr>
               <w:t>stopTest</w:t>
             </w:r>
-            <w:bookmarkEnd w:id="52"/>
+            <w:bookmarkEnd w:id="50"/>
             <w:proofErr w:type="spellEnd"/>
           </w:p>
         </w:tc>
@@ -22436,7 +22251,7 @@
             <w:pPr>
               <w:pStyle w:val="Heading2"/>
             </w:pPr>
-            <w:bookmarkStart w:id="53" w:name="_Toc204692834"/>
+            <w:bookmarkStart w:id="51" w:name="_Toc204928580"/>
             <w:r>
               <w:t>F</w:t>
             </w:r>
@@ -22451,7 +22266,7 @@
               </w:rPr>
               <w:t>skipDescribe</w:t>
             </w:r>
-            <w:bookmarkEnd w:id="53"/>
+            <w:bookmarkEnd w:id="51"/>
             <w:proofErr w:type="spellEnd"/>
           </w:p>
         </w:tc>
@@ -22722,7 +22537,7 @@
             <w:pPr>
               <w:pStyle w:val="Heading2"/>
             </w:pPr>
-            <w:bookmarkStart w:id="54" w:name="_Toc204692835"/>
+            <w:bookmarkStart w:id="52" w:name="_Toc204928581"/>
             <w:r>
               <w:t>F</w:t>
             </w:r>
@@ -22737,7 +22552,7 @@
               </w:rPr>
               <w:t>skipIt</w:t>
             </w:r>
-            <w:bookmarkEnd w:id="54"/>
+            <w:bookmarkEnd w:id="52"/>
             <w:proofErr w:type="spellEnd"/>
           </w:p>
         </w:tc>
@@ -23012,7 +22827,7 @@
             <w:pPr>
               <w:pStyle w:val="Heading2"/>
             </w:pPr>
-            <w:bookmarkStart w:id="55" w:name="_Toc204692836"/>
+            <w:bookmarkStart w:id="53" w:name="_Toc204928582"/>
             <w:r>
               <w:t>F</w:t>
             </w:r>
@@ -23027,7 +22842,7 @@
               </w:rPr>
               <w:t>isCheck</w:t>
             </w:r>
-            <w:bookmarkEnd w:id="55"/>
+            <w:bookmarkEnd w:id="53"/>
             <w:proofErr w:type="spellEnd"/>
           </w:p>
         </w:tc>
@@ -23376,7 +23191,7 @@
             <w:pPr>
               <w:pStyle w:val="Heading2"/>
             </w:pPr>
-            <w:bookmarkStart w:id="56" w:name="_Toc204692837"/>
+            <w:bookmarkStart w:id="54" w:name="_Toc204928583"/>
             <w:r>
               <w:t>F</w:t>
             </w:r>
@@ -23391,7 +23206,7 @@
               </w:rPr>
               <w:t>isExist</w:t>
             </w:r>
-            <w:bookmarkEnd w:id="56"/>
+            <w:bookmarkEnd w:id="54"/>
             <w:proofErr w:type="spellEnd"/>
           </w:p>
         </w:tc>
@@ -23717,7 +23532,7 @@
             <w:pPr>
               <w:pStyle w:val="Heading2"/>
             </w:pPr>
-            <w:bookmarkStart w:id="57" w:name="_Toc204692838"/>
+            <w:bookmarkStart w:id="55" w:name="_Toc204928584"/>
             <w:r>
               <w:t>F</w:t>
             </w:r>
@@ -23732,7 +23547,7 @@
               </w:rPr>
               <w:t>isEnable</w:t>
             </w:r>
-            <w:bookmarkEnd w:id="57"/>
+            <w:bookmarkEnd w:id="55"/>
             <w:proofErr w:type="spellEnd"/>
           </w:p>
         </w:tc>
@@ -24078,7 +23893,7 @@
             <w:pPr>
               <w:pStyle w:val="Heading2"/>
             </w:pPr>
-            <w:bookmarkStart w:id="58" w:name="_Toc204692839"/>
+            <w:bookmarkStart w:id="56" w:name="_Toc204928585"/>
             <w:r>
               <w:t>F</w:t>
             </w:r>
@@ -24093,7 +23908,7 @@
               </w:rPr>
               <w:t>isVisible</w:t>
             </w:r>
-            <w:bookmarkEnd w:id="58"/>
+            <w:bookmarkEnd w:id="56"/>
             <w:proofErr w:type="spellEnd"/>
           </w:p>
         </w:tc>
@@ -24442,7 +24257,7 @@
                 <w:lang w:val="en-GB"/>
               </w:rPr>
             </w:pPr>
-            <w:bookmarkStart w:id="59" w:name="_Toc204692840"/>
+            <w:bookmarkStart w:id="57" w:name="_Toc204928586"/>
             <w:r>
               <w:rPr>
                 <w:b/>
@@ -24451,7 +24266,7 @@
               <w:lastRenderedPageBreak/>
               <w:t>Functions to manage an element</w:t>
             </w:r>
-            <w:bookmarkEnd w:id="59"/>
+            <w:bookmarkEnd w:id="57"/>
           </w:p>
           <w:p>
             <w:pPr>
@@ -24580,7 +24395,7 @@
             <w:pPr>
               <w:pStyle w:val="Heading2"/>
             </w:pPr>
-            <w:bookmarkStart w:id="60" w:name="_Toc204692841"/>
+            <w:bookmarkStart w:id="58" w:name="_Toc204928587"/>
             <w:r>
               <w:t>F</w:t>
             </w:r>
@@ -24595,7 +24410,7 @@
               </w:rPr>
               <w:t>switchToFrame</w:t>
             </w:r>
-            <w:bookmarkEnd w:id="60"/>
+            <w:bookmarkEnd w:id="58"/>
             <w:proofErr w:type="spellEnd"/>
           </w:p>
         </w:tc>
@@ -24843,7 +24658,7 @@
             <w:pPr>
               <w:pStyle w:val="Heading2"/>
             </w:pPr>
-            <w:bookmarkStart w:id="61" w:name="_Toc204692842"/>
+            <w:bookmarkStart w:id="59" w:name="_Toc204928588"/>
             <w:r>
               <w:t>F</w:t>
             </w:r>
@@ -24858,7 +24673,7 @@
               </w:rPr>
               <w:t>getValue</w:t>
             </w:r>
-            <w:bookmarkEnd w:id="61"/>
+            <w:bookmarkEnd w:id="59"/>
             <w:proofErr w:type="spellEnd"/>
           </w:p>
         </w:tc>
@@ -25152,7 +24967,7 @@
             <w:pPr>
               <w:pStyle w:val="Heading2"/>
             </w:pPr>
-            <w:bookmarkStart w:id="62" w:name="_Toc204692843"/>
+            <w:bookmarkStart w:id="60" w:name="_Toc204928589"/>
             <w:r>
               <w:lastRenderedPageBreak/>
               <w:t>F</w:t>
@@ -25174,7 +24989,7 @@
               </w:rPr>
               <w:t>etValue</w:t>
             </w:r>
-            <w:bookmarkEnd w:id="62"/>
+            <w:bookmarkEnd w:id="60"/>
             <w:proofErr w:type="spellEnd"/>
           </w:p>
         </w:tc>
@@ -25554,7 +25369,7 @@
             <w:pPr>
               <w:pStyle w:val="Heading2"/>
             </w:pPr>
-            <w:bookmarkStart w:id="63" w:name="_Toc204692844"/>
+            <w:bookmarkStart w:id="61" w:name="_Toc204928590"/>
             <w:r>
               <w:lastRenderedPageBreak/>
               <w:t>F</w:t>
@@ -25568,7 +25383,7 @@
               </w:rPr>
               <w:t>select</w:t>
             </w:r>
-            <w:bookmarkEnd w:id="63"/>
+            <w:bookmarkEnd w:id="61"/>
           </w:p>
         </w:tc>
       </w:tr>
@@ -26090,7 +25905,7 @@
             <w:pPr>
               <w:pStyle w:val="Heading2"/>
             </w:pPr>
-            <w:bookmarkStart w:id="64" w:name="_Toc204692845"/>
+            <w:bookmarkStart w:id="62" w:name="_Toc204928591"/>
             <w:r>
               <w:t>F</w:t>
             </w:r>
@@ -26110,7 +25925,7 @@
               </w:rPr>
               <w:t>Count</w:t>
             </w:r>
-            <w:bookmarkEnd w:id="64"/>
+            <w:bookmarkEnd w:id="62"/>
             <w:proofErr w:type="spellEnd"/>
           </w:p>
         </w:tc>
@@ -26360,13 +26175,11 @@
         <w:t>: Only the standard html &lt;select&gt;&lt;option&gt;  is recognized.</w:t>
       </w:r>
     </w:p>
-    <w:p/>
     <w:p>
       <w:r>
         <w:br w:type="page"/>
       </w:r>
     </w:p>
-    <w:p/>
     <w:p>
       <w:pPr>
         <w:rPr>
@@ -26378,6 +26191,10 @@
           <w:lang w:val="en-GB"/>
         </w:rPr>
       </w:pPr>
+      <w:r>
+        <w:lastRenderedPageBreak/>
+        <w:br w:type="page"/>
+      </w:r>
     </w:p>
     <w:tbl>
       <w:tblPr>
@@ -26402,15 +26219,1910 @@
                 <w:lang w:val="en-GB"/>
               </w:rPr>
             </w:pPr>
-            <w:bookmarkStart w:id="65" w:name="_Toc204692846"/>
+            <w:bookmarkStart w:id="63" w:name="_Toc204928592"/>
             <w:r>
               <w:rPr>
                 <w:b/>
                 <w:lang w:val="en-GB"/>
               </w:rPr>
+              <w:lastRenderedPageBreak/>
+              <w:t>Image</w:t>
+            </w:r>
+            <w:r>
+              <w:rPr>
+                <w:b/>
+                <w:lang w:val="en-GB"/>
+              </w:rPr>
+              <w:t xml:space="preserve"> Functions</w:t>
+            </w:r>
+            <w:bookmarkEnd w:id="63"/>
+          </w:p>
+          <w:p>
+            <w:pPr>
+              <w:rPr>
+                <w:lang w:val="en-GB"/>
+              </w:rPr>
+            </w:pPr>
+          </w:p>
+        </w:tc>
+      </w:tr>
+      <w:tr>
+        <w:tc>
+          <w:tcPr>
+            <w:tcW w:w="9350" w:type="dxa"/>
+          </w:tcPr>
+          <w:p>
+            <w:pPr>
+              <w:jc w:val="center"/>
+              <w:rPr>
+                <w:lang w:val="en-GB"/>
+              </w:rPr>
+            </w:pPr>
+          </w:p>
+          <w:p>
+            <w:pPr>
+              <w:jc w:val="center"/>
+              <w:rPr>
+                <w:lang w:val="en-GB"/>
+              </w:rPr>
+            </w:pPr>
+            <w:r>
+              <w:rPr>
+                <w:lang w:val="en-GB"/>
+              </w:rPr>
+              <w:drawing>
+                <wp:inline distT="0" distB="0" distL="0" distR="0" wp14:anchorId="44E76CED" wp14:editId="7D4AABC4">
+                  <wp:extent cx="5943600" cy="4008120"/>
+                  <wp:effectExtent l="0" t="0" r="0" b="0"/>
+                  <wp:docPr id="2075590816" name="Picture 1"/>
+                  <wp:cNvGraphicFramePr>
+                    <a:graphicFrameLocks xmlns:a="http://schemas.openxmlformats.org/drawingml/2006/main" noChangeAspect="1"/>
+                  </wp:cNvGraphicFramePr>
+                  <a:graphic xmlns:a="http://schemas.openxmlformats.org/drawingml/2006/main">
+                    <a:graphicData uri="http://schemas.openxmlformats.org/drawingml/2006/picture">
+                      <pic:pic xmlns:pic="http://schemas.openxmlformats.org/drawingml/2006/picture">
+                        <pic:nvPicPr>
+                          <pic:cNvPr id="2075590816" name=""/>
+                          <pic:cNvPicPr/>
+                        </pic:nvPicPr>
+                        <pic:blipFill>
+                          <a:blip r:embed="rId22"/>
+                          <a:stretch>
+                            <a:fillRect/>
+                          </a:stretch>
+                        </pic:blipFill>
+                        <pic:spPr>
+                          <a:xfrm>
+                            <a:off x="0" y="0"/>
+                            <a:ext cx="5943600" cy="4008120"/>
+                          </a:xfrm>
+                          <a:prstGeom prst="rect">
+                            <a:avLst/>
+                          </a:prstGeom>
+                        </pic:spPr>
+                      </pic:pic>
+                    </a:graphicData>
+                  </a:graphic>
+                </wp:inline>
+              </w:drawing>
+            </w:r>
+          </w:p>
+          <w:p>
+            <w:pPr>
+              <w:rPr>
+                <w:lang w:val="en-GB"/>
+              </w:rPr>
+            </w:pPr>
+          </w:p>
+        </w:tc>
+      </w:tr>
+    </w:tbl>
+    <w:p>
+      <w:r>
+        <w:rPr>
+          <w:lang w:val="en-GB"/>
+        </w:rPr>
+        <w:br w:type="page"/>
+      </w:r>
+    </w:p>
+    <w:p/>
+    <w:tbl>
+      <w:tblPr>
+        <w:tblStyle w:val="TableGrid"/>
+        <w:tblW w:w="0" w:type="auto"/>
+        <w:tblLook w:val="04A0" w:firstRow="1" w:lastRow="0" w:firstColumn="1" w:lastColumn="0" w:noHBand="0" w:noVBand="1"/>
+      </w:tblPr>
+      <w:tblGrid>
+        <w:gridCol w:w="9350"/>
+      </w:tblGrid>
+      <w:tr>
+        <w:tc>
+          <w:tcPr>
+            <w:tcW w:w="9350" w:type="dxa"/>
+            <w:shd w:val="clear" w:color="auto" w:fill="D9D9D9" w:themeFill="background1" w:themeFillShade="D9"/>
+          </w:tcPr>
+          <w:p>
+            <w:pPr>
+              <w:pStyle w:val="Heading2"/>
+            </w:pPr>
+            <w:bookmarkStart w:id="64" w:name="_Toc204928593"/>
+            <w:r>
+              <w:t>F</w:t>
+            </w:r>
+            <w:r>
+              <w:t xml:space="preserve">unction: </w:t>
+            </w:r>
+            <w:proofErr w:type="spellStart"/>
+            <w:r>
+              <w:rPr>
+                <w:b/>
+              </w:rPr>
+              <w:t>printscreen</w:t>
+            </w:r>
+            <w:bookmarkEnd w:id="64"/>
+            <w:proofErr w:type="spellEnd"/>
+          </w:p>
+        </w:tc>
+      </w:tr>
+    </w:tbl>
+    <w:p>
+      <w:pPr>
+        <w:pStyle w:val="Heading3"/>
+        <w:rPr>
+          <w:b/>
+          <w:bCs/>
+        </w:rPr>
+      </w:pPr>
+    </w:p>
+    <w:p>
+      <w:pPr>
+        <w:pStyle w:val="Heading3"/>
+        <w:rPr>
+          <w:b/>
+          <w:bCs/>
+        </w:rPr>
+      </w:pPr>
+      <w:r>
+        <w:rPr>
+          <w:b/>
+          <w:bCs/>
+        </w:rPr>
+        <w:t>Objectives</w:t>
+      </w:r>
+    </w:p>
+    <w:p>
+      <w:r>
+        <w:t>M</w:t>
+      </w:r>
+      <w:r>
+        <w:t xml:space="preserve">ethod </w:t>
+      </w:r>
+      <w:r>
+        <w:t>to take a print screen and store the image on a slot (up to 5 slots available)</w:t>
+      </w:r>
+    </w:p>
+    <w:p>
+      <w:pPr>
+        <w:pStyle w:val="Heading3"/>
+        <w:rPr>
+          <w:b/>
+          <w:bCs/>
+        </w:rPr>
+      </w:pPr>
+      <w:r>
+        <w:rPr>
+          <w:b/>
+          <w:bCs/>
+        </w:rPr>
+        <w:t>Parameter(s)</w:t>
+      </w:r>
+    </w:p>
+    <w:tbl>
+      <w:tblPr>
+        <w:tblStyle w:val="TableGrid"/>
+        <w:tblW w:w="0" w:type="auto"/>
+        <w:tblLook w:val="04A0" w:firstRow="1" w:lastRow="0" w:firstColumn="1" w:lastColumn="0" w:noHBand="0" w:noVBand="1"/>
+      </w:tblPr>
+      <w:tblGrid>
+        <w:gridCol w:w="1972"/>
+        <w:gridCol w:w="7378"/>
+      </w:tblGrid>
+      <w:tr>
+        <w:tc>
+          <w:tcPr>
+            <w:tcW w:w="1972" w:type="dxa"/>
+            <w:shd w:val="clear" w:color="auto" w:fill="D9E2F3" w:themeFill="accent1" w:themeFillTint="33"/>
+          </w:tcPr>
+          <w:p>
+            <w:pPr>
+              <w:rPr>
+                <w:b/>
+                <w:bCs/>
+              </w:rPr>
+            </w:pPr>
+            <w:r>
+              <w:rPr>
+                <w:b/>
+                <w:bCs/>
+              </w:rPr>
+              <w:t>slot</w:t>
+            </w:r>
+          </w:p>
+        </w:tc>
+        <w:tc>
+          <w:tcPr>
+            <w:tcW w:w="7378" w:type="dxa"/>
+          </w:tcPr>
+          <w:p>
+            <w:r>
+              <w:t>From 1 to 5</w:t>
+            </w:r>
+          </w:p>
+        </w:tc>
+      </w:tr>
+    </w:tbl>
+    <w:p/>
+    <w:p>
+      <w:pPr>
+        <w:pStyle w:val="Heading3"/>
+        <w:rPr>
+          <w:b/>
+          <w:bCs/>
+        </w:rPr>
+      </w:pPr>
+      <w:r>
+        <w:rPr>
+          <w:b/>
+          <w:bCs/>
+        </w:rPr>
+        <w:t>Example(s):</w:t>
+      </w:r>
+    </w:p>
+    <w:tbl>
+      <w:tblPr>
+        <w:tblStyle w:val="TableGrid"/>
+        <w:tblW w:w="0" w:type="auto"/>
+        <w:tblLook w:val="04A0" w:firstRow="1" w:lastRow="0" w:firstColumn="1" w:lastColumn="0" w:noHBand="0" w:noVBand="1"/>
+      </w:tblPr>
+      <w:tblGrid>
+        <w:gridCol w:w="1449"/>
+        <w:gridCol w:w="3224"/>
+        <w:gridCol w:w="4677"/>
+      </w:tblGrid>
+      <w:tr>
+        <w:tc>
+          <w:tcPr>
+            <w:tcW w:w="1449" w:type="dxa"/>
+            <w:shd w:val="clear" w:color="auto" w:fill="FBE4D5" w:themeFill="accent2" w:themeFillTint="33"/>
+          </w:tcPr>
+          <w:p>
+            <w:proofErr w:type="spellStart"/>
+            <w:r>
+              <w:rPr>
+                <w:b/>
+                <w:bCs/>
+              </w:rPr>
+              <w:t>printscreen</w:t>
+            </w:r>
+            <w:proofErr w:type="spellEnd"/>
+          </w:p>
+        </w:tc>
+        <w:tc>
+          <w:tcPr>
+            <w:tcW w:w="3224" w:type="dxa"/>
+          </w:tcPr>
+          <w:p>
+            <w:r>
+              <w:t xml:space="preserve">1 </w:t>
+            </w:r>
+          </w:p>
+        </w:tc>
+        <w:tc>
+          <w:tcPr>
+            <w:tcW w:w="4677" w:type="dxa"/>
+          </w:tcPr>
+          <w:p>
+            <w:r>
+              <w:t>Take a print screen and store it in the slot 1</w:t>
+            </w:r>
+          </w:p>
+        </w:tc>
+      </w:tr>
+    </w:tbl>
+    <w:p/>
+    <w:p/>
+    <w:p>
+      <w:r>
+        <w:br w:type="page"/>
+      </w:r>
+    </w:p>
+    <w:p/>
+    <w:tbl>
+      <w:tblPr>
+        <w:tblStyle w:val="TableGrid"/>
+        <w:tblW w:w="0" w:type="auto"/>
+        <w:tblLook w:val="04A0" w:firstRow="1" w:lastRow="0" w:firstColumn="1" w:lastColumn="0" w:noHBand="0" w:noVBand="1"/>
+      </w:tblPr>
+      <w:tblGrid>
+        <w:gridCol w:w="9350"/>
+      </w:tblGrid>
+      <w:tr>
+        <w:tc>
+          <w:tcPr>
+            <w:tcW w:w="9350" w:type="dxa"/>
+            <w:shd w:val="clear" w:color="auto" w:fill="D9D9D9" w:themeFill="background1" w:themeFillShade="D9"/>
+          </w:tcPr>
+          <w:p>
+            <w:pPr>
+              <w:pStyle w:val="Heading2"/>
+            </w:pPr>
+            <w:bookmarkStart w:id="65" w:name="_Toc204928594"/>
+            <w:r>
+              <w:t>F</w:t>
+            </w:r>
+            <w:r>
+              <w:t xml:space="preserve">unction: </w:t>
+            </w:r>
+            <w:proofErr w:type="spellStart"/>
+            <w:r>
+              <w:rPr>
+                <w:b/>
+              </w:rPr>
+              <w:t>imageBaseline</w:t>
+            </w:r>
+            <w:bookmarkEnd w:id="65"/>
+            <w:proofErr w:type="spellEnd"/>
+          </w:p>
+        </w:tc>
+      </w:tr>
+    </w:tbl>
+    <w:p>
+      <w:pPr>
+        <w:pStyle w:val="Heading3"/>
+        <w:rPr>
+          <w:b/>
+          <w:bCs/>
+        </w:rPr>
+      </w:pPr>
+    </w:p>
+    <w:p>
+      <w:pPr>
+        <w:pStyle w:val="Heading3"/>
+        <w:rPr>
+          <w:b/>
+          <w:bCs/>
+        </w:rPr>
+      </w:pPr>
+      <w:r>
+        <w:rPr>
+          <w:b/>
+          <w:bCs/>
+        </w:rPr>
+        <w:t>Objectives</w:t>
+      </w:r>
+    </w:p>
+    <w:p>
+      <w:pPr>
+        <w:rPr>
+          <w:lang w:val="en-BE"/>
+        </w:rPr>
+      </w:pPr>
+      <w:r>
+        <w:t>M</w:t>
+      </w:r>
+      <w:r>
+        <w:t xml:space="preserve">ethod </w:t>
+      </w:r>
+      <w:r>
+        <w:t xml:space="preserve">to take a print screen </w:t>
+      </w:r>
+      <w:r>
+        <w:rPr>
+          <w:lang w:val="en-BE"/>
+        </w:rPr>
+        <w:t>and store it as the baseline (to create or refresh the baseline).</w:t>
+      </w:r>
+    </w:p>
+    <w:p>
+      <w:pPr>
+        <w:pStyle w:val="Heading3"/>
+        <w:rPr>
+          <w:b/>
+          <w:bCs/>
+        </w:rPr>
+      </w:pPr>
+      <w:r>
+        <w:rPr>
+          <w:b/>
+          <w:bCs/>
+        </w:rPr>
+        <w:t>Parameter(s)</w:t>
+      </w:r>
+    </w:p>
+    <w:tbl>
+      <w:tblPr>
+        <w:tblStyle w:val="TableGrid"/>
+        <w:tblW w:w="0" w:type="auto"/>
+        <w:tblLook w:val="04A0" w:firstRow="1" w:lastRow="0" w:firstColumn="1" w:lastColumn="0" w:noHBand="0" w:noVBand="1"/>
+      </w:tblPr>
+      <w:tblGrid>
+        <w:gridCol w:w="1972"/>
+        <w:gridCol w:w="7378"/>
+      </w:tblGrid>
+      <w:tr>
+        <w:tc>
+          <w:tcPr>
+            <w:tcW w:w="1972" w:type="dxa"/>
+            <w:shd w:val="clear" w:color="auto" w:fill="D9E2F3" w:themeFill="accent1" w:themeFillTint="33"/>
+          </w:tcPr>
+          <w:p>
+            <w:pPr>
+              <w:rPr>
+                <w:b/>
+                <w:bCs/>
+              </w:rPr>
+            </w:pPr>
+            <w:r>
+              <w:rPr>
+                <w:b/>
+                <w:bCs/>
+              </w:rPr>
+              <w:t>B</w:t>
+            </w:r>
+            <w:r>
+              <w:rPr>
+                <w:b/>
+                <w:bCs/>
+              </w:rPr>
+              <w:t>aseline</w:t>
+            </w:r>
+            <w:r>
+              <w:rPr>
+                <w:b/>
+                <w:bCs/>
+              </w:rPr>
+              <w:t xml:space="preserve"> </w:t>
+            </w:r>
+            <w:r>
+              <w:rPr>
+                <w:b/>
+                <w:bCs/>
+              </w:rPr>
+              <w:t>Name</w:t>
+            </w:r>
+          </w:p>
+        </w:tc>
+        <w:tc>
+          <w:tcPr>
+            <w:tcW w:w="7378" w:type="dxa"/>
+          </w:tcPr>
+          <w:p>
+            <w:r>
+              <w:t>Name the base line to use</w:t>
+            </w:r>
+          </w:p>
+        </w:tc>
+      </w:tr>
+      <w:tr>
+        <w:tc>
+          <w:tcPr>
+            <w:tcW w:w="1972" w:type="dxa"/>
+            <w:shd w:val="clear" w:color="auto" w:fill="D9E2F3" w:themeFill="accent1" w:themeFillTint="33"/>
+          </w:tcPr>
+          <w:p>
+            <w:pPr>
+              <w:rPr>
+                <w:b/>
+                <w:bCs/>
+              </w:rPr>
+            </w:pPr>
+            <w:r>
+              <w:rPr>
+                <w:b/>
+                <w:bCs/>
+              </w:rPr>
+              <w:t>P</w:t>
+            </w:r>
+            <w:r>
+              <w:rPr>
+                <w:b/>
+                <w:bCs/>
+              </w:rPr>
+              <w:t>rint</w:t>
+            </w:r>
+            <w:r>
+              <w:rPr>
+                <w:b/>
+                <w:bCs/>
+              </w:rPr>
+              <w:t xml:space="preserve"> </w:t>
+            </w:r>
+            <w:r>
+              <w:rPr>
+                <w:b/>
+                <w:bCs/>
+              </w:rPr>
+              <w:t>screen</w:t>
+            </w:r>
+            <w:r>
+              <w:rPr>
+                <w:b/>
+                <w:bCs/>
+              </w:rPr>
+              <w:t xml:space="preserve"> </w:t>
+            </w:r>
+            <w:r>
+              <w:rPr>
+                <w:b/>
+                <w:bCs/>
+              </w:rPr>
+              <w:t>Slot</w:t>
+            </w:r>
+          </w:p>
+        </w:tc>
+        <w:tc>
+          <w:tcPr>
+            <w:tcW w:w="7378" w:type="dxa"/>
+          </w:tcPr>
+          <w:p>
+            <w:r>
+              <w:t>From 1 to 5</w:t>
+            </w:r>
+          </w:p>
+        </w:tc>
+      </w:tr>
+    </w:tbl>
+    <w:p/>
+    <w:p>
+      <w:pPr>
+        <w:pStyle w:val="Heading3"/>
+        <w:rPr>
+          <w:b/>
+          <w:bCs/>
+        </w:rPr>
+      </w:pPr>
+      <w:r>
+        <w:rPr>
+          <w:b/>
+          <w:bCs/>
+        </w:rPr>
+        <w:t>Example(s):</w:t>
+      </w:r>
+    </w:p>
+    <w:tbl>
+      <w:tblPr>
+        <w:tblStyle w:val="TableGrid"/>
+        <w:tblW w:w="9351" w:type="dxa"/>
+        <w:tblLook w:val="04A0" w:firstRow="1" w:lastRow="0" w:firstColumn="1" w:lastColumn="0" w:noHBand="0" w:noVBand="1"/>
+      </w:tblPr>
+      <w:tblGrid>
+        <w:gridCol w:w="1711"/>
+        <w:gridCol w:w="1414"/>
+        <w:gridCol w:w="698"/>
+        <w:gridCol w:w="5528"/>
+      </w:tblGrid>
+      <w:tr>
+        <w:tc>
+          <w:tcPr>
+            <w:tcW w:w="1711" w:type="dxa"/>
+            <w:shd w:val="clear" w:color="auto" w:fill="FBE4D5" w:themeFill="accent2" w:themeFillTint="33"/>
+          </w:tcPr>
+          <w:p>
+            <w:proofErr w:type="spellStart"/>
+            <w:r>
+              <w:rPr>
+                <w:b/>
+                <w:bCs/>
+              </w:rPr>
+              <w:t>imageBaseline</w:t>
+            </w:r>
+            <w:proofErr w:type="spellEnd"/>
+          </w:p>
+        </w:tc>
+        <w:tc>
+          <w:tcPr>
+            <w:tcW w:w="1414" w:type="dxa"/>
+          </w:tcPr>
+          <w:p>
+            <w:r>
+              <w:t>Orders</w:t>
+            </w:r>
+            <w:r>
+              <w:t xml:space="preserve"> </w:t>
+            </w:r>
+          </w:p>
+        </w:tc>
+        <w:tc>
+          <w:tcPr>
+            <w:tcW w:w="698" w:type="dxa"/>
+          </w:tcPr>
+          <w:p>
+            <w:r>
+              <w:t>1</w:t>
+            </w:r>
+          </w:p>
+        </w:tc>
+        <w:tc>
+          <w:tcPr>
+            <w:tcW w:w="5528" w:type="dxa"/>
+          </w:tcPr>
+          <w:p>
+            <w:r>
+              <w:t>Take a print screen and store the image as a baseline.</w:t>
+            </w:r>
+            <w:r>
+              <w:br/>
+              <w:t>The baseline is visible in the slot 1.</w:t>
+            </w:r>
+          </w:p>
+        </w:tc>
+      </w:tr>
+    </w:tbl>
+    <w:p/>
+    <w:p/>
+    <w:tbl>
+      <w:tblPr>
+        <w:tblStyle w:val="TableGrid"/>
+        <w:tblW w:w="0" w:type="auto"/>
+        <w:tblLook w:val="04A0" w:firstRow="1" w:lastRow="0" w:firstColumn="1" w:lastColumn="0" w:noHBand="0" w:noVBand="1"/>
+      </w:tblPr>
+      <w:tblGrid>
+        <w:gridCol w:w="9350"/>
+      </w:tblGrid>
+      <w:tr>
+        <w:tc>
+          <w:tcPr>
+            <w:tcW w:w="9350" w:type="dxa"/>
+            <w:shd w:val="clear" w:color="auto" w:fill="D9D9D9" w:themeFill="background1" w:themeFillShade="D9"/>
+          </w:tcPr>
+          <w:p>
+            <w:pPr>
+              <w:pStyle w:val="Heading2"/>
+            </w:pPr>
+            <w:bookmarkStart w:id="66" w:name="_Toc204928595"/>
+            <w:r>
+              <w:t>F</w:t>
+            </w:r>
+            <w:r>
+              <w:t xml:space="preserve">unction: </w:t>
+            </w:r>
+            <w:proofErr w:type="spellStart"/>
+            <w:r>
+              <w:rPr>
+                <w:b/>
+              </w:rPr>
+              <w:t>imageDifference</w:t>
+            </w:r>
+            <w:bookmarkEnd w:id="66"/>
+            <w:proofErr w:type="spellEnd"/>
+          </w:p>
+        </w:tc>
+      </w:tr>
+    </w:tbl>
+    <w:p>
+      <w:pPr>
+        <w:pStyle w:val="Heading3"/>
+        <w:rPr>
+          <w:b/>
+          <w:bCs/>
+        </w:rPr>
+      </w:pPr>
+    </w:p>
+    <w:p>
+      <w:pPr>
+        <w:pStyle w:val="Heading3"/>
+        <w:rPr>
+          <w:b/>
+          <w:bCs/>
+        </w:rPr>
+      </w:pPr>
+      <w:r>
+        <w:rPr>
+          <w:b/>
+          <w:bCs/>
+        </w:rPr>
+        <w:t>Objectives</w:t>
+      </w:r>
+    </w:p>
+    <w:p>
+      <w:pPr>
+        <w:rPr>
+          <w:lang w:val="en-BE"/>
+        </w:rPr>
+      </w:pPr>
+      <w:r>
+        <w:t>M</w:t>
+      </w:r>
+      <w:r>
+        <w:t xml:space="preserve">ethod </w:t>
+      </w:r>
+      <w:r>
+        <w:t xml:space="preserve">to take a print screen </w:t>
+      </w:r>
+      <w:r>
+        <w:rPr>
+          <w:lang w:val="en-BE"/>
+        </w:rPr>
+        <w:t>compare the image with a baseline</w:t>
+      </w:r>
+    </w:p>
+    <w:p>
+      <w:pPr>
+        <w:pStyle w:val="Heading3"/>
+        <w:rPr>
+          <w:b/>
+          <w:bCs/>
+        </w:rPr>
+      </w:pPr>
+      <w:r>
+        <w:rPr>
+          <w:b/>
+          <w:bCs/>
+        </w:rPr>
+        <w:t>Parameter(s)</w:t>
+      </w:r>
+    </w:p>
+    <w:tbl>
+      <w:tblPr>
+        <w:tblStyle w:val="TableGrid"/>
+        <w:tblW w:w="0" w:type="auto"/>
+        <w:tblLook w:val="04A0" w:firstRow="1" w:lastRow="0" w:firstColumn="1" w:lastColumn="0" w:noHBand="0" w:noVBand="1"/>
+      </w:tblPr>
+      <w:tblGrid>
+        <w:gridCol w:w="1972"/>
+        <w:gridCol w:w="7378"/>
+      </w:tblGrid>
+      <w:tr>
+        <w:tc>
+          <w:tcPr>
+            <w:tcW w:w="1972" w:type="dxa"/>
+            <w:shd w:val="clear" w:color="auto" w:fill="D9E2F3" w:themeFill="accent1" w:themeFillTint="33"/>
+          </w:tcPr>
+          <w:p>
+            <w:pPr>
+              <w:rPr>
+                <w:b/>
+                <w:bCs/>
+              </w:rPr>
+            </w:pPr>
+            <w:r>
+              <w:rPr>
+                <w:b/>
+                <w:bCs/>
+              </w:rPr>
+              <w:t>Baseline</w:t>
+            </w:r>
+            <w:r>
+              <w:rPr>
+                <w:b/>
+                <w:bCs/>
+              </w:rPr>
+              <w:t xml:space="preserve"> </w:t>
+            </w:r>
+            <w:r>
+              <w:rPr>
+                <w:b/>
+                <w:bCs/>
+              </w:rPr>
+              <w:t>Name</w:t>
+            </w:r>
+          </w:p>
+        </w:tc>
+        <w:tc>
+          <w:tcPr>
+            <w:tcW w:w="7378" w:type="dxa"/>
+          </w:tcPr>
+          <w:p>
+            <w:r>
+              <w:t>Name the base line to use</w:t>
+            </w:r>
+          </w:p>
+        </w:tc>
+      </w:tr>
+      <w:tr>
+        <w:tc>
+          <w:tcPr>
+            <w:tcW w:w="1972" w:type="dxa"/>
+            <w:shd w:val="clear" w:color="auto" w:fill="D9E2F3" w:themeFill="accent1" w:themeFillTint="33"/>
+          </w:tcPr>
+          <w:p>
+            <w:pPr>
+              <w:rPr>
+                <w:b/>
+                <w:bCs/>
+              </w:rPr>
+            </w:pPr>
+            <w:r>
+              <w:rPr>
+                <w:b/>
+                <w:bCs/>
+              </w:rPr>
+              <w:t>Print</w:t>
+            </w:r>
+            <w:r>
+              <w:rPr>
+                <w:b/>
+                <w:bCs/>
+              </w:rPr>
+              <w:t xml:space="preserve"> </w:t>
+            </w:r>
+            <w:r>
+              <w:rPr>
+                <w:b/>
+                <w:bCs/>
+              </w:rPr>
+              <w:t>screen</w:t>
+            </w:r>
+            <w:r>
+              <w:rPr>
+                <w:b/>
+                <w:bCs/>
+              </w:rPr>
+              <w:t xml:space="preserve"> </w:t>
+            </w:r>
+            <w:r>
+              <w:rPr>
+                <w:b/>
+                <w:bCs/>
+              </w:rPr>
+              <w:t>Slot</w:t>
+            </w:r>
+          </w:p>
+        </w:tc>
+        <w:tc>
+          <w:tcPr>
+            <w:tcW w:w="7378" w:type="dxa"/>
+          </w:tcPr>
+          <w:p>
+            <w:r>
+              <w:t>From 1 to 5</w:t>
+            </w:r>
+          </w:p>
+        </w:tc>
+      </w:tr>
+      <w:tr>
+        <w:tc>
+          <w:tcPr>
+            <w:tcW w:w="1972" w:type="dxa"/>
+            <w:shd w:val="clear" w:color="auto" w:fill="D9E2F3" w:themeFill="accent1" w:themeFillTint="33"/>
+          </w:tcPr>
+          <w:p>
+            <w:pPr>
+              <w:rPr>
+                <w:b/>
+                <w:bCs/>
+              </w:rPr>
+            </w:pPr>
+            <w:r>
+              <w:rPr>
+                <w:b/>
+                <w:bCs/>
+              </w:rPr>
+              <w:t>Baseline Slot</w:t>
+            </w:r>
+          </w:p>
+        </w:tc>
+        <w:tc>
+          <w:tcPr>
+            <w:tcW w:w="7378" w:type="dxa"/>
+          </w:tcPr>
+          <w:p>
+            <w:r>
+              <w:t>Optional: From 1 to 5 to store the baseline image in a slot</w:t>
+            </w:r>
+          </w:p>
+        </w:tc>
+      </w:tr>
+    </w:tbl>
+    <w:p/>
+    <w:p>
+      <w:pPr>
+        <w:pStyle w:val="Heading3"/>
+        <w:rPr>
+          <w:b/>
+          <w:bCs/>
+        </w:rPr>
+      </w:pPr>
+      <w:r>
+        <w:rPr>
+          <w:b/>
+          <w:bCs/>
+        </w:rPr>
+        <w:t>Example(s):</w:t>
+      </w:r>
+    </w:p>
+    <w:tbl>
+      <w:tblPr>
+        <w:tblStyle w:val="TableGrid"/>
+        <w:tblW w:w="0" w:type="auto"/>
+        <w:tblLook w:val="04A0" w:firstRow="1" w:lastRow="0" w:firstColumn="1" w:lastColumn="0" w:noHBand="0" w:noVBand="1"/>
+      </w:tblPr>
+      <w:tblGrid>
+        <w:gridCol w:w="1711"/>
+        <w:gridCol w:w="1414"/>
+        <w:gridCol w:w="698"/>
+        <w:gridCol w:w="1134"/>
+        <w:gridCol w:w="4393"/>
+      </w:tblGrid>
+      <w:tr>
+        <w:tc>
+          <w:tcPr>
+            <w:tcW w:w="1711" w:type="dxa"/>
+            <w:shd w:val="clear" w:color="auto" w:fill="FBE4D5" w:themeFill="accent2" w:themeFillTint="33"/>
+          </w:tcPr>
+          <w:p>
+            <w:proofErr w:type="spellStart"/>
+            <w:r>
+              <w:rPr>
+                <w:b/>
+                <w:bCs/>
+              </w:rPr>
+              <w:t>imageDifference</w:t>
+            </w:r>
+            <w:proofErr w:type="spellEnd"/>
+          </w:p>
+        </w:tc>
+        <w:tc>
+          <w:tcPr>
+            <w:tcW w:w="1414" w:type="dxa"/>
+          </w:tcPr>
+          <w:p>
+            <w:r>
+              <w:t xml:space="preserve">Orders </w:t>
+            </w:r>
+          </w:p>
+        </w:tc>
+        <w:tc>
+          <w:tcPr>
+            <w:tcW w:w="698" w:type="dxa"/>
+          </w:tcPr>
+          <w:p>
+            <w:r>
+              <w:t>1</w:t>
+            </w:r>
+          </w:p>
+        </w:tc>
+        <w:tc>
+          <w:tcPr>
+            <w:tcW w:w="1134" w:type="dxa"/>
+          </w:tcPr>
+          <w:p>
+            <w:r>
+              <w:t>-1</w:t>
+            </w:r>
+          </w:p>
+        </w:tc>
+        <w:tc>
+          <w:tcPr>
+            <w:tcW w:w="4393" w:type="dxa"/>
+          </w:tcPr>
+          <w:p>
+            <w:r>
+              <w:t>Compare the baseline “Orders” with a fresh print screen (stored in the slot 1)</w:t>
+            </w:r>
+          </w:p>
+        </w:tc>
+      </w:tr>
+      <w:tr>
+        <w:tc>
+          <w:tcPr>
+            <w:tcW w:w="1711" w:type="dxa"/>
+            <w:shd w:val="clear" w:color="auto" w:fill="FBE4D5" w:themeFill="accent2" w:themeFillTint="33"/>
+          </w:tcPr>
+          <w:p>
+            <w:pPr>
+              <w:rPr>
+                <w:b/>
+                <w:bCs/>
+              </w:rPr>
+            </w:pPr>
+            <w:proofErr w:type="spellStart"/>
+            <w:r>
+              <w:rPr>
+                <w:b/>
+                <w:bCs/>
+              </w:rPr>
+              <w:t>imageDifference</w:t>
+            </w:r>
+            <w:proofErr w:type="spellEnd"/>
+          </w:p>
+        </w:tc>
+        <w:tc>
+          <w:tcPr>
+            <w:tcW w:w="1414" w:type="dxa"/>
+          </w:tcPr>
+          <w:p>
+            <w:r>
+              <w:t xml:space="preserve">Orders </w:t>
+            </w:r>
+          </w:p>
+        </w:tc>
+        <w:tc>
+          <w:tcPr>
+            <w:tcW w:w="698" w:type="dxa"/>
+          </w:tcPr>
+          <w:p>
+            <w:r>
+              <w:t>1</w:t>
+            </w:r>
+          </w:p>
+        </w:tc>
+        <w:tc>
+          <w:tcPr>
+            <w:tcW w:w="1134" w:type="dxa"/>
+          </w:tcPr>
+          <w:p>
+            <w:r>
+              <w:t>2</w:t>
+            </w:r>
+          </w:p>
+        </w:tc>
+        <w:tc>
+          <w:tcPr>
+            <w:tcW w:w="4393" w:type="dxa"/>
+          </w:tcPr>
+          <w:p>
+            <w:r>
+              <w:t>Compare the baseline “Orders” with a fresh print screen (stored in the slot 1) and store the baseline image in the slot 2</w:t>
+            </w:r>
+          </w:p>
+        </w:tc>
+      </w:tr>
+    </w:tbl>
+    <w:p>
+      <w:r>
+        <w:rPr>
+          <w:u w:val="single"/>
+        </w:rPr>
+        <w:t>Note</w:t>
+      </w:r>
+      <w:r>
+        <w:rPr>
+          <w:u w:val="single"/>
+        </w:rPr>
+        <w:t xml:space="preserve"> 1</w:t>
+      </w:r>
+      <w:r>
+        <w:t>: if the baseline picture doesn’t exit, the function create the image and stop</w:t>
+      </w:r>
+      <w:r>
+        <w:t>.</w:t>
+      </w:r>
+      <w:r>
+        <w:br/>
+        <w:t xml:space="preserve">You can also use the function </w:t>
+      </w:r>
+      <w:proofErr w:type="spellStart"/>
+      <w:r>
+        <w:t>imageBaseline</w:t>
+      </w:r>
+      <w:proofErr w:type="spellEnd"/>
+      <w:r>
+        <w:t>() to create/refresh the baseline.</w:t>
+      </w:r>
+      <w:r>
+        <w:br/>
+      </w:r>
+      <w:r>
+        <w:br/>
+      </w:r>
+      <w:r>
+        <w:rPr>
+          <w:u w:val="single"/>
+        </w:rPr>
+        <w:t>Note 2</w:t>
+      </w:r>
+      <w:r>
+        <w:t xml:space="preserve">: There is a known bug and the images are not directly visible in the print screen slot. A refresh of the browser is required (with a login/password) to display the images. </w:t>
+      </w:r>
+    </w:p>
+    <w:p/>
+    <w:p/>
+    <w:tbl>
+      <w:tblPr>
+        <w:tblStyle w:val="TableGrid"/>
+        <w:tblW w:w="0" w:type="auto"/>
+        <w:tblLook w:val="04A0" w:firstRow="1" w:lastRow="0" w:firstColumn="1" w:lastColumn="0" w:noHBand="0" w:noVBand="1"/>
+      </w:tblPr>
+      <w:tblGrid>
+        <w:gridCol w:w="9350"/>
+      </w:tblGrid>
+      <w:tr>
+        <w:tc>
+          <w:tcPr>
+            <w:tcW w:w="9350" w:type="dxa"/>
+            <w:shd w:val="clear" w:color="auto" w:fill="D9D9D9" w:themeFill="background1" w:themeFillShade="D9"/>
+          </w:tcPr>
+          <w:p>
+            <w:pPr>
+              <w:pStyle w:val="Heading2"/>
+            </w:pPr>
+            <w:bookmarkStart w:id="67" w:name="_Toc204928596"/>
+            <w:r>
+              <w:lastRenderedPageBreak/>
+              <w:t>F</w:t>
+            </w:r>
+            <w:r>
+              <w:t xml:space="preserve">unction: </w:t>
+            </w:r>
+            <w:proofErr w:type="spellStart"/>
+            <w:r>
+              <w:rPr>
+                <w:b/>
+              </w:rPr>
+              <w:t>imageDifference</w:t>
+            </w:r>
+            <w:r>
+              <w:rPr>
+                <w:b/>
+              </w:rPr>
+              <w:t>Data</w:t>
+            </w:r>
+            <w:bookmarkEnd w:id="67"/>
+            <w:proofErr w:type="spellEnd"/>
+          </w:p>
+        </w:tc>
+      </w:tr>
+    </w:tbl>
+    <w:p>
+      <w:pPr>
+        <w:pStyle w:val="Heading3"/>
+        <w:rPr>
+          <w:b/>
+          <w:bCs/>
+        </w:rPr>
+      </w:pPr>
+    </w:p>
+    <w:p>
+      <w:pPr>
+        <w:pStyle w:val="Heading3"/>
+        <w:rPr>
+          <w:b/>
+          <w:bCs/>
+        </w:rPr>
+      </w:pPr>
+      <w:r>
+        <w:rPr>
+          <w:b/>
+          <w:bCs/>
+        </w:rPr>
+        <w:t>Objectives</w:t>
+      </w:r>
+    </w:p>
+    <w:p>
+      <w:pPr>
+        <w:rPr>
+          <w:lang w:val="en-BE"/>
+        </w:rPr>
+      </w:pPr>
+      <w:r>
+        <w:t>M</w:t>
+      </w:r>
+      <w:r>
+        <w:t xml:space="preserve">ethod </w:t>
+      </w:r>
+      <w:r>
+        <w:t xml:space="preserve">to </w:t>
+      </w:r>
+      <w:r>
+        <w:t>store a</w:t>
+      </w:r>
+      <w:r>
+        <w:t xml:space="preserve">n </w:t>
+      </w:r>
+      <w:r>
+        <w:t xml:space="preserve">attribute </w:t>
+      </w:r>
+      <w:r>
+        <w:t xml:space="preserve"> on  an image difference in a variable after a call of the function</w:t>
+      </w:r>
+      <w:r>
+        <w:t xml:space="preserve"> </w:t>
+      </w:r>
+      <w:proofErr w:type="spellStart"/>
+      <w:r>
+        <w:t>imageDifference</w:t>
+      </w:r>
+      <w:proofErr w:type="spellEnd"/>
+      <w:r>
+        <w:t>()</w:t>
+      </w:r>
+    </w:p>
+    <w:p>
+      <w:pPr>
+        <w:pStyle w:val="Heading3"/>
+        <w:rPr>
+          <w:b/>
+          <w:bCs/>
+        </w:rPr>
+      </w:pPr>
+      <w:r>
+        <w:rPr>
+          <w:b/>
+          <w:bCs/>
+        </w:rPr>
+        <w:t>Parameter(s)</w:t>
+      </w:r>
+    </w:p>
+    <w:tbl>
+      <w:tblPr>
+        <w:tblStyle w:val="TableGrid"/>
+        <w:tblW w:w="0" w:type="auto"/>
+        <w:tblLook w:val="04A0" w:firstRow="1" w:lastRow="0" w:firstColumn="1" w:lastColumn="0" w:noHBand="0" w:noVBand="1"/>
+      </w:tblPr>
+      <w:tblGrid>
+        <w:gridCol w:w="1972"/>
+        <w:gridCol w:w="7378"/>
+      </w:tblGrid>
+      <w:tr>
+        <w:tc>
+          <w:tcPr>
+            <w:tcW w:w="1972" w:type="dxa"/>
+            <w:shd w:val="clear" w:color="auto" w:fill="D9E2F3" w:themeFill="accent1" w:themeFillTint="33"/>
+          </w:tcPr>
+          <w:p>
+            <w:pPr>
+              <w:rPr>
+                <w:b/>
+                <w:bCs/>
+              </w:rPr>
+            </w:pPr>
+            <w:r>
+              <w:rPr>
+                <w:b/>
+                <w:bCs/>
+              </w:rPr>
+              <w:t>Parameter</w:t>
+            </w:r>
+          </w:p>
+        </w:tc>
+        <w:tc>
+          <w:tcPr>
+            <w:tcW w:w="7378" w:type="dxa"/>
+          </w:tcPr>
+          <w:p>
+            <w:pPr>
+              <w:rPr>
+                <w:lang w:val="en-BE"/>
+              </w:rPr>
+            </w:pPr>
+            <w:r>
+              <w:t xml:space="preserve">Select a value in the list: </w:t>
+            </w:r>
+            <w:r>
+              <w:rPr>
+                <w:lang w:val="en-BE"/>
+              </w:rPr>
+              <w:t>Similarity</w:t>
+            </w:r>
+            <w:r>
+              <w:rPr>
+                <w:lang w:val="en-BE"/>
+              </w:rPr>
+              <w:t xml:space="preserve">, </w:t>
+            </w:r>
+            <w:r>
+              <w:rPr>
+                <w:lang w:val="en-BE"/>
+              </w:rPr>
+              <w:t>Difference</w:t>
+            </w:r>
+            <w:r>
+              <w:rPr>
+                <w:lang w:val="en-BE"/>
+              </w:rPr>
+              <w:t xml:space="preserve">, </w:t>
+            </w:r>
+            <w:r>
+              <w:rPr>
+                <w:lang w:val="en-BE"/>
+              </w:rPr>
+              <w:t>Different pixels</w:t>
+            </w:r>
+            <w:r>
+              <w:rPr>
+                <w:lang w:val="en-BE"/>
+              </w:rPr>
+              <w:t xml:space="preserve">, </w:t>
+            </w:r>
+            <w:r>
+              <w:rPr>
+                <w:lang w:val="en-BE"/>
+              </w:rPr>
+              <w:t>Image dimensions</w:t>
+            </w:r>
+          </w:p>
+        </w:tc>
+      </w:tr>
+      <w:tr>
+        <w:tc>
+          <w:tcPr>
+            <w:tcW w:w="1972" w:type="dxa"/>
+            <w:shd w:val="clear" w:color="auto" w:fill="D9E2F3" w:themeFill="accent1" w:themeFillTint="33"/>
+          </w:tcPr>
+          <w:p>
+            <w:pPr>
+              <w:rPr>
+                <w:b/>
+                <w:bCs/>
+              </w:rPr>
+            </w:pPr>
+            <w:r>
+              <w:rPr>
+                <w:b/>
+                <w:bCs/>
+              </w:rPr>
+              <w:t>Variable</w:t>
+            </w:r>
+          </w:p>
+        </w:tc>
+        <w:tc>
+          <w:tcPr>
+            <w:tcW w:w="7378" w:type="dxa"/>
+          </w:tcPr>
+          <w:p>
+            <w:r>
+              <w:t>Name of the variable</w:t>
+            </w:r>
+          </w:p>
+        </w:tc>
+      </w:tr>
+    </w:tbl>
+    <w:p/>
+    <w:p>
+      <w:pPr>
+        <w:pStyle w:val="Heading3"/>
+        <w:rPr>
+          <w:b/>
+          <w:bCs/>
+        </w:rPr>
+      </w:pPr>
+      <w:r>
+        <w:rPr>
+          <w:b/>
+          <w:bCs/>
+        </w:rPr>
+        <w:t>Example(s):</w:t>
+      </w:r>
+    </w:p>
+    <w:tbl>
+      <w:tblPr>
+        <w:tblStyle w:val="TableGrid"/>
+        <w:tblW w:w="9351" w:type="dxa"/>
+        <w:tblLook w:val="04A0" w:firstRow="1" w:lastRow="0" w:firstColumn="1" w:lastColumn="0" w:noHBand="0" w:noVBand="1"/>
+      </w:tblPr>
+      <w:tblGrid>
+        <w:gridCol w:w="2138"/>
+        <w:gridCol w:w="1968"/>
+        <w:gridCol w:w="1276"/>
+        <w:gridCol w:w="3969"/>
+      </w:tblGrid>
+      <w:tr>
+        <w:tc>
+          <w:tcPr>
+            <w:tcW w:w="2138" w:type="dxa"/>
+            <w:shd w:val="clear" w:color="auto" w:fill="FBE4D5" w:themeFill="accent2" w:themeFillTint="33"/>
+          </w:tcPr>
+          <w:p>
+            <w:proofErr w:type="spellStart"/>
+            <w:r>
+              <w:rPr>
+                <w:b/>
+                <w:bCs/>
+              </w:rPr>
+              <w:t>imageDifference</w:t>
+            </w:r>
+            <w:r>
+              <w:rPr>
+                <w:b/>
+                <w:bCs/>
+              </w:rPr>
+              <w:t>Data</w:t>
+            </w:r>
+            <w:proofErr w:type="spellEnd"/>
+          </w:p>
+        </w:tc>
+        <w:tc>
+          <w:tcPr>
+            <w:tcW w:w="1968" w:type="dxa"/>
+          </w:tcPr>
+          <w:p>
+            <w:r>
+              <w:rPr>
+                <w:lang w:val="en-BE"/>
+              </w:rPr>
+              <w:t>Similarity</w:t>
+            </w:r>
+          </w:p>
+        </w:tc>
+        <w:tc>
+          <w:tcPr>
+            <w:tcW w:w="1276" w:type="dxa"/>
+          </w:tcPr>
+          <w:p>
+            <w:r>
+              <w:t>$</w:t>
+            </w:r>
+            <w:r>
+              <w:rPr>
+                <w:lang w:val="en-BE"/>
+              </w:rPr>
+              <w:t>Similarity</w:t>
+            </w:r>
+          </w:p>
+        </w:tc>
+        <w:tc>
+          <w:tcPr>
+            <w:tcW w:w="3969" w:type="dxa"/>
+          </w:tcPr>
+          <w:p>
+            <w:r>
+              <w:t>Similarity: 98.54%</w:t>
+            </w:r>
+          </w:p>
+        </w:tc>
+      </w:tr>
+      <w:tr>
+        <w:tc>
+          <w:tcPr>
+            <w:tcW w:w="2138" w:type="dxa"/>
+            <w:shd w:val="clear" w:color="auto" w:fill="FBE4D5" w:themeFill="accent2" w:themeFillTint="33"/>
+          </w:tcPr>
+          <w:p>
+            <w:proofErr w:type="spellStart"/>
+            <w:r>
+              <w:rPr>
+                <w:b/>
+                <w:bCs/>
+              </w:rPr>
+              <w:t>imageDifference</w:t>
+            </w:r>
+            <w:r>
+              <w:rPr>
+                <w:b/>
+                <w:bCs/>
+              </w:rPr>
+              <w:t>Data</w:t>
+            </w:r>
+            <w:proofErr w:type="spellEnd"/>
+          </w:p>
+        </w:tc>
+        <w:tc>
+          <w:tcPr>
+            <w:tcW w:w="1968" w:type="dxa"/>
+          </w:tcPr>
+          <w:p>
+            <w:r>
+              <w:rPr>
+                <w:lang w:val="en-BE"/>
+              </w:rPr>
+              <w:t>Difference</w:t>
+            </w:r>
+          </w:p>
+        </w:tc>
+        <w:tc>
+          <w:tcPr>
+            <w:tcW w:w="1276" w:type="dxa"/>
+          </w:tcPr>
+          <w:p>
+            <w:r>
+              <w:t>$</w:t>
+            </w:r>
+            <w:r>
+              <w:rPr>
+                <w:lang w:val="en-BE"/>
+              </w:rPr>
+              <w:t>Difference</w:t>
+            </w:r>
+          </w:p>
+        </w:tc>
+        <w:tc>
+          <w:tcPr>
+            <w:tcW w:w="3969" w:type="dxa"/>
+          </w:tcPr>
+          <w:p>
+            <w:r>
+              <w:t>Difference: 1.46%</w:t>
+            </w:r>
+          </w:p>
+        </w:tc>
+      </w:tr>
+      <w:tr>
+        <w:tc>
+          <w:tcPr>
+            <w:tcW w:w="2138" w:type="dxa"/>
+            <w:shd w:val="clear" w:color="auto" w:fill="FBE4D5" w:themeFill="accent2" w:themeFillTint="33"/>
+          </w:tcPr>
+          <w:p>
+            <w:proofErr w:type="spellStart"/>
+            <w:r>
+              <w:rPr>
+                <w:b/>
+                <w:bCs/>
+              </w:rPr>
+              <w:t>imageDifference</w:t>
+            </w:r>
+            <w:r>
+              <w:rPr>
+                <w:b/>
+                <w:bCs/>
+              </w:rPr>
+              <w:t>Data</w:t>
+            </w:r>
+            <w:proofErr w:type="spellEnd"/>
+          </w:p>
+        </w:tc>
+        <w:tc>
+          <w:tcPr>
+            <w:tcW w:w="1968" w:type="dxa"/>
+          </w:tcPr>
+          <w:p>
+            <w:r>
+              <w:rPr>
+                <w:lang w:val="en-BE"/>
+              </w:rPr>
+              <w:t>Different pixels</w:t>
+            </w:r>
+          </w:p>
+        </w:tc>
+        <w:tc>
+          <w:tcPr>
+            <w:tcW w:w="1276" w:type="dxa"/>
+          </w:tcPr>
+          <w:p>
+            <w:r>
+              <w:t>$Pixel</w:t>
+            </w:r>
+          </w:p>
+        </w:tc>
+        <w:tc>
+          <w:tcPr>
+            <w:tcW w:w="3969" w:type="dxa"/>
+          </w:tcPr>
+          <w:p>
+            <w:r>
+              <w:t>Different pixels: 13489 out of 921600</w:t>
+            </w:r>
+          </w:p>
+        </w:tc>
+      </w:tr>
+      <w:tr>
+        <w:tc>
+          <w:tcPr>
+            <w:tcW w:w="2138" w:type="dxa"/>
+            <w:shd w:val="clear" w:color="auto" w:fill="FBE4D5" w:themeFill="accent2" w:themeFillTint="33"/>
+          </w:tcPr>
+          <w:p>
+            <w:proofErr w:type="spellStart"/>
+            <w:r>
+              <w:rPr>
+                <w:b/>
+                <w:bCs/>
+              </w:rPr>
+              <w:t>imageDifference</w:t>
+            </w:r>
+            <w:r>
+              <w:rPr>
+                <w:b/>
+                <w:bCs/>
+              </w:rPr>
+              <w:t>Data</w:t>
+            </w:r>
+            <w:proofErr w:type="spellEnd"/>
+          </w:p>
+        </w:tc>
+        <w:tc>
+          <w:tcPr>
+            <w:tcW w:w="1968" w:type="dxa"/>
+          </w:tcPr>
+          <w:p>
+            <w:r>
+              <w:rPr>
+                <w:lang w:val="en-BE"/>
+              </w:rPr>
+              <w:t>Image dimensions</w:t>
+            </w:r>
+          </w:p>
+        </w:tc>
+        <w:tc>
+          <w:tcPr>
+            <w:tcW w:w="1276" w:type="dxa"/>
+          </w:tcPr>
+          <w:p>
+            <w:r>
+              <w:t>$Size</w:t>
+            </w:r>
+          </w:p>
+        </w:tc>
+        <w:tc>
+          <w:tcPr>
+            <w:tcW w:w="3969" w:type="dxa"/>
+          </w:tcPr>
+          <w:p>
+            <w:r>
+              <w:t>Image dimensions: 1280x720</w:t>
+            </w:r>
+          </w:p>
+        </w:tc>
+      </w:tr>
+    </w:tbl>
+    <w:p/>
+    <w:p>
+      <w:r>
+        <w:rPr>
+          <w:noProof/>
+        </w:rPr>
+        <mc:AlternateContent>
+          <mc:Choice Requires="wps">
+            <w:drawing>
+              <wp:anchor distT="0" distB="0" distL="114300" distR="114300" simplePos="0" relativeHeight="251659264" behindDoc="0" locked="0" layoutInCell="1" allowOverlap="1" wp14:anchorId="37F06BBA" wp14:editId="1B7DE485">
+                <wp:simplePos x="0" y="0"/>
+                <wp:positionH relativeFrom="column">
+                  <wp:posOffset>1358900</wp:posOffset>
+                </wp:positionH>
+                <wp:positionV relativeFrom="paragraph">
+                  <wp:posOffset>268301</wp:posOffset>
+                </wp:positionV>
+                <wp:extent cx="675474" cy="826936"/>
+                <wp:effectExtent l="0" t="0" r="10795" b="11430"/>
+                <wp:wrapNone/>
+                <wp:docPr id="901423018" name="Oval 3"/>
+                <wp:cNvGraphicFramePr/>
+                <a:graphic xmlns:a="http://schemas.openxmlformats.org/drawingml/2006/main">
+                  <a:graphicData uri="http://schemas.microsoft.com/office/word/2010/wordprocessingShape">
+                    <wps:wsp>
+                      <wps:cNvSpPr/>
+                      <wps:spPr>
+                        <a:xfrm>
+                          <a:off x="0" y="0"/>
+                          <a:ext cx="675474" cy="826936"/>
+                        </a:xfrm>
+                        <a:prstGeom prst="ellipse">
+                          <a:avLst/>
+                        </a:prstGeom>
+                        <a:solidFill>
+                          <a:srgbClr val="4472C4">
+                            <a:alpha val="30196"/>
+                          </a:srgbClr>
+                        </a:solidFill>
+                      </wps:spPr>
+                      <wps:style>
+                        <a:lnRef idx="2">
+                          <a:schemeClr val="accent1">
+                            <a:shade val="15000"/>
+                          </a:schemeClr>
+                        </a:lnRef>
+                        <a:fillRef idx="1">
+                          <a:schemeClr val="accent1"/>
+                        </a:fillRef>
+                        <a:effectRef idx="0">
+                          <a:schemeClr val="accent1"/>
+                        </a:effectRef>
+                        <a:fontRef idx="minor">
+                          <a:schemeClr val="lt1"/>
+                        </a:fontRef>
+                      </wps:style>
+                      <wps:bodyPr rot="0" spcFirstLastPara="0" vertOverflow="overflow" horzOverflow="overflow" vert="horz" wrap="square" lIns="91440" tIns="45720" rIns="91440" bIns="45720" numCol="1" spcCol="0" rtlCol="0" fromWordArt="0" anchor="ctr" anchorCtr="0" forceAA="0" compatLnSpc="1">
+                        <a:prstTxWarp prst="textNoShape">
+                          <a:avLst/>
+                        </a:prstTxWarp>
+                        <a:noAutofit/>
+                      </wps:bodyPr>
+                    </wps:wsp>
+                  </a:graphicData>
+                </a:graphic>
+                <wp14:sizeRelH relativeFrom="margin">
+                  <wp14:pctWidth>0</wp14:pctWidth>
+                </wp14:sizeRelH>
+                <wp14:sizeRelV relativeFrom="margin">
+                  <wp14:pctHeight>0</wp14:pctHeight>
+                </wp14:sizeRelV>
+              </wp:anchor>
+            </w:drawing>
+          </mc:Choice>
+          <mc:Fallback>
+            <w:pict>
+              <v:oval w14:anchorId="4283ED62" id="Oval 3" o:spid="_x0000_s1026" style="position:absolute;margin-left:107pt;margin-top:21.15pt;width:53.2pt;height:65.1pt;z-index:251659264;visibility:visible;mso-wrap-style:square;mso-width-percent:0;mso-height-percent:0;mso-wrap-distance-left:9pt;mso-wrap-distance-top:0;mso-wrap-distance-right:9pt;mso-wrap-distance-bottom:0;mso-position-horizontal:absolute;mso-position-horizontal-relative:text;mso-position-vertical:absolute;mso-position-vertical-relative:text;mso-width-percent:0;mso-height-percent:0;mso-width-relative:margin;mso-height-relative:margin;v-text-anchor:middle" o:gfxdata="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" fillcolor="#4472c4" strokecolor="#09101d [484]" strokeweight="1pt">
+                <v:fill opacity="19789f"/>
+                <v:stroke joinstyle="miter"/>
+              </v:oval>
+            </w:pict>
+          </mc:Fallback>
+        </mc:AlternateContent>
+      </w:r>
+      <w:r>
+        <w:rPr>
+          <w:noProof/>
+        </w:rPr>
+        <w:drawing>
+          <wp:inline distT="0" distB="0" distL="0" distR="0" wp14:anchorId="5D3B6A62" wp14:editId="4DA36782">
+            <wp:extent cx="2945467" cy="1656000"/>
+            <wp:effectExtent l="0" t="0" r="7620" b="1905"/>
+            <wp:docPr id="153421047" name="Picture 1" descr="A screenshot of a food store&#10;&#10;AI-generated content may be incorrect."/>
+            <wp:cNvGraphicFramePr>
+              <a:graphicFrameLocks xmlns:a="http://schemas.openxmlformats.org/drawingml/2006/main" noChangeAspect="1"/>
+            </wp:cNvGraphicFramePr>
+            <a:graphic xmlns:a="http://schemas.openxmlformats.org/drawingml/2006/main">
+              <a:graphicData uri="http://schemas.openxmlformats.org/drawingml/2006/picture">
+                <pic:pic xmlns:pic="http://schemas.openxmlformats.org/drawingml/2006/picture">
+                  <pic:nvPicPr>
+                    <pic:cNvPr id="153421047" name="Picture 1" descr="A screenshot of a food store&#10;&#10;AI-generated content may be incorrect."/>
+                    <pic:cNvPicPr>
+                      <a:picLocks noChangeAspect="1" noChangeArrowheads="1"/>
+                    </pic:cNvPicPr>
+                  </pic:nvPicPr>
+                  <pic:blipFill>
+                    <a:blip r:embed="rId23" cstate="print">
+                      <a:extLst>
+                        <a:ext uri="{28A0092B-C50C-407E-A947-70E740481C1C}">
+                          <a14:useLocalDpi xmlns:a14="http://schemas.microsoft.com/office/drawing/2010/main" val="0"/>
+                        </a:ext>
+                      </a:extLst>
+                    </a:blip>
+                    <a:srcRect/>
+                    <a:stretch>
+                      <a:fillRect/>
+                    </a:stretch>
+                  </pic:blipFill>
+                  <pic:spPr bwMode="auto">
+                    <a:xfrm>
+                      <a:off x="0" y="0"/>
+                      <a:ext cx="2945467" cy="1656000"/>
+                    </a:xfrm>
+                    <a:prstGeom prst="rect">
+                      <a:avLst/>
+                    </a:prstGeom>
+                    <a:noFill/>
+                    <a:ln>
+                      <a:noFill/>
+                    </a:ln>
+                  </pic:spPr>
+                </pic:pic>
+              </a:graphicData>
+            </a:graphic>
+          </wp:inline>
+        </w:drawing>
+      </w:r>
+      <w:r>
+        <w:rPr>
+          <w:noProof/>
+        </w:rPr>
+        <w:drawing>
+          <wp:inline distT="0" distB="0" distL="0" distR="0" wp14:anchorId="526DF0B8" wp14:editId="3FE4F54D">
+            <wp:extent cx="2945471" cy="1656000"/>
+            <wp:effectExtent l="0" t="0" r="7620" b="1905"/>
+            <wp:docPr id="2045571874" name="Picture 2"/>
+            <wp:cNvGraphicFramePr>
+              <a:graphicFrameLocks xmlns:a="http://schemas.openxmlformats.org/drawingml/2006/main" noChangeAspect="1"/>
+            </wp:cNvGraphicFramePr>
+            <a:graphic xmlns:a="http://schemas.openxmlformats.org/drawingml/2006/main">
+              <a:graphicData uri="http://schemas.openxmlformats.org/drawingml/2006/picture">
+                <pic:pic xmlns:pic="http://schemas.openxmlformats.org/drawingml/2006/picture">
+                  <pic:nvPicPr>
+                    <pic:cNvPr id="0" name="Picture 2"/>
+                    <pic:cNvPicPr>
+                      <a:picLocks noChangeAspect="1" noChangeArrowheads="1"/>
+                    </pic:cNvPicPr>
+                  </pic:nvPicPr>
+                  <pic:blipFill>
+                    <a:blip r:embed="rId24" cstate="print">
+                      <a:extLst>
+                        <a:ext uri="{28A0092B-C50C-407E-A947-70E740481C1C}">
+                          <a14:useLocalDpi xmlns:a14="http://schemas.microsoft.com/office/drawing/2010/main" val="0"/>
+                        </a:ext>
+                      </a:extLst>
+                    </a:blip>
+                    <a:srcRect/>
+                    <a:stretch>
+                      <a:fillRect/>
+                    </a:stretch>
+                  </pic:blipFill>
+                  <pic:spPr bwMode="auto">
+                    <a:xfrm>
+                      <a:off x="0" y="0"/>
+                      <a:ext cx="2945471" cy="1656000"/>
+                    </a:xfrm>
+                    <a:prstGeom prst="rect">
+                      <a:avLst/>
+                    </a:prstGeom>
+                    <a:noFill/>
+                    <a:ln>
+                      <a:noFill/>
+                    </a:ln>
+                  </pic:spPr>
+                </pic:pic>
+              </a:graphicData>
+            </a:graphic>
+          </wp:inline>
+        </w:drawing>
+      </w:r>
+    </w:p>
+    <w:p>
+      <w:r>
+        <w:t>In this example, the cucumbers are bigger on the left picture due to a mouse over.</w:t>
+      </w:r>
+    </w:p>
+    <w:p/>
+    <w:p>
+      <w:r>
+        <w:rPr>
+          <w:u w:val="single"/>
+        </w:rPr>
+        <w:t>Note</w:t>
+      </w:r>
+      <w:r>
+        <w:t xml:space="preserve">: you can use the functions </w:t>
+      </w:r>
+      <w:proofErr w:type="spellStart"/>
+      <w:r>
+        <w:t>imageDifference</w:t>
+      </w:r>
+      <w:proofErr w:type="spellEnd"/>
+      <w:r>
+        <w:t xml:space="preserve">() and </w:t>
+      </w:r>
+      <w:proofErr w:type="spellStart"/>
+      <w:r>
+        <w:t>imageDifference</w:t>
+      </w:r>
+      <w:r>
+        <w:t>Data</w:t>
+      </w:r>
+      <w:proofErr w:type="spellEnd"/>
+      <w:r>
+        <w:t>() to detect a change in the user interface and send a message to the responsible of the documentation for instance.</w:t>
+      </w:r>
+    </w:p>
+    <w:p>
+      <w:r>
+        <w:br w:type="page"/>
+      </w:r>
+    </w:p>
+    <w:p/>
+    <w:p>
+      <w:pPr>
+        <w:rPr>
+          <w:rFonts w:asciiTheme="majorHAnsi" w:eastAsiaTheme="majorEastAsia" w:hAnsiTheme="majorHAnsi" w:cstheme="majorBidi"/>
+          <w:b/>
+          <w:color w:val="2F5496" w:themeColor="accent1" w:themeShade="BF"/>
+          <w:sz w:val="32"/>
+          <w:szCs w:val="32"/>
+          <w:lang w:val="en-GB"/>
+        </w:rPr>
+      </w:pPr>
+    </w:p>
+    <w:tbl>
+      <w:tblPr>
+        <w:tblStyle w:val="TableGrid"/>
+        <w:tblW w:w="0" w:type="auto"/>
+        <w:tblLook w:val="04A0" w:firstRow="1" w:lastRow="0" w:firstColumn="1" w:lastColumn="0" w:noHBand="0" w:noVBand="1"/>
+      </w:tblPr>
+      <w:tblGrid>
+        <w:gridCol w:w="9350"/>
+      </w:tblGrid>
+      <w:tr>
+        <w:tc>
+          <w:tcPr>
+            <w:tcW w:w="9350" w:type="dxa"/>
+          </w:tcPr>
+          <w:p>
+            <w:pPr>
+              <w:pStyle w:val="Heading1"/>
+              <w:jc w:val="center"/>
+              <w:rPr>
+                <w:b/>
+                <w:lang w:val="en-GB"/>
+              </w:rPr>
+            </w:pPr>
+            <w:bookmarkStart w:id="68" w:name="_Toc204928597"/>
+            <w:r>
+              <w:rPr>
+                <w:b/>
+                <w:lang w:val="en-GB"/>
+              </w:rPr>
               <w:t>Epoch Date Functions</w:t>
             </w:r>
-            <w:bookmarkEnd w:id="65"/>
+            <w:bookmarkEnd w:id="68"/>
           </w:p>
           <w:p>
             <w:pPr>
@@ -26462,7 +28174,7 @@
                           <pic:cNvPicPr/>
                         </pic:nvPicPr>
                         <pic:blipFill>
-                          <a:blip r:embed="rId22"/>
+                          <a:blip r:embed="rId25"/>
                           <a:stretch>
                             <a:fillRect/>
                           </a:stretch>
@@ -26532,7 +28244,7 @@
             <w:pPr>
               <w:pStyle w:val="Heading2"/>
             </w:pPr>
-            <w:bookmarkStart w:id="66" w:name="_Toc204692847"/>
+            <w:bookmarkStart w:id="69" w:name="_Toc204928598"/>
             <w:r>
               <w:t>F</w:t>
             </w:r>
@@ -26546,7 +28258,7 @@
               </w:rPr>
               <w:t>epoch</w:t>
             </w:r>
-            <w:bookmarkEnd w:id="66"/>
+            <w:bookmarkEnd w:id="69"/>
           </w:p>
         </w:tc>
       </w:tr>
@@ -26887,7 +28599,7 @@
             <w:pPr>
               <w:pStyle w:val="Heading2"/>
             </w:pPr>
-            <w:bookmarkStart w:id="67" w:name="_Toc204692848"/>
+            <w:bookmarkStart w:id="70" w:name="_Toc204928599"/>
             <w:r>
               <w:t>F</w:t>
             </w:r>
@@ -26902,7 +28614,7 @@
               </w:rPr>
               <w:t>epochDate</w:t>
             </w:r>
-            <w:bookmarkEnd w:id="67"/>
+            <w:bookmarkEnd w:id="70"/>
             <w:proofErr w:type="spellEnd"/>
           </w:p>
         </w:tc>
@@ -27247,7 +28959,7 @@
             <w:pPr>
               <w:pStyle w:val="Heading2"/>
             </w:pPr>
-            <w:bookmarkStart w:id="68" w:name="_Toc204692849"/>
+            <w:bookmarkStart w:id="71" w:name="_Toc204928600"/>
             <w:r>
               <w:t>F</w:t>
             </w:r>
@@ -27262,7 +28974,7 @@
               </w:rPr>
               <w:t>epochAddHour</w:t>
             </w:r>
-            <w:bookmarkEnd w:id="68"/>
+            <w:bookmarkEnd w:id="71"/>
             <w:proofErr w:type="spellEnd"/>
           </w:p>
         </w:tc>
@@ -27626,7 +29338,7 @@
             <w:pPr>
               <w:pStyle w:val="Heading2"/>
             </w:pPr>
-            <w:bookmarkStart w:id="69" w:name="_Toc204692850"/>
+            <w:bookmarkStart w:id="72" w:name="_Toc204928601"/>
             <w:r>
               <w:t>F</w:t>
             </w:r>
@@ -27648,7 +29360,7 @@
               </w:rPr>
               <w:t>Minute</w:t>
             </w:r>
-            <w:bookmarkEnd w:id="69"/>
+            <w:bookmarkEnd w:id="72"/>
             <w:proofErr w:type="spellEnd"/>
           </w:p>
         </w:tc>
@@ -28042,7 +29754,7 @@
             <w:pPr>
               <w:pStyle w:val="Heading2"/>
             </w:pPr>
-            <w:bookmarkStart w:id="70" w:name="_Toc204692851"/>
+            <w:bookmarkStart w:id="73" w:name="_Toc204928602"/>
             <w:r>
               <w:t>F</w:t>
             </w:r>
@@ -28064,7 +29776,7 @@
               </w:rPr>
               <w:t>Second</w:t>
             </w:r>
-            <w:bookmarkEnd w:id="70"/>
+            <w:bookmarkEnd w:id="73"/>
             <w:proofErr w:type="spellEnd"/>
           </w:p>
         </w:tc>
@@ -28469,7 +30181,7 @@
                 <w:lang w:val="en-GB"/>
               </w:rPr>
             </w:pPr>
-            <w:bookmarkStart w:id="71" w:name="_Toc204692852"/>
+            <w:bookmarkStart w:id="74" w:name="_Toc204928603"/>
             <w:r>
               <w:rPr>
                 <w:b/>
@@ -28478,7 +30190,7 @@
               <w:lastRenderedPageBreak/>
               <w:t>Table Functions</w:t>
             </w:r>
-            <w:bookmarkEnd w:id="71"/>
+            <w:bookmarkEnd w:id="74"/>
           </w:p>
           <w:p>
             <w:pPr>
@@ -28530,7 +30242,7 @@
                           <pic:cNvPicPr/>
                         </pic:nvPicPr>
                         <pic:blipFill>
-                          <a:blip r:embed="rId23"/>
+                          <a:blip r:embed="rId26"/>
                           <a:stretch>
                             <a:fillRect/>
                           </a:stretch>
@@ -28600,7 +30312,7 @@
             <w:pPr>
               <w:pStyle w:val="Heading2"/>
             </w:pPr>
-            <w:bookmarkStart w:id="72" w:name="_Toc204692853"/>
+            <w:bookmarkStart w:id="75" w:name="_Toc204928604"/>
             <w:r>
               <w:t>F</w:t>
             </w:r>
@@ -28622,7 +30334,7 @@
               </w:rPr>
               <w:t>Header</w:t>
             </w:r>
-            <w:bookmarkEnd w:id="72"/>
+            <w:bookmarkEnd w:id="75"/>
             <w:proofErr w:type="spellEnd"/>
           </w:p>
         </w:tc>
@@ -29038,7 +30750,7 @@
             <w:pPr>
               <w:pStyle w:val="Heading2"/>
             </w:pPr>
-            <w:bookmarkStart w:id="73" w:name="_Toc204692854"/>
+            <w:bookmarkStart w:id="76" w:name="_Toc204928605"/>
             <w:r>
               <w:t>F</w:t>
             </w:r>
@@ -29053,7 +30765,7 @@
               </w:rPr>
               <w:t>getTableData</w:t>
             </w:r>
-            <w:bookmarkEnd w:id="73"/>
+            <w:bookmarkEnd w:id="76"/>
             <w:proofErr w:type="spellEnd"/>
           </w:p>
         </w:tc>
@@ -29446,7 +31158,7 @@
             <w:pPr>
               <w:pStyle w:val="Heading2"/>
             </w:pPr>
-            <w:bookmarkStart w:id="74" w:name="_Toc204692855"/>
+            <w:bookmarkStart w:id="77" w:name="_Toc204928606"/>
             <w:r>
               <w:t>F</w:t>
             </w:r>
@@ -29468,7 +31180,7 @@
               </w:rPr>
               <w:t>etTableData</w:t>
             </w:r>
-            <w:bookmarkEnd w:id="74"/>
+            <w:bookmarkEnd w:id="77"/>
             <w:proofErr w:type="spellEnd"/>
           </w:p>
         </w:tc>
@@ -29808,7 +31520,7 @@
             <w:pPr>
               <w:pStyle w:val="Heading2"/>
             </w:pPr>
-            <w:bookmarkStart w:id="75" w:name="_Toc204692856"/>
+            <w:bookmarkStart w:id="78" w:name="_Toc204928607"/>
             <w:r>
               <w:t>F</w:t>
             </w:r>
@@ -29823,7 +31535,7 @@
               </w:rPr>
               <w:t>clickCell</w:t>
             </w:r>
-            <w:bookmarkEnd w:id="75"/>
+            <w:bookmarkEnd w:id="78"/>
             <w:proofErr w:type="spellEnd"/>
           </w:p>
         </w:tc>
@@ -30145,7 +31857,7 @@
             <w:pPr>
               <w:pStyle w:val="Heading2"/>
             </w:pPr>
-            <w:bookmarkStart w:id="76" w:name="_Toc204692857"/>
+            <w:bookmarkStart w:id="79" w:name="_Toc204928608"/>
             <w:r>
               <w:lastRenderedPageBreak/>
               <w:t>F</w:t>
@@ -30161,7 +31873,7 @@
               </w:rPr>
               <w:t>countTableRow</w:t>
             </w:r>
-            <w:bookmarkEnd w:id="76"/>
+            <w:bookmarkEnd w:id="79"/>
             <w:proofErr w:type="spellEnd"/>
           </w:p>
         </w:tc>
@@ -30450,7 +32162,7 @@
             <w:pPr>
               <w:pStyle w:val="Heading2"/>
             </w:pPr>
-            <w:bookmarkStart w:id="77" w:name="_Toc204692858"/>
+            <w:bookmarkStart w:id="80" w:name="_Toc204928609"/>
             <w:r>
               <w:t>F</w:t>
             </w:r>
@@ -30465,7 +32177,7 @@
               </w:rPr>
               <w:t>searchTableData</w:t>
             </w:r>
-            <w:bookmarkEnd w:id="77"/>
+            <w:bookmarkEnd w:id="80"/>
             <w:proofErr w:type="spellEnd"/>
           </w:p>
         </w:tc>
@@ -30791,7 +32503,7 @@
                 <w:lang w:val="en-GB"/>
               </w:rPr>
             </w:pPr>
-            <w:bookmarkStart w:id="78" w:name="_Toc204692859"/>
+            <w:bookmarkStart w:id="81" w:name="_Toc204928610"/>
             <w:r>
               <w:rPr>
                 <w:b/>
@@ -30807,7 +32519,7 @@
               </w:rPr>
               <w:t xml:space="preserve"> functions</w:t>
             </w:r>
-            <w:bookmarkEnd w:id="78"/>
+            <w:bookmarkEnd w:id="81"/>
           </w:p>
           <w:p>
             <w:pPr>
@@ -30861,7 +32573,7 @@
                           </pic:cNvPicPr>
                         </pic:nvPicPr>
                         <pic:blipFill>
-                          <a:blip r:embed="rId24" cstate="print">
+                          <a:blip r:embed="rId27" cstate="print">
                             <a:extLst>
                               <a:ext uri="{28A0092B-C50C-407E-A947-70E740481C1C}">
                                 <a14:useLocalDpi xmlns:a14="http://schemas.microsoft.com/office/drawing/2010/main" val="0"/>
@@ -30929,7 +32641,7 @@
             <w:pPr>
               <w:pStyle w:val="Heading2"/>
             </w:pPr>
-            <w:bookmarkStart w:id="79" w:name="_Toc204692860"/>
+            <w:bookmarkStart w:id="82" w:name="_Toc204928611"/>
             <w:r>
               <w:t>F</w:t>
             </w:r>
@@ -30944,7 +32656,7 @@
               </w:rPr>
               <w:t>callScenario</w:t>
             </w:r>
-            <w:bookmarkEnd w:id="79"/>
+            <w:bookmarkEnd w:id="82"/>
             <w:proofErr w:type="spellEnd"/>
           </w:p>
         </w:tc>
@@ -31137,7 +32849,7 @@
             <w:pPr>
               <w:pStyle w:val="Heading2"/>
             </w:pPr>
-            <w:bookmarkStart w:id="80" w:name="_Toc204692861"/>
+            <w:bookmarkStart w:id="83" w:name="_Toc204928612"/>
             <w:r>
               <w:t>F</w:t>
             </w:r>
@@ -31152,7 +32864,7 @@
               </w:rPr>
               <w:t>callSuite</w:t>
             </w:r>
-            <w:bookmarkEnd w:id="80"/>
+            <w:bookmarkEnd w:id="83"/>
             <w:proofErr w:type="spellEnd"/>
           </w:p>
         </w:tc>
@@ -31349,7 +33061,7 @@
             <w:pPr>
               <w:pStyle w:val="Heading2"/>
             </w:pPr>
-            <w:bookmarkStart w:id="81" w:name="_Toc204692862"/>
+            <w:bookmarkStart w:id="84" w:name="_Toc204928613"/>
             <w:r>
               <w:t>F</w:t>
             </w:r>
@@ -31364,7 +33076,7 @@
               </w:rPr>
               <w:t>startTimer</w:t>
             </w:r>
-            <w:bookmarkEnd w:id="81"/>
+            <w:bookmarkEnd w:id="84"/>
             <w:proofErr w:type="spellEnd"/>
           </w:p>
         </w:tc>
@@ -31551,7 +33263,7 @@
             <w:pPr>
               <w:pStyle w:val="Heading2"/>
             </w:pPr>
-            <w:bookmarkStart w:id="82" w:name="_Toc204692863"/>
+            <w:bookmarkStart w:id="85" w:name="_Toc204928614"/>
             <w:r>
               <w:t>F</w:t>
             </w:r>
@@ -31566,7 +33278,7 @@
               </w:rPr>
               <w:t>stopTimer</w:t>
             </w:r>
-            <w:bookmarkEnd w:id="82"/>
+            <w:bookmarkEnd w:id="85"/>
             <w:proofErr w:type="spellEnd"/>
           </w:p>
         </w:tc>
@@ -31833,7 +33545,7 @@
             <w:pPr>
               <w:pStyle w:val="Heading2"/>
             </w:pPr>
-            <w:bookmarkStart w:id="83" w:name="_Toc204692864"/>
+            <w:bookmarkStart w:id="86" w:name="_Toc204928615"/>
             <w:r>
               <w:t>F</w:t>
             </w:r>
@@ -31848,7 +33560,7 @@
               </w:rPr>
               <w:t>promptAI</w:t>
             </w:r>
-            <w:bookmarkEnd w:id="83"/>
+            <w:bookmarkEnd w:id="86"/>
             <w:proofErr w:type="spellEnd"/>
           </w:p>
         </w:tc>
@@ -32131,7 +33843,7 @@
             <w:pPr>
               <w:pStyle w:val="Heading2"/>
             </w:pPr>
-            <w:bookmarkStart w:id="84" w:name="_Toc204692865"/>
+            <w:bookmarkStart w:id="87" w:name="_Toc204928616"/>
             <w:r>
               <w:lastRenderedPageBreak/>
               <w:t>F</w:t>
@@ -32147,7 +33859,7 @@
               </w:rPr>
               <w:t>httpGet</w:t>
             </w:r>
-            <w:bookmarkEnd w:id="84"/>
+            <w:bookmarkEnd w:id="87"/>
             <w:proofErr w:type="spellEnd"/>
           </w:p>
         </w:tc>
@@ -32349,7 +34061,7 @@
             <w:pPr>
               <w:pStyle w:val="Heading2"/>
             </w:pPr>
-            <w:bookmarkStart w:id="85" w:name="_Toc204692866"/>
+            <w:bookmarkStart w:id="88" w:name="_Toc204928617"/>
             <w:r>
               <w:t>F</w:t>
             </w:r>
@@ -32362,16 +34074,9 @@
                 <w:b/>
                 <w:bCs/>
               </w:rPr>
-              <w:t>http</w:t>
-            </w:r>
-            <w:r>
-              <w:rPr>
-                <w:b/>
-                <w:bCs/>
-              </w:rPr>
-              <w:t>Post</w:t>
-            </w:r>
-            <w:bookmarkEnd w:id="85"/>
+              <w:t>httpPost</w:t>
+            </w:r>
+            <w:bookmarkEnd w:id="88"/>
             <w:proofErr w:type="spellEnd"/>
           </w:p>
         </w:tc>
@@ -32404,13 +34109,7 @@
     </w:p>
     <w:p>
       <w:r>
-        <w:t xml:space="preserve">Perform a http request using the </w:t>
-      </w:r>
-      <w:r>
-        <w:t>POST</w:t>
-      </w:r>
-      <w:r>
-        <w:t xml:space="preserve"> method</w:t>
+        <w:t>Perform a http request using the POST method</w:t>
       </w:r>
     </w:p>
     <w:p>
@@ -32553,14 +34252,7 @@
                 <w:b/>
                 <w:bCs/>
               </w:rPr>
-              <w:t>http</w:t>
-            </w:r>
-            <w:r>
-              <w:rPr>
-                <w:b/>
-                <w:bCs/>
-              </w:rPr>
-              <w:t>Post</w:t>
+              <w:t>httpPost</w:t>
             </w:r>
             <w:proofErr w:type="spellEnd"/>
           </w:p>
@@ -32694,7 +34386,7 @@
             <w:pPr>
               <w:pStyle w:val="Heading2"/>
             </w:pPr>
-            <w:bookmarkStart w:id="86" w:name="_Toc204692867"/>
+            <w:bookmarkStart w:id="89" w:name="_Toc204928618"/>
             <w:r>
               <w:t>F</w:t>
             </w:r>
@@ -32707,16 +34399,9 @@
                 <w:b/>
                 <w:bCs/>
               </w:rPr>
-              <w:t>http</w:t>
-            </w:r>
-            <w:r>
-              <w:rPr>
-                <w:b/>
-                <w:bCs/>
-              </w:rPr>
-              <w:t>Data</w:t>
-            </w:r>
-            <w:bookmarkEnd w:id="86"/>
+              <w:t>httpData</w:t>
+            </w:r>
+            <w:bookmarkEnd w:id="89"/>
             <w:proofErr w:type="spellEnd"/>
           </w:p>
         </w:tc>
@@ -32925,14 +34610,7 @@
                 <w:b/>
                 <w:bCs/>
               </w:rPr>
-              <w:t>http</w:t>
-            </w:r>
-            <w:r>
-              <w:rPr>
-                <w:b/>
-                <w:bCs/>
-              </w:rPr>
-              <w:t>Data</w:t>
+              <w:t>httpData</w:t>
             </w:r>
             <w:proofErr w:type="spellEnd"/>
           </w:p>
@@ -33331,8 +35009,8 @@
     <w:p/>
     <w:p/>
     <w:sectPr>
-      <w:headerReference w:type="default" r:id="rId25"/>
-      <w:footerReference w:type="default" r:id="rId26"/>
+      <w:headerReference w:type="default" r:id="rId28"/>
+      <w:footerReference w:type="default" r:id="rId29"/>
       <w:pgSz w:w="12240" w:h="15840"/>
       <w:pgMar w:top="1440" w:right="1440" w:bottom="1440" w:left="1440" w:header="708" w:footer="708" w:gutter="0"/>
       <w:cols w:space="708"/>
@@ -33420,13 +35098,13 @@
             <w:t>V1.</w:t>
           </w:r>
           <w:r>
-            <w:t>8</w:t>
+            <w:t>9</w:t>
           </w:r>
           <w:r>
             <w:t xml:space="preserve"> – </w:t>
           </w:r>
           <w:r>
-            <w:t>29</w:t>
+            <w:t>01</w:t>
           </w:r>
           <w:r>
             <w:t>/</w:t>
@@ -33435,7 +35113,7 @@
             <w:t>0</w:t>
           </w:r>
           <w:r>
-            <w:t>7</w:t>
+            <w:t>8</w:t>
           </w:r>
           <w:r>
             <w:t>/202</w:t>

--- a/frontend/public/documentation/FunctionsUserManual.docx
+++ b/frontend/public/documentation/FunctionsUserManual.docx
@@ -459,7 +459,7 @@
             </w:rPr>
             <w:fldChar w:fldCharType="separate"/>
           </w:r>
-          <w:hyperlink w:anchor="_Toc204928530" w:history="1">
+          <w:hyperlink w:anchor="_Toc220074985" w:history="1">
             <w:r>
               <w:rPr>
                 <w:rStyle w:val="Hyperlink"/>
@@ -487,7 +487,7 @@
                 <w:noProof/>
                 <w:webHidden/>
               </w:rPr>
-              <w:instrText xml:space="preserve"> PAGEREF _Toc204928530 \h </w:instrText>
+              <w:instrText xml:space="preserve"> PAGEREF _Toc220074985 \h </w:instrText>
             </w:r>
             <w:r>
               <w:rPr>
@@ -536,7 +536,7 @@
               <w14:ligatures w14:val="standardContextual"/>
             </w:rPr>
           </w:pPr>
-          <w:hyperlink w:anchor="_Toc204928531" w:history="1">
+          <w:hyperlink w:anchor="_Toc220074986" w:history="1">
             <w:r>
               <w:rPr>
                 <w:rStyle w:val="Hyperlink"/>
@@ -564,7 +564,7 @@
                 <w:noProof/>
                 <w:webHidden/>
               </w:rPr>
-              <w:instrText xml:space="preserve"> PAGEREF _Toc204928531 \h </w:instrText>
+              <w:instrText xml:space="preserve"> PAGEREF _Toc220074986 \h </w:instrText>
             </w:r>
             <w:r>
               <w:rPr>
@@ -611,7 +611,7 @@
               <w14:ligatures w14:val="standardContextual"/>
             </w:rPr>
           </w:pPr>
-          <w:hyperlink w:anchor="_Toc204928532" w:history="1">
+          <w:hyperlink w:anchor="_Toc220074987" w:history="1">
             <w:r>
               <w:rPr>
                 <w:rStyle w:val="Hyperlink"/>
@@ -647,7 +647,7 @@
                 <w:noProof/>
                 <w:webHidden/>
               </w:rPr>
-              <w:instrText xml:space="preserve"> PAGEREF _Toc204928532 \h </w:instrText>
+              <w:instrText xml:space="preserve"> PAGEREF _Toc220074987 \h </w:instrText>
             </w:r>
             <w:r>
               <w:rPr>
@@ -694,7 +694,7 @@
               <w14:ligatures w14:val="standardContextual"/>
             </w:rPr>
           </w:pPr>
-          <w:hyperlink w:anchor="_Toc204928533" w:history="1">
+          <w:hyperlink w:anchor="_Toc220074988" w:history="1">
             <w:r>
               <w:rPr>
                 <w:rStyle w:val="Hyperlink"/>
@@ -738,7 +738,7 @@
                 <w:noProof/>
                 <w:webHidden/>
               </w:rPr>
-              <w:instrText xml:space="preserve"> PAGEREF _Toc204928533 \h </w:instrText>
+              <w:instrText xml:space="preserve"> PAGEREF _Toc220074988 \h </w:instrText>
             </w:r>
             <w:r>
               <w:rPr>
@@ -785,7 +785,7 @@
               <w14:ligatures w14:val="standardContextual"/>
             </w:rPr>
           </w:pPr>
-          <w:hyperlink w:anchor="_Toc204928534" w:history="1">
+          <w:hyperlink w:anchor="_Toc220074989" w:history="1">
             <w:r>
               <w:rPr>
                 <w:rStyle w:val="Hyperlink"/>
@@ -820,7 +820,7 @@
                 <w:noProof/>
                 <w:webHidden/>
               </w:rPr>
-              <w:instrText xml:space="preserve"> PAGEREF _Toc204928534 \h </w:instrText>
+              <w:instrText xml:space="preserve"> PAGEREF _Toc220074989 \h </w:instrText>
             </w:r>
             <w:r>
               <w:rPr>
@@ -867,7 +867,7 @@
               <w14:ligatures w14:val="standardContextual"/>
             </w:rPr>
           </w:pPr>
-          <w:hyperlink w:anchor="_Toc204928535" w:history="1">
+          <w:hyperlink w:anchor="_Toc220074990" w:history="1">
             <w:r>
               <w:rPr>
                 <w:rStyle w:val="Hyperlink"/>
@@ -903,7 +903,7 @@
                 <w:noProof/>
                 <w:webHidden/>
               </w:rPr>
-              <w:instrText xml:space="preserve"> PAGEREF _Toc204928535 \h </w:instrText>
+              <w:instrText xml:space="preserve"> PAGEREF _Toc220074990 \h </w:instrText>
             </w:r>
             <w:r>
               <w:rPr>
@@ -950,7 +950,7 @@
               <w14:ligatures w14:val="standardContextual"/>
             </w:rPr>
           </w:pPr>
-          <w:hyperlink w:anchor="_Toc204928536" w:history="1">
+          <w:hyperlink w:anchor="_Toc220074991" w:history="1">
             <w:r>
               <w:rPr>
                 <w:rStyle w:val="Hyperlink"/>
@@ -986,7 +986,7 @@
                 <w:noProof/>
                 <w:webHidden/>
               </w:rPr>
-              <w:instrText xml:space="preserve"> PAGEREF _Toc204928536 \h </w:instrText>
+              <w:instrText xml:space="preserve"> PAGEREF _Toc220074991 \h </w:instrText>
             </w:r>
             <w:r>
               <w:rPr>
@@ -1033,7 +1033,7 @@
               <w14:ligatures w14:val="standardContextual"/>
             </w:rPr>
           </w:pPr>
-          <w:hyperlink w:anchor="_Toc204928537" w:history="1">
+          <w:hyperlink w:anchor="_Toc220074992" w:history="1">
             <w:r>
               <w:rPr>
                 <w:rStyle w:val="Hyperlink"/>
@@ -1069,7 +1069,7 @@
                 <w:noProof/>
                 <w:webHidden/>
               </w:rPr>
-              <w:instrText xml:space="preserve"> PAGEREF _Toc204928537 \h </w:instrText>
+              <w:instrText xml:space="preserve"> PAGEREF _Toc220074992 \h </w:instrText>
             </w:r>
             <w:r>
               <w:rPr>
@@ -1116,7 +1116,7 @@
               <w14:ligatures w14:val="standardContextual"/>
             </w:rPr>
           </w:pPr>
-          <w:hyperlink w:anchor="_Toc204928538" w:history="1">
+          <w:hyperlink w:anchor="_Toc220074993" w:history="1">
             <w:r>
               <w:rPr>
                 <w:rStyle w:val="Hyperlink"/>
@@ -1151,7 +1151,7 @@
                 <w:noProof/>
                 <w:webHidden/>
               </w:rPr>
-              <w:instrText xml:space="preserve"> PAGEREF _Toc204928538 \h </w:instrText>
+              <w:instrText xml:space="preserve"> PAGEREF _Toc220074993 \h </w:instrText>
             </w:r>
             <w:r>
               <w:rPr>
@@ -1198,7 +1198,7 @@
               <w14:ligatures w14:val="standardContextual"/>
             </w:rPr>
           </w:pPr>
-          <w:hyperlink w:anchor="_Toc204928539" w:history="1">
+          <w:hyperlink w:anchor="_Toc220074994" w:history="1">
             <w:r>
               <w:rPr>
                 <w:rStyle w:val="Hyperlink"/>
@@ -1233,7 +1233,7 @@
                 <w:noProof/>
                 <w:webHidden/>
               </w:rPr>
-              <w:instrText xml:space="preserve"> PAGEREF _Toc204928539 \h </w:instrText>
+              <w:instrText xml:space="preserve"> PAGEREF _Toc220074994 \h </w:instrText>
             </w:r>
             <w:r>
               <w:rPr>
@@ -1280,7 +1280,7 @@
               <w14:ligatures w14:val="standardContextual"/>
             </w:rPr>
           </w:pPr>
-          <w:hyperlink w:anchor="_Toc204928540" w:history="1">
+          <w:hyperlink w:anchor="_Toc220074995" w:history="1">
             <w:r>
               <w:rPr>
                 <w:rStyle w:val="Hyperlink"/>
@@ -1315,7 +1315,7 @@
                 <w:noProof/>
                 <w:webHidden/>
               </w:rPr>
-              <w:instrText xml:space="preserve"> PAGEREF _Toc204928540 \h </w:instrText>
+              <w:instrText xml:space="preserve"> PAGEREF _Toc220074995 \h </w:instrText>
             </w:r>
             <w:r>
               <w:rPr>
@@ -1362,7 +1362,7 @@
               <w14:ligatures w14:val="standardContextual"/>
             </w:rPr>
           </w:pPr>
-          <w:hyperlink w:anchor="_Toc204928541" w:history="1">
+          <w:hyperlink w:anchor="_Toc220074996" w:history="1">
             <w:r>
               <w:rPr>
                 <w:rStyle w:val="Hyperlink"/>
@@ -1397,7 +1397,7 @@
                 <w:noProof/>
                 <w:webHidden/>
               </w:rPr>
-              <w:instrText xml:space="preserve"> PAGEREF _Toc204928541 \h </w:instrText>
+              <w:instrText xml:space="preserve"> PAGEREF _Toc220074996 \h </w:instrText>
             </w:r>
             <w:r>
               <w:rPr>
@@ -1444,7 +1444,7 @@
               <w14:ligatures w14:val="standardContextual"/>
             </w:rPr>
           </w:pPr>
-          <w:hyperlink w:anchor="_Toc204928542" w:history="1">
+          <w:hyperlink w:anchor="_Toc220074997" w:history="1">
             <w:r>
               <w:rPr>
                 <w:rStyle w:val="Hyperlink"/>
@@ -1479,7 +1479,7 @@
                 <w:noProof/>
                 <w:webHidden/>
               </w:rPr>
-              <w:instrText xml:space="preserve"> PAGEREF _Toc204928542 \h </w:instrText>
+              <w:instrText xml:space="preserve"> PAGEREF _Toc220074997 \h </w:instrText>
             </w:r>
             <w:r>
               <w:rPr>
@@ -1526,7 +1526,7 @@
               <w14:ligatures w14:val="standardContextual"/>
             </w:rPr>
           </w:pPr>
-          <w:hyperlink w:anchor="_Toc204928543" w:history="1">
+          <w:hyperlink w:anchor="_Toc220074998" w:history="1">
             <w:r>
               <w:rPr>
                 <w:rStyle w:val="Hyperlink"/>
@@ -1561,7 +1561,7 @@
                 <w:noProof/>
                 <w:webHidden/>
               </w:rPr>
-              <w:instrText xml:space="preserve"> PAGEREF _Toc204928543 \h </w:instrText>
+              <w:instrText xml:space="preserve"> PAGEREF _Toc220074998 \h </w:instrText>
             </w:r>
             <w:r>
               <w:rPr>
@@ -1610,7 +1610,7 @@
               <w14:ligatures w14:val="standardContextual"/>
             </w:rPr>
           </w:pPr>
-          <w:hyperlink w:anchor="_Toc204928544" w:history="1">
+          <w:hyperlink w:anchor="_Toc220074999" w:history="1">
             <w:r>
               <w:rPr>
                 <w:rStyle w:val="Hyperlink"/>
@@ -1638,7 +1638,7 @@
                 <w:noProof/>
                 <w:webHidden/>
               </w:rPr>
-              <w:instrText xml:space="preserve"> PAGEREF _Toc204928544 \h </w:instrText>
+              <w:instrText xml:space="preserve"> PAGEREF _Toc220074999 \h </w:instrText>
             </w:r>
             <w:r>
               <w:rPr>
@@ -1685,7 +1685,7 @@
               <w14:ligatures w14:val="standardContextual"/>
             </w:rPr>
           </w:pPr>
-          <w:hyperlink w:anchor="_Toc204928545" w:history="1">
+          <w:hyperlink w:anchor="_Toc220075000" w:history="1">
             <w:r>
               <w:rPr>
                 <w:rStyle w:val="Hyperlink"/>
@@ -1721,7 +1721,7 @@
                 <w:noProof/>
                 <w:webHidden/>
               </w:rPr>
-              <w:instrText xml:space="preserve"> PAGEREF _Toc204928545 \h </w:instrText>
+              <w:instrText xml:space="preserve"> PAGEREF _Toc220075000 \h </w:instrText>
             </w:r>
             <w:r>
               <w:rPr>
@@ -1768,7 +1768,7 @@
               <w14:ligatures w14:val="standardContextual"/>
             </w:rPr>
           </w:pPr>
-          <w:hyperlink w:anchor="_Toc204928546" w:history="1">
+          <w:hyperlink w:anchor="_Toc220075001" w:history="1">
             <w:r>
               <w:rPr>
                 <w:rStyle w:val="Hyperlink"/>
@@ -1804,7 +1804,7 @@
                 <w:noProof/>
                 <w:webHidden/>
               </w:rPr>
-              <w:instrText xml:space="preserve"> PAGEREF _Toc204928546 \h </w:instrText>
+              <w:instrText xml:space="preserve"> PAGEREF _Toc220075001 \h </w:instrText>
             </w:r>
             <w:r>
               <w:rPr>
@@ -1851,7 +1851,7 @@
               <w14:ligatures w14:val="standardContextual"/>
             </w:rPr>
           </w:pPr>
-          <w:hyperlink w:anchor="_Toc204928547" w:history="1">
+          <w:hyperlink w:anchor="_Toc220075002" w:history="1">
             <w:r>
               <w:rPr>
                 <w:rStyle w:val="Hyperlink"/>
@@ -1887,7 +1887,7 @@
                 <w:noProof/>
                 <w:webHidden/>
               </w:rPr>
-              <w:instrText xml:space="preserve"> PAGEREF _Toc204928547 \h </w:instrText>
+              <w:instrText xml:space="preserve"> PAGEREF _Toc220075002 \h </w:instrText>
             </w:r>
             <w:r>
               <w:rPr>
@@ -1934,7 +1934,7 @@
               <w14:ligatures w14:val="standardContextual"/>
             </w:rPr>
           </w:pPr>
-          <w:hyperlink w:anchor="_Toc204928548" w:history="1">
+          <w:hyperlink w:anchor="_Toc220075003" w:history="1">
             <w:r>
               <w:rPr>
                 <w:rStyle w:val="Hyperlink"/>
@@ -1970,7 +1970,7 @@
                 <w:noProof/>
                 <w:webHidden/>
               </w:rPr>
-              <w:instrText xml:space="preserve"> PAGEREF _Toc204928548 \h </w:instrText>
+              <w:instrText xml:space="preserve"> PAGEREF _Toc220075003 \h </w:instrText>
             </w:r>
             <w:r>
               <w:rPr>
@@ -2017,7 +2017,7 @@
               <w14:ligatures w14:val="standardContextual"/>
             </w:rPr>
           </w:pPr>
-          <w:hyperlink w:anchor="_Toc204928549" w:history="1">
+          <w:hyperlink w:anchor="_Toc220075004" w:history="1">
             <w:r>
               <w:rPr>
                 <w:rStyle w:val="Hyperlink"/>
@@ -2053,7 +2053,7 @@
                 <w:noProof/>
                 <w:webHidden/>
               </w:rPr>
-              <w:instrText xml:space="preserve"> PAGEREF _Toc204928549 \h </w:instrText>
+              <w:instrText xml:space="preserve"> PAGEREF _Toc220075004 \h </w:instrText>
             </w:r>
             <w:r>
               <w:rPr>
@@ -2100,7 +2100,7 @@
               <w14:ligatures w14:val="standardContextual"/>
             </w:rPr>
           </w:pPr>
-          <w:hyperlink w:anchor="_Toc204928550" w:history="1">
+          <w:hyperlink w:anchor="_Toc220075005" w:history="1">
             <w:r>
               <w:rPr>
                 <w:rStyle w:val="Hyperlink"/>
@@ -2144,7 +2144,7 @@
                 <w:noProof/>
                 <w:webHidden/>
               </w:rPr>
-              <w:instrText xml:space="preserve"> PAGEREF _Toc204928550 \h </w:instrText>
+              <w:instrText xml:space="preserve"> PAGEREF _Toc220075005 \h </w:instrText>
             </w:r>
             <w:r>
               <w:rPr>
@@ -2191,7 +2191,7 @@
               <w14:ligatures w14:val="standardContextual"/>
             </w:rPr>
           </w:pPr>
-          <w:hyperlink w:anchor="_Toc204928551" w:history="1">
+          <w:hyperlink w:anchor="_Toc220075006" w:history="1">
             <w:r>
               <w:rPr>
                 <w:rStyle w:val="Hyperlink"/>
@@ -2227,7 +2227,7 @@
                 <w:noProof/>
                 <w:webHidden/>
               </w:rPr>
-              <w:instrText xml:space="preserve"> PAGEREF _Toc204928551 \h </w:instrText>
+              <w:instrText xml:space="preserve"> PAGEREF _Toc220075006 \h </w:instrText>
             </w:r>
             <w:r>
               <w:rPr>
@@ -2274,7 +2274,7 @@
               <w14:ligatures w14:val="standardContextual"/>
             </w:rPr>
           </w:pPr>
-          <w:hyperlink w:anchor="_Toc204928552" w:history="1">
+          <w:hyperlink w:anchor="_Toc220075007" w:history="1">
             <w:r>
               <w:rPr>
                 <w:rStyle w:val="Hyperlink"/>
@@ -2310,7 +2310,7 @@
                 <w:noProof/>
                 <w:webHidden/>
               </w:rPr>
-              <w:instrText xml:space="preserve"> PAGEREF _Toc204928552 \h </w:instrText>
+              <w:instrText xml:space="preserve"> PAGEREF _Toc220075007 \h </w:instrText>
             </w:r>
             <w:r>
               <w:rPr>
@@ -2357,7 +2357,7 @@
               <w14:ligatures w14:val="standardContextual"/>
             </w:rPr>
           </w:pPr>
-          <w:hyperlink w:anchor="_Toc204928553" w:history="1">
+          <w:hyperlink w:anchor="_Toc220075008" w:history="1">
             <w:r>
               <w:rPr>
                 <w:rStyle w:val="Hyperlink"/>
@@ -2393,7 +2393,7 @@
                 <w:noProof/>
                 <w:webHidden/>
               </w:rPr>
-              <w:instrText xml:space="preserve"> PAGEREF _Toc204928553 \h </w:instrText>
+              <w:instrText xml:space="preserve"> PAGEREF _Toc220075008 \h </w:instrText>
             </w:r>
             <w:r>
               <w:rPr>
@@ -2440,7 +2440,7 @@
               <w14:ligatures w14:val="standardContextual"/>
             </w:rPr>
           </w:pPr>
-          <w:hyperlink w:anchor="_Toc204928554" w:history="1">
+          <w:hyperlink w:anchor="_Toc220075009" w:history="1">
             <w:r>
               <w:rPr>
                 <w:rStyle w:val="Hyperlink"/>
@@ -2476,7 +2476,7 @@
                 <w:noProof/>
                 <w:webHidden/>
               </w:rPr>
-              <w:instrText xml:space="preserve"> PAGEREF _Toc204928554 \h </w:instrText>
+              <w:instrText xml:space="preserve"> PAGEREF _Toc220075009 \h </w:instrText>
             </w:r>
             <w:r>
               <w:rPr>
@@ -2523,7 +2523,7 @@
               <w14:ligatures w14:val="standardContextual"/>
             </w:rPr>
           </w:pPr>
-          <w:hyperlink w:anchor="_Toc204928555" w:history="1">
+          <w:hyperlink w:anchor="_Toc220075010" w:history="1">
             <w:r>
               <w:rPr>
                 <w:rStyle w:val="Hyperlink"/>
@@ -2559,7 +2559,7 @@
                 <w:noProof/>
                 <w:webHidden/>
               </w:rPr>
-              <w:instrText xml:space="preserve"> PAGEREF _Toc204928555 \h </w:instrText>
+              <w:instrText xml:space="preserve"> PAGEREF _Toc220075010 \h </w:instrText>
             </w:r>
             <w:r>
               <w:rPr>
@@ -2606,7 +2606,7 @@
               <w14:ligatures w14:val="standardContextual"/>
             </w:rPr>
           </w:pPr>
-          <w:hyperlink w:anchor="_Toc204928556" w:history="1">
+          <w:hyperlink w:anchor="_Toc220075011" w:history="1">
             <w:r>
               <w:rPr>
                 <w:rStyle w:val="Hyperlink"/>
@@ -2642,7 +2642,7 @@
                 <w:noProof/>
                 <w:webHidden/>
               </w:rPr>
-              <w:instrText xml:space="preserve"> PAGEREF _Toc204928556 \h </w:instrText>
+              <w:instrText xml:space="preserve"> PAGEREF _Toc220075011 \h </w:instrText>
             </w:r>
             <w:r>
               <w:rPr>
@@ -2689,7 +2689,7 @@
               <w14:ligatures w14:val="standardContextual"/>
             </w:rPr>
           </w:pPr>
-          <w:hyperlink w:anchor="_Toc204928557" w:history="1">
+          <w:hyperlink w:anchor="_Toc220075012" w:history="1">
             <w:r>
               <w:rPr>
                 <w:rStyle w:val="Hyperlink"/>
@@ -2725,7 +2725,7 @@
                 <w:noProof/>
                 <w:webHidden/>
               </w:rPr>
-              <w:instrText xml:space="preserve"> PAGEREF _Toc204928557 \h </w:instrText>
+              <w:instrText xml:space="preserve"> PAGEREF _Toc220075012 \h </w:instrText>
             </w:r>
             <w:r>
               <w:rPr>
@@ -2772,7 +2772,7 @@
               <w14:ligatures w14:val="standardContextual"/>
             </w:rPr>
           </w:pPr>
-          <w:hyperlink w:anchor="_Toc204928558" w:history="1">
+          <w:hyperlink w:anchor="_Toc220075013" w:history="1">
             <w:r>
               <w:rPr>
                 <w:rStyle w:val="Hyperlink"/>
@@ -2808,7 +2808,7 @@
                 <w:noProof/>
                 <w:webHidden/>
               </w:rPr>
-              <w:instrText xml:space="preserve"> PAGEREF _Toc204928558 \h </w:instrText>
+              <w:instrText xml:space="preserve"> PAGEREF _Toc220075013 \h </w:instrText>
             </w:r>
             <w:r>
               <w:rPr>
@@ -2855,7 +2855,7 @@
               <w14:ligatures w14:val="standardContextual"/>
             </w:rPr>
           </w:pPr>
-          <w:hyperlink w:anchor="_Toc204928559" w:history="1">
+          <w:hyperlink w:anchor="_Toc220075014" w:history="1">
             <w:r>
               <w:rPr>
                 <w:rStyle w:val="Hyperlink"/>
@@ -2891,7 +2891,7 @@
                 <w:noProof/>
                 <w:webHidden/>
               </w:rPr>
-              <w:instrText xml:space="preserve"> PAGEREF _Toc204928559 \h </w:instrText>
+              <w:instrText xml:space="preserve"> PAGEREF _Toc220075014 \h </w:instrText>
             </w:r>
             <w:r>
               <w:rPr>
@@ -2938,7 +2938,7 @@
               <w14:ligatures w14:val="standardContextual"/>
             </w:rPr>
           </w:pPr>
-          <w:hyperlink w:anchor="_Toc204928560" w:history="1">
+          <w:hyperlink w:anchor="_Toc220075015" w:history="1">
             <w:r>
               <w:rPr>
                 <w:rStyle w:val="Hyperlink"/>
@@ -2974,7 +2974,7 @@
                 <w:noProof/>
                 <w:webHidden/>
               </w:rPr>
-              <w:instrText xml:space="preserve"> PAGEREF _Toc204928560 \h </w:instrText>
+              <w:instrText xml:space="preserve"> PAGEREF _Toc220075015 \h </w:instrText>
             </w:r>
             <w:r>
               <w:rPr>
@@ -3021,7 +3021,7 @@
               <w14:ligatures w14:val="standardContextual"/>
             </w:rPr>
           </w:pPr>
-          <w:hyperlink w:anchor="_Toc204928561" w:history="1">
+          <w:hyperlink w:anchor="_Toc220075016" w:history="1">
             <w:r>
               <w:rPr>
                 <w:rStyle w:val="Hyperlink"/>
@@ -3057,7 +3057,7 @@
                 <w:noProof/>
                 <w:webHidden/>
               </w:rPr>
-              <w:instrText xml:space="preserve"> PAGEREF _Toc204928561 \h </w:instrText>
+              <w:instrText xml:space="preserve"> PAGEREF _Toc220075016 \h </w:instrText>
             </w:r>
             <w:r>
               <w:rPr>
@@ -3104,7 +3104,7 @@
               <w14:ligatures w14:val="standardContextual"/>
             </w:rPr>
           </w:pPr>
-          <w:hyperlink w:anchor="_Toc204928562" w:history="1">
+          <w:hyperlink w:anchor="_Toc220075017" w:history="1">
             <w:r>
               <w:rPr>
                 <w:rStyle w:val="Hyperlink"/>
@@ -3140,7 +3140,7 @@
                 <w:noProof/>
                 <w:webHidden/>
               </w:rPr>
-              <w:instrText xml:space="preserve"> PAGEREF _Toc204928562 \h </w:instrText>
+              <w:instrText xml:space="preserve"> PAGEREF _Toc220075017 \h </w:instrText>
             </w:r>
             <w:r>
               <w:rPr>
@@ -3187,7 +3187,7 @@
               <w14:ligatures w14:val="standardContextual"/>
             </w:rPr>
           </w:pPr>
-          <w:hyperlink w:anchor="_Toc204928563" w:history="1">
+          <w:hyperlink w:anchor="_Toc220075018" w:history="1">
             <w:r>
               <w:rPr>
                 <w:rStyle w:val="Hyperlink"/>
@@ -3223,7 +3223,7 @@
                 <w:noProof/>
                 <w:webHidden/>
               </w:rPr>
-              <w:instrText xml:space="preserve"> PAGEREF _Toc204928563 \h </w:instrText>
+              <w:instrText xml:space="preserve"> PAGEREF _Toc220075018 \h </w:instrText>
             </w:r>
             <w:r>
               <w:rPr>
@@ -3270,7 +3270,7 @@
               <w14:ligatures w14:val="standardContextual"/>
             </w:rPr>
           </w:pPr>
-          <w:hyperlink w:anchor="_Toc204928564" w:history="1">
+          <w:hyperlink w:anchor="_Toc220075019" w:history="1">
             <w:r>
               <w:rPr>
                 <w:rStyle w:val="Hyperlink"/>
@@ -3306,7 +3306,7 @@
                 <w:noProof/>
                 <w:webHidden/>
               </w:rPr>
-              <w:instrText xml:space="preserve"> PAGEREF _Toc204928564 \h </w:instrText>
+              <w:instrText xml:space="preserve"> PAGEREF _Toc220075019 \h </w:instrText>
             </w:r>
             <w:r>
               <w:rPr>
@@ -3353,7 +3353,7 @@
               <w14:ligatures w14:val="standardContextual"/>
             </w:rPr>
           </w:pPr>
-          <w:hyperlink w:anchor="_Toc204928565" w:history="1">
+          <w:hyperlink w:anchor="_Toc220075020" w:history="1">
             <w:r>
               <w:rPr>
                 <w:rStyle w:val="Hyperlink"/>
@@ -3389,7 +3389,7 @@
                 <w:noProof/>
                 <w:webHidden/>
               </w:rPr>
-              <w:instrText xml:space="preserve"> PAGEREF _Toc204928565 \h </w:instrText>
+              <w:instrText xml:space="preserve"> PAGEREF _Toc220075020 \h </w:instrText>
             </w:r>
             <w:r>
               <w:rPr>
@@ -3436,7 +3436,7 @@
               <w14:ligatures w14:val="standardContextual"/>
             </w:rPr>
           </w:pPr>
-          <w:hyperlink w:anchor="_Toc204928566" w:history="1">
+          <w:hyperlink w:anchor="_Toc220075021" w:history="1">
             <w:r>
               <w:rPr>
                 <w:rStyle w:val="Hyperlink"/>
@@ -3472,7 +3472,7 @@
                 <w:noProof/>
                 <w:webHidden/>
               </w:rPr>
-              <w:instrText xml:space="preserve"> PAGEREF _Toc204928566 \h </w:instrText>
+              <w:instrText xml:space="preserve"> PAGEREF _Toc220075021 \h </w:instrText>
             </w:r>
             <w:r>
               <w:rPr>
@@ -3519,7 +3519,7 @@
               <w14:ligatures w14:val="standardContextual"/>
             </w:rPr>
           </w:pPr>
-          <w:hyperlink w:anchor="_Toc204928567" w:history="1">
+          <w:hyperlink w:anchor="_Toc220075022" w:history="1">
             <w:r>
               <w:rPr>
                 <w:rStyle w:val="Hyperlink"/>
@@ -3563,7 +3563,7 @@
                 <w:noProof/>
                 <w:webHidden/>
               </w:rPr>
-              <w:instrText xml:space="preserve"> PAGEREF _Toc204928567 \h </w:instrText>
+              <w:instrText xml:space="preserve"> PAGEREF _Toc220075022 \h </w:instrText>
             </w:r>
             <w:r>
               <w:rPr>
@@ -3610,7 +3610,7 @@
               <w14:ligatures w14:val="standardContextual"/>
             </w:rPr>
           </w:pPr>
-          <w:hyperlink w:anchor="_Toc204928568" w:history="1">
+          <w:hyperlink w:anchor="_Toc220075023" w:history="1">
             <w:r>
               <w:rPr>
                 <w:rStyle w:val="Hyperlink"/>
@@ -3645,7 +3645,7 @@
                 <w:noProof/>
                 <w:webHidden/>
               </w:rPr>
-              <w:instrText xml:space="preserve"> PAGEREF _Toc204928568 \h </w:instrText>
+              <w:instrText xml:space="preserve"> PAGEREF _Toc220075023 \h </w:instrText>
             </w:r>
             <w:r>
               <w:rPr>
@@ -3692,7 +3692,7 @@
               <w14:ligatures w14:val="standardContextual"/>
             </w:rPr>
           </w:pPr>
-          <w:hyperlink w:anchor="_Toc204928569" w:history="1">
+          <w:hyperlink w:anchor="_Toc220075024" w:history="1">
             <w:r>
               <w:rPr>
                 <w:rStyle w:val="Hyperlink"/>
@@ -3727,7 +3727,7 @@
                 <w:noProof/>
                 <w:webHidden/>
               </w:rPr>
-              <w:instrText xml:space="preserve"> PAGEREF _Toc204928569 \h </w:instrText>
+              <w:instrText xml:space="preserve"> PAGEREF _Toc220075024 \h </w:instrText>
             </w:r>
             <w:r>
               <w:rPr>
@@ -3774,7 +3774,7 @@
               <w14:ligatures w14:val="standardContextual"/>
             </w:rPr>
           </w:pPr>
-          <w:hyperlink w:anchor="_Toc204928570" w:history="1">
+          <w:hyperlink w:anchor="_Toc220075025" w:history="1">
             <w:r>
               <w:rPr>
                 <w:rStyle w:val="Hyperlink"/>
@@ -3809,7 +3809,7 @@
                 <w:noProof/>
                 <w:webHidden/>
               </w:rPr>
-              <w:instrText xml:space="preserve"> PAGEREF _Toc204928570 \h </w:instrText>
+              <w:instrText xml:space="preserve"> PAGEREF _Toc220075025 \h </w:instrText>
             </w:r>
             <w:r>
               <w:rPr>
@@ -3856,7 +3856,7 @@
               <w14:ligatures w14:val="standardContextual"/>
             </w:rPr>
           </w:pPr>
-          <w:hyperlink w:anchor="_Toc204928571" w:history="1">
+          <w:hyperlink w:anchor="_Toc220075026" w:history="1">
             <w:r>
               <w:rPr>
                 <w:rStyle w:val="Hyperlink"/>
@@ -3891,7 +3891,7 @@
                 <w:noProof/>
                 <w:webHidden/>
               </w:rPr>
-              <w:instrText xml:space="preserve"> PAGEREF _Toc204928571 \h </w:instrText>
+              <w:instrText xml:space="preserve"> PAGEREF _Toc220075026 \h </w:instrText>
             </w:r>
             <w:r>
               <w:rPr>
@@ -3940,7 +3940,7 @@
               <w14:ligatures w14:val="standardContextual"/>
             </w:rPr>
           </w:pPr>
-          <w:hyperlink w:anchor="_Toc204928572" w:history="1">
+          <w:hyperlink w:anchor="_Toc220075027" w:history="1">
             <w:r>
               <w:rPr>
                 <w:rStyle w:val="Hyperlink"/>
@@ -3968,7 +3968,7 @@
                 <w:noProof/>
                 <w:webHidden/>
               </w:rPr>
-              <w:instrText xml:space="preserve"> PAGEREF _Toc204928572 \h </w:instrText>
+              <w:instrText xml:space="preserve"> PAGEREF _Toc220075027 \h </w:instrText>
             </w:r>
             <w:r>
               <w:rPr>
@@ -4015,7 +4015,7 @@
               <w14:ligatures w14:val="standardContextual"/>
             </w:rPr>
           </w:pPr>
-          <w:hyperlink w:anchor="_Toc204928573" w:history="1">
+          <w:hyperlink w:anchor="_Toc220075028" w:history="1">
             <w:r>
               <w:rPr>
                 <w:rStyle w:val="Hyperlink"/>
@@ -4051,7 +4051,7 @@
                 <w:noProof/>
                 <w:webHidden/>
               </w:rPr>
-              <w:instrText xml:space="preserve"> PAGEREF _Toc204928573 \h </w:instrText>
+              <w:instrText xml:space="preserve"> PAGEREF _Toc220075028 \h </w:instrText>
             </w:r>
             <w:r>
               <w:rPr>
@@ -4098,7 +4098,7 @@
               <w14:ligatures w14:val="standardContextual"/>
             </w:rPr>
           </w:pPr>
-          <w:hyperlink w:anchor="_Toc204928574" w:history="1">
+          <w:hyperlink w:anchor="_Toc220075029" w:history="1">
             <w:r>
               <w:rPr>
                 <w:rStyle w:val="Hyperlink"/>
@@ -4142,7 +4142,7 @@
                 <w:noProof/>
                 <w:webHidden/>
               </w:rPr>
-              <w:instrText xml:space="preserve"> PAGEREF _Toc204928574 \h </w:instrText>
+              <w:instrText xml:space="preserve"> PAGEREF _Toc220075029 \h </w:instrText>
             </w:r>
             <w:r>
               <w:rPr>
@@ -4189,7 +4189,7 @@
               <w14:ligatures w14:val="standardContextual"/>
             </w:rPr>
           </w:pPr>
-          <w:hyperlink w:anchor="_Toc204928575" w:history="1">
+          <w:hyperlink w:anchor="_Toc220075030" w:history="1">
             <w:r>
               <w:rPr>
                 <w:rStyle w:val="Hyperlink"/>
@@ -4224,7 +4224,7 @@
                 <w:noProof/>
                 <w:webHidden/>
               </w:rPr>
-              <w:instrText xml:space="preserve"> PAGEREF _Toc204928575 \h </w:instrText>
+              <w:instrText xml:space="preserve"> PAGEREF _Toc220075030 \h </w:instrText>
             </w:r>
             <w:r>
               <w:rPr>
@@ -4271,7 +4271,7 @@
               <w14:ligatures w14:val="standardContextual"/>
             </w:rPr>
           </w:pPr>
-          <w:hyperlink w:anchor="_Toc204928576" w:history="1">
+          <w:hyperlink w:anchor="_Toc220075031" w:history="1">
             <w:r>
               <w:rPr>
                 <w:rStyle w:val="Hyperlink"/>
@@ -4306,7 +4306,7 @@
                 <w:noProof/>
                 <w:webHidden/>
               </w:rPr>
-              <w:instrText xml:space="preserve"> PAGEREF _Toc204928576 \h </w:instrText>
+              <w:instrText xml:space="preserve"> PAGEREF _Toc220075031 \h </w:instrText>
             </w:r>
             <w:r>
               <w:rPr>
@@ -4353,7 +4353,7 @@
               <w14:ligatures w14:val="standardContextual"/>
             </w:rPr>
           </w:pPr>
-          <w:hyperlink w:anchor="_Toc204928577" w:history="1">
+          <w:hyperlink w:anchor="_Toc220075032" w:history="1">
             <w:r>
               <w:rPr>
                 <w:rStyle w:val="Hyperlink"/>
@@ -4388,7 +4388,7 @@
                 <w:noProof/>
                 <w:webHidden/>
               </w:rPr>
-              <w:instrText xml:space="preserve"> PAGEREF _Toc204928577 \h </w:instrText>
+              <w:instrText xml:space="preserve"> PAGEREF _Toc220075032 \h </w:instrText>
             </w:r>
             <w:r>
               <w:rPr>
@@ -4437,7 +4437,7 @@
               <w14:ligatures w14:val="standardContextual"/>
             </w:rPr>
           </w:pPr>
-          <w:hyperlink w:anchor="_Toc204928578" w:history="1">
+          <w:hyperlink w:anchor="_Toc220075033" w:history="1">
             <w:r>
               <w:rPr>
                 <w:rStyle w:val="Hyperlink"/>
@@ -4465,7 +4465,7 @@
                 <w:noProof/>
                 <w:webHidden/>
               </w:rPr>
-              <w:instrText xml:space="preserve"> PAGEREF _Toc204928578 \h </w:instrText>
+              <w:instrText xml:space="preserve"> PAGEREF _Toc220075033 \h </w:instrText>
             </w:r>
             <w:r>
               <w:rPr>
@@ -4512,7 +4512,7 @@
               <w14:ligatures w14:val="standardContextual"/>
             </w:rPr>
           </w:pPr>
-          <w:hyperlink w:anchor="_Toc204928579" w:history="1">
+          <w:hyperlink w:anchor="_Toc220075034" w:history="1">
             <w:r>
               <w:rPr>
                 <w:rStyle w:val="Hyperlink"/>
@@ -4548,7 +4548,7 @@
                 <w:noProof/>
                 <w:webHidden/>
               </w:rPr>
-              <w:instrText xml:space="preserve"> PAGEREF _Toc204928579 \h </w:instrText>
+              <w:instrText xml:space="preserve"> PAGEREF _Toc220075034 \h </w:instrText>
             </w:r>
             <w:r>
               <w:rPr>
@@ -4595,7 +4595,7 @@
               <w14:ligatures w14:val="standardContextual"/>
             </w:rPr>
           </w:pPr>
-          <w:hyperlink w:anchor="_Toc204928580" w:history="1">
+          <w:hyperlink w:anchor="_Toc220075035" w:history="1">
             <w:r>
               <w:rPr>
                 <w:rStyle w:val="Hyperlink"/>
@@ -4631,7 +4631,7 @@
                 <w:noProof/>
                 <w:webHidden/>
               </w:rPr>
-              <w:instrText xml:space="preserve"> PAGEREF _Toc204928580 \h </w:instrText>
+              <w:instrText xml:space="preserve"> PAGEREF _Toc220075035 \h </w:instrText>
             </w:r>
             <w:r>
               <w:rPr>
@@ -4678,7 +4678,7 @@
               <w14:ligatures w14:val="standardContextual"/>
             </w:rPr>
           </w:pPr>
-          <w:hyperlink w:anchor="_Toc204928581" w:history="1">
+          <w:hyperlink w:anchor="_Toc220075036" w:history="1">
             <w:r>
               <w:rPr>
                 <w:rStyle w:val="Hyperlink"/>
@@ -4714,7 +4714,7 @@
                 <w:noProof/>
                 <w:webHidden/>
               </w:rPr>
-              <w:instrText xml:space="preserve"> PAGEREF _Toc204928581 \h </w:instrText>
+              <w:instrText xml:space="preserve"> PAGEREF _Toc220075036 \h </w:instrText>
             </w:r>
             <w:r>
               <w:rPr>
@@ -4761,7 +4761,7 @@
               <w14:ligatures w14:val="standardContextual"/>
             </w:rPr>
           </w:pPr>
-          <w:hyperlink w:anchor="_Toc204928582" w:history="1">
+          <w:hyperlink w:anchor="_Toc220075037" w:history="1">
             <w:r>
               <w:rPr>
                 <w:rStyle w:val="Hyperlink"/>
@@ -4797,7 +4797,7 @@
                 <w:noProof/>
                 <w:webHidden/>
               </w:rPr>
-              <w:instrText xml:space="preserve"> PAGEREF _Toc204928582 \h </w:instrText>
+              <w:instrText xml:space="preserve"> PAGEREF _Toc220075037 \h </w:instrText>
             </w:r>
             <w:r>
               <w:rPr>
@@ -4844,7 +4844,7 @@
               <w14:ligatures w14:val="standardContextual"/>
             </w:rPr>
           </w:pPr>
-          <w:hyperlink w:anchor="_Toc204928583" w:history="1">
+          <w:hyperlink w:anchor="_Toc220075038" w:history="1">
             <w:r>
               <w:rPr>
                 <w:rStyle w:val="Hyperlink"/>
@@ -4880,7 +4880,7 @@
                 <w:noProof/>
                 <w:webHidden/>
               </w:rPr>
-              <w:instrText xml:space="preserve"> PAGEREF _Toc204928583 \h </w:instrText>
+              <w:instrText xml:space="preserve"> PAGEREF _Toc220075038 \h </w:instrText>
             </w:r>
             <w:r>
               <w:rPr>
@@ -4927,7 +4927,7 @@
               <w14:ligatures w14:val="standardContextual"/>
             </w:rPr>
           </w:pPr>
-          <w:hyperlink w:anchor="_Toc204928584" w:history="1">
+          <w:hyperlink w:anchor="_Toc220075039" w:history="1">
             <w:r>
               <w:rPr>
                 <w:rStyle w:val="Hyperlink"/>
@@ -4963,7 +4963,7 @@
                 <w:noProof/>
                 <w:webHidden/>
               </w:rPr>
-              <w:instrText xml:space="preserve"> PAGEREF _Toc204928584 \h </w:instrText>
+              <w:instrText xml:space="preserve"> PAGEREF _Toc220075039 \h </w:instrText>
             </w:r>
             <w:r>
               <w:rPr>
@@ -5010,7 +5010,7 @@
               <w14:ligatures w14:val="standardContextual"/>
             </w:rPr>
           </w:pPr>
-          <w:hyperlink w:anchor="_Toc204928585" w:history="1">
+          <w:hyperlink w:anchor="_Toc220075040" w:history="1">
             <w:r>
               <w:rPr>
                 <w:rStyle w:val="Hyperlink"/>
@@ -5046,7 +5046,7 @@
                 <w:noProof/>
                 <w:webHidden/>
               </w:rPr>
-              <w:instrText xml:space="preserve"> PAGEREF _Toc204928585 \h </w:instrText>
+              <w:instrText xml:space="preserve"> PAGEREF _Toc220075040 \h </w:instrText>
             </w:r>
             <w:r>
               <w:rPr>
@@ -5095,7 +5095,7 @@
               <w14:ligatures w14:val="standardContextual"/>
             </w:rPr>
           </w:pPr>
-          <w:hyperlink w:anchor="_Toc204928586" w:history="1">
+          <w:hyperlink w:anchor="_Toc220075041" w:history="1">
             <w:r>
               <w:rPr>
                 <w:rStyle w:val="Hyperlink"/>
@@ -5123,7 +5123,7 @@
                 <w:noProof/>
                 <w:webHidden/>
               </w:rPr>
-              <w:instrText xml:space="preserve"> PAGEREF _Toc204928586 \h </w:instrText>
+              <w:instrText xml:space="preserve"> PAGEREF _Toc220075041 \h </w:instrText>
             </w:r>
             <w:r>
               <w:rPr>
@@ -5170,7 +5170,7 @@
               <w14:ligatures w14:val="standardContextual"/>
             </w:rPr>
           </w:pPr>
-          <w:hyperlink w:anchor="_Toc204928587" w:history="1">
+          <w:hyperlink w:anchor="_Toc220075042" w:history="1">
             <w:r>
               <w:rPr>
                 <w:rStyle w:val="Hyperlink"/>
@@ -5206,7 +5206,7 @@
                 <w:noProof/>
                 <w:webHidden/>
               </w:rPr>
-              <w:instrText xml:space="preserve"> PAGEREF _Toc204928587 \h </w:instrText>
+              <w:instrText xml:space="preserve"> PAGEREF _Toc220075042 \h </w:instrText>
             </w:r>
             <w:r>
               <w:rPr>
@@ -5253,7 +5253,7 @@
               <w14:ligatures w14:val="standardContextual"/>
             </w:rPr>
           </w:pPr>
-          <w:hyperlink w:anchor="_Toc204928588" w:history="1">
+          <w:hyperlink w:anchor="_Toc220075043" w:history="1">
             <w:r>
               <w:rPr>
                 <w:rStyle w:val="Hyperlink"/>
@@ -5289,7 +5289,7 @@
                 <w:noProof/>
                 <w:webHidden/>
               </w:rPr>
-              <w:instrText xml:space="preserve"> PAGEREF _Toc204928588 \h </w:instrText>
+              <w:instrText xml:space="preserve"> PAGEREF _Toc220075043 \h </w:instrText>
             </w:r>
             <w:r>
               <w:rPr>
@@ -5336,7 +5336,7 @@
               <w14:ligatures w14:val="standardContextual"/>
             </w:rPr>
           </w:pPr>
-          <w:hyperlink w:anchor="_Toc204928589" w:history="1">
+          <w:hyperlink w:anchor="_Toc220075044" w:history="1">
             <w:r>
               <w:rPr>
                 <w:rStyle w:val="Hyperlink"/>
@@ -5380,7 +5380,7 @@
                 <w:noProof/>
                 <w:webHidden/>
               </w:rPr>
-              <w:instrText xml:space="preserve"> PAGEREF _Toc204928589 \h </w:instrText>
+              <w:instrText xml:space="preserve"> PAGEREF _Toc220075044 \h </w:instrText>
             </w:r>
             <w:r>
               <w:rPr>
@@ -5427,7 +5427,7 @@
               <w14:ligatures w14:val="standardContextual"/>
             </w:rPr>
           </w:pPr>
-          <w:hyperlink w:anchor="_Toc204928590" w:history="1">
+          <w:hyperlink w:anchor="_Toc220075045" w:history="1">
             <w:r>
               <w:rPr>
                 <w:rStyle w:val="Hyperlink"/>
@@ -5462,7 +5462,7 @@
                 <w:noProof/>
                 <w:webHidden/>
               </w:rPr>
-              <w:instrText xml:space="preserve"> PAGEREF _Toc204928590 \h </w:instrText>
+              <w:instrText xml:space="preserve"> PAGEREF _Toc220075045 \h </w:instrText>
             </w:r>
             <w:r>
               <w:rPr>
@@ -5509,7 +5509,7 @@
               <w14:ligatures w14:val="standardContextual"/>
             </w:rPr>
           </w:pPr>
-          <w:hyperlink w:anchor="_Toc204928591" w:history="1">
+          <w:hyperlink w:anchor="_Toc220075046" w:history="1">
             <w:r>
               <w:rPr>
                 <w:rStyle w:val="Hyperlink"/>
@@ -5544,7 +5544,7 @@
                 <w:noProof/>
                 <w:webHidden/>
               </w:rPr>
-              <w:instrText xml:space="preserve"> PAGEREF _Toc204928591 \h </w:instrText>
+              <w:instrText xml:space="preserve"> PAGEREF _Toc220075046 \h </w:instrText>
             </w:r>
             <w:r>
               <w:rPr>
@@ -5593,7 +5593,7 @@
               <w14:ligatures w14:val="standardContextual"/>
             </w:rPr>
           </w:pPr>
-          <w:hyperlink w:anchor="_Toc204928592" w:history="1">
+          <w:hyperlink w:anchor="_Toc220075047" w:history="1">
             <w:r>
               <w:rPr>
                 <w:rStyle w:val="Hyperlink"/>
@@ -5621,7 +5621,7 @@
                 <w:noProof/>
                 <w:webHidden/>
               </w:rPr>
-              <w:instrText xml:space="preserve"> PAGEREF _Toc204928592 \h </w:instrText>
+              <w:instrText xml:space="preserve"> PAGEREF _Toc220075047 \h </w:instrText>
             </w:r>
             <w:r>
               <w:rPr>
@@ -5668,7 +5668,7 @@
               <w14:ligatures w14:val="standardContextual"/>
             </w:rPr>
           </w:pPr>
-          <w:hyperlink w:anchor="_Toc204928593" w:history="1">
+          <w:hyperlink w:anchor="_Toc220075048" w:history="1">
             <w:r>
               <w:rPr>
                 <w:rStyle w:val="Hyperlink"/>
@@ -5703,7 +5703,7 @@
                 <w:noProof/>
                 <w:webHidden/>
               </w:rPr>
-              <w:instrText xml:space="preserve"> PAGEREF _Toc204928593 \h </w:instrText>
+              <w:instrText xml:space="preserve"> PAGEREF _Toc220075048 \h </w:instrText>
             </w:r>
             <w:r>
               <w:rPr>
@@ -5750,7 +5750,7 @@
               <w14:ligatures w14:val="standardContextual"/>
             </w:rPr>
           </w:pPr>
-          <w:hyperlink w:anchor="_Toc204928594" w:history="1">
+          <w:hyperlink w:anchor="_Toc220075049" w:history="1">
             <w:r>
               <w:rPr>
                 <w:rStyle w:val="Hyperlink"/>
@@ -5785,7 +5785,7 @@
                 <w:noProof/>
                 <w:webHidden/>
               </w:rPr>
-              <w:instrText xml:space="preserve"> PAGEREF _Toc204928594 \h </w:instrText>
+              <w:instrText xml:space="preserve"> PAGEREF _Toc220075049 \h </w:instrText>
             </w:r>
             <w:r>
               <w:rPr>
@@ -5832,7 +5832,7 @@
               <w14:ligatures w14:val="standardContextual"/>
             </w:rPr>
           </w:pPr>
-          <w:hyperlink w:anchor="_Toc204928595" w:history="1">
+          <w:hyperlink w:anchor="_Toc220075050" w:history="1">
             <w:r>
               <w:rPr>
                 <w:rStyle w:val="Hyperlink"/>
@@ -5867,7 +5867,7 @@
                 <w:noProof/>
                 <w:webHidden/>
               </w:rPr>
-              <w:instrText xml:space="preserve"> PAGEREF _Toc204928595 \h </w:instrText>
+              <w:instrText xml:space="preserve"> PAGEREF _Toc220075050 \h </w:instrText>
             </w:r>
             <w:r>
               <w:rPr>
@@ -5914,7 +5914,7 @@
               <w14:ligatures w14:val="standardContextual"/>
             </w:rPr>
           </w:pPr>
-          <w:hyperlink w:anchor="_Toc204928596" w:history="1">
+          <w:hyperlink w:anchor="_Toc220075051" w:history="1">
             <w:r>
               <w:rPr>
                 <w:rStyle w:val="Hyperlink"/>
@@ -5949,7 +5949,7 @@
                 <w:noProof/>
                 <w:webHidden/>
               </w:rPr>
-              <w:instrText xml:space="preserve"> PAGEREF _Toc204928596 \h </w:instrText>
+              <w:instrText xml:space="preserve"> PAGEREF _Toc220075051 \h </w:instrText>
             </w:r>
             <w:r>
               <w:rPr>
@@ -5998,7 +5998,7 @@
               <w14:ligatures w14:val="standardContextual"/>
             </w:rPr>
           </w:pPr>
-          <w:hyperlink w:anchor="_Toc204928597" w:history="1">
+          <w:hyperlink w:anchor="_Toc220075052" w:history="1">
             <w:r>
               <w:rPr>
                 <w:rStyle w:val="Hyperlink"/>
@@ -6026,7 +6026,7 @@
                 <w:noProof/>
                 <w:webHidden/>
               </w:rPr>
-              <w:instrText xml:space="preserve"> PAGEREF _Toc204928597 \h </w:instrText>
+              <w:instrText xml:space="preserve"> PAGEREF _Toc220075052 \h </w:instrText>
             </w:r>
             <w:r>
               <w:rPr>
@@ -6073,7 +6073,7 @@
               <w14:ligatures w14:val="standardContextual"/>
             </w:rPr>
           </w:pPr>
-          <w:hyperlink w:anchor="_Toc204928598" w:history="1">
+          <w:hyperlink w:anchor="_Toc220075053" w:history="1">
             <w:r>
               <w:rPr>
                 <w:rStyle w:val="Hyperlink"/>
@@ -6109,7 +6109,7 @@
                 <w:noProof/>
                 <w:webHidden/>
               </w:rPr>
-              <w:instrText xml:space="preserve"> PAGEREF _Toc204928598 \h </w:instrText>
+              <w:instrText xml:space="preserve"> PAGEREF _Toc220075053 \h </w:instrText>
             </w:r>
             <w:r>
               <w:rPr>
@@ -6156,7 +6156,7 @@
               <w14:ligatures w14:val="standardContextual"/>
             </w:rPr>
           </w:pPr>
-          <w:hyperlink w:anchor="_Toc204928599" w:history="1">
+          <w:hyperlink w:anchor="_Toc220075054" w:history="1">
             <w:r>
               <w:rPr>
                 <w:rStyle w:val="Hyperlink"/>
@@ -6192,7 +6192,7 @@
                 <w:noProof/>
                 <w:webHidden/>
               </w:rPr>
-              <w:instrText xml:space="preserve"> PAGEREF _Toc204928599 \h </w:instrText>
+              <w:instrText xml:space="preserve"> PAGEREF _Toc220075054 \h </w:instrText>
             </w:r>
             <w:r>
               <w:rPr>
@@ -6239,7 +6239,7 @@
               <w14:ligatures w14:val="standardContextual"/>
             </w:rPr>
           </w:pPr>
-          <w:hyperlink w:anchor="_Toc204928600" w:history="1">
+          <w:hyperlink w:anchor="_Toc220075055" w:history="1">
             <w:r>
               <w:rPr>
                 <w:rStyle w:val="Hyperlink"/>
@@ -6275,7 +6275,7 @@
                 <w:noProof/>
                 <w:webHidden/>
               </w:rPr>
-              <w:instrText xml:space="preserve"> PAGEREF _Toc204928600 \h </w:instrText>
+              <w:instrText xml:space="preserve"> PAGEREF _Toc220075055 \h </w:instrText>
             </w:r>
             <w:r>
               <w:rPr>
@@ -6322,7 +6322,7 @@
               <w14:ligatures w14:val="standardContextual"/>
             </w:rPr>
           </w:pPr>
-          <w:hyperlink w:anchor="_Toc204928601" w:history="1">
+          <w:hyperlink w:anchor="_Toc220075056" w:history="1">
             <w:r>
               <w:rPr>
                 <w:rStyle w:val="Hyperlink"/>
@@ -6358,7 +6358,7 @@
                 <w:noProof/>
                 <w:webHidden/>
               </w:rPr>
-              <w:instrText xml:space="preserve"> PAGEREF _Toc204928601 \h </w:instrText>
+              <w:instrText xml:space="preserve"> PAGEREF _Toc220075056 \h </w:instrText>
             </w:r>
             <w:r>
               <w:rPr>
@@ -6405,7 +6405,7 @@
               <w14:ligatures w14:val="standardContextual"/>
             </w:rPr>
           </w:pPr>
-          <w:hyperlink w:anchor="_Toc204928602" w:history="1">
+          <w:hyperlink w:anchor="_Toc220075057" w:history="1">
             <w:r>
               <w:rPr>
                 <w:rStyle w:val="Hyperlink"/>
@@ -6441,7 +6441,7 @@
                 <w:noProof/>
                 <w:webHidden/>
               </w:rPr>
-              <w:instrText xml:space="preserve"> PAGEREF _Toc204928602 \h </w:instrText>
+              <w:instrText xml:space="preserve"> PAGEREF _Toc220075057 \h </w:instrText>
             </w:r>
             <w:r>
               <w:rPr>
@@ -6490,7 +6490,7 @@
               <w14:ligatures w14:val="standardContextual"/>
             </w:rPr>
           </w:pPr>
-          <w:hyperlink w:anchor="_Toc204928603" w:history="1">
+          <w:hyperlink w:anchor="_Toc220075058" w:history="1">
             <w:r>
               <w:rPr>
                 <w:rStyle w:val="Hyperlink"/>
@@ -6518,7 +6518,7 @@
                 <w:noProof/>
                 <w:webHidden/>
               </w:rPr>
-              <w:instrText xml:space="preserve"> PAGEREF _Toc204928603 \h </w:instrText>
+              <w:instrText xml:space="preserve"> PAGEREF _Toc220075058 \h </w:instrText>
             </w:r>
             <w:r>
               <w:rPr>
@@ -6565,7 +6565,7 @@
               <w14:ligatures w14:val="standardContextual"/>
             </w:rPr>
           </w:pPr>
-          <w:hyperlink w:anchor="_Toc204928604" w:history="1">
+          <w:hyperlink w:anchor="_Toc220075059" w:history="1">
             <w:r>
               <w:rPr>
                 <w:rStyle w:val="Hyperlink"/>
@@ -6601,7 +6601,7 @@
                 <w:noProof/>
                 <w:webHidden/>
               </w:rPr>
-              <w:instrText xml:space="preserve"> PAGEREF _Toc204928604 \h </w:instrText>
+              <w:instrText xml:space="preserve"> PAGEREF _Toc220075059 \h </w:instrText>
             </w:r>
             <w:r>
               <w:rPr>
@@ -6648,7 +6648,7 @@
               <w14:ligatures w14:val="standardContextual"/>
             </w:rPr>
           </w:pPr>
-          <w:hyperlink w:anchor="_Toc204928605" w:history="1">
+          <w:hyperlink w:anchor="_Toc220075060" w:history="1">
             <w:r>
               <w:rPr>
                 <w:rStyle w:val="Hyperlink"/>
@@ -6684,7 +6684,7 @@
                 <w:noProof/>
                 <w:webHidden/>
               </w:rPr>
-              <w:instrText xml:space="preserve"> PAGEREF _Toc204928605 \h </w:instrText>
+              <w:instrText xml:space="preserve"> PAGEREF _Toc220075060 \h </w:instrText>
             </w:r>
             <w:r>
               <w:rPr>
@@ -6731,7 +6731,7 @@
               <w14:ligatures w14:val="standardContextual"/>
             </w:rPr>
           </w:pPr>
-          <w:hyperlink w:anchor="_Toc204928606" w:history="1">
+          <w:hyperlink w:anchor="_Toc220075061" w:history="1">
             <w:r>
               <w:rPr>
                 <w:rStyle w:val="Hyperlink"/>
@@ -6767,7 +6767,7 @@
                 <w:noProof/>
                 <w:webHidden/>
               </w:rPr>
-              <w:instrText xml:space="preserve"> PAGEREF _Toc204928606 \h </w:instrText>
+              <w:instrText xml:space="preserve"> PAGEREF _Toc220075061 \h </w:instrText>
             </w:r>
             <w:r>
               <w:rPr>
@@ -6814,7 +6814,7 @@
               <w14:ligatures w14:val="standardContextual"/>
             </w:rPr>
           </w:pPr>
-          <w:hyperlink w:anchor="_Toc204928607" w:history="1">
+          <w:hyperlink w:anchor="_Toc220075062" w:history="1">
             <w:r>
               <w:rPr>
                 <w:rStyle w:val="Hyperlink"/>
@@ -6850,7 +6850,7 @@
                 <w:noProof/>
                 <w:webHidden/>
               </w:rPr>
-              <w:instrText xml:space="preserve"> PAGEREF _Toc204928607 \h </w:instrText>
+              <w:instrText xml:space="preserve"> PAGEREF _Toc220075062 \h </w:instrText>
             </w:r>
             <w:r>
               <w:rPr>
@@ -6897,7 +6897,7 @@
               <w14:ligatures w14:val="standardContextual"/>
             </w:rPr>
           </w:pPr>
-          <w:hyperlink w:anchor="_Toc204928608" w:history="1">
+          <w:hyperlink w:anchor="_Toc220075063" w:history="1">
             <w:r>
               <w:rPr>
                 <w:rStyle w:val="Hyperlink"/>
@@ -6933,7 +6933,7 @@
                 <w:noProof/>
                 <w:webHidden/>
               </w:rPr>
-              <w:instrText xml:space="preserve"> PAGEREF _Toc204928608 \h </w:instrText>
+              <w:instrText xml:space="preserve"> PAGEREF _Toc220075063 \h </w:instrText>
             </w:r>
             <w:r>
               <w:rPr>
@@ -6980,7 +6980,7 @@
               <w14:ligatures w14:val="standardContextual"/>
             </w:rPr>
           </w:pPr>
-          <w:hyperlink w:anchor="_Toc204928609" w:history="1">
+          <w:hyperlink w:anchor="_Toc220075064" w:history="1">
             <w:r>
               <w:rPr>
                 <w:rStyle w:val="Hyperlink"/>
@@ -7016,7 +7016,7 @@
                 <w:noProof/>
                 <w:webHidden/>
               </w:rPr>
-              <w:instrText xml:space="preserve"> PAGEREF _Toc204928609 \h </w:instrText>
+              <w:instrText xml:space="preserve"> PAGEREF _Toc220075064 \h </w:instrText>
             </w:r>
             <w:r>
               <w:rPr>
@@ -7065,7 +7065,7 @@
               <w14:ligatures w14:val="standardContextual"/>
             </w:rPr>
           </w:pPr>
-          <w:hyperlink w:anchor="_Toc204928610" w:history="1">
+          <w:hyperlink w:anchor="_Toc220075065" w:history="1">
             <w:r>
               <w:rPr>
                 <w:rStyle w:val="Hyperlink"/>
@@ -7093,7 +7093,7 @@
                 <w:noProof/>
                 <w:webHidden/>
               </w:rPr>
-              <w:instrText xml:space="preserve"> PAGEREF _Toc204928610 \h </w:instrText>
+              <w:instrText xml:space="preserve"> PAGEREF _Toc220075065 \h </w:instrText>
             </w:r>
             <w:r>
               <w:rPr>
@@ -7140,7 +7140,7 @@
               <w14:ligatures w14:val="standardContextual"/>
             </w:rPr>
           </w:pPr>
-          <w:hyperlink w:anchor="_Toc204928611" w:history="1">
+          <w:hyperlink w:anchor="_Toc220075066" w:history="1">
             <w:r>
               <w:rPr>
                 <w:rStyle w:val="Hyperlink"/>
@@ -7176,7 +7176,7 @@
                 <w:noProof/>
                 <w:webHidden/>
               </w:rPr>
-              <w:instrText xml:space="preserve"> PAGEREF _Toc204928611 \h </w:instrText>
+              <w:instrText xml:space="preserve"> PAGEREF _Toc220075066 \h </w:instrText>
             </w:r>
             <w:r>
               <w:rPr>
@@ -7223,7 +7223,7 @@
               <w14:ligatures w14:val="standardContextual"/>
             </w:rPr>
           </w:pPr>
-          <w:hyperlink w:anchor="_Toc204928612" w:history="1">
+          <w:hyperlink w:anchor="_Toc220075067" w:history="1">
             <w:r>
               <w:rPr>
                 <w:rStyle w:val="Hyperlink"/>
@@ -7259,7 +7259,7 @@
                 <w:noProof/>
                 <w:webHidden/>
               </w:rPr>
-              <w:instrText xml:space="preserve"> PAGEREF _Toc204928612 \h </w:instrText>
+              <w:instrText xml:space="preserve"> PAGEREF _Toc220075067 \h </w:instrText>
             </w:r>
             <w:r>
               <w:rPr>
@@ -7306,7 +7306,7 @@
               <w14:ligatures w14:val="standardContextual"/>
             </w:rPr>
           </w:pPr>
-          <w:hyperlink w:anchor="_Toc204928613" w:history="1">
+          <w:hyperlink w:anchor="_Toc220075068" w:history="1">
             <w:r>
               <w:rPr>
                 <w:rStyle w:val="Hyperlink"/>
@@ -7342,7 +7342,7 @@
                 <w:noProof/>
                 <w:webHidden/>
               </w:rPr>
-              <w:instrText xml:space="preserve"> PAGEREF _Toc204928613 \h </w:instrText>
+              <w:instrText xml:space="preserve"> PAGEREF _Toc220075068 \h </w:instrText>
             </w:r>
             <w:r>
               <w:rPr>
@@ -7389,7 +7389,7 @@
               <w14:ligatures w14:val="standardContextual"/>
             </w:rPr>
           </w:pPr>
-          <w:hyperlink w:anchor="_Toc204928614" w:history="1">
+          <w:hyperlink w:anchor="_Toc220075069" w:history="1">
             <w:r>
               <w:rPr>
                 <w:rStyle w:val="Hyperlink"/>
@@ -7425,7 +7425,7 @@
                 <w:noProof/>
                 <w:webHidden/>
               </w:rPr>
-              <w:instrText xml:space="preserve"> PAGEREF _Toc204928614 \h </w:instrText>
+              <w:instrText xml:space="preserve"> PAGEREF _Toc220075069 \h </w:instrText>
             </w:r>
             <w:r>
               <w:rPr>
@@ -7472,7 +7472,7 @@
               <w14:ligatures w14:val="standardContextual"/>
             </w:rPr>
           </w:pPr>
-          <w:hyperlink w:anchor="_Toc204928615" w:history="1">
+          <w:hyperlink w:anchor="_Toc220075070" w:history="1">
             <w:r>
               <w:rPr>
                 <w:rStyle w:val="Hyperlink"/>
@@ -7508,7 +7508,7 @@
                 <w:noProof/>
                 <w:webHidden/>
               </w:rPr>
-              <w:instrText xml:space="preserve"> PAGEREF _Toc204928615 \h </w:instrText>
+              <w:instrText xml:space="preserve"> PAGEREF _Toc220075070 \h </w:instrText>
             </w:r>
             <w:r>
               <w:rPr>
@@ -7528,7 +7528,7 @@
                 <w:noProof/>
                 <w:webHidden/>
               </w:rPr>
-              <w:t>59</w:t>
+              <w:t>60</w:t>
             </w:r>
             <w:r>
               <w:rPr>
@@ -7555,7 +7555,7 @@
               <w14:ligatures w14:val="standardContextual"/>
             </w:rPr>
           </w:pPr>
-          <w:hyperlink w:anchor="_Toc204928616" w:history="1">
+          <w:hyperlink w:anchor="_Toc220075071" w:history="1">
             <w:r>
               <w:rPr>
                 <w:rStyle w:val="Hyperlink"/>
@@ -7591,7 +7591,7 @@
                 <w:noProof/>
                 <w:webHidden/>
               </w:rPr>
-              <w:instrText xml:space="preserve"> PAGEREF _Toc204928616 \h </w:instrText>
+              <w:instrText xml:space="preserve"> PAGEREF _Toc220075071 \h </w:instrText>
             </w:r>
             <w:r>
               <w:rPr>
@@ -7611,7 +7611,7 @@
                 <w:noProof/>
                 <w:webHidden/>
               </w:rPr>
-              <w:t>60</w:t>
+              <w:t>61</w:t>
             </w:r>
             <w:r>
               <w:rPr>
@@ -7638,7 +7638,7 @@
               <w14:ligatures w14:val="standardContextual"/>
             </w:rPr>
           </w:pPr>
-          <w:hyperlink w:anchor="_Toc204928617" w:history="1">
+          <w:hyperlink w:anchor="_Toc220075072" w:history="1">
             <w:r>
               <w:rPr>
                 <w:rStyle w:val="Hyperlink"/>
@@ -7674,7 +7674,7 @@
                 <w:noProof/>
                 <w:webHidden/>
               </w:rPr>
-              <w:instrText xml:space="preserve"> PAGEREF _Toc204928617 \h </w:instrText>
+              <w:instrText xml:space="preserve"> PAGEREF _Toc220075072 \h </w:instrText>
             </w:r>
             <w:r>
               <w:rPr>
@@ -7694,7 +7694,7 @@
                 <w:noProof/>
                 <w:webHidden/>
               </w:rPr>
-              <w:t>60</w:t>
+              <w:t>61</w:t>
             </w:r>
             <w:r>
               <w:rPr>
@@ -7721,7 +7721,7 @@
               <w14:ligatures w14:val="standardContextual"/>
             </w:rPr>
           </w:pPr>
-          <w:hyperlink w:anchor="_Toc204928618" w:history="1">
+          <w:hyperlink w:anchor="_Toc220075073" w:history="1">
             <w:r>
               <w:rPr>
                 <w:rStyle w:val="Hyperlink"/>
@@ -7757,7 +7757,7 @@
                 <w:noProof/>
                 <w:webHidden/>
               </w:rPr>
-              <w:instrText xml:space="preserve"> PAGEREF _Toc204928618 \h </w:instrText>
+              <w:instrText xml:space="preserve"> PAGEREF _Toc220075073 \h </w:instrText>
             </w:r>
             <w:r>
               <w:rPr>
@@ -7777,7 +7777,7 @@
                 <w:noProof/>
                 <w:webHidden/>
               </w:rPr>
-              <w:t>61</w:t>
+              <w:t>62</w:t>
             </w:r>
             <w:r>
               <w:rPr>
@@ -7847,7 +7847,7 @@
           <w:lang w:val="en-GB"/>
         </w:rPr>
       </w:pPr>
-      <w:bookmarkStart w:id="0" w:name="_Toc204928530"/>
+      <w:bookmarkStart w:id="0" w:name="_Toc220074985"/>
       <w:r>
         <w:rPr>
           <w:b/>
@@ -8262,7 +8262,7 @@
                 <w:lang w:val="en-GB"/>
               </w:rPr>
             </w:pPr>
-            <w:bookmarkStart w:id="1" w:name="_Toc204928531"/>
+            <w:bookmarkStart w:id="1" w:name="_Toc220074986"/>
             <w:r>
               <w:rPr>
                 <w:b/>
@@ -8387,7 +8387,7 @@
               <w:pStyle w:val="Heading2"/>
             </w:pPr>
             <w:bookmarkStart w:id="2" w:name="_Toc146100629"/>
-            <w:bookmarkStart w:id="3" w:name="_Toc204928532"/>
+            <w:bookmarkStart w:id="3" w:name="_Toc220074987"/>
             <w:r>
               <w:t>F</w:t>
             </w:r>
@@ -8617,7 +8617,7 @@
             <w:pPr>
               <w:pStyle w:val="Heading2"/>
             </w:pPr>
-            <w:bookmarkStart w:id="4" w:name="_Toc204928533"/>
+            <w:bookmarkStart w:id="4" w:name="_Toc220074988"/>
             <w:r>
               <w:t>F</w:t>
             </w:r>
@@ -8905,7 +8905,7 @@
             <w:r>
               <w:br w:type="page"/>
             </w:r>
-            <w:bookmarkStart w:id="5" w:name="_Toc204928534"/>
+            <w:bookmarkStart w:id="5" w:name="_Toc220074989"/>
             <w:r>
               <w:t>F</w:t>
             </w:r>
@@ -9163,7 +9163,7 @@
             <w:r>
               <w:br w:type="page"/>
             </w:r>
-            <w:bookmarkStart w:id="6" w:name="_Toc204928535"/>
+            <w:bookmarkStart w:id="6" w:name="_Toc220074990"/>
             <w:r>
               <w:t>F</w:t>
             </w:r>
@@ -9411,7 +9411,7 @@
             <w:r>
               <w:br w:type="page"/>
             </w:r>
-            <w:bookmarkStart w:id="7" w:name="_Toc204928536"/>
+            <w:bookmarkStart w:id="7" w:name="_Toc220074991"/>
             <w:r>
               <w:t>F</w:t>
             </w:r>
@@ -9668,7 +9668,7 @@
             <w:r>
               <w:br w:type="page"/>
             </w:r>
-            <w:bookmarkStart w:id="8" w:name="_Toc204928537"/>
+            <w:bookmarkStart w:id="8" w:name="_Toc220074992"/>
             <w:r>
               <w:t>F</w:t>
             </w:r>
@@ -9820,7 +9820,7 @@
             <w:pPr>
               <w:pStyle w:val="Heading2"/>
             </w:pPr>
-            <w:bookmarkStart w:id="9" w:name="_Toc204928538"/>
+            <w:bookmarkStart w:id="9" w:name="_Toc220074993"/>
             <w:r>
               <w:t>F</w:t>
             </w:r>
@@ -10409,7 +10409,7 @@
             <w:pPr>
               <w:pStyle w:val="Heading2"/>
             </w:pPr>
-            <w:bookmarkStart w:id="10" w:name="_Toc204928539"/>
+            <w:bookmarkStart w:id="10" w:name="_Toc220074994"/>
             <w:r>
               <w:lastRenderedPageBreak/>
               <w:t>F</w:t>
@@ -10924,7 +10924,7 @@
             <w:pPr>
               <w:pStyle w:val="Heading2"/>
             </w:pPr>
-            <w:bookmarkStart w:id="11" w:name="_Toc204928540"/>
+            <w:bookmarkStart w:id="11" w:name="_Toc220074995"/>
             <w:r>
               <w:lastRenderedPageBreak/>
               <w:t>F</w:t>
@@ -11322,7 +11322,7 @@
             <w:pPr>
               <w:pStyle w:val="Heading2"/>
             </w:pPr>
-            <w:bookmarkStart w:id="12" w:name="_Toc204928541"/>
+            <w:bookmarkStart w:id="12" w:name="_Toc220074996"/>
             <w:r>
               <w:t>F</w:t>
             </w:r>
@@ -11672,7 +11672,7 @@
             <w:pPr>
               <w:pStyle w:val="Heading2"/>
             </w:pPr>
-            <w:bookmarkStart w:id="13" w:name="_Toc204928542"/>
+            <w:bookmarkStart w:id="13" w:name="_Toc220074997"/>
             <w:r>
               <w:t>F</w:t>
             </w:r>
@@ -11905,7 +11905,7 @@
             <w:pPr>
               <w:pStyle w:val="Heading2"/>
             </w:pPr>
-            <w:bookmarkStart w:id="14" w:name="_Toc204928543"/>
+            <w:bookmarkStart w:id="14" w:name="_Toc220074998"/>
             <w:r>
               <w:t>F</w:t>
             </w:r>
@@ -12116,7 +12116,7 @@
                 <w:lang w:val="en-GB"/>
               </w:rPr>
             </w:pPr>
-            <w:bookmarkStart w:id="15" w:name="_Toc204928544"/>
+            <w:bookmarkStart w:id="15" w:name="_Toc220074999"/>
             <w:r>
               <w:rPr>
                 <w:b/>
@@ -12247,7 +12247,7 @@
             <w:pPr>
               <w:pStyle w:val="Heading2"/>
             </w:pPr>
-            <w:bookmarkStart w:id="16" w:name="_Toc204928545"/>
+            <w:bookmarkStart w:id="16" w:name="_Toc220075000"/>
             <w:r>
               <w:t>F</w:t>
             </w:r>
@@ -12716,7 +12716,7 @@
             <w:pPr>
               <w:pStyle w:val="Heading2"/>
             </w:pPr>
-            <w:bookmarkStart w:id="17" w:name="_Toc204928546"/>
+            <w:bookmarkStart w:id="17" w:name="_Toc220075001"/>
             <w:r>
               <w:t>F</w:t>
             </w:r>
@@ -12920,7 +12920,7 @@
             <w:pPr>
               <w:pStyle w:val="Heading2"/>
             </w:pPr>
-            <w:bookmarkStart w:id="18" w:name="_Toc204928547"/>
+            <w:bookmarkStart w:id="18" w:name="_Toc220075002"/>
             <w:r>
               <w:lastRenderedPageBreak/>
               <w:t>F</w:t>
@@ -13209,7 +13209,7 @@
             <w:pPr>
               <w:pStyle w:val="Heading2"/>
             </w:pPr>
-            <w:bookmarkStart w:id="19" w:name="_Toc204928548"/>
+            <w:bookmarkStart w:id="19" w:name="_Toc220075003"/>
             <w:r>
               <w:t>F</w:t>
             </w:r>
@@ -13499,7 +13499,7 @@
             <w:pPr>
               <w:pStyle w:val="Heading2"/>
             </w:pPr>
-            <w:bookmarkStart w:id="20" w:name="_Toc204928549"/>
+            <w:bookmarkStart w:id="20" w:name="_Toc220075004"/>
             <w:r>
               <w:lastRenderedPageBreak/>
               <w:t>F</w:t>
@@ -13783,7 +13783,7 @@
             <w:pPr>
               <w:pStyle w:val="Heading2"/>
             </w:pPr>
-            <w:bookmarkStart w:id="21" w:name="_Toc204928550"/>
+            <w:bookmarkStart w:id="21" w:name="_Toc220075005"/>
             <w:r>
               <w:t>F</w:t>
             </w:r>
@@ -14045,7 +14045,7 @@
             <w:pPr>
               <w:pStyle w:val="Heading2"/>
             </w:pPr>
-            <w:bookmarkStart w:id="22" w:name="_Toc204928551"/>
+            <w:bookmarkStart w:id="22" w:name="_Toc220075006"/>
             <w:r>
               <w:t>F</w:t>
             </w:r>
@@ -14311,7 +14311,7 @@
             <w:pPr>
               <w:pStyle w:val="Heading2"/>
             </w:pPr>
-            <w:bookmarkStart w:id="23" w:name="_Toc204928552"/>
+            <w:bookmarkStart w:id="23" w:name="_Toc220075007"/>
             <w:r>
               <w:t>F</w:t>
             </w:r>
@@ -14524,7 +14524,7 @@
             <w:pPr>
               <w:pStyle w:val="Heading2"/>
             </w:pPr>
-            <w:bookmarkStart w:id="24" w:name="_Toc204928553"/>
+            <w:bookmarkStart w:id="24" w:name="_Toc220075008"/>
             <w:r>
               <w:t>F</w:t>
             </w:r>
@@ -14770,7 +14770,7 @@
             <w:pPr>
               <w:pStyle w:val="Heading2"/>
             </w:pPr>
-            <w:bookmarkStart w:id="25" w:name="_Toc204928554"/>
+            <w:bookmarkStart w:id="25" w:name="_Toc220075009"/>
             <w:r>
               <w:t>F</w:t>
             </w:r>
@@ -15067,7 +15067,7 @@
             <w:pPr>
               <w:pStyle w:val="Heading2"/>
             </w:pPr>
-            <w:bookmarkStart w:id="26" w:name="_Toc204928555"/>
+            <w:bookmarkStart w:id="26" w:name="_Toc220075010"/>
             <w:r>
               <w:t>F</w:t>
             </w:r>
@@ -15427,7 +15427,7 @@
             <w:pPr>
               <w:pStyle w:val="Heading2"/>
             </w:pPr>
-            <w:bookmarkStart w:id="27" w:name="_Toc204928556"/>
+            <w:bookmarkStart w:id="27" w:name="_Toc220075011"/>
             <w:r>
               <w:t>F</w:t>
             </w:r>
@@ -15672,7 +15672,7 @@
             <w:pPr>
               <w:pStyle w:val="Heading2"/>
             </w:pPr>
-            <w:bookmarkStart w:id="28" w:name="_Toc204928557"/>
+            <w:bookmarkStart w:id="28" w:name="_Toc220075012"/>
             <w:r>
               <w:lastRenderedPageBreak/>
               <w:t>F</w:t>
@@ -15931,7 +15931,7 @@
             <w:pPr>
               <w:pStyle w:val="Heading2"/>
             </w:pPr>
-            <w:bookmarkStart w:id="29" w:name="_Toc204928558"/>
+            <w:bookmarkStart w:id="29" w:name="_Toc220075013"/>
             <w:r>
               <w:t>F</w:t>
             </w:r>
@@ -16141,7 +16141,7 @@
             <w:pPr>
               <w:pStyle w:val="Heading2"/>
             </w:pPr>
-            <w:bookmarkStart w:id="30" w:name="_Toc204928559"/>
+            <w:bookmarkStart w:id="30" w:name="_Toc220075014"/>
             <w:r>
               <w:lastRenderedPageBreak/>
               <w:t>F</w:t>
@@ -16333,7 +16333,7 @@
             <w:pPr>
               <w:pStyle w:val="Heading2"/>
             </w:pPr>
-            <w:bookmarkStart w:id="31" w:name="_Toc204928560"/>
+            <w:bookmarkStart w:id="31" w:name="_Toc220075015"/>
             <w:r>
               <w:t>F</w:t>
             </w:r>
@@ -16525,7 +16525,7 @@
             <w:pPr>
               <w:pStyle w:val="Heading2"/>
             </w:pPr>
-            <w:bookmarkStart w:id="32" w:name="_Toc204928561"/>
+            <w:bookmarkStart w:id="32" w:name="_Toc220075016"/>
             <w:r>
               <w:t>F</w:t>
             </w:r>
@@ -16732,7 +16732,7 @@
             <w:pPr>
               <w:pStyle w:val="Heading2"/>
             </w:pPr>
-            <w:bookmarkStart w:id="33" w:name="_Toc204928562"/>
+            <w:bookmarkStart w:id="33" w:name="_Toc220075017"/>
             <w:r>
               <w:t>F</w:t>
             </w:r>
@@ -16926,7 +16926,7 @@
             <w:pPr>
               <w:pStyle w:val="Heading2"/>
             </w:pPr>
-            <w:bookmarkStart w:id="34" w:name="_Toc204928563"/>
+            <w:bookmarkStart w:id="34" w:name="_Toc220075018"/>
             <w:r>
               <w:t>F</w:t>
             </w:r>
@@ -17128,7 +17128,7 @@
             <w:pPr>
               <w:pStyle w:val="Heading2"/>
             </w:pPr>
-            <w:bookmarkStart w:id="35" w:name="_Toc204928564"/>
+            <w:bookmarkStart w:id="35" w:name="_Toc220075019"/>
             <w:r>
               <w:lastRenderedPageBreak/>
               <w:t>F</w:t>
@@ -17422,7 +17422,7 @@
             <w:pPr>
               <w:pStyle w:val="Heading2"/>
             </w:pPr>
-            <w:bookmarkStart w:id="36" w:name="_Toc204928565"/>
+            <w:bookmarkStart w:id="36" w:name="_Toc220075020"/>
             <w:r>
               <w:t>F</w:t>
             </w:r>
@@ -17722,7 +17722,7 @@
             <w:pPr>
               <w:pStyle w:val="Heading2"/>
             </w:pPr>
-            <w:bookmarkStart w:id="37" w:name="_Toc204928566"/>
+            <w:bookmarkStart w:id="37" w:name="_Toc220075021"/>
             <w:r>
               <w:t>F</w:t>
             </w:r>
@@ -17974,7 +17974,7 @@
             <w:pPr>
               <w:pStyle w:val="Heading2"/>
             </w:pPr>
-            <w:bookmarkStart w:id="38" w:name="_Toc204928567"/>
+            <w:bookmarkStart w:id="38" w:name="_Toc220075022"/>
             <w:r>
               <w:t>F</w:t>
             </w:r>
@@ -18229,7 +18229,7 @@
             <w:pPr>
               <w:pStyle w:val="Heading2"/>
             </w:pPr>
-            <w:bookmarkStart w:id="39" w:name="_Toc204928568"/>
+            <w:bookmarkStart w:id="39" w:name="_Toc220075023"/>
             <w:r>
               <w:t>F</w:t>
             </w:r>
@@ -18473,7 +18473,7 @@
             <w:pPr>
               <w:pStyle w:val="Heading2"/>
             </w:pPr>
-            <w:bookmarkStart w:id="40" w:name="_Toc204928569"/>
+            <w:bookmarkStart w:id="40" w:name="_Toc220075024"/>
             <w:r>
               <w:t>F</w:t>
             </w:r>
@@ -18747,7 +18747,7 @@
             <w:pPr>
               <w:pStyle w:val="Heading2"/>
             </w:pPr>
-            <w:bookmarkStart w:id="41" w:name="_Toc204928570"/>
+            <w:bookmarkStart w:id="41" w:name="_Toc220075025"/>
             <w:r>
               <w:t>F</w:t>
             </w:r>
@@ -19147,7 +19147,7 @@
             <w:pPr>
               <w:pStyle w:val="Heading2"/>
             </w:pPr>
-            <w:bookmarkStart w:id="42" w:name="_Toc204928571"/>
+            <w:bookmarkStart w:id="42" w:name="_Toc220075026"/>
             <w:r>
               <w:t>F</w:t>
             </w:r>
@@ -19829,7 +19829,7 @@
                 <w:lang w:val="en-GB"/>
               </w:rPr>
             </w:pPr>
-            <w:bookmarkStart w:id="43" w:name="_Toc204928572"/>
+            <w:bookmarkStart w:id="43" w:name="_Toc220075027"/>
             <w:r>
               <w:rPr>
                 <w:b/>
@@ -19967,7 +19967,7 @@
             <w:pPr>
               <w:pStyle w:val="Heading2"/>
             </w:pPr>
-            <w:bookmarkStart w:id="44" w:name="_Toc204928573"/>
+            <w:bookmarkStart w:id="44" w:name="_Toc220075028"/>
             <w:r>
               <w:t>F</w:t>
             </w:r>
@@ -20270,7 +20270,7 @@
             <w:pPr>
               <w:pStyle w:val="Heading2"/>
             </w:pPr>
-            <w:bookmarkStart w:id="45" w:name="_Toc204928574"/>
+            <w:bookmarkStart w:id="45" w:name="_Toc220075029"/>
             <w:r>
               <w:t>F</w:t>
             </w:r>
@@ -20576,7 +20576,7 @@
             <w:pPr>
               <w:pStyle w:val="Heading2"/>
             </w:pPr>
-            <w:bookmarkStart w:id="46" w:name="_Toc204928575"/>
+            <w:bookmarkStart w:id="46" w:name="_Toc220075030"/>
             <w:r>
               <w:lastRenderedPageBreak/>
               <w:t>F</w:t>
@@ -21255,7 +21255,7 @@
             <w:pPr>
               <w:pStyle w:val="Heading2"/>
             </w:pPr>
-            <w:bookmarkStart w:id="47" w:name="_Toc204928576"/>
+            <w:bookmarkStart w:id="47" w:name="_Toc220075031"/>
             <w:r>
               <w:t>F</w:t>
             </w:r>
@@ -21527,7 +21527,7 @@
             <w:pPr>
               <w:pStyle w:val="Heading2"/>
             </w:pPr>
-            <w:bookmarkStart w:id="48" w:name="_Toc204928577"/>
+            <w:bookmarkStart w:id="48" w:name="_Toc220075032"/>
             <w:r>
               <w:t>F</w:t>
             </w:r>
@@ -21831,7 +21831,7 @@
                 <w:lang w:val="en-GB"/>
               </w:rPr>
             </w:pPr>
-            <w:bookmarkStart w:id="49" w:name="_Toc204928578"/>
+            <w:bookmarkStart w:id="49" w:name="_Toc220075033"/>
             <w:r>
               <w:rPr>
                 <w:b/>
@@ -21963,7 +21963,7 @@
             <w:pPr>
               <w:pStyle w:val="Heading2"/>
             </w:pPr>
-            <w:bookmarkStart w:id="50" w:name="_Toc204928579"/>
+            <w:bookmarkStart w:id="50" w:name="_Toc220075034"/>
             <w:r>
               <w:t>F</w:t>
             </w:r>
@@ -22251,7 +22251,7 @@
             <w:pPr>
               <w:pStyle w:val="Heading2"/>
             </w:pPr>
-            <w:bookmarkStart w:id="51" w:name="_Toc204928580"/>
+            <w:bookmarkStart w:id="51" w:name="_Toc220075035"/>
             <w:r>
               <w:t>F</w:t>
             </w:r>
@@ -22537,7 +22537,7 @@
             <w:pPr>
               <w:pStyle w:val="Heading2"/>
             </w:pPr>
-            <w:bookmarkStart w:id="52" w:name="_Toc204928581"/>
+            <w:bookmarkStart w:id="52" w:name="_Toc220075036"/>
             <w:r>
               <w:t>F</w:t>
             </w:r>
@@ -22827,7 +22827,7 @@
             <w:pPr>
               <w:pStyle w:val="Heading2"/>
             </w:pPr>
-            <w:bookmarkStart w:id="53" w:name="_Toc204928582"/>
+            <w:bookmarkStart w:id="53" w:name="_Toc220075037"/>
             <w:r>
               <w:t>F</w:t>
             </w:r>
@@ -23191,7 +23191,7 @@
             <w:pPr>
               <w:pStyle w:val="Heading2"/>
             </w:pPr>
-            <w:bookmarkStart w:id="54" w:name="_Toc204928583"/>
+            <w:bookmarkStart w:id="54" w:name="_Toc220075038"/>
             <w:r>
               <w:t>F</w:t>
             </w:r>
@@ -23532,7 +23532,7 @@
             <w:pPr>
               <w:pStyle w:val="Heading2"/>
             </w:pPr>
-            <w:bookmarkStart w:id="55" w:name="_Toc204928584"/>
+            <w:bookmarkStart w:id="55" w:name="_Toc220075039"/>
             <w:r>
               <w:t>F</w:t>
             </w:r>
@@ -23893,7 +23893,7 @@
             <w:pPr>
               <w:pStyle w:val="Heading2"/>
             </w:pPr>
-            <w:bookmarkStart w:id="56" w:name="_Toc204928585"/>
+            <w:bookmarkStart w:id="56" w:name="_Toc220075040"/>
             <w:r>
               <w:t>F</w:t>
             </w:r>
@@ -24257,7 +24257,7 @@
                 <w:lang w:val="en-GB"/>
               </w:rPr>
             </w:pPr>
-            <w:bookmarkStart w:id="57" w:name="_Toc204928586"/>
+            <w:bookmarkStart w:id="57" w:name="_Toc220075041"/>
             <w:r>
               <w:rPr>
                 <w:b/>
@@ -24395,7 +24395,7 @@
             <w:pPr>
               <w:pStyle w:val="Heading2"/>
             </w:pPr>
-            <w:bookmarkStart w:id="58" w:name="_Toc204928587"/>
+            <w:bookmarkStart w:id="58" w:name="_Toc220075042"/>
             <w:r>
               <w:t>F</w:t>
             </w:r>
@@ -24658,7 +24658,7 @@
             <w:pPr>
               <w:pStyle w:val="Heading2"/>
             </w:pPr>
-            <w:bookmarkStart w:id="59" w:name="_Toc204928588"/>
+            <w:bookmarkStart w:id="59" w:name="_Toc220075043"/>
             <w:r>
               <w:t>F</w:t>
             </w:r>
@@ -24967,7 +24967,7 @@
             <w:pPr>
               <w:pStyle w:val="Heading2"/>
             </w:pPr>
-            <w:bookmarkStart w:id="60" w:name="_Toc204928589"/>
+            <w:bookmarkStart w:id="60" w:name="_Toc220075044"/>
             <w:r>
               <w:lastRenderedPageBreak/>
               <w:t>F</w:t>
@@ -25369,7 +25369,7 @@
             <w:pPr>
               <w:pStyle w:val="Heading2"/>
             </w:pPr>
-            <w:bookmarkStart w:id="61" w:name="_Toc204928590"/>
+            <w:bookmarkStart w:id="61" w:name="_Toc220075045"/>
             <w:r>
               <w:lastRenderedPageBreak/>
               <w:t>F</w:t>
@@ -25905,7 +25905,7 @@
             <w:pPr>
               <w:pStyle w:val="Heading2"/>
             </w:pPr>
-            <w:bookmarkStart w:id="62" w:name="_Toc204928591"/>
+            <w:bookmarkStart w:id="62" w:name="_Toc220075046"/>
             <w:r>
               <w:t>F</w:t>
             </w:r>
@@ -26219,7 +26219,7 @@
                 <w:lang w:val="en-GB"/>
               </w:rPr>
             </w:pPr>
-            <w:bookmarkStart w:id="63" w:name="_Toc204928592"/>
+            <w:bookmarkStart w:id="63" w:name="_Toc220075047"/>
             <w:r>
               <w:rPr>
                 <w:b/>
@@ -26268,6 +26268,7 @@
             </w:pPr>
             <w:r>
               <w:rPr>
+                <w:noProof/>
                 <w:lang w:val="en-GB"/>
               </w:rPr>
               <w:drawing>
@@ -26345,7 +26346,7 @@
             <w:pPr>
               <w:pStyle w:val="Heading2"/>
             </w:pPr>
-            <w:bookmarkStart w:id="64" w:name="_Toc204928593"/>
+            <w:bookmarkStart w:id="64" w:name="_Toc220075048"/>
             <w:r>
               <w:t>F</w:t>
             </w:r>
@@ -26556,7 +26557,7 @@
             <w:pPr>
               <w:pStyle w:val="Heading2"/>
             </w:pPr>
-            <w:bookmarkStart w:id="65" w:name="_Toc204928594"/>
+            <w:bookmarkStart w:id="65" w:name="_Toc220075049"/>
             <w:r>
               <w:t>F</w:t>
             </w:r>
@@ -26667,14 +26668,7 @@
                 <w:b/>
                 <w:bCs/>
               </w:rPr>
-              <w:t>B</w:t>
-            </w:r>
-            <w:r>
-              <w:rPr>
-                <w:b/>
-                <w:bCs/>
-              </w:rPr>
-              <w:t>aseline</w:t>
+              <w:t>Baseline</w:t>
             </w:r>
             <w:r>
               <w:rPr>
@@ -26721,14 +26715,7 @@
                 <w:b/>
                 <w:bCs/>
               </w:rPr>
-              <w:t>P</w:t>
-            </w:r>
-            <w:r>
-              <w:rPr>
-                <w:b/>
-                <w:bCs/>
-              </w:rPr>
-              <w:t>rint</w:t>
+              <w:t>Print</w:t>
             </w:r>
             <w:r>
               <w:rPr>
@@ -26825,10 +26812,7 @@
           </w:tcPr>
           <w:p>
             <w:r>
-              <w:t>Orders</w:t>
-            </w:r>
-            <w:r>
-              <w:t xml:space="preserve"> </w:t>
+              <w:t xml:space="preserve">Orders </w:t>
             </w:r>
           </w:p>
         </w:tc>
@@ -26879,7 +26863,7 @@
             <w:pPr>
               <w:pStyle w:val="Heading2"/>
             </w:pPr>
-            <w:bookmarkStart w:id="66" w:name="_Toc204928595"/>
+            <w:bookmarkStart w:id="66" w:name="_Toc220075050"/>
             <w:r>
               <w:t>F</w:t>
             </w:r>
@@ -27283,10 +27267,7 @@
         <w:t xml:space="preserve"> 1</w:t>
       </w:r>
       <w:r>
-        <w:t>: if the baseline picture doesn’t exit, the function create the image and stop</w:t>
-      </w:r>
-      <w:r>
-        <w:t>.</w:t>
+        <w:t>: if the baseline picture doesn’t exit, the function create the image and stop.</w:t>
       </w:r>
       <w:r>
         <w:br/>
@@ -27337,7 +27318,7 @@
             <w:pPr>
               <w:pStyle w:val="Heading2"/>
             </w:pPr>
-            <w:bookmarkStart w:id="67" w:name="_Toc204928596"/>
+            <w:bookmarkStart w:id="67" w:name="_Toc220075051"/>
             <w:r>
               <w:lastRenderedPageBreak/>
               <w:t>F</w:t>
@@ -27402,19 +27383,10 @@
         <w:t xml:space="preserve">ethod </w:t>
       </w:r>
       <w:r>
-        <w:t xml:space="preserve">to </w:t>
-      </w:r>
-      <w:r>
-        <w:t>store a</w:t>
-      </w:r>
-      <w:r>
-        <w:t xml:space="preserve">n </w:t>
-      </w:r>
-      <w:r>
-        <w:t xml:space="preserve">attribute </w:t>
-      </w:r>
-      <w:r>
-        <w:t xml:space="preserve"> on  an image difference in a variable after a call of the function</w:t>
+        <w:t>to store a</w:t>
+      </w:r>
+      <w:r>
+        <w:t>n attribute  on  an image difference in a variable after a call of the function</w:t>
       </w:r>
       <w:r>
         <w:t xml:space="preserve"> </w:t>
@@ -28114,7 +28086,7 @@
                 <w:lang w:val="en-GB"/>
               </w:rPr>
             </w:pPr>
-            <w:bookmarkStart w:id="68" w:name="_Toc204928597"/>
+            <w:bookmarkStart w:id="68" w:name="_Toc220075052"/>
             <w:r>
               <w:rPr>
                 <w:b/>
@@ -28244,7 +28216,7 @@
             <w:pPr>
               <w:pStyle w:val="Heading2"/>
             </w:pPr>
-            <w:bookmarkStart w:id="69" w:name="_Toc204928598"/>
+            <w:bookmarkStart w:id="69" w:name="_Toc220075053"/>
             <w:r>
               <w:t>F</w:t>
             </w:r>
@@ -28599,7 +28571,7 @@
             <w:pPr>
               <w:pStyle w:val="Heading2"/>
             </w:pPr>
-            <w:bookmarkStart w:id="70" w:name="_Toc204928599"/>
+            <w:bookmarkStart w:id="70" w:name="_Toc220075054"/>
             <w:r>
               <w:t>F</w:t>
             </w:r>
@@ -28959,7 +28931,7 @@
             <w:pPr>
               <w:pStyle w:val="Heading2"/>
             </w:pPr>
-            <w:bookmarkStart w:id="71" w:name="_Toc204928600"/>
+            <w:bookmarkStart w:id="71" w:name="_Toc220075055"/>
             <w:r>
               <w:t>F</w:t>
             </w:r>
@@ -29338,7 +29310,7 @@
             <w:pPr>
               <w:pStyle w:val="Heading2"/>
             </w:pPr>
-            <w:bookmarkStart w:id="72" w:name="_Toc204928601"/>
+            <w:bookmarkStart w:id="72" w:name="_Toc220075056"/>
             <w:r>
               <w:t>F</w:t>
             </w:r>
@@ -29754,7 +29726,7 @@
             <w:pPr>
               <w:pStyle w:val="Heading2"/>
             </w:pPr>
-            <w:bookmarkStart w:id="73" w:name="_Toc204928602"/>
+            <w:bookmarkStart w:id="73" w:name="_Toc220075057"/>
             <w:r>
               <w:t>F</w:t>
             </w:r>
@@ -30181,7 +30153,7 @@
                 <w:lang w:val="en-GB"/>
               </w:rPr>
             </w:pPr>
-            <w:bookmarkStart w:id="74" w:name="_Toc204928603"/>
+            <w:bookmarkStart w:id="74" w:name="_Toc220075058"/>
             <w:r>
               <w:rPr>
                 <w:b/>
@@ -30312,7 +30284,7 @@
             <w:pPr>
               <w:pStyle w:val="Heading2"/>
             </w:pPr>
-            <w:bookmarkStart w:id="75" w:name="_Toc204928604"/>
+            <w:bookmarkStart w:id="75" w:name="_Toc220075059"/>
             <w:r>
               <w:t>F</w:t>
             </w:r>
@@ -30750,7 +30722,7 @@
             <w:pPr>
               <w:pStyle w:val="Heading2"/>
             </w:pPr>
-            <w:bookmarkStart w:id="76" w:name="_Toc204928605"/>
+            <w:bookmarkStart w:id="76" w:name="_Toc220075060"/>
             <w:r>
               <w:t>F</w:t>
             </w:r>
@@ -31158,7 +31130,7 @@
             <w:pPr>
               <w:pStyle w:val="Heading2"/>
             </w:pPr>
-            <w:bookmarkStart w:id="77" w:name="_Toc204928606"/>
+            <w:bookmarkStart w:id="77" w:name="_Toc220075061"/>
             <w:r>
               <w:t>F</w:t>
             </w:r>
@@ -31520,7 +31492,7 @@
             <w:pPr>
               <w:pStyle w:val="Heading2"/>
             </w:pPr>
-            <w:bookmarkStart w:id="78" w:name="_Toc204928607"/>
+            <w:bookmarkStart w:id="78" w:name="_Toc220075062"/>
             <w:r>
               <w:t>F</w:t>
             </w:r>
@@ -31857,7 +31829,7 @@
             <w:pPr>
               <w:pStyle w:val="Heading2"/>
             </w:pPr>
-            <w:bookmarkStart w:id="79" w:name="_Toc204928608"/>
+            <w:bookmarkStart w:id="79" w:name="_Toc220075063"/>
             <w:r>
               <w:lastRenderedPageBreak/>
               <w:t>F</w:t>
@@ -32162,7 +32134,7 @@
             <w:pPr>
               <w:pStyle w:val="Heading2"/>
             </w:pPr>
-            <w:bookmarkStart w:id="80" w:name="_Toc204928609"/>
+            <w:bookmarkStart w:id="80" w:name="_Toc220075064"/>
             <w:r>
               <w:t>F</w:t>
             </w:r>
@@ -32503,7 +32475,7 @@
                 <w:lang w:val="en-GB"/>
               </w:rPr>
             </w:pPr>
-            <w:bookmarkStart w:id="81" w:name="_Toc204928610"/>
+            <w:bookmarkStart w:id="81" w:name="_Toc220075065"/>
             <w:r>
               <w:rPr>
                 <w:b/>
@@ -32641,7 +32613,7 @@
             <w:pPr>
               <w:pStyle w:val="Heading2"/>
             </w:pPr>
-            <w:bookmarkStart w:id="82" w:name="_Toc204928611"/>
+            <w:bookmarkStart w:id="82" w:name="_Toc220075066"/>
             <w:r>
               <w:t>F</w:t>
             </w:r>
@@ -32849,7 +32821,7 @@
             <w:pPr>
               <w:pStyle w:val="Heading2"/>
             </w:pPr>
-            <w:bookmarkStart w:id="83" w:name="_Toc204928612"/>
+            <w:bookmarkStart w:id="83" w:name="_Toc220075067"/>
             <w:r>
               <w:t>F</w:t>
             </w:r>
@@ -33061,7 +33033,7 @@
             <w:pPr>
               <w:pStyle w:val="Heading2"/>
             </w:pPr>
-            <w:bookmarkStart w:id="84" w:name="_Toc204928613"/>
+            <w:bookmarkStart w:id="84" w:name="_Toc220075068"/>
             <w:r>
               <w:t>F</w:t>
             </w:r>
@@ -33263,7 +33235,7 @@
             <w:pPr>
               <w:pStyle w:val="Heading2"/>
             </w:pPr>
-            <w:bookmarkStart w:id="85" w:name="_Toc204928614"/>
+            <w:bookmarkStart w:id="85" w:name="_Toc220075069"/>
             <w:r>
               <w:t>F</w:t>
             </w:r>
@@ -33509,6 +33481,79 @@
     <w:p/>
     <w:p>
       <w:r>
+        <w:t>At the end of the execution, a variable is automatically created with a rounded value (to the second(s)).</w:t>
+      </w:r>
+      <w:r>
+        <w:br/>
+        <w:t>The name of the variable is $Timer&lt;Topic&gt; (topic with the first letter in upper case)</w:t>
+      </w:r>
+      <w:r>
+        <w:br/>
+        <w:t>Example: $</w:t>
+      </w:r>
+      <w:proofErr w:type="spellStart"/>
+      <w:r>
+        <w:t>TimerLogin</w:t>
+      </w:r>
+      <w:proofErr w:type="spellEnd"/>
+      <w:r>
+        <w:t>.</w:t>
+      </w:r>
+      <w:r>
+        <w:br/>
+        <w:t>This variable can be used in the speak function to announce a text like that:</w:t>
+      </w:r>
+      <w:r>
+        <w:br/>
+      </w:r>
+      <w:r>
+        <w:rPr>
+          <w:i/>
+          <w:iCs/>
+        </w:rPr>
+        <w:t>“</w:t>
+      </w:r>
+      <w:proofErr w:type="spellStart"/>
+      <w:r>
+        <w:rPr>
+          <w:i/>
+          <w:iCs/>
+        </w:rPr>
+        <w:t>Exceution</w:t>
+      </w:r>
+      <w:proofErr w:type="spellEnd"/>
+      <w:r>
+        <w:rPr>
+          <w:i/>
+          <w:iCs/>
+        </w:rPr>
+        <w:t xml:space="preserve"> successfully executed in </w:t>
+      </w:r>
+      <w:r>
+        <w:rPr>
+          <w:i/>
+          <w:iCs/>
+        </w:rPr>
+        <w:t>$Timer&lt;Topic&gt;</w:t>
+      </w:r>
+      <w:r>
+        <w:rPr>
+          <w:i/>
+          <w:iCs/>
+        </w:rPr>
+        <w:t xml:space="preserve"> seconds</w:t>
+      </w:r>
+      <w:r>
+        <w:t>”</w:t>
+      </w:r>
+    </w:p>
+    <w:p>
+      <w:r>
+        <w:t xml:space="preserve"> </w:t>
+      </w:r>
+    </w:p>
+    <w:p>
+      <w:r>
         <w:rPr>
           <w:u w:val="single"/>
         </w:rPr>
@@ -33545,7 +33590,7 @@
             <w:pPr>
               <w:pStyle w:val="Heading2"/>
             </w:pPr>
-            <w:bookmarkStart w:id="86" w:name="_Toc204928615"/>
+            <w:bookmarkStart w:id="86" w:name="_Toc220075070"/>
             <w:r>
               <w:t>F</w:t>
             </w:r>
@@ -33843,7 +33888,7 @@
             <w:pPr>
               <w:pStyle w:val="Heading2"/>
             </w:pPr>
-            <w:bookmarkStart w:id="87" w:name="_Toc204928616"/>
+            <w:bookmarkStart w:id="87" w:name="_Toc220075071"/>
             <w:r>
               <w:lastRenderedPageBreak/>
               <w:t>F</w:t>
@@ -34061,7 +34106,7 @@
             <w:pPr>
               <w:pStyle w:val="Heading2"/>
             </w:pPr>
-            <w:bookmarkStart w:id="88" w:name="_Toc204928617"/>
+            <w:bookmarkStart w:id="88" w:name="_Toc220075072"/>
             <w:r>
               <w:t>F</w:t>
             </w:r>
@@ -34386,7 +34431,7 @@
             <w:pPr>
               <w:pStyle w:val="Heading2"/>
             </w:pPr>
-            <w:bookmarkStart w:id="89" w:name="_Toc204928618"/>
+            <w:bookmarkStart w:id="89" w:name="_Toc220075073"/>
             <w:r>
               <w:t>F</w:t>
             </w:r>
@@ -37992,6 +38037,7 @@
   <w:style w:type="character" w:default="1" w:styleId="DefaultParagraphFont">
     <w:name w:val="Default Paragraph Font"/>
     <w:uiPriority w:val="1"/>
+    <w:semiHidden/>
     <w:unhideWhenUsed/>
   </w:style>
   <w:style w:type="table" w:default="1" w:styleId="TableNormal">

--- a/frontend/public/documentation/FunctionsUserManual.docx
+++ b/frontend/public/documentation/FunctionsUserManual.docx
@@ -459,7 +459,7 @@
             </w:rPr>
             <w:fldChar w:fldCharType="separate"/>
           </w:r>
-          <w:hyperlink w:anchor="_Toc225926349" w:history="1">
+          <w:hyperlink w:anchor="_Toc226112795" w:history="1">
             <w:r>
               <w:rPr>
                 <w:rStyle w:val="Hyperlink"/>
@@ -487,7 +487,7 @@
                 <w:noProof/>
                 <w:webHidden/>
               </w:rPr>
-              <w:instrText xml:space="preserve"> PAGEREF _Toc225926349 \h </w:instrText>
+              <w:instrText xml:space="preserve"> PAGEREF _Toc226112795 \h </w:instrText>
             </w:r>
             <w:r>
               <w:rPr>
@@ -536,7 +536,7 @@
               <w14:ligatures w14:val="standardContextual"/>
             </w:rPr>
           </w:pPr>
-          <w:hyperlink w:anchor="_Toc225926350" w:history="1">
+          <w:hyperlink w:anchor="_Toc226112796" w:history="1">
             <w:r>
               <w:rPr>
                 <w:rStyle w:val="Hyperlink"/>
@@ -564,7 +564,7 @@
                 <w:noProof/>
                 <w:webHidden/>
               </w:rPr>
-              <w:instrText xml:space="preserve"> PAGEREF _Toc225926350 \h </w:instrText>
+              <w:instrText xml:space="preserve"> PAGEREF _Toc226112796 \h </w:instrText>
             </w:r>
             <w:r>
               <w:rPr>
@@ -611,7 +611,7 @@
               <w14:ligatures w14:val="standardContextual"/>
             </w:rPr>
           </w:pPr>
-          <w:hyperlink w:anchor="_Toc225926351" w:history="1">
+          <w:hyperlink w:anchor="_Toc226112797" w:history="1">
             <w:r>
               <w:rPr>
                 <w:rStyle w:val="Hyperlink"/>
@@ -647,7 +647,7 @@
                 <w:noProof/>
                 <w:webHidden/>
               </w:rPr>
-              <w:instrText xml:space="preserve"> PAGEREF _Toc225926351 \h </w:instrText>
+              <w:instrText xml:space="preserve"> PAGEREF _Toc226112797 \h </w:instrText>
             </w:r>
             <w:r>
               <w:rPr>
@@ -694,7 +694,7 @@
               <w14:ligatures w14:val="standardContextual"/>
             </w:rPr>
           </w:pPr>
-          <w:hyperlink w:anchor="_Toc225926352" w:history="1">
+          <w:hyperlink w:anchor="_Toc226112798" w:history="1">
             <w:r>
               <w:rPr>
                 <w:rStyle w:val="Hyperlink"/>
@@ -738,7 +738,7 @@
                 <w:noProof/>
                 <w:webHidden/>
               </w:rPr>
-              <w:instrText xml:space="preserve"> PAGEREF _Toc225926352 \h </w:instrText>
+              <w:instrText xml:space="preserve"> PAGEREF _Toc226112798 \h </w:instrText>
             </w:r>
             <w:r>
               <w:rPr>
@@ -785,7 +785,7 @@
               <w14:ligatures w14:val="standardContextual"/>
             </w:rPr>
           </w:pPr>
-          <w:hyperlink w:anchor="_Toc225926353" w:history="1">
+          <w:hyperlink w:anchor="_Toc226112799" w:history="1">
             <w:r>
               <w:rPr>
                 <w:rStyle w:val="Hyperlink"/>
@@ -829,7 +829,7 @@
                 <w:noProof/>
                 <w:webHidden/>
               </w:rPr>
-              <w:instrText xml:space="preserve"> PAGEREF _Toc225926353 \h </w:instrText>
+              <w:instrText xml:space="preserve"> PAGEREF _Toc226112799 \h </w:instrText>
             </w:r>
             <w:r>
               <w:rPr>
@@ -876,7 +876,7 @@
               <w14:ligatures w14:val="standardContextual"/>
             </w:rPr>
           </w:pPr>
-          <w:hyperlink w:anchor="_Toc225926354" w:history="1">
+          <w:hyperlink w:anchor="_Toc226112800" w:history="1">
             <w:r>
               <w:rPr>
                 <w:rStyle w:val="Hyperlink"/>
@@ -911,7 +911,7 @@
                 <w:noProof/>
                 <w:webHidden/>
               </w:rPr>
-              <w:instrText xml:space="preserve"> PAGEREF _Toc225926354 \h </w:instrText>
+              <w:instrText xml:space="preserve"> PAGEREF _Toc226112800 \h </w:instrText>
             </w:r>
             <w:r>
               <w:rPr>
@@ -958,7 +958,7 @@
               <w14:ligatures w14:val="standardContextual"/>
             </w:rPr>
           </w:pPr>
-          <w:hyperlink w:anchor="_Toc225926355" w:history="1">
+          <w:hyperlink w:anchor="_Toc226112801" w:history="1">
             <w:r>
               <w:rPr>
                 <w:rStyle w:val="Hyperlink"/>
@@ -994,7 +994,7 @@
                 <w:noProof/>
                 <w:webHidden/>
               </w:rPr>
-              <w:instrText xml:space="preserve"> PAGEREF _Toc225926355 \h </w:instrText>
+              <w:instrText xml:space="preserve"> PAGEREF _Toc226112801 \h </w:instrText>
             </w:r>
             <w:r>
               <w:rPr>
@@ -1041,7 +1041,7 @@
               <w14:ligatures w14:val="standardContextual"/>
             </w:rPr>
           </w:pPr>
-          <w:hyperlink w:anchor="_Toc225926356" w:history="1">
+          <w:hyperlink w:anchor="_Toc226112802" w:history="1">
             <w:r>
               <w:rPr>
                 <w:rStyle w:val="Hyperlink"/>
@@ -1077,7 +1077,7 @@
                 <w:noProof/>
                 <w:webHidden/>
               </w:rPr>
-              <w:instrText xml:space="preserve"> PAGEREF _Toc225926356 \h </w:instrText>
+              <w:instrText xml:space="preserve"> PAGEREF _Toc226112802 \h </w:instrText>
             </w:r>
             <w:r>
               <w:rPr>
@@ -1124,7 +1124,7 @@
               <w14:ligatures w14:val="standardContextual"/>
             </w:rPr>
           </w:pPr>
-          <w:hyperlink w:anchor="_Toc225926357" w:history="1">
+          <w:hyperlink w:anchor="_Toc226112803" w:history="1">
             <w:r>
               <w:rPr>
                 <w:rStyle w:val="Hyperlink"/>
@@ -1160,7 +1160,7 @@
                 <w:noProof/>
                 <w:webHidden/>
               </w:rPr>
-              <w:instrText xml:space="preserve"> PAGEREF _Toc225926357 \h </w:instrText>
+              <w:instrText xml:space="preserve"> PAGEREF _Toc226112803 \h </w:instrText>
             </w:r>
             <w:r>
               <w:rPr>
@@ -1207,7 +1207,7 @@
               <w14:ligatures w14:val="standardContextual"/>
             </w:rPr>
           </w:pPr>
-          <w:hyperlink w:anchor="_Toc225926358" w:history="1">
+          <w:hyperlink w:anchor="_Toc226112804" w:history="1">
             <w:r>
               <w:rPr>
                 <w:rStyle w:val="Hyperlink"/>
@@ -1242,7 +1242,7 @@
                 <w:noProof/>
                 <w:webHidden/>
               </w:rPr>
-              <w:instrText xml:space="preserve"> PAGEREF _Toc225926358 \h </w:instrText>
+              <w:instrText xml:space="preserve"> PAGEREF _Toc226112804 \h </w:instrText>
             </w:r>
             <w:r>
               <w:rPr>
@@ -1289,7 +1289,7 @@
               <w14:ligatures w14:val="standardContextual"/>
             </w:rPr>
           </w:pPr>
-          <w:hyperlink w:anchor="_Toc225926359" w:history="1">
+          <w:hyperlink w:anchor="_Toc226112805" w:history="1">
             <w:r>
               <w:rPr>
                 <w:rStyle w:val="Hyperlink"/>
@@ -1324,7 +1324,7 @@
                 <w:noProof/>
                 <w:webHidden/>
               </w:rPr>
-              <w:instrText xml:space="preserve"> PAGEREF _Toc225926359 \h </w:instrText>
+              <w:instrText xml:space="preserve"> PAGEREF _Toc226112805 \h </w:instrText>
             </w:r>
             <w:r>
               <w:rPr>
@@ -1371,7 +1371,7 @@
               <w14:ligatures w14:val="standardContextual"/>
             </w:rPr>
           </w:pPr>
-          <w:hyperlink w:anchor="_Toc225926360" w:history="1">
+          <w:hyperlink w:anchor="_Toc226112806" w:history="1">
             <w:r>
               <w:rPr>
                 <w:rStyle w:val="Hyperlink"/>
@@ -1406,7 +1406,7 @@
                 <w:noProof/>
                 <w:webHidden/>
               </w:rPr>
-              <w:instrText xml:space="preserve"> PAGEREF _Toc225926360 \h </w:instrText>
+              <w:instrText xml:space="preserve"> PAGEREF _Toc226112806 \h </w:instrText>
             </w:r>
             <w:r>
               <w:rPr>
@@ -1453,7 +1453,7 @@
               <w14:ligatures w14:val="standardContextual"/>
             </w:rPr>
           </w:pPr>
-          <w:hyperlink w:anchor="_Toc225926361" w:history="1">
+          <w:hyperlink w:anchor="_Toc226112807" w:history="1">
             <w:r>
               <w:rPr>
                 <w:rStyle w:val="Hyperlink"/>
@@ -1488,7 +1488,7 @@
                 <w:noProof/>
                 <w:webHidden/>
               </w:rPr>
-              <w:instrText xml:space="preserve"> PAGEREF _Toc225926361 \h </w:instrText>
+              <w:instrText xml:space="preserve"> PAGEREF _Toc226112807 \h </w:instrText>
             </w:r>
             <w:r>
               <w:rPr>
@@ -1535,7 +1535,7 @@
               <w14:ligatures w14:val="standardContextual"/>
             </w:rPr>
           </w:pPr>
-          <w:hyperlink w:anchor="_Toc225926362" w:history="1">
+          <w:hyperlink w:anchor="_Toc226112808" w:history="1">
             <w:r>
               <w:rPr>
                 <w:rStyle w:val="Hyperlink"/>
@@ -1570,7 +1570,7 @@
                 <w:noProof/>
                 <w:webHidden/>
               </w:rPr>
-              <w:instrText xml:space="preserve"> PAGEREF _Toc225926362 \h </w:instrText>
+              <w:instrText xml:space="preserve"> PAGEREF _Toc226112808 \h </w:instrText>
             </w:r>
             <w:r>
               <w:rPr>
@@ -1617,7 +1617,7 @@
               <w14:ligatures w14:val="standardContextual"/>
             </w:rPr>
           </w:pPr>
-          <w:hyperlink w:anchor="_Toc225926363" w:history="1">
+          <w:hyperlink w:anchor="_Toc226112809" w:history="1">
             <w:r>
               <w:rPr>
                 <w:rStyle w:val="Hyperlink"/>
@@ -1652,7 +1652,7 @@
                 <w:noProof/>
                 <w:webHidden/>
               </w:rPr>
-              <w:instrText xml:space="preserve"> PAGEREF _Toc225926363 \h </w:instrText>
+              <w:instrText xml:space="preserve"> PAGEREF _Toc226112809 \h </w:instrText>
             </w:r>
             <w:r>
               <w:rPr>
@@ -1701,7 +1701,7 @@
               <w14:ligatures w14:val="standardContextual"/>
             </w:rPr>
           </w:pPr>
-          <w:hyperlink w:anchor="_Toc225926364" w:history="1">
+          <w:hyperlink w:anchor="_Toc226112810" w:history="1">
             <w:r>
               <w:rPr>
                 <w:rStyle w:val="Hyperlink"/>
@@ -1729,7 +1729,7 @@
                 <w:noProof/>
                 <w:webHidden/>
               </w:rPr>
-              <w:instrText xml:space="preserve"> PAGEREF _Toc225926364 \h </w:instrText>
+              <w:instrText xml:space="preserve"> PAGEREF _Toc226112810 \h </w:instrText>
             </w:r>
             <w:r>
               <w:rPr>
@@ -1776,7 +1776,7 @@
               <w14:ligatures w14:val="standardContextual"/>
             </w:rPr>
           </w:pPr>
-          <w:hyperlink w:anchor="_Toc225926365" w:history="1">
+          <w:hyperlink w:anchor="_Toc226112811" w:history="1">
             <w:r>
               <w:rPr>
                 <w:rStyle w:val="Hyperlink"/>
@@ -1812,7 +1812,7 @@
                 <w:noProof/>
                 <w:webHidden/>
               </w:rPr>
-              <w:instrText xml:space="preserve"> PAGEREF _Toc225926365 \h </w:instrText>
+              <w:instrText xml:space="preserve"> PAGEREF _Toc226112811 \h </w:instrText>
             </w:r>
             <w:r>
               <w:rPr>
@@ -1859,7 +1859,7 @@
               <w14:ligatures w14:val="standardContextual"/>
             </w:rPr>
           </w:pPr>
-          <w:hyperlink w:anchor="_Toc225926366" w:history="1">
+          <w:hyperlink w:anchor="_Toc226112812" w:history="1">
             <w:r>
               <w:rPr>
                 <w:rStyle w:val="Hyperlink"/>
@@ -1895,7 +1895,7 @@
                 <w:noProof/>
                 <w:webHidden/>
               </w:rPr>
-              <w:instrText xml:space="preserve"> PAGEREF _Toc225926366 \h </w:instrText>
+              <w:instrText xml:space="preserve"> PAGEREF _Toc226112812 \h </w:instrText>
             </w:r>
             <w:r>
               <w:rPr>
@@ -1942,7 +1942,7 @@
               <w14:ligatures w14:val="standardContextual"/>
             </w:rPr>
           </w:pPr>
-          <w:hyperlink w:anchor="_Toc225926367" w:history="1">
+          <w:hyperlink w:anchor="_Toc226112813" w:history="1">
             <w:r>
               <w:rPr>
                 <w:rStyle w:val="Hyperlink"/>
@@ -1978,7 +1978,7 @@
                 <w:noProof/>
                 <w:webHidden/>
               </w:rPr>
-              <w:instrText xml:space="preserve"> PAGEREF _Toc225926367 \h </w:instrText>
+              <w:instrText xml:space="preserve"> PAGEREF _Toc226112813 \h </w:instrText>
             </w:r>
             <w:r>
               <w:rPr>
@@ -2025,7 +2025,7 @@
               <w14:ligatures w14:val="standardContextual"/>
             </w:rPr>
           </w:pPr>
-          <w:hyperlink w:anchor="_Toc225926368" w:history="1">
+          <w:hyperlink w:anchor="_Toc226112814" w:history="1">
             <w:r>
               <w:rPr>
                 <w:rStyle w:val="Hyperlink"/>
@@ -2061,7 +2061,7 @@
                 <w:noProof/>
                 <w:webHidden/>
               </w:rPr>
-              <w:instrText xml:space="preserve"> PAGEREF _Toc225926368 \h </w:instrText>
+              <w:instrText xml:space="preserve"> PAGEREF _Toc226112814 \h </w:instrText>
             </w:r>
             <w:r>
               <w:rPr>
@@ -2108,7 +2108,7 @@
               <w14:ligatures w14:val="standardContextual"/>
             </w:rPr>
           </w:pPr>
-          <w:hyperlink w:anchor="_Toc225926369" w:history="1">
+          <w:hyperlink w:anchor="_Toc226112815" w:history="1">
             <w:r>
               <w:rPr>
                 <w:rStyle w:val="Hyperlink"/>
@@ -2144,7 +2144,7 @@
                 <w:noProof/>
                 <w:webHidden/>
               </w:rPr>
-              <w:instrText xml:space="preserve"> PAGEREF _Toc225926369 \h </w:instrText>
+              <w:instrText xml:space="preserve"> PAGEREF _Toc226112815 \h </w:instrText>
             </w:r>
             <w:r>
               <w:rPr>
@@ -2191,7 +2191,7 @@
               <w14:ligatures w14:val="standardContextual"/>
             </w:rPr>
           </w:pPr>
-          <w:hyperlink w:anchor="_Toc225926370" w:history="1">
+          <w:hyperlink w:anchor="_Toc226112816" w:history="1">
             <w:r>
               <w:rPr>
                 <w:rStyle w:val="Hyperlink"/>
@@ -2235,7 +2235,7 @@
                 <w:noProof/>
                 <w:webHidden/>
               </w:rPr>
-              <w:instrText xml:space="preserve"> PAGEREF _Toc225926370 \h </w:instrText>
+              <w:instrText xml:space="preserve"> PAGEREF _Toc226112816 \h </w:instrText>
             </w:r>
             <w:r>
               <w:rPr>
@@ -2282,7 +2282,7 @@
               <w14:ligatures w14:val="standardContextual"/>
             </w:rPr>
           </w:pPr>
-          <w:hyperlink w:anchor="_Toc225926371" w:history="1">
+          <w:hyperlink w:anchor="_Toc226112817" w:history="1">
             <w:r>
               <w:rPr>
                 <w:rStyle w:val="Hyperlink"/>
@@ -2318,7 +2318,7 @@
                 <w:noProof/>
                 <w:webHidden/>
               </w:rPr>
-              <w:instrText xml:space="preserve"> PAGEREF _Toc225926371 \h </w:instrText>
+              <w:instrText xml:space="preserve"> PAGEREF _Toc226112817 \h </w:instrText>
             </w:r>
             <w:r>
               <w:rPr>
@@ -2365,7 +2365,7 @@
               <w14:ligatures w14:val="standardContextual"/>
             </w:rPr>
           </w:pPr>
-          <w:hyperlink w:anchor="_Toc225926372" w:history="1">
+          <w:hyperlink w:anchor="_Toc226112818" w:history="1">
             <w:r>
               <w:rPr>
                 <w:rStyle w:val="Hyperlink"/>
@@ -2401,7 +2401,7 @@
                 <w:noProof/>
                 <w:webHidden/>
               </w:rPr>
-              <w:instrText xml:space="preserve"> PAGEREF _Toc225926372 \h </w:instrText>
+              <w:instrText xml:space="preserve"> PAGEREF _Toc226112818 \h </w:instrText>
             </w:r>
             <w:r>
               <w:rPr>
@@ -2448,7 +2448,7 @@
               <w14:ligatures w14:val="standardContextual"/>
             </w:rPr>
           </w:pPr>
-          <w:hyperlink w:anchor="_Toc225926373" w:history="1">
+          <w:hyperlink w:anchor="_Toc226112819" w:history="1">
             <w:r>
               <w:rPr>
                 <w:rStyle w:val="Hyperlink"/>
@@ -2484,7 +2484,7 @@
                 <w:noProof/>
                 <w:webHidden/>
               </w:rPr>
-              <w:instrText xml:space="preserve"> PAGEREF _Toc225926373 \h </w:instrText>
+              <w:instrText xml:space="preserve"> PAGEREF _Toc226112819 \h </w:instrText>
             </w:r>
             <w:r>
               <w:rPr>
@@ -2531,7 +2531,7 @@
               <w14:ligatures w14:val="standardContextual"/>
             </w:rPr>
           </w:pPr>
-          <w:hyperlink w:anchor="_Toc225926374" w:history="1">
+          <w:hyperlink w:anchor="_Toc226112820" w:history="1">
             <w:r>
               <w:rPr>
                 <w:rStyle w:val="Hyperlink"/>
@@ -2567,7 +2567,7 @@
                 <w:noProof/>
                 <w:webHidden/>
               </w:rPr>
-              <w:instrText xml:space="preserve"> PAGEREF _Toc225926374 \h </w:instrText>
+              <w:instrText xml:space="preserve"> PAGEREF _Toc226112820 \h </w:instrText>
             </w:r>
             <w:r>
               <w:rPr>
@@ -2614,7 +2614,7 @@
               <w14:ligatures w14:val="standardContextual"/>
             </w:rPr>
           </w:pPr>
-          <w:hyperlink w:anchor="_Toc225926375" w:history="1">
+          <w:hyperlink w:anchor="_Toc226112821" w:history="1">
             <w:r>
               <w:rPr>
                 <w:rStyle w:val="Hyperlink"/>
@@ -2650,7 +2650,7 @@
                 <w:noProof/>
                 <w:webHidden/>
               </w:rPr>
-              <w:instrText xml:space="preserve"> PAGEREF _Toc225926375 \h </w:instrText>
+              <w:instrText xml:space="preserve"> PAGEREF _Toc226112821 \h </w:instrText>
             </w:r>
             <w:r>
               <w:rPr>
@@ -2697,7 +2697,7 @@
               <w14:ligatures w14:val="standardContextual"/>
             </w:rPr>
           </w:pPr>
-          <w:hyperlink w:anchor="_Toc225926376" w:history="1">
+          <w:hyperlink w:anchor="_Toc226112822" w:history="1">
             <w:r>
               <w:rPr>
                 <w:rStyle w:val="Hyperlink"/>
@@ -2733,7 +2733,7 @@
                 <w:noProof/>
                 <w:webHidden/>
               </w:rPr>
-              <w:instrText xml:space="preserve"> PAGEREF _Toc225926376 \h </w:instrText>
+              <w:instrText xml:space="preserve"> PAGEREF _Toc226112822 \h </w:instrText>
             </w:r>
             <w:r>
               <w:rPr>
@@ -2780,7 +2780,7 @@
               <w14:ligatures w14:val="standardContextual"/>
             </w:rPr>
           </w:pPr>
-          <w:hyperlink w:anchor="_Toc225926377" w:history="1">
+          <w:hyperlink w:anchor="_Toc226112823" w:history="1">
             <w:r>
               <w:rPr>
                 <w:rStyle w:val="Hyperlink"/>
@@ -2816,7 +2816,7 @@
                 <w:noProof/>
                 <w:webHidden/>
               </w:rPr>
-              <w:instrText xml:space="preserve"> PAGEREF _Toc225926377 \h </w:instrText>
+              <w:instrText xml:space="preserve"> PAGEREF _Toc226112823 \h </w:instrText>
             </w:r>
             <w:r>
               <w:rPr>
@@ -2863,7 +2863,7 @@
               <w14:ligatures w14:val="standardContextual"/>
             </w:rPr>
           </w:pPr>
-          <w:hyperlink w:anchor="_Toc225926378" w:history="1">
+          <w:hyperlink w:anchor="_Toc226112824" w:history="1">
             <w:r>
               <w:rPr>
                 <w:rStyle w:val="Hyperlink"/>
@@ -2899,7 +2899,7 @@
                 <w:noProof/>
                 <w:webHidden/>
               </w:rPr>
-              <w:instrText xml:space="preserve"> PAGEREF _Toc225926378 \h </w:instrText>
+              <w:instrText xml:space="preserve"> PAGEREF _Toc226112824 \h </w:instrText>
             </w:r>
             <w:r>
               <w:rPr>
@@ -2946,7 +2946,7 @@
               <w14:ligatures w14:val="standardContextual"/>
             </w:rPr>
           </w:pPr>
-          <w:hyperlink w:anchor="_Toc225926379" w:history="1">
+          <w:hyperlink w:anchor="_Toc226112825" w:history="1">
             <w:r>
               <w:rPr>
                 <w:rStyle w:val="Hyperlink"/>
@@ -2982,7 +2982,7 @@
                 <w:noProof/>
                 <w:webHidden/>
               </w:rPr>
-              <w:instrText xml:space="preserve"> PAGEREF _Toc225926379 \h </w:instrText>
+              <w:instrText xml:space="preserve"> PAGEREF _Toc226112825 \h </w:instrText>
             </w:r>
             <w:r>
               <w:rPr>
@@ -3029,7 +3029,7 @@
               <w14:ligatures w14:val="standardContextual"/>
             </w:rPr>
           </w:pPr>
-          <w:hyperlink w:anchor="_Toc225926380" w:history="1">
+          <w:hyperlink w:anchor="_Toc226112826" w:history="1">
             <w:r>
               <w:rPr>
                 <w:rStyle w:val="Hyperlink"/>
@@ -3065,7 +3065,7 @@
                 <w:noProof/>
                 <w:webHidden/>
               </w:rPr>
-              <w:instrText xml:space="preserve"> PAGEREF _Toc225926380 \h </w:instrText>
+              <w:instrText xml:space="preserve"> PAGEREF _Toc226112826 \h </w:instrText>
             </w:r>
             <w:r>
               <w:rPr>
@@ -3112,7 +3112,7 @@
               <w14:ligatures w14:val="standardContextual"/>
             </w:rPr>
           </w:pPr>
-          <w:hyperlink w:anchor="_Toc225926381" w:history="1">
+          <w:hyperlink w:anchor="_Toc226112827" w:history="1">
             <w:r>
               <w:rPr>
                 <w:rStyle w:val="Hyperlink"/>
@@ -3148,7 +3148,7 @@
                 <w:noProof/>
                 <w:webHidden/>
               </w:rPr>
-              <w:instrText xml:space="preserve"> PAGEREF _Toc225926381 \h </w:instrText>
+              <w:instrText xml:space="preserve"> PAGEREF _Toc226112827 \h </w:instrText>
             </w:r>
             <w:r>
               <w:rPr>
@@ -3195,7 +3195,7 @@
               <w14:ligatures w14:val="standardContextual"/>
             </w:rPr>
           </w:pPr>
-          <w:hyperlink w:anchor="_Toc225926382" w:history="1">
+          <w:hyperlink w:anchor="_Toc226112828" w:history="1">
             <w:r>
               <w:rPr>
                 <w:rStyle w:val="Hyperlink"/>
@@ -3231,7 +3231,7 @@
                 <w:noProof/>
                 <w:webHidden/>
               </w:rPr>
-              <w:instrText xml:space="preserve"> PAGEREF _Toc225926382 \h </w:instrText>
+              <w:instrText xml:space="preserve"> PAGEREF _Toc226112828 \h </w:instrText>
             </w:r>
             <w:r>
               <w:rPr>
@@ -3278,7 +3278,7 @@
               <w14:ligatures w14:val="standardContextual"/>
             </w:rPr>
           </w:pPr>
-          <w:hyperlink w:anchor="_Toc225926383" w:history="1">
+          <w:hyperlink w:anchor="_Toc226112829" w:history="1">
             <w:r>
               <w:rPr>
                 <w:rStyle w:val="Hyperlink"/>
@@ -3314,7 +3314,7 @@
                 <w:noProof/>
                 <w:webHidden/>
               </w:rPr>
-              <w:instrText xml:space="preserve"> PAGEREF _Toc225926383 \h </w:instrText>
+              <w:instrText xml:space="preserve"> PAGEREF _Toc226112829 \h </w:instrText>
             </w:r>
             <w:r>
               <w:rPr>
@@ -3361,7 +3361,7 @@
               <w14:ligatures w14:val="standardContextual"/>
             </w:rPr>
           </w:pPr>
-          <w:hyperlink w:anchor="_Toc225926384" w:history="1">
+          <w:hyperlink w:anchor="_Toc226112830" w:history="1">
             <w:r>
               <w:rPr>
                 <w:rStyle w:val="Hyperlink"/>
@@ -3397,7 +3397,7 @@
                 <w:noProof/>
                 <w:webHidden/>
               </w:rPr>
-              <w:instrText xml:space="preserve"> PAGEREF _Toc225926384 \h </w:instrText>
+              <w:instrText xml:space="preserve"> PAGEREF _Toc226112830 \h </w:instrText>
             </w:r>
             <w:r>
               <w:rPr>
@@ -3444,7 +3444,7 @@
               <w14:ligatures w14:val="standardContextual"/>
             </w:rPr>
           </w:pPr>
-          <w:hyperlink w:anchor="_Toc225926385" w:history="1">
+          <w:hyperlink w:anchor="_Toc226112831" w:history="1">
             <w:r>
               <w:rPr>
                 <w:rStyle w:val="Hyperlink"/>
@@ -3481,7 +3481,7 @@
                 <w:noProof/>
                 <w:webHidden/>
               </w:rPr>
-              <w:instrText xml:space="preserve"> PAGEREF _Toc225926385 \h </w:instrText>
+              <w:instrText xml:space="preserve"> PAGEREF _Toc226112831 \h </w:instrText>
             </w:r>
             <w:r>
               <w:rPr>
@@ -3528,7 +3528,7 @@
               <w14:ligatures w14:val="standardContextual"/>
             </w:rPr>
           </w:pPr>
-          <w:hyperlink w:anchor="_Toc225926386" w:history="1">
+          <w:hyperlink w:anchor="_Toc226112832" w:history="1">
             <w:r>
               <w:rPr>
                 <w:rStyle w:val="Hyperlink"/>
@@ -3564,7 +3564,7 @@
                 <w:noProof/>
                 <w:webHidden/>
               </w:rPr>
-              <w:instrText xml:space="preserve"> PAGEREF _Toc225926386 \h </w:instrText>
+              <w:instrText xml:space="preserve"> PAGEREF _Toc226112832 \h </w:instrText>
             </w:r>
             <w:r>
               <w:rPr>
@@ -3611,7 +3611,7 @@
               <w14:ligatures w14:val="standardContextual"/>
             </w:rPr>
           </w:pPr>
-          <w:hyperlink w:anchor="_Toc225926387" w:history="1">
+          <w:hyperlink w:anchor="_Toc226112833" w:history="1">
             <w:r>
               <w:rPr>
                 <w:rStyle w:val="Hyperlink"/>
@@ -3647,7 +3647,7 @@
                 <w:noProof/>
                 <w:webHidden/>
               </w:rPr>
-              <w:instrText xml:space="preserve"> PAGEREF _Toc225926387 \h </w:instrText>
+              <w:instrText xml:space="preserve"> PAGEREF _Toc226112833 \h </w:instrText>
             </w:r>
             <w:r>
               <w:rPr>
@@ -3694,7 +3694,7 @@
               <w14:ligatures w14:val="standardContextual"/>
             </w:rPr>
           </w:pPr>
-          <w:hyperlink w:anchor="_Toc225926388" w:history="1">
+          <w:hyperlink w:anchor="_Toc226112834" w:history="1">
             <w:r>
               <w:rPr>
                 <w:rStyle w:val="Hyperlink"/>
@@ -3730,7 +3730,7 @@
                 <w:noProof/>
                 <w:webHidden/>
               </w:rPr>
-              <w:instrText xml:space="preserve"> PAGEREF _Toc225926388 \h </w:instrText>
+              <w:instrText xml:space="preserve"> PAGEREF _Toc226112834 \h </w:instrText>
             </w:r>
             <w:r>
               <w:rPr>
@@ -3777,7 +3777,7 @@
               <w14:ligatures w14:val="standardContextual"/>
             </w:rPr>
           </w:pPr>
-          <w:hyperlink w:anchor="_Toc225926389" w:history="1">
+          <w:hyperlink w:anchor="_Toc226112835" w:history="1">
             <w:r>
               <w:rPr>
                 <w:rStyle w:val="Hyperlink"/>
@@ -3821,7 +3821,7 @@
                 <w:noProof/>
                 <w:webHidden/>
               </w:rPr>
-              <w:instrText xml:space="preserve"> PAGEREF _Toc225926389 \h </w:instrText>
+              <w:instrText xml:space="preserve"> PAGEREF _Toc226112835 \h </w:instrText>
             </w:r>
             <w:r>
               <w:rPr>
@@ -3868,7 +3868,7 @@
               <w14:ligatures w14:val="standardContextual"/>
             </w:rPr>
           </w:pPr>
-          <w:hyperlink w:anchor="_Toc225926390" w:history="1">
+          <w:hyperlink w:anchor="_Toc226112836" w:history="1">
             <w:r>
               <w:rPr>
                 <w:rStyle w:val="Hyperlink"/>
@@ -3903,7 +3903,7 @@
                 <w:noProof/>
                 <w:webHidden/>
               </w:rPr>
-              <w:instrText xml:space="preserve"> PAGEREF _Toc225926390 \h </w:instrText>
+              <w:instrText xml:space="preserve"> PAGEREF _Toc226112836 \h </w:instrText>
             </w:r>
             <w:r>
               <w:rPr>
@@ -3950,7 +3950,7 @@
               <w14:ligatures w14:val="standardContextual"/>
             </w:rPr>
           </w:pPr>
-          <w:hyperlink w:anchor="_Toc225926391" w:history="1">
+          <w:hyperlink w:anchor="_Toc226112837" w:history="1">
             <w:r>
               <w:rPr>
                 <w:rStyle w:val="Hyperlink"/>
@@ -3985,7 +3985,7 @@
                 <w:noProof/>
                 <w:webHidden/>
               </w:rPr>
-              <w:instrText xml:space="preserve"> PAGEREF _Toc225926391 \h </w:instrText>
+              <w:instrText xml:space="preserve"> PAGEREF _Toc226112837 \h </w:instrText>
             </w:r>
             <w:r>
               <w:rPr>
@@ -4032,7 +4032,7 @@
               <w14:ligatures w14:val="standardContextual"/>
             </w:rPr>
           </w:pPr>
-          <w:hyperlink w:anchor="_Toc225926392" w:history="1">
+          <w:hyperlink w:anchor="_Toc226112838" w:history="1">
             <w:r>
               <w:rPr>
                 <w:rStyle w:val="Hyperlink"/>
@@ -4067,7 +4067,7 @@
                 <w:noProof/>
                 <w:webHidden/>
               </w:rPr>
-              <w:instrText xml:space="preserve"> PAGEREF _Toc225926392 \h </w:instrText>
+              <w:instrText xml:space="preserve"> PAGEREF _Toc226112838 \h </w:instrText>
             </w:r>
             <w:r>
               <w:rPr>
@@ -4114,7 +4114,7 @@
               <w14:ligatures w14:val="standardContextual"/>
             </w:rPr>
           </w:pPr>
-          <w:hyperlink w:anchor="_Toc225926393" w:history="1">
+          <w:hyperlink w:anchor="_Toc226112839" w:history="1">
             <w:r>
               <w:rPr>
                 <w:rStyle w:val="Hyperlink"/>
@@ -4149,7 +4149,7 @@
                 <w:noProof/>
                 <w:webHidden/>
               </w:rPr>
-              <w:instrText xml:space="preserve"> PAGEREF _Toc225926393 \h </w:instrText>
+              <w:instrText xml:space="preserve"> PAGEREF _Toc226112839 \h </w:instrText>
             </w:r>
             <w:r>
               <w:rPr>
@@ -4198,7 +4198,7 @@
               <w14:ligatures w14:val="standardContextual"/>
             </w:rPr>
           </w:pPr>
-          <w:hyperlink w:anchor="_Toc225926394" w:history="1">
+          <w:hyperlink w:anchor="_Toc226112840" w:history="1">
             <w:r>
               <w:rPr>
                 <w:rStyle w:val="Hyperlink"/>
@@ -4226,7 +4226,7 @@
                 <w:noProof/>
                 <w:webHidden/>
               </w:rPr>
-              <w:instrText xml:space="preserve"> PAGEREF _Toc225926394 \h </w:instrText>
+              <w:instrText xml:space="preserve"> PAGEREF _Toc226112840 \h </w:instrText>
             </w:r>
             <w:r>
               <w:rPr>
@@ -4273,7 +4273,7 @@
               <w14:ligatures w14:val="standardContextual"/>
             </w:rPr>
           </w:pPr>
-          <w:hyperlink w:anchor="_Toc225926395" w:history="1">
+          <w:hyperlink w:anchor="_Toc226112841" w:history="1">
             <w:r>
               <w:rPr>
                 <w:rStyle w:val="Hyperlink"/>
@@ -4309,7 +4309,7 @@
                 <w:noProof/>
                 <w:webHidden/>
               </w:rPr>
-              <w:instrText xml:space="preserve"> PAGEREF _Toc225926395 \h </w:instrText>
+              <w:instrText xml:space="preserve"> PAGEREF _Toc226112841 \h </w:instrText>
             </w:r>
             <w:r>
               <w:rPr>
@@ -4356,7 +4356,7 @@
               <w14:ligatures w14:val="standardContextual"/>
             </w:rPr>
           </w:pPr>
-          <w:hyperlink w:anchor="_Toc225926396" w:history="1">
+          <w:hyperlink w:anchor="_Toc226112842" w:history="1">
             <w:r>
               <w:rPr>
                 <w:rStyle w:val="Hyperlink"/>
@@ -4400,7 +4400,7 @@
                 <w:noProof/>
                 <w:webHidden/>
               </w:rPr>
-              <w:instrText xml:space="preserve"> PAGEREF _Toc225926396 \h </w:instrText>
+              <w:instrText xml:space="preserve"> PAGEREF _Toc226112842 \h </w:instrText>
             </w:r>
             <w:r>
               <w:rPr>
@@ -4447,7 +4447,7 @@
               <w14:ligatures w14:val="standardContextual"/>
             </w:rPr>
           </w:pPr>
-          <w:hyperlink w:anchor="_Toc225926397" w:history="1">
+          <w:hyperlink w:anchor="_Toc226112843" w:history="1">
             <w:r>
               <w:rPr>
                 <w:rStyle w:val="Hyperlink"/>
@@ -4482,7 +4482,7 @@
                 <w:noProof/>
                 <w:webHidden/>
               </w:rPr>
-              <w:instrText xml:space="preserve"> PAGEREF _Toc225926397 \h </w:instrText>
+              <w:instrText xml:space="preserve"> PAGEREF _Toc226112843 \h </w:instrText>
             </w:r>
             <w:r>
               <w:rPr>
@@ -4529,7 +4529,7 @@
               <w14:ligatures w14:val="standardContextual"/>
             </w:rPr>
           </w:pPr>
-          <w:hyperlink w:anchor="_Toc225926398" w:history="1">
+          <w:hyperlink w:anchor="_Toc226112844" w:history="1">
             <w:r>
               <w:rPr>
                 <w:rStyle w:val="Hyperlink"/>
@@ -4564,7 +4564,7 @@
                 <w:noProof/>
                 <w:webHidden/>
               </w:rPr>
-              <w:instrText xml:space="preserve"> PAGEREF _Toc225926398 \h </w:instrText>
+              <w:instrText xml:space="preserve"> PAGEREF _Toc226112844 \h </w:instrText>
             </w:r>
             <w:r>
               <w:rPr>
@@ -4611,7 +4611,7 @@
               <w14:ligatures w14:val="standardContextual"/>
             </w:rPr>
           </w:pPr>
-          <w:hyperlink w:anchor="_Toc225926399" w:history="1">
+          <w:hyperlink w:anchor="_Toc226112845" w:history="1">
             <w:r>
               <w:rPr>
                 <w:rStyle w:val="Hyperlink"/>
@@ -4646,7 +4646,7 @@
                 <w:noProof/>
                 <w:webHidden/>
               </w:rPr>
-              <w:instrText xml:space="preserve"> PAGEREF _Toc225926399 \h </w:instrText>
+              <w:instrText xml:space="preserve"> PAGEREF _Toc226112845 \h </w:instrText>
             </w:r>
             <w:r>
               <w:rPr>
@@ -4695,7 +4695,7 @@
               <w14:ligatures w14:val="standardContextual"/>
             </w:rPr>
           </w:pPr>
-          <w:hyperlink w:anchor="_Toc225926400" w:history="1">
+          <w:hyperlink w:anchor="_Toc226112846" w:history="1">
             <w:r>
               <w:rPr>
                 <w:rStyle w:val="Hyperlink"/>
@@ -4723,7 +4723,7 @@
                 <w:noProof/>
                 <w:webHidden/>
               </w:rPr>
-              <w:instrText xml:space="preserve"> PAGEREF _Toc225926400 \h </w:instrText>
+              <w:instrText xml:space="preserve"> PAGEREF _Toc226112846 \h </w:instrText>
             </w:r>
             <w:r>
               <w:rPr>
@@ -4770,7 +4770,7 @@
               <w14:ligatures w14:val="standardContextual"/>
             </w:rPr>
           </w:pPr>
-          <w:hyperlink w:anchor="_Toc225926401" w:history="1">
+          <w:hyperlink w:anchor="_Toc226112847" w:history="1">
             <w:r>
               <w:rPr>
                 <w:rStyle w:val="Hyperlink"/>
@@ -4806,7 +4806,7 @@
                 <w:noProof/>
                 <w:webHidden/>
               </w:rPr>
-              <w:instrText xml:space="preserve"> PAGEREF _Toc225926401 \h </w:instrText>
+              <w:instrText xml:space="preserve"> PAGEREF _Toc226112847 \h </w:instrText>
             </w:r>
             <w:r>
               <w:rPr>
@@ -4853,7 +4853,7 @@
               <w14:ligatures w14:val="standardContextual"/>
             </w:rPr>
           </w:pPr>
-          <w:hyperlink w:anchor="_Toc225926402" w:history="1">
+          <w:hyperlink w:anchor="_Toc226112848" w:history="1">
             <w:r>
               <w:rPr>
                 <w:rStyle w:val="Hyperlink"/>
@@ -4889,7 +4889,7 @@
                 <w:noProof/>
                 <w:webHidden/>
               </w:rPr>
-              <w:instrText xml:space="preserve"> PAGEREF _Toc225926402 \h </w:instrText>
+              <w:instrText xml:space="preserve"> PAGEREF _Toc226112848 \h </w:instrText>
             </w:r>
             <w:r>
               <w:rPr>
@@ -4936,7 +4936,7 @@
               <w14:ligatures w14:val="standardContextual"/>
             </w:rPr>
           </w:pPr>
-          <w:hyperlink w:anchor="_Toc225926403" w:history="1">
+          <w:hyperlink w:anchor="_Toc226112849" w:history="1">
             <w:r>
               <w:rPr>
                 <w:rStyle w:val="Hyperlink"/>
@@ -4972,7 +4972,7 @@
                 <w:noProof/>
                 <w:webHidden/>
               </w:rPr>
-              <w:instrText xml:space="preserve"> PAGEREF _Toc225926403 \h </w:instrText>
+              <w:instrText xml:space="preserve"> PAGEREF _Toc226112849 \h </w:instrText>
             </w:r>
             <w:r>
               <w:rPr>
@@ -5019,7 +5019,7 @@
               <w14:ligatures w14:val="standardContextual"/>
             </w:rPr>
           </w:pPr>
-          <w:hyperlink w:anchor="_Toc225926404" w:history="1">
+          <w:hyperlink w:anchor="_Toc226112850" w:history="1">
             <w:r>
               <w:rPr>
                 <w:rStyle w:val="Hyperlink"/>
@@ -5055,7 +5055,7 @@
                 <w:noProof/>
                 <w:webHidden/>
               </w:rPr>
-              <w:instrText xml:space="preserve"> PAGEREF _Toc225926404 \h </w:instrText>
+              <w:instrText xml:space="preserve"> PAGEREF _Toc226112850 \h </w:instrText>
             </w:r>
             <w:r>
               <w:rPr>
@@ -5102,7 +5102,7 @@
               <w14:ligatures w14:val="standardContextual"/>
             </w:rPr>
           </w:pPr>
-          <w:hyperlink w:anchor="_Toc225926405" w:history="1">
+          <w:hyperlink w:anchor="_Toc226112851" w:history="1">
             <w:r>
               <w:rPr>
                 <w:rStyle w:val="Hyperlink"/>
@@ -5138,7 +5138,7 @@
                 <w:noProof/>
                 <w:webHidden/>
               </w:rPr>
-              <w:instrText xml:space="preserve"> PAGEREF _Toc225926405 \h </w:instrText>
+              <w:instrText xml:space="preserve"> PAGEREF _Toc226112851 \h </w:instrText>
             </w:r>
             <w:r>
               <w:rPr>
@@ -5185,7 +5185,7 @@
               <w14:ligatures w14:val="standardContextual"/>
             </w:rPr>
           </w:pPr>
-          <w:hyperlink w:anchor="_Toc225926406" w:history="1">
+          <w:hyperlink w:anchor="_Toc226112852" w:history="1">
             <w:r>
               <w:rPr>
                 <w:rStyle w:val="Hyperlink"/>
@@ -5221,7 +5221,7 @@
                 <w:noProof/>
                 <w:webHidden/>
               </w:rPr>
-              <w:instrText xml:space="preserve"> PAGEREF _Toc225926406 \h </w:instrText>
+              <w:instrText xml:space="preserve"> PAGEREF _Toc226112852 \h </w:instrText>
             </w:r>
             <w:r>
               <w:rPr>
@@ -5268,7 +5268,7 @@
               <w14:ligatures w14:val="standardContextual"/>
             </w:rPr>
           </w:pPr>
-          <w:hyperlink w:anchor="_Toc225926407" w:history="1">
+          <w:hyperlink w:anchor="_Toc226112853" w:history="1">
             <w:r>
               <w:rPr>
                 <w:rStyle w:val="Hyperlink"/>
@@ -5304,7 +5304,7 @@
                 <w:noProof/>
                 <w:webHidden/>
               </w:rPr>
-              <w:instrText xml:space="preserve"> PAGEREF _Toc225926407 \h </w:instrText>
+              <w:instrText xml:space="preserve"> PAGEREF _Toc226112853 \h </w:instrText>
             </w:r>
             <w:r>
               <w:rPr>
@@ -5353,7 +5353,7 @@
               <w14:ligatures w14:val="standardContextual"/>
             </w:rPr>
           </w:pPr>
-          <w:hyperlink w:anchor="_Toc225926408" w:history="1">
+          <w:hyperlink w:anchor="_Toc226112854" w:history="1">
             <w:r>
               <w:rPr>
                 <w:rStyle w:val="Hyperlink"/>
@@ -5381,7 +5381,7 @@
                 <w:noProof/>
                 <w:webHidden/>
               </w:rPr>
-              <w:instrText xml:space="preserve"> PAGEREF _Toc225926408 \h </w:instrText>
+              <w:instrText xml:space="preserve"> PAGEREF _Toc226112854 \h </w:instrText>
             </w:r>
             <w:r>
               <w:rPr>
@@ -5428,7 +5428,7 @@
               <w14:ligatures w14:val="standardContextual"/>
             </w:rPr>
           </w:pPr>
-          <w:hyperlink w:anchor="_Toc225926409" w:history="1">
+          <w:hyperlink w:anchor="_Toc226112855" w:history="1">
             <w:r>
               <w:rPr>
                 <w:rStyle w:val="Hyperlink"/>
@@ -5464,7 +5464,7 @@
                 <w:noProof/>
                 <w:webHidden/>
               </w:rPr>
-              <w:instrText xml:space="preserve"> PAGEREF _Toc225926409 \h </w:instrText>
+              <w:instrText xml:space="preserve"> PAGEREF _Toc226112855 \h </w:instrText>
             </w:r>
             <w:r>
               <w:rPr>
@@ -5511,7 +5511,7 @@
               <w14:ligatures w14:val="standardContextual"/>
             </w:rPr>
           </w:pPr>
-          <w:hyperlink w:anchor="_Toc225926410" w:history="1">
+          <w:hyperlink w:anchor="_Toc226112856" w:history="1">
             <w:r>
               <w:rPr>
                 <w:rStyle w:val="Hyperlink"/>
@@ -5547,7 +5547,7 @@
                 <w:noProof/>
                 <w:webHidden/>
               </w:rPr>
-              <w:instrText xml:space="preserve"> PAGEREF _Toc225926410 \h </w:instrText>
+              <w:instrText xml:space="preserve"> PAGEREF _Toc226112856 \h </w:instrText>
             </w:r>
             <w:r>
               <w:rPr>
@@ -5594,7 +5594,7 @@
               <w14:ligatures w14:val="standardContextual"/>
             </w:rPr>
           </w:pPr>
-          <w:hyperlink w:anchor="_Toc225926411" w:history="1">
+          <w:hyperlink w:anchor="_Toc226112857" w:history="1">
             <w:r>
               <w:rPr>
                 <w:rStyle w:val="Hyperlink"/>
@@ -5638,7 +5638,7 @@
                 <w:noProof/>
                 <w:webHidden/>
               </w:rPr>
-              <w:instrText xml:space="preserve"> PAGEREF _Toc225926411 \h </w:instrText>
+              <w:instrText xml:space="preserve"> PAGEREF _Toc226112857 \h </w:instrText>
             </w:r>
             <w:r>
               <w:rPr>
@@ -5685,7 +5685,7 @@
               <w14:ligatures w14:val="standardContextual"/>
             </w:rPr>
           </w:pPr>
-          <w:hyperlink w:anchor="_Toc225926412" w:history="1">
+          <w:hyperlink w:anchor="_Toc226112858" w:history="1">
             <w:r>
               <w:rPr>
                 <w:rStyle w:val="Hyperlink"/>
@@ -5720,7 +5720,7 @@
                 <w:noProof/>
                 <w:webHidden/>
               </w:rPr>
-              <w:instrText xml:space="preserve"> PAGEREF _Toc225926412 \h </w:instrText>
+              <w:instrText xml:space="preserve"> PAGEREF _Toc226112858 \h </w:instrText>
             </w:r>
             <w:r>
               <w:rPr>
@@ -5767,7 +5767,7 @@
               <w14:ligatures w14:val="standardContextual"/>
             </w:rPr>
           </w:pPr>
-          <w:hyperlink w:anchor="_Toc225926413" w:history="1">
+          <w:hyperlink w:anchor="_Toc226112859" w:history="1">
             <w:r>
               <w:rPr>
                 <w:rStyle w:val="Hyperlink"/>
@@ -5802,7 +5802,7 @@
                 <w:noProof/>
                 <w:webHidden/>
               </w:rPr>
-              <w:instrText xml:space="preserve"> PAGEREF _Toc225926413 \h </w:instrText>
+              <w:instrText xml:space="preserve"> PAGEREF _Toc226112859 \h </w:instrText>
             </w:r>
             <w:r>
               <w:rPr>
@@ -5851,7 +5851,7 @@
               <w14:ligatures w14:val="standardContextual"/>
             </w:rPr>
           </w:pPr>
-          <w:hyperlink w:anchor="_Toc225926414" w:history="1">
+          <w:hyperlink w:anchor="_Toc226112860" w:history="1">
             <w:r>
               <w:rPr>
                 <w:rStyle w:val="Hyperlink"/>
@@ -5879,7 +5879,7 @@
                 <w:noProof/>
                 <w:webHidden/>
               </w:rPr>
-              <w:instrText xml:space="preserve"> PAGEREF _Toc225926414 \h </w:instrText>
+              <w:instrText xml:space="preserve"> PAGEREF _Toc226112860 \h </w:instrText>
             </w:r>
             <w:r>
               <w:rPr>
@@ -5926,7 +5926,7 @@
               <w14:ligatures w14:val="standardContextual"/>
             </w:rPr>
           </w:pPr>
-          <w:hyperlink w:anchor="_Toc225926415" w:history="1">
+          <w:hyperlink w:anchor="_Toc226112861" w:history="1">
             <w:r>
               <w:rPr>
                 <w:rStyle w:val="Hyperlink"/>
@@ -5961,7 +5961,7 @@
                 <w:noProof/>
                 <w:webHidden/>
               </w:rPr>
-              <w:instrText xml:space="preserve"> PAGEREF _Toc225926415 \h </w:instrText>
+              <w:instrText xml:space="preserve"> PAGEREF _Toc226112861 \h </w:instrText>
             </w:r>
             <w:r>
               <w:rPr>
@@ -6008,7 +6008,7 @@
               <w14:ligatures w14:val="standardContextual"/>
             </w:rPr>
           </w:pPr>
-          <w:hyperlink w:anchor="_Toc225926416" w:history="1">
+          <w:hyperlink w:anchor="_Toc226112862" w:history="1">
             <w:r>
               <w:rPr>
                 <w:rStyle w:val="Hyperlink"/>
@@ -6043,7 +6043,7 @@
                 <w:noProof/>
                 <w:webHidden/>
               </w:rPr>
-              <w:instrText xml:space="preserve"> PAGEREF _Toc225926416 \h </w:instrText>
+              <w:instrText xml:space="preserve"> PAGEREF _Toc226112862 \h </w:instrText>
             </w:r>
             <w:r>
               <w:rPr>
@@ -6090,7 +6090,7 @@
               <w14:ligatures w14:val="standardContextual"/>
             </w:rPr>
           </w:pPr>
-          <w:hyperlink w:anchor="_Toc225926417" w:history="1">
+          <w:hyperlink w:anchor="_Toc226112863" w:history="1">
             <w:r>
               <w:rPr>
                 <w:rStyle w:val="Hyperlink"/>
@@ -6125,7 +6125,7 @@
                 <w:noProof/>
                 <w:webHidden/>
               </w:rPr>
-              <w:instrText xml:space="preserve"> PAGEREF _Toc225926417 \h </w:instrText>
+              <w:instrText xml:space="preserve"> PAGEREF _Toc226112863 \h </w:instrText>
             </w:r>
             <w:r>
               <w:rPr>
@@ -6172,7 +6172,7 @@
               <w14:ligatures w14:val="standardContextual"/>
             </w:rPr>
           </w:pPr>
-          <w:hyperlink w:anchor="_Toc225926418" w:history="1">
+          <w:hyperlink w:anchor="_Toc226112864" w:history="1">
             <w:r>
               <w:rPr>
                 <w:rStyle w:val="Hyperlink"/>
@@ -6207,7 +6207,7 @@
                 <w:noProof/>
                 <w:webHidden/>
               </w:rPr>
-              <w:instrText xml:space="preserve"> PAGEREF _Toc225926418 \h </w:instrText>
+              <w:instrText xml:space="preserve"> PAGEREF _Toc226112864 \h </w:instrText>
             </w:r>
             <w:r>
               <w:rPr>
@@ -6256,7 +6256,7 @@
               <w14:ligatures w14:val="standardContextual"/>
             </w:rPr>
           </w:pPr>
-          <w:hyperlink w:anchor="_Toc225926419" w:history="1">
+          <w:hyperlink w:anchor="_Toc226112865" w:history="1">
             <w:r>
               <w:rPr>
                 <w:rStyle w:val="Hyperlink"/>
@@ -6284,7 +6284,7 @@
                 <w:noProof/>
                 <w:webHidden/>
               </w:rPr>
-              <w:instrText xml:space="preserve"> PAGEREF _Toc225926419 \h </w:instrText>
+              <w:instrText xml:space="preserve"> PAGEREF _Toc226112865 \h </w:instrText>
             </w:r>
             <w:r>
               <w:rPr>
@@ -6331,7 +6331,7 @@
               <w14:ligatures w14:val="standardContextual"/>
             </w:rPr>
           </w:pPr>
-          <w:hyperlink w:anchor="_Toc225926420" w:history="1">
+          <w:hyperlink w:anchor="_Toc226112866" w:history="1">
             <w:r>
               <w:rPr>
                 <w:rStyle w:val="Hyperlink"/>
@@ -6367,7 +6367,7 @@
                 <w:noProof/>
                 <w:webHidden/>
               </w:rPr>
-              <w:instrText xml:space="preserve"> PAGEREF _Toc225926420 \h </w:instrText>
+              <w:instrText xml:space="preserve"> PAGEREF _Toc226112866 \h </w:instrText>
             </w:r>
             <w:r>
               <w:rPr>
@@ -6414,7 +6414,7 @@
               <w14:ligatures w14:val="standardContextual"/>
             </w:rPr>
           </w:pPr>
-          <w:hyperlink w:anchor="_Toc225926421" w:history="1">
+          <w:hyperlink w:anchor="_Toc226112867" w:history="1">
             <w:r>
               <w:rPr>
                 <w:rStyle w:val="Hyperlink"/>
@@ -6450,7 +6450,7 @@
                 <w:noProof/>
                 <w:webHidden/>
               </w:rPr>
-              <w:instrText xml:space="preserve"> PAGEREF _Toc225926421 \h </w:instrText>
+              <w:instrText xml:space="preserve"> PAGEREF _Toc226112867 \h </w:instrText>
             </w:r>
             <w:r>
               <w:rPr>
@@ -6497,7 +6497,7 @@
               <w14:ligatures w14:val="standardContextual"/>
             </w:rPr>
           </w:pPr>
-          <w:hyperlink w:anchor="_Toc225926422" w:history="1">
+          <w:hyperlink w:anchor="_Toc226112868" w:history="1">
             <w:r>
               <w:rPr>
                 <w:rStyle w:val="Hyperlink"/>
@@ -6533,7 +6533,7 @@
                 <w:noProof/>
                 <w:webHidden/>
               </w:rPr>
-              <w:instrText xml:space="preserve"> PAGEREF _Toc225926422 \h </w:instrText>
+              <w:instrText xml:space="preserve"> PAGEREF _Toc226112868 \h </w:instrText>
             </w:r>
             <w:r>
               <w:rPr>
@@ -6580,7 +6580,7 @@
               <w14:ligatures w14:val="standardContextual"/>
             </w:rPr>
           </w:pPr>
-          <w:hyperlink w:anchor="_Toc225926423" w:history="1">
+          <w:hyperlink w:anchor="_Toc226112869" w:history="1">
             <w:r>
               <w:rPr>
                 <w:rStyle w:val="Hyperlink"/>
@@ -6616,7 +6616,7 @@
                 <w:noProof/>
                 <w:webHidden/>
               </w:rPr>
-              <w:instrText xml:space="preserve"> PAGEREF _Toc225926423 \h </w:instrText>
+              <w:instrText xml:space="preserve"> PAGEREF _Toc226112869 \h </w:instrText>
             </w:r>
             <w:r>
               <w:rPr>
@@ -6663,7 +6663,7 @@
               <w14:ligatures w14:val="standardContextual"/>
             </w:rPr>
           </w:pPr>
-          <w:hyperlink w:anchor="_Toc225926424" w:history="1">
+          <w:hyperlink w:anchor="_Toc226112870" w:history="1">
             <w:r>
               <w:rPr>
                 <w:rStyle w:val="Hyperlink"/>
@@ -6699,7 +6699,7 @@
                 <w:noProof/>
                 <w:webHidden/>
               </w:rPr>
-              <w:instrText xml:space="preserve"> PAGEREF _Toc225926424 \h </w:instrText>
+              <w:instrText xml:space="preserve"> PAGEREF _Toc226112870 \h </w:instrText>
             </w:r>
             <w:r>
               <w:rPr>
@@ -6748,7 +6748,7 @@
               <w14:ligatures w14:val="standardContextual"/>
             </w:rPr>
           </w:pPr>
-          <w:hyperlink w:anchor="_Toc225926425" w:history="1">
+          <w:hyperlink w:anchor="_Toc226112871" w:history="1">
             <w:r>
               <w:rPr>
                 <w:rStyle w:val="Hyperlink"/>
@@ -6776,7 +6776,7 @@
                 <w:noProof/>
                 <w:webHidden/>
               </w:rPr>
-              <w:instrText xml:space="preserve"> PAGEREF _Toc225926425 \h </w:instrText>
+              <w:instrText xml:space="preserve"> PAGEREF _Toc226112871 \h </w:instrText>
             </w:r>
             <w:r>
               <w:rPr>
@@ -6823,7 +6823,7 @@
               <w14:ligatures w14:val="standardContextual"/>
             </w:rPr>
           </w:pPr>
-          <w:hyperlink w:anchor="_Toc225926426" w:history="1">
+          <w:hyperlink w:anchor="_Toc226112872" w:history="1">
             <w:r>
               <w:rPr>
                 <w:rStyle w:val="Hyperlink"/>
@@ -6859,7 +6859,7 @@
                 <w:noProof/>
                 <w:webHidden/>
               </w:rPr>
-              <w:instrText xml:space="preserve"> PAGEREF _Toc225926426 \h </w:instrText>
+              <w:instrText xml:space="preserve"> PAGEREF _Toc226112872 \h </w:instrText>
             </w:r>
             <w:r>
               <w:rPr>
@@ -6906,7 +6906,7 @@
               <w14:ligatures w14:val="standardContextual"/>
             </w:rPr>
           </w:pPr>
-          <w:hyperlink w:anchor="_Toc225926427" w:history="1">
+          <w:hyperlink w:anchor="_Toc226112873" w:history="1">
             <w:r>
               <w:rPr>
                 <w:rStyle w:val="Hyperlink"/>
@@ -6942,7 +6942,7 @@
                 <w:noProof/>
                 <w:webHidden/>
               </w:rPr>
-              <w:instrText xml:space="preserve"> PAGEREF _Toc225926427 \h </w:instrText>
+              <w:instrText xml:space="preserve"> PAGEREF _Toc226112873 \h </w:instrText>
             </w:r>
             <w:r>
               <w:rPr>
@@ -6989,7 +6989,7 @@
               <w14:ligatures w14:val="standardContextual"/>
             </w:rPr>
           </w:pPr>
-          <w:hyperlink w:anchor="_Toc225926428" w:history="1">
+          <w:hyperlink w:anchor="_Toc226112874" w:history="1">
             <w:r>
               <w:rPr>
                 <w:rStyle w:val="Hyperlink"/>
@@ -7025,7 +7025,7 @@
                 <w:noProof/>
                 <w:webHidden/>
               </w:rPr>
-              <w:instrText xml:space="preserve"> PAGEREF _Toc225926428 \h </w:instrText>
+              <w:instrText xml:space="preserve"> PAGEREF _Toc226112874 \h </w:instrText>
             </w:r>
             <w:r>
               <w:rPr>
@@ -7072,7 +7072,7 @@
               <w14:ligatures w14:val="standardContextual"/>
             </w:rPr>
           </w:pPr>
-          <w:hyperlink w:anchor="_Toc225926429" w:history="1">
+          <w:hyperlink w:anchor="_Toc226112875" w:history="1">
             <w:r>
               <w:rPr>
                 <w:rStyle w:val="Hyperlink"/>
@@ -7108,7 +7108,7 @@
                 <w:noProof/>
                 <w:webHidden/>
               </w:rPr>
-              <w:instrText xml:space="preserve"> PAGEREF _Toc225926429 \h </w:instrText>
+              <w:instrText xml:space="preserve"> PAGEREF _Toc226112875 \h </w:instrText>
             </w:r>
             <w:r>
               <w:rPr>
@@ -7155,7 +7155,7 @@
               <w14:ligatures w14:val="standardContextual"/>
             </w:rPr>
           </w:pPr>
-          <w:hyperlink w:anchor="_Toc225926430" w:history="1">
+          <w:hyperlink w:anchor="_Toc226112876" w:history="1">
             <w:r>
               <w:rPr>
                 <w:rStyle w:val="Hyperlink"/>
@@ -7191,7 +7191,7 @@
                 <w:noProof/>
                 <w:webHidden/>
               </w:rPr>
-              <w:instrText xml:space="preserve"> PAGEREF _Toc225926430 \h </w:instrText>
+              <w:instrText xml:space="preserve"> PAGEREF _Toc226112876 \h </w:instrText>
             </w:r>
             <w:r>
               <w:rPr>
@@ -7238,7 +7238,7 @@
               <w14:ligatures w14:val="standardContextual"/>
             </w:rPr>
           </w:pPr>
-          <w:hyperlink w:anchor="_Toc225926431" w:history="1">
+          <w:hyperlink w:anchor="_Toc226112877" w:history="1">
             <w:r>
               <w:rPr>
                 <w:rStyle w:val="Hyperlink"/>
@@ -7274,7 +7274,7 @@
                 <w:noProof/>
                 <w:webHidden/>
               </w:rPr>
-              <w:instrText xml:space="preserve"> PAGEREF _Toc225926431 \h </w:instrText>
+              <w:instrText xml:space="preserve"> PAGEREF _Toc226112877 \h </w:instrText>
             </w:r>
             <w:r>
               <w:rPr>
@@ -7323,7 +7323,7 @@
               <w14:ligatures w14:val="standardContextual"/>
             </w:rPr>
           </w:pPr>
-          <w:hyperlink w:anchor="_Toc225926432" w:history="1">
+          <w:hyperlink w:anchor="_Toc226112878" w:history="1">
             <w:r>
               <w:rPr>
                 <w:rStyle w:val="Hyperlink"/>
@@ -7351,7 +7351,7 @@
                 <w:noProof/>
                 <w:webHidden/>
               </w:rPr>
-              <w:instrText xml:space="preserve"> PAGEREF _Toc225926432 \h </w:instrText>
+              <w:instrText xml:space="preserve"> PAGEREF _Toc226112878 \h </w:instrText>
             </w:r>
             <w:r>
               <w:rPr>
@@ -7398,7 +7398,7 @@
               <w14:ligatures w14:val="standardContextual"/>
             </w:rPr>
           </w:pPr>
-          <w:hyperlink w:anchor="_Toc225926433" w:history="1">
+          <w:hyperlink w:anchor="_Toc226112879" w:history="1">
             <w:r>
               <w:rPr>
                 <w:rStyle w:val="Hyperlink"/>
@@ -7434,7 +7434,7 @@
                 <w:noProof/>
                 <w:webHidden/>
               </w:rPr>
-              <w:instrText xml:space="preserve"> PAGEREF _Toc225926433 \h </w:instrText>
+              <w:instrText xml:space="preserve"> PAGEREF _Toc226112879 \h </w:instrText>
             </w:r>
             <w:r>
               <w:rPr>
@@ -7481,7 +7481,7 @@
               <w14:ligatures w14:val="standardContextual"/>
             </w:rPr>
           </w:pPr>
-          <w:hyperlink w:anchor="_Toc225926434" w:history="1">
+          <w:hyperlink w:anchor="_Toc226112880" w:history="1">
             <w:r>
               <w:rPr>
                 <w:rStyle w:val="Hyperlink"/>
@@ -7517,7 +7517,7 @@
                 <w:noProof/>
                 <w:webHidden/>
               </w:rPr>
-              <w:instrText xml:space="preserve"> PAGEREF _Toc225926434 \h </w:instrText>
+              <w:instrText xml:space="preserve"> PAGEREF _Toc226112880 \h </w:instrText>
             </w:r>
             <w:r>
               <w:rPr>
@@ -7564,7 +7564,7 @@
               <w14:ligatures w14:val="standardContextual"/>
             </w:rPr>
           </w:pPr>
-          <w:hyperlink w:anchor="_Toc225926435" w:history="1">
+          <w:hyperlink w:anchor="_Toc226112881" w:history="1">
             <w:r>
               <w:rPr>
                 <w:rStyle w:val="Hyperlink"/>
@@ -7600,7 +7600,7 @@
                 <w:noProof/>
                 <w:webHidden/>
               </w:rPr>
-              <w:instrText xml:space="preserve"> PAGEREF _Toc225926435 \h </w:instrText>
+              <w:instrText xml:space="preserve"> PAGEREF _Toc226112881 \h </w:instrText>
             </w:r>
             <w:r>
               <w:rPr>
@@ -7647,7 +7647,7 @@
               <w14:ligatures w14:val="standardContextual"/>
             </w:rPr>
           </w:pPr>
-          <w:hyperlink w:anchor="_Toc225926436" w:history="1">
+          <w:hyperlink w:anchor="_Toc226112882" w:history="1">
             <w:r>
               <w:rPr>
                 <w:rStyle w:val="Hyperlink"/>
@@ -7683,7 +7683,7 @@
                 <w:noProof/>
                 <w:webHidden/>
               </w:rPr>
-              <w:instrText xml:space="preserve"> PAGEREF _Toc225926436 \h </w:instrText>
+              <w:instrText xml:space="preserve"> PAGEREF _Toc226112882 \h </w:instrText>
             </w:r>
             <w:r>
               <w:rPr>
@@ -7730,7 +7730,7 @@
               <w14:ligatures w14:val="standardContextual"/>
             </w:rPr>
           </w:pPr>
-          <w:hyperlink w:anchor="_Toc225926437" w:history="1">
+          <w:hyperlink w:anchor="_Toc226112883" w:history="1">
             <w:r>
               <w:rPr>
                 <w:rStyle w:val="Hyperlink"/>
@@ -7766,7 +7766,7 @@
                 <w:noProof/>
                 <w:webHidden/>
               </w:rPr>
-              <w:instrText xml:space="preserve"> PAGEREF _Toc225926437 \h </w:instrText>
+              <w:instrText xml:space="preserve"> PAGEREF _Toc226112883 \h </w:instrText>
             </w:r>
             <w:r>
               <w:rPr>
@@ -7813,7 +7813,7 @@
               <w14:ligatures w14:val="standardContextual"/>
             </w:rPr>
           </w:pPr>
-          <w:hyperlink w:anchor="_Toc225926438" w:history="1">
+          <w:hyperlink w:anchor="_Toc226112884" w:history="1">
             <w:r>
               <w:rPr>
                 <w:rStyle w:val="Hyperlink"/>
@@ -7849,7 +7849,7 @@
                 <w:noProof/>
                 <w:webHidden/>
               </w:rPr>
-              <w:instrText xml:space="preserve"> PAGEREF _Toc225926438 \h </w:instrText>
+              <w:instrText xml:space="preserve"> PAGEREF _Toc226112884 \h </w:instrText>
             </w:r>
             <w:r>
               <w:rPr>
@@ -7896,7 +7896,7 @@
               <w14:ligatures w14:val="standardContextual"/>
             </w:rPr>
           </w:pPr>
-          <w:hyperlink w:anchor="_Toc225926439" w:history="1">
+          <w:hyperlink w:anchor="_Toc226112885" w:history="1">
             <w:r>
               <w:rPr>
                 <w:rStyle w:val="Hyperlink"/>
@@ -7932,7 +7932,7 @@
                 <w:noProof/>
                 <w:webHidden/>
               </w:rPr>
-              <w:instrText xml:space="preserve"> PAGEREF _Toc225926439 \h </w:instrText>
+              <w:instrText xml:space="preserve"> PAGEREF _Toc226112885 \h </w:instrText>
             </w:r>
             <w:r>
               <w:rPr>
@@ -7979,7 +7979,7 @@
               <w14:ligatures w14:val="standardContextual"/>
             </w:rPr>
           </w:pPr>
-          <w:hyperlink w:anchor="_Toc225926440" w:history="1">
+          <w:hyperlink w:anchor="_Toc226112886" w:history="1">
             <w:r>
               <w:rPr>
                 <w:rStyle w:val="Hyperlink"/>
@@ -8015,7 +8015,7 @@
                 <w:noProof/>
                 <w:webHidden/>
               </w:rPr>
-              <w:instrText xml:space="preserve"> PAGEREF _Toc225926440 \h </w:instrText>
+              <w:instrText xml:space="preserve"> PAGEREF _Toc226112886 \h </w:instrText>
             </w:r>
             <w:r>
               <w:rPr>
@@ -8062,7 +8062,7 @@
               <w14:ligatures w14:val="standardContextual"/>
             </w:rPr>
           </w:pPr>
-          <w:hyperlink w:anchor="_Toc225926441" w:history="1">
+          <w:hyperlink w:anchor="_Toc226112887" w:history="1">
             <w:r>
               <w:rPr>
                 <w:rStyle w:val="Hyperlink"/>
@@ -8098,7 +8098,7 @@
                 <w:noProof/>
                 <w:webHidden/>
               </w:rPr>
-              <w:instrText xml:space="preserve"> PAGEREF _Toc225926441 \h </w:instrText>
+              <w:instrText xml:space="preserve"> PAGEREF _Toc226112887 \h </w:instrText>
             </w:r>
             <w:r>
               <w:rPr>
@@ -8147,7 +8147,7 @@
               <w14:ligatures w14:val="standardContextual"/>
             </w:rPr>
           </w:pPr>
-          <w:hyperlink w:anchor="_Toc225926442" w:history="1">
+          <w:hyperlink w:anchor="_Toc226112888" w:history="1">
             <w:r>
               <w:rPr>
                 <w:rStyle w:val="Hyperlink"/>
@@ -8175,7 +8175,7 @@
                 <w:noProof/>
                 <w:webHidden/>
               </w:rPr>
-              <w:instrText xml:space="preserve"> PAGEREF _Toc225926442 \h </w:instrText>
+              <w:instrText xml:space="preserve"> PAGEREF _Toc226112888 \h </w:instrText>
             </w:r>
             <w:r>
               <w:rPr>
@@ -8222,7 +8222,7 @@
               <w14:ligatures w14:val="standardContextual"/>
             </w:rPr>
           </w:pPr>
-          <w:hyperlink w:anchor="_Toc225926443" w:history="1">
+          <w:hyperlink w:anchor="_Toc226112889" w:history="1">
             <w:r>
               <w:rPr>
                 <w:rStyle w:val="Hyperlink"/>
@@ -8258,7 +8258,7 @@
                 <w:noProof/>
                 <w:webHidden/>
               </w:rPr>
-              <w:instrText xml:space="preserve"> PAGEREF _Toc225926443 \h </w:instrText>
+              <w:instrText xml:space="preserve"> PAGEREF _Toc226112889 \h </w:instrText>
             </w:r>
             <w:r>
               <w:rPr>
@@ -8305,7 +8305,7 @@
               <w14:ligatures w14:val="standardContextual"/>
             </w:rPr>
           </w:pPr>
-          <w:hyperlink w:anchor="_Toc225926444" w:history="1">
+          <w:hyperlink w:anchor="_Toc226112890" w:history="1">
             <w:r>
               <w:rPr>
                 <w:rStyle w:val="Hyperlink"/>
@@ -8341,7 +8341,7 @@
                 <w:noProof/>
                 <w:webHidden/>
               </w:rPr>
-              <w:instrText xml:space="preserve"> PAGEREF _Toc225926444 \h </w:instrText>
+              <w:instrText xml:space="preserve"> PAGEREF _Toc226112890 \h </w:instrText>
             </w:r>
             <w:r>
               <w:rPr>
@@ -8388,7 +8388,7 @@
               <w14:ligatures w14:val="standardContextual"/>
             </w:rPr>
           </w:pPr>
-          <w:hyperlink w:anchor="_Toc225926445" w:history="1">
+          <w:hyperlink w:anchor="_Toc226112891" w:history="1">
             <w:r>
               <w:rPr>
                 <w:rStyle w:val="Hyperlink"/>
@@ -8424,7 +8424,7 @@
                 <w:noProof/>
                 <w:webHidden/>
               </w:rPr>
-              <w:instrText xml:space="preserve"> PAGEREF _Toc225926445 \h </w:instrText>
+              <w:instrText xml:space="preserve"> PAGEREF _Toc226112891 \h </w:instrText>
             </w:r>
             <w:r>
               <w:rPr>
@@ -8471,7 +8471,7 @@
               <w14:ligatures w14:val="standardContextual"/>
             </w:rPr>
           </w:pPr>
-          <w:hyperlink w:anchor="_Toc225926446" w:history="1">
+          <w:hyperlink w:anchor="_Toc226112892" w:history="1">
             <w:r>
               <w:rPr>
                 <w:rStyle w:val="Hyperlink"/>
@@ -8507,7 +8507,7 @@
                 <w:noProof/>
                 <w:webHidden/>
               </w:rPr>
-              <w:instrText xml:space="preserve"> PAGEREF _Toc225926446 \h </w:instrText>
+              <w:instrText xml:space="preserve"> PAGEREF _Toc226112892 \h </w:instrText>
             </w:r>
             <w:r>
               <w:rPr>
@@ -8554,7 +8554,7 @@
               <w14:ligatures w14:val="standardContextual"/>
             </w:rPr>
           </w:pPr>
-          <w:hyperlink w:anchor="_Toc225926447" w:history="1">
+          <w:hyperlink w:anchor="_Toc226112893" w:history="1">
             <w:r>
               <w:rPr>
                 <w:rStyle w:val="Hyperlink"/>
@@ -8590,7 +8590,7 @@
                 <w:noProof/>
                 <w:webHidden/>
               </w:rPr>
-              <w:instrText xml:space="preserve"> PAGEREF _Toc225926447 \h </w:instrText>
+              <w:instrText xml:space="preserve"> PAGEREF _Toc226112893 \h </w:instrText>
             </w:r>
             <w:r>
               <w:rPr>
@@ -8639,7 +8639,7 @@
               <w14:ligatures w14:val="standardContextual"/>
             </w:rPr>
           </w:pPr>
-          <w:hyperlink w:anchor="_Toc225926448" w:history="1">
+          <w:hyperlink w:anchor="_Toc226112894" w:history="1">
             <w:r>
               <w:rPr>
                 <w:rStyle w:val="Hyperlink"/>
@@ -8675,7 +8675,7 @@
                 <w:noProof/>
                 <w:webHidden/>
               </w:rPr>
-              <w:instrText xml:space="preserve"> PAGEREF _Toc225926448 \h </w:instrText>
+              <w:instrText xml:space="preserve"> PAGEREF _Toc226112894 \h </w:instrText>
             </w:r>
             <w:r>
               <w:rPr>
@@ -8722,7 +8722,7 @@
               <w14:ligatures w14:val="standardContextual"/>
             </w:rPr>
           </w:pPr>
-          <w:hyperlink w:anchor="_Toc225926449" w:history="1">
+          <w:hyperlink w:anchor="_Toc226112895" w:history="1">
             <w:r>
               <w:rPr>
                 <w:rStyle w:val="Hyperlink"/>
@@ -8758,7 +8758,7 @@
                 <w:noProof/>
                 <w:webHidden/>
               </w:rPr>
-              <w:instrText xml:space="preserve"> PAGEREF _Toc225926449 \h </w:instrText>
+              <w:instrText xml:space="preserve"> PAGEREF _Toc226112895 \h </w:instrText>
             </w:r>
             <w:r>
               <w:rPr>
@@ -8805,7 +8805,7 @@
               <w14:ligatures w14:val="standardContextual"/>
             </w:rPr>
           </w:pPr>
-          <w:hyperlink w:anchor="_Toc225926450" w:history="1">
+          <w:hyperlink w:anchor="_Toc226112896" w:history="1">
             <w:r>
               <w:rPr>
                 <w:rStyle w:val="Hyperlink"/>
@@ -8841,7 +8841,7 @@
                 <w:noProof/>
                 <w:webHidden/>
               </w:rPr>
-              <w:instrText xml:space="preserve"> PAGEREF _Toc225926450 \h </w:instrText>
+              <w:instrText xml:space="preserve"> PAGEREF _Toc226112896 \h </w:instrText>
             </w:r>
             <w:r>
               <w:rPr>
@@ -8888,7 +8888,7 @@
               <w14:ligatures w14:val="standardContextual"/>
             </w:rPr>
           </w:pPr>
-          <w:hyperlink w:anchor="_Toc225926451" w:history="1">
+          <w:hyperlink w:anchor="_Toc226112897" w:history="1">
             <w:r>
               <w:rPr>
                 <w:rStyle w:val="Hyperlink"/>
@@ -8924,7 +8924,7 @@
                 <w:noProof/>
                 <w:webHidden/>
               </w:rPr>
-              <w:instrText xml:space="preserve"> PAGEREF _Toc225926451 \h </w:instrText>
+              <w:instrText xml:space="preserve"> PAGEREF _Toc226112897 \h </w:instrText>
             </w:r>
             <w:r>
               <w:rPr>
@@ -8971,7 +8971,7 @@
               <w14:ligatures w14:val="standardContextual"/>
             </w:rPr>
           </w:pPr>
-          <w:hyperlink w:anchor="_Toc225926452" w:history="1">
+          <w:hyperlink w:anchor="_Toc226112898" w:history="1">
             <w:r>
               <w:rPr>
                 <w:rStyle w:val="Hyperlink"/>
@@ -9007,7 +9007,7 @@
                 <w:noProof/>
                 <w:webHidden/>
               </w:rPr>
-              <w:instrText xml:space="preserve"> PAGEREF _Toc225926452 \h </w:instrText>
+              <w:instrText xml:space="preserve"> PAGEREF _Toc226112898 \h </w:instrText>
             </w:r>
             <w:r>
               <w:rPr>
@@ -9054,7 +9054,7 @@
               <w14:ligatures w14:val="standardContextual"/>
             </w:rPr>
           </w:pPr>
-          <w:hyperlink w:anchor="_Toc225926453" w:history="1">
+          <w:hyperlink w:anchor="_Toc226112899" w:history="1">
             <w:r>
               <w:rPr>
                 <w:rStyle w:val="Hyperlink"/>
@@ -9090,7 +9090,7 @@
                 <w:noProof/>
                 <w:webHidden/>
               </w:rPr>
-              <w:instrText xml:space="preserve"> PAGEREF _Toc225926453 \h </w:instrText>
+              <w:instrText xml:space="preserve"> PAGEREF _Toc226112899 \h </w:instrText>
             </w:r>
             <w:r>
               <w:rPr>
@@ -9137,7 +9137,7 @@
               <w14:ligatures w14:val="standardContextual"/>
             </w:rPr>
           </w:pPr>
-          <w:hyperlink w:anchor="_Toc225926454" w:history="1">
+          <w:hyperlink w:anchor="_Toc226112900" w:history="1">
             <w:r>
               <w:rPr>
                 <w:rStyle w:val="Hyperlink"/>
@@ -9172,7 +9172,7 @@
                 <w:noProof/>
                 <w:webHidden/>
               </w:rPr>
-              <w:instrText xml:space="preserve"> PAGEREF _Toc225926454 \h </w:instrText>
+              <w:instrText xml:space="preserve"> PAGEREF _Toc226112900 \h </w:instrText>
             </w:r>
             <w:r>
               <w:rPr>
@@ -9284,7 +9284,7 @@
           <w:lang w:val="en-GB"/>
         </w:rPr>
       </w:pPr>
-      <w:bookmarkStart w:id="0" w:name="_Toc225926349"/>
+      <w:bookmarkStart w:id="0" w:name="_Toc226112795"/>
       <w:r>
         <w:rPr>
           <w:b/>
@@ -9698,7 +9698,7 @@
                 <w:lang w:val="en-GB"/>
               </w:rPr>
             </w:pPr>
-            <w:bookmarkStart w:id="1" w:name="_Toc225926350"/>
+            <w:bookmarkStart w:id="1" w:name="_Toc226112796"/>
             <w:r>
               <w:rPr>
                 <w:b/>
@@ -9823,7 +9823,7 @@
               <w:pStyle w:val="Heading2"/>
             </w:pPr>
             <w:bookmarkStart w:id="2" w:name="_Toc146100629"/>
-            <w:bookmarkStart w:id="3" w:name="_Toc225926351"/>
+            <w:bookmarkStart w:id="3" w:name="_Toc226112797"/>
             <w:r>
               <w:t>F</w:t>
             </w:r>
@@ -10053,7 +10053,7 @@
             <w:pPr>
               <w:pStyle w:val="Heading2"/>
             </w:pPr>
-            <w:bookmarkStart w:id="4" w:name="_Toc225926352"/>
+            <w:bookmarkStart w:id="4" w:name="_Toc226112798"/>
             <w:r>
               <w:t>F</w:t>
             </w:r>
@@ -10335,7 +10335,7 @@
             <w:pPr>
               <w:pStyle w:val="Heading2"/>
             </w:pPr>
-            <w:bookmarkStart w:id="5" w:name="_Toc225926353"/>
+            <w:bookmarkStart w:id="5" w:name="_Toc226112799"/>
             <w:r>
               <w:t>F</w:t>
             </w:r>
@@ -10406,16 +10406,7 @@
         <w:t xml:space="preserve">Method to </w:t>
       </w:r>
       <w:r>
-        <w:t xml:space="preserve">get the </w:t>
-      </w:r>
-      <w:r>
-        <w:t xml:space="preserve">title of the </w:t>
-      </w:r>
-      <w:r>
-        <w:t xml:space="preserve">current </w:t>
-      </w:r>
-      <w:r>
-        <w:t>web page</w:t>
+        <w:t>get the title of the current web page</w:t>
       </w:r>
     </w:p>
     <w:p>
@@ -10472,13 +10463,7 @@
           </w:tcPr>
           <w:p>
             <w:r>
-              <w:t xml:space="preserve">The name of the variable to store the </w:t>
-            </w:r>
-            <w:r>
-              <w:t>title</w:t>
-            </w:r>
-            <w:r>
-              <w:t xml:space="preserve"> (starting with $)</w:t>
+              <w:t>The name of the variable to store the title (starting with $)</w:t>
             </w:r>
           </w:p>
         </w:tc>
@@ -10521,16 +10506,7 @@
           <w:p>
             <w:proofErr w:type="spellStart"/>
             <w:r>
-              <w:t>get</w:t>
-            </w:r>
-            <w:r>
-              <w:t>U</w:t>
-            </w:r>
-            <w:r>
-              <w:t>rl</w:t>
-            </w:r>
-            <w:r>
-              <w:t>Title</w:t>
+              <w:t>getUrlTitle</w:t>
             </w:r>
             <w:proofErr w:type="spellEnd"/>
           </w:p>
@@ -10541,10 +10517,7 @@
           </w:tcPr>
           <w:p>
             <w:r>
-              <w:t>$</w:t>
-            </w:r>
-            <w:r>
-              <w:t>Title</w:t>
+              <w:t>$Title</w:t>
             </w:r>
           </w:p>
         </w:tc>
@@ -10554,22 +10527,7 @@
           </w:tcPr>
           <w:p>
             <w:r>
-              <w:t xml:space="preserve">Store the </w:t>
-            </w:r>
-            <w:r>
-              <w:t xml:space="preserve">title of </w:t>
-            </w:r>
-            <w:r>
-              <w:t xml:space="preserve"> </w:t>
-            </w:r>
-            <w:r>
-              <w:t xml:space="preserve">the current web page </w:t>
-            </w:r>
-            <w:r>
-              <w:t>into the variable $</w:t>
-            </w:r>
-            <w:r>
-              <w:t>Title</w:t>
+              <w:t>Store the title of  the current web page into the variable $Title</w:t>
             </w:r>
           </w:p>
         </w:tc>
@@ -10594,13 +10552,7 @@
         <w:t>#get</w:t>
       </w:r>
       <w:r>
-        <w:t>U</w:t>
-      </w:r>
-      <w:r>
-        <w:t>rl</w:t>
-      </w:r>
-      <w:r>
-        <w:t>Title</w:t>
+        <w:t>UrlTitle</w:t>
       </w:r>
       <w:r>
         <w:t>: §</w:t>
@@ -10640,7 +10592,7 @@
             <w:r>
               <w:br w:type="page"/>
             </w:r>
-            <w:bookmarkStart w:id="6" w:name="_Toc225926354"/>
+            <w:bookmarkStart w:id="6" w:name="_Toc226112800"/>
             <w:r>
               <w:t>F</w:t>
             </w:r>
@@ -10899,7 +10851,7 @@
             <w:r>
               <w:br w:type="page"/>
             </w:r>
-            <w:bookmarkStart w:id="7" w:name="_Toc225926355"/>
+            <w:bookmarkStart w:id="7" w:name="_Toc226112801"/>
             <w:r>
               <w:t>F</w:t>
             </w:r>
@@ -11146,7 +11098,7 @@
             <w:r>
               <w:br w:type="page"/>
             </w:r>
-            <w:bookmarkStart w:id="8" w:name="_Toc225926356"/>
+            <w:bookmarkStart w:id="8" w:name="_Toc226112802"/>
             <w:r>
               <w:t>F</w:t>
             </w:r>
@@ -11401,7 +11353,7 @@
             <w:r>
               <w:br w:type="page"/>
             </w:r>
-            <w:bookmarkStart w:id="9" w:name="_Toc225926357"/>
+            <w:bookmarkStart w:id="9" w:name="_Toc226112803"/>
             <w:r>
               <w:t>F</w:t>
             </w:r>
@@ -11548,7 +11500,7 @@
             <w:pPr>
               <w:pStyle w:val="Heading2"/>
             </w:pPr>
-            <w:bookmarkStart w:id="10" w:name="_Toc225926358"/>
+            <w:bookmarkStart w:id="10" w:name="_Toc226112804"/>
             <w:r>
               <w:lastRenderedPageBreak/>
               <w:t>F</w:t>
@@ -12138,7 +12090,7 @@
             <w:pPr>
               <w:pStyle w:val="Heading2"/>
             </w:pPr>
-            <w:bookmarkStart w:id="11" w:name="_Toc225926359"/>
+            <w:bookmarkStart w:id="11" w:name="_Toc226112805"/>
             <w:r>
               <w:lastRenderedPageBreak/>
               <w:t>F</w:t>
@@ -12653,7 +12605,7 @@
             <w:pPr>
               <w:pStyle w:val="Heading2"/>
             </w:pPr>
-            <w:bookmarkStart w:id="12" w:name="_Toc225926360"/>
+            <w:bookmarkStart w:id="12" w:name="_Toc226112806"/>
             <w:r>
               <w:lastRenderedPageBreak/>
               <w:t>F</w:t>
@@ -13051,7 +13003,7 @@
             <w:pPr>
               <w:pStyle w:val="Heading2"/>
             </w:pPr>
-            <w:bookmarkStart w:id="13" w:name="_Toc225926361"/>
+            <w:bookmarkStart w:id="13" w:name="_Toc226112807"/>
             <w:r>
               <w:t>F</w:t>
             </w:r>
@@ -13401,7 +13353,7 @@
             <w:pPr>
               <w:pStyle w:val="Heading2"/>
             </w:pPr>
-            <w:bookmarkStart w:id="14" w:name="_Toc225926362"/>
+            <w:bookmarkStart w:id="14" w:name="_Toc226112808"/>
             <w:r>
               <w:t>F</w:t>
             </w:r>
@@ -13634,7 +13586,7 @@
             <w:pPr>
               <w:pStyle w:val="Heading2"/>
             </w:pPr>
-            <w:bookmarkStart w:id="15" w:name="_Toc225926363"/>
+            <w:bookmarkStart w:id="15" w:name="_Toc226112809"/>
             <w:r>
               <w:t>F</w:t>
             </w:r>
@@ -13845,7 +13797,7 @@
                 <w:lang w:val="en-GB"/>
               </w:rPr>
             </w:pPr>
-            <w:bookmarkStart w:id="16" w:name="_Toc225926364"/>
+            <w:bookmarkStart w:id="16" w:name="_Toc226112810"/>
             <w:r>
               <w:rPr>
                 <w:b/>
@@ -13976,7 +13928,7 @@
             <w:pPr>
               <w:pStyle w:val="Heading2"/>
             </w:pPr>
-            <w:bookmarkStart w:id="17" w:name="_Toc225926365"/>
+            <w:bookmarkStart w:id="17" w:name="_Toc226112811"/>
             <w:r>
               <w:t>F</w:t>
             </w:r>
@@ -14445,7 +14397,7 @@
             <w:pPr>
               <w:pStyle w:val="Heading2"/>
             </w:pPr>
-            <w:bookmarkStart w:id="18" w:name="_Toc225926366"/>
+            <w:bookmarkStart w:id="18" w:name="_Toc226112812"/>
             <w:r>
               <w:t>F</w:t>
             </w:r>
@@ -14649,7 +14601,7 @@
             <w:pPr>
               <w:pStyle w:val="Heading2"/>
             </w:pPr>
-            <w:bookmarkStart w:id="19" w:name="_Toc225926367"/>
+            <w:bookmarkStart w:id="19" w:name="_Toc226112813"/>
             <w:r>
               <w:lastRenderedPageBreak/>
               <w:t>F</w:t>
@@ -14938,7 +14890,7 @@
             <w:pPr>
               <w:pStyle w:val="Heading2"/>
             </w:pPr>
-            <w:bookmarkStart w:id="20" w:name="_Toc225926368"/>
+            <w:bookmarkStart w:id="20" w:name="_Toc226112814"/>
             <w:r>
               <w:t>F</w:t>
             </w:r>
@@ -15228,7 +15180,7 @@
             <w:pPr>
               <w:pStyle w:val="Heading2"/>
             </w:pPr>
-            <w:bookmarkStart w:id="21" w:name="_Toc225926369"/>
+            <w:bookmarkStart w:id="21" w:name="_Toc226112815"/>
             <w:r>
               <w:lastRenderedPageBreak/>
               <w:t>F</w:t>
@@ -15512,7 +15464,7 @@
             <w:pPr>
               <w:pStyle w:val="Heading2"/>
             </w:pPr>
-            <w:bookmarkStart w:id="22" w:name="_Toc225926370"/>
+            <w:bookmarkStart w:id="22" w:name="_Toc226112816"/>
             <w:r>
               <w:t>F</w:t>
             </w:r>
@@ -15774,7 +15726,7 @@
             <w:pPr>
               <w:pStyle w:val="Heading2"/>
             </w:pPr>
-            <w:bookmarkStart w:id="23" w:name="_Toc225926371"/>
+            <w:bookmarkStart w:id="23" w:name="_Toc226112817"/>
             <w:r>
               <w:t>F</w:t>
             </w:r>
@@ -16040,7 +15992,7 @@
             <w:pPr>
               <w:pStyle w:val="Heading2"/>
             </w:pPr>
-            <w:bookmarkStart w:id="24" w:name="_Toc225926372"/>
+            <w:bookmarkStart w:id="24" w:name="_Toc226112818"/>
             <w:r>
               <w:t>F</w:t>
             </w:r>
@@ -16253,7 +16205,7 @@
             <w:pPr>
               <w:pStyle w:val="Heading2"/>
             </w:pPr>
-            <w:bookmarkStart w:id="25" w:name="_Toc225926373"/>
+            <w:bookmarkStart w:id="25" w:name="_Toc226112819"/>
             <w:r>
               <w:t>F</w:t>
             </w:r>
@@ -16499,7 +16451,7 @@
             <w:pPr>
               <w:pStyle w:val="Heading2"/>
             </w:pPr>
-            <w:bookmarkStart w:id="26" w:name="_Toc225926374"/>
+            <w:bookmarkStart w:id="26" w:name="_Toc226112820"/>
             <w:r>
               <w:t>F</w:t>
             </w:r>
@@ -16796,7 +16748,7 @@
             <w:pPr>
               <w:pStyle w:val="Heading2"/>
             </w:pPr>
-            <w:bookmarkStart w:id="27" w:name="_Toc225926375"/>
+            <w:bookmarkStart w:id="27" w:name="_Toc226112821"/>
             <w:r>
               <w:t>F</w:t>
             </w:r>
@@ -17156,7 +17108,7 @@
             <w:pPr>
               <w:pStyle w:val="Heading2"/>
             </w:pPr>
-            <w:bookmarkStart w:id="28" w:name="_Toc225926376"/>
+            <w:bookmarkStart w:id="28" w:name="_Toc226112822"/>
             <w:r>
               <w:t>F</w:t>
             </w:r>
@@ -17401,7 +17353,7 @@
             <w:pPr>
               <w:pStyle w:val="Heading2"/>
             </w:pPr>
-            <w:bookmarkStart w:id="29" w:name="_Toc225926377"/>
+            <w:bookmarkStart w:id="29" w:name="_Toc226112823"/>
             <w:r>
               <w:lastRenderedPageBreak/>
               <w:t>F</w:t>
@@ -17660,7 +17612,7 @@
             <w:pPr>
               <w:pStyle w:val="Heading2"/>
             </w:pPr>
-            <w:bookmarkStart w:id="30" w:name="_Toc225926378"/>
+            <w:bookmarkStart w:id="30" w:name="_Toc226112824"/>
             <w:r>
               <w:t>F</w:t>
             </w:r>
@@ -17870,7 +17822,7 @@
             <w:pPr>
               <w:pStyle w:val="Heading2"/>
             </w:pPr>
-            <w:bookmarkStart w:id="31" w:name="_Toc225926379"/>
+            <w:bookmarkStart w:id="31" w:name="_Toc226112825"/>
             <w:r>
               <w:lastRenderedPageBreak/>
               <w:t>F</w:t>
@@ -18062,7 +18014,7 @@
             <w:pPr>
               <w:pStyle w:val="Heading2"/>
             </w:pPr>
-            <w:bookmarkStart w:id="32" w:name="_Toc225926380"/>
+            <w:bookmarkStart w:id="32" w:name="_Toc226112826"/>
             <w:r>
               <w:t>F</w:t>
             </w:r>
@@ -18254,7 +18206,7 @@
             <w:pPr>
               <w:pStyle w:val="Heading2"/>
             </w:pPr>
-            <w:bookmarkStart w:id="33" w:name="_Toc225926381"/>
+            <w:bookmarkStart w:id="33" w:name="_Toc226112827"/>
             <w:r>
               <w:t>F</w:t>
             </w:r>
@@ -18461,7 +18413,7 @@
             <w:pPr>
               <w:pStyle w:val="Heading2"/>
             </w:pPr>
-            <w:bookmarkStart w:id="34" w:name="_Toc225926382"/>
+            <w:bookmarkStart w:id="34" w:name="_Toc226112828"/>
             <w:r>
               <w:t>F</w:t>
             </w:r>
@@ -18655,7 +18607,7 @@
             <w:pPr>
               <w:pStyle w:val="Heading2"/>
             </w:pPr>
-            <w:bookmarkStart w:id="35" w:name="_Toc225926383"/>
+            <w:bookmarkStart w:id="35" w:name="_Toc226112829"/>
             <w:r>
               <w:t>F</w:t>
             </w:r>
@@ -18858,7 +18810,7 @@
             <w:pPr>
               <w:pStyle w:val="Heading2"/>
             </w:pPr>
-            <w:bookmarkStart w:id="36" w:name="_Toc225926384"/>
+            <w:bookmarkStart w:id="36" w:name="_Toc226112830"/>
             <w:r>
               <w:lastRenderedPageBreak/>
               <w:t>F</w:t>
@@ -19172,7 +19124,7 @@
                 <w:lang w:val="en-BE"/>
               </w:rPr>
             </w:pPr>
-            <w:bookmarkStart w:id="37" w:name="_Toc225926385"/>
+            <w:bookmarkStart w:id="37" w:name="_Toc226112831"/>
             <w:r>
               <w:t>F</w:t>
             </w:r>
@@ -19413,7 +19365,7 @@
             <w:pPr>
               <w:pStyle w:val="Heading2"/>
             </w:pPr>
-            <w:bookmarkStart w:id="38" w:name="_Toc225926386"/>
+            <w:bookmarkStart w:id="38" w:name="_Toc226112832"/>
             <w:r>
               <w:lastRenderedPageBreak/>
               <w:t>F</w:t>
@@ -19707,7 +19659,7 @@
             <w:pPr>
               <w:pStyle w:val="Heading2"/>
             </w:pPr>
-            <w:bookmarkStart w:id="39" w:name="_Toc225926387"/>
+            <w:bookmarkStart w:id="39" w:name="_Toc226112833"/>
             <w:r>
               <w:t>F</w:t>
             </w:r>
@@ -20007,7 +19959,7 @@
             <w:pPr>
               <w:pStyle w:val="Heading2"/>
             </w:pPr>
-            <w:bookmarkStart w:id="40" w:name="_Toc225926388"/>
+            <w:bookmarkStart w:id="40" w:name="_Toc226112834"/>
             <w:r>
               <w:t>F</w:t>
             </w:r>
@@ -20259,7 +20211,7 @@
             <w:pPr>
               <w:pStyle w:val="Heading2"/>
             </w:pPr>
-            <w:bookmarkStart w:id="41" w:name="_Toc225926389"/>
+            <w:bookmarkStart w:id="41" w:name="_Toc226112835"/>
             <w:r>
               <w:t>F</w:t>
             </w:r>
@@ -20514,7 +20466,7 @@
             <w:pPr>
               <w:pStyle w:val="Heading2"/>
             </w:pPr>
-            <w:bookmarkStart w:id="42" w:name="_Toc225926390"/>
+            <w:bookmarkStart w:id="42" w:name="_Toc226112836"/>
             <w:r>
               <w:t>F</w:t>
             </w:r>
@@ -20758,7 +20710,7 @@
             <w:pPr>
               <w:pStyle w:val="Heading2"/>
             </w:pPr>
-            <w:bookmarkStart w:id="43" w:name="_Toc225926391"/>
+            <w:bookmarkStart w:id="43" w:name="_Toc226112837"/>
             <w:r>
               <w:t>F</w:t>
             </w:r>
@@ -21032,7 +20984,7 @@
             <w:pPr>
               <w:pStyle w:val="Heading2"/>
             </w:pPr>
-            <w:bookmarkStart w:id="44" w:name="_Toc225926392"/>
+            <w:bookmarkStart w:id="44" w:name="_Toc226112838"/>
             <w:r>
               <w:t>F</w:t>
             </w:r>
@@ -21432,7 +21384,7 @@
             <w:pPr>
               <w:pStyle w:val="Heading2"/>
             </w:pPr>
-            <w:bookmarkStart w:id="45" w:name="_Toc225926393"/>
+            <w:bookmarkStart w:id="45" w:name="_Toc226112839"/>
             <w:r>
               <w:t>F</w:t>
             </w:r>
@@ -22114,7 +22066,7 @@
                 <w:lang w:val="en-GB"/>
               </w:rPr>
             </w:pPr>
-            <w:bookmarkStart w:id="46" w:name="_Toc225926394"/>
+            <w:bookmarkStart w:id="46" w:name="_Toc226112840"/>
             <w:r>
               <w:rPr>
                 <w:b/>
@@ -22252,7 +22204,7 @@
             <w:pPr>
               <w:pStyle w:val="Heading2"/>
             </w:pPr>
-            <w:bookmarkStart w:id="47" w:name="_Toc225926395"/>
+            <w:bookmarkStart w:id="47" w:name="_Toc226112841"/>
             <w:r>
               <w:t>F</w:t>
             </w:r>
@@ -22555,7 +22507,7 @@
             <w:pPr>
               <w:pStyle w:val="Heading2"/>
             </w:pPr>
-            <w:bookmarkStart w:id="48" w:name="_Toc225926396"/>
+            <w:bookmarkStart w:id="48" w:name="_Toc226112842"/>
             <w:r>
               <w:t>F</w:t>
             </w:r>
@@ -22861,7 +22813,7 @@
             <w:pPr>
               <w:pStyle w:val="Heading2"/>
             </w:pPr>
-            <w:bookmarkStart w:id="49" w:name="_Toc225926397"/>
+            <w:bookmarkStart w:id="49" w:name="_Toc226112843"/>
             <w:r>
               <w:lastRenderedPageBreak/>
               <w:t>F</w:t>
@@ -23540,7 +23492,7 @@
             <w:pPr>
               <w:pStyle w:val="Heading2"/>
             </w:pPr>
-            <w:bookmarkStart w:id="50" w:name="_Toc225926398"/>
+            <w:bookmarkStart w:id="50" w:name="_Toc226112844"/>
             <w:r>
               <w:t>F</w:t>
             </w:r>
@@ -23812,7 +23764,7 @@
             <w:pPr>
               <w:pStyle w:val="Heading2"/>
             </w:pPr>
-            <w:bookmarkStart w:id="51" w:name="_Toc225926399"/>
+            <w:bookmarkStart w:id="51" w:name="_Toc226112845"/>
             <w:r>
               <w:t>F</w:t>
             </w:r>
@@ -24116,7 +24068,7 @@
                 <w:lang w:val="en-GB"/>
               </w:rPr>
             </w:pPr>
-            <w:bookmarkStart w:id="52" w:name="_Toc225926400"/>
+            <w:bookmarkStart w:id="52" w:name="_Toc226112846"/>
             <w:r>
               <w:rPr>
                 <w:b/>
@@ -24248,7 +24200,7 @@
             <w:pPr>
               <w:pStyle w:val="Heading2"/>
             </w:pPr>
-            <w:bookmarkStart w:id="53" w:name="_Toc225926401"/>
+            <w:bookmarkStart w:id="53" w:name="_Toc226112847"/>
             <w:r>
               <w:t>F</w:t>
             </w:r>
@@ -24536,7 +24488,7 @@
             <w:pPr>
               <w:pStyle w:val="Heading2"/>
             </w:pPr>
-            <w:bookmarkStart w:id="54" w:name="_Toc225926402"/>
+            <w:bookmarkStart w:id="54" w:name="_Toc226112848"/>
             <w:r>
               <w:t>F</w:t>
             </w:r>
@@ -24822,7 +24774,7 @@
             <w:pPr>
               <w:pStyle w:val="Heading2"/>
             </w:pPr>
-            <w:bookmarkStart w:id="55" w:name="_Toc225926403"/>
+            <w:bookmarkStart w:id="55" w:name="_Toc226112849"/>
             <w:r>
               <w:t>F</w:t>
             </w:r>
@@ -25112,7 +25064,7 @@
             <w:pPr>
               <w:pStyle w:val="Heading2"/>
             </w:pPr>
-            <w:bookmarkStart w:id="56" w:name="_Toc225926404"/>
+            <w:bookmarkStart w:id="56" w:name="_Toc226112850"/>
             <w:r>
               <w:t>F</w:t>
             </w:r>
@@ -25476,7 +25428,7 @@
             <w:pPr>
               <w:pStyle w:val="Heading2"/>
             </w:pPr>
-            <w:bookmarkStart w:id="57" w:name="_Toc225926405"/>
+            <w:bookmarkStart w:id="57" w:name="_Toc226112851"/>
             <w:r>
               <w:t>F</w:t>
             </w:r>
@@ -25817,7 +25769,7 @@
             <w:pPr>
               <w:pStyle w:val="Heading2"/>
             </w:pPr>
-            <w:bookmarkStart w:id="58" w:name="_Toc225926406"/>
+            <w:bookmarkStart w:id="58" w:name="_Toc226112852"/>
             <w:r>
               <w:t>F</w:t>
             </w:r>
@@ -26178,7 +26130,7 @@
             <w:pPr>
               <w:pStyle w:val="Heading2"/>
             </w:pPr>
-            <w:bookmarkStart w:id="59" w:name="_Toc225926407"/>
+            <w:bookmarkStart w:id="59" w:name="_Toc226112853"/>
             <w:r>
               <w:t>F</w:t>
             </w:r>
@@ -26542,7 +26494,7 @@
                 <w:lang w:val="en-GB"/>
               </w:rPr>
             </w:pPr>
-            <w:bookmarkStart w:id="60" w:name="_Toc225926408"/>
+            <w:bookmarkStart w:id="60" w:name="_Toc226112854"/>
             <w:r>
               <w:rPr>
                 <w:b/>
@@ -26680,7 +26632,7 @@
             <w:pPr>
               <w:pStyle w:val="Heading2"/>
             </w:pPr>
-            <w:bookmarkStart w:id="61" w:name="_Toc225926409"/>
+            <w:bookmarkStart w:id="61" w:name="_Toc226112855"/>
             <w:r>
               <w:t>F</w:t>
             </w:r>
@@ -26943,7 +26895,7 @@
             <w:pPr>
               <w:pStyle w:val="Heading2"/>
             </w:pPr>
-            <w:bookmarkStart w:id="62" w:name="_Toc225926410"/>
+            <w:bookmarkStart w:id="62" w:name="_Toc226112856"/>
             <w:r>
               <w:t>F</w:t>
             </w:r>
@@ -27252,7 +27204,7 @@
             <w:pPr>
               <w:pStyle w:val="Heading2"/>
             </w:pPr>
-            <w:bookmarkStart w:id="63" w:name="_Toc225926411"/>
+            <w:bookmarkStart w:id="63" w:name="_Toc226112857"/>
             <w:r>
               <w:lastRenderedPageBreak/>
               <w:t>F</w:t>
@@ -27654,7 +27606,7 @@
             <w:pPr>
               <w:pStyle w:val="Heading2"/>
             </w:pPr>
-            <w:bookmarkStart w:id="64" w:name="_Toc225926412"/>
+            <w:bookmarkStart w:id="64" w:name="_Toc226112858"/>
             <w:r>
               <w:lastRenderedPageBreak/>
               <w:t>F</w:t>
@@ -28190,7 +28142,7 @@
             <w:pPr>
               <w:pStyle w:val="Heading2"/>
             </w:pPr>
-            <w:bookmarkStart w:id="65" w:name="_Toc225926413"/>
+            <w:bookmarkStart w:id="65" w:name="_Toc226112859"/>
             <w:r>
               <w:t>F</w:t>
             </w:r>
@@ -28504,7 +28456,7 @@
                 <w:lang w:val="en-GB"/>
               </w:rPr>
             </w:pPr>
-            <w:bookmarkStart w:id="66" w:name="_Toc225926414"/>
+            <w:bookmarkStart w:id="66" w:name="_Toc226112860"/>
             <w:r>
               <w:rPr>
                 <w:b/>
@@ -28631,7 +28583,7 @@
             <w:pPr>
               <w:pStyle w:val="Heading2"/>
             </w:pPr>
-            <w:bookmarkStart w:id="67" w:name="_Toc225926415"/>
+            <w:bookmarkStart w:id="67" w:name="_Toc226112861"/>
             <w:r>
               <w:t>F</w:t>
             </w:r>
@@ -28952,7 +28904,7 @@
             <w:pPr>
               <w:pStyle w:val="Heading2"/>
             </w:pPr>
-            <w:bookmarkStart w:id="68" w:name="_Toc225926416"/>
+            <w:bookmarkStart w:id="68" w:name="_Toc226112862"/>
             <w:r>
               <w:t>F</w:t>
             </w:r>
@@ -29258,7 +29210,7 @@
             <w:pPr>
               <w:pStyle w:val="Heading2"/>
             </w:pPr>
-            <w:bookmarkStart w:id="69" w:name="_Toc225926417"/>
+            <w:bookmarkStart w:id="69" w:name="_Toc226112863"/>
             <w:r>
               <w:t>F</w:t>
             </w:r>
@@ -29713,7 +29665,7 @@
             <w:pPr>
               <w:pStyle w:val="Heading2"/>
             </w:pPr>
-            <w:bookmarkStart w:id="70" w:name="_Toc225926418"/>
+            <w:bookmarkStart w:id="70" w:name="_Toc226112864"/>
             <w:r>
               <w:lastRenderedPageBreak/>
               <w:t>F</w:t>
@@ -30481,7 +30433,7 @@
                 <w:lang w:val="en-GB"/>
               </w:rPr>
             </w:pPr>
-            <w:bookmarkStart w:id="71" w:name="_Toc225926419"/>
+            <w:bookmarkStart w:id="71" w:name="_Toc226112865"/>
             <w:r>
               <w:rPr>
                 <w:b/>
@@ -30611,7 +30563,7 @@
             <w:pPr>
               <w:pStyle w:val="Heading2"/>
             </w:pPr>
-            <w:bookmarkStart w:id="72" w:name="_Toc225926420"/>
+            <w:bookmarkStart w:id="72" w:name="_Toc226112866"/>
             <w:r>
               <w:t>F</w:t>
             </w:r>
@@ -30966,7 +30918,7 @@
             <w:pPr>
               <w:pStyle w:val="Heading2"/>
             </w:pPr>
-            <w:bookmarkStart w:id="73" w:name="_Toc225926421"/>
+            <w:bookmarkStart w:id="73" w:name="_Toc226112867"/>
             <w:r>
               <w:t>F</w:t>
             </w:r>
@@ -31326,7 +31278,7 @@
             <w:pPr>
               <w:pStyle w:val="Heading2"/>
             </w:pPr>
-            <w:bookmarkStart w:id="74" w:name="_Toc225926422"/>
+            <w:bookmarkStart w:id="74" w:name="_Toc226112868"/>
             <w:r>
               <w:t>F</w:t>
             </w:r>
@@ -31705,7 +31657,7 @@
             <w:pPr>
               <w:pStyle w:val="Heading2"/>
             </w:pPr>
-            <w:bookmarkStart w:id="75" w:name="_Toc225926423"/>
+            <w:bookmarkStart w:id="75" w:name="_Toc226112869"/>
             <w:r>
               <w:t>F</w:t>
             </w:r>
@@ -32121,7 +32073,7 @@
             <w:pPr>
               <w:pStyle w:val="Heading2"/>
             </w:pPr>
-            <w:bookmarkStart w:id="76" w:name="_Toc225926424"/>
+            <w:bookmarkStart w:id="76" w:name="_Toc226112870"/>
             <w:r>
               <w:t>F</w:t>
             </w:r>
@@ -32548,7 +32500,7 @@
                 <w:lang w:val="en-GB"/>
               </w:rPr>
             </w:pPr>
-            <w:bookmarkStart w:id="77" w:name="_Toc225926425"/>
+            <w:bookmarkStart w:id="77" w:name="_Toc226112871"/>
             <w:r>
               <w:rPr>
                 <w:b/>
@@ -32679,7 +32631,7 @@
             <w:pPr>
               <w:pStyle w:val="Heading2"/>
             </w:pPr>
-            <w:bookmarkStart w:id="78" w:name="_Toc225926426"/>
+            <w:bookmarkStart w:id="78" w:name="_Toc226112872"/>
             <w:r>
               <w:t>F</w:t>
             </w:r>
@@ -33117,7 +33069,7 @@
             <w:pPr>
               <w:pStyle w:val="Heading2"/>
             </w:pPr>
-            <w:bookmarkStart w:id="79" w:name="_Toc225926427"/>
+            <w:bookmarkStart w:id="79" w:name="_Toc226112873"/>
             <w:r>
               <w:t>F</w:t>
             </w:r>
@@ -33525,7 +33477,7 @@
             <w:pPr>
               <w:pStyle w:val="Heading2"/>
             </w:pPr>
-            <w:bookmarkStart w:id="80" w:name="_Toc225926428"/>
+            <w:bookmarkStart w:id="80" w:name="_Toc226112874"/>
             <w:r>
               <w:t>F</w:t>
             </w:r>
@@ -33887,7 +33839,7 @@
             <w:pPr>
               <w:pStyle w:val="Heading2"/>
             </w:pPr>
-            <w:bookmarkStart w:id="81" w:name="_Toc225926429"/>
+            <w:bookmarkStart w:id="81" w:name="_Toc226112875"/>
             <w:r>
               <w:t>F</w:t>
             </w:r>
@@ -34224,7 +34176,7 @@
             <w:pPr>
               <w:pStyle w:val="Heading2"/>
             </w:pPr>
-            <w:bookmarkStart w:id="82" w:name="_Toc225926430"/>
+            <w:bookmarkStart w:id="82" w:name="_Toc226112876"/>
             <w:r>
               <w:lastRenderedPageBreak/>
               <w:t>F</w:t>
@@ -34529,7 +34481,7 @@
             <w:pPr>
               <w:pStyle w:val="Heading2"/>
             </w:pPr>
-            <w:bookmarkStart w:id="83" w:name="_Toc225926431"/>
+            <w:bookmarkStart w:id="83" w:name="_Toc226112877"/>
             <w:r>
               <w:t>F</w:t>
             </w:r>
@@ -34871,7 +34823,7 @@
                 <w:lang w:val="en-GB"/>
               </w:rPr>
             </w:pPr>
-            <w:bookmarkStart w:id="84" w:name="_Toc225926432"/>
+            <w:bookmarkStart w:id="84" w:name="_Toc226112878"/>
             <w:r>
               <w:rPr>
                 <w:b/>
@@ -34999,7 +34951,7 @@
             <w:pPr>
               <w:pStyle w:val="Heading2"/>
             </w:pPr>
-            <w:bookmarkStart w:id="85" w:name="_Toc225926433"/>
+            <w:bookmarkStart w:id="85" w:name="_Toc226112879"/>
             <w:r>
               <w:lastRenderedPageBreak/>
               <w:t>F</w:t>
@@ -35458,7 +35410,7 @@
             <w:pPr>
               <w:pStyle w:val="Heading2"/>
             </w:pPr>
-            <w:bookmarkStart w:id="86" w:name="_Toc225926434"/>
+            <w:bookmarkStart w:id="86" w:name="_Toc226112880"/>
             <w:r>
               <w:t>F</w:t>
             </w:r>
@@ -36072,7 +36024,7 @@
             <w:pPr>
               <w:pStyle w:val="Heading2"/>
             </w:pPr>
-            <w:bookmarkStart w:id="87" w:name="_Toc225926435"/>
+            <w:bookmarkStart w:id="87" w:name="_Toc226112881"/>
             <w:r>
               <w:t>F</w:t>
             </w:r>
@@ -36515,7 +36467,7 @@
             <w:pPr>
               <w:pStyle w:val="Heading2"/>
             </w:pPr>
-            <w:bookmarkStart w:id="88" w:name="_Toc225926436"/>
+            <w:bookmarkStart w:id="88" w:name="_Toc226112882"/>
             <w:r>
               <w:t>F</w:t>
             </w:r>
@@ -36850,7 +36802,7 @@
             <w:pPr>
               <w:pStyle w:val="Heading2"/>
             </w:pPr>
-            <w:bookmarkStart w:id="89" w:name="_Toc225926437"/>
+            <w:bookmarkStart w:id="89" w:name="_Toc226112883"/>
             <w:r>
               <w:t>F</w:t>
             </w:r>
@@ -37246,6 +37198,94 @@
               </w:rPr>
               <w:t>Name of the variable to store the result (-1 if not found with $Error = 1)</w:t>
             </w:r>
+            <w:r>
+              <w:rPr>
+                <w:lang w:val="en-BE"/>
+              </w:rPr>
+              <w:t xml:space="preserve"> or a Boolean if a search value is used</w:t>
+            </w:r>
+          </w:p>
+        </w:tc>
+      </w:tr>
+      <w:tr>
+        <w:tc>
+          <w:tcPr>
+            <w:tcW w:w="1972" w:type="dxa"/>
+            <w:shd w:val="clear" w:color="auto" w:fill="D9E2F3" w:themeFill="accent1" w:themeFillTint="33"/>
+          </w:tcPr>
+          <w:p>
+            <w:pPr>
+              <w:rPr>
+                <w:b/>
+                <w:bCs/>
+              </w:rPr>
+            </w:pPr>
+            <w:r>
+              <w:rPr>
+                <w:b/>
+                <w:bCs/>
+              </w:rPr>
+              <w:t>Operation</w:t>
+            </w:r>
+          </w:p>
+        </w:tc>
+        <w:tc>
+          <w:tcPr>
+            <w:tcW w:w="7378" w:type="dxa"/>
+          </w:tcPr>
+          <w:p>
+            <w:pPr>
+              <w:rPr>
+                <w:lang w:val="en-BE"/>
+              </w:rPr>
+            </w:pPr>
+            <w:r>
+              <w:rPr>
+                <w:lang w:val="en-BE"/>
+              </w:rPr>
+              <w:t>Equal or Contains</w:t>
+            </w:r>
+          </w:p>
+        </w:tc>
+      </w:tr>
+      <w:tr>
+        <w:tc>
+          <w:tcPr>
+            <w:tcW w:w="1972" w:type="dxa"/>
+            <w:shd w:val="clear" w:color="auto" w:fill="D9E2F3" w:themeFill="accent1" w:themeFillTint="33"/>
+          </w:tcPr>
+          <w:p>
+            <w:pPr>
+              <w:rPr>
+                <w:b/>
+                <w:bCs/>
+              </w:rPr>
+            </w:pPr>
+            <w:r>
+              <w:rPr>
+                <w:b/>
+                <w:bCs/>
+              </w:rPr>
+              <w:t>Search value</w:t>
+            </w:r>
+          </w:p>
+        </w:tc>
+        <w:tc>
+          <w:tcPr>
+            <w:tcW w:w="7378" w:type="dxa"/>
+          </w:tcPr>
+          <w:p>
+            <w:pPr>
+              <w:rPr>
+                <w:lang w:val="en-BE"/>
+              </w:rPr>
+            </w:pPr>
+            <w:r>
+              <w:rPr>
+                <w:lang w:val="en-BE"/>
+              </w:rPr>
+              <w:t>(optional) &lt;N/A&gt; or a value to search in the result</w:t>
+            </w:r>
           </w:p>
         </w:tc>
       </w:tr>
@@ -37297,18 +37337,20 @@
         <w:tblLook w:val="04A0" w:firstRow="1" w:lastRow="0" w:firstColumn="1" w:lastColumn="0" w:noHBand="0" w:noVBand="1"/>
       </w:tblPr>
       <w:tblGrid>
-        <w:gridCol w:w="1283"/>
-        <w:gridCol w:w="1325"/>
-        <w:gridCol w:w="566"/>
-        <w:gridCol w:w="1404"/>
-        <w:gridCol w:w="1085"/>
-        <w:gridCol w:w="1126"/>
-        <w:gridCol w:w="2562"/>
+        <w:gridCol w:w="893"/>
+        <w:gridCol w:w="847"/>
+        <w:gridCol w:w="551"/>
+        <w:gridCol w:w="991"/>
+        <w:gridCol w:w="567"/>
+        <w:gridCol w:w="1132"/>
+        <w:gridCol w:w="991"/>
+        <w:gridCol w:w="1376"/>
+        <w:gridCol w:w="2003"/>
       </w:tblGrid>
       <w:tr>
         <w:tc>
           <w:tcPr>
-            <w:tcW w:w="1318" w:type="dxa"/>
+            <w:tcW w:w="893" w:type="dxa"/>
             <w:shd w:val="clear" w:color="auto" w:fill="D9E2F3" w:themeFill="accent1" w:themeFillTint="33"/>
           </w:tcPr>
           <w:p>
@@ -37329,7 +37371,7 @@
         </w:tc>
         <w:tc>
           <w:tcPr>
-            <w:tcW w:w="1371" w:type="dxa"/>
+            <w:tcW w:w="819" w:type="dxa"/>
             <w:shd w:val="clear" w:color="auto" w:fill="D9E2F3" w:themeFill="accent1" w:themeFillTint="33"/>
           </w:tcPr>
           <w:p>
@@ -37345,6 +37387,50 @@
                 <w:bCs/>
               </w:rPr>
               <w:t>Key</w:t>
+            </w:r>
+          </w:p>
+        </w:tc>
+        <w:tc>
+          <w:tcPr>
+            <w:tcW w:w="551" w:type="dxa"/>
+            <w:shd w:val="clear" w:color="auto" w:fill="D9E2F3" w:themeFill="accent1" w:themeFillTint="33"/>
+          </w:tcPr>
+          <w:p>
+            <w:pPr>
+              <w:rPr>
+                <w:b/>
+                <w:bCs/>
+              </w:rPr>
+            </w:pPr>
+            <w:r>
+              <w:rPr>
+                <w:b/>
+                <w:bCs/>
+              </w:rPr>
+              <w:t>Occ</w:t>
+            </w:r>
+          </w:p>
+        </w:tc>
+        <w:tc>
+          <w:tcPr>
+            <w:tcW w:w="993" w:type="dxa"/>
+            <w:shd w:val="clear" w:color="auto" w:fill="D9E2F3" w:themeFill="accent1" w:themeFillTint="33"/>
+          </w:tcPr>
+          <w:p>
+            <w:pPr>
+              <w:rPr>
+                <w:b/>
+                <w:bCs/>
+                <w:lang w:val="fr-BE"/>
+              </w:rPr>
+            </w:pPr>
+            <w:r>
+              <w:rPr>
+                <w:b/>
+                <w:bCs/>
+                <w:lang w:val="fr-BE"/>
+              </w:rPr>
+              <w:t>Parent</w:t>
             </w:r>
           </w:p>
         </w:tc>
@@ -37358,15 +37444,19 @@
               <w:rPr>
                 <w:b/>
                 <w:bCs/>
-              </w:rPr>
-            </w:pPr>
-            <w:r>
-              <w:rPr>
-                <w:b/>
-                <w:bCs/>
+                <w:lang w:val="fr-BE"/>
+              </w:rPr>
+            </w:pPr>
+            <w:proofErr w:type="spellStart"/>
+            <w:r>
+              <w:rPr>
+                <w:b/>
+                <w:bCs/>
+                <w:lang w:val="fr-BE"/>
               </w:rPr>
               <w:t>Occ</w:t>
             </w:r>
+            <w:proofErr w:type="spellEnd"/>
           </w:p>
         </w:tc>
         <w:tc>
@@ -37388,13 +37478,13 @@
                 <w:bCs/>
                 <w:lang w:val="fr-BE"/>
               </w:rPr>
-              <w:t>Parent</w:t>
-            </w:r>
-          </w:p>
-        </w:tc>
-        <w:tc>
-          <w:tcPr>
-            <w:tcW w:w="1134" w:type="dxa"/>
+              <w:t>Variable</w:t>
+            </w:r>
+          </w:p>
+        </w:tc>
+        <w:tc>
+          <w:tcPr>
+            <w:tcW w:w="992" w:type="dxa"/>
             <w:shd w:val="clear" w:color="auto" w:fill="D9E2F3" w:themeFill="accent1" w:themeFillTint="33"/>
           </w:tcPr>
           <w:p>
@@ -37405,6 +37495,29 @@
                 <w:lang w:val="fr-BE"/>
               </w:rPr>
             </w:pPr>
+            <w:r>
+              <w:rPr>
+                <w:b/>
+                <w:bCs/>
+                <w:lang w:val="fr-BE"/>
+              </w:rPr>
+              <w:t>Op</w:t>
+            </w:r>
+          </w:p>
+        </w:tc>
+        <w:tc>
+          <w:tcPr>
+            <w:tcW w:w="1378" w:type="dxa"/>
+            <w:shd w:val="clear" w:color="auto" w:fill="D9E2F3" w:themeFill="accent1" w:themeFillTint="33"/>
+          </w:tcPr>
+          <w:p>
+            <w:pPr>
+              <w:rPr>
+                <w:b/>
+                <w:bCs/>
+                <w:lang w:val="fr-BE"/>
+              </w:rPr>
+            </w:pPr>
             <w:proofErr w:type="spellStart"/>
             <w:r>
               <w:rPr>
@@ -37412,37 +37525,14 @@
                 <w:bCs/>
                 <w:lang w:val="fr-BE"/>
               </w:rPr>
-              <w:t>Occ</w:t>
+              <w:t>search</w:t>
             </w:r>
             <w:proofErr w:type="spellEnd"/>
           </w:p>
         </w:tc>
         <w:tc>
           <w:tcPr>
-            <w:tcW w:w="1134" w:type="dxa"/>
-            <w:shd w:val="clear" w:color="auto" w:fill="D9E2F3" w:themeFill="accent1" w:themeFillTint="33"/>
-          </w:tcPr>
-          <w:p>
-            <w:pPr>
-              <w:rPr>
-                <w:b/>
-                <w:bCs/>
-                <w:lang w:val="fr-BE"/>
-              </w:rPr>
-            </w:pPr>
-            <w:r>
-              <w:rPr>
-                <w:b/>
-                <w:bCs/>
-                <w:lang w:val="fr-BE"/>
-              </w:rPr>
-              <w:t>Variable</w:t>
-            </w:r>
-          </w:p>
-        </w:tc>
-        <w:tc>
-          <w:tcPr>
-            <w:tcW w:w="2693" w:type="dxa"/>
+            <w:tcW w:w="2024" w:type="dxa"/>
             <w:shd w:val="clear" w:color="auto" w:fill="D9E2F3" w:themeFill="accent1" w:themeFillTint="33"/>
           </w:tcPr>
           <w:p>
@@ -37467,7 +37557,7 @@
       <w:tr>
         <w:tc>
           <w:tcPr>
-            <w:tcW w:w="1318" w:type="dxa"/>
+            <w:tcW w:w="893" w:type="dxa"/>
           </w:tcPr>
           <w:p>
             <w:proofErr w:type="spellStart"/>
@@ -37479,7 +37569,7 @@
         </w:tc>
         <w:tc>
           <w:tcPr>
-            <w:tcW w:w="1371" w:type="dxa"/>
+            <w:tcW w:w="819" w:type="dxa"/>
           </w:tcPr>
           <w:p>
             <w:proofErr w:type="spellStart"/>
@@ -37491,10 +37581,46 @@
         </w:tc>
         <w:tc>
           <w:tcPr>
+            <w:tcW w:w="551" w:type="dxa"/>
+          </w:tcPr>
+          <w:p>
+            <w:r>
+              <w:t>1</w:t>
+            </w:r>
+          </w:p>
+        </w:tc>
+        <w:tc>
+          <w:tcPr>
+            <w:tcW w:w="993" w:type="dxa"/>
+          </w:tcPr>
+          <w:p>
+            <w:pPr>
+              <w:rPr>
+                <w:lang w:val="fr-BE"/>
+              </w:rPr>
+            </w:pPr>
+            <w:r>
+              <w:rPr>
+                <w:lang w:val="fr-BE"/>
+              </w:rPr>
+              <w:t>&lt;N/A&gt;</w:t>
+            </w:r>
+          </w:p>
+        </w:tc>
+        <w:tc>
+          <w:tcPr>
             <w:tcW w:w="567" w:type="dxa"/>
           </w:tcPr>
           <w:p>
-            <w:r>
+            <w:pPr>
+              <w:rPr>
+                <w:lang w:val="fr-BE"/>
+              </w:rPr>
+            </w:pPr>
+            <w:r>
+              <w:rPr>
+                <w:lang w:val="fr-BE"/>
+              </w:rPr>
               <w:t>1</w:t>
             </w:r>
           </w:p>
@@ -37513,31 +37639,33 @@
               <w:rPr>
                 <w:lang w:val="fr-BE"/>
               </w:rPr>
-              <w:t>&lt;N/A&gt;</w:t>
-            </w:r>
-          </w:p>
-        </w:tc>
-        <w:tc>
-          <w:tcPr>
-            <w:tcW w:w="1134" w:type="dxa"/>
-          </w:tcPr>
-          <w:p>
-            <w:pPr>
+              <w:t>$</w:t>
+            </w:r>
+            <w:proofErr w:type="spellStart"/>
+            <w:r>
               <w:rPr>
                 <w:lang w:val="fr-BE"/>
               </w:rPr>
-            </w:pPr>
-            <w:r>
+              <w:t>IDCard</w:t>
+            </w:r>
+            <w:proofErr w:type="spellEnd"/>
+          </w:p>
+        </w:tc>
+        <w:tc>
+          <w:tcPr>
+            <w:tcW w:w="992" w:type="dxa"/>
+          </w:tcPr>
+          <w:p>
+            <w:pPr>
               <w:rPr>
                 <w:lang w:val="fr-BE"/>
               </w:rPr>
-              <w:t>1</w:t>
-            </w:r>
-          </w:p>
-        </w:tc>
-        <w:tc>
-          <w:tcPr>
-            <w:tcW w:w="1134" w:type="dxa"/>
+            </w:pPr>
+          </w:p>
+        </w:tc>
+        <w:tc>
+          <w:tcPr>
+            <w:tcW w:w="1378" w:type="dxa"/>
           </w:tcPr>
           <w:p>
             <w:pPr>
@@ -37545,25 +37673,11 @@
                 <w:lang w:val="fr-BE"/>
               </w:rPr>
             </w:pPr>
-            <w:r>
-              <w:rPr>
-                <w:lang w:val="fr-BE"/>
-              </w:rPr>
-              <w:t>$</w:t>
-            </w:r>
-            <w:proofErr w:type="spellStart"/>
-            <w:r>
-              <w:rPr>
-                <w:lang w:val="fr-BE"/>
-              </w:rPr>
-              <w:t>IDCard</w:t>
-            </w:r>
-            <w:proofErr w:type="spellEnd"/>
-          </w:p>
-        </w:tc>
-        <w:tc>
-          <w:tcPr>
-            <w:tcW w:w="2693" w:type="dxa"/>
+          </w:p>
+        </w:tc>
+        <w:tc>
+          <w:tcPr>
+            <w:tcW w:w="2024" w:type="dxa"/>
           </w:tcPr>
           <w:p>
             <w:pPr>
@@ -37583,7 +37697,7 @@
       <w:tr>
         <w:tc>
           <w:tcPr>
-            <w:tcW w:w="1318" w:type="dxa"/>
+            <w:tcW w:w="893" w:type="dxa"/>
           </w:tcPr>
           <w:p>
             <w:proofErr w:type="spellStart"/>
@@ -37595,7 +37709,7 @@
         </w:tc>
         <w:tc>
           <w:tcPr>
-            <w:tcW w:w="1371" w:type="dxa"/>
+            <w:tcW w:w="819" w:type="dxa"/>
           </w:tcPr>
           <w:p>
             <w:proofErr w:type="spellStart"/>
@@ -37607,11 +37721,49 @@
         </w:tc>
         <w:tc>
           <w:tcPr>
+            <w:tcW w:w="551" w:type="dxa"/>
+          </w:tcPr>
+          <w:p>
+            <w:r>
+              <w:t>1</w:t>
+            </w:r>
+          </w:p>
+        </w:tc>
+        <w:tc>
+          <w:tcPr>
+            <w:tcW w:w="993" w:type="dxa"/>
+          </w:tcPr>
+          <w:p>
+            <w:pPr>
+              <w:rPr>
+                <w:lang w:val="fr-BE"/>
+              </w:rPr>
+            </w:pPr>
+            <w:proofErr w:type="spellStart"/>
+            <w:r>
+              <w:rPr>
+                <w:lang w:val="fr-BE"/>
+              </w:rPr>
+              <w:t>IDCards</w:t>
+            </w:r>
+            <w:proofErr w:type="spellEnd"/>
+          </w:p>
+        </w:tc>
+        <w:tc>
+          <w:tcPr>
             <w:tcW w:w="567" w:type="dxa"/>
           </w:tcPr>
           <w:p>
-            <w:r>
-              <w:t>1</w:t>
+            <w:pPr>
+              <w:rPr>
+                <w:lang w:val="fr-BE"/>
+              </w:rPr>
+            </w:pPr>
+            <w:r>
+              <w:rPr>
+                <w:lang w:val="fr-BE"/>
+              </w:rPr>
+              <w:t>2</w:t>
             </w:r>
           </w:p>
         </w:tc>
@@ -37625,19 +37777,17 @@
                 <w:lang w:val="fr-BE"/>
               </w:rPr>
             </w:pPr>
-            <w:proofErr w:type="spellStart"/>
             <w:r>
               <w:rPr>
                 <w:lang w:val="fr-BE"/>
               </w:rPr>
-              <w:t>IdentityCards</w:t>
-            </w:r>
-            <w:proofErr w:type="spellEnd"/>
-          </w:p>
-        </w:tc>
-        <w:tc>
-          <w:tcPr>
-            <w:tcW w:w="1134" w:type="dxa"/>
+              <w:t>$IDCard2</w:t>
+            </w:r>
+          </w:p>
+        </w:tc>
+        <w:tc>
+          <w:tcPr>
+            <w:tcW w:w="992" w:type="dxa"/>
           </w:tcPr>
           <w:p>
             <w:pPr>
@@ -37645,35 +37795,23 @@
                 <w:lang w:val="fr-BE"/>
               </w:rPr>
             </w:pPr>
-            <w:r>
+          </w:p>
+        </w:tc>
+        <w:tc>
+          <w:tcPr>
+            <w:tcW w:w="1378" w:type="dxa"/>
+          </w:tcPr>
+          <w:p>
+            <w:pPr>
               <w:rPr>
                 <w:lang w:val="fr-BE"/>
               </w:rPr>
-              <w:t>2</w:t>
-            </w:r>
-          </w:p>
-        </w:tc>
-        <w:tc>
-          <w:tcPr>
-            <w:tcW w:w="1134" w:type="dxa"/>
-          </w:tcPr>
-          <w:p>
-            <w:pPr>
-              <w:rPr>
-                <w:lang w:val="fr-BE"/>
-              </w:rPr>
-            </w:pPr>
-            <w:r>
-              <w:rPr>
-                <w:lang w:val="fr-BE"/>
-              </w:rPr>
-              <w:t>$IDCard2</w:t>
-            </w:r>
-          </w:p>
-        </w:tc>
-        <w:tc>
-          <w:tcPr>
-            <w:tcW w:w="2693" w:type="dxa"/>
+            </w:pPr>
+          </w:p>
+        </w:tc>
+        <w:tc>
+          <w:tcPr>
+            <w:tcW w:w="2024" w:type="dxa"/>
           </w:tcPr>
           <w:p>
             <w:pPr>
@@ -37693,7 +37831,7 @@
       <w:tr>
         <w:tc>
           <w:tcPr>
-            <w:tcW w:w="1318" w:type="dxa"/>
+            <w:tcW w:w="893" w:type="dxa"/>
           </w:tcPr>
           <w:p>
             <w:proofErr w:type="spellStart"/>
@@ -37705,7 +37843,7 @@
         </w:tc>
         <w:tc>
           <w:tcPr>
-            <w:tcW w:w="1371" w:type="dxa"/>
+            <w:tcW w:w="819" w:type="dxa"/>
           </w:tcPr>
           <w:p>
             <w:r>
@@ -37715,12 +37853,147 @@
         </w:tc>
         <w:tc>
           <w:tcPr>
+            <w:tcW w:w="551" w:type="dxa"/>
+          </w:tcPr>
+          <w:p/>
+        </w:tc>
+        <w:tc>
+          <w:tcPr>
+            <w:tcW w:w="993" w:type="dxa"/>
+          </w:tcPr>
+          <w:p>
+            <w:pPr>
+              <w:rPr>
+                <w:lang w:val="fr-BE"/>
+              </w:rPr>
+            </w:pPr>
+          </w:p>
+        </w:tc>
+        <w:tc>
+          <w:tcPr>
             <w:tcW w:w="567" w:type="dxa"/>
           </w:tcPr>
+          <w:p>
+            <w:pPr>
+              <w:rPr>
+                <w:lang w:val="fr-BE"/>
+              </w:rPr>
+            </w:pPr>
+          </w:p>
+        </w:tc>
+        <w:tc>
+          <w:tcPr>
+            <w:tcW w:w="1134" w:type="dxa"/>
+          </w:tcPr>
+          <w:p>
+            <w:pPr>
+              <w:rPr>
+                <w:lang w:val="fr-BE"/>
+              </w:rPr>
+            </w:pPr>
+          </w:p>
+        </w:tc>
+        <w:tc>
+          <w:tcPr>
+            <w:tcW w:w="992" w:type="dxa"/>
+          </w:tcPr>
           <w:p/>
         </w:tc>
         <w:tc>
           <w:tcPr>
+            <w:tcW w:w="1378" w:type="dxa"/>
+          </w:tcPr>
+          <w:p/>
+        </w:tc>
+        <w:tc>
+          <w:tcPr>
+            <w:tcW w:w="2024" w:type="dxa"/>
+          </w:tcPr>
+          <w:p>
+            <w:r>
+              <w:t>Dump of the result i</w:t>
+            </w:r>
+            <w:r>
+              <w:t>n the log</w:t>
+            </w:r>
+          </w:p>
+        </w:tc>
+      </w:tr>
+      <w:tr>
+        <w:tc>
+          <w:tcPr>
+            <w:tcW w:w="893" w:type="dxa"/>
+          </w:tcPr>
+          <w:p>
+            <w:proofErr w:type="spellStart"/>
+            <w:r>
+              <w:t>Httpget</w:t>
+            </w:r>
+            <w:proofErr w:type="spellEnd"/>
+          </w:p>
+        </w:tc>
+        <w:tc>
+          <w:tcPr>
+            <w:tcW w:w="819" w:type="dxa"/>
+          </w:tcPr>
+          <w:p>
+            <w:proofErr w:type="spellStart"/>
+            <w:r>
+              <w:t>CardNr</w:t>
+            </w:r>
+            <w:proofErr w:type="spellEnd"/>
+          </w:p>
+        </w:tc>
+        <w:tc>
+          <w:tcPr>
+            <w:tcW w:w="551" w:type="dxa"/>
+          </w:tcPr>
+          <w:p>
+            <w:r>
+              <w:t>1</w:t>
+            </w:r>
+          </w:p>
+        </w:tc>
+        <w:tc>
+          <w:tcPr>
+            <w:tcW w:w="993" w:type="dxa"/>
+          </w:tcPr>
+          <w:p>
+            <w:pPr>
+              <w:rPr>
+                <w:lang w:val="fr-BE"/>
+              </w:rPr>
+            </w:pPr>
+            <w:proofErr w:type="spellStart"/>
+            <w:r>
+              <w:rPr>
+                <w:lang w:val="fr-BE"/>
+              </w:rPr>
+              <w:t>IDCards</w:t>
+            </w:r>
+            <w:proofErr w:type="spellEnd"/>
+          </w:p>
+        </w:tc>
+        <w:tc>
+          <w:tcPr>
+            <w:tcW w:w="567" w:type="dxa"/>
+          </w:tcPr>
+          <w:p>
+            <w:pPr>
+              <w:rPr>
+                <w:lang w:val="fr-BE"/>
+              </w:rPr>
+            </w:pPr>
+            <w:r>
+              <w:rPr>
+                <w:lang w:val="fr-BE"/>
+              </w:rPr>
+              <w:t>1</w:t>
+            </w:r>
+          </w:p>
+        </w:tc>
+        <w:tc>
+          <w:tcPr>
             <w:tcW w:w="1134" w:type="dxa"/>
           </w:tcPr>
           <w:p>
@@ -37729,42 +38002,53 @@
                 <w:lang w:val="fr-BE"/>
               </w:rPr>
             </w:pPr>
-          </w:p>
-        </w:tc>
-        <w:tc>
-          <w:tcPr>
-            <w:tcW w:w="1134" w:type="dxa"/>
-          </w:tcPr>
-          <w:p>
-            <w:pPr>
+            <w:r>
               <w:rPr>
                 <w:lang w:val="fr-BE"/>
               </w:rPr>
-            </w:pPr>
-          </w:p>
-        </w:tc>
-        <w:tc>
-          <w:tcPr>
-            <w:tcW w:w="1134" w:type="dxa"/>
-          </w:tcPr>
-          <w:p>
-            <w:pPr>
+              <w:t>$</w:t>
+            </w:r>
+            <w:proofErr w:type="spellStart"/>
+            <w:r>
               <w:rPr>
                 <w:lang w:val="fr-BE"/>
               </w:rPr>
-            </w:pPr>
-          </w:p>
-        </w:tc>
-        <w:tc>
-          <w:tcPr>
-            <w:tcW w:w="2693" w:type="dxa"/>
-          </w:tcPr>
-          <w:p>
-            <w:r>
-              <w:t>Dump of the result i</w:t>
-            </w:r>
-            <w:r>
-              <w:t>n the log</w:t>
+              <w:t>Exist</w:t>
+            </w:r>
+            <w:proofErr w:type="spellEnd"/>
+          </w:p>
+        </w:tc>
+        <w:tc>
+          <w:tcPr>
+            <w:tcW w:w="992" w:type="dxa"/>
+          </w:tcPr>
+          <w:p>
+            <w:r>
+              <w:t>contains</w:t>
+            </w:r>
+          </w:p>
+        </w:tc>
+        <w:tc>
+          <w:tcPr>
+            <w:tcW w:w="1378" w:type="dxa"/>
+          </w:tcPr>
+          <w:p>
+            <w:r>
+              <w:rPr>
+                <w:sz w:val="18"/>
+                <w:szCs w:val="18"/>
+              </w:rPr>
+              <w:t>591286124036</w:t>
+            </w:r>
+          </w:p>
+        </w:tc>
+        <w:tc>
+          <w:tcPr>
+            <w:tcW w:w="2024" w:type="dxa"/>
+          </w:tcPr>
+          <w:p>
+            <w:r>
+              <w:t>True</w:t>
             </w:r>
           </w:p>
         </w:tc>
@@ -37864,167 +38148,442 @@
                 <w:sz w:val="18"/>
                 <w:szCs w:val="18"/>
               </w:rPr>
-              <w:t>IdentityCards</w:t>
-            </w:r>
-            <w:proofErr w:type="spellEnd"/>
+              <w:t>ID</w:t>
+            </w:r>
             <w:r>
               <w:rPr>
                 <w:sz w:val="18"/>
                 <w:szCs w:val="18"/>
               </w:rPr>
-              <w:t>&gt;</w:t>
-            </w:r>
-          </w:p>
-          <w:p>
-            <w:pPr>
-              <w:ind w:left="720"/>
+              <w:t>Cards</w:t>
+            </w:r>
+            <w:proofErr w:type="spellEnd"/>
+            <w:r>
               <w:rPr>
                 <w:sz w:val="18"/>
                 <w:szCs w:val="18"/>
               </w:rPr>
-            </w:pPr>
-            <w:r>
+              <w:t>&gt;</w:t>
+            </w:r>
+          </w:p>
+          <w:p>
+            <w:pPr>
+              <w:ind w:left="720"/>
               <w:rPr>
                 <w:sz w:val="18"/>
                 <w:szCs w:val="18"/>
               </w:rPr>
-              <w:t xml:space="preserve">      &lt;</w:t>
-            </w:r>
-            <w:proofErr w:type="spellStart"/>
+            </w:pPr>
             <w:r>
               <w:rPr>
                 <w:sz w:val="18"/>
                 <w:szCs w:val="18"/>
               </w:rPr>
-              <w:t>IdentityCard</w:t>
-            </w:r>
-            <w:proofErr w:type="spellEnd"/>
+              <w:t xml:space="preserve">      &lt;</w:t>
+            </w:r>
+            <w:proofErr w:type="spellStart"/>
             <w:r>
               <w:rPr>
                 <w:sz w:val="18"/>
                 <w:szCs w:val="18"/>
               </w:rPr>
-              <w:t xml:space="preserve"> Type="195"&gt;</w:t>
-            </w:r>
-          </w:p>
-          <w:p>
-            <w:pPr>
-              <w:ind w:left="720"/>
+              <w:t>I</w:t>
+            </w:r>
+            <w:r>
               <w:rPr>
                 <w:sz w:val="18"/>
                 <w:szCs w:val="18"/>
               </w:rPr>
-            </w:pPr>
+              <w:t>D</w:t>
+            </w:r>
             <w:r>
               <w:rPr>
                 <w:sz w:val="18"/>
                 <w:szCs w:val="18"/>
               </w:rPr>
-              <w:t xml:space="preserve">        &lt;</w:t>
-            </w:r>
-            <w:proofErr w:type="spellStart"/>
+              <w:t>Card</w:t>
+            </w:r>
+            <w:proofErr w:type="spellEnd"/>
             <w:r>
               <w:rPr>
                 <w:sz w:val="18"/>
                 <w:szCs w:val="18"/>
               </w:rPr>
-              <w:t>CardNumber</w:t>
-            </w:r>
-            <w:proofErr w:type="spellEnd"/>
-            <w:r>
+              <w:t xml:space="preserve"> Type="195"&gt;</w:t>
+            </w:r>
+          </w:p>
+          <w:p>
+            <w:pPr>
+              <w:ind w:left="720"/>
               <w:rPr>
                 <w:sz w:val="18"/>
                 <w:szCs w:val="18"/>
               </w:rPr>
-              <w:t>&gt;591286124036&lt;/</w:t>
-            </w:r>
-            <w:proofErr w:type="spellStart"/>
+            </w:pPr>
             <w:r>
               <w:rPr>
                 <w:sz w:val="18"/>
                 <w:szCs w:val="18"/>
               </w:rPr>
-              <w:t>CardNumber</w:t>
-            </w:r>
-            <w:proofErr w:type="spellEnd"/>
+              <w:t xml:space="preserve">        &lt;</w:t>
+            </w:r>
+            <w:proofErr w:type="spellStart"/>
             <w:r>
               <w:rPr>
                 <w:sz w:val="18"/>
                 <w:szCs w:val="18"/>
               </w:rPr>
-              <w:t>&gt;</w:t>
-            </w:r>
-          </w:p>
-          <w:p>
-            <w:pPr>
-              <w:ind w:left="720"/>
+              <w:t>CardN</w:t>
+            </w:r>
+            <w:r>
               <w:rPr>
                 <w:sz w:val="18"/>
                 <w:szCs w:val="18"/>
               </w:rPr>
-            </w:pPr>
+              <w:t>r</w:t>
+            </w:r>
+            <w:proofErr w:type="spellEnd"/>
             <w:r>
               <w:rPr>
                 <w:sz w:val="18"/>
                 <w:szCs w:val="18"/>
               </w:rPr>
-              <w:t xml:space="preserve">        &lt;ExpiryDate&gt;&lt;Century&gt;20&lt;/Century&gt;&lt;Year&gt;16&lt;/Year&gt;&lt;Month&gt;03&lt;/Month&gt;&lt;Day&gt;02&lt;/Day&gt;&lt;/ExpiryDate&gt;</w:t>
-            </w:r>
-          </w:p>
-          <w:p>
-            <w:pPr>
-              <w:ind w:left="720"/>
+              <w:t>&gt;591286124036&lt;/</w:t>
+            </w:r>
+            <w:proofErr w:type="spellStart"/>
+            <w:r>
               <w:rPr>
                 <w:sz w:val="18"/>
                 <w:szCs w:val="18"/>
               </w:rPr>
-            </w:pPr>
+              <w:t>CardN</w:t>
+            </w:r>
             <w:r>
               <w:rPr>
                 <w:sz w:val="18"/>
                 <w:szCs w:val="18"/>
               </w:rPr>
-              <w:t xml:space="preserve">      &lt;/</w:t>
-            </w:r>
-            <w:proofErr w:type="spellStart"/>
+              <w:t>r</w:t>
+            </w:r>
+            <w:proofErr w:type="spellEnd"/>
             <w:r>
               <w:rPr>
                 <w:sz w:val="18"/>
                 <w:szCs w:val="18"/>
               </w:rPr>
-              <w:t>IdentityCard</w:t>
-            </w:r>
-            <w:proofErr w:type="spellEnd"/>
-            <w:r>
+              <w:t>&gt;</w:t>
+            </w:r>
+          </w:p>
+          <w:p>
+            <w:pPr>
+              <w:ind w:left="720"/>
               <w:rPr>
                 <w:sz w:val="18"/>
                 <w:szCs w:val="18"/>
               </w:rPr>
-              <w:t>&gt;</w:t>
-            </w:r>
-          </w:p>
-          <w:p>
-            <w:pPr>
-              <w:ind w:left="720"/>
+            </w:pPr>
+            <w:r>
               <w:rPr>
                 <w:sz w:val="18"/>
                 <w:szCs w:val="18"/>
               </w:rPr>
-            </w:pPr>
-            <w:r>
+              <w:t xml:space="preserve">        &lt;ExpiryDate&gt;&lt;Century&gt;20&lt;/Century&gt;&lt;Year&gt;16&lt;/Year&gt;&lt;Month&gt;03&lt;/Month&gt;&lt;Day&gt;02&lt;/Day&gt;&lt;/ExpiryDate&gt;</w:t>
+            </w:r>
+          </w:p>
+          <w:p>
+            <w:pPr>
+              <w:ind w:left="720"/>
               <w:rPr>
                 <w:sz w:val="18"/>
                 <w:szCs w:val="18"/>
               </w:rPr>
-              <w:t xml:space="preserve"> &lt;/</w:t>
-            </w:r>
-            <w:proofErr w:type="spellStart"/>
+            </w:pPr>
             <w:r>
               <w:rPr>
                 <w:sz w:val="18"/>
                 <w:szCs w:val="18"/>
               </w:rPr>
-              <w:t>IdentityCards</w:t>
+              <w:t xml:space="preserve">      &lt;/</w:t>
+            </w:r>
+            <w:proofErr w:type="spellStart"/>
+            <w:r>
+              <w:rPr>
+                <w:sz w:val="18"/>
+                <w:szCs w:val="18"/>
+              </w:rPr>
+              <w:t>I</w:t>
+            </w:r>
+            <w:r>
+              <w:rPr>
+                <w:sz w:val="18"/>
+                <w:szCs w:val="18"/>
+              </w:rPr>
+              <w:t>D</w:t>
+            </w:r>
+            <w:r>
+              <w:rPr>
+                <w:sz w:val="18"/>
+                <w:szCs w:val="18"/>
+              </w:rPr>
+              <w:t>Card</w:t>
+            </w:r>
+            <w:proofErr w:type="spellEnd"/>
+            <w:r>
+              <w:rPr>
+                <w:sz w:val="18"/>
+                <w:szCs w:val="18"/>
+              </w:rPr>
+              <w:t>&gt;</w:t>
+            </w:r>
+          </w:p>
+          <w:p>
+            <w:pPr>
+              <w:ind w:left="720"/>
+              <w:rPr>
+                <w:sz w:val="18"/>
+                <w:szCs w:val="18"/>
+              </w:rPr>
+            </w:pPr>
+            <w:r>
+              <w:rPr>
+                <w:sz w:val="18"/>
+                <w:szCs w:val="18"/>
+              </w:rPr>
+              <w:t xml:space="preserve">      &lt;</w:t>
+            </w:r>
+            <w:proofErr w:type="spellStart"/>
+            <w:r>
+              <w:rPr>
+                <w:sz w:val="18"/>
+                <w:szCs w:val="18"/>
+              </w:rPr>
+              <w:t>I</w:t>
+            </w:r>
+            <w:r>
+              <w:rPr>
+                <w:sz w:val="18"/>
+                <w:szCs w:val="18"/>
+              </w:rPr>
+              <w:t>D</w:t>
+            </w:r>
+            <w:r>
+              <w:rPr>
+                <w:sz w:val="18"/>
+                <w:szCs w:val="18"/>
+              </w:rPr>
+              <w:t>Card</w:t>
+            </w:r>
+            <w:proofErr w:type="spellEnd"/>
+            <w:r>
+              <w:rPr>
+                <w:sz w:val="18"/>
+                <w:szCs w:val="18"/>
+              </w:rPr>
+              <w:t xml:space="preserve"> Type="19</w:t>
+            </w:r>
+            <w:r>
+              <w:rPr>
+                <w:sz w:val="18"/>
+                <w:szCs w:val="18"/>
+              </w:rPr>
+              <w:t>6</w:t>
+            </w:r>
+            <w:r>
+              <w:rPr>
+                <w:sz w:val="18"/>
+                <w:szCs w:val="18"/>
+              </w:rPr>
+              <w:t>"&gt;</w:t>
+            </w:r>
+          </w:p>
+          <w:p>
+            <w:pPr>
+              <w:ind w:left="720"/>
+              <w:rPr>
+                <w:sz w:val="18"/>
+                <w:szCs w:val="18"/>
+              </w:rPr>
+            </w:pPr>
+            <w:r>
+              <w:rPr>
+                <w:sz w:val="18"/>
+                <w:szCs w:val="18"/>
+              </w:rPr>
+              <w:t xml:space="preserve">        &lt;</w:t>
+            </w:r>
+            <w:proofErr w:type="spellStart"/>
+            <w:r>
+              <w:rPr>
+                <w:sz w:val="18"/>
+                <w:szCs w:val="18"/>
+              </w:rPr>
+              <w:t>CardN</w:t>
+            </w:r>
+            <w:r>
+              <w:rPr>
+                <w:sz w:val="18"/>
+                <w:szCs w:val="18"/>
+              </w:rPr>
+              <w:t>r</w:t>
+            </w:r>
+            <w:proofErr w:type="spellEnd"/>
+            <w:r>
+              <w:rPr>
+                <w:sz w:val="18"/>
+                <w:szCs w:val="18"/>
+              </w:rPr>
+              <w:t>&gt;</w:t>
+            </w:r>
+            <w:r>
+              <w:rPr>
+                <w:sz w:val="18"/>
+                <w:szCs w:val="18"/>
+              </w:rPr>
+              <w:t>123</w:t>
+            </w:r>
+            <w:r>
+              <w:rPr>
+                <w:sz w:val="18"/>
+                <w:szCs w:val="18"/>
+              </w:rPr>
+              <w:t>286124036&lt;/</w:t>
+            </w:r>
+            <w:proofErr w:type="spellStart"/>
+            <w:r>
+              <w:rPr>
+                <w:sz w:val="18"/>
+                <w:szCs w:val="18"/>
+              </w:rPr>
+              <w:t>CardN</w:t>
+            </w:r>
+            <w:r>
+              <w:rPr>
+                <w:sz w:val="18"/>
+                <w:szCs w:val="18"/>
+              </w:rPr>
+              <w:t>r</w:t>
+            </w:r>
+            <w:proofErr w:type="spellEnd"/>
+            <w:r>
+              <w:rPr>
+                <w:sz w:val="18"/>
+                <w:szCs w:val="18"/>
+              </w:rPr>
+              <w:t>&gt;</w:t>
+            </w:r>
+          </w:p>
+          <w:p>
+            <w:pPr>
+              <w:ind w:left="720"/>
+              <w:rPr>
+                <w:sz w:val="18"/>
+                <w:szCs w:val="18"/>
+              </w:rPr>
+            </w:pPr>
+            <w:r>
+              <w:rPr>
+                <w:sz w:val="18"/>
+                <w:szCs w:val="18"/>
+              </w:rPr>
+              <w:t xml:space="preserve">        &lt;ExpiryDate&gt;&lt;Century&gt;20&lt;/Century&gt;&lt;Year&gt;</w:t>
+            </w:r>
+            <w:r>
+              <w:rPr>
+                <w:sz w:val="18"/>
+                <w:szCs w:val="18"/>
+              </w:rPr>
+              <w:t>2</w:t>
+            </w:r>
+            <w:r>
+              <w:rPr>
+                <w:sz w:val="18"/>
+                <w:szCs w:val="18"/>
+              </w:rPr>
+              <w:t>6&lt;/Year&gt;&lt;Month&gt;03&lt;/Month&gt;&lt;Day&gt;02&lt;/Day&gt;&lt;/ExpiryDate&gt;</w:t>
+            </w:r>
+          </w:p>
+          <w:p>
+            <w:pPr>
+              <w:ind w:left="720"/>
+              <w:rPr>
+                <w:sz w:val="18"/>
+                <w:szCs w:val="18"/>
+              </w:rPr>
+            </w:pPr>
+            <w:r>
+              <w:rPr>
+                <w:sz w:val="18"/>
+                <w:szCs w:val="18"/>
+              </w:rPr>
+              <w:t xml:space="preserve">      &lt;/</w:t>
+            </w:r>
+            <w:proofErr w:type="spellStart"/>
+            <w:r>
+              <w:rPr>
+                <w:sz w:val="18"/>
+                <w:szCs w:val="18"/>
+              </w:rPr>
+              <w:t>I</w:t>
+            </w:r>
+            <w:r>
+              <w:rPr>
+                <w:sz w:val="18"/>
+                <w:szCs w:val="18"/>
+              </w:rPr>
+              <w:t>D</w:t>
+            </w:r>
+            <w:r>
+              <w:rPr>
+                <w:sz w:val="18"/>
+                <w:szCs w:val="18"/>
+              </w:rPr>
+              <w:t>Card</w:t>
+            </w:r>
+            <w:proofErr w:type="spellEnd"/>
+            <w:r>
+              <w:rPr>
+                <w:sz w:val="18"/>
+                <w:szCs w:val="18"/>
+              </w:rPr>
+              <w:t>&gt;</w:t>
+            </w:r>
+          </w:p>
+          <w:p>
+            <w:pPr>
+              <w:ind w:left="720"/>
+              <w:rPr>
+                <w:sz w:val="18"/>
+                <w:szCs w:val="18"/>
+              </w:rPr>
+            </w:pPr>
+            <w:r>
+              <w:rPr>
+                <w:sz w:val="18"/>
+                <w:szCs w:val="18"/>
+              </w:rPr>
+              <w:t xml:space="preserve"> &lt;/</w:t>
+            </w:r>
+            <w:proofErr w:type="spellStart"/>
+            <w:r>
+              <w:rPr>
+                <w:sz w:val="18"/>
+                <w:szCs w:val="18"/>
+              </w:rPr>
+              <w:t>I</w:t>
+            </w:r>
+            <w:r>
+              <w:rPr>
+                <w:sz w:val="18"/>
+                <w:szCs w:val="18"/>
+              </w:rPr>
+              <w:t>D</w:t>
+            </w:r>
+            <w:r>
+              <w:rPr>
+                <w:sz w:val="18"/>
+                <w:szCs w:val="18"/>
+              </w:rPr>
+              <w:t>Cards</w:t>
             </w:r>
             <w:proofErr w:type="spellEnd"/>
             <w:r>
@@ -38088,7 +38647,7 @@
             <w:pPr>
               <w:pStyle w:val="Heading2"/>
             </w:pPr>
-            <w:bookmarkStart w:id="90" w:name="_Toc225926438"/>
+            <w:bookmarkStart w:id="90" w:name="_Toc226112884"/>
             <w:r>
               <w:t>F</w:t>
             </w:r>
@@ -39354,7 +39913,7 @@
             <w:pPr>
               <w:pStyle w:val="Heading2"/>
             </w:pPr>
-            <w:bookmarkStart w:id="91" w:name="_Toc225926439"/>
+            <w:bookmarkStart w:id="91" w:name="_Toc226112885"/>
             <w:r>
               <w:t>F</w:t>
             </w:r>
@@ -40030,7 +40589,7 @@
             <w:pPr>
               <w:pStyle w:val="Heading2"/>
             </w:pPr>
-            <w:bookmarkStart w:id="92" w:name="_Toc225926440"/>
+            <w:bookmarkStart w:id="92" w:name="_Toc226112886"/>
             <w:r>
               <w:t>F</w:t>
             </w:r>
@@ -40939,7 +41498,7 @@
             <w:pPr>
               <w:pStyle w:val="Heading2"/>
             </w:pPr>
-            <w:bookmarkStart w:id="93" w:name="_Toc225926441"/>
+            <w:bookmarkStart w:id="93" w:name="_Toc226112887"/>
             <w:r>
               <w:t>F</w:t>
             </w:r>
@@ -42288,7 +42847,7 @@
             <w:r>
               <w:br w:type="page"/>
             </w:r>
-            <w:bookmarkStart w:id="94" w:name="_Toc225926442"/>
+            <w:bookmarkStart w:id="94" w:name="_Toc226112888"/>
             <w:r>
               <w:rPr>
                 <w:b/>
@@ -42425,7 +42984,7 @@
             <w:pPr>
               <w:pStyle w:val="Heading2"/>
             </w:pPr>
-            <w:bookmarkStart w:id="95" w:name="_Toc225926443"/>
+            <w:bookmarkStart w:id="95" w:name="_Toc226112889"/>
             <w:r>
               <w:t>F</w:t>
             </w:r>
@@ -42633,7 +43192,7 @@
             <w:pPr>
               <w:pStyle w:val="Heading2"/>
             </w:pPr>
-            <w:bookmarkStart w:id="96" w:name="_Toc225926444"/>
+            <w:bookmarkStart w:id="96" w:name="_Toc226112890"/>
             <w:r>
               <w:t>F</w:t>
             </w:r>
@@ -42845,7 +43404,7 @@
             <w:pPr>
               <w:pStyle w:val="Heading2"/>
             </w:pPr>
-            <w:bookmarkStart w:id="97" w:name="_Toc225926445"/>
+            <w:bookmarkStart w:id="97" w:name="_Toc226112891"/>
             <w:r>
               <w:t>F</w:t>
             </w:r>
@@ -43047,7 +43606,7 @@
             <w:pPr>
               <w:pStyle w:val="Heading2"/>
             </w:pPr>
-            <w:bookmarkStart w:id="98" w:name="_Toc225926446"/>
+            <w:bookmarkStart w:id="98" w:name="_Toc226112892"/>
             <w:r>
               <w:t>F</w:t>
             </w:r>
@@ -43381,7 +43940,7 @@
             <w:pPr>
               <w:pStyle w:val="Heading2"/>
             </w:pPr>
-            <w:bookmarkStart w:id="99" w:name="_Toc225926447"/>
+            <w:bookmarkStart w:id="99" w:name="_Toc226112893"/>
             <w:r>
               <w:lastRenderedPageBreak/>
               <w:t>F</w:t>
@@ -43688,7 +44247,7 @@
             <w:r>
               <w:br w:type="page"/>
             </w:r>
-            <w:bookmarkStart w:id="100" w:name="_Toc225926448"/>
+            <w:bookmarkStart w:id="100" w:name="_Toc226112894"/>
             <w:r>
               <w:rPr>
                 <w:b/>
@@ -43824,7 +44383,7 @@
             <w:pPr>
               <w:pStyle w:val="Heading2"/>
             </w:pPr>
-            <w:bookmarkStart w:id="101" w:name="_Toc225926449"/>
+            <w:bookmarkStart w:id="101" w:name="_Toc226112895"/>
             <w:r>
               <w:t>F</w:t>
             </w:r>
@@ -43958,7 +44517,7 @@
             <w:pPr>
               <w:pStyle w:val="Heading2"/>
             </w:pPr>
-            <w:bookmarkStart w:id="102" w:name="_Toc225926450"/>
+            <w:bookmarkStart w:id="102" w:name="_Toc226112896"/>
             <w:r>
               <w:t>F</w:t>
             </w:r>
@@ -44247,7 +44806,7 @@
             <w:pPr>
               <w:pStyle w:val="Heading2"/>
             </w:pPr>
-            <w:bookmarkStart w:id="103" w:name="_Toc225926451"/>
+            <w:bookmarkStart w:id="103" w:name="_Toc226112897"/>
             <w:r>
               <w:lastRenderedPageBreak/>
               <w:t>F</w:t>
@@ -44722,7 +45281,7 @@
             <w:pPr>
               <w:pStyle w:val="Heading2"/>
             </w:pPr>
-            <w:bookmarkStart w:id="104" w:name="_Toc225926452"/>
+            <w:bookmarkStart w:id="104" w:name="_Toc226112898"/>
             <w:r>
               <w:t>F</w:t>
             </w:r>
@@ -45231,7 +45790,7 @@
             <w:pPr>
               <w:pStyle w:val="Heading2"/>
             </w:pPr>
-            <w:bookmarkStart w:id="105" w:name="_Toc225926453"/>
+            <w:bookmarkStart w:id="105" w:name="_Toc226112899"/>
             <w:r>
               <w:lastRenderedPageBreak/>
               <w:t>F</w:t>
@@ -45483,7 +46042,7 @@
             <w:pPr>
               <w:pStyle w:val="Heading2"/>
             </w:pPr>
-            <w:bookmarkStart w:id="106" w:name="_Toc225926454"/>
+            <w:bookmarkStart w:id="106" w:name="_Toc226112900"/>
             <w:r>
               <w:t>F</w:t>
             </w:r>
@@ -45873,13 +46432,16 @@
             <w:t>1</w:t>
           </w:r>
           <w:r>
-            <w:t>6</w:t>
+            <w:t>7</w:t>
           </w:r>
           <w:r>
             <w:t xml:space="preserve"> –</w:t>
           </w:r>
           <w:r>
-            <w:t>01</w:t>
+            <w:t>0</w:t>
+          </w:r>
+          <w:r>
+            <w:t>3</w:t>
           </w:r>
           <w:r>
             <w:t>/</w:t>
